--- a/Report and figures/Project report.docx
+++ b/Report and figures/Project report.docx
@@ -224,7 +224,7 @@
           <w:sz w:val="28"/>
           <w:szCs w:val="28"/>
         </w:rPr>
-        <w:t xml:space="preserve">, </w:t>
+        <w:t xml:space="preserve"> </w:t>
       </w:r>
       <w:r>
         <w:rPr>
@@ -267,23 +267,14 @@
           <w:sz w:val="28"/>
           <w:szCs w:val="28"/>
         </w:rPr>
-        <w:t xml:space="preserve">Magne </w:t>
-      </w:r>
-      <w:proofErr w:type="spellStart"/>
+        <w:t>Magne Svalland</w:t>
+      </w:r>
       <w:r>
         <w:rPr>
           <w:sz w:val="28"/>
           <w:szCs w:val="28"/>
         </w:rPr>
-        <w:t>Svalland</w:t>
-      </w:r>
-      <w:proofErr w:type="spellEnd"/>
-      <w:r>
-        <w:rPr>
-          <w:sz w:val="28"/>
-          <w:szCs w:val="28"/>
-        </w:rPr>
-        <w:t xml:space="preserve">, </w:t>
+        <w:t xml:space="preserve"> </w:t>
       </w:r>
       <w:r>
         <w:rPr>
@@ -1149,23 +1140,139 @@
     <w:p/>
     <w:p/>
     <w:p/>
-    <w:p/>
-    <w:p/>
-    <w:p/>
-    <w:p/>
-    <w:p/>
-    <w:p/>
-    <w:p/>
-    <w:p/>
-    <w:p/>
-    <w:p/>
-    <w:p/>
-    <w:p/>
-    <w:p/>
-    <w:p/>
-    <w:p/>
-    <w:p/>
-    <w:p/>
+    <w:p>
+      <w:pPr>
+        <w:rPr>
+          <w:lang w:val="nb-NO"/>
+        </w:rPr>
+      </w:pPr>
+      <w:r>
+        <w:rPr>
+          <w:highlight w:val="yellow"/>
+          <w:lang w:val="nb-NO"/>
+        </w:rPr>
+        <w:t xml:space="preserve">Note to self: Husk å skriv noe om at DL (learned features) vil ha dårligere forklarbarhet enn </w:t>
+      </w:r>
+      <w:r>
+        <w:rPr>
+          <w:highlight w:val="yellow"/>
+          <w:lang w:val="nb-NO"/>
+        </w:rPr>
+        <w:t>handcrafted features, og at det derfor vil være behov for metoder for forklarbarhet som XAI</w:t>
+      </w:r>
+    </w:p>
+    <w:p>
+      <w:pPr>
+        <w:rPr>
+          <w:lang w:val="nb-NO"/>
+        </w:rPr>
+      </w:pPr>
+    </w:p>
+    <w:p>
+      <w:pPr>
+        <w:rPr>
+          <w:lang w:val="nb-NO"/>
+        </w:rPr>
+      </w:pPr>
+    </w:p>
+    <w:p>
+      <w:pPr>
+        <w:rPr>
+          <w:lang w:val="nb-NO"/>
+        </w:rPr>
+      </w:pPr>
+    </w:p>
+    <w:p>
+      <w:pPr>
+        <w:rPr>
+          <w:lang w:val="nb-NO"/>
+        </w:rPr>
+      </w:pPr>
+    </w:p>
+    <w:p>
+      <w:pPr>
+        <w:rPr>
+          <w:lang w:val="nb-NO"/>
+        </w:rPr>
+      </w:pPr>
+    </w:p>
+    <w:p>
+      <w:pPr>
+        <w:rPr>
+          <w:lang w:val="nb-NO"/>
+        </w:rPr>
+      </w:pPr>
+    </w:p>
+    <w:p>
+      <w:pPr>
+        <w:rPr>
+          <w:lang w:val="nb-NO"/>
+        </w:rPr>
+      </w:pPr>
+    </w:p>
+    <w:p>
+      <w:pPr>
+        <w:rPr>
+          <w:lang w:val="nb-NO"/>
+        </w:rPr>
+      </w:pPr>
+    </w:p>
+    <w:p>
+      <w:pPr>
+        <w:rPr>
+          <w:lang w:val="nb-NO"/>
+        </w:rPr>
+      </w:pPr>
+    </w:p>
+    <w:p>
+      <w:pPr>
+        <w:rPr>
+          <w:lang w:val="nb-NO"/>
+        </w:rPr>
+      </w:pPr>
+    </w:p>
+    <w:p>
+      <w:pPr>
+        <w:rPr>
+          <w:lang w:val="nb-NO"/>
+        </w:rPr>
+      </w:pPr>
+    </w:p>
+    <w:p>
+      <w:pPr>
+        <w:rPr>
+          <w:lang w:val="nb-NO"/>
+        </w:rPr>
+      </w:pPr>
+    </w:p>
+    <w:p>
+      <w:pPr>
+        <w:rPr>
+          <w:lang w:val="nb-NO"/>
+        </w:rPr>
+      </w:pPr>
+    </w:p>
+    <w:p>
+      <w:pPr>
+        <w:rPr>
+          <w:lang w:val="nb-NO"/>
+        </w:rPr>
+      </w:pPr>
+    </w:p>
+    <w:p>
+      <w:pPr>
+        <w:rPr>
+          <w:lang w:val="nb-NO"/>
+        </w:rPr>
+      </w:pPr>
+    </w:p>
+    <w:p>
+      <w:pPr>
+        <w:rPr>
+          <w:lang w:val="nb-NO"/>
+        </w:rPr>
+      </w:pPr>
+    </w:p>
     <w:p>
       <w:pPr>
         <w:pStyle w:val="Heading1"/>
@@ -1184,14 +1291,550 @@
           <w:rFonts w:ascii="Times New Roman" w:hAnsi="Times New Roman" w:cs="Times New Roman"/>
         </w:rPr>
       </w:pPr>
-    </w:p>
-    <w:p/>
+      <w:r>
+        <w:rPr>
+          <w:rFonts w:ascii="Times New Roman" w:hAnsi="Times New Roman" w:cs="Times New Roman"/>
+        </w:rPr>
+        <w:t xml:space="preserve">Chest radiography is one of the most widely used imaging modalities in modern medicine and plays a central role in the diagnosis of thoracic diseases. It is </w:t>
+      </w:r>
+      <w:r>
+        <w:rPr>
+          <w:rFonts w:ascii="Times New Roman" w:hAnsi="Times New Roman" w:cs="Times New Roman"/>
+        </w:rPr>
+        <w:t xml:space="preserve">typically the first imaging examination used for patients presenting with symptoms such as chest pain, shortness of breath or persistent cough </w:t>
+      </w:r>
+      <w:sdt>
+        <w:sdtPr>
+          <w:rPr>
+            <w:rFonts w:ascii="Times New Roman" w:hAnsi="Times New Roman" w:cs="Times New Roman"/>
+          </w:rPr>
+          <w:id w:val="2062905394"/>
+          <w:citation/>
+        </w:sdtPr>
+        <w:sdtContent>
+          <w:r>
+            <w:rPr>
+              <w:rFonts w:ascii="Times New Roman" w:hAnsi="Times New Roman" w:cs="Times New Roman"/>
+            </w:rPr>
+            <w:fldChar w:fldCharType="begin"/>
+          </w:r>
+          <w:r>
+            <w:rPr>
+              <w:rFonts w:ascii="Times New Roman" w:hAnsi="Times New Roman" w:cs="Times New Roman"/>
+            </w:rPr>
+            <w:instrText xml:space="preserve"> CITATION Kle19 \l 2057 </w:instrText>
+          </w:r>
+          <w:r>
+            <w:rPr>
+              <w:rFonts w:ascii="Times New Roman" w:hAnsi="Times New Roman" w:cs="Times New Roman"/>
+            </w:rPr>
+            <w:fldChar w:fldCharType="separate"/>
+          </w:r>
+          <w:r>
+            <w:rPr>
+              <w:rFonts w:ascii="Times New Roman" w:hAnsi="Times New Roman" w:cs="Times New Roman"/>
+              <w:noProof/>
+            </w:rPr>
+            <w:t>(Klein &amp; Rosado-de-Christenson, 2019)</w:t>
+          </w:r>
+          <w:r>
+            <w:rPr>
+              <w:rFonts w:ascii="Times New Roman" w:hAnsi="Times New Roman" w:cs="Times New Roman"/>
+            </w:rPr>
+            <w:fldChar w:fldCharType="end"/>
+          </w:r>
+        </w:sdtContent>
+      </w:sdt>
+      <w:r>
+        <w:rPr>
+          <w:rFonts w:ascii="Times New Roman" w:hAnsi="Times New Roman" w:cs="Times New Roman"/>
+        </w:rPr>
+        <w:t xml:space="preserve">. Due to its low cost, speed, and non-invasive nature, some countries report chest X-ray imaging accounting for up to 20% of diagnostic imaging done </w:t>
+      </w:r>
+      <w:sdt>
+        <w:sdtPr>
+          <w:rPr>
+            <w:rFonts w:ascii="Times New Roman" w:hAnsi="Times New Roman" w:cs="Times New Roman"/>
+          </w:rPr>
+          <w:id w:val="-1986233060"/>
+          <w:citation/>
+        </w:sdtPr>
+        <w:sdtContent>
+          <w:r>
+            <w:rPr>
+              <w:rFonts w:ascii="Times New Roman" w:hAnsi="Times New Roman" w:cs="Times New Roman"/>
+            </w:rPr>
+            <w:fldChar w:fldCharType="begin"/>
+          </w:r>
+          <w:r>
+            <w:rPr>
+              <w:rFonts w:ascii="Times New Roman" w:hAnsi="Times New Roman" w:cs="Times New Roman"/>
+            </w:rPr>
+            <w:instrText xml:space="preserve"> CITATION Pip14 \l 2057 </w:instrText>
+          </w:r>
+          <w:r>
+            <w:rPr>
+              <w:rFonts w:ascii="Times New Roman" w:hAnsi="Times New Roman" w:cs="Times New Roman"/>
+            </w:rPr>
+            <w:fldChar w:fldCharType="separate"/>
+          </w:r>
+          <w:r>
+            <w:rPr>
+              <w:rFonts w:ascii="Times New Roman" w:hAnsi="Times New Roman" w:cs="Times New Roman"/>
+              <w:noProof/>
+            </w:rPr>
+            <w:t>(Piper, et al., 2014)</w:t>
+          </w:r>
+          <w:r>
+            <w:rPr>
+              <w:rFonts w:ascii="Times New Roman" w:hAnsi="Times New Roman" w:cs="Times New Roman"/>
+            </w:rPr>
+            <w:fldChar w:fldCharType="end"/>
+          </w:r>
+        </w:sdtContent>
+      </w:sdt>
+      <w:r>
+        <w:rPr>
+          <w:rFonts w:ascii="Times New Roman" w:hAnsi="Times New Roman" w:cs="Times New Roman"/>
+        </w:rPr>
+        <w:t>.</w:t>
+      </w:r>
+    </w:p>
+    <w:p>
+      <w:pPr>
+        <w:spacing w:line="360" w:lineRule="auto"/>
+        <w:rPr>
+          <w:rFonts w:ascii="Times New Roman" w:hAnsi="Times New Roman" w:cs="Times New Roman"/>
+        </w:rPr>
+      </w:pPr>
+      <w:r>
+        <w:rPr>
+          <w:rFonts w:ascii="Times New Roman" w:hAnsi="Times New Roman" w:cs="Times New Roman"/>
+        </w:rPr>
+        <w:t>Chest radiographs provide valuable information about the lungs, heart, and surrounding structures, which enables clinicians to detect a wide range of conditions, including pneumonia, lung cancer, oedemas and lesions.</w:t>
+      </w:r>
+    </w:p>
+    <w:p>
+      <w:pPr>
+        <w:spacing w:line="360" w:lineRule="auto"/>
+        <w:rPr>
+          <w:rFonts w:ascii="Times New Roman" w:hAnsi="Times New Roman" w:cs="Times New Roman"/>
+        </w:rPr>
+      </w:pPr>
+      <w:r>
+        <w:rPr>
+          <w:rFonts w:ascii="Times New Roman" w:hAnsi="Times New Roman" w:cs="Times New Roman"/>
+        </w:rPr>
+        <w:t xml:space="preserve">Despite its importance, the interpretation of chest radiographs remains a challenging task. Klein and Rosado-de-Christenson explains that this is because </w:t>
+      </w:r>
+      <w:r>
+        <w:rPr>
+          <w:rFonts w:ascii="Times New Roman" w:hAnsi="Times New Roman" w:cs="Times New Roman"/>
+        </w:rPr>
+        <w:t xml:space="preserve">of </w:t>
+      </w:r>
+      <w:r>
+        <w:rPr>
+          <w:rFonts w:ascii="Times New Roman" w:hAnsi="Times New Roman" w:cs="Times New Roman"/>
+        </w:rPr>
+        <w:t xml:space="preserve">“The superimposition of complex structures of various radiographic density (gas, water, calcium, metal and fat) </w:t>
+      </w:r>
+      <w:sdt>
+        <w:sdtPr>
+          <w:rPr>
+            <w:rFonts w:ascii="Times New Roman" w:hAnsi="Times New Roman" w:cs="Times New Roman"/>
+          </w:rPr>
+          <w:id w:val="1769193262"/>
+          <w:citation/>
+        </w:sdtPr>
+        <w:sdtContent>
+          <w:r>
+            <w:rPr>
+              <w:rFonts w:ascii="Times New Roman" w:hAnsi="Times New Roman" w:cs="Times New Roman"/>
+            </w:rPr>
+            <w:fldChar w:fldCharType="begin"/>
+          </w:r>
+          <w:r>
+            <w:rPr>
+              <w:rFonts w:ascii="Times New Roman" w:hAnsi="Times New Roman" w:cs="Times New Roman"/>
+            </w:rPr>
+            <w:instrText xml:space="preserve"> CITATION Kle19 \l 2057 </w:instrText>
+          </w:r>
+          <w:r>
+            <w:rPr>
+              <w:rFonts w:ascii="Times New Roman" w:hAnsi="Times New Roman" w:cs="Times New Roman"/>
+            </w:rPr>
+            <w:fldChar w:fldCharType="separate"/>
+          </w:r>
+          <w:r>
+            <w:rPr>
+              <w:rFonts w:ascii="Times New Roman" w:hAnsi="Times New Roman" w:cs="Times New Roman"/>
+              <w:noProof/>
+            </w:rPr>
+            <w:t>(Klein &amp; Rosado-de-Christenson, 2019)</w:t>
+          </w:r>
+          <w:r>
+            <w:rPr>
+              <w:rFonts w:ascii="Times New Roman" w:hAnsi="Times New Roman" w:cs="Times New Roman"/>
+            </w:rPr>
+            <w:fldChar w:fldCharType="end"/>
+          </w:r>
+        </w:sdtContent>
+      </w:sdt>
+      <w:r>
+        <w:rPr>
+          <w:rFonts w:ascii="Times New Roman" w:hAnsi="Times New Roman" w:cs="Times New Roman"/>
+        </w:rPr>
+        <w:t>. The nature of this superimposition, projecting three</w:t>
+      </w:r>
+      <w:r>
+        <w:rPr>
+          <w:rFonts w:ascii="Times New Roman" w:hAnsi="Times New Roman" w:cs="Times New Roman"/>
+        </w:rPr>
+        <w:t xml:space="preserve"> </w:t>
+      </w:r>
+      <w:r>
+        <w:rPr>
+          <w:rFonts w:ascii="Times New Roman" w:hAnsi="Times New Roman" w:cs="Times New Roman"/>
+        </w:rPr>
+        <w:t>dimensional anatomical structures onto a two-dimensional image,</w:t>
+      </w:r>
+      <w:r>
+        <w:rPr>
+          <w:rFonts w:ascii="Times New Roman" w:hAnsi="Times New Roman" w:cs="Times New Roman"/>
+        </w:rPr>
+        <w:t xml:space="preserve"> and the subtle nature of many pathological findings makes this </w:t>
+      </w:r>
+      <w:r>
+        <w:rPr>
+          <w:rFonts w:ascii="Times New Roman" w:hAnsi="Times New Roman" w:cs="Times New Roman"/>
+        </w:rPr>
+        <w:t xml:space="preserve">one of the most difficult radiographs to interpret </w:t>
+      </w:r>
+      <w:sdt>
+        <w:sdtPr>
+          <w:rPr>
+            <w:rFonts w:ascii="Times New Roman" w:hAnsi="Times New Roman" w:cs="Times New Roman"/>
+          </w:rPr>
+          <w:id w:val="-195689979"/>
+          <w:citation/>
+        </w:sdtPr>
+        <w:sdtContent>
+          <w:r>
+            <w:rPr>
+              <w:rFonts w:ascii="Times New Roman" w:hAnsi="Times New Roman" w:cs="Times New Roman"/>
+            </w:rPr>
+            <w:fldChar w:fldCharType="begin"/>
+          </w:r>
+          <w:r>
+            <w:rPr>
+              <w:rFonts w:ascii="Times New Roman" w:hAnsi="Times New Roman" w:cs="Times New Roman"/>
+            </w:rPr>
+            <w:instrText xml:space="preserve"> CITATION Dre23 \l 2057 </w:instrText>
+          </w:r>
+          <w:r>
+            <w:rPr>
+              <w:rFonts w:ascii="Times New Roman" w:hAnsi="Times New Roman" w:cs="Times New Roman"/>
+            </w:rPr>
+            <w:fldChar w:fldCharType="separate"/>
+          </w:r>
+          <w:r>
+            <w:rPr>
+              <w:rFonts w:ascii="Times New Roman" w:hAnsi="Times New Roman" w:cs="Times New Roman"/>
+              <w:noProof/>
+            </w:rPr>
+            <w:t>(Dreyer, van der Merwe, Nicolaou, &amp; Richards, 2023)</w:t>
+          </w:r>
+          <w:r>
+            <w:rPr>
+              <w:rFonts w:ascii="Times New Roman" w:hAnsi="Times New Roman" w:cs="Times New Roman"/>
+            </w:rPr>
+            <w:fldChar w:fldCharType="end"/>
+          </w:r>
+        </w:sdtContent>
+      </w:sdt>
+      <w:r>
+        <w:rPr>
+          <w:rFonts w:ascii="Times New Roman" w:hAnsi="Times New Roman" w:cs="Times New Roman"/>
+        </w:rPr>
+        <w:t>.</w:t>
+      </w:r>
+      <w:r>
+        <w:rPr>
+          <w:rFonts w:ascii="Times New Roman" w:hAnsi="Times New Roman" w:cs="Times New Roman"/>
+        </w:rPr>
+        <w:t xml:space="preserve"> This can make chest radiography interpretation a time-consuming task in a sector that does not usually have a surplus of time to perform tasks.</w:t>
+      </w:r>
+    </w:p>
+    <w:p>
+      <w:pPr>
+        <w:spacing w:line="360" w:lineRule="auto"/>
+        <w:rPr>
+          <w:rFonts w:ascii="Times New Roman" w:hAnsi="Times New Roman" w:cs="Times New Roman"/>
+        </w:rPr>
+      </w:pPr>
+      <w:r>
+        <w:rPr>
+          <w:rFonts w:ascii="Times New Roman" w:hAnsi="Times New Roman" w:cs="Times New Roman"/>
+        </w:rPr>
+        <w:t>Given these challenges</w:t>
+      </w:r>
+      <w:r>
+        <w:rPr>
+          <w:rFonts w:ascii="Times New Roman" w:hAnsi="Times New Roman" w:cs="Times New Roman"/>
+        </w:rPr>
+        <w:t xml:space="preserve">, there is a growing need for automated systems that can assist clinicians in </w:t>
+      </w:r>
+      <w:r>
+        <w:rPr>
+          <w:rFonts w:ascii="Times New Roman" w:hAnsi="Times New Roman" w:cs="Times New Roman"/>
+        </w:rPr>
+        <w:t>interpreting these images.</w:t>
+      </w:r>
+      <w:r>
+        <w:rPr>
+          <w:rFonts w:ascii="Times New Roman" w:hAnsi="Times New Roman" w:cs="Times New Roman"/>
+        </w:rPr>
+        <w:t xml:space="preserve"> There already </w:t>
+      </w:r>
+      <w:r>
+        <w:rPr>
+          <w:rFonts w:ascii="Times New Roman" w:hAnsi="Times New Roman" w:cs="Times New Roman"/>
+        </w:rPr>
+        <w:t>exist</w:t>
+      </w:r>
+      <w:r>
+        <w:rPr>
+          <w:rFonts w:ascii="Times New Roman" w:hAnsi="Times New Roman" w:cs="Times New Roman"/>
+        </w:rPr>
+        <w:t xml:space="preserve"> traditional machine learning methods for </w:t>
+      </w:r>
+      <w:r>
+        <w:rPr>
+          <w:rFonts w:ascii="Times New Roman" w:hAnsi="Times New Roman" w:cs="Times New Roman"/>
+        </w:rPr>
+        <w:t>disease classification in medical image analysis</w:t>
+      </w:r>
+      <w:r>
+        <w:rPr>
+          <w:rFonts w:ascii="Times New Roman" w:hAnsi="Times New Roman" w:cs="Times New Roman"/>
+        </w:rPr>
+        <w:t xml:space="preserve">, which </w:t>
+      </w:r>
+      <w:r>
+        <w:rPr>
+          <w:rFonts w:ascii="Times New Roman" w:hAnsi="Times New Roman" w:cs="Times New Roman"/>
+        </w:rPr>
+        <w:t>rely on</w:t>
+      </w:r>
+      <w:r>
+        <w:rPr>
+          <w:rFonts w:ascii="Times New Roman" w:hAnsi="Times New Roman" w:cs="Times New Roman"/>
+        </w:rPr>
+        <w:t xml:space="preserve"> handcrafted features by experts </w:t>
+      </w:r>
+      <w:sdt>
+        <w:sdtPr>
+          <w:rPr>
+            <w:rFonts w:ascii="Times New Roman" w:hAnsi="Times New Roman" w:cs="Times New Roman"/>
+          </w:rPr>
+          <w:id w:val="49742105"/>
+          <w:citation/>
+        </w:sdtPr>
+        <w:sdtContent>
+          <w:r>
+            <w:rPr>
+              <w:rFonts w:ascii="Times New Roman" w:hAnsi="Times New Roman" w:cs="Times New Roman"/>
+            </w:rPr>
+            <w:fldChar w:fldCharType="begin"/>
+          </w:r>
+          <w:r>
+            <w:rPr>
+              <w:rFonts w:ascii="Times New Roman" w:hAnsi="Times New Roman" w:cs="Times New Roman"/>
+            </w:rPr>
+            <w:instrText xml:space="preserve"> CITATION Run24 \l 2057 </w:instrText>
+          </w:r>
+          <w:r>
+            <w:rPr>
+              <w:rFonts w:ascii="Times New Roman" w:hAnsi="Times New Roman" w:cs="Times New Roman"/>
+            </w:rPr>
+            <w:fldChar w:fldCharType="separate"/>
+          </w:r>
+          <w:r>
+            <w:rPr>
+              <w:rFonts w:ascii="Times New Roman" w:hAnsi="Times New Roman" w:cs="Times New Roman"/>
+              <w:noProof/>
+            </w:rPr>
+            <w:t>(Rundo &amp; Militello, 2024)</w:t>
+          </w:r>
+          <w:r>
+            <w:rPr>
+              <w:rFonts w:ascii="Times New Roman" w:hAnsi="Times New Roman" w:cs="Times New Roman"/>
+            </w:rPr>
+            <w:fldChar w:fldCharType="end"/>
+          </w:r>
+        </w:sdtContent>
+      </w:sdt>
+      <w:r>
+        <w:rPr>
+          <w:rFonts w:ascii="Times New Roman" w:hAnsi="Times New Roman" w:cs="Times New Roman"/>
+        </w:rPr>
+        <w:t>.</w:t>
+      </w:r>
+      <w:r>
+        <w:rPr>
+          <w:rFonts w:ascii="Times New Roman" w:hAnsi="Times New Roman" w:cs="Times New Roman"/>
+        </w:rPr>
+        <w:t xml:space="preserve"> </w:t>
+      </w:r>
+      <w:r>
+        <w:rPr>
+          <w:rFonts w:ascii="Times New Roman" w:hAnsi="Times New Roman" w:cs="Times New Roman"/>
+        </w:rPr>
+        <w:t xml:space="preserve">In contrast, deep learning approaches such as convolutional neural networks can automatically learn feature representations directly from raw image data, enabling them to detect subtle patterns </w:t>
+      </w:r>
+      <w:r>
+        <w:rPr>
+          <w:rFonts w:ascii="Times New Roman" w:hAnsi="Times New Roman" w:cs="Times New Roman"/>
+        </w:rPr>
+        <w:t xml:space="preserve">that may not be easily visible to the experts crafting handcrafted features </w:t>
+      </w:r>
+      <w:sdt>
+        <w:sdtPr>
+          <w:rPr>
+            <w:rFonts w:ascii="Times New Roman" w:hAnsi="Times New Roman" w:cs="Times New Roman"/>
+          </w:rPr>
+          <w:id w:val="330261871"/>
+          <w:citation/>
+        </w:sdtPr>
+        <w:sdtContent>
+          <w:r>
+            <w:rPr>
+              <w:rFonts w:ascii="Times New Roman" w:hAnsi="Times New Roman" w:cs="Times New Roman"/>
+            </w:rPr>
+            <w:fldChar w:fldCharType="begin"/>
+          </w:r>
+          <w:r>
+            <w:rPr>
+              <w:rFonts w:ascii="Times New Roman" w:hAnsi="Times New Roman" w:cs="Times New Roman"/>
+            </w:rPr>
+            <w:instrText xml:space="preserve"> CITATION Nas23 \l 2057 </w:instrText>
+          </w:r>
+          <w:r>
+            <w:rPr>
+              <w:rFonts w:ascii="Times New Roman" w:hAnsi="Times New Roman" w:cs="Times New Roman"/>
+            </w:rPr>
+            <w:fldChar w:fldCharType="separate"/>
+          </w:r>
+          <w:r>
+            <w:rPr>
+              <w:rFonts w:ascii="Times New Roman" w:hAnsi="Times New Roman" w:cs="Times New Roman"/>
+              <w:noProof/>
+            </w:rPr>
+            <w:t>(Nasser &amp; Akhloufi, 2023)</w:t>
+          </w:r>
+          <w:r>
+            <w:rPr>
+              <w:rFonts w:ascii="Times New Roman" w:hAnsi="Times New Roman" w:cs="Times New Roman"/>
+            </w:rPr>
+            <w:fldChar w:fldCharType="end"/>
+          </w:r>
+        </w:sdtContent>
+      </w:sdt>
+      <w:r>
+        <w:rPr>
+          <w:rFonts w:ascii="Times New Roman" w:hAnsi="Times New Roman" w:cs="Times New Roman"/>
+        </w:rPr>
+        <w:t>. Due to this</w:t>
+      </w:r>
+      <w:r>
+        <w:rPr>
+          <w:rFonts w:ascii="Times New Roman" w:hAnsi="Times New Roman" w:cs="Times New Roman"/>
+        </w:rPr>
+        <w:t>, deep learning models typically outperform classic machine learning models based on handcrafted features</w:t>
+      </w:r>
+      <w:r>
+        <w:rPr>
+          <w:rFonts w:ascii="Times New Roman" w:hAnsi="Times New Roman" w:cs="Times New Roman"/>
+        </w:rPr>
+        <w:t>,</w:t>
+      </w:r>
+      <w:r>
+        <w:rPr>
+          <w:rFonts w:ascii="Times New Roman" w:hAnsi="Times New Roman" w:cs="Times New Roman"/>
+        </w:rPr>
+        <w:t xml:space="preserve"> due to </w:t>
+      </w:r>
+      <w:r>
+        <w:rPr>
+          <w:rFonts w:ascii="Times New Roman" w:hAnsi="Times New Roman" w:cs="Times New Roman"/>
+        </w:rPr>
+        <w:t xml:space="preserve">learned features being extracted automatically to solve a specific task </w:t>
+      </w:r>
+      <w:sdt>
+        <w:sdtPr>
+          <w:rPr>
+            <w:rFonts w:ascii="Times New Roman" w:hAnsi="Times New Roman" w:cs="Times New Roman"/>
+          </w:rPr>
+          <w:id w:val="-256286937"/>
+          <w:citation/>
+        </w:sdtPr>
+        <w:sdtContent>
+          <w:r>
+            <w:rPr>
+              <w:rFonts w:ascii="Times New Roman" w:hAnsi="Times New Roman" w:cs="Times New Roman"/>
+            </w:rPr>
+            <w:fldChar w:fldCharType="begin"/>
+          </w:r>
+          <w:r>
+            <w:rPr>
+              <w:rFonts w:ascii="Times New Roman" w:hAnsi="Times New Roman" w:cs="Times New Roman"/>
+            </w:rPr>
+            <w:instrText xml:space="preserve"> CITATION Hos19 \l 2057 </w:instrText>
+          </w:r>
+          <w:r>
+            <w:rPr>
+              <w:rFonts w:ascii="Times New Roman" w:hAnsi="Times New Roman" w:cs="Times New Roman"/>
+            </w:rPr>
+            <w:fldChar w:fldCharType="separate"/>
+          </w:r>
+          <w:r>
+            <w:rPr>
+              <w:rFonts w:ascii="Times New Roman" w:hAnsi="Times New Roman" w:cs="Times New Roman"/>
+              <w:noProof/>
+            </w:rPr>
+            <w:t>(Hosny, Aerts, &amp; Mak, 2019)</w:t>
+          </w:r>
+          <w:r>
+            <w:rPr>
+              <w:rFonts w:ascii="Times New Roman" w:hAnsi="Times New Roman" w:cs="Times New Roman"/>
+            </w:rPr>
+            <w:fldChar w:fldCharType="end"/>
+          </w:r>
+        </w:sdtContent>
+      </w:sdt>
+      <w:r>
+        <w:rPr>
+          <w:rFonts w:ascii="Times New Roman" w:hAnsi="Times New Roman" w:cs="Times New Roman"/>
+        </w:rPr>
+        <w:t>.</w:t>
+      </w:r>
+    </w:p>
+    <w:p>
+      <w:pPr>
+        <w:spacing w:line="360" w:lineRule="auto"/>
+        <w:rPr>
+          <w:rFonts w:ascii="Times New Roman" w:hAnsi="Times New Roman" w:cs="Times New Roman"/>
+        </w:rPr>
+      </w:pPr>
+    </w:p>
     <w:p>
       <w:pPr>
         <w:pStyle w:val="Heading1"/>
       </w:pPr>
       <w:bookmarkStart w:id="4" w:name="_Toc224811545"/>
       <w:r>
+        <w:lastRenderedPageBreak/>
         <w:t>Data</w:t>
       </w:r>
       <w:bookmarkEnd w:id="4"/>
@@ -1278,6 +1921,13 @@
           </w:sdtPr>
           <w:sdtContent>
             <w:p>
+              <w:pPr>
+                <w:pStyle w:val="Bibliography"/>
+                <w:ind w:left="720" w:hanging="720"/>
+                <w:rPr>
+                  <w:noProof/>
+                </w:rPr>
+              </w:pPr>
               <w:r>
                 <w:fldChar w:fldCharType="begin"/>
               </w:r>
@@ -1289,13 +1939,274 @@
               </w:r>
               <w:r>
                 <w:rPr>
-                  <w:b/>
-                  <w:bCs/>
                   <w:noProof/>
-                  <w:lang w:val="en-US"/>
                 </w:rPr>
-                <w:t>There are no sources in the current document.</w:t>
+                <w:t xml:space="preserve">Brealey, S., Scally, A., Hahn, S., Thomas, N., Godfrey, C., &amp; Coomarasamy, A. (2005). Accuracy of radiographer plain radiograph reporting in clinical practice: a meta-analysis. </w:t>
               </w:r>
+              <w:r>
+                <w:rPr>
+                  <w:i/>
+                  <w:iCs/>
+                  <w:noProof/>
+                </w:rPr>
+                <w:t>Clinical Radiology, 60</w:t>
+              </w:r>
+              <w:r>
+                <w:rPr>
+                  <w:noProof/>
+                </w:rPr>
+                <w:t xml:space="preserve">(2), 232-241. doi:10.1016/j.crad.2004.07.012 </w:t>
+              </w:r>
+            </w:p>
+            <w:p>
+              <w:pPr>
+                <w:pStyle w:val="Bibliography"/>
+                <w:ind w:left="720" w:hanging="720"/>
+                <w:rPr>
+                  <w:noProof/>
+                </w:rPr>
+              </w:pPr>
+              <w:r>
+                <w:rPr>
+                  <w:noProof/>
+                </w:rPr>
+                <w:t xml:space="preserve">Dreyer, R. G., van der Merwe, C. M., Nicolaou, M. A., &amp; Richards, G. A. (2023). Assessing and comparing chest radiograph interpretation in the Department of Internal Medicine at the University of the Witwatersrand medical schhol, according to seniority. </w:t>
+              </w:r>
+              <w:r>
+                <w:rPr>
+                  <w:i/>
+                  <w:iCs/>
+                  <w:noProof/>
+                </w:rPr>
+                <w:t>African Journal of Thoracic and Critical Care Medicine</w:t>
+              </w:r>
+              <w:r>
+                <w:rPr>
+                  <w:noProof/>
+                </w:rPr>
+                <w:t>, 12-17. doi:https://doi.org/10.7196/AJTCCM.2023.v29i1.265</w:t>
+              </w:r>
+            </w:p>
+            <w:p>
+              <w:pPr>
+                <w:pStyle w:val="Bibliography"/>
+                <w:ind w:left="720" w:hanging="720"/>
+                <w:rPr>
+                  <w:noProof/>
+                </w:rPr>
+              </w:pPr>
+              <w:r>
+                <w:rPr>
+                  <w:noProof/>
+                </w:rPr>
+                <w:t xml:space="preserve">Hosny, A., Aerts, H. J., &amp; Mak, R. H. (2019). Handcrafted versus deep learning radiomics for prediction of cancer therapy response. </w:t>
+              </w:r>
+              <w:r>
+                <w:rPr>
+                  <w:i/>
+                  <w:iCs/>
+                  <w:noProof/>
+                </w:rPr>
+                <w:t>The Lancet Digital Health, 1</w:t>
+              </w:r>
+              <w:r>
+                <w:rPr>
+                  <w:noProof/>
+                </w:rPr>
+                <w:t xml:space="preserve">(3), 106-107. doi:10.1016/S2589-7500(19)30062-7 </w:t>
+              </w:r>
+            </w:p>
+            <w:p>
+              <w:pPr>
+                <w:pStyle w:val="Bibliography"/>
+                <w:ind w:left="720" w:hanging="720"/>
+                <w:rPr>
+                  <w:noProof/>
+                  <w:lang w:val="nb-NO"/>
+                </w:rPr>
+              </w:pPr>
+              <w:r>
+                <w:rPr>
+                  <w:noProof/>
+                </w:rPr>
+                <w:lastRenderedPageBreak/>
+                <w:t xml:space="preserve">Klein, J. S., &amp; Rosado-de-Christenson, M. L. (2019). A Systematic Approach to Chest Radiographic Analysis. In J. Hodler, R. A. Kubik-Huch, &amp; G. K. von Schulthess, </w:t>
+              </w:r>
+              <w:r>
+                <w:rPr>
+                  <w:i/>
+                  <w:iCs/>
+                  <w:noProof/>
+                </w:rPr>
+                <w:t>Diseases of the Chest, Breast, Heart and Vessels 2019-2022</w:t>
+              </w:r>
+              <w:r>
+                <w:rPr>
+                  <w:noProof/>
+                </w:rPr>
+                <w:t xml:space="preserve"> (pp. 1-16). </w:t>
+              </w:r>
+              <w:r>
+                <w:rPr>
+                  <w:noProof/>
+                  <w:lang w:val="nb-NO"/>
+                </w:rPr>
+                <w:t>Cham: Springer. doi:https://doi.org/10.1007/978-3-030-11149-6_1</w:t>
+              </w:r>
+            </w:p>
+            <w:p>
+              <w:pPr>
+                <w:pStyle w:val="Bibliography"/>
+                <w:ind w:left="720" w:hanging="720"/>
+                <w:rPr>
+                  <w:noProof/>
+                </w:rPr>
+              </w:pPr>
+              <w:r>
+                <w:rPr>
+                  <w:noProof/>
+                  <w:lang w:val="nb-NO"/>
+                </w:rPr>
+                <w:t xml:space="preserve">Nasser, A. A., &amp; Akhloufi, M. A. (2023). </w:t>
+              </w:r>
+              <w:r>
+                <w:rPr>
+                  <w:noProof/>
+                </w:rPr>
+                <w:t xml:space="preserve">A Review of Recent Advances in Deep Learning Models for Chest Disease Detection Using Radiography. </w:t>
+              </w:r>
+              <w:r>
+                <w:rPr>
+                  <w:i/>
+                  <w:iCs/>
+                  <w:noProof/>
+                </w:rPr>
+                <w:t>Diagnostics, 13</w:t>
+              </w:r>
+              <w:r>
+                <w:rPr>
+                  <w:noProof/>
+                </w:rPr>
+                <w:t>(1). doi:https://doi.org/10.3390/diagnostics13010159</w:t>
+              </w:r>
+            </w:p>
+            <w:p>
+              <w:pPr>
+                <w:pStyle w:val="Bibliography"/>
+                <w:ind w:left="720" w:hanging="720"/>
+                <w:rPr>
+                  <w:noProof/>
+                </w:rPr>
+              </w:pPr>
+              <w:r>
+                <w:rPr>
+                  <w:noProof/>
+                </w:rPr>
+                <w:t xml:space="preserve">Piper, K., Cox, S., Paterson, A., Thomas, A., Jeyagopal, N., &amp; Woznitza, N. (2014, May). Chest reporting by radiographers: Findings of an accredited postgraduate programme. </w:t>
+              </w:r>
+              <w:r>
+                <w:rPr>
+                  <w:i/>
+                  <w:iCs/>
+                  <w:noProof/>
+                </w:rPr>
+                <w:t>Radiography, 20</w:t>
+              </w:r>
+              <w:r>
+                <w:rPr>
+                  <w:noProof/>
+                </w:rPr>
+                <w:t>(2), 94-99. doi:10.1016/j.radi.2014.01.003</w:t>
+              </w:r>
+            </w:p>
+            <w:p>
+              <w:pPr>
+                <w:pStyle w:val="Bibliography"/>
+                <w:ind w:left="720" w:hanging="720"/>
+                <w:rPr>
+                  <w:noProof/>
+                </w:rPr>
+              </w:pPr>
+              <w:r>
+                <w:rPr>
+                  <w:noProof/>
+                </w:rPr>
+                <w:t xml:space="preserve">Robinson, P. J., Wilson, D., Coral, A., Murphy, A., &amp; Verow, P. (1999). Variation between experienced observers in the interpretation of accident and emergency radiographs. </w:t>
+              </w:r>
+              <w:r>
+                <w:rPr>
+                  <w:i/>
+                  <w:iCs/>
+                  <w:noProof/>
+                </w:rPr>
+                <w:t>British Journal of Radiology, 72</w:t>
+              </w:r>
+              <w:r>
+                <w:rPr>
+                  <w:noProof/>
+                </w:rPr>
+                <w:t>(856), 323-330. doi:https://doi.org/10.1259/bjr.72.856.10474490</w:t>
+              </w:r>
+            </w:p>
+            <w:p>
+              <w:pPr>
+                <w:pStyle w:val="Bibliography"/>
+                <w:ind w:left="720" w:hanging="720"/>
+                <w:rPr>
+                  <w:noProof/>
+                </w:rPr>
+              </w:pPr>
+              <w:r>
+                <w:rPr>
+                  <w:noProof/>
+                </w:rPr>
+                <w:t xml:space="preserve">Rundo, L., &amp; Militello, C. (2024). Image biomarkers and explainable AI: handcrafted features versus deep learned features. </w:t>
+              </w:r>
+              <w:r>
+                <w:rPr>
+                  <w:i/>
+                  <w:iCs/>
+                  <w:noProof/>
+                </w:rPr>
+                <w:t>European Radiology Experimental, 8</w:t>
+              </w:r>
+              <w:r>
+                <w:rPr>
+                  <w:noProof/>
+                </w:rPr>
+                <w:t>. doi:https://doi.org/10.1186/s41747-024-00529-y</w:t>
+              </w:r>
+            </w:p>
+            <w:p>
+              <w:pPr>
+                <w:pStyle w:val="Bibliography"/>
+                <w:ind w:left="720" w:hanging="720"/>
+                <w:rPr>
+                  <w:noProof/>
+                </w:rPr>
+              </w:pPr>
+              <w:r>
+                <w:rPr>
+                  <w:noProof/>
+                </w:rPr>
+                <w:t xml:space="preserve">Yamashita, R., Nishio, M., Do, R. K., &amp; Togashi, K. (2018). Convolutional neural networks: an overview and application in radiology. </w:t>
+              </w:r>
+              <w:r>
+                <w:rPr>
+                  <w:i/>
+                  <w:iCs/>
+                  <w:noProof/>
+                </w:rPr>
+                <w:t>Insights into Imaging, 9</w:t>
+              </w:r>
+              <w:r>
+                <w:rPr>
+                  <w:noProof/>
+                </w:rPr>
+                <w:t>, 611-629. doi:https://doi.org/10.1007/s13244-018-0639-9</w:t>
+              </w:r>
+            </w:p>
+            <w:p>
               <w:r>
                 <w:rPr>
                   <w:b/>
@@ -3185,6 +4096,14 @@
       <w:u w:val="single"/>
     </w:rPr>
   </w:style>
+  <w:style w:type="paragraph" w:styleId="Bibliography">
+    <w:name w:val="Bibliography"/>
+    <w:basedOn w:val="Normal"/>
+    <w:next w:val="Normal"/>
+    <w:uiPriority w:val="37"/>
+    <w:unhideWhenUsed/>
+    <w:rsid w:val="00E1613A"/>
+  </w:style>
 </w:styles>
 </file>
 
@@ -3450,11 +4369,348 @@
 </file>
 
 <file path=customXml/item1.xml><?xml version="1.0" encoding="utf-8"?>
-<b:Sources xmlns:b="http://schemas.openxmlformats.org/officeDocument/2006/bibliography" xmlns="http://schemas.openxmlformats.org/officeDocument/2006/bibliography" SelectedStyle="\APASixthEditionOfficeOnline.xsl" StyleName="APA" Version="6"/>
+<b:Sources xmlns:b="http://schemas.openxmlformats.org/officeDocument/2006/bibliography" xmlns="http://schemas.openxmlformats.org/officeDocument/2006/bibliography" SelectedStyle="\APASixthEditionOfficeOnline.xsl" StyleName="APA" Version="6">
+  <b:Source>
+    <b:Tag>Pip14</b:Tag>
+    <b:SourceType>JournalArticle</b:SourceType>
+    <b:Guid>{0E854F3E-DA9E-42BC-BEBA-7FF179513EEB}</b:Guid>
+    <b:Title>Chest reporting by radiographers: Findings of an accredited postgraduate programme</b:Title>
+    <b:JournalName>Radiography</b:JournalName>
+    <b:Year>2014</b:Year>
+    <b:Pages>94-99</b:Pages>
+    <b:Month>May</b:Month>
+    <b:Volume>20</b:Volume>
+    <b:Issue>2</b:Issue>
+    <b:URL>https://www.radiographyonline.com/article/S1078-8174(14)00004-2/fulltext</b:URL>
+    <b:DOI>10.1016/j.radi.2014.01.003</b:DOI>
+    <b:Author>
+      <b:Author>
+        <b:NameList>
+          <b:Person>
+            <b:Last>Piper</b:Last>
+            <b:First>K</b:First>
+          </b:Person>
+          <b:Person>
+            <b:Last>Cox</b:Last>
+            <b:First>S</b:First>
+          </b:Person>
+          <b:Person>
+            <b:Last>Paterson</b:Last>
+            <b:First>A</b:First>
+          </b:Person>
+          <b:Person>
+            <b:Last>Thomas</b:Last>
+            <b:First>A</b:First>
+          </b:Person>
+          <b:Person>
+            <b:Last>Jeyagopal</b:Last>
+            <b:First>N</b:First>
+          </b:Person>
+          <b:Person>
+            <b:Last>Woznitza</b:Last>
+            <b:First>N</b:First>
+          </b:Person>
+        </b:NameList>
+      </b:Author>
+    </b:Author>
+    <b:RefOrder>2</b:RefOrder>
+  </b:Source>
+  <b:Source>
+    <b:Tag>Bre05</b:Tag>
+    <b:SourceType>JournalArticle</b:SourceType>
+    <b:Guid>{99D831CA-4600-4EF7-B7AE-937CD4E45095}</b:Guid>
+    <b:Title>Accuracy of radiographer plain radiograph reporting in clinical practice: a meta-analysis</b:Title>
+    <b:JournalName>Clinical Radiology</b:JournalName>
+    <b:Year>2005</b:Year>
+    <b:Pages>232-241</b:Pages>
+    <b:Author>
+      <b:Author>
+        <b:NameList>
+          <b:Person>
+            <b:Last>Brealey</b:Last>
+            <b:First>S</b:First>
+          </b:Person>
+          <b:Person>
+            <b:Last>Scally</b:Last>
+            <b:First>A</b:First>
+          </b:Person>
+          <b:Person>
+            <b:Last>Hahn</b:Last>
+            <b:First>S</b:First>
+          </b:Person>
+          <b:Person>
+            <b:Last>Thomas</b:Last>
+            <b:First>N</b:First>
+          </b:Person>
+          <b:Person>
+            <b:Last>Godfrey</b:Last>
+            <b:First>C</b:First>
+          </b:Person>
+          <b:Person>
+            <b:Last>Coomarasamy</b:Last>
+            <b:First>A</b:First>
+          </b:Person>
+        </b:NameList>
+      </b:Author>
+    </b:Author>
+    <b:Volume>60</b:Volume>
+    <b:Issue>2</b:Issue>
+    <b:URL>https://www.clinicalradiologyonline.net/article/S0009-9260(04)00270-3/abstract</b:URL>
+    <b:DOI>10.1016/j.crad.2004.07.012 </b:DOI>
+    <b:RefOrder>7</b:RefOrder>
+  </b:Source>
+  <b:Source>
+    <b:Tag>Rob99</b:Tag>
+    <b:SourceType>JournalArticle</b:SourceType>
+    <b:Guid>{3C7ACF46-E68B-4413-A999-5F19C9AD26FD}</b:Guid>
+    <b:Title>Variation between experienced observers in the interpretation of accident and emergency radiographs</b:Title>
+    <b:JournalName>British Journal of Radiology</b:JournalName>
+    <b:Year>1999</b:Year>
+    <b:Pages>323-330</b:Pages>
+    <b:Author>
+      <b:Author>
+        <b:NameList>
+          <b:Person>
+            <b:Last>Robinson</b:Last>
+            <b:Middle>J</b:Middle>
+            <b:First>P</b:First>
+          </b:Person>
+          <b:Person>
+            <b:Last>Wilson</b:Last>
+            <b:First>D</b:First>
+          </b:Person>
+          <b:Person>
+            <b:Last>Coral</b:Last>
+            <b:First>A</b:First>
+          </b:Person>
+          <b:Person>
+            <b:Last>Murphy</b:Last>
+            <b:First>A</b:First>
+          </b:Person>
+          <b:Person>
+            <b:Last>Verow</b:Last>
+            <b:First>P</b:First>
+          </b:Person>
+        </b:NameList>
+      </b:Author>
+    </b:Author>
+    <b:Volume>72</b:Volume>
+    <b:Issue>856</b:Issue>
+    <b:URL>https://academic.oup.com/bjr/article-abstract/72/856/323/7321008?redirectedFrom=fulltext</b:URL>
+    <b:DOI>https://doi.org/10.1259/bjr.72.856.10474490</b:DOI>
+    <b:RefOrder>8</b:RefOrder>
+  </b:Source>
+  <b:Source>
+    <b:Tag>Kle19</b:Tag>
+    <b:SourceType>BookSection</b:SourceType>
+    <b:Guid>{3601F67C-7BCB-4748-9C56-2B79ED6D3F9C}</b:Guid>
+    <b:Title>A Systematic Approach to Chest Radiographic Analysis</b:Title>
+    <b:Year>2019</b:Year>
+    <b:Pages>1-16</b:Pages>
+    <b:City>Cham</b:City>
+    <b:Publisher>Springer</b:Publisher>
+    <b:DOI>https://doi.org/10.1007/978-3-030-11149-6_1</b:DOI>
+    <b:BookTitle>Diseases of the Chest, Breast, Heart and Vessels 2019-2022</b:BookTitle>
+    <b:Author>
+      <b:Author>
+        <b:NameList>
+          <b:Person>
+            <b:Last>Klein</b:Last>
+            <b:Middle>S</b:Middle>
+            <b:First>Jeffrey</b:First>
+          </b:Person>
+          <b:Person>
+            <b:Last>Rosado-de-Christenson</b:Last>
+            <b:Middle>L</b:Middle>
+            <b:First>Melissa</b:First>
+          </b:Person>
+        </b:NameList>
+      </b:Author>
+      <b:BookAuthor>
+        <b:NameList>
+          <b:Person>
+            <b:Last>Hodler</b:Last>
+            <b:First>Juerg</b:First>
+          </b:Person>
+          <b:Person>
+            <b:Last>Kubik-Huch</b:Last>
+            <b:Middle>A</b:Middle>
+            <b:First>Rahel</b:First>
+          </b:Person>
+          <b:Person>
+            <b:Last>von Schulthess</b:Last>
+            <b:Middle>K</b:Middle>
+            <b:First>Gustav</b:First>
+          </b:Person>
+        </b:NameList>
+      </b:BookAuthor>
+    </b:Author>
+    <b:RefOrder>1</b:RefOrder>
+  </b:Source>
+  <b:Source>
+    <b:Tag>Dre23</b:Tag>
+    <b:SourceType>JournalArticle</b:SourceType>
+    <b:Guid>{E0C82715-3569-4EE8-B3B9-2C26D7776B36}</b:Guid>
+    <b:Title>Assessing and comparing chest radiograph interpretation in the Department of Internal Medicine at the University of the Witwatersrand medical schhol, according to seniority</b:Title>
+    <b:Year>2023</b:Year>
+    <b:Pages>12-17</b:Pages>
+    <b:JournalName>African Journal of Thoracic and Critical Care Medicine</b:JournalName>
+    <b:URL>https://samajournals.co.za/index.php/ajtccm/article/view/963</b:URL>
+    <b:DOI>https://doi.org/10.7196/AJTCCM.2023.v29i1.265</b:DOI>
+    <b:Author>
+      <b:Author>
+        <b:NameList>
+          <b:Person>
+            <b:Last>Dreyer</b:Last>
+            <b:Middle>G</b:Middle>
+            <b:First>R</b:First>
+          </b:Person>
+          <b:Person>
+            <b:Last>van der Merwe</b:Last>
+            <b:Middle>M</b:Middle>
+            <b:First>C</b:First>
+          </b:Person>
+          <b:Person>
+            <b:Last>Nicolaou</b:Last>
+            <b:Middle>A</b:Middle>
+            <b:First>M</b:First>
+          </b:Person>
+          <b:Person>
+            <b:Last>Richards</b:Last>
+            <b:Middle>A</b:Middle>
+            <b:First>G</b:First>
+          </b:Person>
+        </b:NameList>
+      </b:Author>
+    </b:Author>
+    <b:RefOrder>3</b:RefOrder>
+  </b:Source>
+  <b:Source>
+    <b:Tag>Run24</b:Tag>
+    <b:SourceType>JournalArticle</b:SourceType>
+    <b:Guid>{6CCB3B1E-F985-4A93-9317-6B6A04335D6D}</b:Guid>
+    <b:Title>Image biomarkers and explainable AI: handcrafted features versus deep learned features</b:Title>
+    <b:JournalName>European Radiology Experimental</b:JournalName>
+    <b:Year>2024</b:Year>
+    <b:Author>
+      <b:Author>
+        <b:NameList>
+          <b:Person>
+            <b:Last>Rundo</b:Last>
+            <b:First>Leonardo</b:First>
+          </b:Person>
+          <b:Person>
+            <b:Last>Militello</b:Last>
+            <b:First>Carmelo</b:First>
+          </b:Person>
+        </b:NameList>
+      </b:Author>
+    </b:Author>
+    <b:Volume>8</b:Volume>
+    <b:DOI>https://doi.org/10.1186/s41747-024-00529-y</b:DOI>
+    <b:RefOrder>4</b:RefOrder>
+  </b:Source>
+  <b:Source>
+    <b:Tag>Yam18</b:Tag>
+    <b:SourceType>JournalArticle</b:SourceType>
+    <b:Guid>{F7A21601-E2D9-4A38-BEC0-67B4072365CB}</b:Guid>
+    <b:Title>Convolutional neural networks: an overview and application in radiology</b:Title>
+    <b:JournalName>Insights into Imaging</b:JournalName>
+    <b:Year>2018</b:Year>
+    <b:Pages>611-629</b:Pages>
+    <b:Volume>9</b:Volume>
+    <b:DOI>https://doi.org/10.1007/s13244-018-0639-9</b:DOI>
+    <b:Author>
+      <b:Author>
+        <b:NameList>
+          <b:Person>
+            <b:Last>Yamashita</b:Last>
+            <b:First>Rikiya</b:First>
+          </b:Person>
+          <b:Person>
+            <b:Last>Nishio</b:Last>
+            <b:First>Mizuho</b:First>
+          </b:Person>
+          <b:Person>
+            <b:Last>Do</b:Last>
+            <b:Middle>Kinh Gian</b:Middle>
+            <b:First>Richard</b:First>
+          </b:Person>
+          <b:Person>
+            <b:Last>Togashi</b:Last>
+            <b:First>Kaori</b:First>
+          </b:Person>
+        </b:NameList>
+      </b:Author>
+    </b:Author>
+    <b:RefOrder>9</b:RefOrder>
+  </b:Source>
+  <b:Source>
+    <b:Tag>Hos19</b:Tag>
+    <b:SourceType>JournalArticle</b:SourceType>
+    <b:Guid>{E5BDB2CF-CAB0-4F1D-AB1D-FE466B9E13CC}</b:Guid>
+    <b:Title>Handcrafted versus deep learning radiomics for prediction of cancer therapy response</b:Title>
+    <b:JournalName>The Lancet Digital Health</b:JournalName>
+    <b:Year>2019</b:Year>
+    <b:Pages>106-107</b:Pages>
+    <b:Volume>1</b:Volume>
+    <b:Issue>3</b:Issue>
+    <b:DOI>10.1016/S2589-7500(19)30062-7 </b:DOI>
+    <b:Author>
+      <b:Author>
+        <b:NameList>
+          <b:Person>
+            <b:Last>Hosny</b:Last>
+            <b:First>Ahmed</b:First>
+          </b:Person>
+          <b:Person>
+            <b:Last>Aerts</b:Last>
+            <b:Middle>J</b:Middle>
+            <b:First>Hugo</b:First>
+          </b:Person>
+          <b:Person>
+            <b:Last>Mak</b:Last>
+            <b:Middle>H</b:Middle>
+            <b:First>Raymond</b:First>
+          </b:Person>
+        </b:NameList>
+      </b:Author>
+    </b:Author>
+    <b:RefOrder>6</b:RefOrder>
+  </b:Source>
+  <b:Source>
+    <b:Tag>Nas23</b:Tag>
+    <b:SourceType>JournalArticle</b:SourceType>
+    <b:Guid>{1B21DAD2-7648-4E6D-8644-E612EF1E3609}</b:Guid>
+    <b:Title>A Review of Recent Advances in Deep Learning Models for Chest Disease Detection Using Radiography</b:Title>
+    <b:JournalName>Diagnostics</b:JournalName>
+    <b:Year>2023</b:Year>
+    <b:Volume>13</b:Volume>
+    <b:Issue>1</b:Issue>
+    <b:DOI>https://doi.org/10.3390/diagnostics13010159</b:DOI>
+    <b:Author>
+      <b:Author>
+        <b:NameList>
+          <b:Person>
+            <b:Last>Nasser</b:Last>
+            <b:Middle>Ait</b:Middle>
+            <b:First>Adnane</b:First>
+          </b:Person>
+          <b:Person>
+            <b:Last>Akhloufi</b:Last>
+            <b:Middle>A</b:Middle>
+            <b:First>Moulay</b:First>
+          </b:Person>
+        </b:NameList>
+      </b:Author>
+    </b:Author>
+    <b:RefOrder>5</b:RefOrder>
+  </b:Source>
+</b:Sources>
 </file>
 
 <file path=customXml/itemProps1.xml><?xml version="1.0" encoding="utf-8"?>
-<ds:datastoreItem xmlns:ds="http://schemas.openxmlformats.org/officeDocument/2006/customXml" ds:itemID="{E3BFE49E-8597-42FB-99F2-11B84040E22E}">
+<ds:datastoreItem xmlns:ds="http://schemas.openxmlformats.org/officeDocument/2006/customXml" ds:itemID="{FC376942-E7F9-4CA3-B573-F0899B785612}">
   <ds:schemaRefs>
     <ds:schemaRef ds:uri="http://schemas.openxmlformats.org/officeDocument/2006/bibliography"/>
   </ds:schemaRefs>

--- a/Report and figures/Project report.docx
+++ b/Report and figures/Project report.docx
@@ -267,8 +267,17 @@
           <w:sz w:val="28"/>
           <w:szCs w:val="28"/>
         </w:rPr>
-        <w:t>Magne Svalland</w:t>
-      </w:r>
+        <w:t xml:space="preserve">Magne </w:t>
+      </w:r>
+      <w:proofErr w:type="spellStart"/>
+      <w:r>
+        <w:rPr>
+          <w:sz w:val="28"/>
+          <w:szCs w:val="28"/>
+        </w:rPr>
+        <w:t>Svalland</w:t>
+      </w:r>
+      <w:proofErr w:type="spellEnd"/>
       <w:r>
         <w:rPr>
           <w:sz w:val="28"/>
@@ -1151,14 +1160,87 @@
           <w:highlight w:val="yellow"/>
           <w:lang w:val="nb-NO"/>
         </w:rPr>
-        <w:t xml:space="preserve">Note to self: Husk å skriv noe om at DL (learned features) vil ha dårligere forklarbarhet enn </w:t>
-      </w:r>
+        <w:t xml:space="preserve">Note to </w:t>
+      </w:r>
+      <w:proofErr w:type="spellStart"/>
       <w:r>
         <w:rPr>
           <w:highlight w:val="yellow"/>
           <w:lang w:val="nb-NO"/>
         </w:rPr>
-        <w:t>handcrafted features, og at det derfor vil være behov for metoder for forklarbarhet som XAI</w:t>
+        <w:t>self</w:t>
+      </w:r>
+      <w:proofErr w:type="spellEnd"/>
+      <w:r>
+        <w:rPr>
+          <w:highlight w:val="yellow"/>
+          <w:lang w:val="nb-NO"/>
+        </w:rPr>
+        <w:t>: Husk å skriv noe om at DL (</w:t>
+      </w:r>
+      <w:proofErr w:type="spellStart"/>
+      <w:r>
+        <w:rPr>
+          <w:highlight w:val="yellow"/>
+          <w:lang w:val="nb-NO"/>
+        </w:rPr>
+        <w:t>learned</w:t>
+      </w:r>
+      <w:proofErr w:type="spellEnd"/>
+      <w:r>
+        <w:rPr>
+          <w:highlight w:val="yellow"/>
+          <w:lang w:val="nb-NO"/>
+        </w:rPr>
+        <w:t xml:space="preserve"> </w:t>
+      </w:r>
+      <w:proofErr w:type="spellStart"/>
+      <w:r>
+        <w:rPr>
+          <w:highlight w:val="yellow"/>
+          <w:lang w:val="nb-NO"/>
+        </w:rPr>
+        <w:t>features</w:t>
+      </w:r>
+      <w:proofErr w:type="spellEnd"/>
+      <w:r>
+        <w:rPr>
+          <w:highlight w:val="yellow"/>
+          <w:lang w:val="nb-NO"/>
+        </w:rPr>
+        <w:t xml:space="preserve">) vil ha dårligere forklarbarhet enn </w:t>
+      </w:r>
+      <w:proofErr w:type="spellStart"/>
+      <w:r>
+        <w:rPr>
+          <w:highlight w:val="yellow"/>
+          <w:lang w:val="nb-NO"/>
+        </w:rPr>
+        <w:t>handcrafted</w:t>
+      </w:r>
+      <w:proofErr w:type="spellEnd"/>
+      <w:r>
+        <w:rPr>
+          <w:highlight w:val="yellow"/>
+          <w:lang w:val="nb-NO"/>
+        </w:rPr>
+        <w:t xml:space="preserve"> </w:t>
+      </w:r>
+      <w:proofErr w:type="spellStart"/>
+      <w:r>
+        <w:rPr>
+          <w:highlight w:val="yellow"/>
+          <w:lang w:val="nb-NO"/>
+        </w:rPr>
+        <w:t>features</w:t>
+      </w:r>
+      <w:proofErr w:type="spellEnd"/>
+      <w:r>
+        <w:rPr>
+          <w:highlight w:val="yellow"/>
+          <w:lang w:val="nb-NO"/>
+        </w:rPr>
+        <w:t>, og at det derfor vil være behov for metoder for forklarbarhet som XAI</w:t>
       </w:r>
     </w:p>
     <w:p>
@@ -1295,13 +1377,7 @@
         <w:rPr>
           <w:rFonts w:ascii="Times New Roman" w:hAnsi="Times New Roman" w:cs="Times New Roman"/>
         </w:rPr>
-        <w:t xml:space="preserve">Chest radiography is one of the most widely used imaging modalities in modern medicine and plays a central role in the diagnosis of thoracic diseases. It is </w:t>
-      </w:r>
-      <w:r>
-        <w:rPr>
-          <w:rFonts w:ascii="Times New Roman" w:hAnsi="Times New Roman" w:cs="Times New Roman"/>
-        </w:rPr>
-        <w:t xml:space="preserve">typically the first imaging examination used for patients presenting with symptoms such as chest pain, shortness of breath or persistent cough </w:t>
+        <w:t xml:space="preserve">Chest radiography is one of the most widely used imaging modalities in modern medicine and plays a central role in the diagnosis of thoracic diseases. It is typically the first imaging examination used for patients presenting with symptoms such as chest pain, shortness of breath or persistent cough </w:t>
       </w:r>
       <w:sdt>
         <w:sdtPr>
@@ -1425,19 +1501,7 @@
         <w:rPr>
           <w:rFonts w:ascii="Times New Roman" w:hAnsi="Times New Roman" w:cs="Times New Roman"/>
         </w:rPr>
-        <w:t xml:space="preserve">Despite its importance, the interpretation of chest radiographs remains a challenging task. Klein and Rosado-de-Christenson explains that this is because </w:t>
-      </w:r>
-      <w:r>
-        <w:rPr>
-          <w:rFonts w:ascii="Times New Roman" w:hAnsi="Times New Roman" w:cs="Times New Roman"/>
-        </w:rPr>
-        <w:t xml:space="preserve">of </w:t>
-      </w:r>
-      <w:r>
-        <w:rPr>
-          <w:rFonts w:ascii="Times New Roman" w:hAnsi="Times New Roman" w:cs="Times New Roman"/>
-        </w:rPr>
-        <w:t xml:space="preserve">“The superimposition of complex structures of various radiographic density (gas, water, calcium, metal and fat) </w:t>
+        <w:t xml:space="preserve">Despite its importance, the interpretation of chest radiographs remains a challenging task. Klein and Rosado-de-Christenson explains that this is because of “The superimposition of complex structures of various radiographic density (gas, water, calcium, metal and fat) </w:t>
       </w:r>
       <w:sdt>
         <w:sdtPr>
@@ -1497,19 +1561,7 @@
         <w:rPr>
           <w:rFonts w:ascii="Times New Roman" w:hAnsi="Times New Roman" w:cs="Times New Roman"/>
         </w:rPr>
-        <w:t>dimensional anatomical structures onto a two-dimensional image,</w:t>
-      </w:r>
-      <w:r>
-        <w:rPr>
-          <w:rFonts w:ascii="Times New Roman" w:hAnsi="Times New Roman" w:cs="Times New Roman"/>
-        </w:rPr>
-        <w:t xml:space="preserve"> and the subtle nature of many pathological findings makes this </w:t>
-      </w:r>
-      <w:r>
-        <w:rPr>
-          <w:rFonts w:ascii="Times New Roman" w:hAnsi="Times New Roman" w:cs="Times New Roman"/>
-        </w:rPr>
-        <w:t xml:space="preserve">one of the most difficult radiographs to interpret </w:t>
+        <w:t xml:space="preserve">dimensional anatomical structures onto a two-dimensional image, and the subtle nature of many pathological findings makes this one of the most difficult radiographs to interpret </w:t>
       </w:r>
       <w:sdt>
         <w:sdtPr>
@@ -1583,55 +1635,7 @@
         <w:rPr>
           <w:rFonts w:ascii="Times New Roman" w:hAnsi="Times New Roman" w:cs="Times New Roman"/>
         </w:rPr>
-        <w:t xml:space="preserve">, there is a growing need for automated systems that can assist clinicians in </w:t>
-      </w:r>
-      <w:r>
-        <w:rPr>
-          <w:rFonts w:ascii="Times New Roman" w:hAnsi="Times New Roman" w:cs="Times New Roman"/>
-        </w:rPr>
-        <w:t>interpreting these images.</w:t>
-      </w:r>
-      <w:r>
-        <w:rPr>
-          <w:rFonts w:ascii="Times New Roman" w:hAnsi="Times New Roman" w:cs="Times New Roman"/>
-        </w:rPr>
-        <w:t xml:space="preserve"> There already </w:t>
-      </w:r>
-      <w:r>
-        <w:rPr>
-          <w:rFonts w:ascii="Times New Roman" w:hAnsi="Times New Roman" w:cs="Times New Roman"/>
-        </w:rPr>
-        <w:t>exist</w:t>
-      </w:r>
-      <w:r>
-        <w:rPr>
-          <w:rFonts w:ascii="Times New Roman" w:hAnsi="Times New Roman" w:cs="Times New Roman"/>
-        </w:rPr>
-        <w:t xml:space="preserve"> traditional machine learning methods for </w:t>
-      </w:r>
-      <w:r>
-        <w:rPr>
-          <w:rFonts w:ascii="Times New Roman" w:hAnsi="Times New Roman" w:cs="Times New Roman"/>
-        </w:rPr>
-        <w:t>disease classification in medical image analysis</w:t>
-      </w:r>
-      <w:r>
-        <w:rPr>
-          <w:rFonts w:ascii="Times New Roman" w:hAnsi="Times New Roman" w:cs="Times New Roman"/>
-        </w:rPr>
-        <w:t xml:space="preserve">, which </w:t>
-      </w:r>
-      <w:r>
-        <w:rPr>
-          <w:rFonts w:ascii="Times New Roman" w:hAnsi="Times New Roman" w:cs="Times New Roman"/>
-        </w:rPr>
-        <w:t>rely on</w:t>
-      </w:r>
-      <w:r>
-        <w:rPr>
-          <w:rFonts w:ascii="Times New Roman" w:hAnsi="Times New Roman" w:cs="Times New Roman"/>
-        </w:rPr>
-        <w:t xml:space="preserve"> handcrafted features by experts </w:t>
+        <w:t xml:space="preserve">, there is a growing need for automated systems that can assist clinicians in interpreting these images. There already exist traditional machine learning methods for disease classification in medical image analysis, which rely on handcrafted features by experts </w:t>
       </w:r>
       <w:sdt>
         <w:sdtPr>
@@ -1679,25 +1683,7 @@
         <w:rPr>
           <w:rFonts w:ascii="Times New Roman" w:hAnsi="Times New Roman" w:cs="Times New Roman"/>
         </w:rPr>
-        <w:t>.</w:t>
-      </w:r>
-      <w:r>
-        <w:rPr>
-          <w:rFonts w:ascii="Times New Roman" w:hAnsi="Times New Roman" w:cs="Times New Roman"/>
-        </w:rPr>
-        <w:t xml:space="preserve"> </w:t>
-      </w:r>
-      <w:r>
-        <w:rPr>
-          <w:rFonts w:ascii="Times New Roman" w:hAnsi="Times New Roman" w:cs="Times New Roman"/>
-        </w:rPr>
-        <w:t xml:space="preserve">In contrast, deep learning approaches such as convolutional neural networks can automatically learn feature representations directly from raw image data, enabling them to detect subtle patterns </w:t>
-      </w:r>
-      <w:r>
-        <w:rPr>
-          <w:rFonts w:ascii="Times New Roman" w:hAnsi="Times New Roman" w:cs="Times New Roman"/>
-        </w:rPr>
-        <w:t xml:space="preserve">that may not be easily visible to the experts crafting handcrafted features </w:t>
+        <w:t xml:space="preserve">. In contrast, deep learning approaches such as convolutional neural networks can automatically learn feature representations directly from raw image data, enabling them to detect subtle patterns that may not be easily visible to the experts crafting handcrafted features </w:t>
       </w:r>
       <w:sdt>
         <w:sdtPr>
@@ -1745,31 +1731,7 @@
         <w:rPr>
           <w:rFonts w:ascii="Times New Roman" w:hAnsi="Times New Roman" w:cs="Times New Roman"/>
         </w:rPr>
-        <w:t>. Due to this</w:t>
-      </w:r>
-      <w:r>
-        <w:rPr>
-          <w:rFonts w:ascii="Times New Roman" w:hAnsi="Times New Roman" w:cs="Times New Roman"/>
-        </w:rPr>
-        <w:t>, deep learning models typically outperform classic machine learning models based on handcrafted features</w:t>
-      </w:r>
-      <w:r>
-        <w:rPr>
-          <w:rFonts w:ascii="Times New Roman" w:hAnsi="Times New Roman" w:cs="Times New Roman"/>
-        </w:rPr>
-        <w:t>,</w:t>
-      </w:r>
-      <w:r>
-        <w:rPr>
-          <w:rFonts w:ascii="Times New Roman" w:hAnsi="Times New Roman" w:cs="Times New Roman"/>
-        </w:rPr>
-        <w:t xml:space="preserve"> due to </w:t>
-      </w:r>
-      <w:r>
-        <w:rPr>
-          <w:rFonts w:ascii="Times New Roman" w:hAnsi="Times New Roman" w:cs="Times New Roman"/>
-        </w:rPr>
-        <w:t xml:space="preserve">learned features being extracted automatically to solve a specific task </w:t>
+        <w:t xml:space="preserve">. Due to this, deep learning models typically outperform classic machine learning models based on handcrafted features, due to learned features being extracted automatically to solve a specific task </w:t>
       </w:r>
       <w:sdt>
         <w:sdtPr>
@@ -1827,6 +1789,190 @@
           <w:rFonts w:ascii="Times New Roman" w:hAnsi="Times New Roman" w:cs="Times New Roman"/>
         </w:rPr>
       </w:pPr>
+      <w:r>
+        <w:rPr>
+          <w:rFonts w:ascii="Times New Roman" w:hAnsi="Times New Roman" w:cs="Times New Roman"/>
+        </w:rPr>
+        <w:t xml:space="preserve">There already exist some deep learning solutions for diagnosing pathologies from chest radiographs. One such solution is </w:t>
+      </w:r>
+      <w:proofErr w:type="spellStart"/>
+      <w:r>
+        <w:rPr>
+          <w:rFonts w:ascii="Times New Roman" w:hAnsi="Times New Roman" w:cs="Times New Roman"/>
+        </w:rPr>
+        <w:t>CheXNet</w:t>
+      </w:r>
+      <w:proofErr w:type="spellEnd"/>
+      <w:r>
+        <w:rPr>
+          <w:rFonts w:ascii="Times New Roman" w:hAnsi="Times New Roman" w:cs="Times New Roman"/>
+        </w:rPr>
+        <w:t xml:space="preserve">, a 121-layer convolutional neural network that </w:t>
+      </w:r>
+      <w:r>
+        <w:rPr>
+          <w:rFonts w:ascii="Times New Roman" w:hAnsi="Times New Roman" w:cs="Times New Roman"/>
+        </w:rPr>
+        <w:lastRenderedPageBreak/>
+        <w:t xml:space="preserve">outputs the probability of pneumonia based on a chest X-ray image as input </w:t>
+      </w:r>
+      <w:sdt>
+        <w:sdtPr>
+          <w:rPr>
+            <w:rFonts w:ascii="Times New Roman" w:hAnsi="Times New Roman" w:cs="Times New Roman"/>
+          </w:rPr>
+          <w:id w:val="-1702781731"/>
+          <w:citation/>
+        </w:sdtPr>
+        <w:sdtContent>
+          <w:r>
+            <w:rPr>
+              <w:rFonts w:ascii="Times New Roman" w:hAnsi="Times New Roman" w:cs="Times New Roman"/>
+            </w:rPr>
+            <w:fldChar w:fldCharType="begin"/>
+          </w:r>
+          <w:r>
+            <w:rPr>
+              <w:rFonts w:ascii="Times New Roman" w:hAnsi="Times New Roman" w:cs="Times New Roman"/>
+            </w:rPr>
+            <w:instrText xml:space="preserve"> CITATION Raj17 \l 2057 </w:instrText>
+          </w:r>
+          <w:r>
+            <w:rPr>
+              <w:rFonts w:ascii="Times New Roman" w:hAnsi="Times New Roman" w:cs="Times New Roman"/>
+            </w:rPr>
+            <w:fldChar w:fldCharType="separate"/>
+          </w:r>
+          <w:r>
+            <w:rPr>
+              <w:rFonts w:ascii="Times New Roman" w:hAnsi="Times New Roman" w:cs="Times New Roman"/>
+              <w:noProof/>
+            </w:rPr>
+            <w:t>(Rajpurkar, et al., 2017)</w:t>
+          </w:r>
+          <w:r>
+            <w:rPr>
+              <w:rFonts w:ascii="Times New Roman" w:hAnsi="Times New Roman" w:cs="Times New Roman"/>
+            </w:rPr>
+            <w:fldChar w:fldCharType="end"/>
+          </w:r>
+        </w:sdtContent>
+      </w:sdt>
+      <w:r>
+        <w:rPr>
+          <w:rFonts w:ascii="Times New Roman" w:hAnsi="Times New Roman" w:cs="Times New Roman"/>
+        </w:rPr>
+        <w:t>. A common weakness in deep learning solutions is a limited insight into the reasoning behind their predictions. In a medical context, results from these solutions will be interpreted by medical personnel who may not be proficient with technology, and thus this “</w:t>
+      </w:r>
+      <w:proofErr w:type="gramStart"/>
+      <w:r>
+        <w:rPr>
+          <w:rFonts w:ascii="Times New Roman" w:hAnsi="Times New Roman" w:cs="Times New Roman"/>
+        </w:rPr>
+        <w:t>black-box</w:t>
+      </w:r>
+      <w:proofErr w:type="gramEnd"/>
+      <w:r>
+        <w:rPr>
+          <w:rFonts w:ascii="Times New Roman" w:hAnsi="Times New Roman" w:cs="Times New Roman"/>
+        </w:rPr>
+        <w:t>” prediction can reduce trust in the validity of the result.</w:t>
+      </w:r>
+    </w:p>
+    <w:p>
+      <w:pPr>
+        <w:spacing w:line="360" w:lineRule="auto"/>
+        <w:rPr>
+          <w:rFonts w:ascii="Times New Roman" w:hAnsi="Times New Roman" w:cs="Times New Roman"/>
+        </w:rPr>
+      </w:pPr>
+      <w:r>
+        <w:rPr>
+          <w:rFonts w:ascii="Times New Roman" w:hAnsi="Times New Roman" w:cs="Times New Roman"/>
+        </w:rPr>
+        <w:t>The aim for this project is therefore not only to develop a deep learning model for chest X-ray classification, but also to extend existing approaches by incorporating uncertainty estimation and interpretability techniques. Methods such as Grad-CAM will be used to highlight image regions that contribute to model predictions, providing visual explanations that can support clinicians in understanding and validating the model’s output.</w:t>
+      </w:r>
+    </w:p>
+    <w:p>
+      <w:pPr>
+        <w:spacing w:line="360" w:lineRule="auto"/>
+        <w:rPr>
+          <w:rFonts w:ascii="Times New Roman" w:hAnsi="Times New Roman" w:cs="Times New Roman"/>
+        </w:rPr>
+      </w:pPr>
+      <w:r>
+        <w:rPr>
+          <w:rFonts w:ascii="Times New Roman" w:hAnsi="Times New Roman" w:cs="Times New Roman"/>
+        </w:rPr>
+        <w:t>To evaluate the success of the project, several quantitative metrics will be used. Since the task involves multi-label classification, performance will primarily be assessed using AUROC (Area Under the Receiver Operating Characteristic Curve) for each class, as well as the mean AUROC across all classes. In addition, metrics such as precision, recall, and F1-score will be evaluated to provide a comprehensive evaluation of model performance.</w:t>
+      </w:r>
+    </w:p>
+    <w:p>
+      <w:pPr>
+        <w:spacing w:line="360" w:lineRule="auto"/>
+        <w:rPr>
+          <w:rFonts w:ascii="Times New Roman" w:hAnsi="Times New Roman" w:cs="Times New Roman"/>
+          <w:lang w:val="nb-NO"/>
+        </w:rPr>
+      </w:pPr>
+      <w:r>
+        <w:rPr>
+          <w:rFonts w:ascii="Times New Roman" w:hAnsi="Times New Roman" w:cs="Times New Roman"/>
+        </w:rPr>
+        <w:t xml:space="preserve">There is no mathematical formula for interpretability. Due to its subjective nature, it will be difficult to provide an accurate metric for interpretability within the scope of this project. With more time and resources, we would ideally develop our model and allow health personnel to test it and give us feedback through a survey and semi-structured qualitative interviews. </w:t>
+      </w:r>
+      <w:r>
+        <w:rPr>
+          <w:rFonts w:ascii="Times New Roman" w:hAnsi="Times New Roman" w:cs="Times New Roman"/>
+          <w:highlight w:val="yellow"/>
+        </w:rPr>
+        <w:t>However, this task would be too large for the scope of this project, and thus we will instead show Grad-CAM heatmaps and compare correct predictions to incorrect predictions to assess whether the model focuses on clinically relevant regions.</w:t>
+      </w:r>
+      <w:r>
+        <w:rPr>
+          <w:rFonts w:ascii="Times New Roman" w:hAnsi="Times New Roman" w:cs="Times New Roman"/>
+        </w:rPr>
+        <w:t xml:space="preserve"> </w:t>
+      </w:r>
+      <w:r>
+        <w:rPr>
+          <w:rFonts w:ascii="Times New Roman" w:hAnsi="Times New Roman" w:cs="Times New Roman"/>
+          <w:lang w:val="nb-NO"/>
+        </w:rPr>
+        <w:t>&lt; skeptisk på denne. Det vurderer jo egentlig ikke f</w:t>
+      </w:r>
+      <w:r>
+        <w:rPr>
+          <w:rFonts w:ascii="Times New Roman" w:hAnsi="Times New Roman" w:cs="Times New Roman"/>
+          <w:lang w:val="nb-NO"/>
+        </w:rPr>
+        <w:t xml:space="preserve">orklarbarhet. Må komme tilbake til </w:t>
+      </w:r>
+      <w:proofErr w:type="spellStart"/>
+      <w:r>
+        <w:rPr>
+          <w:rFonts w:ascii="Times New Roman" w:hAnsi="Times New Roman" w:cs="Times New Roman"/>
+          <w:lang w:val="nb-NO"/>
+        </w:rPr>
+        <w:t>metrics</w:t>
+      </w:r>
+      <w:proofErr w:type="spellEnd"/>
+      <w:r>
+        <w:rPr>
+          <w:rFonts w:ascii="Times New Roman" w:hAnsi="Times New Roman" w:cs="Times New Roman"/>
+          <w:lang w:val="nb-NO"/>
+        </w:rPr>
+        <w:t xml:space="preserve"> for det.</w:t>
+      </w:r>
+    </w:p>
+    <w:p>
+      <w:pPr>
+        <w:spacing w:line="360" w:lineRule="auto"/>
+        <w:rPr>
+          <w:rFonts w:ascii="Times New Roman" w:hAnsi="Times New Roman" w:cs="Times New Roman"/>
+          <w:lang w:val="nb-NO"/>
+        </w:rPr>
+      </w:pPr>
     </w:p>
     <w:p>
       <w:pPr>
@@ -1834,7 +1980,6 @@
       </w:pPr>
       <w:bookmarkStart w:id="4" w:name="_Toc224811545"/>
       <w:r>
-        <w:lastRenderedPageBreak/>
         <w:t>Data</w:t>
       </w:r>
       <w:bookmarkEnd w:id="4"/>
@@ -2029,7 +2174,6 @@
                 <w:rPr>
                   <w:noProof/>
                 </w:rPr>
-                <w:lastRenderedPageBreak/>
                 <w:t xml:space="preserve">Klein, J. S., &amp; Rosado-de-Christenson, M. L. (2019). A Systematic Approach to Chest Radiographic Analysis. In J. Hodler, R. A. Kubik-Huch, &amp; G. K. von Schulthess, </w:t>
               </w:r>
               <w:r>
@@ -2102,6 +2246,7 @@
                 <w:rPr>
                   <w:noProof/>
                 </w:rPr>
+                <w:lastRenderedPageBreak/>
                 <w:t xml:space="preserve">Piper, K., Cox, S., Paterson, A., Thomas, A., Jeyagopal, N., &amp; Woznitza, N. (2014, May). Chest reporting by radiographers: Findings of an accredited postgraduate programme. </w:t>
               </w:r>
               <w:r>
@@ -4706,11 +4851,77 @@
     </b:Author>
     <b:RefOrder>5</b:RefOrder>
   </b:Source>
+  <b:Source>
+    <b:Tag>Raj17</b:Tag>
+    <b:SourceType>JournalArticle</b:SourceType>
+    <b:Guid>{B6014287-1B53-441F-9859-2A5C9FE95606}</b:Guid>
+    <b:Title>CheXNet: Radiologist-Level Pneumonia Detection on Chest X-Rays with Deep Learning</b:Title>
+    <b:JournalName>arXiv</b:JournalName>
+    <b:Year>2017</b:Year>
+    <b:Author>
+      <b:Author>
+        <b:NameList>
+          <b:Person>
+            <b:Last>Rajpurkar</b:Last>
+            <b:First>Pranav</b:First>
+          </b:Person>
+          <b:Person>
+            <b:Last>Irvin</b:Last>
+            <b:First>Jeremy</b:First>
+          </b:Person>
+          <b:Person>
+            <b:Last>Zhu</b:Last>
+            <b:First>Kaylie</b:First>
+          </b:Person>
+          <b:Person>
+            <b:Last>Yang</b:Last>
+            <b:First>Brandon</b:First>
+          </b:Person>
+          <b:Person>
+            <b:Last>Mehta</b:Last>
+            <b:First>Hershel</b:First>
+          </b:Person>
+          <b:Person>
+            <b:Last>Duan</b:Last>
+            <b:First>Tony</b:First>
+          </b:Person>
+          <b:Person>
+            <b:Last>Ding</b:Last>
+            <b:First>Daisy</b:First>
+          </b:Person>
+          <b:Person>
+            <b:Last>Bagul</b:Last>
+            <b:First>Aarti</b:First>
+          </b:Person>
+          <b:Person>
+            <b:Last>Langlotz</b:Last>
+            <b:First>Curtis</b:First>
+          </b:Person>
+          <b:Person>
+            <b:Last>Shpanskaya</b:Last>
+            <b:First>Katie</b:First>
+          </b:Person>
+          <b:Person>
+            <b:Last>Lungren</b:Last>
+            <b:Middle>P</b:Middle>
+            <b:First>Matthew</b:First>
+          </b:Person>
+          <b:Person>
+            <b:Last>Ng</b:Last>
+            <b:Middle>Y</b:Middle>
+            <b:First>Andrew</b:First>
+          </b:Person>
+        </b:NameList>
+      </b:Author>
+    </b:Author>
+    <b:DOI>https://doi.org/10.48550/arXiv.1711.05225</b:DOI>
+    <b:RefOrder>7</b:RefOrder>
+  </b:Source>
 </b:Sources>
 </file>
 
 <file path=customXml/itemProps1.xml><?xml version="1.0" encoding="utf-8"?>
-<ds:datastoreItem xmlns:ds="http://schemas.openxmlformats.org/officeDocument/2006/customXml" ds:itemID="{FC376942-E7F9-4CA3-B573-F0899B785612}">
+<ds:datastoreItem xmlns:ds="http://schemas.openxmlformats.org/officeDocument/2006/customXml" ds:itemID="{BF7FE501-64FE-4169-8CB6-0587F1475AB6}">
   <ds:schemaRefs>
     <ds:schemaRef ds:uri="http://schemas.openxmlformats.org/officeDocument/2006/bibliography"/>
   </ds:schemaRefs>

--- a/Report and figures/Project report.docx
+++ b/Report and figures/Project report.docx
@@ -61,7 +61,7 @@
           <w:szCs w:val="36"/>
         </w:rPr>
       </w:pPr>
-      <w:bookmarkStart w:id="0" w:name="_Toc224811541"/>
+      <w:bookmarkStart w:id="0" w:name="_Toc226637199"/>
       <w:r>
         <w:rPr>
           <w:color w:val="auto"/>
@@ -373,7 +373,7 @@
           <w:r>
             <w:fldChar w:fldCharType="separate"/>
           </w:r>
-          <w:hyperlink w:anchor="_Toc224811541" w:history="1">
+          <w:hyperlink w:anchor="_Toc226637199" w:history="1">
             <w:r>
               <w:rPr>
                 <w:rStyle w:val="Hyperlink"/>
@@ -400,7 +400,7 @@
                 <w:noProof/>
                 <w:webHidden/>
               </w:rPr>
-              <w:instrText xml:space="preserve"> PAGEREF _Toc224811541 \h </w:instrText>
+              <w:instrText xml:space="preserve"> PAGEREF _Toc226637199 \h </w:instrText>
             </w:r>
             <w:r>
               <w:rPr>
@@ -444,7 +444,7 @@
               <w14:ligatures w14:val="standardContextual"/>
             </w:rPr>
           </w:pPr>
-          <w:hyperlink w:anchor="_Toc224811542" w:history="1">
+          <w:hyperlink w:anchor="_Toc226637200" w:history="1">
             <w:r>
               <w:rPr>
                 <w:rStyle w:val="Hyperlink"/>
@@ -471,7 +471,7 @@
                 <w:noProof/>
                 <w:webHidden/>
               </w:rPr>
-              <w:instrText xml:space="preserve"> PAGEREF _Toc224811542 \h </w:instrText>
+              <w:instrText xml:space="preserve"> PAGEREF _Toc226637200 \h </w:instrText>
             </w:r>
             <w:r>
               <w:rPr>
@@ -515,7 +515,7 @@
               <w14:ligatures w14:val="standardContextual"/>
             </w:rPr>
           </w:pPr>
-          <w:hyperlink w:anchor="_Toc224811543" w:history="1">
+          <w:hyperlink w:anchor="_Toc226637201" w:history="1">
             <w:r>
               <w:rPr>
                 <w:rStyle w:val="Hyperlink"/>
@@ -542,7 +542,7 @@
                 <w:noProof/>
                 <w:webHidden/>
               </w:rPr>
-              <w:instrText xml:space="preserve"> PAGEREF _Toc224811543 \h </w:instrText>
+              <w:instrText xml:space="preserve"> PAGEREF _Toc226637201 \h </w:instrText>
             </w:r>
             <w:r>
               <w:rPr>
@@ -586,13 +586,13 @@
               <w14:ligatures w14:val="standardContextual"/>
             </w:rPr>
           </w:pPr>
-          <w:hyperlink w:anchor="_Toc224811544" w:history="1">
+          <w:hyperlink w:anchor="_Toc226637202" w:history="1">
             <w:r>
               <w:rPr>
                 <w:rStyle w:val="Hyperlink"/>
                 <w:noProof/>
               </w:rPr>
-              <w:t>Problem description</w:t>
+              <w:t>1 Problem description</w:t>
             </w:r>
             <w:r>
               <w:rPr>
@@ -613,7 +613,7 @@
                 <w:noProof/>
                 <w:webHidden/>
               </w:rPr>
-              <w:instrText xml:space="preserve"> PAGEREF _Toc224811544 \h </w:instrText>
+              <w:instrText xml:space="preserve"> PAGEREF _Toc226637202 \h </w:instrText>
             </w:r>
             <w:r>
               <w:rPr>
@@ -633,7 +633,7 @@
                 <w:noProof/>
                 <w:webHidden/>
               </w:rPr>
-              <w:t>3</w:t>
+              <w:t>4</w:t>
             </w:r>
             <w:r>
               <w:rPr>
@@ -657,13 +657,13 @@
               <w14:ligatures w14:val="standardContextual"/>
             </w:rPr>
           </w:pPr>
-          <w:hyperlink w:anchor="_Toc224811545" w:history="1">
+          <w:hyperlink w:anchor="_Toc226637203" w:history="1">
             <w:r>
               <w:rPr>
                 <w:rStyle w:val="Hyperlink"/>
                 <w:noProof/>
               </w:rPr>
-              <w:t>Data</w:t>
+              <w:t>2 Data</w:t>
             </w:r>
             <w:r>
               <w:rPr>
@@ -684,7 +684,7 @@
                 <w:noProof/>
                 <w:webHidden/>
               </w:rPr>
-              <w:instrText xml:space="preserve"> PAGEREF _Toc224811545 \h </w:instrText>
+              <w:instrText xml:space="preserve"> PAGEREF _Toc226637203 \h </w:instrText>
             </w:r>
             <w:r>
               <w:rPr>
@@ -704,7 +704,347 @@
                 <w:noProof/>
                 <w:webHidden/>
               </w:rPr>
-              <w:t>3</w:t>
+              <w:t>6</w:t>
+            </w:r>
+            <w:r>
+              <w:rPr>
+                <w:noProof/>
+                <w:webHidden/>
+              </w:rPr>
+              <w:fldChar w:fldCharType="end"/>
+            </w:r>
+          </w:hyperlink>
+        </w:p>
+        <w:p>
+          <w:pPr>
+            <w:pStyle w:val="TOC2"/>
+            <w:tabs>
+              <w:tab w:val="right" w:leader="dot" w:pos="9016"/>
+            </w:tabs>
+            <w:rPr>
+              <w:noProof/>
+            </w:rPr>
+          </w:pPr>
+          <w:hyperlink w:anchor="_Toc226637204" w:history="1">
+            <w:r>
+              <w:rPr>
+                <w:rStyle w:val="Hyperlink"/>
+                <w:noProof/>
+              </w:rPr>
+              <w:t>2.1 Data source</w:t>
+            </w:r>
+            <w:r>
+              <w:rPr>
+                <w:noProof/>
+                <w:webHidden/>
+              </w:rPr>
+              <w:tab/>
+            </w:r>
+            <w:r>
+              <w:rPr>
+                <w:noProof/>
+                <w:webHidden/>
+              </w:rPr>
+              <w:fldChar w:fldCharType="begin"/>
+            </w:r>
+            <w:r>
+              <w:rPr>
+                <w:noProof/>
+                <w:webHidden/>
+              </w:rPr>
+              <w:instrText xml:space="preserve"> PAGEREF _Toc226637204 \h </w:instrText>
+            </w:r>
+            <w:r>
+              <w:rPr>
+                <w:noProof/>
+                <w:webHidden/>
+              </w:rPr>
+            </w:r>
+            <w:r>
+              <w:rPr>
+                <w:noProof/>
+                <w:webHidden/>
+              </w:rPr>
+              <w:fldChar w:fldCharType="separate"/>
+            </w:r>
+            <w:r>
+              <w:rPr>
+                <w:noProof/>
+                <w:webHidden/>
+              </w:rPr>
+              <w:t>6</w:t>
+            </w:r>
+            <w:r>
+              <w:rPr>
+                <w:noProof/>
+                <w:webHidden/>
+              </w:rPr>
+              <w:fldChar w:fldCharType="end"/>
+            </w:r>
+          </w:hyperlink>
+        </w:p>
+        <w:p>
+          <w:pPr>
+            <w:pStyle w:val="TOC2"/>
+            <w:tabs>
+              <w:tab w:val="right" w:leader="dot" w:pos="9016"/>
+            </w:tabs>
+            <w:rPr>
+              <w:noProof/>
+            </w:rPr>
+          </w:pPr>
+          <w:hyperlink w:anchor="_Toc226637205" w:history="1">
+            <w:r>
+              <w:rPr>
+                <w:rStyle w:val="Hyperlink"/>
+                <w:noProof/>
+              </w:rPr>
+              <w:t>2.2 Data description</w:t>
+            </w:r>
+            <w:r>
+              <w:rPr>
+                <w:noProof/>
+                <w:webHidden/>
+              </w:rPr>
+              <w:tab/>
+            </w:r>
+            <w:r>
+              <w:rPr>
+                <w:noProof/>
+                <w:webHidden/>
+              </w:rPr>
+              <w:fldChar w:fldCharType="begin"/>
+            </w:r>
+            <w:r>
+              <w:rPr>
+                <w:noProof/>
+                <w:webHidden/>
+              </w:rPr>
+              <w:instrText xml:space="preserve"> PAGEREF _Toc226637205 \h </w:instrText>
+            </w:r>
+            <w:r>
+              <w:rPr>
+                <w:noProof/>
+                <w:webHidden/>
+              </w:rPr>
+            </w:r>
+            <w:r>
+              <w:rPr>
+                <w:noProof/>
+                <w:webHidden/>
+              </w:rPr>
+              <w:fldChar w:fldCharType="separate"/>
+            </w:r>
+            <w:r>
+              <w:rPr>
+                <w:noProof/>
+                <w:webHidden/>
+              </w:rPr>
+              <w:t>6</w:t>
+            </w:r>
+            <w:r>
+              <w:rPr>
+                <w:noProof/>
+                <w:webHidden/>
+              </w:rPr>
+              <w:fldChar w:fldCharType="end"/>
+            </w:r>
+          </w:hyperlink>
+        </w:p>
+        <w:p>
+          <w:pPr>
+            <w:pStyle w:val="TOC2"/>
+            <w:tabs>
+              <w:tab w:val="right" w:leader="dot" w:pos="9016"/>
+            </w:tabs>
+            <w:rPr>
+              <w:noProof/>
+            </w:rPr>
+          </w:pPr>
+          <w:hyperlink w:anchor="_Toc226637206" w:history="1">
+            <w:r>
+              <w:rPr>
+                <w:rStyle w:val="Hyperlink"/>
+                <w:noProof/>
+              </w:rPr>
+              <w:t>2.3 Exploratory data analysis</w:t>
+            </w:r>
+            <w:r>
+              <w:rPr>
+                <w:noProof/>
+                <w:webHidden/>
+              </w:rPr>
+              <w:tab/>
+            </w:r>
+            <w:r>
+              <w:rPr>
+                <w:noProof/>
+                <w:webHidden/>
+              </w:rPr>
+              <w:fldChar w:fldCharType="begin"/>
+            </w:r>
+            <w:r>
+              <w:rPr>
+                <w:noProof/>
+                <w:webHidden/>
+              </w:rPr>
+              <w:instrText xml:space="preserve"> PAGEREF _Toc226637206 \h </w:instrText>
+            </w:r>
+            <w:r>
+              <w:rPr>
+                <w:noProof/>
+                <w:webHidden/>
+              </w:rPr>
+            </w:r>
+            <w:r>
+              <w:rPr>
+                <w:noProof/>
+                <w:webHidden/>
+              </w:rPr>
+              <w:fldChar w:fldCharType="separate"/>
+            </w:r>
+            <w:r>
+              <w:rPr>
+                <w:noProof/>
+                <w:webHidden/>
+              </w:rPr>
+              <w:t>6</w:t>
+            </w:r>
+            <w:r>
+              <w:rPr>
+                <w:noProof/>
+                <w:webHidden/>
+              </w:rPr>
+              <w:fldChar w:fldCharType="end"/>
+            </w:r>
+          </w:hyperlink>
+        </w:p>
+        <w:p>
+          <w:pPr>
+            <w:pStyle w:val="TOC2"/>
+            <w:tabs>
+              <w:tab w:val="right" w:leader="dot" w:pos="9016"/>
+            </w:tabs>
+            <w:rPr>
+              <w:noProof/>
+            </w:rPr>
+          </w:pPr>
+          <w:hyperlink w:anchor="_Toc226637207" w:history="1">
+            <w:r>
+              <w:rPr>
+                <w:rStyle w:val="Hyperlink"/>
+                <w:noProof/>
+              </w:rPr>
+              <w:t>2.4 Data challenges</w:t>
+            </w:r>
+            <w:r>
+              <w:rPr>
+                <w:noProof/>
+                <w:webHidden/>
+              </w:rPr>
+              <w:tab/>
+            </w:r>
+            <w:r>
+              <w:rPr>
+                <w:noProof/>
+                <w:webHidden/>
+              </w:rPr>
+              <w:fldChar w:fldCharType="begin"/>
+            </w:r>
+            <w:r>
+              <w:rPr>
+                <w:noProof/>
+                <w:webHidden/>
+              </w:rPr>
+              <w:instrText xml:space="preserve"> PAGEREF _Toc226637207 \h </w:instrText>
+            </w:r>
+            <w:r>
+              <w:rPr>
+                <w:noProof/>
+                <w:webHidden/>
+              </w:rPr>
+            </w:r>
+            <w:r>
+              <w:rPr>
+                <w:noProof/>
+                <w:webHidden/>
+              </w:rPr>
+              <w:fldChar w:fldCharType="separate"/>
+            </w:r>
+            <w:r>
+              <w:rPr>
+                <w:noProof/>
+                <w:webHidden/>
+              </w:rPr>
+              <w:t>6</w:t>
+            </w:r>
+            <w:r>
+              <w:rPr>
+                <w:noProof/>
+                <w:webHidden/>
+              </w:rPr>
+              <w:fldChar w:fldCharType="end"/>
+            </w:r>
+          </w:hyperlink>
+        </w:p>
+        <w:p>
+          <w:pPr>
+            <w:pStyle w:val="TOC2"/>
+            <w:tabs>
+              <w:tab w:val="right" w:leader="dot" w:pos="9016"/>
+            </w:tabs>
+            <w:rPr>
+              <w:noProof/>
+            </w:rPr>
+          </w:pPr>
+          <w:hyperlink w:anchor="_Toc226637208" w:history="1">
+            <w:r>
+              <w:rPr>
+                <w:rStyle w:val="Hyperlink"/>
+                <w:noProof/>
+              </w:rPr>
+              <w:t>2.5 Data preprocessing</w:t>
+            </w:r>
+            <w:r>
+              <w:rPr>
+                <w:noProof/>
+                <w:webHidden/>
+              </w:rPr>
+              <w:tab/>
+            </w:r>
+            <w:r>
+              <w:rPr>
+                <w:noProof/>
+                <w:webHidden/>
+              </w:rPr>
+              <w:fldChar w:fldCharType="begin"/>
+            </w:r>
+            <w:r>
+              <w:rPr>
+                <w:noProof/>
+                <w:webHidden/>
+              </w:rPr>
+              <w:instrText xml:space="preserve"> PAGEREF _Toc226637208 \h </w:instrText>
+            </w:r>
+            <w:r>
+              <w:rPr>
+                <w:noProof/>
+                <w:webHidden/>
+              </w:rPr>
+            </w:r>
+            <w:r>
+              <w:rPr>
+                <w:noProof/>
+                <w:webHidden/>
+              </w:rPr>
+              <w:fldChar w:fldCharType="separate"/>
+            </w:r>
+            <w:r>
+              <w:rPr>
+                <w:noProof/>
+                <w:webHidden/>
+              </w:rPr>
+              <w:t>6</w:t>
             </w:r>
             <w:r>
               <w:rPr>
@@ -728,13 +1068,13 @@
               <w14:ligatures w14:val="standardContextual"/>
             </w:rPr>
           </w:pPr>
-          <w:hyperlink w:anchor="_Toc224811546" w:history="1">
+          <w:hyperlink w:anchor="_Toc226637209" w:history="1">
             <w:r>
               <w:rPr>
                 <w:rStyle w:val="Hyperlink"/>
                 <w:noProof/>
               </w:rPr>
-              <w:t>Model implementation</w:t>
+              <w:t>3 Model implementation</w:t>
             </w:r>
             <w:r>
               <w:rPr>
@@ -755,7 +1095,7 @@
                 <w:noProof/>
                 <w:webHidden/>
               </w:rPr>
-              <w:instrText xml:space="preserve"> PAGEREF _Toc224811546 \h </w:instrText>
+              <w:instrText xml:space="preserve"> PAGEREF _Toc226637209 \h </w:instrText>
             </w:r>
             <w:r>
               <w:rPr>
@@ -775,7 +1115,7 @@
                 <w:noProof/>
                 <w:webHidden/>
               </w:rPr>
-              <w:t>3</w:t>
+              <w:t>6</w:t>
             </w:r>
             <w:r>
               <w:rPr>
@@ -799,13 +1139,13 @@
               <w14:ligatures w14:val="standardContextual"/>
             </w:rPr>
           </w:pPr>
-          <w:hyperlink w:anchor="_Toc224811547" w:history="1">
+          <w:hyperlink w:anchor="_Toc226637210" w:history="1">
             <w:r>
               <w:rPr>
                 <w:rStyle w:val="Hyperlink"/>
                 <w:noProof/>
               </w:rPr>
-              <w:t>Evaluation</w:t>
+              <w:t>4 Evaluation</w:t>
             </w:r>
             <w:r>
               <w:rPr>
@@ -826,7 +1166,7 @@
                 <w:noProof/>
                 <w:webHidden/>
               </w:rPr>
-              <w:instrText xml:space="preserve"> PAGEREF _Toc224811547 \h </w:instrText>
+              <w:instrText xml:space="preserve"> PAGEREF _Toc226637210 \h </w:instrText>
             </w:r>
             <w:r>
               <w:rPr>
@@ -846,7 +1186,7 @@
                 <w:noProof/>
                 <w:webHidden/>
               </w:rPr>
-              <w:t>4</w:t>
+              <w:t>7</w:t>
             </w:r>
             <w:r>
               <w:rPr>
@@ -870,13 +1210,13 @@
               <w14:ligatures w14:val="standardContextual"/>
             </w:rPr>
           </w:pPr>
-          <w:hyperlink w:anchor="_Toc224811548" w:history="1">
+          <w:hyperlink w:anchor="_Toc226637211" w:history="1">
             <w:r>
               <w:rPr>
                 <w:rStyle w:val="Hyperlink"/>
                 <w:noProof/>
               </w:rPr>
-              <w:t>Deployment</w:t>
+              <w:t>5 Deployment</w:t>
             </w:r>
             <w:r>
               <w:rPr>
@@ -897,7 +1237,7 @@
                 <w:noProof/>
                 <w:webHidden/>
               </w:rPr>
-              <w:instrText xml:space="preserve"> PAGEREF _Toc224811548 \h </w:instrText>
+              <w:instrText xml:space="preserve"> PAGEREF _Toc226637211 \h </w:instrText>
             </w:r>
             <w:r>
               <w:rPr>
@@ -917,7 +1257,7 @@
                 <w:noProof/>
                 <w:webHidden/>
               </w:rPr>
-              <w:t>4</w:t>
+              <w:t>7</w:t>
             </w:r>
             <w:r>
               <w:rPr>
@@ -941,13 +1281,13 @@
               <w14:ligatures w14:val="standardContextual"/>
             </w:rPr>
           </w:pPr>
-          <w:hyperlink w:anchor="_Toc224811549" w:history="1">
+          <w:hyperlink w:anchor="_Toc226637212" w:history="1">
             <w:r>
               <w:rPr>
                 <w:rStyle w:val="Hyperlink"/>
                 <w:noProof/>
               </w:rPr>
-              <w:t>Conclusion</w:t>
+              <w:t>6 Conclusion</w:t>
             </w:r>
             <w:r>
               <w:rPr>
@@ -968,7 +1308,7 @@
                 <w:noProof/>
                 <w:webHidden/>
               </w:rPr>
-              <w:instrText xml:space="preserve"> PAGEREF _Toc224811549 \h </w:instrText>
+              <w:instrText xml:space="preserve"> PAGEREF _Toc226637212 \h </w:instrText>
             </w:r>
             <w:r>
               <w:rPr>
@@ -988,7 +1328,7 @@
                 <w:noProof/>
                 <w:webHidden/>
               </w:rPr>
-              <w:t>4</w:t>
+              <w:t>7</w:t>
             </w:r>
             <w:r>
               <w:rPr>
@@ -1012,7 +1352,7 @@
               <w14:ligatures w14:val="standardContextual"/>
             </w:rPr>
           </w:pPr>
-          <w:hyperlink w:anchor="_Toc224811550" w:history="1">
+          <w:hyperlink w:anchor="_Toc226637213" w:history="1">
             <w:r>
               <w:rPr>
                 <w:rStyle w:val="Hyperlink"/>
@@ -1039,7 +1379,7 @@
                 <w:noProof/>
                 <w:webHidden/>
               </w:rPr>
-              <w:instrText xml:space="preserve"> PAGEREF _Toc224811550 \h </w:instrText>
+              <w:instrText xml:space="preserve"> PAGEREF _Toc226637213 \h </w:instrText>
             </w:r>
             <w:r>
               <w:rPr>
@@ -1059,7 +1399,7 @@
                 <w:noProof/>
                 <w:webHidden/>
               </w:rPr>
-              <w:t>4</w:t>
+              <w:t>7</w:t>
             </w:r>
             <w:r>
               <w:rPr>
@@ -1102,48 +1442,354 @@
       <w:pPr>
         <w:pStyle w:val="Heading1"/>
       </w:pPr>
-      <w:bookmarkStart w:id="1" w:name="_Toc224811542"/>
-      <w:r>
-        <w:lastRenderedPageBreak/>
+      <w:bookmarkStart w:id="1" w:name="_Toc226637200"/>
+      <w:r>
         <w:t>Table of figures</w:t>
       </w:r>
       <w:bookmarkEnd w:id="1"/>
     </w:p>
     <w:p>
-      <w:fldSimple w:instr=" TOC \h \z \c &quot;Figure&quot; ">
+      <w:pPr>
+        <w:pStyle w:val="TableofFigures"/>
+        <w:tabs>
+          <w:tab w:val="right" w:leader="dot" w:pos="9016"/>
+        </w:tabs>
+        <w:rPr>
+          <w:noProof/>
+          <w:kern w:val="2"/>
+          <w:lang w:val="nb-NO" w:eastAsia="nb-NO"/>
+          <w14:ligatures w14:val="standardContextual"/>
+        </w:rPr>
+      </w:pPr>
+      <w:r>
+        <w:fldChar w:fldCharType="begin"/>
+      </w:r>
+      <w:r>
+        <w:instrText xml:space="preserve"> TOC \h \z \c "Figure" </w:instrText>
+      </w:r>
+      <w:r>
+        <w:fldChar w:fldCharType="separate"/>
+      </w:r>
+      <w:hyperlink w:anchor="_Toc226638163" w:history="1">
         <w:r>
           <w:rPr>
-            <w:b/>
-            <w:bCs/>
+            <w:rStyle w:val="Hyperlink"/>
             <w:noProof/>
-            <w:lang w:val="en-US"/>
           </w:rPr>
-          <w:t>No table of figures entries found.</w:t>
+          <w:t>Figure 1: Sample chest X-ray images from dataset</w:t>
         </w:r>
-      </w:fldSimple>
-    </w:p>
-    <w:p>
-      <w:pPr>
-        <w:pStyle w:val="Heading1"/>
-      </w:pPr>
-      <w:bookmarkStart w:id="2" w:name="_Toc224811543"/>
-      <w:r>
-        <w:t>Table of tables</w:t>
-      </w:r>
-      <w:bookmarkEnd w:id="2"/>
-    </w:p>
-    <w:p>
-      <w:fldSimple w:instr=" TOC \h \z \c &quot;Table&quot; ">
         <w:r>
           <w:rPr>
-            <w:b/>
-            <w:bCs/>
             <w:noProof/>
-            <w:lang w:val="en-US"/>
+            <w:webHidden/>
           </w:rPr>
-          <w:t>No table of figures entries found.</w:t>
+          <w:tab/>
         </w:r>
-      </w:fldSimple>
+        <w:r>
+          <w:rPr>
+            <w:noProof/>
+            <w:webHidden/>
+          </w:rPr>
+          <w:fldChar w:fldCharType="begin"/>
+        </w:r>
+        <w:r>
+          <w:rPr>
+            <w:noProof/>
+            <w:webHidden/>
+          </w:rPr>
+          <w:instrText xml:space="preserve"> PAGEREF _Toc226638163 \h </w:instrText>
+        </w:r>
+        <w:r>
+          <w:rPr>
+            <w:noProof/>
+            <w:webHidden/>
+          </w:rPr>
+        </w:r>
+        <w:r>
+          <w:rPr>
+            <w:noProof/>
+            <w:webHidden/>
+          </w:rPr>
+          <w:fldChar w:fldCharType="separate"/>
+        </w:r>
+        <w:r>
+          <w:rPr>
+            <w:noProof/>
+            <w:webHidden/>
+          </w:rPr>
+          <w:t>7</w:t>
+        </w:r>
+        <w:r>
+          <w:rPr>
+            <w:noProof/>
+            <w:webHidden/>
+          </w:rPr>
+          <w:fldChar w:fldCharType="end"/>
+        </w:r>
+      </w:hyperlink>
+    </w:p>
+    <w:p>
+      <w:pPr>
+        <w:pStyle w:val="TableofFigures"/>
+        <w:tabs>
+          <w:tab w:val="right" w:leader="dot" w:pos="9016"/>
+        </w:tabs>
+        <w:rPr>
+          <w:noProof/>
+          <w:kern w:val="2"/>
+          <w:lang w:val="nb-NO" w:eastAsia="nb-NO"/>
+          <w14:ligatures w14:val="standardContextual"/>
+        </w:rPr>
+      </w:pPr>
+      <w:hyperlink w:anchor="_Toc226638164" w:history="1">
+        <w:r>
+          <w:rPr>
+            <w:rStyle w:val="Hyperlink"/>
+            <w:noProof/>
+          </w:rPr>
+          <w:t>Figure 2: Label distribution in the dataset</w:t>
+        </w:r>
+        <w:r>
+          <w:rPr>
+            <w:noProof/>
+            <w:webHidden/>
+          </w:rPr>
+          <w:tab/>
+        </w:r>
+        <w:r>
+          <w:rPr>
+            <w:noProof/>
+            <w:webHidden/>
+          </w:rPr>
+          <w:fldChar w:fldCharType="begin"/>
+        </w:r>
+        <w:r>
+          <w:rPr>
+            <w:noProof/>
+            <w:webHidden/>
+          </w:rPr>
+          <w:instrText xml:space="preserve"> PAGEREF _Toc226638164 \h </w:instrText>
+        </w:r>
+        <w:r>
+          <w:rPr>
+            <w:noProof/>
+            <w:webHidden/>
+          </w:rPr>
+        </w:r>
+        <w:r>
+          <w:rPr>
+            <w:noProof/>
+            <w:webHidden/>
+          </w:rPr>
+          <w:fldChar w:fldCharType="separate"/>
+        </w:r>
+        <w:r>
+          <w:rPr>
+            <w:noProof/>
+            <w:webHidden/>
+          </w:rPr>
+          <w:t>8</w:t>
+        </w:r>
+        <w:r>
+          <w:rPr>
+            <w:noProof/>
+            <w:webHidden/>
+          </w:rPr>
+          <w:fldChar w:fldCharType="end"/>
+        </w:r>
+      </w:hyperlink>
+    </w:p>
+    <w:p>
+      <w:pPr>
+        <w:pStyle w:val="TableofFigures"/>
+        <w:tabs>
+          <w:tab w:val="right" w:leader="dot" w:pos="9016"/>
+        </w:tabs>
+        <w:rPr>
+          <w:noProof/>
+          <w:kern w:val="2"/>
+          <w:lang w:val="nb-NO" w:eastAsia="nb-NO"/>
+          <w14:ligatures w14:val="standardContextual"/>
+        </w:rPr>
+      </w:pPr>
+      <w:hyperlink w:anchor="_Toc226638165" w:history="1">
+        <w:r>
+          <w:rPr>
+            <w:rStyle w:val="Hyperlink"/>
+            <w:noProof/>
+          </w:rPr>
+          <w:t>Figure 3: Distribution of uncertain labels</w:t>
+        </w:r>
+        <w:r>
+          <w:rPr>
+            <w:noProof/>
+            <w:webHidden/>
+          </w:rPr>
+          <w:tab/>
+        </w:r>
+        <w:r>
+          <w:rPr>
+            <w:noProof/>
+            <w:webHidden/>
+          </w:rPr>
+          <w:fldChar w:fldCharType="begin"/>
+        </w:r>
+        <w:r>
+          <w:rPr>
+            <w:noProof/>
+            <w:webHidden/>
+          </w:rPr>
+          <w:instrText xml:space="preserve"> PAGEREF _Toc226638165 \h </w:instrText>
+        </w:r>
+        <w:r>
+          <w:rPr>
+            <w:noProof/>
+            <w:webHidden/>
+          </w:rPr>
+        </w:r>
+        <w:r>
+          <w:rPr>
+            <w:noProof/>
+            <w:webHidden/>
+          </w:rPr>
+          <w:fldChar w:fldCharType="separate"/>
+        </w:r>
+        <w:r>
+          <w:rPr>
+            <w:noProof/>
+            <w:webHidden/>
+          </w:rPr>
+          <w:t>8</w:t>
+        </w:r>
+        <w:r>
+          <w:rPr>
+            <w:noProof/>
+            <w:webHidden/>
+          </w:rPr>
+          <w:fldChar w:fldCharType="end"/>
+        </w:r>
+      </w:hyperlink>
+    </w:p>
+    <w:p>
+      <w:pPr>
+        <w:pStyle w:val="TableofFigures"/>
+        <w:tabs>
+          <w:tab w:val="right" w:leader="dot" w:pos="9016"/>
+        </w:tabs>
+        <w:rPr>
+          <w:noProof/>
+          <w:kern w:val="2"/>
+          <w:lang w:val="nb-NO" w:eastAsia="nb-NO"/>
+          <w14:ligatures w14:val="standardContextual"/>
+        </w:rPr>
+      </w:pPr>
+      <w:hyperlink w:anchor="_Toc226638166" w:history="1">
+        <w:r>
+          <w:rPr>
+            <w:rStyle w:val="Hyperlink"/>
+            <w:noProof/>
+          </w:rPr>
+          <w:t>Figure 4: Distribution of missing values</w:t>
+        </w:r>
+        <w:r>
+          <w:rPr>
+            <w:noProof/>
+            <w:webHidden/>
+          </w:rPr>
+          <w:tab/>
+        </w:r>
+        <w:r>
+          <w:rPr>
+            <w:noProof/>
+            <w:webHidden/>
+          </w:rPr>
+          <w:fldChar w:fldCharType="begin"/>
+        </w:r>
+        <w:r>
+          <w:rPr>
+            <w:noProof/>
+            <w:webHidden/>
+          </w:rPr>
+          <w:instrText xml:space="preserve"> PAGEREF _Toc226638166 \h </w:instrText>
+        </w:r>
+        <w:r>
+          <w:rPr>
+            <w:noProof/>
+            <w:webHidden/>
+          </w:rPr>
+        </w:r>
+        <w:r>
+          <w:rPr>
+            <w:noProof/>
+            <w:webHidden/>
+          </w:rPr>
+          <w:fldChar w:fldCharType="separate"/>
+        </w:r>
+        <w:r>
+          <w:rPr>
+            <w:noProof/>
+            <w:webHidden/>
+          </w:rPr>
+          <w:t>9</w:t>
+        </w:r>
+        <w:r>
+          <w:rPr>
+            <w:noProof/>
+            <w:webHidden/>
+          </w:rPr>
+          <w:fldChar w:fldCharType="end"/>
+        </w:r>
+      </w:hyperlink>
+    </w:p>
+    <w:p>
+      <w:r>
+        <w:rPr>
+          <w:b/>
+          <w:bCs/>
+          <w:noProof/>
+          <w:lang w:val="en-US"/>
+        </w:rPr>
+        <w:fldChar w:fldCharType="end"/>
+      </w:r>
+    </w:p>
+    <w:p>
+      <w:pPr>
+        <w:pStyle w:val="Heading1"/>
+      </w:pPr>
+      <w:bookmarkStart w:id="2" w:name="_Toc226637201"/>
+      <w:r>
+        <w:t>Table of tables</w:t>
+      </w:r>
+      <w:bookmarkEnd w:id="2"/>
+    </w:p>
+    <w:p>
+      <w:r>
+        <w:fldChar w:fldCharType="begin"/>
+      </w:r>
+      <w:r>
+        <w:instrText xml:space="preserve"> TOC \h \z \c "Table" </w:instrText>
+      </w:r>
+      <w:r>
+        <w:fldChar w:fldCharType="separate"/>
+      </w:r>
+      <w:r>
+        <w:rPr>
+          <w:b/>
+          <w:bCs/>
+          <w:noProof/>
+          <w:lang w:val="en-US"/>
+        </w:rPr>
+        <w:t>No table of figures entries found.</w:t>
+      </w:r>
+      <w:r>
+        <w:rPr>
+          <w:b/>
+          <w:bCs/>
+          <w:noProof/>
+          <w:lang w:val="en-US"/>
+        </w:rPr>
+        <w:fldChar w:fldCharType="end"/>
+      </w:r>
     </w:p>
     <w:p/>
     <w:p/>
@@ -1301,67 +1947,14 @@
     </w:p>
     <w:p>
       <w:pPr>
-        <w:rPr>
-          <w:lang w:val="nb-NO"/>
-        </w:rPr>
-      </w:pPr>
-    </w:p>
-    <w:p>
-      <w:pPr>
-        <w:rPr>
-          <w:lang w:val="nb-NO"/>
-        </w:rPr>
-      </w:pPr>
-    </w:p>
-    <w:p>
-      <w:pPr>
-        <w:rPr>
-          <w:lang w:val="nb-NO"/>
-        </w:rPr>
-      </w:pPr>
-    </w:p>
-    <w:p>
-      <w:pPr>
-        <w:rPr>
-          <w:lang w:val="nb-NO"/>
-        </w:rPr>
-      </w:pPr>
-    </w:p>
-    <w:p>
-      <w:pPr>
-        <w:rPr>
-          <w:lang w:val="nb-NO"/>
-        </w:rPr>
-      </w:pPr>
-    </w:p>
-    <w:p>
-      <w:pPr>
-        <w:rPr>
-          <w:lang w:val="nb-NO"/>
-        </w:rPr>
-      </w:pPr>
-    </w:p>
-    <w:p>
-      <w:pPr>
-        <w:rPr>
-          <w:lang w:val="nb-NO"/>
-        </w:rPr>
-      </w:pPr>
-    </w:p>
-    <w:p>
-      <w:pPr>
-        <w:rPr>
-          <w:lang w:val="nb-NO"/>
-        </w:rPr>
-      </w:pPr>
-    </w:p>
-    <w:p>
-      <w:pPr>
         <w:pStyle w:val="Heading1"/>
       </w:pPr>
-      <w:bookmarkStart w:id="3" w:name="_Toc224811544"/>
+      <w:bookmarkStart w:id="3" w:name="_Toc226637202"/>
       <w:r>
         <w:lastRenderedPageBreak/>
+        <w:t xml:space="preserve">1 </w:t>
+      </w:r>
+      <w:r>
         <w:t>Problem description</w:t>
       </w:r>
       <w:bookmarkEnd w:id="3"/>
@@ -1377,7 +1970,13 @@
         <w:rPr>
           <w:rFonts w:ascii="Times New Roman" w:hAnsi="Times New Roman" w:cs="Times New Roman"/>
         </w:rPr>
-        <w:t xml:space="preserve">Chest radiography is one of the most widely used imaging modalities in modern medicine and plays a central role in the diagnosis of thoracic diseases. It is typically the first imaging examination used for patients presenting with symptoms such as chest pain, shortness of breath or persistent cough </w:t>
+        <w:t xml:space="preserve">Chest radiography is one of the most widely used imaging modalities in modern medicine and plays a central role in the diagnosis of thoracic diseases. It is </w:t>
+      </w:r>
+      <w:r>
+        <w:rPr>
+          <w:rFonts w:ascii="Times New Roman" w:hAnsi="Times New Roman" w:cs="Times New Roman"/>
+        </w:rPr>
+        <w:t xml:space="preserve">typically the first imaging examination used for patients presenting with symptoms such as chest pain, shortness of breath or persistent cough </w:t>
       </w:r>
       <w:sdt>
         <w:sdtPr>
@@ -1501,7 +2100,19 @@
         <w:rPr>
           <w:rFonts w:ascii="Times New Roman" w:hAnsi="Times New Roman" w:cs="Times New Roman"/>
         </w:rPr>
-        <w:t xml:space="preserve">Despite its importance, the interpretation of chest radiographs remains a challenging task. Klein and Rosado-de-Christenson explains that this is because of “The superimposition of complex structures of various radiographic density (gas, water, calcium, metal and fat) </w:t>
+        <w:t xml:space="preserve">Despite its importance, the interpretation of chest radiographs remains a challenging task. Klein and Rosado-de-Christenson explains that this is because </w:t>
+      </w:r>
+      <w:r>
+        <w:rPr>
+          <w:rFonts w:ascii="Times New Roman" w:hAnsi="Times New Roman" w:cs="Times New Roman"/>
+        </w:rPr>
+        <w:t xml:space="preserve">of </w:t>
+      </w:r>
+      <w:r>
+        <w:rPr>
+          <w:rFonts w:ascii="Times New Roman" w:hAnsi="Times New Roman" w:cs="Times New Roman"/>
+        </w:rPr>
+        <w:t xml:space="preserve">“The superimposition of complex structures of various radiographic density (gas, water, calcium, metal and fat) </w:t>
       </w:r>
       <w:sdt>
         <w:sdtPr>
@@ -1561,7 +2172,19 @@
         <w:rPr>
           <w:rFonts w:ascii="Times New Roman" w:hAnsi="Times New Roman" w:cs="Times New Roman"/>
         </w:rPr>
-        <w:t xml:space="preserve">dimensional anatomical structures onto a two-dimensional image, and the subtle nature of many pathological findings makes this one of the most difficult radiographs to interpret </w:t>
+        <w:t>dimensional anatomical structures onto a two-dimensional image,</w:t>
+      </w:r>
+      <w:r>
+        <w:rPr>
+          <w:rFonts w:ascii="Times New Roman" w:hAnsi="Times New Roman" w:cs="Times New Roman"/>
+        </w:rPr>
+        <w:t xml:space="preserve"> and the subtle nature of many pathological findings makes this </w:t>
+      </w:r>
+      <w:r>
+        <w:rPr>
+          <w:rFonts w:ascii="Times New Roman" w:hAnsi="Times New Roman" w:cs="Times New Roman"/>
+        </w:rPr>
+        <w:t xml:space="preserve">one of the most difficult radiographs to interpret </w:t>
       </w:r>
       <w:sdt>
         <w:sdtPr>
@@ -1635,7 +2258,55 @@
         <w:rPr>
           <w:rFonts w:ascii="Times New Roman" w:hAnsi="Times New Roman" w:cs="Times New Roman"/>
         </w:rPr>
-        <w:t xml:space="preserve">, there is a growing need for automated systems that can assist clinicians in interpreting these images. There already exist traditional machine learning methods for disease classification in medical image analysis, which rely on handcrafted features by experts </w:t>
+        <w:t xml:space="preserve">, there is a growing need for automated systems that can assist clinicians in </w:t>
+      </w:r>
+      <w:r>
+        <w:rPr>
+          <w:rFonts w:ascii="Times New Roman" w:hAnsi="Times New Roman" w:cs="Times New Roman"/>
+        </w:rPr>
+        <w:t>interpreting these images.</w:t>
+      </w:r>
+      <w:r>
+        <w:rPr>
+          <w:rFonts w:ascii="Times New Roman" w:hAnsi="Times New Roman" w:cs="Times New Roman"/>
+        </w:rPr>
+        <w:t xml:space="preserve"> There already </w:t>
+      </w:r>
+      <w:r>
+        <w:rPr>
+          <w:rFonts w:ascii="Times New Roman" w:hAnsi="Times New Roman" w:cs="Times New Roman"/>
+        </w:rPr>
+        <w:t>exist</w:t>
+      </w:r>
+      <w:r>
+        <w:rPr>
+          <w:rFonts w:ascii="Times New Roman" w:hAnsi="Times New Roman" w:cs="Times New Roman"/>
+        </w:rPr>
+        <w:t xml:space="preserve"> traditional machine learning methods for </w:t>
+      </w:r>
+      <w:r>
+        <w:rPr>
+          <w:rFonts w:ascii="Times New Roman" w:hAnsi="Times New Roman" w:cs="Times New Roman"/>
+        </w:rPr>
+        <w:t>disease classification in medical image analysis</w:t>
+      </w:r>
+      <w:r>
+        <w:rPr>
+          <w:rFonts w:ascii="Times New Roman" w:hAnsi="Times New Roman" w:cs="Times New Roman"/>
+        </w:rPr>
+        <w:t xml:space="preserve">, which </w:t>
+      </w:r>
+      <w:r>
+        <w:rPr>
+          <w:rFonts w:ascii="Times New Roman" w:hAnsi="Times New Roman" w:cs="Times New Roman"/>
+        </w:rPr>
+        <w:t>rely on</w:t>
+      </w:r>
+      <w:r>
+        <w:rPr>
+          <w:rFonts w:ascii="Times New Roman" w:hAnsi="Times New Roman" w:cs="Times New Roman"/>
+        </w:rPr>
+        <w:t xml:space="preserve"> handcrafted features by experts </w:t>
       </w:r>
       <w:sdt>
         <w:sdtPr>
@@ -1683,7 +2354,25 @@
         <w:rPr>
           <w:rFonts w:ascii="Times New Roman" w:hAnsi="Times New Roman" w:cs="Times New Roman"/>
         </w:rPr>
-        <w:t xml:space="preserve">. In contrast, deep learning approaches such as convolutional neural networks can automatically learn feature representations directly from raw image data, enabling them to detect subtle patterns that may not be easily visible to the experts crafting handcrafted features </w:t>
+        <w:t>.</w:t>
+      </w:r>
+      <w:r>
+        <w:rPr>
+          <w:rFonts w:ascii="Times New Roman" w:hAnsi="Times New Roman" w:cs="Times New Roman"/>
+        </w:rPr>
+        <w:t xml:space="preserve"> </w:t>
+      </w:r>
+      <w:r>
+        <w:rPr>
+          <w:rFonts w:ascii="Times New Roman" w:hAnsi="Times New Roman" w:cs="Times New Roman"/>
+        </w:rPr>
+        <w:t xml:space="preserve">In contrast, deep learning approaches such as convolutional neural networks can automatically learn feature representations directly from raw image data, enabling them to detect subtle patterns </w:t>
+      </w:r>
+      <w:r>
+        <w:rPr>
+          <w:rFonts w:ascii="Times New Roman" w:hAnsi="Times New Roman" w:cs="Times New Roman"/>
+        </w:rPr>
+        <w:t xml:space="preserve">that may not be easily visible to the experts crafting handcrafted features </w:t>
       </w:r>
       <w:sdt>
         <w:sdtPr>
@@ -1731,7 +2420,31 @@
         <w:rPr>
           <w:rFonts w:ascii="Times New Roman" w:hAnsi="Times New Roman" w:cs="Times New Roman"/>
         </w:rPr>
-        <w:t xml:space="preserve">. Due to this, deep learning models typically outperform classic machine learning models based on handcrafted features, due to learned features being extracted automatically to solve a specific task </w:t>
+        <w:t>. Due to this</w:t>
+      </w:r>
+      <w:r>
+        <w:rPr>
+          <w:rFonts w:ascii="Times New Roman" w:hAnsi="Times New Roman" w:cs="Times New Roman"/>
+        </w:rPr>
+        <w:t>, deep learning models typically outperform classic machine learning models based on handcrafted features</w:t>
+      </w:r>
+      <w:r>
+        <w:rPr>
+          <w:rFonts w:ascii="Times New Roman" w:hAnsi="Times New Roman" w:cs="Times New Roman"/>
+        </w:rPr>
+        <w:t>,</w:t>
+      </w:r>
+      <w:r>
+        <w:rPr>
+          <w:rFonts w:ascii="Times New Roman" w:hAnsi="Times New Roman" w:cs="Times New Roman"/>
+        </w:rPr>
+        <w:t xml:space="preserve"> due to </w:t>
+      </w:r>
+      <w:r>
+        <w:rPr>
+          <w:rFonts w:ascii="Times New Roman" w:hAnsi="Times New Roman" w:cs="Times New Roman"/>
+        </w:rPr>
+        <w:t xml:space="preserve">learned features being extracted automatically to solve a specific task </w:t>
       </w:r>
       <w:sdt>
         <w:sdtPr>
@@ -1793,7 +2506,49 @@
         <w:rPr>
           <w:rFonts w:ascii="Times New Roman" w:hAnsi="Times New Roman" w:cs="Times New Roman"/>
         </w:rPr>
-        <w:t xml:space="preserve">There already exist some deep learning solutions for diagnosing pathologies from chest radiographs. One such solution is </w:t>
+        <w:t xml:space="preserve">There already </w:t>
+      </w:r>
+      <w:r>
+        <w:rPr>
+          <w:rFonts w:ascii="Times New Roman" w:hAnsi="Times New Roman" w:cs="Times New Roman"/>
+        </w:rPr>
+        <w:t>exist</w:t>
+      </w:r>
+      <w:r>
+        <w:rPr>
+          <w:rFonts w:ascii="Times New Roman" w:hAnsi="Times New Roman" w:cs="Times New Roman"/>
+        </w:rPr>
+        <w:t xml:space="preserve"> </w:t>
+      </w:r>
+      <w:r>
+        <w:rPr>
+          <w:rFonts w:ascii="Times New Roman" w:hAnsi="Times New Roman" w:cs="Times New Roman"/>
+        </w:rPr>
+        <w:t xml:space="preserve">some deep learning solutions for diagnosing pathologies </w:t>
+      </w:r>
+      <w:r>
+        <w:rPr>
+          <w:rFonts w:ascii="Times New Roman" w:hAnsi="Times New Roman" w:cs="Times New Roman"/>
+        </w:rPr>
+        <w:t xml:space="preserve">from </w:t>
+      </w:r>
+      <w:r>
+        <w:rPr>
+          <w:rFonts w:ascii="Times New Roman" w:hAnsi="Times New Roman" w:cs="Times New Roman"/>
+        </w:rPr>
+        <w:t>chest radiograph</w:t>
+      </w:r>
+      <w:r>
+        <w:rPr>
+          <w:rFonts w:ascii="Times New Roman" w:hAnsi="Times New Roman" w:cs="Times New Roman"/>
+        </w:rPr>
+        <w:t>s</w:t>
+      </w:r>
+      <w:r>
+        <w:rPr>
+          <w:rFonts w:ascii="Times New Roman" w:hAnsi="Times New Roman" w:cs="Times New Roman"/>
+        </w:rPr>
+        <w:t xml:space="preserve">. One such solution is </w:t>
       </w:r>
       <w:proofErr w:type="spellStart"/>
       <w:r>
@@ -1862,7 +2617,31 @@
         <w:rPr>
           <w:rFonts w:ascii="Times New Roman" w:hAnsi="Times New Roman" w:cs="Times New Roman"/>
         </w:rPr>
-        <w:t>. A common weakness in deep learning solutions is a limited insight into the reasoning behind their predictions. In a medical context, results from these solutions will be interpreted by medical personnel who may not be proficient with technology, and thus this “</w:t>
+        <w:t>.</w:t>
+      </w:r>
+      <w:r>
+        <w:rPr>
+          <w:rFonts w:ascii="Times New Roman" w:hAnsi="Times New Roman" w:cs="Times New Roman"/>
+        </w:rPr>
+        <w:t xml:space="preserve"> A common weakness in </w:t>
+      </w:r>
+      <w:r>
+        <w:rPr>
+          <w:rFonts w:ascii="Times New Roman" w:hAnsi="Times New Roman" w:cs="Times New Roman"/>
+        </w:rPr>
+        <w:t>deep learning solutions</w:t>
+      </w:r>
+      <w:r>
+        <w:rPr>
+          <w:rFonts w:ascii="Times New Roman" w:hAnsi="Times New Roman" w:cs="Times New Roman"/>
+        </w:rPr>
+        <w:t xml:space="preserve"> is a limited insight into the reasoning behind their predictions. In a medical context, </w:t>
+      </w:r>
+      <w:r>
+        <w:rPr>
+          <w:rFonts w:ascii="Times New Roman" w:hAnsi="Times New Roman" w:cs="Times New Roman"/>
+        </w:rPr>
+        <w:t>results from these solutions will be interpreted by medical personnel who may not be proficient with technology, and thus this “</w:t>
       </w:r>
       <w:proofErr w:type="gramStart"/>
       <w:r>
@@ -1876,7 +2655,13 @@
         <w:rPr>
           <w:rFonts w:ascii="Times New Roman" w:hAnsi="Times New Roman" w:cs="Times New Roman"/>
         </w:rPr>
-        <w:t>” prediction can reduce trust in the validity of the result.</w:t>
+        <w:t>” prediction can</w:t>
+      </w:r>
+      <w:r>
+        <w:rPr>
+          <w:rFonts w:ascii="Times New Roman" w:hAnsi="Times New Roman" w:cs="Times New Roman"/>
+        </w:rPr>
+        <w:t xml:space="preserve"> reduce trust in the validity of the result.</w:t>
       </w:r>
     </w:p>
     <w:p>
@@ -1890,7 +2675,25 @@
         <w:rPr>
           <w:rFonts w:ascii="Times New Roman" w:hAnsi="Times New Roman" w:cs="Times New Roman"/>
         </w:rPr>
-        <w:t>The aim for this project is therefore not only to develop a deep learning model for chest X-ray classification, but also to extend existing approaches by incorporating uncertainty estimation and interpretability techniques. Methods such as Grad-CAM will be used to highlight image regions that contribute to model predictions, providing visual explanations that can support clinicians in understanding and validating the model’s output.</w:t>
+        <w:t xml:space="preserve">The aim for this project is therefore not only to develop a deep learning model for chest X-ray classification, but also to extend existing approaches by </w:t>
+      </w:r>
+      <w:r>
+        <w:rPr>
+          <w:rFonts w:ascii="Times New Roman" w:hAnsi="Times New Roman" w:cs="Times New Roman"/>
+        </w:rPr>
+        <w:t xml:space="preserve">incorporating uncertainty estimation and interpretability techniques. </w:t>
+      </w:r>
+      <w:r>
+        <w:rPr>
+          <w:rFonts w:ascii="Times New Roman" w:hAnsi="Times New Roman" w:cs="Times New Roman"/>
+        </w:rPr>
+        <w:t>Methods</w:t>
+      </w:r>
+      <w:r>
+        <w:rPr>
+          <w:rFonts w:ascii="Times New Roman" w:hAnsi="Times New Roman" w:cs="Times New Roman"/>
+        </w:rPr>
+        <w:t xml:space="preserve"> such as Grad-CAM will be used to highlight image regions that contribute to model predictions, providing visual explanations that can support clinicians in understanding and validating the model’s output.</w:t>
       </w:r>
     </w:p>
     <w:p>
@@ -1904,7 +2707,13 @@
         <w:rPr>
           <w:rFonts w:ascii="Times New Roman" w:hAnsi="Times New Roman" w:cs="Times New Roman"/>
         </w:rPr>
-        <w:t>To evaluate the success of the project, several quantitative metrics will be used. Since the task involves multi-label classification, performance will primarily be assessed using AUROC (Area Under the Receiver Operating Characteristic Curve) for each class, as well as the mean AUROC across all classes. In addition, metrics such as precision, recall, and F1-score will be evaluated to provide a comprehensive evaluation of model performance.</w:t>
+        <w:t xml:space="preserve">To evaluate the </w:t>
+      </w:r>
+      <w:r>
+        <w:rPr>
+          <w:rFonts w:ascii="Times New Roman" w:hAnsi="Times New Roman" w:cs="Times New Roman"/>
+        </w:rPr>
+        <w:t>success of the project, several quantitative metrics will be used. Since the task involves multi-label classification, performance will primarily be assessed using AUROC (Area Under the Receiver Operating Characteristic Curve) for each class, as well as the mean AUROC across all classes. In addition, metrics such as precision, recall, and F1-score will be evaluated to provide a comprehensive evaluation of model performance.</w:t>
       </w:r>
     </w:p>
     <w:p>
@@ -1919,14 +2728,57 @@
         <w:rPr>
           <w:rFonts w:ascii="Times New Roman" w:hAnsi="Times New Roman" w:cs="Times New Roman"/>
         </w:rPr>
-        <w:t xml:space="preserve">There is no mathematical formula for interpretability. Due to its subjective nature, it will be difficult to provide an accurate metric for interpretability within the scope of this project. With more time and resources, we would ideally develop our model and allow health personnel to test it and give us feedback through a survey and semi-structured qualitative interviews. </w:t>
+        <w:t>There is no mathematical formula for interpretability. Due to its subjective nature</w:t>
+      </w:r>
+      <w:r>
+        <w:rPr>
+          <w:rFonts w:ascii="Times New Roman" w:hAnsi="Times New Roman" w:cs="Times New Roman"/>
+        </w:rPr>
+        <w:t xml:space="preserve">, it will be difficult to provide an accurate metric </w:t>
+      </w:r>
+      <w:r>
+        <w:rPr>
+          <w:rFonts w:ascii="Times New Roman" w:hAnsi="Times New Roman" w:cs="Times New Roman"/>
+        </w:rPr>
+        <w:t xml:space="preserve">for interpretability </w:t>
+      </w:r>
+      <w:r>
+        <w:rPr>
+          <w:rFonts w:ascii="Times New Roman" w:hAnsi="Times New Roman" w:cs="Times New Roman"/>
+        </w:rPr>
+        <w:t xml:space="preserve">within the scope of this project. With more time and resources, </w:t>
+      </w:r>
+      <w:r>
+        <w:rPr>
+          <w:rFonts w:ascii="Times New Roman" w:hAnsi="Times New Roman" w:cs="Times New Roman"/>
+        </w:rPr>
+        <w:t xml:space="preserve">we would ideally develop our </w:t>
+      </w:r>
+      <w:r>
+        <w:rPr>
+          <w:rFonts w:ascii="Times New Roman" w:hAnsi="Times New Roman" w:cs="Times New Roman"/>
+        </w:rPr>
+        <w:t>model and</w:t>
+      </w:r>
+      <w:r>
+        <w:rPr>
+          <w:rFonts w:ascii="Times New Roman" w:hAnsi="Times New Roman" w:cs="Times New Roman"/>
+        </w:rPr>
+        <w:t xml:space="preserve"> allow health personnel to test it and give us feedback through a survey and semi-structured qualitative interviews. </w:t>
       </w:r>
       <w:r>
         <w:rPr>
           <w:rFonts w:ascii="Times New Roman" w:hAnsi="Times New Roman" w:cs="Times New Roman"/>
           <w:highlight w:val="yellow"/>
         </w:rPr>
-        <w:t>However, this task would be too large for the scope of this project, and thus we will instead show Grad-CAM heatmaps and compare correct predictions to incorrect predictions to assess whether the model focuses on clinically relevant regions.</w:t>
+        <w:t>However, this task would be too large for the scope of this project, and thus we will instead show Grad-CAM heatmaps and compare correct predictions to incorrect prediction</w:t>
+      </w:r>
+      <w:r>
+        <w:rPr>
+          <w:rFonts w:ascii="Times New Roman" w:hAnsi="Times New Roman" w:cs="Times New Roman"/>
+          <w:highlight w:val="yellow"/>
+        </w:rPr>
+        <w:t>s to assess whether the model focuses on clinically relevant regions.</w:t>
       </w:r>
       <w:r>
         <w:rPr>
@@ -1967,34 +2819,750 @@
     </w:p>
     <w:p>
       <w:pPr>
+        <w:pStyle w:val="Heading1"/>
+      </w:pPr>
+      <w:bookmarkStart w:id="4" w:name="_Toc226637203"/>
+      <w:r>
+        <w:t xml:space="preserve">2 </w:t>
+      </w:r>
+      <w:r>
+        <w:t>Data</w:t>
+      </w:r>
+      <w:bookmarkEnd w:id="4"/>
+    </w:p>
+    <w:p>
+      <w:pPr>
+        <w:pStyle w:val="Heading2"/>
+      </w:pPr>
+      <w:bookmarkStart w:id="5" w:name="_Toc226637204"/>
+      <w:r>
+        <w:t>2.1 Data source</w:t>
+      </w:r>
+      <w:bookmarkEnd w:id="5"/>
+    </w:p>
+    <w:p>
+      <w:pPr>
         <w:spacing w:line="360" w:lineRule="auto"/>
         <w:rPr>
           <w:rFonts w:ascii="Times New Roman" w:hAnsi="Times New Roman" w:cs="Times New Roman"/>
-          <w:lang w:val="nb-NO"/>
-        </w:rPr>
-      </w:pPr>
-    </w:p>
-    <w:p>
-      <w:pPr>
-        <w:pStyle w:val="Heading1"/>
-      </w:pPr>
-      <w:bookmarkStart w:id="4" w:name="_Toc224811545"/>
-      <w:r>
-        <w:t>Data</w:t>
-      </w:r>
-      <w:bookmarkEnd w:id="4"/>
+        </w:rPr>
+      </w:pPr>
+      <w:r>
+        <w:rPr>
+          <w:rFonts w:ascii="Times New Roman" w:hAnsi="Times New Roman" w:cs="Times New Roman"/>
+        </w:rPr>
+        <w:t xml:space="preserve">This project uses </w:t>
+      </w:r>
+      <w:r>
+        <w:rPr>
+          <w:rFonts w:ascii="Times New Roman" w:hAnsi="Times New Roman" w:cs="Times New Roman"/>
+        </w:rPr>
+        <w:t xml:space="preserve">a version of </w:t>
+      </w:r>
+      <w:r>
+        <w:rPr>
+          <w:rFonts w:ascii="Times New Roman" w:hAnsi="Times New Roman" w:cs="Times New Roman"/>
+        </w:rPr>
+        <w:t xml:space="preserve">the </w:t>
+      </w:r>
+      <w:proofErr w:type="spellStart"/>
+      <w:r>
+        <w:rPr>
+          <w:rFonts w:ascii="Times New Roman" w:hAnsi="Times New Roman" w:cs="Times New Roman"/>
+        </w:rPr>
+        <w:t>CheXpert</w:t>
+      </w:r>
+      <w:proofErr w:type="spellEnd"/>
+      <w:r>
+        <w:rPr>
+          <w:rFonts w:ascii="Times New Roman" w:hAnsi="Times New Roman" w:cs="Times New Roman"/>
+        </w:rPr>
+        <w:t xml:space="preserve"> dataset, a large-scale dataset for automated chest radiograph interpretation</w:t>
+      </w:r>
+      <w:r>
+        <w:rPr>
+          <w:rFonts w:ascii="Times New Roman" w:hAnsi="Times New Roman" w:cs="Times New Roman"/>
+        </w:rPr>
+        <w:t>, called “CheXPert-v1.0-small” from the Kaggle user “ashery”</w:t>
+      </w:r>
+      <w:r>
+        <w:rPr>
+          <w:rFonts w:ascii="Times New Roman" w:hAnsi="Times New Roman" w:cs="Times New Roman"/>
+        </w:rPr>
+        <w:t xml:space="preserve"> </w:t>
+      </w:r>
+      <w:proofErr w:type="spellStart"/>
+      <w:r>
+        <w:rPr>
+          <w:rFonts w:ascii="Times New Roman" w:hAnsi="Times New Roman" w:cs="Times New Roman"/>
+          <w:highlight w:val="yellow"/>
+        </w:rPr>
+        <w:t>legg</w:t>
+      </w:r>
+      <w:proofErr w:type="spellEnd"/>
+      <w:r>
+        <w:rPr>
+          <w:rFonts w:ascii="Times New Roman" w:hAnsi="Times New Roman" w:cs="Times New Roman"/>
+          <w:highlight w:val="yellow"/>
+        </w:rPr>
+        <w:t xml:space="preserve"> inn </w:t>
+      </w:r>
+      <w:proofErr w:type="spellStart"/>
+      <w:r>
+        <w:rPr>
+          <w:rFonts w:ascii="Times New Roman" w:hAnsi="Times New Roman" w:cs="Times New Roman"/>
+          <w:highlight w:val="yellow"/>
+        </w:rPr>
+        <w:t>kilde</w:t>
+      </w:r>
+      <w:proofErr w:type="spellEnd"/>
+      <w:r>
+        <w:rPr>
+          <w:rFonts w:ascii="Times New Roman" w:hAnsi="Times New Roman" w:cs="Times New Roman"/>
+          <w:highlight w:val="yellow"/>
+        </w:rPr>
+        <w:t xml:space="preserve"> </w:t>
+      </w:r>
+      <w:proofErr w:type="spellStart"/>
+      <w:r>
+        <w:rPr>
+          <w:rFonts w:ascii="Times New Roman" w:hAnsi="Times New Roman" w:cs="Times New Roman"/>
+          <w:highlight w:val="yellow"/>
+        </w:rPr>
+        <w:t>til</w:t>
+      </w:r>
+      <w:proofErr w:type="spellEnd"/>
+      <w:r>
+        <w:rPr>
+          <w:rFonts w:ascii="Times New Roman" w:hAnsi="Times New Roman" w:cs="Times New Roman"/>
+          <w:highlight w:val="yellow"/>
+        </w:rPr>
+        <w:t xml:space="preserve"> dataset</w:t>
+      </w:r>
+      <w:r>
+        <w:rPr>
+          <w:rFonts w:ascii="Times New Roman" w:hAnsi="Times New Roman" w:cs="Times New Roman"/>
+        </w:rPr>
+        <w:t>. The dataset consists of approximately</w:t>
+      </w:r>
+      <w:r>
+        <w:rPr>
+          <w:rFonts w:ascii="Times New Roman" w:hAnsi="Times New Roman" w:cs="Times New Roman"/>
+        </w:rPr>
+        <w:t xml:space="preserve"> 224,000 </w:t>
+      </w:r>
+      <w:r>
+        <w:rPr>
+          <w:rFonts w:ascii="Times New Roman" w:hAnsi="Times New Roman" w:cs="Times New Roman"/>
+        </w:rPr>
+        <w:t>chest X-ray images collected from clinical practice and annotated for the presence of 14 different conditions.</w:t>
+      </w:r>
+    </w:p>
+    <w:p>
+      <w:pPr>
+        <w:pStyle w:val="Heading2"/>
+      </w:pPr>
+      <w:bookmarkStart w:id="6" w:name="_Toc226637205"/>
+      <w:r>
+        <w:lastRenderedPageBreak/>
+        <w:t>2.2 Data description</w:t>
+      </w:r>
+      <w:bookmarkEnd w:id="6"/>
+    </w:p>
+    <w:p>
+      <w:pPr>
+        <w:spacing w:line="360" w:lineRule="auto"/>
+        <w:rPr>
+          <w:rFonts w:ascii="Times New Roman" w:hAnsi="Times New Roman" w:cs="Times New Roman"/>
+        </w:rPr>
+      </w:pPr>
+      <w:r>
+        <w:rPr>
+          <w:rFonts w:ascii="Times New Roman" w:hAnsi="Times New Roman" w:cs="Times New Roman"/>
+        </w:rPr>
+        <w:t>The dataset is divided into predefined training and validation sets, where each row in the corresponding CSV- files represents a single radiograph and its associated labels. The labels are encoded as follows: a value of 1 indicates that a condition is present, 0 indicates that it is absent, -1 indicates uncertainty, and missing values (</w:t>
+      </w:r>
+      <w:proofErr w:type="spellStart"/>
+      <w:r>
+        <w:rPr>
+          <w:rFonts w:ascii="Times New Roman" w:hAnsi="Times New Roman" w:cs="Times New Roman"/>
+        </w:rPr>
+        <w:t>NaN</w:t>
+      </w:r>
+      <w:proofErr w:type="spellEnd"/>
+      <w:r>
+        <w:rPr>
+          <w:rFonts w:ascii="Times New Roman" w:hAnsi="Times New Roman" w:cs="Times New Roman"/>
+        </w:rPr>
+        <w:t>) indicate that the condition was not mentioned in the report.</w:t>
+      </w:r>
+    </w:p>
+    <w:p>
+      <w:pPr>
+        <w:spacing w:line="360" w:lineRule="auto"/>
+        <w:rPr>
+          <w:rFonts w:ascii="Times New Roman" w:hAnsi="Times New Roman" w:cs="Times New Roman"/>
+        </w:rPr>
+      </w:pPr>
+      <w:r>
+        <w:rPr>
+          <w:rFonts w:ascii="Times New Roman" w:hAnsi="Times New Roman" w:cs="Times New Roman"/>
+        </w:rPr>
+        <w:t>The 14</w:t>
+      </w:r>
+      <w:r>
+        <w:rPr>
+          <w:rFonts w:ascii="Times New Roman" w:hAnsi="Times New Roman" w:cs="Times New Roman"/>
+        </w:rPr>
+        <w:t xml:space="preserve"> conditions included in the dataset are: No Finding, Enlarged Cardiomediastinum, Cardiomegaly, Lung Opacity, Lung Lesion, Edema, Consolidation, Pneumonia, Atelectasis, Pneumothorax, Pleural Effusion, Pleural Other, Fracture and Support Devices. It is important to note that “Support Devices” does not represent a disease, but rather the presence of medical equipment visible in the radiograph</w:t>
+      </w:r>
+      <w:r>
+        <w:rPr>
+          <w:rFonts w:ascii="Times New Roman" w:hAnsi="Times New Roman" w:cs="Times New Roman"/>
+        </w:rPr>
+        <w:t>.</w:t>
+      </w:r>
+    </w:p>
+    <w:p>
+      <w:pPr>
+        <w:spacing w:line="360" w:lineRule="auto"/>
+        <w:rPr>
+          <w:rFonts w:ascii="Times New Roman" w:hAnsi="Times New Roman" w:cs="Times New Roman"/>
+        </w:rPr>
+      </w:pPr>
+      <w:r>
+        <w:rPr>
+          <w:rFonts w:ascii="Times New Roman" w:hAnsi="Times New Roman" w:cs="Times New Roman"/>
+        </w:rPr>
+        <w:t>Visual inspection of sample images show that the dataset consists of grayscale chest radiographs. The images include both frontal and lateral views.</w:t>
+      </w:r>
+    </w:p>
+    <w:p>
+      <w:pPr>
+        <w:keepNext/>
+        <w:spacing w:line="360" w:lineRule="auto"/>
+        <w:jc w:val="center"/>
+      </w:pPr>
+      <w:r>
+        <w:rPr>
+          <w:noProof/>
+        </w:rPr>
+        <w:drawing>
+          <wp:inline distT="0" distB="0" distL="0" distR="0" wp14:anchorId="25954EF9" wp14:editId="4C3DFC8A">
+            <wp:extent cx="6158254" cy="4105275"/>
+            <wp:effectExtent l="0" t="0" r="0" b="0"/>
+            <wp:docPr id="1040675110" name="Picture 1"/>
+            <wp:cNvGraphicFramePr>
+              <a:graphicFrameLocks xmlns:a="http://schemas.openxmlformats.org/drawingml/2006/main" noChangeAspect="1"/>
+            </wp:cNvGraphicFramePr>
+            <a:graphic xmlns:a="http://schemas.openxmlformats.org/drawingml/2006/main">
+              <a:graphicData uri="http://schemas.openxmlformats.org/drawingml/2006/picture">
+                <pic:pic xmlns:pic="http://schemas.openxmlformats.org/drawingml/2006/picture">
+                  <pic:nvPicPr>
+                    <pic:cNvPr id="0" name="Picture 1"/>
+                    <pic:cNvPicPr>
+                      <a:picLocks noChangeAspect="1" noChangeArrowheads="1"/>
+                    </pic:cNvPicPr>
+                  </pic:nvPicPr>
+                  <pic:blipFill>
+                    <a:blip r:embed="rId9" cstate="print">
+                      <a:extLst>
+                        <a:ext uri="{28A0092B-C50C-407E-A947-70E740481C1C}">
+                          <a14:useLocalDpi xmlns:a14="http://schemas.microsoft.com/office/drawing/2010/main" val="0"/>
+                        </a:ext>
+                      </a:extLst>
+                    </a:blip>
+                    <a:srcRect/>
+                    <a:stretch>
+                      <a:fillRect/>
+                    </a:stretch>
+                  </pic:blipFill>
+                  <pic:spPr bwMode="auto">
+                    <a:xfrm>
+                      <a:off x="0" y="0"/>
+                      <a:ext cx="6205506" cy="4136775"/>
+                    </a:xfrm>
+                    <a:prstGeom prst="rect">
+                      <a:avLst/>
+                    </a:prstGeom>
+                    <a:noFill/>
+                    <a:ln>
+                      <a:noFill/>
+                    </a:ln>
+                  </pic:spPr>
+                </pic:pic>
+              </a:graphicData>
+            </a:graphic>
+          </wp:inline>
+        </w:drawing>
+      </w:r>
+    </w:p>
+    <w:p>
+      <w:pPr>
+        <w:pStyle w:val="Caption"/>
+        <w:jc w:val="center"/>
+      </w:pPr>
+      <w:bookmarkStart w:id="7" w:name="_Toc226638163"/>
+      <w:r>
+        <w:t xml:space="preserve">Figure </w:t>
+      </w:r>
+      <w:r>
+        <w:fldChar w:fldCharType="begin"/>
+      </w:r>
+      <w:r>
+        <w:instrText xml:space="preserve"> SEQ Figure \* ARABIC </w:instrText>
+      </w:r>
+      <w:r>
+        <w:fldChar w:fldCharType="separate"/>
+      </w:r>
+      <w:r>
+        <w:rPr>
+          <w:noProof/>
+        </w:rPr>
+        <w:t>1</w:t>
+      </w:r>
+      <w:r>
+        <w:fldChar w:fldCharType="end"/>
+      </w:r>
+      <w:r>
+        <w:t>: Sample chest X-ray images from dataset</w:t>
+      </w:r>
+      <w:bookmarkEnd w:id="7"/>
     </w:p>
     <w:p/>
     <w:p/>
     <w:p>
       <w:pPr>
+        <w:pStyle w:val="Heading2"/>
+      </w:pPr>
+      <w:bookmarkStart w:id="8" w:name="_Toc226637206"/>
+      <w:r>
+        <w:t>2.3 Exploratory data analysis</w:t>
+      </w:r>
+      <w:bookmarkEnd w:id="8"/>
+    </w:p>
+    <w:p>
+      <w:pPr>
+        <w:spacing w:line="360" w:lineRule="auto"/>
+        <w:rPr>
+          <w:rFonts w:ascii="Times New Roman" w:hAnsi="Times New Roman" w:cs="Times New Roman"/>
+        </w:rPr>
+      </w:pPr>
+      <w:r>
+        <w:rPr>
+          <w:rFonts w:ascii="Times New Roman" w:hAnsi="Times New Roman" w:cs="Times New Roman"/>
+        </w:rPr>
+        <w:t>A key observation from the analysis is the significant class imbalance present in the dataset. Some conditions, such as Pleural Effusion and Atelectasis, occur frequently, while others such as Fracture and Lung Lesion, are relatively rare. This imbalance can negatively impact model performance, as models may become biased towards more frequent classes.</w:t>
+      </w:r>
+    </w:p>
+    <w:p>
+      <w:pPr>
+        <w:spacing w:line="360" w:lineRule="auto"/>
+        <w:rPr>
+          <w:rFonts w:ascii="Times New Roman" w:hAnsi="Times New Roman" w:cs="Times New Roman"/>
+        </w:rPr>
+      </w:pPr>
+      <w:r>
+        <w:rPr>
+          <w:rFonts w:ascii="Times New Roman" w:hAnsi="Times New Roman" w:cs="Times New Roman"/>
+        </w:rPr>
+        <w:t>In addition to class imbalance, the dataset contains a substantial number of uncertain labels. The number of uncertain labels varies across conditions, indicating that some pathologies are inherently more difficult to diagnose from chest radiographs. Furthermore, missing values are present.</w:t>
+      </w:r>
+    </w:p>
+    <w:p>
+      <w:pPr>
+        <w:spacing w:line="360" w:lineRule="auto"/>
+        <w:rPr>
+          <w:rFonts w:ascii="Times New Roman" w:hAnsi="Times New Roman" w:cs="Times New Roman"/>
+        </w:rPr>
+      </w:pPr>
+      <w:r>
+        <w:rPr>
+          <w:rFonts w:ascii="Times New Roman" w:hAnsi="Times New Roman" w:cs="Times New Roman"/>
+        </w:rPr>
+        <w:t>Figures 2 to 4 show us label distribution, as well as the distribution of uncertain- and missing values.</w:t>
+      </w:r>
+    </w:p>
+    <w:p>
+      <w:pPr>
+        <w:keepNext/>
+        <w:spacing w:line="360" w:lineRule="auto"/>
+        <w:jc w:val="center"/>
+      </w:pPr>
+      <w:r>
+        <w:rPr>
+          <w:rFonts w:ascii="Times New Roman" w:hAnsi="Times New Roman" w:cs="Times New Roman"/>
+          <w:lang w:val="nb-NO"/>
+        </w:rPr>
+        <w:drawing>
+          <wp:inline distT="0" distB="0" distL="0" distR="0" wp14:anchorId="6AD1E3C3" wp14:editId="05B2CDD5">
+            <wp:extent cx="5731510" cy="2865755"/>
+            <wp:effectExtent l="0" t="0" r="2540" b="0"/>
+            <wp:docPr id="139260220" name="Picture 7"/>
+            <wp:cNvGraphicFramePr>
+              <a:graphicFrameLocks xmlns:a="http://schemas.openxmlformats.org/drawingml/2006/main" noChangeAspect="1"/>
+            </wp:cNvGraphicFramePr>
+            <a:graphic xmlns:a="http://schemas.openxmlformats.org/drawingml/2006/main">
+              <a:graphicData uri="http://schemas.openxmlformats.org/drawingml/2006/picture">
+                <pic:pic xmlns:pic="http://schemas.openxmlformats.org/drawingml/2006/picture">
+                  <pic:nvPicPr>
+                    <pic:cNvPr id="0" name="Picture 22"/>
+                    <pic:cNvPicPr>
+                      <a:picLocks noChangeAspect="1" noChangeArrowheads="1"/>
+                    </pic:cNvPicPr>
+                  </pic:nvPicPr>
+                  <pic:blipFill>
+                    <a:blip r:embed="rId10">
+                      <a:extLst>
+                        <a:ext uri="{28A0092B-C50C-407E-A947-70E740481C1C}">
+                          <a14:useLocalDpi xmlns:a14="http://schemas.microsoft.com/office/drawing/2010/main" val="0"/>
+                        </a:ext>
+                      </a:extLst>
+                    </a:blip>
+                    <a:srcRect/>
+                    <a:stretch>
+                      <a:fillRect/>
+                    </a:stretch>
+                  </pic:blipFill>
+                  <pic:spPr bwMode="auto">
+                    <a:xfrm>
+                      <a:off x="0" y="0"/>
+                      <a:ext cx="5731510" cy="2865755"/>
+                    </a:xfrm>
+                    <a:prstGeom prst="rect">
+                      <a:avLst/>
+                    </a:prstGeom>
+                    <a:noFill/>
+                    <a:ln>
+                      <a:noFill/>
+                    </a:ln>
+                  </pic:spPr>
+                </pic:pic>
+              </a:graphicData>
+            </a:graphic>
+          </wp:inline>
+        </w:drawing>
+      </w:r>
+    </w:p>
+    <w:p>
+      <w:pPr>
+        <w:pStyle w:val="Caption"/>
+        <w:jc w:val="center"/>
+        <w:rPr>
+          <w:rFonts w:ascii="Times New Roman" w:hAnsi="Times New Roman" w:cs="Times New Roman"/>
+        </w:rPr>
+      </w:pPr>
+      <w:bookmarkStart w:id="9" w:name="_Toc226638164"/>
+      <w:r>
+        <w:t xml:space="preserve">Figure </w:t>
+      </w:r>
+      <w:r>
+        <w:fldChar w:fldCharType="begin"/>
+      </w:r>
+      <w:r>
+        <w:instrText xml:space="preserve"> SEQ Figure \* ARABIC </w:instrText>
+      </w:r>
+      <w:r>
+        <w:fldChar w:fldCharType="separate"/>
+      </w:r>
+      <w:r>
+        <w:rPr>
+          <w:noProof/>
+        </w:rPr>
+        <w:t>2</w:t>
+      </w:r>
+      <w:r>
+        <w:fldChar w:fldCharType="end"/>
+      </w:r>
+      <w:r>
+        <w:t>: Label distribution in the dataset</w:t>
+      </w:r>
+      <w:bookmarkEnd w:id="9"/>
+    </w:p>
+    <w:p>
+      <w:pPr>
+        <w:spacing w:line="360" w:lineRule="auto"/>
+        <w:jc w:val="center"/>
+        <w:rPr>
+          <w:rFonts w:ascii="Times New Roman" w:hAnsi="Times New Roman" w:cs="Times New Roman"/>
+        </w:rPr>
+      </w:pPr>
+    </w:p>
+    <w:p>
+      <w:pPr>
+        <w:keepNext/>
+        <w:spacing w:line="360" w:lineRule="auto"/>
+        <w:jc w:val="center"/>
+      </w:pPr>
+      <w:r>
+        <w:rPr>
+          <w:rFonts w:ascii="Times New Roman" w:hAnsi="Times New Roman" w:cs="Times New Roman"/>
+          <w:lang w:val="nb-NO"/>
+        </w:rPr>
+        <w:lastRenderedPageBreak/>
+        <w:drawing>
+          <wp:inline distT="0" distB="0" distL="0" distR="0" wp14:anchorId="2B8584A1" wp14:editId="48BA14A2">
+            <wp:extent cx="5731510" cy="2991485"/>
+            <wp:effectExtent l="0" t="0" r="2540" b="0"/>
+            <wp:docPr id="26671208" name="Picture 5"/>
+            <wp:cNvGraphicFramePr>
+              <a:graphicFrameLocks xmlns:a="http://schemas.openxmlformats.org/drawingml/2006/main" noChangeAspect="1"/>
+            </wp:cNvGraphicFramePr>
+            <a:graphic xmlns:a="http://schemas.openxmlformats.org/drawingml/2006/main">
+              <a:graphicData uri="http://schemas.openxmlformats.org/drawingml/2006/picture">
+                <pic:pic xmlns:pic="http://schemas.openxmlformats.org/drawingml/2006/picture">
+                  <pic:nvPicPr>
+                    <pic:cNvPr id="0" name="Picture 15"/>
+                    <pic:cNvPicPr>
+                      <a:picLocks noChangeAspect="1" noChangeArrowheads="1"/>
+                    </pic:cNvPicPr>
+                  </pic:nvPicPr>
+                  <pic:blipFill>
+                    <a:blip r:embed="rId11">
+                      <a:extLst>
+                        <a:ext uri="{28A0092B-C50C-407E-A947-70E740481C1C}">
+                          <a14:useLocalDpi xmlns:a14="http://schemas.microsoft.com/office/drawing/2010/main" val="0"/>
+                        </a:ext>
+                      </a:extLst>
+                    </a:blip>
+                    <a:srcRect/>
+                    <a:stretch>
+                      <a:fillRect/>
+                    </a:stretch>
+                  </pic:blipFill>
+                  <pic:spPr bwMode="auto">
+                    <a:xfrm>
+                      <a:off x="0" y="0"/>
+                      <a:ext cx="5731510" cy="2991485"/>
+                    </a:xfrm>
+                    <a:prstGeom prst="rect">
+                      <a:avLst/>
+                    </a:prstGeom>
+                    <a:noFill/>
+                    <a:ln>
+                      <a:noFill/>
+                    </a:ln>
+                  </pic:spPr>
+                </pic:pic>
+              </a:graphicData>
+            </a:graphic>
+          </wp:inline>
+        </w:drawing>
+      </w:r>
+    </w:p>
+    <w:p>
+      <w:pPr>
+        <w:pStyle w:val="Caption"/>
+        <w:jc w:val="center"/>
+        <w:rPr>
+          <w:rFonts w:ascii="Times New Roman" w:hAnsi="Times New Roman" w:cs="Times New Roman"/>
+        </w:rPr>
+      </w:pPr>
+      <w:bookmarkStart w:id="10" w:name="_Toc226638165"/>
+      <w:r>
+        <w:t xml:space="preserve">Figure </w:t>
+      </w:r>
+      <w:r>
+        <w:fldChar w:fldCharType="begin"/>
+      </w:r>
+      <w:r>
+        <w:instrText xml:space="preserve"> SEQ Figure \* ARABIC </w:instrText>
+      </w:r>
+      <w:r>
+        <w:fldChar w:fldCharType="separate"/>
+      </w:r>
+      <w:r>
+        <w:rPr>
+          <w:noProof/>
+        </w:rPr>
+        <w:t>3</w:t>
+      </w:r>
+      <w:r>
+        <w:fldChar w:fldCharType="end"/>
+      </w:r>
+      <w:r>
+        <w:t>: Distribution of uncertain labels</w:t>
+      </w:r>
+      <w:bookmarkEnd w:id="10"/>
+    </w:p>
+    <w:p>
+      <w:pPr>
+        <w:spacing w:line="360" w:lineRule="auto"/>
+        <w:jc w:val="center"/>
+        <w:rPr>
+          <w:rFonts w:ascii="Times New Roman" w:hAnsi="Times New Roman" w:cs="Times New Roman"/>
+        </w:rPr>
+      </w:pPr>
+    </w:p>
+    <w:p>
+      <w:pPr>
+        <w:keepNext/>
+        <w:spacing w:line="360" w:lineRule="auto"/>
+        <w:jc w:val="center"/>
+      </w:pPr>
+      <w:r>
+        <w:rPr>
+          <w:rFonts w:ascii="Times New Roman" w:hAnsi="Times New Roman" w:cs="Times New Roman"/>
+          <w:lang w:val="nb-NO"/>
+        </w:rPr>
+        <w:drawing>
+          <wp:inline distT="0" distB="0" distL="0" distR="0" wp14:anchorId="27A8910A" wp14:editId="3000F89F">
+            <wp:extent cx="5731510" cy="3022600"/>
+            <wp:effectExtent l="0" t="0" r="2540" b="6350"/>
+            <wp:docPr id="2097489937" name="Picture 3"/>
+            <wp:cNvGraphicFramePr>
+              <a:graphicFrameLocks xmlns:a="http://schemas.openxmlformats.org/drawingml/2006/main" noChangeAspect="1"/>
+            </wp:cNvGraphicFramePr>
+            <a:graphic xmlns:a="http://schemas.openxmlformats.org/drawingml/2006/main">
+              <a:graphicData uri="http://schemas.openxmlformats.org/drawingml/2006/picture">
+                <pic:pic xmlns:pic="http://schemas.openxmlformats.org/drawingml/2006/picture">
+                  <pic:nvPicPr>
+                    <pic:cNvPr id="0" name="Picture 8"/>
+                    <pic:cNvPicPr>
+                      <a:picLocks noChangeAspect="1" noChangeArrowheads="1"/>
+                    </pic:cNvPicPr>
+                  </pic:nvPicPr>
+                  <pic:blipFill>
+                    <a:blip r:embed="rId12">
+                      <a:extLst>
+                        <a:ext uri="{28A0092B-C50C-407E-A947-70E740481C1C}">
+                          <a14:useLocalDpi xmlns:a14="http://schemas.microsoft.com/office/drawing/2010/main" val="0"/>
+                        </a:ext>
+                      </a:extLst>
+                    </a:blip>
+                    <a:srcRect/>
+                    <a:stretch>
+                      <a:fillRect/>
+                    </a:stretch>
+                  </pic:blipFill>
+                  <pic:spPr bwMode="auto">
+                    <a:xfrm>
+                      <a:off x="0" y="0"/>
+                      <a:ext cx="5731510" cy="3022600"/>
+                    </a:xfrm>
+                    <a:prstGeom prst="rect">
+                      <a:avLst/>
+                    </a:prstGeom>
+                    <a:noFill/>
+                    <a:ln>
+                      <a:noFill/>
+                    </a:ln>
+                  </pic:spPr>
+                </pic:pic>
+              </a:graphicData>
+            </a:graphic>
+          </wp:inline>
+        </w:drawing>
+      </w:r>
+    </w:p>
+    <w:p>
+      <w:pPr>
+        <w:pStyle w:val="Caption"/>
+        <w:jc w:val="center"/>
+      </w:pPr>
+      <w:bookmarkStart w:id="11" w:name="_Toc226638166"/>
+      <w:r>
+        <w:t xml:space="preserve">Figure </w:t>
+      </w:r>
+      <w:r>
+        <w:fldChar w:fldCharType="begin"/>
+      </w:r>
+      <w:r>
+        <w:instrText xml:space="preserve"> SEQ Figure \* ARABIC </w:instrText>
+      </w:r>
+      <w:r>
+        <w:fldChar w:fldCharType="separate"/>
+      </w:r>
+      <w:r>
+        <w:rPr>
+          <w:noProof/>
+        </w:rPr>
+        <w:t>4</w:t>
+      </w:r>
+      <w:r>
+        <w:fldChar w:fldCharType="end"/>
+      </w:r>
+      <w:r>
+        <w:t>: Distribution of missing values</w:t>
+      </w:r>
+      <w:bookmarkEnd w:id="11"/>
+    </w:p>
+    <w:p>
+      <w:pPr>
+        <w:rPr>
+          <w:lang w:val="nb-NO"/>
+        </w:rPr>
+      </w:pPr>
+    </w:p>
+    <w:p>
+      <w:pPr>
+        <w:rPr>
+          <w:lang w:val="nb-NO"/>
+        </w:rPr>
+      </w:pPr>
+    </w:p>
+    <w:p>
+      <w:pPr>
+        <w:rPr>
+          <w:lang w:val="nb-NO"/>
+        </w:rPr>
+      </w:pPr>
+    </w:p>
+    <w:p>
+      <w:pPr>
+        <w:spacing w:line="360" w:lineRule="auto"/>
+        <w:rPr>
+          <w:rFonts w:ascii="Times New Roman" w:hAnsi="Times New Roman" w:cs="Times New Roman"/>
+        </w:rPr>
+      </w:pPr>
+    </w:p>
+    <w:p>
+      <w:pPr>
+        <w:pStyle w:val="Heading2"/>
+      </w:pPr>
+      <w:bookmarkStart w:id="12" w:name="_Toc226637207"/>
+      <w:r>
+        <w:lastRenderedPageBreak/>
+        <w:t>2.4 Data challenges</w:t>
+      </w:r>
+      <w:bookmarkEnd w:id="12"/>
+    </w:p>
+    <w:p>
+      <w:proofErr w:type="spellStart"/>
+      <w:r>
+        <w:t>asdasd</w:t>
+      </w:r>
+      <w:proofErr w:type="spellEnd"/>
+    </w:p>
+    <w:p>
+      <w:pPr>
+        <w:pStyle w:val="Heading2"/>
+      </w:pPr>
+      <w:bookmarkStart w:id="13" w:name="_Toc226637208"/>
+      <w:r>
+        <w:t>2.5 Data preprocessing</w:t>
+      </w:r>
+      <w:bookmarkEnd w:id="13"/>
+    </w:p>
+    <w:p>
+      <w:proofErr w:type="spellStart"/>
+      <w:r>
+        <w:t>asdasdad</w:t>
+      </w:r>
+      <w:proofErr w:type="spellEnd"/>
+    </w:p>
+    <w:p>
+      <w:pPr>
         <w:pStyle w:val="Heading1"/>
       </w:pPr>
-      <w:bookmarkStart w:id="5" w:name="_Toc224811546"/>
+      <w:bookmarkStart w:id="14" w:name="_Toc226637209"/>
+      <w:r>
+        <w:t xml:space="preserve">3 </w:t>
+      </w:r>
       <w:r>
         <w:t>Model implementation</w:t>
       </w:r>
-      <w:bookmarkEnd w:id="5"/>
+      <w:bookmarkEnd w:id="14"/>
     </w:p>
     <w:p/>
     <w:p/>
@@ -2002,11 +3570,14 @@
       <w:pPr>
         <w:pStyle w:val="Heading1"/>
       </w:pPr>
-      <w:bookmarkStart w:id="6" w:name="_Toc224811547"/>
+      <w:bookmarkStart w:id="15" w:name="_Toc226637210"/>
+      <w:r>
+        <w:t xml:space="preserve">4 </w:t>
+      </w:r>
       <w:r>
         <w:t>Evaluation</w:t>
       </w:r>
-      <w:bookmarkEnd w:id="6"/>
+      <w:bookmarkEnd w:id="15"/>
     </w:p>
     <w:p/>
     <w:p/>
@@ -2014,11 +3585,14 @@
       <w:pPr>
         <w:pStyle w:val="Heading1"/>
       </w:pPr>
-      <w:bookmarkStart w:id="7" w:name="_Toc224811548"/>
+      <w:bookmarkStart w:id="16" w:name="_Toc226637211"/>
+      <w:r>
+        <w:t xml:space="preserve">5 </w:t>
+      </w:r>
       <w:r>
         <w:t>Deployment</w:t>
       </w:r>
-      <w:bookmarkEnd w:id="7"/>
+      <w:bookmarkEnd w:id="16"/>
     </w:p>
     <w:p/>
     <w:p/>
@@ -2026,15 +3600,18 @@
       <w:pPr>
         <w:pStyle w:val="Heading1"/>
       </w:pPr>
-      <w:bookmarkStart w:id="8" w:name="_Toc224811549"/>
+      <w:bookmarkStart w:id="17" w:name="_Toc226637212"/>
+      <w:r>
+        <w:t xml:space="preserve">6 </w:t>
+      </w:r>
       <w:r>
         <w:t>Conclusion</w:t>
       </w:r>
-      <w:bookmarkEnd w:id="8"/>
+      <w:bookmarkEnd w:id="17"/>
     </w:p>
     <w:p/>
     <w:p/>
-    <w:bookmarkStart w:id="9" w:name="_Toc224811550" w:displacedByCustomXml="next"/>
+    <w:bookmarkStart w:id="18" w:name="_Toc226637213" w:displacedByCustomXml="next"/>
     <w:sdt>
       <w:sdtPr>
         <w:rPr>
@@ -2057,7 +3634,7 @@
           <w:r>
             <w:t>References</w:t>
           </w:r>
-          <w:bookmarkEnd w:id="9"/>
+          <w:bookmarkEnd w:id="18"/>
         </w:p>
         <w:sdt>
           <w:sdtPr>
@@ -2144,6 +3721,7 @@
                 <w:rPr>
                   <w:noProof/>
                 </w:rPr>
+                <w:lastRenderedPageBreak/>
                 <w:t xml:space="preserve">Hosny, A., Aerts, H. J., &amp; Mak, R. H. (2019). Handcrafted versus deep learning radiomics for prediction of cancer therapy response. </w:t>
               </w:r>
               <w:r>
@@ -2246,7 +3824,6 @@
                 <w:rPr>
                   <w:noProof/>
                 </w:rPr>
-                <w:lastRenderedPageBreak/>
                 <w:t xml:space="preserve">Piper, K., Cox, S., Paterson, A., Thomas, A., Jeyagopal, N., &amp; Woznitza, N. (2014, May). Chest reporting by radiographers: Findings of an accredited postgraduate programme. </w:t>
               </w:r>
               <w:r>
@@ -2262,6 +3839,35 @@
                   <w:noProof/>
                 </w:rPr>
                 <w:t>(2), 94-99. doi:10.1016/j.radi.2014.01.003</w:t>
+              </w:r>
+            </w:p>
+            <w:p>
+              <w:pPr>
+                <w:pStyle w:val="Bibliography"/>
+                <w:ind w:left="720" w:hanging="720"/>
+                <w:rPr>
+                  <w:noProof/>
+                </w:rPr>
+              </w:pPr>
+              <w:r>
+                <w:rPr>
+                  <w:noProof/>
+                </w:rPr>
+                <w:t xml:space="preserve">Rajpurkar, P., Irvin, J., Zhu, K., Yang, B., Mehta, H., Duan, T., . . . Ng, A. Y. (2017). CheXNet: Radiologist-Level Pneumonia Detection on Chest X-Rays with Deep Learning. </w:t>
+              </w:r>
+              <w:r>
+                <w:rPr>
+                  <w:i/>
+                  <w:iCs/>
+                  <w:noProof/>
+                </w:rPr>
+                <w:t>arXiv</w:t>
+              </w:r>
+              <w:r>
+                <w:rPr>
+                  <w:noProof/>
+                </w:rPr>
+                <w:t>. doi:https://doi.org/10.48550/arXiv.1711.05225</w:t>
               </w:r>
             </w:p>
             <w:p>
@@ -2368,10 +3974,10 @@
     <w:p/>
     <w:p/>
     <w:sectPr>
-      <w:headerReference w:type="default" r:id="rId9"/>
-      <w:footerReference w:type="default" r:id="rId10"/>
-      <w:headerReference w:type="first" r:id="rId11"/>
-      <w:footerReference w:type="first" r:id="rId12"/>
+      <w:headerReference w:type="default" r:id="rId13"/>
+      <w:footerReference w:type="default" r:id="rId14"/>
+      <w:headerReference w:type="first" r:id="rId15"/>
+      <w:footerReference w:type="first" r:id="rId16"/>
       <w:pgSz w:w="11906" w:h="16838"/>
       <w:pgMar w:top="1440" w:right="1440" w:bottom="1440" w:left="1440" w:header="720" w:footer="720" w:gutter="0"/>
       <w:cols w:space="720"/>
@@ -3864,7 +5470,6 @@
   <w:style w:type="character" w:default="1" w:styleId="DefaultParagraphFont">
     <w:name w:val="Default Paragraph Font"/>
     <w:uiPriority w:val="1"/>
-    <w:semiHidden/>
     <w:unhideWhenUsed/>
   </w:style>
   <w:style w:type="table" w:default="1" w:styleId="TableNormal">
@@ -4249,6 +5854,49 @@
     <w:unhideWhenUsed/>
     <w:rsid w:val="00E1613A"/>
   </w:style>
+  <w:style w:type="paragraph" w:styleId="TOC2">
+    <w:name w:val="toc 2"/>
+    <w:basedOn w:val="Normal"/>
+    <w:next w:val="Normal"/>
+    <w:autoRedefine/>
+    <w:uiPriority w:val="39"/>
+    <w:unhideWhenUsed/>
+    <w:rsid w:val="002B0FE3"/>
+    <w:pPr>
+      <w:spacing w:after="100"/>
+      <w:ind w:left="240"/>
+    </w:pPr>
+  </w:style>
+  <w:style w:type="paragraph" w:styleId="Caption">
+    <w:name w:val="caption"/>
+    <w:basedOn w:val="Normal"/>
+    <w:next w:val="Normal"/>
+    <w:uiPriority w:val="35"/>
+    <w:unhideWhenUsed/>
+    <w:qFormat/>
+    <w:rsid w:val="00F52FE1"/>
+    <w:pPr>
+      <w:spacing w:after="200" w:line="240" w:lineRule="auto"/>
+    </w:pPr>
+    <w:rPr>
+      <w:i/>
+      <w:iCs/>
+      <w:color w:val="0E2841" w:themeColor="text2"/>
+      <w:sz w:val="18"/>
+      <w:szCs w:val="18"/>
+    </w:rPr>
+  </w:style>
+  <w:style w:type="paragraph" w:styleId="TableofFigures">
+    <w:name w:val="table of figures"/>
+    <w:basedOn w:val="Normal"/>
+    <w:next w:val="Normal"/>
+    <w:uiPriority w:val="99"/>
+    <w:unhideWhenUsed/>
+    <w:rsid w:val="00F52FE1"/>
+    <w:pPr>
+      <w:spacing w:after="0"/>
+    </w:pPr>
+  </w:style>
 </w:styles>
 </file>
 
@@ -4602,7 +6250,7 @@
     <b:Issue>2</b:Issue>
     <b:URL>https://www.clinicalradiologyonline.net/article/S0009-9260(04)00270-3/abstract</b:URL>
     <b:DOI>10.1016/j.crad.2004.07.012 </b:DOI>
-    <b:RefOrder>7</b:RefOrder>
+    <b:RefOrder>8</b:RefOrder>
   </b:Source>
   <b:Source>
     <b:Tag>Rob99</b:Tag>
@@ -4643,7 +6291,7 @@
     <b:Issue>856</b:Issue>
     <b:URL>https://academic.oup.com/bjr/article-abstract/72/856/323/7321008?redirectedFrom=fulltext</b:URL>
     <b:DOI>https://doi.org/10.1259/bjr.72.856.10474490</b:DOI>
-    <b:RefOrder>8</b:RefOrder>
+    <b:RefOrder>9</b:RefOrder>
   </b:Source>
   <b:Source>
     <b:Tag>Kle19</b:Tag>
@@ -4788,7 +6436,7 @@
         </b:NameList>
       </b:Author>
     </b:Author>
-    <b:RefOrder>9</b:RefOrder>
+    <b:RefOrder>10</b:RefOrder>
   </b:Source>
   <b:Source>
     <b:Tag>Hos19</b:Tag>
@@ -4921,7 +6569,7 @@
 </file>
 
 <file path=customXml/itemProps1.xml><?xml version="1.0" encoding="utf-8"?>
-<ds:datastoreItem xmlns:ds="http://schemas.openxmlformats.org/officeDocument/2006/customXml" ds:itemID="{BF7FE501-64FE-4169-8CB6-0587F1475AB6}">
+<ds:datastoreItem xmlns:ds="http://schemas.openxmlformats.org/officeDocument/2006/customXml" ds:itemID="{21622FC4-1878-414B-87E4-36B8A13B4863}">
   <ds:schemaRefs>
     <ds:schemaRef ds:uri="http://schemas.openxmlformats.org/officeDocument/2006/bibliography"/>
   </ds:schemaRefs>

--- a/Report and figures/Project report.docx
+++ b/Report and figures/Project report.docx
@@ -61,7 +61,7 @@
           <w:szCs w:val="36"/>
         </w:rPr>
       </w:pPr>
-      <w:bookmarkStart w:id="0" w:name="_Toc226637199"/>
+      <w:bookmarkStart w:id="0" w:name="_Toc227766110"/>
       <w:r>
         <w:rPr>
           <w:color w:val="auto"/>
@@ -373,7 +373,7 @@
           <w:r>
             <w:fldChar w:fldCharType="separate"/>
           </w:r>
-          <w:hyperlink w:anchor="_Toc226637199" w:history="1">
+          <w:hyperlink w:anchor="_Toc227766110" w:history="1">
             <w:r>
               <w:rPr>
                 <w:rStyle w:val="Hyperlink"/>
@@ -400,7 +400,7 @@
                 <w:noProof/>
                 <w:webHidden/>
               </w:rPr>
-              <w:instrText xml:space="preserve"> PAGEREF _Toc226637199 \h </w:instrText>
+              <w:instrText xml:space="preserve"> PAGEREF _Toc227766110 \h </w:instrText>
             </w:r>
             <w:r>
               <w:rPr>
@@ -444,7 +444,7 @@
               <w14:ligatures w14:val="standardContextual"/>
             </w:rPr>
           </w:pPr>
-          <w:hyperlink w:anchor="_Toc226637200" w:history="1">
+          <w:hyperlink w:anchor="_Toc227766111" w:history="1">
             <w:r>
               <w:rPr>
                 <w:rStyle w:val="Hyperlink"/>
@@ -471,7 +471,7 @@
                 <w:noProof/>
                 <w:webHidden/>
               </w:rPr>
-              <w:instrText xml:space="preserve"> PAGEREF _Toc226637200 \h </w:instrText>
+              <w:instrText xml:space="preserve"> PAGEREF _Toc227766111 \h </w:instrText>
             </w:r>
             <w:r>
               <w:rPr>
@@ -515,13 +515,13 @@
               <w14:ligatures w14:val="standardContextual"/>
             </w:rPr>
           </w:pPr>
-          <w:hyperlink w:anchor="_Toc226637201" w:history="1">
+          <w:hyperlink w:anchor="_Toc227766112" w:history="1">
             <w:r>
               <w:rPr>
                 <w:rStyle w:val="Hyperlink"/>
                 <w:noProof/>
               </w:rPr>
-              <w:t>Table of tables</w:t>
+              <w:t>1 Problem description</w:t>
             </w:r>
             <w:r>
               <w:rPr>
@@ -542,7 +542,7 @@
                 <w:noProof/>
                 <w:webHidden/>
               </w:rPr>
-              <w:instrText xml:space="preserve"> PAGEREF _Toc226637201 \h </w:instrText>
+              <w:instrText xml:space="preserve"> PAGEREF _Toc227766112 \h </w:instrText>
             </w:r>
             <w:r>
               <w:rPr>
@@ -586,13 +586,13 @@
               <w14:ligatures w14:val="standardContextual"/>
             </w:rPr>
           </w:pPr>
-          <w:hyperlink w:anchor="_Toc226637202" w:history="1">
+          <w:hyperlink w:anchor="_Toc227766113" w:history="1">
             <w:r>
               <w:rPr>
                 <w:rStyle w:val="Hyperlink"/>
                 <w:noProof/>
               </w:rPr>
-              <w:t>1 Problem description</w:t>
+              <w:t>2 Data</w:t>
             </w:r>
             <w:r>
               <w:rPr>
@@ -613,7 +613,7 @@
                 <w:noProof/>
                 <w:webHidden/>
               </w:rPr>
-              <w:instrText xml:space="preserve"> PAGEREF _Toc226637202 \h </w:instrText>
+              <w:instrText xml:space="preserve"> PAGEREF _Toc227766113 \h </w:instrText>
             </w:r>
             <w:r>
               <w:rPr>
@@ -633,7 +633,362 @@
                 <w:noProof/>
                 <w:webHidden/>
               </w:rPr>
-              <w:t>4</w:t>
+              <w:t>5</w:t>
+            </w:r>
+            <w:r>
+              <w:rPr>
+                <w:noProof/>
+                <w:webHidden/>
+              </w:rPr>
+              <w:fldChar w:fldCharType="end"/>
+            </w:r>
+          </w:hyperlink>
+        </w:p>
+        <w:p>
+          <w:pPr>
+            <w:pStyle w:val="TOC2"/>
+            <w:tabs>
+              <w:tab w:val="right" w:leader="dot" w:pos="9016"/>
+            </w:tabs>
+            <w:rPr>
+              <w:noProof/>
+              <w:kern w:val="2"/>
+              <w:lang w:val="nb-NO" w:eastAsia="nb-NO"/>
+              <w14:ligatures w14:val="standardContextual"/>
+            </w:rPr>
+          </w:pPr>
+          <w:hyperlink w:anchor="_Toc227766114" w:history="1">
+            <w:r>
+              <w:rPr>
+                <w:rStyle w:val="Hyperlink"/>
+                <w:noProof/>
+              </w:rPr>
+              <w:t>2.1 Data source</w:t>
+            </w:r>
+            <w:r>
+              <w:rPr>
+                <w:noProof/>
+                <w:webHidden/>
+              </w:rPr>
+              <w:tab/>
+            </w:r>
+            <w:r>
+              <w:rPr>
+                <w:noProof/>
+                <w:webHidden/>
+              </w:rPr>
+              <w:fldChar w:fldCharType="begin"/>
+            </w:r>
+            <w:r>
+              <w:rPr>
+                <w:noProof/>
+                <w:webHidden/>
+              </w:rPr>
+              <w:instrText xml:space="preserve"> PAGEREF _Toc227766114 \h </w:instrText>
+            </w:r>
+            <w:r>
+              <w:rPr>
+                <w:noProof/>
+                <w:webHidden/>
+              </w:rPr>
+            </w:r>
+            <w:r>
+              <w:rPr>
+                <w:noProof/>
+                <w:webHidden/>
+              </w:rPr>
+              <w:fldChar w:fldCharType="separate"/>
+            </w:r>
+            <w:r>
+              <w:rPr>
+                <w:noProof/>
+                <w:webHidden/>
+              </w:rPr>
+              <w:t>5</w:t>
+            </w:r>
+            <w:r>
+              <w:rPr>
+                <w:noProof/>
+                <w:webHidden/>
+              </w:rPr>
+              <w:fldChar w:fldCharType="end"/>
+            </w:r>
+          </w:hyperlink>
+        </w:p>
+        <w:p>
+          <w:pPr>
+            <w:pStyle w:val="TOC2"/>
+            <w:tabs>
+              <w:tab w:val="right" w:leader="dot" w:pos="9016"/>
+            </w:tabs>
+            <w:rPr>
+              <w:noProof/>
+              <w:kern w:val="2"/>
+              <w:lang w:val="nb-NO" w:eastAsia="nb-NO"/>
+              <w14:ligatures w14:val="standardContextual"/>
+            </w:rPr>
+          </w:pPr>
+          <w:hyperlink w:anchor="_Toc227766115" w:history="1">
+            <w:r>
+              <w:rPr>
+                <w:rStyle w:val="Hyperlink"/>
+                <w:noProof/>
+              </w:rPr>
+              <w:t>2.2 Data description</w:t>
+            </w:r>
+            <w:r>
+              <w:rPr>
+                <w:noProof/>
+                <w:webHidden/>
+              </w:rPr>
+              <w:tab/>
+            </w:r>
+            <w:r>
+              <w:rPr>
+                <w:noProof/>
+                <w:webHidden/>
+              </w:rPr>
+              <w:fldChar w:fldCharType="begin"/>
+            </w:r>
+            <w:r>
+              <w:rPr>
+                <w:noProof/>
+                <w:webHidden/>
+              </w:rPr>
+              <w:instrText xml:space="preserve"> PAGEREF _Toc227766115 \h </w:instrText>
+            </w:r>
+            <w:r>
+              <w:rPr>
+                <w:noProof/>
+                <w:webHidden/>
+              </w:rPr>
+            </w:r>
+            <w:r>
+              <w:rPr>
+                <w:noProof/>
+                <w:webHidden/>
+              </w:rPr>
+              <w:fldChar w:fldCharType="separate"/>
+            </w:r>
+            <w:r>
+              <w:rPr>
+                <w:noProof/>
+                <w:webHidden/>
+              </w:rPr>
+              <w:t>5</w:t>
+            </w:r>
+            <w:r>
+              <w:rPr>
+                <w:noProof/>
+                <w:webHidden/>
+              </w:rPr>
+              <w:fldChar w:fldCharType="end"/>
+            </w:r>
+          </w:hyperlink>
+        </w:p>
+        <w:p>
+          <w:pPr>
+            <w:pStyle w:val="TOC2"/>
+            <w:tabs>
+              <w:tab w:val="right" w:leader="dot" w:pos="9016"/>
+            </w:tabs>
+            <w:rPr>
+              <w:noProof/>
+              <w:kern w:val="2"/>
+              <w:lang w:val="nb-NO" w:eastAsia="nb-NO"/>
+              <w14:ligatures w14:val="standardContextual"/>
+            </w:rPr>
+          </w:pPr>
+          <w:hyperlink w:anchor="_Toc227766116" w:history="1">
+            <w:r>
+              <w:rPr>
+                <w:rStyle w:val="Hyperlink"/>
+                <w:noProof/>
+              </w:rPr>
+              <w:t>2.3 Exploratory data analysis</w:t>
+            </w:r>
+            <w:r>
+              <w:rPr>
+                <w:noProof/>
+                <w:webHidden/>
+              </w:rPr>
+              <w:tab/>
+            </w:r>
+            <w:r>
+              <w:rPr>
+                <w:noProof/>
+                <w:webHidden/>
+              </w:rPr>
+              <w:fldChar w:fldCharType="begin"/>
+            </w:r>
+            <w:r>
+              <w:rPr>
+                <w:noProof/>
+                <w:webHidden/>
+              </w:rPr>
+              <w:instrText xml:space="preserve"> PAGEREF _Toc227766116 \h </w:instrText>
+            </w:r>
+            <w:r>
+              <w:rPr>
+                <w:noProof/>
+                <w:webHidden/>
+              </w:rPr>
+            </w:r>
+            <w:r>
+              <w:rPr>
+                <w:noProof/>
+                <w:webHidden/>
+              </w:rPr>
+              <w:fldChar w:fldCharType="separate"/>
+            </w:r>
+            <w:r>
+              <w:rPr>
+                <w:noProof/>
+                <w:webHidden/>
+              </w:rPr>
+              <w:t>6</w:t>
+            </w:r>
+            <w:r>
+              <w:rPr>
+                <w:noProof/>
+                <w:webHidden/>
+              </w:rPr>
+              <w:fldChar w:fldCharType="end"/>
+            </w:r>
+          </w:hyperlink>
+        </w:p>
+        <w:p>
+          <w:pPr>
+            <w:pStyle w:val="TOC2"/>
+            <w:tabs>
+              <w:tab w:val="right" w:leader="dot" w:pos="9016"/>
+            </w:tabs>
+            <w:rPr>
+              <w:noProof/>
+              <w:kern w:val="2"/>
+              <w:lang w:val="nb-NO" w:eastAsia="nb-NO"/>
+              <w14:ligatures w14:val="standardContextual"/>
+            </w:rPr>
+          </w:pPr>
+          <w:hyperlink w:anchor="_Toc227766117" w:history="1">
+            <w:r>
+              <w:rPr>
+                <w:rStyle w:val="Hyperlink"/>
+                <w:noProof/>
+              </w:rPr>
+              <w:t>2.4 Data challenges</w:t>
+            </w:r>
+            <w:r>
+              <w:rPr>
+                <w:noProof/>
+                <w:webHidden/>
+              </w:rPr>
+              <w:tab/>
+            </w:r>
+            <w:r>
+              <w:rPr>
+                <w:noProof/>
+                <w:webHidden/>
+              </w:rPr>
+              <w:fldChar w:fldCharType="begin"/>
+            </w:r>
+            <w:r>
+              <w:rPr>
+                <w:noProof/>
+                <w:webHidden/>
+              </w:rPr>
+              <w:instrText xml:space="preserve"> PAGEREF _Toc227766117 \h </w:instrText>
+            </w:r>
+            <w:r>
+              <w:rPr>
+                <w:noProof/>
+                <w:webHidden/>
+              </w:rPr>
+            </w:r>
+            <w:r>
+              <w:rPr>
+                <w:noProof/>
+                <w:webHidden/>
+              </w:rPr>
+              <w:fldChar w:fldCharType="separate"/>
+            </w:r>
+            <w:r>
+              <w:rPr>
+                <w:noProof/>
+                <w:webHidden/>
+              </w:rPr>
+              <w:t>9</w:t>
+            </w:r>
+            <w:r>
+              <w:rPr>
+                <w:noProof/>
+                <w:webHidden/>
+              </w:rPr>
+              <w:fldChar w:fldCharType="end"/>
+            </w:r>
+          </w:hyperlink>
+        </w:p>
+        <w:p>
+          <w:pPr>
+            <w:pStyle w:val="TOC2"/>
+            <w:tabs>
+              <w:tab w:val="right" w:leader="dot" w:pos="9016"/>
+            </w:tabs>
+            <w:rPr>
+              <w:noProof/>
+              <w:kern w:val="2"/>
+              <w:lang w:val="nb-NO" w:eastAsia="nb-NO"/>
+              <w14:ligatures w14:val="standardContextual"/>
+            </w:rPr>
+          </w:pPr>
+          <w:hyperlink w:anchor="_Toc227766118" w:history="1">
+            <w:r>
+              <w:rPr>
+                <w:rStyle w:val="Hyperlink"/>
+                <w:noProof/>
+              </w:rPr>
+              <w:t>2.5 Data preprocessing</w:t>
+            </w:r>
+            <w:r>
+              <w:rPr>
+                <w:noProof/>
+                <w:webHidden/>
+              </w:rPr>
+              <w:tab/>
+            </w:r>
+            <w:r>
+              <w:rPr>
+                <w:noProof/>
+                <w:webHidden/>
+              </w:rPr>
+              <w:fldChar w:fldCharType="begin"/>
+            </w:r>
+            <w:r>
+              <w:rPr>
+                <w:noProof/>
+                <w:webHidden/>
+              </w:rPr>
+              <w:instrText xml:space="preserve"> PAGEREF _Toc227766118 \h </w:instrText>
+            </w:r>
+            <w:r>
+              <w:rPr>
+                <w:noProof/>
+                <w:webHidden/>
+              </w:rPr>
+            </w:r>
+            <w:r>
+              <w:rPr>
+                <w:noProof/>
+                <w:webHidden/>
+              </w:rPr>
+              <w:fldChar w:fldCharType="separate"/>
+            </w:r>
+            <w:r>
+              <w:rPr>
+                <w:noProof/>
+                <w:webHidden/>
+              </w:rPr>
+              <w:t>9</w:t>
             </w:r>
             <w:r>
               <w:rPr>
@@ -657,13 +1012,13 @@
               <w14:ligatures w14:val="standardContextual"/>
             </w:rPr>
           </w:pPr>
-          <w:hyperlink w:anchor="_Toc226637203" w:history="1">
+          <w:hyperlink w:anchor="_Toc227766119" w:history="1">
             <w:r>
               <w:rPr>
                 <w:rStyle w:val="Hyperlink"/>
                 <w:noProof/>
               </w:rPr>
-              <w:t>2 Data</w:t>
+              <w:t>3 Model implementation</w:t>
             </w:r>
             <w:r>
               <w:rPr>
@@ -684,7 +1039,7 @@
                 <w:noProof/>
                 <w:webHidden/>
               </w:rPr>
-              <w:instrText xml:space="preserve"> PAGEREF _Toc226637203 \h </w:instrText>
+              <w:instrText xml:space="preserve"> PAGEREF _Toc227766119 \h </w:instrText>
             </w:r>
             <w:r>
               <w:rPr>
@@ -704,7 +1059,7 @@
                 <w:noProof/>
                 <w:webHidden/>
               </w:rPr>
-              <w:t>6</w:t>
+              <w:t>10</w:t>
             </w:r>
             <w:r>
               <w:rPr>
@@ -723,15 +1078,18 @@
             </w:tabs>
             <w:rPr>
               <w:noProof/>
+              <w:kern w:val="2"/>
+              <w:lang w:val="nb-NO" w:eastAsia="nb-NO"/>
+              <w14:ligatures w14:val="standardContextual"/>
             </w:rPr>
           </w:pPr>
-          <w:hyperlink w:anchor="_Toc226637204" w:history="1">
+          <w:hyperlink w:anchor="_Toc227766120" w:history="1">
             <w:r>
               <w:rPr>
                 <w:rStyle w:val="Hyperlink"/>
                 <w:noProof/>
               </w:rPr>
-              <w:t>2.1 Data source</w:t>
+              <w:t>3.1 Overview of model choices</w:t>
             </w:r>
             <w:r>
               <w:rPr>
@@ -752,7 +1110,7 @@
                 <w:noProof/>
                 <w:webHidden/>
               </w:rPr>
-              <w:instrText xml:space="preserve"> PAGEREF _Toc226637204 \h </w:instrText>
+              <w:instrText xml:space="preserve"> PAGEREF _Toc227766120 \h </w:instrText>
             </w:r>
             <w:r>
               <w:rPr>
@@ -772,7 +1130,7 @@
                 <w:noProof/>
                 <w:webHidden/>
               </w:rPr>
-              <w:t>6</w:t>
+              <w:t>10</w:t>
             </w:r>
             <w:r>
               <w:rPr>
@@ -791,15 +1149,18 @@
             </w:tabs>
             <w:rPr>
               <w:noProof/>
+              <w:kern w:val="2"/>
+              <w:lang w:val="nb-NO" w:eastAsia="nb-NO"/>
+              <w14:ligatures w14:val="standardContextual"/>
             </w:rPr>
           </w:pPr>
-          <w:hyperlink w:anchor="_Toc226637205" w:history="1">
+          <w:hyperlink w:anchor="_Toc227766121" w:history="1">
             <w:r>
               <w:rPr>
                 <w:rStyle w:val="Hyperlink"/>
                 <w:noProof/>
               </w:rPr>
-              <w:t>2.2 Data description</w:t>
+              <w:t>3.2 Theoretical motivation</w:t>
             </w:r>
             <w:r>
               <w:rPr>
@@ -820,7 +1181,7 @@
                 <w:noProof/>
                 <w:webHidden/>
               </w:rPr>
-              <w:instrText xml:space="preserve"> PAGEREF _Toc226637205 \h </w:instrText>
+              <w:instrText xml:space="preserve"> PAGEREF _Toc227766121 \h </w:instrText>
             </w:r>
             <w:r>
               <w:rPr>
@@ -840,7 +1201,7 @@
                 <w:noProof/>
                 <w:webHidden/>
               </w:rPr>
-              <w:t>6</w:t>
+              <w:t>10</w:t>
             </w:r>
             <w:r>
               <w:rPr>
@@ -859,15 +1220,18 @@
             </w:tabs>
             <w:rPr>
               <w:noProof/>
+              <w:kern w:val="2"/>
+              <w:lang w:val="nb-NO" w:eastAsia="nb-NO"/>
+              <w14:ligatures w14:val="standardContextual"/>
             </w:rPr>
           </w:pPr>
-          <w:hyperlink w:anchor="_Toc226637206" w:history="1">
+          <w:hyperlink w:anchor="_Toc227766122" w:history="1">
             <w:r>
               <w:rPr>
                 <w:rStyle w:val="Hyperlink"/>
                 <w:noProof/>
               </w:rPr>
-              <w:t>2.3 Exploratory data analysis</w:t>
+              <w:t>3.3 Baseline CNN architecture</w:t>
             </w:r>
             <w:r>
               <w:rPr>
@@ -888,7 +1252,7 @@
                 <w:noProof/>
                 <w:webHidden/>
               </w:rPr>
-              <w:instrText xml:space="preserve"> PAGEREF _Toc226637206 \h </w:instrText>
+              <w:instrText xml:space="preserve"> PAGEREF _Toc227766122 \h </w:instrText>
             </w:r>
             <w:r>
               <w:rPr>
@@ -908,7 +1272,7 @@
                 <w:noProof/>
                 <w:webHidden/>
               </w:rPr>
-              <w:t>6</w:t>
+              <w:t>10</w:t>
             </w:r>
             <w:r>
               <w:rPr>
@@ -927,15 +1291,18 @@
             </w:tabs>
             <w:rPr>
               <w:noProof/>
+              <w:kern w:val="2"/>
+              <w:lang w:val="nb-NO" w:eastAsia="nb-NO"/>
+              <w14:ligatures w14:val="standardContextual"/>
             </w:rPr>
           </w:pPr>
-          <w:hyperlink w:anchor="_Toc226637207" w:history="1">
+          <w:hyperlink w:anchor="_Toc227766123" w:history="1">
             <w:r>
               <w:rPr>
                 <w:rStyle w:val="Hyperlink"/>
                 <w:noProof/>
               </w:rPr>
-              <w:t>2.4 Data challenges</w:t>
+              <w:t>3.4 Transfer learning architecture</w:t>
             </w:r>
             <w:r>
               <w:rPr>
@@ -956,7 +1323,7 @@
                 <w:noProof/>
                 <w:webHidden/>
               </w:rPr>
-              <w:instrText xml:space="preserve"> PAGEREF _Toc226637207 \h </w:instrText>
+              <w:instrText xml:space="preserve"> PAGEREF _Toc227766123 \h </w:instrText>
             </w:r>
             <w:r>
               <w:rPr>
@@ -976,7 +1343,78 @@
                 <w:noProof/>
                 <w:webHidden/>
               </w:rPr>
-              <w:t>6</w:t>
+              <w:t>12</w:t>
+            </w:r>
+            <w:r>
+              <w:rPr>
+                <w:noProof/>
+                <w:webHidden/>
+              </w:rPr>
+              <w:fldChar w:fldCharType="end"/>
+            </w:r>
+          </w:hyperlink>
+        </w:p>
+        <w:p>
+          <w:pPr>
+            <w:pStyle w:val="TOC1"/>
+            <w:tabs>
+              <w:tab w:val="right" w:leader="dot" w:pos="9016"/>
+            </w:tabs>
+            <w:rPr>
+              <w:noProof/>
+              <w:kern w:val="2"/>
+              <w:lang w:val="nb-NO" w:eastAsia="nb-NO"/>
+              <w14:ligatures w14:val="standardContextual"/>
+            </w:rPr>
+          </w:pPr>
+          <w:hyperlink w:anchor="_Toc227766124" w:history="1">
+            <w:r>
+              <w:rPr>
+                <w:rStyle w:val="Hyperlink"/>
+                <w:noProof/>
+              </w:rPr>
+              <w:t>4 Evaluation</w:t>
+            </w:r>
+            <w:r>
+              <w:rPr>
+                <w:noProof/>
+                <w:webHidden/>
+              </w:rPr>
+              <w:tab/>
+            </w:r>
+            <w:r>
+              <w:rPr>
+                <w:noProof/>
+                <w:webHidden/>
+              </w:rPr>
+              <w:fldChar w:fldCharType="begin"/>
+            </w:r>
+            <w:r>
+              <w:rPr>
+                <w:noProof/>
+                <w:webHidden/>
+              </w:rPr>
+              <w:instrText xml:space="preserve"> PAGEREF _Toc227766124 \h </w:instrText>
+            </w:r>
+            <w:r>
+              <w:rPr>
+                <w:noProof/>
+                <w:webHidden/>
+              </w:rPr>
+            </w:r>
+            <w:r>
+              <w:rPr>
+                <w:noProof/>
+                <w:webHidden/>
+              </w:rPr>
+              <w:fldChar w:fldCharType="separate"/>
+            </w:r>
+            <w:r>
+              <w:rPr>
+                <w:noProof/>
+                <w:webHidden/>
+              </w:rPr>
+              <w:t>12</w:t>
             </w:r>
             <w:r>
               <w:rPr>
@@ -995,15 +1433,18 @@
             </w:tabs>
             <w:rPr>
               <w:noProof/>
+              <w:kern w:val="2"/>
+              <w:lang w:val="nb-NO" w:eastAsia="nb-NO"/>
+              <w14:ligatures w14:val="standardContextual"/>
             </w:rPr>
           </w:pPr>
-          <w:hyperlink w:anchor="_Toc226637208" w:history="1">
+          <w:hyperlink w:anchor="_Toc227766125" w:history="1">
             <w:r>
               <w:rPr>
                 <w:rStyle w:val="Hyperlink"/>
                 <w:noProof/>
               </w:rPr>
-              <w:t>2.5 Data preprocessing</w:t>
+              <w:t>4.1 Results</w:t>
             </w:r>
             <w:r>
               <w:rPr>
@@ -1024,7 +1465,7 @@
                 <w:noProof/>
                 <w:webHidden/>
               </w:rPr>
-              <w:instrText xml:space="preserve"> PAGEREF _Toc226637208 \h </w:instrText>
+              <w:instrText xml:space="preserve"> PAGEREF _Toc227766125 \h </w:instrText>
             </w:r>
             <w:r>
               <w:rPr>
@@ -1044,7 +1485,78 @@
                 <w:noProof/>
                 <w:webHidden/>
               </w:rPr>
-              <w:t>6</w:t>
+              <w:t>12</w:t>
+            </w:r>
+            <w:r>
+              <w:rPr>
+                <w:noProof/>
+                <w:webHidden/>
+              </w:rPr>
+              <w:fldChar w:fldCharType="end"/>
+            </w:r>
+          </w:hyperlink>
+        </w:p>
+        <w:p>
+          <w:pPr>
+            <w:pStyle w:val="TOC2"/>
+            <w:tabs>
+              <w:tab w:val="right" w:leader="dot" w:pos="9016"/>
+            </w:tabs>
+            <w:rPr>
+              <w:noProof/>
+              <w:kern w:val="2"/>
+              <w:lang w:val="nb-NO" w:eastAsia="nb-NO"/>
+              <w14:ligatures w14:val="standardContextual"/>
+            </w:rPr>
+          </w:pPr>
+          <w:hyperlink w:anchor="_Toc227766126" w:history="1">
+            <w:r>
+              <w:rPr>
+                <w:rStyle w:val="Hyperlink"/>
+                <w:noProof/>
+              </w:rPr>
+              <w:t>4.2 Interpretation techniques</w:t>
+            </w:r>
+            <w:r>
+              <w:rPr>
+                <w:noProof/>
+                <w:webHidden/>
+              </w:rPr>
+              <w:tab/>
+            </w:r>
+            <w:r>
+              <w:rPr>
+                <w:noProof/>
+                <w:webHidden/>
+              </w:rPr>
+              <w:fldChar w:fldCharType="begin"/>
+            </w:r>
+            <w:r>
+              <w:rPr>
+                <w:noProof/>
+                <w:webHidden/>
+              </w:rPr>
+              <w:instrText xml:space="preserve"> PAGEREF _Toc227766126 \h </w:instrText>
+            </w:r>
+            <w:r>
+              <w:rPr>
+                <w:noProof/>
+                <w:webHidden/>
+              </w:rPr>
+            </w:r>
+            <w:r>
+              <w:rPr>
+                <w:noProof/>
+                <w:webHidden/>
+              </w:rPr>
+              <w:fldChar w:fldCharType="separate"/>
+            </w:r>
+            <w:r>
+              <w:rPr>
+                <w:noProof/>
+                <w:webHidden/>
+              </w:rPr>
+              <w:t>12</w:t>
             </w:r>
             <w:r>
               <w:rPr>
@@ -1068,13 +1580,13 @@
               <w14:ligatures w14:val="standardContextual"/>
             </w:rPr>
           </w:pPr>
-          <w:hyperlink w:anchor="_Toc226637209" w:history="1">
+          <w:hyperlink w:anchor="_Toc227766127" w:history="1">
             <w:r>
               <w:rPr>
                 <w:rStyle w:val="Hyperlink"/>
                 <w:noProof/>
               </w:rPr>
-              <w:t>3 Model implementation</w:t>
+              <w:t>5 Deployment</w:t>
             </w:r>
             <w:r>
               <w:rPr>
@@ -1095,7 +1607,7 @@
                 <w:noProof/>
                 <w:webHidden/>
               </w:rPr>
-              <w:instrText xml:space="preserve"> PAGEREF _Toc226637209 \h </w:instrText>
+              <w:instrText xml:space="preserve"> PAGEREF _Toc227766127 \h </w:instrText>
             </w:r>
             <w:r>
               <w:rPr>
@@ -1115,7 +1627,7 @@
                 <w:noProof/>
                 <w:webHidden/>
               </w:rPr>
-              <w:t>6</w:t>
+              <w:t>13</w:t>
             </w:r>
             <w:r>
               <w:rPr>
@@ -1139,13 +1651,13 @@
               <w14:ligatures w14:val="standardContextual"/>
             </w:rPr>
           </w:pPr>
-          <w:hyperlink w:anchor="_Toc226637210" w:history="1">
+          <w:hyperlink w:anchor="_Toc227766128" w:history="1">
             <w:r>
               <w:rPr>
                 <w:rStyle w:val="Hyperlink"/>
                 <w:noProof/>
               </w:rPr>
-              <w:t>4 Evaluation</w:t>
+              <w:t>6 Conclusion</w:t>
             </w:r>
             <w:r>
               <w:rPr>
@@ -1166,7 +1678,7 @@
                 <w:noProof/>
                 <w:webHidden/>
               </w:rPr>
-              <w:instrText xml:space="preserve"> PAGEREF _Toc226637210 \h </w:instrText>
+              <w:instrText xml:space="preserve"> PAGEREF _Toc227766128 \h </w:instrText>
             </w:r>
             <w:r>
               <w:rPr>
@@ -1186,7 +1698,7 @@
                 <w:noProof/>
                 <w:webHidden/>
               </w:rPr>
-              <w:t>7</w:t>
+              <w:t>13</w:t>
             </w:r>
             <w:r>
               <w:rPr>
@@ -1210,13 +1722,13 @@
               <w14:ligatures w14:val="standardContextual"/>
             </w:rPr>
           </w:pPr>
-          <w:hyperlink w:anchor="_Toc226637211" w:history="1">
+          <w:hyperlink w:anchor="_Toc227766129" w:history="1">
             <w:r>
               <w:rPr>
                 <w:rStyle w:val="Hyperlink"/>
                 <w:noProof/>
               </w:rPr>
-              <w:t>5 Deployment</w:t>
+              <w:t>References</w:t>
             </w:r>
             <w:r>
               <w:rPr>
@@ -1237,7 +1749,7 @@
                 <w:noProof/>
                 <w:webHidden/>
               </w:rPr>
-              <w:instrText xml:space="preserve"> PAGEREF _Toc226637211 \h </w:instrText>
+              <w:instrText xml:space="preserve"> PAGEREF _Toc227766129 \h </w:instrText>
             </w:r>
             <w:r>
               <w:rPr>
@@ -1257,149 +1769,7 @@
                 <w:noProof/>
                 <w:webHidden/>
               </w:rPr>
-              <w:t>7</w:t>
-            </w:r>
-            <w:r>
-              <w:rPr>
-                <w:noProof/>
-                <w:webHidden/>
-              </w:rPr>
-              <w:fldChar w:fldCharType="end"/>
-            </w:r>
-          </w:hyperlink>
-        </w:p>
-        <w:p>
-          <w:pPr>
-            <w:pStyle w:val="TOC1"/>
-            <w:tabs>
-              <w:tab w:val="right" w:leader="dot" w:pos="9016"/>
-            </w:tabs>
-            <w:rPr>
-              <w:noProof/>
-              <w:kern w:val="2"/>
-              <w:lang w:val="nb-NO" w:eastAsia="nb-NO"/>
-              <w14:ligatures w14:val="standardContextual"/>
-            </w:rPr>
-          </w:pPr>
-          <w:hyperlink w:anchor="_Toc226637212" w:history="1">
-            <w:r>
-              <w:rPr>
-                <w:rStyle w:val="Hyperlink"/>
-                <w:noProof/>
-              </w:rPr>
-              <w:t>6 Conclusion</w:t>
-            </w:r>
-            <w:r>
-              <w:rPr>
-                <w:noProof/>
-                <w:webHidden/>
-              </w:rPr>
-              <w:tab/>
-            </w:r>
-            <w:r>
-              <w:rPr>
-                <w:noProof/>
-                <w:webHidden/>
-              </w:rPr>
-              <w:fldChar w:fldCharType="begin"/>
-            </w:r>
-            <w:r>
-              <w:rPr>
-                <w:noProof/>
-                <w:webHidden/>
-              </w:rPr>
-              <w:instrText xml:space="preserve"> PAGEREF _Toc226637212 \h </w:instrText>
-            </w:r>
-            <w:r>
-              <w:rPr>
-                <w:noProof/>
-                <w:webHidden/>
-              </w:rPr>
-            </w:r>
-            <w:r>
-              <w:rPr>
-                <w:noProof/>
-                <w:webHidden/>
-              </w:rPr>
-              <w:fldChar w:fldCharType="separate"/>
-            </w:r>
-            <w:r>
-              <w:rPr>
-                <w:noProof/>
-                <w:webHidden/>
-              </w:rPr>
-              <w:t>7</w:t>
-            </w:r>
-            <w:r>
-              <w:rPr>
-                <w:noProof/>
-                <w:webHidden/>
-              </w:rPr>
-              <w:fldChar w:fldCharType="end"/>
-            </w:r>
-          </w:hyperlink>
-        </w:p>
-        <w:p>
-          <w:pPr>
-            <w:pStyle w:val="TOC1"/>
-            <w:tabs>
-              <w:tab w:val="right" w:leader="dot" w:pos="9016"/>
-            </w:tabs>
-            <w:rPr>
-              <w:noProof/>
-              <w:kern w:val="2"/>
-              <w:lang w:val="nb-NO" w:eastAsia="nb-NO"/>
-              <w14:ligatures w14:val="standardContextual"/>
-            </w:rPr>
-          </w:pPr>
-          <w:hyperlink w:anchor="_Toc226637213" w:history="1">
-            <w:r>
-              <w:rPr>
-                <w:rStyle w:val="Hyperlink"/>
-                <w:noProof/>
-              </w:rPr>
-              <w:t>References</w:t>
-            </w:r>
-            <w:r>
-              <w:rPr>
-                <w:noProof/>
-                <w:webHidden/>
-              </w:rPr>
-              <w:tab/>
-            </w:r>
-            <w:r>
-              <w:rPr>
-                <w:noProof/>
-                <w:webHidden/>
-              </w:rPr>
-              <w:fldChar w:fldCharType="begin"/>
-            </w:r>
-            <w:r>
-              <w:rPr>
-                <w:noProof/>
-                <w:webHidden/>
-              </w:rPr>
-              <w:instrText xml:space="preserve"> PAGEREF _Toc226637213 \h </w:instrText>
-            </w:r>
-            <w:r>
-              <w:rPr>
-                <w:noProof/>
-                <w:webHidden/>
-              </w:rPr>
-            </w:r>
-            <w:r>
-              <w:rPr>
-                <w:noProof/>
-                <w:webHidden/>
-              </w:rPr>
-              <w:fldChar w:fldCharType="separate"/>
-            </w:r>
-            <w:r>
-              <w:rPr>
-                <w:noProof/>
-                <w:webHidden/>
-              </w:rPr>
-              <w:t>7</w:t>
+              <w:t>13</w:t>
             </w:r>
             <w:r>
               <w:rPr>
@@ -1429,21 +1799,13 @@
     <w:p/>
     <w:p/>
     <w:p/>
-    <w:p/>
-    <w:p/>
-    <w:p/>
-    <w:p/>
-    <w:p/>
-    <w:p/>
-    <w:p/>
-    <w:p/>
-    <w:p/>
     <w:p>
       <w:pPr>
         <w:pStyle w:val="Heading1"/>
       </w:pPr>
-      <w:bookmarkStart w:id="1" w:name="_Toc226637200"/>
-      <w:r>
+      <w:bookmarkStart w:id="1" w:name="_Toc227766111"/>
+      <w:r>
+        <w:lastRenderedPageBreak/>
         <w:t>Table of figures</w:t>
       </w:r>
       <w:bookmarkEnd w:id="1"/>
@@ -1470,7 +1832,7 @@
       <w:r>
         <w:fldChar w:fldCharType="separate"/>
       </w:r>
-      <w:hyperlink w:anchor="_Toc226638163" w:history="1">
+      <w:hyperlink w:anchor="_Toc227766130" w:history="1">
         <w:r>
           <w:rPr>
             <w:rStyle w:val="Hyperlink"/>
@@ -1497,7 +1859,78 @@
             <w:noProof/>
             <w:webHidden/>
           </w:rPr>
-          <w:instrText xml:space="preserve"> PAGEREF _Toc226638163 \h </w:instrText>
+          <w:instrText xml:space="preserve"> PAGEREF _Toc227766130 \h </w:instrText>
+        </w:r>
+        <w:r>
+          <w:rPr>
+            <w:noProof/>
+            <w:webHidden/>
+          </w:rPr>
+        </w:r>
+        <w:r>
+          <w:rPr>
+            <w:noProof/>
+            <w:webHidden/>
+          </w:rPr>
+          <w:fldChar w:fldCharType="separate"/>
+        </w:r>
+        <w:r>
+          <w:rPr>
+            <w:noProof/>
+            <w:webHidden/>
+          </w:rPr>
+          <w:t>6</w:t>
+        </w:r>
+        <w:r>
+          <w:rPr>
+            <w:noProof/>
+            <w:webHidden/>
+          </w:rPr>
+          <w:fldChar w:fldCharType="end"/>
+        </w:r>
+      </w:hyperlink>
+    </w:p>
+    <w:p>
+      <w:pPr>
+        <w:pStyle w:val="TableofFigures"/>
+        <w:tabs>
+          <w:tab w:val="right" w:leader="dot" w:pos="9016"/>
+        </w:tabs>
+        <w:rPr>
+          <w:noProof/>
+          <w:kern w:val="2"/>
+          <w:lang w:val="nb-NO" w:eastAsia="nb-NO"/>
+          <w14:ligatures w14:val="standardContextual"/>
+        </w:rPr>
+      </w:pPr>
+      <w:hyperlink w:anchor="_Toc227766131" w:history="1">
+        <w:r>
+          <w:rPr>
+            <w:rStyle w:val="Hyperlink"/>
+            <w:noProof/>
+          </w:rPr>
+          <w:t>Figure 2: Label distribution in the dataset</w:t>
+        </w:r>
+        <w:r>
+          <w:rPr>
+            <w:noProof/>
+            <w:webHidden/>
+          </w:rPr>
+          <w:tab/>
+        </w:r>
+        <w:r>
+          <w:rPr>
+            <w:noProof/>
+            <w:webHidden/>
+          </w:rPr>
+          <w:fldChar w:fldCharType="begin"/>
+        </w:r>
+        <w:r>
+          <w:rPr>
+            <w:noProof/>
+            <w:webHidden/>
+          </w:rPr>
+          <w:instrText xml:space="preserve"> PAGEREF _Toc227766131 \h </w:instrText>
         </w:r>
         <w:r>
           <w:rPr>
@@ -1541,13 +1974,13 @@
           <w14:ligatures w14:val="standardContextual"/>
         </w:rPr>
       </w:pPr>
-      <w:hyperlink w:anchor="_Toc226638164" w:history="1">
+      <w:hyperlink w:anchor="_Toc227766132" w:history="1">
         <w:r>
           <w:rPr>
             <w:rStyle w:val="Hyperlink"/>
             <w:noProof/>
           </w:rPr>
-          <w:t>Figure 2: Label distribution in the dataset</w:t>
+          <w:t>Figure 3: Distribution of uncertain labels</w:t>
         </w:r>
         <w:r>
           <w:rPr>
@@ -1568,7 +2001,7 @@
             <w:noProof/>
             <w:webHidden/>
           </w:rPr>
-          <w:instrText xml:space="preserve"> PAGEREF _Toc226638164 \h </w:instrText>
+          <w:instrText xml:space="preserve"> PAGEREF _Toc227766132 \h </w:instrText>
         </w:r>
         <w:r>
           <w:rPr>
@@ -1612,13 +2045,13 @@
           <w14:ligatures w14:val="standardContextual"/>
         </w:rPr>
       </w:pPr>
-      <w:hyperlink w:anchor="_Toc226638165" w:history="1">
+      <w:hyperlink w:anchor="_Toc227766133" w:history="1">
         <w:r>
           <w:rPr>
             <w:rStyle w:val="Hyperlink"/>
             <w:noProof/>
           </w:rPr>
-          <w:t>Figure 3: Distribution of uncertain labels</w:t>
+          <w:t>Figure 4: Distribution of missing values</w:t>
         </w:r>
         <w:r>
           <w:rPr>
@@ -1639,7 +2072,7 @@
             <w:noProof/>
             <w:webHidden/>
           </w:rPr>
-          <w:instrText xml:space="preserve"> PAGEREF _Toc226638165 \h </w:instrText>
+          <w:instrText xml:space="preserve"> PAGEREF _Toc227766133 \h </w:instrText>
         </w:r>
         <w:r>
           <w:rPr>
@@ -1683,13 +2116,13 @@
           <w14:ligatures w14:val="standardContextual"/>
         </w:rPr>
       </w:pPr>
-      <w:hyperlink w:anchor="_Toc226638166" w:history="1">
+      <w:hyperlink w:anchor="_Toc227766134" w:history="1">
         <w:r>
           <w:rPr>
             <w:rStyle w:val="Hyperlink"/>
             <w:noProof/>
           </w:rPr>
-          <w:t>Figure 4: Distribution of missing values</w:t>
+          <w:t>Figure 5: Baseline CNN-model Architecture</w:t>
         </w:r>
         <w:r>
           <w:rPr>
@@ -1710,7 +2143,7 @@
             <w:noProof/>
             <w:webHidden/>
           </w:rPr>
-          <w:instrText xml:space="preserve"> PAGEREF _Toc226638166 \h </w:instrText>
+          <w:instrText xml:space="preserve"> PAGEREF _Toc227766134 \h </w:instrText>
         </w:r>
         <w:r>
           <w:rPr>
@@ -1730,7 +2163,7 @@
             <w:noProof/>
             <w:webHidden/>
           </w:rPr>
-          <w:t>9</w:t>
+          <w:t>11</w:t>
         </w:r>
         <w:r>
           <w:rPr>
@@ -1742,6 +2175,77 @@
       </w:hyperlink>
     </w:p>
     <w:p>
+      <w:pPr>
+        <w:pStyle w:val="TableofFigures"/>
+        <w:tabs>
+          <w:tab w:val="right" w:leader="dot" w:pos="9016"/>
+        </w:tabs>
+        <w:rPr>
+          <w:noProof/>
+          <w:kern w:val="2"/>
+          <w:lang w:val="nb-NO" w:eastAsia="nb-NO"/>
+          <w14:ligatures w14:val="standardContextual"/>
+        </w:rPr>
+      </w:pPr>
+      <w:hyperlink w:anchor="_Toc227766135" w:history="1">
+        <w:r>
+          <w:rPr>
+            <w:rStyle w:val="Hyperlink"/>
+            <w:noProof/>
+          </w:rPr>
+          <w:t>Figure 6: DenseNet121 Architecture</w:t>
+        </w:r>
+        <w:r>
+          <w:rPr>
+            <w:noProof/>
+            <w:webHidden/>
+          </w:rPr>
+          <w:tab/>
+        </w:r>
+        <w:r>
+          <w:rPr>
+            <w:noProof/>
+            <w:webHidden/>
+          </w:rPr>
+          <w:fldChar w:fldCharType="begin"/>
+        </w:r>
+        <w:r>
+          <w:rPr>
+            <w:noProof/>
+            <w:webHidden/>
+          </w:rPr>
+          <w:instrText xml:space="preserve"> PAGEREF _Toc227766135 \h </w:instrText>
+        </w:r>
+        <w:r>
+          <w:rPr>
+            <w:noProof/>
+            <w:webHidden/>
+          </w:rPr>
+        </w:r>
+        <w:r>
+          <w:rPr>
+            <w:noProof/>
+            <w:webHidden/>
+          </w:rPr>
+          <w:fldChar w:fldCharType="separate"/>
+        </w:r>
+        <w:r>
+          <w:rPr>
+            <w:noProof/>
+            <w:webHidden/>
+          </w:rPr>
+          <w:t>12</w:t>
+        </w:r>
+        <w:r>
+          <w:rPr>
+            <w:noProof/>
+            <w:webHidden/>
+          </w:rPr>
+          <w:fldChar w:fldCharType="end"/>
+        </w:r>
+      </w:hyperlink>
+    </w:p>
+    <w:p>
       <w:r>
         <w:rPr>
           <w:b/>
@@ -1752,204 +2256,96 @@
         <w:fldChar w:fldCharType="end"/>
       </w:r>
     </w:p>
-    <w:p>
-      <w:pPr>
-        <w:pStyle w:val="Heading1"/>
-      </w:pPr>
-      <w:bookmarkStart w:id="2" w:name="_Toc226637201"/>
-      <w:r>
-        <w:t>Table of tables</w:t>
-      </w:r>
-      <w:bookmarkEnd w:id="2"/>
-    </w:p>
-    <w:p>
-      <w:r>
-        <w:fldChar w:fldCharType="begin"/>
-      </w:r>
-      <w:r>
-        <w:instrText xml:space="preserve"> TOC \h \z \c "Table" </w:instrText>
-      </w:r>
-      <w:r>
-        <w:fldChar w:fldCharType="separate"/>
-      </w:r>
-      <w:r>
-        <w:rPr>
-          <w:b/>
-          <w:bCs/>
-          <w:noProof/>
-          <w:lang w:val="en-US"/>
-        </w:rPr>
-        <w:t>No table of figures entries found.</w:t>
-      </w:r>
-      <w:r>
-        <w:rPr>
-          <w:b/>
-          <w:bCs/>
-          <w:noProof/>
-          <w:lang w:val="en-US"/>
-        </w:rPr>
-        <w:fldChar w:fldCharType="end"/>
-      </w:r>
-    </w:p>
     <w:p/>
     <w:p/>
     <w:p/>
     <w:p/>
+    <w:p/>
+    <w:p/>
+    <w:p/>
+    <w:p/>
     <w:p>
       <w:pPr>
         <w:rPr>
           <w:lang w:val="nb-NO"/>
         </w:rPr>
       </w:pPr>
-      <w:r>
-        <w:rPr>
-          <w:highlight w:val="yellow"/>
+    </w:p>
+    <w:p>
+      <w:pPr>
+        <w:rPr>
           <w:lang w:val="nb-NO"/>
         </w:rPr>
-        <w:t xml:space="preserve">Note to </w:t>
-      </w:r>
-      <w:proofErr w:type="spellStart"/>
-      <w:r>
-        <w:rPr>
-          <w:highlight w:val="yellow"/>
+      </w:pPr>
+    </w:p>
+    <w:p>
+      <w:pPr>
+        <w:rPr>
           <w:lang w:val="nb-NO"/>
         </w:rPr>
-        <w:t>self</w:t>
-      </w:r>
-      <w:proofErr w:type="spellEnd"/>
-      <w:r>
-        <w:rPr>
-          <w:highlight w:val="yellow"/>
+      </w:pPr>
+    </w:p>
+    <w:p>
+      <w:pPr>
+        <w:rPr>
           <w:lang w:val="nb-NO"/>
         </w:rPr>
-        <w:t>: Husk å skriv noe om at DL (</w:t>
-      </w:r>
-      <w:proofErr w:type="spellStart"/>
-      <w:r>
-        <w:rPr>
-          <w:highlight w:val="yellow"/>
+      </w:pPr>
+    </w:p>
+    <w:p>
+      <w:pPr>
+        <w:rPr>
           <w:lang w:val="nb-NO"/>
         </w:rPr>
-        <w:t>learned</w:t>
-      </w:r>
-      <w:proofErr w:type="spellEnd"/>
-      <w:r>
-        <w:rPr>
-          <w:highlight w:val="yellow"/>
+      </w:pPr>
+    </w:p>
+    <w:p>
+      <w:pPr>
+        <w:rPr>
           <w:lang w:val="nb-NO"/>
         </w:rPr>
-        <w:t xml:space="preserve"> </w:t>
-      </w:r>
-      <w:proofErr w:type="spellStart"/>
-      <w:r>
-        <w:rPr>
-          <w:highlight w:val="yellow"/>
+      </w:pPr>
+    </w:p>
+    <w:p>
+      <w:pPr>
+        <w:rPr>
           <w:lang w:val="nb-NO"/>
         </w:rPr>
-        <w:t>features</w:t>
-      </w:r>
-      <w:proofErr w:type="spellEnd"/>
-      <w:r>
-        <w:rPr>
-          <w:highlight w:val="yellow"/>
+      </w:pPr>
+    </w:p>
+    <w:p>
+      <w:pPr>
+        <w:rPr>
           <w:lang w:val="nb-NO"/>
         </w:rPr>
-        <w:t xml:space="preserve">) vil ha dårligere forklarbarhet enn </w:t>
-      </w:r>
-      <w:proofErr w:type="spellStart"/>
-      <w:r>
-        <w:rPr>
-          <w:highlight w:val="yellow"/>
+      </w:pPr>
+    </w:p>
+    <w:p>
+      <w:pPr>
+        <w:rPr>
           <w:lang w:val="nb-NO"/>
         </w:rPr>
-        <w:t>handcrafted</w:t>
-      </w:r>
-      <w:proofErr w:type="spellEnd"/>
-      <w:r>
-        <w:rPr>
-          <w:highlight w:val="yellow"/>
+      </w:pPr>
+    </w:p>
+    <w:p>
+      <w:pPr>
+        <w:rPr>
           <w:lang w:val="nb-NO"/>
         </w:rPr>
-        <w:t xml:space="preserve"> </w:t>
-      </w:r>
-      <w:proofErr w:type="spellStart"/>
-      <w:r>
-        <w:rPr>
-          <w:highlight w:val="yellow"/>
+      </w:pPr>
+    </w:p>
+    <w:p>
+      <w:pPr>
+        <w:rPr>
           <w:lang w:val="nb-NO"/>
         </w:rPr>
-        <w:t>features</w:t>
-      </w:r>
-      <w:proofErr w:type="spellEnd"/>
-      <w:r>
-        <w:rPr>
-          <w:highlight w:val="yellow"/>
-          <w:lang w:val="nb-NO"/>
-        </w:rPr>
-        <w:t>, og at det derfor vil være behov for metoder for forklarbarhet som XAI</w:t>
-      </w:r>
-    </w:p>
-    <w:p>
-      <w:pPr>
-        <w:rPr>
-          <w:lang w:val="nb-NO"/>
-        </w:rPr>
-      </w:pPr>
-    </w:p>
-    <w:p>
-      <w:pPr>
-        <w:rPr>
-          <w:lang w:val="nb-NO"/>
-        </w:rPr>
-      </w:pPr>
-    </w:p>
-    <w:p>
-      <w:pPr>
-        <w:rPr>
-          <w:lang w:val="nb-NO"/>
-        </w:rPr>
-      </w:pPr>
-    </w:p>
-    <w:p>
-      <w:pPr>
-        <w:rPr>
-          <w:lang w:val="nb-NO"/>
-        </w:rPr>
-      </w:pPr>
-    </w:p>
-    <w:p>
-      <w:pPr>
-        <w:rPr>
-          <w:lang w:val="nb-NO"/>
-        </w:rPr>
-      </w:pPr>
-    </w:p>
-    <w:p>
-      <w:pPr>
-        <w:rPr>
-          <w:lang w:val="nb-NO"/>
-        </w:rPr>
-      </w:pPr>
-    </w:p>
-    <w:p>
-      <w:pPr>
-        <w:rPr>
-          <w:lang w:val="nb-NO"/>
-        </w:rPr>
-      </w:pPr>
-    </w:p>
-    <w:p>
-      <w:pPr>
-        <w:rPr>
-          <w:lang w:val="nb-NO"/>
-        </w:rPr>
       </w:pPr>
     </w:p>
     <w:p>
       <w:pPr>
         <w:pStyle w:val="Heading1"/>
       </w:pPr>
-      <w:bookmarkStart w:id="3" w:name="_Toc226637202"/>
+      <w:bookmarkStart w:id="2" w:name="_Toc227766112"/>
       <w:r>
         <w:lastRenderedPageBreak/>
         <w:t xml:space="preserve">1 </w:t>
@@ -1957,7 +2353,7 @@
       <w:r>
         <w:t>Problem description</w:t>
       </w:r>
-      <w:bookmarkEnd w:id="3"/>
+      <w:bookmarkEnd w:id="2"/>
     </w:p>
     <w:p>
       <w:pPr>
@@ -2643,14 +3039,12 @@
         </w:rPr>
         <w:t>results from these solutions will be interpreted by medical personnel who may not be proficient with technology, and thus this “</w:t>
       </w:r>
-      <w:proofErr w:type="gramStart"/>
-      <w:r>
-        <w:rPr>
-          <w:rFonts w:ascii="Times New Roman" w:hAnsi="Times New Roman" w:cs="Times New Roman"/>
-        </w:rPr>
-        <w:t>black-box</w:t>
-      </w:r>
-      <w:proofErr w:type="gramEnd"/>
+      <w:r>
+        <w:rPr>
+          <w:rFonts w:ascii="Times New Roman" w:hAnsi="Times New Roman" w:cs="Times New Roman"/>
+        </w:rPr>
+        <w:t>black box</w:t>
+      </w:r>
       <w:r>
         <w:rPr>
           <w:rFonts w:ascii="Times New Roman" w:hAnsi="Times New Roman" w:cs="Times New Roman"/>
@@ -2821,153 +3215,139 @@
       <w:pPr>
         <w:pStyle w:val="Heading1"/>
       </w:pPr>
-      <w:bookmarkStart w:id="4" w:name="_Toc226637203"/>
+      <w:bookmarkStart w:id="3" w:name="_Toc227766113"/>
       <w:r>
         <w:t xml:space="preserve">2 </w:t>
       </w:r>
       <w:r>
         <w:t>Data</w:t>
       </w:r>
+      <w:bookmarkEnd w:id="3"/>
+    </w:p>
+    <w:p>
+      <w:pPr>
+        <w:pStyle w:val="Heading2"/>
+      </w:pPr>
+      <w:bookmarkStart w:id="4" w:name="_Toc227766114"/>
+      <w:r>
+        <w:t>2.1 Data source</w:t>
+      </w:r>
       <w:bookmarkEnd w:id="4"/>
     </w:p>
     <w:p>
       <w:pPr>
+        <w:spacing w:line="360" w:lineRule="auto"/>
+        <w:rPr>
+          <w:rFonts w:ascii="Times New Roman" w:hAnsi="Times New Roman" w:cs="Times New Roman"/>
+        </w:rPr>
+      </w:pPr>
+      <w:r>
+        <w:rPr>
+          <w:rFonts w:ascii="Times New Roman" w:hAnsi="Times New Roman" w:cs="Times New Roman"/>
+        </w:rPr>
+        <w:t xml:space="preserve">This project uses </w:t>
+      </w:r>
+      <w:r>
+        <w:rPr>
+          <w:rFonts w:ascii="Times New Roman" w:hAnsi="Times New Roman" w:cs="Times New Roman"/>
+        </w:rPr>
+        <w:t xml:space="preserve">a version of </w:t>
+      </w:r>
+      <w:r>
+        <w:rPr>
+          <w:rFonts w:ascii="Times New Roman" w:hAnsi="Times New Roman" w:cs="Times New Roman"/>
+        </w:rPr>
+        <w:t>the CheXpert dataset, a large-scale dataset for automated chest radiograph interpretation</w:t>
+      </w:r>
+      <w:r>
+        <w:rPr>
+          <w:rFonts w:ascii="Times New Roman" w:hAnsi="Times New Roman" w:cs="Times New Roman"/>
+        </w:rPr>
+        <w:t>, called “CheXPert-v1.0-small” from the Kaggle user “ashery”</w:t>
+      </w:r>
+      <w:r>
+        <w:rPr>
+          <w:rFonts w:ascii="Times New Roman" w:hAnsi="Times New Roman" w:cs="Times New Roman"/>
+        </w:rPr>
+        <w:t xml:space="preserve"> </w:t>
+      </w:r>
+      <w:sdt>
+        <w:sdtPr>
+          <w:rPr>
+            <w:rFonts w:ascii="Times New Roman" w:hAnsi="Times New Roman" w:cs="Times New Roman"/>
+          </w:rPr>
+          <w:id w:val="-1601326234"/>
+          <w:citation/>
+        </w:sdtPr>
+        <w:sdtContent>
+          <w:r>
+            <w:rPr>
+              <w:rFonts w:ascii="Times New Roman" w:hAnsi="Times New Roman" w:cs="Times New Roman"/>
+            </w:rPr>
+            <w:fldChar w:fldCharType="begin"/>
+          </w:r>
+          <w:r>
+            <w:rPr>
+              <w:rFonts w:ascii="Times New Roman" w:hAnsi="Times New Roman" w:cs="Times New Roman"/>
+            </w:rPr>
+            <w:instrText xml:space="preserve"> CITATION Ash \l 2057 </w:instrText>
+          </w:r>
+          <w:r>
+            <w:rPr>
+              <w:rFonts w:ascii="Times New Roman" w:hAnsi="Times New Roman" w:cs="Times New Roman"/>
+            </w:rPr>
+            <w:fldChar w:fldCharType="separate"/>
+          </w:r>
+          <w:r>
+            <w:rPr>
+              <w:rFonts w:ascii="Times New Roman" w:hAnsi="Times New Roman" w:cs="Times New Roman"/>
+              <w:noProof/>
+            </w:rPr>
+            <w:t>(Ashery, n.d.)</w:t>
+          </w:r>
+          <w:r>
+            <w:rPr>
+              <w:rFonts w:ascii="Times New Roman" w:hAnsi="Times New Roman" w:cs="Times New Roman"/>
+            </w:rPr>
+            <w:fldChar w:fldCharType="end"/>
+          </w:r>
+        </w:sdtContent>
+      </w:sdt>
+      <w:r>
+        <w:rPr>
+          <w:rFonts w:ascii="Times New Roman" w:hAnsi="Times New Roman" w:cs="Times New Roman"/>
+        </w:rPr>
+        <w:t>.</w:t>
+      </w:r>
+      <w:r>
+        <w:rPr>
+          <w:rFonts w:ascii="Times New Roman" w:hAnsi="Times New Roman" w:cs="Times New Roman"/>
+        </w:rPr>
+        <w:t xml:space="preserve"> The dataset consists of approximately</w:t>
+      </w:r>
+      <w:r>
+        <w:rPr>
+          <w:rFonts w:ascii="Times New Roman" w:hAnsi="Times New Roman" w:cs="Times New Roman"/>
+        </w:rPr>
+        <w:t xml:space="preserve"> 224,000 </w:t>
+      </w:r>
+      <w:r>
+        <w:rPr>
+          <w:rFonts w:ascii="Times New Roman" w:hAnsi="Times New Roman" w:cs="Times New Roman"/>
+        </w:rPr>
+        <w:t>chest X-ray images collected from clinical practice and annotated for the presence of 14 different conditions.</w:t>
+      </w:r>
+    </w:p>
+    <w:p>
+      <w:pPr>
         <w:pStyle w:val="Heading2"/>
       </w:pPr>
-      <w:bookmarkStart w:id="5" w:name="_Toc226637204"/>
-      <w:r>
-        <w:t>2.1 Data source</w:t>
-      </w:r>
-      <w:bookmarkEnd w:id="5"/>
-    </w:p>
-    <w:p>
-      <w:pPr>
-        <w:spacing w:line="360" w:lineRule="auto"/>
-        <w:rPr>
-          <w:rFonts w:ascii="Times New Roman" w:hAnsi="Times New Roman" w:cs="Times New Roman"/>
-        </w:rPr>
-      </w:pPr>
-      <w:r>
-        <w:rPr>
-          <w:rFonts w:ascii="Times New Roman" w:hAnsi="Times New Roman" w:cs="Times New Roman"/>
-        </w:rPr>
-        <w:t xml:space="preserve">This project uses </w:t>
-      </w:r>
-      <w:r>
-        <w:rPr>
-          <w:rFonts w:ascii="Times New Roman" w:hAnsi="Times New Roman" w:cs="Times New Roman"/>
-        </w:rPr>
-        <w:t xml:space="preserve">a version of </w:t>
-      </w:r>
-      <w:r>
-        <w:rPr>
-          <w:rFonts w:ascii="Times New Roman" w:hAnsi="Times New Roman" w:cs="Times New Roman"/>
-        </w:rPr>
-        <w:t xml:space="preserve">the </w:t>
-      </w:r>
-      <w:proofErr w:type="spellStart"/>
-      <w:r>
-        <w:rPr>
-          <w:rFonts w:ascii="Times New Roman" w:hAnsi="Times New Roman" w:cs="Times New Roman"/>
-        </w:rPr>
-        <w:t>CheXpert</w:t>
-      </w:r>
-      <w:proofErr w:type="spellEnd"/>
-      <w:r>
-        <w:rPr>
-          <w:rFonts w:ascii="Times New Roman" w:hAnsi="Times New Roman" w:cs="Times New Roman"/>
-        </w:rPr>
-        <w:t xml:space="preserve"> dataset, a large-scale dataset for automated chest radiograph interpretation</w:t>
-      </w:r>
-      <w:r>
-        <w:rPr>
-          <w:rFonts w:ascii="Times New Roman" w:hAnsi="Times New Roman" w:cs="Times New Roman"/>
-        </w:rPr>
-        <w:t>, called “CheXPert-v1.0-small” from the Kaggle user “ashery”</w:t>
-      </w:r>
-      <w:r>
-        <w:rPr>
-          <w:rFonts w:ascii="Times New Roman" w:hAnsi="Times New Roman" w:cs="Times New Roman"/>
-        </w:rPr>
-        <w:t xml:space="preserve"> </w:t>
-      </w:r>
-      <w:proofErr w:type="spellStart"/>
-      <w:r>
-        <w:rPr>
-          <w:rFonts w:ascii="Times New Roman" w:hAnsi="Times New Roman" w:cs="Times New Roman"/>
-          <w:highlight w:val="yellow"/>
-        </w:rPr>
-        <w:t>legg</w:t>
-      </w:r>
-      <w:proofErr w:type="spellEnd"/>
-      <w:r>
-        <w:rPr>
-          <w:rFonts w:ascii="Times New Roman" w:hAnsi="Times New Roman" w:cs="Times New Roman"/>
-          <w:highlight w:val="yellow"/>
-        </w:rPr>
-        <w:t xml:space="preserve"> inn </w:t>
-      </w:r>
-      <w:proofErr w:type="spellStart"/>
-      <w:r>
-        <w:rPr>
-          <w:rFonts w:ascii="Times New Roman" w:hAnsi="Times New Roman" w:cs="Times New Roman"/>
-          <w:highlight w:val="yellow"/>
-        </w:rPr>
-        <w:t>kilde</w:t>
-      </w:r>
-      <w:proofErr w:type="spellEnd"/>
-      <w:r>
-        <w:rPr>
-          <w:rFonts w:ascii="Times New Roman" w:hAnsi="Times New Roman" w:cs="Times New Roman"/>
-          <w:highlight w:val="yellow"/>
-        </w:rPr>
-        <w:t xml:space="preserve"> </w:t>
-      </w:r>
-      <w:proofErr w:type="spellStart"/>
-      <w:r>
-        <w:rPr>
-          <w:rFonts w:ascii="Times New Roman" w:hAnsi="Times New Roman" w:cs="Times New Roman"/>
-          <w:highlight w:val="yellow"/>
-        </w:rPr>
-        <w:t>til</w:t>
-      </w:r>
-      <w:proofErr w:type="spellEnd"/>
-      <w:r>
-        <w:rPr>
-          <w:rFonts w:ascii="Times New Roman" w:hAnsi="Times New Roman" w:cs="Times New Roman"/>
-          <w:highlight w:val="yellow"/>
-        </w:rPr>
-        <w:t xml:space="preserve"> dataset</w:t>
-      </w:r>
-      <w:r>
-        <w:rPr>
-          <w:rFonts w:ascii="Times New Roman" w:hAnsi="Times New Roman" w:cs="Times New Roman"/>
-        </w:rPr>
-        <w:t>. The dataset consists of approximately</w:t>
-      </w:r>
-      <w:r>
-        <w:rPr>
-          <w:rFonts w:ascii="Times New Roman" w:hAnsi="Times New Roman" w:cs="Times New Roman"/>
-        </w:rPr>
-        <w:t xml:space="preserve"> 224,000 </w:t>
-      </w:r>
-      <w:r>
-        <w:rPr>
-          <w:rFonts w:ascii="Times New Roman" w:hAnsi="Times New Roman" w:cs="Times New Roman"/>
-        </w:rPr>
-        <w:t>chest X-ray images collected from clinical practice and annotated for the presence of 14 different conditions.</w:t>
-      </w:r>
-    </w:p>
-    <w:p>
-      <w:pPr>
-        <w:pStyle w:val="Heading2"/>
-      </w:pPr>
-      <w:bookmarkStart w:id="6" w:name="_Toc226637205"/>
+      <w:bookmarkStart w:id="5" w:name="_Toc227766115"/>
       <w:r>
         <w:lastRenderedPageBreak/>
         <w:t>2.2 Data description</w:t>
       </w:r>
-      <w:bookmarkEnd w:id="6"/>
+      <w:bookmarkEnd w:id="5"/>
     </w:p>
     <w:p>
       <w:pPr>
@@ -2980,21 +3360,7 @@
         <w:rPr>
           <w:rFonts w:ascii="Times New Roman" w:hAnsi="Times New Roman" w:cs="Times New Roman"/>
         </w:rPr>
-        <w:t>The dataset is divided into predefined training and validation sets, where each row in the corresponding CSV- files represents a single radiograph and its associated labels. The labels are encoded as follows: a value of 1 indicates that a condition is present, 0 indicates that it is absent, -1 indicates uncertainty, and missing values (</w:t>
-      </w:r>
-      <w:proofErr w:type="spellStart"/>
-      <w:r>
-        <w:rPr>
-          <w:rFonts w:ascii="Times New Roman" w:hAnsi="Times New Roman" w:cs="Times New Roman"/>
-        </w:rPr>
-        <w:t>NaN</w:t>
-      </w:r>
-      <w:proofErr w:type="spellEnd"/>
-      <w:r>
-        <w:rPr>
-          <w:rFonts w:ascii="Times New Roman" w:hAnsi="Times New Roman" w:cs="Times New Roman"/>
-        </w:rPr>
-        <w:t>) indicate that the condition was not mentioned in the report.</w:t>
+        <w:t>The dataset is divided into predefined training and validation sets, where each row in the corresponding CSV- files represents a single radiograph and its associated labels. The labels are encoded as follows: a value of 1 indicates that a condition is present, 0 indicates that it is absent, -1 indicates uncertainty, and missing values (NaN) indicate that the condition was not mentioned in the report.</w:t>
       </w:r>
     </w:p>
     <w:p>
@@ -3100,34 +3466,23 @@
     <w:p>
       <w:pPr>
         <w:pStyle w:val="Caption"/>
-        <w:jc w:val="center"/>
-      </w:pPr>
-      <w:bookmarkStart w:id="7" w:name="_Toc226638163"/>
+      </w:pPr>
+      <w:bookmarkStart w:id="6" w:name="_Toc227766130"/>
       <w:r>
         <w:t xml:space="preserve">Figure </w:t>
       </w:r>
-      <w:r>
-        <w:fldChar w:fldCharType="begin"/>
-      </w:r>
-      <w:r>
-        <w:instrText xml:space="preserve"> SEQ Figure \* ARABIC </w:instrText>
-      </w:r>
-      <w:r>
-        <w:fldChar w:fldCharType="separate"/>
-      </w:r>
-      <w:r>
-        <w:rPr>
-          <w:noProof/>
-        </w:rPr>
-        <w:t>1</w:t>
-      </w:r>
-      <w:r>
-        <w:fldChar w:fldCharType="end"/>
-      </w:r>
+      <w:fldSimple w:instr=" SEQ Figure \* ARABIC ">
+        <w:r>
+          <w:rPr>
+            <w:noProof/>
+          </w:rPr>
+          <w:t>1</w:t>
+        </w:r>
+      </w:fldSimple>
       <w:r>
         <w:t>: Sample chest X-ray images from dataset</w:t>
       </w:r>
-      <w:bookmarkEnd w:id="7"/>
+      <w:bookmarkEnd w:id="6"/>
     </w:p>
     <w:p/>
     <w:p/>
@@ -3135,11 +3490,11 @@
       <w:pPr>
         <w:pStyle w:val="Heading2"/>
       </w:pPr>
-      <w:bookmarkStart w:id="8" w:name="_Toc226637206"/>
+      <w:bookmarkStart w:id="7" w:name="_Toc227766116"/>
       <w:r>
         <w:t>2.3 Exploratory data analysis</w:t>
       </w:r>
-      <w:bookmarkEnd w:id="8"/>
+      <w:bookmarkEnd w:id="7"/>
     </w:p>
     <w:p>
       <w:pPr>
@@ -3180,7 +3535,169 @@
         <w:rPr>
           <w:rFonts w:ascii="Times New Roman" w:hAnsi="Times New Roman" w:cs="Times New Roman"/>
         </w:rPr>
-        <w:t>Figures 2 to 4 show us label distribution, as well as the distribution of uncertain- and missing values.</w:t>
+        <w:fldChar w:fldCharType="begin"/>
+      </w:r>
+      <w:r>
+        <w:rPr>
+          <w:rFonts w:ascii="Times New Roman" w:hAnsi="Times New Roman" w:cs="Times New Roman"/>
+        </w:rPr>
+        <w:instrText xml:space="preserve"> REF _Ref227756950 \h </w:instrText>
+      </w:r>
+      <w:r>
+        <w:rPr>
+          <w:rFonts w:ascii="Times New Roman" w:hAnsi="Times New Roman" w:cs="Times New Roman"/>
+        </w:rPr>
+        <w:instrText xml:space="preserve"> \* MERGEFORMAT </w:instrText>
+      </w:r>
+      <w:r>
+        <w:rPr>
+          <w:rFonts w:ascii="Times New Roman" w:hAnsi="Times New Roman" w:cs="Times New Roman"/>
+        </w:rPr>
+      </w:r>
+      <w:r>
+        <w:rPr>
+          <w:rFonts w:ascii="Times New Roman" w:hAnsi="Times New Roman" w:cs="Times New Roman"/>
+        </w:rPr>
+        <w:fldChar w:fldCharType="separate"/>
+      </w:r>
+      <w:r>
+        <w:rPr>
+          <w:rFonts w:ascii="Times New Roman" w:hAnsi="Times New Roman" w:cs="Times New Roman"/>
+        </w:rPr>
+        <w:t xml:space="preserve">Figure </w:t>
+      </w:r>
+      <w:r>
+        <w:rPr>
+          <w:rFonts w:ascii="Times New Roman" w:hAnsi="Times New Roman" w:cs="Times New Roman"/>
+          <w:noProof/>
+        </w:rPr>
+        <w:t>2</w:t>
+      </w:r>
+      <w:r>
+        <w:rPr>
+          <w:rFonts w:ascii="Times New Roman" w:hAnsi="Times New Roman" w:cs="Times New Roman"/>
+        </w:rPr>
+        <w:fldChar w:fldCharType="end"/>
+      </w:r>
+      <w:r>
+        <w:rPr>
+          <w:rFonts w:ascii="Times New Roman" w:hAnsi="Times New Roman" w:cs="Times New Roman"/>
+        </w:rPr>
+        <w:t xml:space="preserve">, </w:t>
+      </w:r>
+      <w:r>
+        <w:rPr>
+          <w:rFonts w:ascii="Times New Roman" w:hAnsi="Times New Roman" w:cs="Times New Roman"/>
+        </w:rPr>
+        <w:fldChar w:fldCharType="begin"/>
+      </w:r>
+      <w:r>
+        <w:rPr>
+          <w:rFonts w:ascii="Times New Roman" w:hAnsi="Times New Roman" w:cs="Times New Roman"/>
+        </w:rPr>
+        <w:instrText xml:space="preserve"> REF _Ref227756951 \h </w:instrText>
+      </w:r>
+      <w:r>
+        <w:rPr>
+          <w:rFonts w:ascii="Times New Roman" w:hAnsi="Times New Roman" w:cs="Times New Roman"/>
+        </w:rPr>
+        <w:instrText xml:space="preserve"> \* MERGEFORMAT </w:instrText>
+      </w:r>
+      <w:r>
+        <w:rPr>
+          <w:rFonts w:ascii="Times New Roman" w:hAnsi="Times New Roman" w:cs="Times New Roman"/>
+        </w:rPr>
+      </w:r>
+      <w:r>
+        <w:rPr>
+          <w:rFonts w:ascii="Times New Roman" w:hAnsi="Times New Roman" w:cs="Times New Roman"/>
+        </w:rPr>
+        <w:fldChar w:fldCharType="separate"/>
+      </w:r>
+      <w:r>
+        <w:rPr>
+          <w:rFonts w:ascii="Times New Roman" w:hAnsi="Times New Roman" w:cs="Times New Roman"/>
+        </w:rPr>
+        <w:t xml:space="preserve">Figure </w:t>
+      </w:r>
+      <w:r>
+        <w:rPr>
+          <w:rFonts w:ascii="Times New Roman" w:hAnsi="Times New Roman" w:cs="Times New Roman"/>
+          <w:noProof/>
+        </w:rPr>
+        <w:t>3</w:t>
+      </w:r>
+      <w:r>
+        <w:rPr>
+          <w:rFonts w:ascii="Times New Roman" w:hAnsi="Times New Roman" w:cs="Times New Roman"/>
+        </w:rPr>
+        <w:fldChar w:fldCharType="end"/>
+      </w:r>
+      <w:r>
+        <w:rPr>
+          <w:rFonts w:ascii="Times New Roman" w:hAnsi="Times New Roman" w:cs="Times New Roman"/>
+        </w:rPr>
+        <w:t xml:space="preserve"> and </w:t>
+      </w:r>
+      <w:r>
+        <w:rPr>
+          <w:rFonts w:ascii="Times New Roman" w:hAnsi="Times New Roman" w:cs="Times New Roman"/>
+        </w:rPr>
+        <w:fldChar w:fldCharType="begin"/>
+      </w:r>
+      <w:r>
+        <w:rPr>
+          <w:rFonts w:ascii="Times New Roman" w:hAnsi="Times New Roman" w:cs="Times New Roman"/>
+        </w:rPr>
+        <w:instrText xml:space="preserve"> REF _Ref227756953 \h </w:instrText>
+      </w:r>
+      <w:r>
+        <w:rPr>
+          <w:rFonts w:ascii="Times New Roman" w:hAnsi="Times New Roman" w:cs="Times New Roman"/>
+        </w:rPr>
+        <w:instrText xml:space="preserve"> \* MERGEFORMAT </w:instrText>
+      </w:r>
+      <w:r>
+        <w:rPr>
+          <w:rFonts w:ascii="Times New Roman" w:hAnsi="Times New Roman" w:cs="Times New Roman"/>
+        </w:rPr>
+      </w:r>
+      <w:r>
+        <w:rPr>
+          <w:rFonts w:ascii="Times New Roman" w:hAnsi="Times New Roman" w:cs="Times New Roman"/>
+        </w:rPr>
+        <w:fldChar w:fldCharType="separate"/>
+      </w:r>
+      <w:r>
+        <w:rPr>
+          <w:rFonts w:ascii="Times New Roman" w:hAnsi="Times New Roman" w:cs="Times New Roman"/>
+        </w:rPr>
+        <w:t xml:space="preserve">Figure </w:t>
+      </w:r>
+      <w:r>
+        <w:rPr>
+          <w:rFonts w:ascii="Times New Roman" w:hAnsi="Times New Roman" w:cs="Times New Roman"/>
+          <w:noProof/>
+        </w:rPr>
+        <w:t>4</w:t>
+      </w:r>
+      <w:r>
+        <w:rPr>
+          <w:rFonts w:ascii="Times New Roman" w:hAnsi="Times New Roman" w:cs="Times New Roman"/>
+        </w:rPr>
+        <w:fldChar w:fldCharType="end"/>
+      </w:r>
+      <w:r>
+        <w:rPr>
+          <w:rFonts w:ascii="Times New Roman" w:hAnsi="Times New Roman" w:cs="Times New Roman"/>
+        </w:rPr>
+        <w:t xml:space="preserve"> </w:t>
+      </w:r>
+      <w:r>
+        <w:rPr>
+          <w:rFonts w:ascii="Times New Roman" w:hAnsi="Times New Roman" w:cs="Times New Roman"/>
+        </w:rPr>
+        <w:t>show us label distribution, as well as the distribution of uncertain- and missing values.</w:t>
       </w:r>
     </w:p>
     <w:p>
@@ -3192,6 +3709,7 @@
       <w:r>
         <w:rPr>
           <w:rFonts w:ascii="Times New Roman" w:hAnsi="Times New Roman" w:cs="Times New Roman"/>
+          <w:noProof/>
           <w:lang w:val="nb-NO"/>
         </w:rPr>
         <w:drawing>
@@ -3247,33 +3765,24 @@
     <w:p>
       <w:pPr>
         <w:pStyle w:val="Caption"/>
-        <w:jc w:val="center"/>
-        <w:rPr>
-          <w:rFonts w:ascii="Times New Roman" w:hAnsi="Times New Roman" w:cs="Times New Roman"/>
-        </w:rPr>
-      </w:pPr>
-      <w:bookmarkStart w:id="9" w:name="_Toc226638164"/>
+        <w:rPr>
+          <w:rFonts w:ascii="Times New Roman" w:hAnsi="Times New Roman" w:cs="Times New Roman"/>
+        </w:rPr>
+      </w:pPr>
+      <w:bookmarkStart w:id="8" w:name="_Ref227756950"/>
+      <w:bookmarkStart w:id="9" w:name="_Toc227766131"/>
       <w:r>
         <w:t xml:space="preserve">Figure </w:t>
       </w:r>
-      <w:r>
-        <w:fldChar w:fldCharType="begin"/>
-      </w:r>
-      <w:r>
-        <w:instrText xml:space="preserve"> SEQ Figure \* ARABIC </w:instrText>
-      </w:r>
-      <w:r>
-        <w:fldChar w:fldCharType="separate"/>
-      </w:r>
-      <w:r>
-        <w:rPr>
-          <w:noProof/>
-        </w:rPr>
-        <w:t>2</w:t>
-      </w:r>
-      <w:r>
-        <w:fldChar w:fldCharType="end"/>
-      </w:r>
+      <w:fldSimple w:instr=" SEQ Figure \* ARABIC ">
+        <w:r>
+          <w:rPr>
+            <w:noProof/>
+          </w:rPr>
+          <w:t>2</w:t>
+        </w:r>
+      </w:fldSimple>
+      <w:bookmarkEnd w:id="8"/>
       <w:r>
         <w:t>: Label distribution in the dataset</w:t>
       </w:r>
@@ -3297,6 +3806,7 @@
       <w:r>
         <w:rPr>
           <w:rFonts w:ascii="Times New Roman" w:hAnsi="Times New Roman" w:cs="Times New Roman"/>
+          <w:noProof/>
           <w:lang w:val="nb-NO"/>
         </w:rPr>
         <w:lastRenderedPageBreak/>
@@ -3353,37 +3863,28 @@
     <w:p>
       <w:pPr>
         <w:pStyle w:val="Caption"/>
-        <w:jc w:val="center"/>
-        <w:rPr>
-          <w:rFonts w:ascii="Times New Roman" w:hAnsi="Times New Roman" w:cs="Times New Roman"/>
-        </w:rPr>
-      </w:pPr>
-      <w:bookmarkStart w:id="10" w:name="_Toc226638165"/>
+        <w:rPr>
+          <w:rFonts w:ascii="Times New Roman" w:hAnsi="Times New Roman" w:cs="Times New Roman"/>
+        </w:rPr>
+      </w:pPr>
+      <w:bookmarkStart w:id="10" w:name="_Ref227756951"/>
+      <w:bookmarkStart w:id="11" w:name="_Toc227766132"/>
       <w:r>
         <w:t xml:space="preserve">Figure </w:t>
       </w:r>
-      <w:r>
-        <w:fldChar w:fldCharType="begin"/>
-      </w:r>
-      <w:r>
-        <w:instrText xml:space="preserve"> SEQ Figure \* ARABIC </w:instrText>
-      </w:r>
-      <w:r>
-        <w:fldChar w:fldCharType="separate"/>
-      </w:r>
-      <w:r>
-        <w:rPr>
-          <w:noProof/>
-        </w:rPr>
-        <w:t>3</w:t>
-      </w:r>
-      <w:r>
-        <w:fldChar w:fldCharType="end"/>
-      </w:r>
+      <w:fldSimple w:instr=" SEQ Figure \* ARABIC ">
+        <w:r>
+          <w:rPr>
+            <w:noProof/>
+          </w:rPr>
+          <w:t>3</w:t>
+        </w:r>
+      </w:fldSimple>
+      <w:bookmarkEnd w:id="10"/>
       <w:r>
         <w:t>: Distribution of uncertain labels</w:t>
       </w:r>
-      <w:bookmarkEnd w:id="10"/>
+      <w:bookmarkEnd w:id="11"/>
     </w:p>
     <w:p>
       <w:pPr>
@@ -3403,6 +3904,7 @@
       <w:r>
         <w:rPr>
           <w:rFonts w:ascii="Times New Roman" w:hAnsi="Times New Roman" w:cs="Times New Roman"/>
+          <w:noProof/>
           <w:lang w:val="nb-NO"/>
         </w:rPr>
         <w:drawing>
@@ -3458,56 +3960,29 @@
     <w:p>
       <w:pPr>
         <w:pStyle w:val="Caption"/>
-        <w:jc w:val="center"/>
-      </w:pPr>
-      <w:bookmarkStart w:id="11" w:name="_Toc226638166"/>
+      </w:pPr>
+      <w:bookmarkStart w:id="12" w:name="_Ref227756953"/>
+      <w:bookmarkStart w:id="13" w:name="_Toc227766133"/>
       <w:r>
         <w:t xml:space="preserve">Figure </w:t>
       </w:r>
-      <w:r>
-        <w:fldChar w:fldCharType="begin"/>
-      </w:r>
-      <w:r>
-        <w:instrText xml:space="preserve"> SEQ Figure \* ARABIC </w:instrText>
-      </w:r>
-      <w:r>
-        <w:fldChar w:fldCharType="separate"/>
-      </w:r>
-      <w:r>
-        <w:rPr>
-          <w:noProof/>
-        </w:rPr>
-        <w:t>4</w:t>
-      </w:r>
-      <w:r>
-        <w:fldChar w:fldCharType="end"/>
-      </w:r>
+      <w:fldSimple w:instr=" SEQ Figure \* ARABIC ">
+        <w:r>
+          <w:rPr>
+            <w:noProof/>
+          </w:rPr>
+          <w:t>4</w:t>
+        </w:r>
+      </w:fldSimple>
+      <w:bookmarkEnd w:id="12"/>
       <w:r>
         <w:t>: Distribution of missing values</w:t>
       </w:r>
-      <w:bookmarkEnd w:id="11"/>
-    </w:p>
-    <w:p>
-      <w:pPr>
-        <w:rPr>
-          <w:lang w:val="nb-NO"/>
-        </w:rPr>
-      </w:pPr>
-    </w:p>
-    <w:p>
-      <w:pPr>
-        <w:rPr>
-          <w:lang w:val="nb-NO"/>
-        </w:rPr>
-      </w:pPr>
-    </w:p>
-    <w:p>
-      <w:pPr>
-        <w:rPr>
-          <w:lang w:val="nb-NO"/>
-        </w:rPr>
-      </w:pPr>
-    </w:p>
+      <w:bookmarkEnd w:id="13"/>
+    </w:p>
+    <w:p/>
+    <w:p/>
+    <w:p/>
     <w:p>
       <w:pPr>
         <w:spacing w:line="360" w:lineRule="auto"/>
@@ -3520,64 +3995,1151 @@
       <w:pPr>
         <w:pStyle w:val="Heading2"/>
       </w:pPr>
-      <w:bookmarkStart w:id="12" w:name="_Toc226637207"/>
+      <w:bookmarkStart w:id="14" w:name="_Toc227766117"/>
       <w:r>
         <w:lastRenderedPageBreak/>
         <w:t>2.4 Data challenges</w:t>
       </w:r>
-      <w:bookmarkEnd w:id="12"/>
-    </w:p>
-    <w:p>
-      <w:proofErr w:type="spellStart"/>
-      <w:r>
-        <w:t>asdasd</w:t>
-      </w:r>
-      <w:proofErr w:type="spellEnd"/>
+      <w:bookmarkEnd w:id="14"/>
+    </w:p>
+    <w:p>
+      <w:pPr>
+        <w:spacing w:line="360" w:lineRule="auto"/>
+        <w:rPr>
+          <w:rFonts w:ascii="Times New Roman" w:hAnsi="Times New Roman" w:cs="Times New Roman"/>
+        </w:rPr>
+      </w:pPr>
+      <w:r>
+        <w:rPr>
+          <w:rFonts w:ascii="Times New Roman" w:hAnsi="Times New Roman" w:cs="Times New Roman"/>
+        </w:rPr>
+        <w:t xml:space="preserve">This dataset presents several challenges that must be addressed </w:t>
+      </w:r>
+      <w:proofErr w:type="gramStart"/>
+      <w:r>
+        <w:rPr>
+          <w:rFonts w:ascii="Times New Roman" w:hAnsi="Times New Roman" w:cs="Times New Roman"/>
+        </w:rPr>
+        <w:t>in order to</w:t>
+      </w:r>
+      <w:proofErr w:type="gramEnd"/>
+      <w:r>
+        <w:rPr>
+          <w:rFonts w:ascii="Times New Roman" w:hAnsi="Times New Roman" w:cs="Times New Roman"/>
+        </w:rPr>
+        <w:t xml:space="preserve"> train </w:t>
+      </w:r>
+      <w:r>
+        <w:rPr>
+          <w:rFonts w:ascii="Times New Roman" w:hAnsi="Times New Roman" w:cs="Times New Roman"/>
+        </w:rPr>
+        <w:t xml:space="preserve">a reliable deep learning model. A primary challenge is the significant class imbalance observed across the 14 conditions. </w:t>
+      </w:r>
+      <w:r>
+        <w:rPr>
+          <w:rFonts w:ascii="Times New Roman" w:hAnsi="Times New Roman" w:cs="Times New Roman"/>
+        </w:rPr>
+        <w:t xml:space="preserve">EDA revealed that certain pathologies, such as Pleural Effusion and </w:t>
+      </w:r>
+      <w:r>
+        <w:rPr>
+          <w:rFonts w:ascii="Times New Roman" w:hAnsi="Times New Roman" w:cs="Times New Roman"/>
+        </w:rPr>
+        <w:t>Edema</w:t>
+      </w:r>
+      <w:r>
+        <w:rPr>
+          <w:rFonts w:ascii="Times New Roman" w:hAnsi="Times New Roman" w:cs="Times New Roman"/>
+        </w:rPr>
+        <w:t>, are relatively common, whereas other</w:t>
+      </w:r>
+      <w:r>
+        <w:rPr>
+          <w:rFonts w:ascii="Times New Roman" w:hAnsi="Times New Roman" w:cs="Times New Roman"/>
+        </w:rPr>
+        <w:t xml:space="preserve"> conditions</w:t>
+      </w:r>
+      <w:r>
+        <w:rPr>
+          <w:rFonts w:ascii="Times New Roman" w:hAnsi="Times New Roman" w:cs="Times New Roman"/>
+        </w:rPr>
+        <w:t xml:space="preserve"> such as Fracture and Lung Lesion </w:t>
+      </w:r>
+      <w:r>
+        <w:rPr>
+          <w:rFonts w:ascii="Times New Roman" w:hAnsi="Times New Roman" w:cs="Times New Roman"/>
+        </w:rPr>
+        <w:t>are less common</w:t>
+      </w:r>
+      <w:r>
+        <w:rPr>
+          <w:rFonts w:ascii="Times New Roman" w:hAnsi="Times New Roman" w:cs="Times New Roman"/>
+        </w:rPr>
+        <w:t>. This imbalance can bias the model toward predicting the majority classes, which could potentially lead to poor performance on rare but clinically important conditions.</w:t>
+      </w:r>
+    </w:p>
+    <w:p>
+      <w:pPr>
+        <w:spacing w:line="360" w:lineRule="auto"/>
+        <w:rPr>
+          <w:rFonts w:ascii="Times New Roman" w:hAnsi="Times New Roman" w:cs="Times New Roman"/>
+        </w:rPr>
+      </w:pPr>
+      <w:r>
+        <w:rPr>
+          <w:rFonts w:ascii="Times New Roman" w:hAnsi="Times New Roman" w:cs="Times New Roman"/>
+        </w:rPr>
+        <w:t xml:space="preserve">Another important challenge is the presence of uncertain labels and missing values for some labels. </w:t>
+      </w:r>
+      <w:r>
+        <w:rPr>
+          <w:rFonts w:ascii="Times New Roman" w:hAnsi="Times New Roman" w:cs="Times New Roman"/>
+        </w:rPr>
+        <w:t>These labels arise from ambiguity in the original radiology reports, and reflect the difficult of diagnosing certain conditions from chest radiographs. The proportion of missing- and uncertain labels varies between classes, further complicating the learning process. If these labels are not handled appropriately, they can introduce noise and negatively affect model performance.</w:t>
+      </w:r>
+    </w:p>
+    <w:p>
+      <w:pPr>
+        <w:spacing w:line="360" w:lineRule="auto"/>
+        <w:rPr>
+          <w:rFonts w:ascii="Times New Roman" w:hAnsi="Times New Roman" w:cs="Times New Roman"/>
+        </w:rPr>
+      </w:pPr>
+      <w:r>
+        <w:rPr>
+          <w:rFonts w:ascii="Times New Roman" w:hAnsi="Times New Roman" w:cs="Times New Roman"/>
+        </w:rPr>
+        <w:t xml:space="preserve">The dataset is also heterogeneous in image characteristics, with variations in image quality, contract, and </w:t>
+      </w:r>
+      <w:r>
+        <w:rPr>
+          <w:rFonts w:ascii="Times New Roman" w:hAnsi="Times New Roman" w:cs="Times New Roman"/>
+        </w:rPr>
+        <w:t>contains both frontal and lateral chest radiographs. These variations increase the complexity of the classification task and requires the model to generalize across diverse inputs.</w:t>
+      </w:r>
     </w:p>
     <w:p>
       <w:pPr>
         <w:pStyle w:val="Heading2"/>
       </w:pPr>
-      <w:bookmarkStart w:id="13" w:name="_Toc226637208"/>
+      <w:bookmarkStart w:id="15" w:name="_Toc227766118"/>
       <w:r>
         <w:t>2.5 Data preprocessing</w:t>
       </w:r>
-      <w:bookmarkEnd w:id="13"/>
-    </w:p>
-    <w:p>
-      <w:proofErr w:type="spellStart"/>
-      <w:r>
-        <w:t>asdasdad</w:t>
-      </w:r>
-      <w:proofErr w:type="spellEnd"/>
+      <w:bookmarkEnd w:id="15"/>
+    </w:p>
+    <w:p>
+      <w:pPr>
+        <w:spacing w:line="360" w:lineRule="auto"/>
+        <w:rPr>
+          <w:rFonts w:ascii="Times New Roman" w:hAnsi="Times New Roman" w:cs="Times New Roman"/>
+        </w:rPr>
+      </w:pPr>
+      <w:r>
+        <w:rPr>
+          <w:rFonts w:ascii="Times New Roman" w:hAnsi="Times New Roman" w:cs="Times New Roman"/>
+        </w:rPr>
+        <w:t xml:space="preserve">We focus on the 5 clinically most important conditions </w:t>
+      </w:r>
+      <w:r>
+        <w:rPr>
+          <w:rFonts w:ascii="Times New Roman" w:hAnsi="Times New Roman" w:cs="Times New Roman"/>
+        </w:rPr>
+        <w:t>selected by Stanford for the CheXpert competition</w:t>
+      </w:r>
+      <w:r>
+        <w:rPr>
+          <w:rFonts w:ascii="Times New Roman" w:hAnsi="Times New Roman" w:cs="Times New Roman"/>
+        </w:rPr>
+        <w:t xml:space="preserve">, Atelectasis, </w:t>
+      </w:r>
+      <w:r>
+        <w:rPr>
+          <w:rFonts w:ascii="Times New Roman" w:hAnsi="Times New Roman" w:cs="Times New Roman"/>
+        </w:rPr>
+        <w:t>Cardiomegaly, Consolidation, Edema and Pleural Effusion</w:t>
+      </w:r>
+      <w:r>
+        <w:rPr>
+          <w:rFonts w:ascii="Times New Roman" w:hAnsi="Times New Roman" w:cs="Times New Roman"/>
+        </w:rPr>
+        <w:t xml:space="preserve"> </w:t>
+      </w:r>
+      <w:sdt>
+        <w:sdtPr>
+          <w:rPr>
+            <w:rFonts w:ascii="Times New Roman" w:hAnsi="Times New Roman" w:cs="Times New Roman"/>
+          </w:rPr>
+          <w:id w:val="-1844932717"/>
+          <w:citation/>
+        </w:sdtPr>
+        <w:sdtContent>
+          <w:r>
+            <w:rPr>
+              <w:rFonts w:ascii="Times New Roman" w:hAnsi="Times New Roman" w:cs="Times New Roman"/>
+            </w:rPr>
+            <w:fldChar w:fldCharType="begin"/>
+          </w:r>
+          <w:r>
+            <w:rPr>
+              <w:rFonts w:ascii="Times New Roman" w:hAnsi="Times New Roman" w:cs="Times New Roman"/>
+            </w:rPr>
+            <w:instrText xml:space="preserve"> CITATION Irv17 \l 2057 </w:instrText>
+          </w:r>
+          <w:r>
+            <w:rPr>
+              <w:rFonts w:ascii="Times New Roman" w:hAnsi="Times New Roman" w:cs="Times New Roman"/>
+            </w:rPr>
+            <w:fldChar w:fldCharType="separate"/>
+          </w:r>
+          <w:r>
+            <w:rPr>
+              <w:rFonts w:ascii="Times New Roman" w:hAnsi="Times New Roman" w:cs="Times New Roman"/>
+              <w:noProof/>
+            </w:rPr>
+            <w:t>(Irvin, et al., 2017)</w:t>
+          </w:r>
+          <w:r>
+            <w:rPr>
+              <w:rFonts w:ascii="Times New Roman" w:hAnsi="Times New Roman" w:cs="Times New Roman"/>
+            </w:rPr>
+            <w:fldChar w:fldCharType="end"/>
+          </w:r>
+        </w:sdtContent>
+      </w:sdt>
+      <w:r>
+        <w:rPr>
+          <w:rFonts w:ascii="Times New Roman" w:hAnsi="Times New Roman" w:cs="Times New Roman"/>
+        </w:rPr>
+        <w:t>.</w:t>
+      </w:r>
+      <w:r>
+        <w:rPr>
+          <w:rFonts w:ascii="Times New Roman" w:hAnsi="Times New Roman" w:cs="Times New Roman"/>
+        </w:rPr>
+        <w:t xml:space="preserve"> For handling uncertain</w:t>
+      </w:r>
+      <w:r>
+        <w:rPr>
+          <w:rFonts w:ascii="Times New Roman" w:hAnsi="Times New Roman" w:cs="Times New Roman"/>
+        </w:rPr>
+        <w:t>- and missing</w:t>
+      </w:r>
+      <w:r>
+        <w:rPr>
+          <w:rFonts w:ascii="Times New Roman" w:hAnsi="Times New Roman" w:cs="Times New Roman"/>
+        </w:rPr>
+        <w:t xml:space="preserve"> </w:t>
+      </w:r>
+      <w:r>
+        <w:rPr>
+          <w:rFonts w:ascii="Times New Roman" w:hAnsi="Times New Roman" w:cs="Times New Roman"/>
+        </w:rPr>
+        <w:t xml:space="preserve">labels, </w:t>
+      </w:r>
+      <w:r>
+        <w:rPr>
+          <w:rFonts w:ascii="Times New Roman" w:hAnsi="Times New Roman" w:cs="Times New Roman"/>
+        </w:rPr>
+        <w:t>label preprocessing was performed.</w:t>
+      </w:r>
+      <w:r>
+        <w:rPr>
+          <w:rFonts w:ascii="Times New Roman" w:hAnsi="Times New Roman" w:cs="Times New Roman"/>
+        </w:rPr>
+        <w:t xml:space="preserve"> In this project, uncertain labels were treated as negative for the baseline model</w:t>
+      </w:r>
+      <w:r>
+        <w:rPr>
+          <w:rFonts w:ascii="Times New Roman" w:hAnsi="Times New Roman" w:cs="Times New Roman"/>
+        </w:rPr>
+        <w:t xml:space="preserve">, </w:t>
+      </w:r>
+      <w:proofErr w:type="gramStart"/>
+      <w:r>
+        <w:rPr>
+          <w:rFonts w:ascii="Times New Roman" w:hAnsi="Times New Roman" w:cs="Times New Roman"/>
+        </w:rPr>
+        <w:t>with the exception of</w:t>
+      </w:r>
+      <w:proofErr w:type="gramEnd"/>
+      <w:r>
+        <w:rPr>
+          <w:rFonts w:ascii="Times New Roman" w:hAnsi="Times New Roman" w:cs="Times New Roman"/>
+        </w:rPr>
+        <w:t xml:space="preserve"> pathologies </w:t>
+      </w:r>
+      <w:r>
+        <w:rPr>
+          <w:rFonts w:ascii="Times New Roman" w:hAnsi="Times New Roman" w:cs="Times New Roman"/>
+        </w:rPr>
+        <w:t xml:space="preserve">Atelectasis and Edema. These two pathologies were treated as positives, as this is in line with the Stanford Baseline </w:t>
+      </w:r>
+      <w:sdt>
+        <w:sdtPr>
+          <w:rPr>
+            <w:rFonts w:ascii="Times New Roman" w:hAnsi="Times New Roman" w:cs="Times New Roman"/>
+          </w:rPr>
+          <w:id w:val="-483857413"/>
+          <w:citation/>
+        </w:sdtPr>
+        <w:sdtContent>
+          <w:r>
+            <w:rPr>
+              <w:rFonts w:ascii="Times New Roman" w:hAnsi="Times New Roman" w:cs="Times New Roman"/>
+            </w:rPr>
+            <w:fldChar w:fldCharType="begin"/>
+          </w:r>
+          <w:r>
+            <w:rPr>
+              <w:rFonts w:ascii="Times New Roman" w:hAnsi="Times New Roman" w:cs="Times New Roman"/>
+            </w:rPr>
+            <w:instrText xml:space="preserve"> CITATION Irv17 \l 2057 </w:instrText>
+          </w:r>
+          <w:r>
+            <w:rPr>
+              <w:rFonts w:ascii="Times New Roman" w:hAnsi="Times New Roman" w:cs="Times New Roman"/>
+            </w:rPr>
+            <w:fldChar w:fldCharType="separate"/>
+          </w:r>
+          <w:r>
+            <w:rPr>
+              <w:rFonts w:ascii="Times New Roman" w:hAnsi="Times New Roman" w:cs="Times New Roman"/>
+              <w:noProof/>
+            </w:rPr>
+            <w:t>(Irvin, et al., 2017)</w:t>
+          </w:r>
+          <w:r>
+            <w:rPr>
+              <w:rFonts w:ascii="Times New Roman" w:hAnsi="Times New Roman" w:cs="Times New Roman"/>
+            </w:rPr>
+            <w:fldChar w:fldCharType="end"/>
+          </w:r>
+        </w:sdtContent>
+      </w:sdt>
+      <w:r>
+        <w:rPr>
+          <w:rFonts w:ascii="Times New Roman" w:hAnsi="Times New Roman" w:cs="Times New Roman"/>
+        </w:rPr>
+        <w:t>. This approach simplifies the multi-label classification problem and allows the use of standard loss functions.</w:t>
+      </w:r>
+      <w:r>
+        <w:rPr>
+          <w:rFonts w:ascii="Times New Roman" w:hAnsi="Times New Roman" w:cs="Times New Roman"/>
+        </w:rPr>
+        <w:t xml:space="preserve"> Missing values were also replaced with 0, based on the assumption that unmentioned conditions are likely not present. </w:t>
+      </w:r>
+    </w:p>
+    <w:p>
+      <w:pPr>
+        <w:spacing w:line="360" w:lineRule="auto"/>
+        <w:rPr>
+          <w:rFonts w:ascii="Times New Roman" w:hAnsi="Times New Roman" w:cs="Times New Roman"/>
+        </w:rPr>
+      </w:pPr>
+      <w:r>
+        <w:rPr>
+          <w:rFonts w:ascii="Times New Roman" w:hAnsi="Times New Roman" w:cs="Times New Roman"/>
+        </w:rPr>
+        <w:t>Then</w:t>
+      </w:r>
+      <w:r>
+        <w:rPr>
+          <w:rFonts w:ascii="Times New Roman" w:hAnsi="Times New Roman" w:cs="Times New Roman"/>
+        </w:rPr>
+        <w:t xml:space="preserve"> image paths were corrected to match the directory structure of the dataset as downloaded in Kaggle. The original paths contained a prefix which did not correspond to the folder structure, and this prefix was removed programmatically. </w:t>
+      </w:r>
+    </w:p>
+    <w:p>
+      <w:pPr>
+        <w:spacing w:line="360" w:lineRule="auto"/>
+        <w:rPr>
+          <w:rFonts w:ascii="Times New Roman" w:hAnsi="Times New Roman" w:cs="Times New Roman"/>
+        </w:rPr>
+      </w:pPr>
+      <w:r>
+        <w:rPr>
+          <w:rFonts w:ascii="Times New Roman" w:hAnsi="Times New Roman" w:cs="Times New Roman"/>
+        </w:rPr>
+        <w:lastRenderedPageBreak/>
+        <w:t xml:space="preserve">Image data was then standardized through resizing and normalization. All images were </w:t>
+      </w:r>
+      <w:r>
+        <w:rPr>
+          <w:rFonts w:ascii="Times New Roman" w:hAnsi="Times New Roman" w:cs="Times New Roman"/>
+        </w:rPr>
+        <w:t xml:space="preserve">read and decoded as a JPEG image with three channels, </w:t>
+      </w:r>
+      <w:r>
+        <w:rPr>
+          <w:rFonts w:ascii="Times New Roman" w:hAnsi="Times New Roman" w:cs="Times New Roman"/>
+        </w:rPr>
+        <w:t>resized to a resolution of 224x224 pixels to ensure consistency in the input dimensions for the neural network</w:t>
+      </w:r>
+      <w:r>
+        <w:rPr>
+          <w:rFonts w:ascii="Times New Roman" w:hAnsi="Times New Roman" w:cs="Times New Roman"/>
+        </w:rPr>
+        <w:t>, and normalized to the range [0, 1]</w:t>
+      </w:r>
+      <w:r>
+        <w:rPr>
+          <w:rFonts w:ascii="Times New Roman" w:hAnsi="Times New Roman" w:cs="Times New Roman"/>
+        </w:rPr>
+        <w:t xml:space="preserve">. </w:t>
+      </w:r>
     </w:p>
     <w:p>
       <w:pPr>
         <w:pStyle w:val="Heading1"/>
       </w:pPr>
-      <w:bookmarkStart w:id="14" w:name="_Toc226637209"/>
+      <w:bookmarkStart w:id="16" w:name="_Toc227766119"/>
       <w:r>
         <w:t xml:space="preserve">3 </w:t>
       </w:r>
       <w:r>
         <w:t>Model implementation</w:t>
       </w:r>
-      <w:bookmarkEnd w:id="14"/>
+      <w:bookmarkEnd w:id="16"/>
+    </w:p>
+    <w:p>
+      <w:pPr>
+        <w:pStyle w:val="Heading2"/>
+      </w:pPr>
+      <w:bookmarkStart w:id="17" w:name="_Toc227766120"/>
+      <w:r>
+        <w:t>3.1 Overview of model choices</w:t>
+      </w:r>
+      <w:bookmarkEnd w:id="17"/>
+    </w:p>
+    <w:p>
+      <w:pPr>
+        <w:spacing w:line="276" w:lineRule="auto"/>
+        <w:rPr>
+          <w:rFonts w:ascii="Times New Roman" w:hAnsi="Times New Roman" w:cs="Times New Roman"/>
+        </w:rPr>
+      </w:pPr>
+      <w:r>
+        <w:rPr>
+          <w:rFonts w:ascii="Times New Roman" w:hAnsi="Times New Roman" w:cs="Times New Roman"/>
+        </w:rPr>
+        <w:t>In this project, two different deep learning approaches were implemented and compared for multi-label classification of chest radiographs:</w:t>
+      </w:r>
+    </w:p>
+    <w:p>
+      <w:pPr>
+        <w:pStyle w:val="ListParagraph"/>
+        <w:numPr>
+          <w:ilvl w:val="0"/>
+          <w:numId w:val="6"/>
+        </w:numPr>
+        <w:spacing w:line="276" w:lineRule="auto"/>
+        <w:rPr>
+          <w:rFonts w:ascii="Times New Roman" w:hAnsi="Times New Roman" w:cs="Times New Roman"/>
+        </w:rPr>
+      </w:pPr>
+      <w:r>
+        <w:rPr>
+          <w:rFonts w:ascii="Times New Roman" w:hAnsi="Times New Roman" w:cs="Times New Roman"/>
+        </w:rPr>
+        <w:t>A baseline convolutional neural network (CNN) trained from scratch</w:t>
+      </w:r>
+    </w:p>
+    <w:p>
+      <w:pPr>
+        <w:pStyle w:val="ListParagraph"/>
+        <w:numPr>
+          <w:ilvl w:val="0"/>
+          <w:numId w:val="6"/>
+        </w:numPr>
+        <w:spacing w:line="276" w:lineRule="auto"/>
+        <w:rPr>
+          <w:rFonts w:ascii="Times New Roman" w:hAnsi="Times New Roman" w:cs="Times New Roman"/>
+        </w:rPr>
+      </w:pPr>
+      <w:r>
+        <w:rPr>
+          <w:rFonts w:ascii="Times New Roman" w:hAnsi="Times New Roman" w:cs="Times New Roman"/>
+        </w:rPr>
+        <w:t>A transfer learning model based on DenseNet121</w:t>
+      </w:r>
+    </w:p>
+    <w:p>
+      <w:pPr>
+        <w:spacing w:line="276" w:lineRule="auto"/>
+        <w:rPr>
+          <w:rFonts w:ascii="Times New Roman" w:hAnsi="Times New Roman" w:cs="Times New Roman"/>
+        </w:rPr>
+      </w:pPr>
+      <w:r>
+        <w:rPr>
+          <w:rFonts w:ascii="Times New Roman" w:hAnsi="Times New Roman" w:cs="Times New Roman"/>
+        </w:rPr>
+        <w:t>These models were chosen to represent two fundamentally different strategies: learning feat</w:t>
+      </w:r>
+      <w:r>
+        <w:rPr>
+          <w:rFonts w:ascii="Times New Roman" w:hAnsi="Times New Roman" w:cs="Times New Roman"/>
+        </w:rPr>
+        <w:t>ures directly from the dataset versus leveraging pre-trained representations. This enables a meaningful comparison between a simple baseline and a more advanced architecture.</w:t>
+      </w:r>
+    </w:p>
+    <w:p>
+      <w:pPr>
+        <w:pStyle w:val="Heading2"/>
+      </w:pPr>
+      <w:bookmarkStart w:id="18" w:name="_Toc227766121"/>
+      <w:r>
+        <w:t>3.2 Theoretical motivation</w:t>
+      </w:r>
+      <w:bookmarkEnd w:id="18"/>
+    </w:p>
+    <w:p>
+      <w:pPr>
+        <w:spacing w:line="276" w:lineRule="auto"/>
+        <w:rPr>
+          <w:rFonts w:ascii="Times New Roman" w:hAnsi="Times New Roman" w:cs="Times New Roman"/>
+        </w:rPr>
+      </w:pPr>
+      <w:r>
+        <w:rPr>
+          <w:rFonts w:ascii="Times New Roman" w:hAnsi="Times New Roman" w:cs="Times New Roman"/>
+        </w:rPr>
+        <w:t>CNNs are well-suited for image analysis tasks due to their ability to learn feature representations. Early convolutional layers capture low-level features such as edges and textures, while deeper layers learn more abstract patterns relevant for classification.</w:t>
+      </w:r>
+    </w:p>
+    <w:p>
+      <w:pPr>
+        <w:spacing w:line="276" w:lineRule="auto"/>
+        <w:rPr>
+          <w:rFonts w:ascii="Times New Roman" w:hAnsi="Times New Roman" w:cs="Times New Roman"/>
+        </w:rPr>
+      </w:pPr>
+      <w:r>
+        <w:rPr>
+          <w:rFonts w:ascii="Times New Roman" w:hAnsi="Times New Roman" w:cs="Times New Roman"/>
+        </w:rPr>
+        <w:t>The baseline CNN servers as a reference model, allowing evaluation of how well a relatively simple architecture can learn from the CheXpert dataset.</w:t>
+      </w:r>
+    </w:p>
+    <w:p>
+      <w:pPr>
+        <w:spacing w:line="276" w:lineRule="auto"/>
+        <w:rPr>
+          <w:rFonts w:ascii="Times New Roman" w:hAnsi="Times New Roman" w:cs="Times New Roman"/>
+        </w:rPr>
+      </w:pPr>
+      <w:r>
+        <w:rPr>
+          <w:rFonts w:ascii="Times New Roman" w:hAnsi="Times New Roman" w:cs="Times New Roman"/>
+        </w:rPr>
+        <w:t>The second approach uses DenseNet121, a densely connected convolutional network in which each layer receives feature maps from all preceding layers. This design improves</w:t>
+      </w:r>
+      <w:r>
+        <w:rPr>
+          <w:rFonts w:ascii="Times New Roman" w:hAnsi="Times New Roman" w:cs="Times New Roman"/>
+        </w:rPr>
+        <w:t xml:space="preserve"> gradient </w:t>
+      </w:r>
+      <w:r>
+        <w:rPr>
+          <w:rFonts w:ascii="Times New Roman" w:hAnsi="Times New Roman" w:cs="Times New Roman"/>
+        </w:rPr>
+        <w:t>flow and</w:t>
+      </w:r>
+      <w:r>
+        <w:rPr>
+          <w:rFonts w:ascii="Times New Roman" w:hAnsi="Times New Roman" w:cs="Times New Roman"/>
+        </w:rPr>
+        <w:t xml:space="preserve"> promotes feature reuse. These properties are beneficial in medical imaging tasks, where subtle patterns are important. DenseNet121 was also selected because it is used in the original CheXpert study by </w:t>
+      </w:r>
+      <w:sdt>
+        <w:sdtPr>
+          <w:rPr>
+            <w:rFonts w:ascii="Times New Roman" w:hAnsi="Times New Roman" w:cs="Times New Roman"/>
+          </w:rPr>
+          <w:id w:val="1480185206"/>
+          <w:citation/>
+        </w:sdtPr>
+        <w:sdtContent>
+          <w:r>
+            <w:rPr>
+              <w:rFonts w:ascii="Times New Roman" w:hAnsi="Times New Roman" w:cs="Times New Roman"/>
+            </w:rPr>
+            <w:fldChar w:fldCharType="begin"/>
+          </w:r>
+          <w:r>
+            <w:rPr>
+              <w:rFonts w:ascii="Times New Roman" w:hAnsi="Times New Roman" w:cs="Times New Roman"/>
+            </w:rPr>
+            <w:instrText xml:space="preserve"> CITATION Irv17 \l 2057 </w:instrText>
+          </w:r>
+          <w:r>
+            <w:rPr>
+              <w:rFonts w:ascii="Times New Roman" w:hAnsi="Times New Roman" w:cs="Times New Roman"/>
+            </w:rPr>
+            <w:fldChar w:fldCharType="separate"/>
+          </w:r>
+          <w:r>
+            <w:rPr>
+              <w:rFonts w:ascii="Times New Roman" w:hAnsi="Times New Roman" w:cs="Times New Roman"/>
+              <w:noProof/>
+            </w:rPr>
+            <w:t>(Irvin, et al., 2017)</w:t>
+          </w:r>
+          <w:r>
+            <w:rPr>
+              <w:rFonts w:ascii="Times New Roman" w:hAnsi="Times New Roman" w:cs="Times New Roman"/>
+            </w:rPr>
+            <w:fldChar w:fldCharType="end"/>
+          </w:r>
+        </w:sdtContent>
+      </w:sdt>
+      <w:r>
+        <w:rPr>
+          <w:rFonts w:ascii="Times New Roman" w:hAnsi="Times New Roman" w:cs="Times New Roman"/>
+        </w:rPr>
+        <w:t>, enabling direct comparison with established baselines.</w:t>
+      </w:r>
+    </w:p>
+    <w:p>
+      <w:pPr>
+        <w:pStyle w:val="Heading2"/>
+        <w:rPr>
+          <w:sz w:val="24"/>
+          <w:szCs w:val="24"/>
+        </w:rPr>
+      </w:pPr>
+      <w:bookmarkStart w:id="19" w:name="_Toc227766122"/>
+      <w:r>
+        <w:t>3.3 Baseline CNN architecture</w:t>
+      </w:r>
+      <w:bookmarkEnd w:id="19"/>
+    </w:p>
+    <w:p>
+      <w:pPr>
+        <w:spacing w:line="276" w:lineRule="auto"/>
+        <w:rPr>
+          <w:rFonts w:ascii="Times New Roman" w:hAnsi="Times New Roman" w:cs="Times New Roman"/>
+        </w:rPr>
+      </w:pPr>
+      <w:r>
+        <w:rPr>
+          <w:rFonts w:ascii="Times New Roman" w:hAnsi="Times New Roman" w:cs="Times New Roman"/>
+        </w:rPr>
+        <w:t>The baseline CNN</w:t>
+      </w:r>
+      <w:r>
+        <w:rPr>
+          <w:rFonts w:ascii="Times New Roman" w:hAnsi="Times New Roman" w:cs="Times New Roman"/>
+        </w:rPr>
+        <w:t xml:space="preserve"> was implemented from scratch using Keras and TensorFlow. </w:t>
+      </w:r>
+      <w:r>
+        <w:rPr>
+          <w:rFonts w:ascii="Times New Roman" w:hAnsi="Times New Roman" w:cs="Times New Roman"/>
+        </w:rPr>
+        <w:t xml:space="preserve">Following the CheXpert benchmark, the model was designed to perform multi-label classification on chest radiographs for the five previously chosen conditions </w:t>
+      </w:r>
+      <w:sdt>
+        <w:sdtPr>
+          <w:rPr>
+            <w:rFonts w:ascii="Times New Roman" w:hAnsi="Times New Roman" w:cs="Times New Roman"/>
+          </w:rPr>
+          <w:id w:val="1148703777"/>
+          <w:citation/>
+        </w:sdtPr>
+        <w:sdtContent>
+          <w:r>
+            <w:rPr>
+              <w:rFonts w:ascii="Times New Roman" w:hAnsi="Times New Roman" w:cs="Times New Roman"/>
+            </w:rPr>
+            <w:fldChar w:fldCharType="begin"/>
+          </w:r>
+          <w:r>
+            <w:rPr>
+              <w:rFonts w:ascii="Times New Roman" w:hAnsi="Times New Roman" w:cs="Times New Roman"/>
+            </w:rPr>
+            <w:instrText xml:space="preserve"> CITATION Irv17 \l 2057 </w:instrText>
+          </w:r>
+          <w:r>
+            <w:rPr>
+              <w:rFonts w:ascii="Times New Roman" w:hAnsi="Times New Roman" w:cs="Times New Roman"/>
+            </w:rPr>
+            <w:fldChar w:fldCharType="separate"/>
+          </w:r>
+          <w:r>
+            <w:rPr>
+              <w:rFonts w:ascii="Times New Roman" w:hAnsi="Times New Roman" w:cs="Times New Roman"/>
+              <w:noProof/>
+            </w:rPr>
+            <w:t>(Irvin, et al., 2017)</w:t>
+          </w:r>
+          <w:r>
+            <w:rPr>
+              <w:rFonts w:ascii="Times New Roman" w:hAnsi="Times New Roman" w:cs="Times New Roman"/>
+            </w:rPr>
+            <w:fldChar w:fldCharType="end"/>
+          </w:r>
+        </w:sdtContent>
+      </w:sdt>
+      <w:r>
+        <w:rPr>
+          <w:rFonts w:ascii="Times New Roman" w:hAnsi="Times New Roman" w:cs="Times New Roman"/>
+        </w:rPr>
+        <w:t xml:space="preserve">. </w:t>
+      </w:r>
+    </w:p>
+    <w:p>
+      <w:pPr>
+        <w:spacing w:line="276" w:lineRule="auto"/>
+        <w:rPr>
+          <w:rFonts w:ascii="Times New Roman" w:hAnsi="Times New Roman" w:cs="Times New Roman"/>
+        </w:rPr>
+      </w:pPr>
+      <w:r>
+        <w:rPr>
+          <w:rFonts w:ascii="Times New Roman" w:hAnsi="Times New Roman" w:cs="Times New Roman"/>
+        </w:rPr>
+        <w:t xml:space="preserve">The architecture consists of four convolutional </w:t>
+      </w:r>
+      <w:r>
+        <w:rPr>
+          <w:rFonts w:ascii="Times New Roman" w:hAnsi="Times New Roman" w:cs="Times New Roman"/>
+        </w:rPr>
+        <w:t>blocks;</w:t>
+      </w:r>
+      <w:r>
+        <w:rPr>
+          <w:rFonts w:ascii="Times New Roman" w:hAnsi="Times New Roman" w:cs="Times New Roman"/>
+        </w:rPr>
+        <w:t xml:space="preserve"> each composed of a convolutional layer followed by max pooling. The number of filters increases progressively (32, 64, 128</w:t>
+      </w:r>
+      <w:r>
+        <w:rPr>
+          <w:rFonts w:ascii="Times New Roman" w:hAnsi="Times New Roman" w:cs="Times New Roman"/>
+        </w:rPr>
+        <w:t>, 264), enabling the model to learn increasingly complex spatial features. All convolutional layers use a 3x3 kernel, ReLU activation, and same padding.</w:t>
+      </w:r>
+    </w:p>
+    <w:p>
+      <w:pPr>
+        <w:spacing w:line="276" w:lineRule="auto"/>
+        <w:rPr>
+          <w:rFonts w:ascii="Times New Roman" w:hAnsi="Times New Roman" w:cs="Times New Roman"/>
+        </w:rPr>
+      </w:pPr>
+      <w:r>
+        <w:rPr>
+          <w:rFonts w:ascii="Times New Roman" w:hAnsi="Times New Roman" w:cs="Times New Roman"/>
+        </w:rPr>
+        <w:lastRenderedPageBreak/>
+        <w:t>After feature extraction, a global average pooling layer is applied to reduce the spatial dimensions, followed by a fully connected classification head</w:t>
+      </w:r>
+      <w:r>
+        <w:rPr>
+          <w:rFonts w:ascii="Times New Roman" w:hAnsi="Times New Roman" w:cs="Times New Roman"/>
+        </w:rPr>
+        <w:t>. The head consists of a dense layer with 256 units and ReLU activation, with dropout layers (0.5 and 0.3) applied for regularization. The final output layer uses a sigmoid activation function to produce independent probabilities for each of the five conditions, reflecting the multi-label nature of the task.</w:t>
+      </w:r>
+    </w:p>
+    <w:p>
+      <w:pPr>
+        <w:spacing w:line="276" w:lineRule="auto"/>
+        <w:rPr>
+          <w:rFonts w:ascii="Times New Roman" w:hAnsi="Times New Roman" w:cs="Times New Roman"/>
+        </w:rPr>
+      </w:pPr>
+      <w:r>
+        <w:rPr>
+          <w:rFonts w:ascii="Times New Roman" w:hAnsi="Times New Roman" w:cs="Times New Roman"/>
+        </w:rPr>
+        <w:t>The model was trained using the Adam optimizer with a learning rate of XYZ, and binary cross-entropy as the loss function, since this is a multi-label classification problem. To improve training stability and prevent overfitting, several callbacks were used, including early stopping based on validation AUC, model checkpointing to save the best performing model, and adaptive learning rate reduction when validation performance plateaued.</w:t>
+      </w:r>
+    </w:p>
+    <w:p/>
+    <w:p>
+      <w:pPr>
+        <w:keepNext/>
+        <w:jc w:val="center"/>
+      </w:pPr>
+      <w:r>
+        <w:rPr>
+          <w:noProof/>
+        </w:rPr>
+        <w:drawing>
+          <wp:inline distT="0" distB="0" distL="0" distR="0" wp14:anchorId="12053036" wp14:editId="6DCBF8AB">
+            <wp:extent cx="5731510" cy="5801995"/>
+            <wp:effectExtent l="0" t="0" r="2540" b="8255"/>
+            <wp:docPr id="481962621" name="Picture 1"/>
+            <wp:cNvGraphicFramePr>
+              <a:graphicFrameLocks xmlns:a="http://schemas.openxmlformats.org/drawingml/2006/main" noChangeAspect="1"/>
+            </wp:cNvGraphicFramePr>
+            <a:graphic xmlns:a="http://schemas.openxmlformats.org/drawingml/2006/main">
+              <a:graphicData uri="http://schemas.openxmlformats.org/drawingml/2006/picture">
+                <pic:pic xmlns:pic="http://schemas.openxmlformats.org/drawingml/2006/picture">
+                  <pic:nvPicPr>
+                    <pic:cNvPr id="481962621" name=""/>
+                    <pic:cNvPicPr/>
+                  </pic:nvPicPr>
+                  <pic:blipFill>
+                    <a:blip r:embed="rId13"/>
+                    <a:stretch>
+                      <a:fillRect/>
+                    </a:stretch>
+                  </pic:blipFill>
+                  <pic:spPr>
+                    <a:xfrm>
+                      <a:off x="0" y="0"/>
+                      <a:ext cx="5731510" cy="5801995"/>
+                    </a:xfrm>
+                    <a:prstGeom prst="rect">
+                      <a:avLst/>
+                    </a:prstGeom>
+                  </pic:spPr>
+                </pic:pic>
+              </a:graphicData>
+            </a:graphic>
+          </wp:inline>
+        </w:drawing>
+      </w:r>
+    </w:p>
+    <w:p>
+      <w:pPr>
+        <w:pStyle w:val="Caption"/>
+      </w:pPr>
+      <w:bookmarkStart w:id="20" w:name="_Toc227766134"/>
+      <w:r>
+        <w:t xml:space="preserve">Figure </w:t>
+      </w:r>
+      <w:fldSimple w:instr=" SEQ Figure \* ARABIC ">
+        <w:r>
+          <w:rPr>
+            <w:noProof/>
+          </w:rPr>
+          <w:t>5</w:t>
+        </w:r>
+      </w:fldSimple>
+      <w:r>
+        <w:t>: Baseline CNN-model</w:t>
+      </w:r>
+      <w:r>
+        <w:t xml:space="preserve"> Architecture</w:t>
+      </w:r>
+      <w:bookmarkEnd w:id="20"/>
+    </w:p>
+    <w:p>
+      <w:pPr>
+        <w:pStyle w:val="Heading2"/>
+      </w:pPr>
+      <w:bookmarkStart w:id="21" w:name="_Toc227766123"/>
+      <w:r>
+        <w:lastRenderedPageBreak/>
+        <w:t>3.4 Transfer learning architecture</w:t>
+      </w:r>
+      <w:bookmarkEnd w:id="21"/>
+    </w:p>
+    <w:p>
+      <w:pPr>
+        <w:spacing w:line="276" w:lineRule="auto"/>
+        <w:rPr>
+          <w:rFonts w:ascii="Times New Roman" w:hAnsi="Times New Roman" w:cs="Times New Roman"/>
+        </w:rPr>
+      </w:pPr>
+      <w:r>
+        <w:rPr>
+          <w:rFonts w:ascii="Times New Roman" w:hAnsi="Times New Roman" w:cs="Times New Roman"/>
+        </w:rPr>
+        <w:t>To improve performance, a second model based on transfer learning was implemented using D</w:t>
+      </w:r>
+      <w:r>
+        <w:rPr>
+          <w:rFonts w:ascii="Times New Roman" w:hAnsi="Times New Roman" w:cs="Times New Roman"/>
+        </w:rPr>
+        <w:t>e</w:t>
+      </w:r>
+      <w:r>
+        <w:rPr>
+          <w:rFonts w:ascii="Times New Roman" w:hAnsi="Times New Roman" w:cs="Times New Roman"/>
+        </w:rPr>
+        <w:t xml:space="preserve">nseNet121. This architecture was chosen </w:t>
+      </w:r>
+      <w:r>
+        <w:rPr>
+          <w:rFonts w:ascii="Times New Roman" w:hAnsi="Times New Roman" w:cs="Times New Roman"/>
+        </w:rPr>
+        <w:t xml:space="preserve">specifically because it is the architecture used in the original CheXpert paper, which allows us to compare our results directly against their baseline </w:t>
+      </w:r>
+      <w:sdt>
+        <w:sdtPr>
+          <w:rPr>
+            <w:rFonts w:ascii="Times New Roman" w:hAnsi="Times New Roman" w:cs="Times New Roman"/>
+          </w:rPr>
+          <w:id w:val="1325867942"/>
+          <w:citation/>
+        </w:sdtPr>
+        <w:sdtContent>
+          <w:r>
+            <w:rPr>
+              <w:rFonts w:ascii="Times New Roman" w:hAnsi="Times New Roman" w:cs="Times New Roman"/>
+            </w:rPr>
+            <w:fldChar w:fldCharType="begin"/>
+          </w:r>
+          <w:r>
+            <w:rPr>
+              <w:rFonts w:ascii="Times New Roman" w:hAnsi="Times New Roman" w:cs="Times New Roman"/>
+            </w:rPr>
+            <w:instrText xml:space="preserve"> CITATION Irv17 \l 2057 </w:instrText>
+          </w:r>
+          <w:r>
+            <w:rPr>
+              <w:rFonts w:ascii="Times New Roman" w:hAnsi="Times New Roman" w:cs="Times New Roman"/>
+            </w:rPr>
+            <w:fldChar w:fldCharType="separate"/>
+          </w:r>
+          <w:r>
+            <w:rPr>
+              <w:rFonts w:ascii="Times New Roman" w:hAnsi="Times New Roman" w:cs="Times New Roman"/>
+              <w:noProof/>
+            </w:rPr>
+            <w:t>(Irvin, et al., 2017)</w:t>
+          </w:r>
+          <w:r>
+            <w:rPr>
+              <w:rFonts w:ascii="Times New Roman" w:hAnsi="Times New Roman" w:cs="Times New Roman"/>
+            </w:rPr>
+            <w:fldChar w:fldCharType="end"/>
+          </w:r>
+        </w:sdtContent>
+      </w:sdt>
+      <w:r>
+        <w:rPr>
+          <w:rFonts w:ascii="Times New Roman" w:hAnsi="Times New Roman" w:cs="Times New Roman"/>
+        </w:rPr>
+        <w:t>.</w:t>
+      </w:r>
+      <w:r>
+        <w:rPr>
+          <w:rFonts w:ascii="Times New Roman" w:hAnsi="Times New Roman" w:cs="Times New Roman"/>
+        </w:rPr>
+        <w:t xml:space="preserve"> The transfer learning approach follows a two-phase training strategy</w:t>
+      </w:r>
+      <w:r>
+        <w:rPr>
+          <w:rFonts w:ascii="Times New Roman" w:hAnsi="Times New Roman" w:cs="Times New Roman"/>
+        </w:rPr>
+        <w:t xml:space="preserve">, as covered in </w:t>
+      </w:r>
+      <w:sdt>
+        <w:sdtPr>
+          <w:rPr>
+            <w:rFonts w:ascii="Times New Roman" w:hAnsi="Times New Roman" w:cs="Times New Roman"/>
+          </w:rPr>
+          <w:id w:val="182707031"/>
+          <w:citation/>
+        </w:sdtPr>
+        <w:sdtContent>
+          <w:r>
+            <w:rPr>
+              <w:rFonts w:ascii="Times New Roman" w:hAnsi="Times New Roman" w:cs="Times New Roman"/>
+            </w:rPr>
+            <w:fldChar w:fldCharType="begin"/>
+          </w:r>
+          <w:r>
+            <w:rPr>
+              <w:rFonts w:ascii="Times New Roman" w:hAnsi="Times New Roman" w:cs="Times New Roman"/>
+            </w:rPr>
+            <w:instrText xml:space="preserve"> CITATION Cho25 \l 2057 </w:instrText>
+          </w:r>
+          <w:r>
+            <w:rPr>
+              <w:rFonts w:ascii="Times New Roman" w:hAnsi="Times New Roman" w:cs="Times New Roman"/>
+            </w:rPr>
+            <w:fldChar w:fldCharType="separate"/>
+          </w:r>
+          <w:r>
+            <w:rPr>
+              <w:rFonts w:ascii="Times New Roman" w:hAnsi="Times New Roman" w:cs="Times New Roman"/>
+              <w:noProof/>
+            </w:rPr>
+            <w:t>(Chollet &amp; Watson, 2025)</w:t>
+          </w:r>
+          <w:r>
+            <w:rPr>
+              <w:rFonts w:ascii="Times New Roman" w:hAnsi="Times New Roman" w:cs="Times New Roman"/>
+            </w:rPr>
+            <w:fldChar w:fldCharType="end"/>
+          </w:r>
+        </w:sdtContent>
+      </w:sdt>
+      <w:r>
+        <w:rPr>
+          <w:rFonts w:ascii="Times New Roman" w:hAnsi="Times New Roman" w:cs="Times New Roman"/>
+        </w:rPr>
+        <w:t>.</w:t>
+      </w:r>
+      <w:r>
+        <w:rPr>
+          <w:rFonts w:ascii="Times New Roman" w:hAnsi="Times New Roman" w:cs="Times New Roman"/>
+        </w:rPr>
+        <w:t xml:space="preserve"> The</w:t>
+      </w:r>
+      <w:r>
+        <w:rPr>
+          <w:rFonts w:ascii="Times New Roman" w:hAnsi="Times New Roman" w:cs="Times New Roman"/>
+        </w:rPr>
+        <w:t xml:space="preserve"> first phase </w:t>
+      </w:r>
+      <w:r>
+        <w:rPr>
+          <w:rFonts w:ascii="Times New Roman" w:hAnsi="Times New Roman" w:cs="Times New Roman"/>
+        </w:rPr>
+        <w:t>consist of first freezing the convolutional base to prevent their w</w:t>
+      </w:r>
+      <w:r>
+        <w:rPr>
+          <w:rFonts w:ascii="Times New Roman" w:hAnsi="Times New Roman" w:cs="Times New Roman"/>
+        </w:rPr>
+        <w:t xml:space="preserve">eights of being updated during training, and then </w:t>
+      </w:r>
+      <w:r>
+        <w:rPr>
+          <w:rFonts w:ascii="Times New Roman" w:hAnsi="Times New Roman" w:cs="Times New Roman"/>
+        </w:rPr>
+        <w:t>adding a classification head to be trained.</w:t>
+      </w:r>
+      <w:r>
+        <w:rPr>
+          <w:rFonts w:ascii="Times New Roman" w:hAnsi="Times New Roman" w:cs="Times New Roman"/>
+        </w:rPr>
+        <w:t xml:space="preserve"> We then unfreeze the top layers of the base model, and jointly train them with a very low learning rate. This slightly adjusts the more abstract representations to better fit our medical imaging task.</w:t>
+      </w:r>
+    </w:p>
+    <w:p>
+      <w:pPr>
+        <w:keepNext/>
+      </w:pPr>
+      <w:r>
+        <w:rPr>
+          <w:noProof/>
+        </w:rPr>
+        <w:drawing>
+          <wp:inline distT="0" distB="0" distL="0" distR="0" wp14:anchorId="73953150" wp14:editId="29309E0B">
+            <wp:extent cx="5731510" cy="3896995"/>
+            <wp:effectExtent l="0" t="0" r="2540" b="8255"/>
+            <wp:docPr id="1424836035" name="Picture 1"/>
+            <wp:cNvGraphicFramePr>
+              <a:graphicFrameLocks xmlns:a="http://schemas.openxmlformats.org/drawingml/2006/main" noChangeAspect="1"/>
+            </wp:cNvGraphicFramePr>
+            <a:graphic xmlns:a="http://schemas.openxmlformats.org/drawingml/2006/main">
+              <a:graphicData uri="http://schemas.openxmlformats.org/drawingml/2006/picture">
+                <pic:pic xmlns:pic="http://schemas.openxmlformats.org/drawingml/2006/picture">
+                  <pic:nvPicPr>
+                    <pic:cNvPr id="1424836035" name=""/>
+                    <pic:cNvPicPr/>
+                  </pic:nvPicPr>
+                  <pic:blipFill>
+                    <a:blip r:embed="rId14"/>
+                    <a:stretch>
+                      <a:fillRect/>
+                    </a:stretch>
+                  </pic:blipFill>
+                  <pic:spPr>
+                    <a:xfrm>
+                      <a:off x="0" y="0"/>
+                      <a:ext cx="5731510" cy="3896995"/>
+                    </a:xfrm>
+                    <a:prstGeom prst="rect">
+                      <a:avLst/>
+                    </a:prstGeom>
+                  </pic:spPr>
+                </pic:pic>
+              </a:graphicData>
+            </a:graphic>
+          </wp:inline>
+        </w:drawing>
+      </w:r>
+    </w:p>
+    <w:p>
+      <w:pPr>
+        <w:pStyle w:val="Caption"/>
+      </w:pPr>
+      <w:bookmarkStart w:id="22" w:name="_Toc227766135"/>
+      <w:r>
+        <w:t xml:space="preserve">Figure </w:t>
+      </w:r>
+      <w:fldSimple w:instr=" SEQ Figure \* ARABIC ">
+        <w:r>
+          <w:rPr>
+            <w:noProof/>
+          </w:rPr>
+          <w:t>6</w:t>
+        </w:r>
+      </w:fldSimple>
+      <w:r>
+        <w:t>: DenseNet121 Architecture</w:t>
+      </w:r>
+      <w:bookmarkEnd w:id="22"/>
+    </w:p>
+    <w:p>
+      <w:pPr>
+        <w:pStyle w:val="Heading1"/>
+      </w:pPr>
+      <w:bookmarkStart w:id="23" w:name="_Toc227766124"/>
+      <w:r>
+        <w:t xml:space="preserve">4 </w:t>
+      </w:r>
+      <w:r>
+        <w:t>Evaluation</w:t>
+      </w:r>
+      <w:bookmarkEnd w:id="23"/>
+    </w:p>
+    <w:p>
+      <w:pPr>
+        <w:pStyle w:val="Heading2"/>
+      </w:pPr>
+      <w:bookmarkStart w:id="24" w:name="_Toc227766125"/>
+      <w:r>
+        <w:t>4.1 Results</w:t>
+      </w:r>
+      <w:bookmarkEnd w:id="24"/>
+    </w:p>
+    <w:p>
+      <w:pPr>
+        <w:spacing w:line="276" w:lineRule="auto"/>
+        <w:rPr>
+          <w:rFonts w:ascii="Times New Roman" w:hAnsi="Times New Roman" w:cs="Times New Roman"/>
+        </w:rPr>
+      </w:pPr>
+    </w:p>
+    <w:p>
+      <w:pPr>
+        <w:pStyle w:val="Heading2"/>
+      </w:pPr>
+      <w:bookmarkStart w:id="25" w:name="_Toc227766126"/>
+      <w:r>
+        <w:t xml:space="preserve">4.2 </w:t>
+      </w:r>
+      <w:r>
+        <w:t>Interpretation techniques</w:t>
+      </w:r>
+      <w:bookmarkEnd w:id="25"/>
     </w:p>
     <w:p/>
     <w:p/>
+    <w:p/>
     <w:p>
       <w:pPr>
         <w:pStyle w:val="Heading1"/>
       </w:pPr>
-      <w:bookmarkStart w:id="15" w:name="_Toc226637210"/>
-      <w:r>
-        <w:t xml:space="preserve">4 </w:t>
-      </w:r>
-      <w:r>
-        <w:t>Evaluation</w:t>
-      </w:r>
-      <w:bookmarkEnd w:id="15"/>
+      <w:bookmarkStart w:id="26" w:name="_Toc227766127"/>
+      <w:r>
+        <w:t xml:space="preserve">5 </w:t>
+      </w:r>
+      <w:r>
+        <w:t>Deployment</w:t>
+      </w:r>
+      <w:bookmarkEnd w:id="26"/>
     </w:p>
     <w:p/>
     <w:p/>
@@ -3585,33 +5147,18 @@
       <w:pPr>
         <w:pStyle w:val="Heading1"/>
       </w:pPr>
-      <w:bookmarkStart w:id="16" w:name="_Toc226637211"/>
-      <w:r>
-        <w:t xml:space="preserve">5 </w:t>
-      </w:r>
-      <w:r>
-        <w:t>Deployment</w:t>
-      </w:r>
-      <w:bookmarkEnd w:id="16"/>
+      <w:bookmarkStart w:id="27" w:name="_Toc227766128"/>
+      <w:r>
+        <w:t xml:space="preserve">6 </w:t>
+      </w:r>
+      <w:r>
+        <w:t>Conclusion</w:t>
+      </w:r>
+      <w:bookmarkEnd w:id="27"/>
     </w:p>
     <w:p/>
     <w:p/>
-    <w:p>
-      <w:pPr>
-        <w:pStyle w:val="Heading1"/>
-      </w:pPr>
-      <w:bookmarkStart w:id="17" w:name="_Toc226637212"/>
-      <w:r>
-        <w:t xml:space="preserve">6 </w:t>
-      </w:r>
-      <w:r>
-        <w:t>Conclusion</w:t>
-      </w:r>
-      <w:bookmarkEnd w:id="17"/>
-    </w:p>
-    <w:p/>
-    <w:p/>
-    <w:bookmarkStart w:id="18" w:name="_Toc226637213" w:displacedByCustomXml="next"/>
+    <w:bookmarkStart w:id="28" w:name="_Toc227766129" w:displacedByCustomXml="next"/>
     <w:sdt>
       <w:sdtPr>
         <w:rPr>
@@ -3634,7 +5181,7 @@
           <w:r>
             <w:t>References</w:t>
           </w:r>
-          <w:bookmarkEnd w:id="18"/>
+          <w:bookmarkEnd w:id="28"/>
         </w:p>
         <w:sdt>
           <w:sdtPr>
@@ -3663,6 +5210,35 @@
                 <w:rPr>
                   <w:noProof/>
                 </w:rPr>
+                <w:t xml:space="preserve">Ashery. (n.d.). </w:t>
+              </w:r>
+              <w:r>
+                <w:rPr>
+                  <w:i/>
+                  <w:iCs/>
+                  <w:noProof/>
+                </w:rPr>
+                <w:t>CheXpert-v1.0-small [Data set]</w:t>
+              </w:r>
+              <w:r>
+                <w:rPr>
+                  <w:noProof/>
+                </w:rPr>
+                <w:t>. Retrieved from Kaggle: https://www.kaggle.com/datasets/ashery/chexpert</w:t>
+              </w:r>
+            </w:p>
+            <w:p>
+              <w:pPr>
+                <w:pStyle w:val="Bibliography"/>
+                <w:ind w:left="720" w:hanging="720"/>
+                <w:rPr>
+                  <w:noProof/>
+                </w:rPr>
+              </w:pPr>
+              <w:r>
+                <w:rPr>
+                  <w:noProof/>
+                </w:rPr>
                 <w:t xml:space="preserve">Brealey, S., Scally, A., Hahn, S., Thomas, N., Godfrey, C., &amp; Coomarasamy, A. (2005). Accuracy of radiographer plain radiograph reporting in clinical practice: a meta-analysis. </w:t>
               </w:r>
               <w:r>
@@ -3678,6 +5254,35 @@
                   <w:noProof/>
                 </w:rPr>
                 <w:t xml:space="preserve">(2), 232-241. doi:10.1016/j.crad.2004.07.012 </w:t>
+              </w:r>
+            </w:p>
+            <w:p>
+              <w:pPr>
+                <w:pStyle w:val="Bibliography"/>
+                <w:ind w:left="720" w:hanging="720"/>
+                <w:rPr>
+                  <w:noProof/>
+                </w:rPr>
+              </w:pPr>
+              <w:r>
+                <w:rPr>
+                  <w:noProof/>
+                </w:rPr>
+                <w:t xml:space="preserve">Chollet, F., &amp; Watson, M. (2025). </w:t>
+              </w:r>
+              <w:r>
+                <w:rPr>
+                  <w:i/>
+                  <w:iCs/>
+                  <w:noProof/>
+                </w:rPr>
+                <w:t>Deep Learning with Python</w:t>
+              </w:r>
+              <w:r>
+                <w:rPr>
+                  <w:noProof/>
+                </w:rPr>
+                <w:t xml:space="preserve"> (3rd ed.). Manning Publications. Retrieved from https://deeplearningwithpython.io/</w:t>
               </w:r>
             </w:p>
             <w:p>
@@ -3721,7 +5326,6 @@
                 <w:rPr>
                   <w:noProof/>
                 </w:rPr>
-                <w:lastRenderedPageBreak/>
                 <w:t xml:space="preserve">Hosny, A., Aerts, H. J., &amp; Mak, R. H. (2019). Handcrafted versus deep learning radiomics for prediction of cancer therapy response. </w:t>
               </w:r>
               <w:r>
@@ -3737,6 +5341,35 @@
                   <w:noProof/>
                 </w:rPr>
                 <w:t xml:space="preserve">(3), 106-107. doi:10.1016/S2589-7500(19)30062-7 </w:t>
+              </w:r>
+            </w:p>
+            <w:p>
+              <w:pPr>
+                <w:pStyle w:val="Bibliography"/>
+                <w:ind w:left="720" w:hanging="720"/>
+                <w:rPr>
+                  <w:noProof/>
+                </w:rPr>
+              </w:pPr>
+              <w:r>
+                <w:rPr>
+                  <w:noProof/>
+                </w:rPr>
+                <w:t xml:space="preserve">Irvin, J., Rajpurkar, P., Ko, M., Yu, Y., Ciurea-Ilcus, S., Chute, C., . . . Ng, A. Y. (2017, December 25). </w:t>
+              </w:r>
+              <w:r>
+                <w:rPr>
+                  <w:i/>
+                  <w:iCs/>
+                  <w:noProof/>
+                </w:rPr>
+                <w:t>CheXNet: Radiologist-Level Pneumonia Detection on Chest X-Rays with Deep Learning.</w:t>
+              </w:r>
+              <w:r>
+                <w:rPr>
+                  <w:noProof/>
+                </w:rPr>
+                <w:t xml:space="preserve"> doi:https://doi.org/10.48550/arXiv.1711.05225</w:t>
               </w:r>
             </w:p>
             <w:p>
@@ -3789,6 +5422,7 @@
                   <w:noProof/>
                   <w:lang w:val="nb-NO"/>
                 </w:rPr>
+                <w:lastRenderedPageBreak/>
                 <w:t xml:space="preserve">Nasser, A. A., &amp; Akhloufi, M. A. (2023). </w:t>
               </w:r>
               <w:r>
@@ -3974,10 +5608,10 @@
     <w:p/>
     <w:p/>
     <w:sectPr>
-      <w:headerReference w:type="default" r:id="rId13"/>
-      <w:footerReference w:type="default" r:id="rId14"/>
-      <w:headerReference w:type="first" r:id="rId15"/>
-      <w:footerReference w:type="first" r:id="rId16"/>
+      <w:headerReference w:type="default" r:id="rId15"/>
+      <w:footerReference w:type="default" r:id="rId16"/>
+      <w:headerReference w:type="first" r:id="rId17"/>
+      <w:footerReference w:type="first" r:id="rId18"/>
       <w:pgSz w:w="11906" w:h="16838"/>
       <w:pgMar w:top="1440" w:right="1440" w:bottom="1440" w:left="1440" w:header="720" w:footer="720" w:gutter="0"/>
       <w:cols w:space="720"/>
@@ -4417,6 +6051,95 @@
     </w:lvl>
   </w:abstractNum>
   <w:abstractNum w:abstractNumId="1" w15:restartNumberingAfterBreak="0">
+    <w:nsid w:val="43A67122"/>
+    <w:multiLevelType w:val="hybridMultilevel"/>
+    <w:tmpl w:val="79F0651C"/>
+    <w:lvl w:ilvl="0" w:tplc="0414000F">
+      <w:start w:val="1"/>
+      <w:numFmt w:val="decimal"/>
+      <w:lvlText w:val="%1."/>
+      <w:lvlJc w:val="left"/>
+      <w:pPr>
+        <w:ind w:left="720" w:hanging="360"/>
+      </w:pPr>
+      <w:rPr>
+        <w:rFonts w:hint="default"/>
+      </w:rPr>
+    </w:lvl>
+    <w:lvl w:ilvl="1" w:tplc="04140019" w:tentative="1">
+      <w:start w:val="1"/>
+      <w:numFmt w:val="lowerLetter"/>
+      <w:lvlText w:val="%2."/>
+      <w:lvlJc w:val="left"/>
+      <w:pPr>
+        <w:ind w:left="1440" w:hanging="360"/>
+      </w:pPr>
+    </w:lvl>
+    <w:lvl w:ilvl="2" w:tplc="0414001B" w:tentative="1">
+      <w:start w:val="1"/>
+      <w:numFmt w:val="lowerRoman"/>
+      <w:lvlText w:val="%3."/>
+      <w:lvlJc w:val="right"/>
+      <w:pPr>
+        <w:ind w:left="2160" w:hanging="180"/>
+      </w:pPr>
+    </w:lvl>
+    <w:lvl w:ilvl="3" w:tplc="0414000F" w:tentative="1">
+      <w:start w:val="1"/>
+      <w:numFmt w:val="decimal"/>
+      <w:lvlText w:val="%4."/>
+      <w:lvlJc w:val="left"/>
+      <w:pPr>
+        <w:ind w:left="2880" w:hanging="360"/>
+      </w:pPr>
+    </w:lvl>
+    <w:lvl w:ilvl="4" w:tplc="04140019" w:tentative="1">
+      <w:start w:val="1"/>
+      <w:numFmt w:val="lowerLetter"/>
+      <w:lvlText w:val="%5."/>
+      <w:lvlJc w:val="left"/>
+      <w:pPr>
+        <w:ind w:left="3600" w:hanging="360"/>
+      </w:pPr>
+    </w:lvl>
+    <w:lvl w:ilvl="5" w:tplc="0414001B" w:tentative="1">
+      <w:start w:val="1"/>
+      <w:numFmt w:val="lowerRoman"/>
+      <w:lvlText w:val="%6."/>
+      <w:lvlJc w:val="right"/>
+      <w:pPr>
+        <w:ind w:left="4320" w:hanging="180"/>
+      </w:pPr>
+    </w:lvl>
+    <w:lvl w:ilvl="6" w:tplc="0414000F" w:tentative="1">
+      <w:start w:val="1"/>
+      <w:numFmt w:val="decimal"/>
+      <w:lvlText w:val="%7."/>
+      <w:lvlJc w:val="left"/>
+      <w:pPr>
+        <w:ind w:left="5040" w:hanging="360"/>
+      </w:pPr>
+    </w:lvl>
+    <w:lvl w:ilvl="7" w:tplc="04140019" w:tentative="1">
+      <w:start w:val="1"/>
+      <w:numFmt w:val="lowerLetter"/>
+      <w:lvlText w:val="%8."/>
+      <w:lvlJc w:val="left"/>
+      <w:pPr>
+        <w:ind w:left="5760" w:hanging="360"/>
+      </w:pPr>
+    </w:lvl>
+    <w:lvl w:ilvl="8" w:tplc="0414001B" w:tentative="1">
+      <w:start w:val="1"/>
+      <w:numFmt w:val="lowerRoman"/>
+      <w:lvlText w:val="%9."/>
+      <w:lvlJc w:val="right"/>
+      <w:pPr>
+        <w:ind w:left="6480" w:hanging="180"/>
+      </w:pPr>
+    </w:lvl>
+  </w:abstractNum>
+  <w:abstractNum w:abstractNumId="2" w15:restartNumberingAfterBreak="0">
     <w:nsid w:val="4E78FE7C"/>
     <w:multiLevelType w:val="hybridMultilevel"/>
     <w:tmpl w:val="87E619E4"/>
@@ -4529,7 +6252,7 @@
       </w:rPr>
     </w:lvl>
   </w:abstractNum>
-  <w:abstractNum w:abstractNumId="2" w15:restartNumberingAfterBreak="0">
+  <w:abstractNum w:abstractNumId="3" w15:restartNumberingAfterBreak="0">
     <w:nsid w:val="68F329A1"/>
     <w:multiLevelType w:val="hybridMultilevel"/>
     <w:tmpl w:val="49E09CBE"/>
@@ -4642,7 +6365,7 @@
       </w:rPr>
     </w:lvl>
   </w:abstractNum>
-  <w:abstractNum w:abstractNumId="3" w15:restartNumberingAfterBreak="0">
+  <w:abstractNum w:abstractNumId="4" w15:restartNumberingAfterBreak="0">
     <w:nsid w:val="6C9F44E8"/>
     <w:multiLevelType w:val="hybridMultilevel"/>
     <w:tmpl w:val="DC868BF4"/>
@@ -4755,7 +6478,7 @@
       </w:rPr>
     </w:lvl>
   </w:abstractNum>
-  <w:abstractNum w:abstractNumId="4" w15:restartNumberingAfterBreak="0">
+  <w:abstractNum w:abstractNumId="5" w15:restartNumberingAfterBreak="0">
     <w:nsid w:val="792EAF37"/>
     <w:multiLevelType w:val="hybridMultilevel"/>
     <w:tmpl w:val="9D82162C"/>
@@ -4872,16 +6595,19 @@
     <w:abstractNumId w:val="0"/>
   </w:num>
   <w:num w:numId="2" w16cid:durableId="1762219972">
+    <w:abstractNumId w:val="4"/>
+  </w:num>
+  <w:num w:numId="3" w16cid:durableId="1205096849">
+    <w:abstractNumId w:val="2"/>
+  </w:num>
+  <w:num w:numId="4" w16cid:durableId="1372925752">
     <w:abstractNumId w:val="3"/>
   </w:num>
-  <w:num w:numId="3" w16cid:durableId="1205096849">
+  <w:num w:numId="5" w16cid:durableId="2091924684">
+    <w:abstractNumId w:val="5"/>
+  </w:num>
+  <w:num w:numId="6" w16cid:durableId="197475913">
     <w:abstractNumId w:val="1"/>
-  </w:num>
-  <w:num w:numId="4" w16cid:durableId="1372925752">
-    <w:abstractNumId w:val="2"/>
-  </w:num>
-  <w:num w:numId="5" w16cid:durableId="2091924684">
-    <w:abstractNumId w:val="4"/>
   </w:num>
 </w:numbering>
 </file>
@@ -5470,6 +7196,7 @@
   <w:style w:type="character" w:default="1" w:styleId="DefaultParagraphFont">
     <w:name w:val="Default Paragraph Font"/>
     <w:uiPriority w:val="1"/>
+    <w:semiHidden/>
     <w:unhideWhenUsed/>
   </w:style>
   <w:style w:type="table" w:default="1" w:styleId="TableNormal">
@@ -5897,6 +7624,17 @@
       <w:spacing w:after="0"/>
     </w:pPr>
   </w:style>
+  <w:style w:type="paragraph" w:styleId="ListParagraph">
+    <w:name w:val="List Paragraph"/>
+    <w:basedOn w:val="Normal"/>
+    <w:uiPriority w:val="34"/>
+    <w:qFormat/>
+    <w:rsid w:val="001F7D7B"/>
+    <w:pPr>
+      <w:ind w:left="720"/>
+      <w:contextualSpacing/>
+    </w:pPr>
+  </w:style>
 </w:styles>
 </file>
 
@@ -6250,7 +7988,7 @@
     <b:Issue>2</b:Issue>
     <b:URL>https://www.clinicalradiologyonline.net/article/S0009-9260(04)00270-3/abstract</b:URL>
     <b:DOI>10.1016/j.crad.2004.07.012 </b:DOI>
-    <b:RefOrder>8</b:RefOrder>
+    <b:RefOrder>11</b:RefOrder>
   </b:Source>
   <b:Source>
     <b:Tag>Rob99</b:Tag>
@@ -6291,7 +8029,7 @@
     <b:Issue>856</b:Issue>
     <b:URL>https://academic.oup.com/bjr/article-abstract/72/856/323/7321008?redirectedFrom=fulltext</b:URL>
     <b:DOI>https://doi.org/10.1259/bjr.72.856.10474490</b:DOI>
-    <b:RefOrder>9</b:RefOrder>
+    <b:RefOrder>12</b:RefOrder>
   </b:Source>
   <b:Source>
     <b:Tag>Kle19</b:Tag>
@@ -6436,7 +8174,7 @@
         </b:NameList>
       </b:Author>
     </b:Author>
-    <b:RefOrder>10</b:RefOrder>
+    <b:RefOrder>13</b:RefOrder>
   </b:Source>
   <b:Source>
     <b:Tag>Hos19</b:Tag>
@@ -6565,11 +8303,163 @@
     <b:DOI>https://doi.org/10.48550/arXiv.1711.05225</b:DOI>
     <b:RefOrder>7</b:RefOrder>
   </b:Source>
+  <b:Source>
+    <b:Tag>Irv17</b:Tag>
+    <b:SourceType>DocumentFromInternetSite</b:SourceType>
+    <b:Guid>{E12BCAF0-A49B-4A50-8FC7-FC2529A51952}</b:Guid>
+    <b:Title>CheXNet: Radiologist-Level Pneumonia Detection on Chest X-Rays with Deep Learning</b:Title>
+    <b:Year>2017</b:Year>
+    <b:InternetSiteTitle>Arxiv</b:InternetSiteTitle>
+    <b:Month>December</b:Month>
+    <b:Day>25</b:Day>
+    <b:URL>https://arxiv.org/abs/1711.05225</b:URL>
+    <b:YearAccessed>2026</b:YearAccessed>
+    <b:Version>3</b:Version>
+    <b:DOI>https://doi.org/10.48550/arXiv.1711.05225</b:DOI>
+    <b:Author>
+      <b:Author>
+        <b:NameList>
+          <b:Person>
+            <b:Last>Irvin</b:Last>
+            <b:First>Jeremy</b:First>
+          </b:Person>
+          <b:Person>
+            <b:Last>Rajpurkar</b:Last>
+            <b:First>Pranav</b:First>
+          </b:Person>
+          <b:Person>
+            <b:Last>Ko</b:Last>
+            <b:First>Michael</b:First>
+          </b:Person>
+          <b:Person>
+            <b:Last>Yu</b:Last>
+            <b:First>Yifan</b:First>
+          </b:Person>
+          <b:Person>
+            <b:Last>Ciurea-Ilcus</b:Last>
+            <b:First>Silviana</b:First>
+          </b:Person>
+          <b:Person>
+            <b:Last>Chute</b:Last>
+            <b:First>Chris</b:First>
+          </b:Person>
+          <b:Person>
+            <b:Last>Marklund</b:Last>
+            <b:First>Henrik</b:First>
+          </b:Person>
+          <b:Person>
+            <b:Last>Haghgoo</b:Last>
+            <b:First>Behzad</b:First>
+          </b:Person>
+          <b:Person>
+            <b:Last>Ball</b:Last>
+            <b:First>Robyn</b:First>
+          </b:Person>
+          <b:Person>
+            <b:Last>Shpanskaya</b:Last>
+            <b:First>Katie</b:First>
+          </b:Person>
+          <b:Person>
+            <b:Last>Seekins</b:Last>
+            <b:First>Jayne</b:First>
+          </b:Person>
+          <b:Person>
+            <b:Last>Mong</b:Last>
+            <b:Middle>A</b:Middle>
+            <b:First>David</b:First>
+          </b:Person>
+          <b:Person>
+            <b:Last>Halabi</b:Last>
+            <b:Middle>S</b:Middle>
+            <b:First>Safwan</b:First>
+          </b:Person>
+          <b:Person>
+            <b:Last>Sandberg</b:Last>
+            <b:Middle>K</b:Middle>
+            <b:First>Jesse</b:First>
+          </b:Person>
+          <b:Person>
+            <b:Last>Jones</b:Last>
+            <b:First>Ricky</b:First>
+          </b:Person>
+          <b:Person>
+            <b:Last>Larson</b:Last>
+            <b:Middle>B</b:Middle>
+            <b:First>David</b:First>
+          </b:Person>
+          <b:Person>
+            <b:Last>Langlotz</b:Last>
+            <b:Middle>P</b:Middle>
+            <b:First>Curtis</b:First>
+          </b:Person>
+          <b:Person>
+            <b:Last>Patel</b:Last>
+            <b:Middle>N</b:Middle>
+            <b:First>Bhavik</b:First>
+          </b:Person>
+          <b:Person>
+            <b:Last>Lungren</b:Last>
+            <b:Middle>P</b:Middle>
+            <b:First>Matthew</b:First>
+          </b:Person>
+          <b:Person>
+            <b:Last>Ng</b:Last>
+            <b:Middle>Y</b:Middle>
+            <b:First>Andrew</b:First>
+          </b:Person>
+        </b:NameList>
+      </b:Author>
+    </b:Author>
+    <b:RefOrder>9</b:RefOrder>
+  </b:Source>
+  <b:Source>
+    <b:Tag>Cho25</b:Tag>
+    <b:SourceType>Book</b:SourceType>
+    <b:Guid>{9897216B-0067-4518-9391-F94ED11975A0}</b:Guid>
+    <b:Title>Deep Learning with Python</b:Title>
+    <b:Year>2025</b:Year>
+    <b:Publisher>Manning Publications</b:Publisher>
+    <b:URL>https://deeplearningwithpython.io/</b:URL>
+    <b:Author>
+      <b:Author>
+        <b:NameList>
+          <b:Person>
+            <b:Last>Chollet</b:Last>
+            <b:First>Francois</b:First>
+          </b:Person>
+          <b:Person>
+            <b:Last>Watson</b:Last>
+            <b:First>Matthew</b:First>
+          </b:Person>
+        </b:NameList>
+      </b:Author>
+    </b:Author>
+    <b:Edition>3rd</b:Edition>
+    <b:RefOrder>10</b:RefOrder>
+  </b:Source>
+  <b:Source>
+    <b:Tag>Ash</b:Tag>
+    <b:SourceType>InternetSite</b:SourceType>
+    <b:Guid>{148CE737-FE22-410B-AC57-BE75FFBD784C}</b:Guid>
+    <b:Title>CheXpert-v1.0-small [Data set]</b:Title>
+    <b:InternetSiteTitle>Kaggle</b:InternetSiteTitle>
+    <b:URL>https://www.kaggle.com/datasets/ashery/chexpert</b:URL>
+    <b:Author>
+      <b:Author>
+        <b:NameList>
+          <b:Person>
+            <b:Last>Ashery</b:Last>
+          </b:Person>
+        </b:NameList>
+      </b:Author>
+    </b:Author>
+    <b:RefOrder>8</b:RefOrder>
+  </b:Source>
 </b:Sources>
 </file>
 
 <file path=customXml/itemProps1.xml><?xml version="1.0" encoding="utf-8"?>
-<ds:datastoreItem xmlns:ds="http://schemas.openxmlformats.org/officeDocument/2006/customXml" ds:itemID="{21622FC4-1878-414B-87E4-36B8A13B4863}">
+<ds:datastoreItem xmlns:ds="http://schemas.openxmlformats.org/officeDocument/2006/customXml" ds:itemID="{12AACF00-4190-420B-9903-FFC93D1BF53E}">
   <ds:schemaRefs>
     <ds:schemaRef ds:uri="http://schemas.openxmlformats.org/officeDocument/2006/bibliography"/>
   </ds:schemaRefs>

--- a/Report and figures/Project report.docx
+++ b/Report and figures/Project report.docx
@@ -61,7 +61,7 @@
           <w:szCs w:val="36"/>
         </w:rPr>
       </w:pPr>
-      <w:bookmarkStart w:id="0" w:name="_Toc227766110"/>
+      <w:bookmarkStart w:id="0" w:name="_Toc227766885"/>
       <w:r>
         <w:rPr>
           <w:color w:val="auto"/>
@@ -373,7 +373,7 @@
           <w:r>
             <w:fldChar w:fldCharType="separate"/>
           </w:r>
-          <w:hyperlink w:anchor="_Toc227766110" w:history="1">
+          <w:hyperlink w:anchor="_Toc227766885" w:history="1">
             <w:r>
               <w:rPr>
                 <w:rStyle w:val="Hyperlink"/>
@@ -400,7 +400,7 @@
                 <w:noProof/>
                 <w:webHidden/>
               </w:rPr>
-              <w:instrText xml:space="preserve"> PAGEREF _Toc227766110 \h </w:instrText>
+              <w:instrText xml:space="preserve"> PAGEREF _Toc227766885 \h </w:instrText>
             </w:r>
             <w:r>
               <w:rPr>
@@ -444,7 +444,7 @@
               <w14:ligatures w14:val="standardContextual"/>
             </w:rPr>
           </w:pPr>
-          <w:hyperlink w:anchor="_Toc227766111" w:history="1">
+          <w:hyperlink w:anchor="_Toc227766886" w:history="1">
             <w:r>
               <w:rPr>
                 <w:rStyle w:val="Hyperlink"/>
@@ -471,7 +471,7 @@
                 <w:noProof/>
                 <w:webHidden/>
               </w:rPr>
-              <w:instrText xml:space="preserve"> PAGEREF _Toc227766111 \h </w:instrText>
+              <w:instrText xml:space="preserve"> PAGEREF _Toc227766886 \h </w:instrText>
             </w:r>
             <w:r>
               <w:rPr>
@@ -515,13 +515,13 @@
               <w14:ligatures w14:val="standardContextual"/>
             </w:rPr>
           </w:pPr>
-          <w:hyperlink w:anchor="_Toc227766112" w:history="1">
+          <w:hyperlink w:anchor="_Toc227766887" w:history="1">
             <w:r>
               <w:rPr>
                 <w:rStyle w:val="Hyperlink"/>
                 <w:noProof/>
               </w:rPr>
-              <w:t>1 Problem description</w:t>
+              <w:t>Table of tables</w:t>
             </w:r>
             <w:r>
               <w:rPr>
@@ -542,7 +542,7 @@
                 <w:noProof/>
                 <w:webHidden/>
               </w:rPr>
-              <w:instrText xml:space="preserve"> PAGEREF _Toc227766112 \h </w:instrText>
+              <w:instrText xml:space="preserve"> PAGEREF _Toc227766887 \h </w:instrText>
             </w:r>
             <w:r>
               <w:rPr>
@@ -586,12 +586,83 @@
               <w14:ligatures w14:val="standardContextual"/>
             </w:rPr>
           </w:pPr>
-          <w:hyperlink w:anchor="_Toc227766113" w:history="1">
+          <w:hyperlink w:anchor="_Toc227766888" w:history="1">
             <w:r>
               <w:rPr>
                 <w:rStyle w:val="Hyperlink"/>
                 <w:noProof/>
               </w:rPr>
+              <w:t>1 Problem description</w:t>
+            </w:r>
+            <w:r>
+              <w:rPr>
+                <w:noProof/>
+                <w:webHidden/>
+              </w:rPr>
+              <w:tab/>
+            </w:r>
+            <w:r>
+              <w:rPr>
+                <w:noProof/>
+                <w:webHidden/>
+              </w:rPr>
+              <w:fldChar w:fldCharType="begin"/>
+            </w:r>
+            <w:r>
+              <w:rPr>
+                <w:noProof/>
+                <w:webHidden/>
+              </w:rPr>
+              <w:instrText xml:space="preserve"> PAGEREF _Toc227766888 \h </w:instrText>
+            </w:r>
+            <w:r>
+              <w:rPr>
+                <w:noProof/>
+                <w:webHidden/>
+              </w:rPr>
+            </w:r>
+            <w:r>
+              <w:rPr>
+                <w:noProof/>
+                <w:webHidden/>
+              </w:rPr>
+              <w:fldChar w:fldCharType="separate"/>
+            </w:r>
+            <w:r>
+              <w:rPr>
+                <w:noProof/>
+                <w:webHidden/>
+              </w:rPr>
+              <w:t>4</w:t>
+            </w:r>
+            <w:r>
+              <w:rPr>
+                <w:noProof/>
+                <w:webHidden/>
+              </w:rPr>
+              <w:fldChar w:fldCharType="end"/>
+            </w:r>
+          </w:hyperlink>
+        </w:p>
+        <w:p>
+          <w:pPr>
+            <w:pStyle w:val="TOC1"/>
+            <w:tabs>
+              <w:tab w:val="right" w:leader="dot" w:pos="9016"/>
+            </w:tabs>
+            <w:rPr>
+              <w:noProof/>
+              <w:kern w:val="2"/>
+              <w:lang w:val="nb-NO" w:eastAsia="nb-NO"/>
+              <w14:ligatures w14:val="standardContextual"/>
+            </w:rPr>
+          </w:pPr>
+          <w:hyperlink w:anchor="_Toc227766889" w:history="1">
+            <w:r>
+              <w:rPr>
+                <w:rStyle w:val="Hyperlink"/>
+                <w:noProof/>
+              </w:rPr>
               <w:t>2 Data</w:t>
             </w:r>
             <w:r>
@@ -613,7 +684,7 @@
                 <w:noProof/>
                 <w:webHidden/>
               </w:rPr>
-              <w:instrText xml:space="preserve"> PAGEREF _Toc227766113 \h </w:instrText>
+              <w:instrText xml:space="preserve"> PAGEREF _Toc227766889 \h </w:instrText>
             </w:r>
             <w:r>
               <w:rPr>
@@ -657,7 +728,7 @@
               <w14:ligatures w14:val="standardContextual"/>
             </w:rPr>
           </w:pPr>
-          <w:hyperlink w:anchor="_Toc227766114" w:history="1">
+          <w:hyperlink w:anchor="_Toc227766890" w:history="1">
             <w:r>
               <w:rPr>
                 <w:rStyle w:val="Hyperlink"/>
@@ -684,7 +755,7 @@
                 <w:noProof/>
                 <w:webHidden/>
               </w:rPr>
-              <w:instrText xml:space="preserve"> PAGEREF _Toc227766114 \h </w:instrText>
+              <w:instrText xml:space="preserve"> PAGEREF _Toc227766890 \h </w:instrText>
             </w:r>
             <w:r>
               <w:rPr>
@@ -728,7 +799,7 @@
               <w14:ligatures w14:val="standardContextual"/>
             </w:rPr>
           </w:pPr>
-          <w:hyperlink w:anchor="_Toc227766115" w:history="1">
+          <w:hyperlink w:anchor="_Toc227766891" w:history="1">
             <w:r>
               <w:rPr>
                 <w:rStyle w:val="Hyperlink"/>
@@ -755,7 +826,7 @@
                 <w:noProof/>
                 <w:webHidden/>
               </w:rPr>
-              <w:instrText xml:space="preserve"> PAGEREF _Toc227766115 \h </w:instrText>
+              <w:instrText xml:space="preserve"> PAGEREF _Toc227766891 \h </w:instrText>
             </w:r>
             <w:r>
               <w:rPr>
@@ -775,7 +846,7 @@
                 <w:noProof/>
                 <w:webHidden/>
               </w:rPr>
-              <w:t>5</w:t>
+              <w:t>6</w:t>
             </w:r>
             <w:r>
               <w:rPr>
@@ -799,7 +870,7 @@
               <w14:ligatures w14:val="standardContextual"/>
             </w:rPr>
           </w:pPr>
-          <w:hyperlink w:anchor="_Toc227766116" w:history="1">
+          <w:hyperlink w:anchor="_Toc227766892" w:history="1">
             <w:r>
               <w:rPr>
                 <w:rStyle w:val="Hyperlink"/>
@@ -826,7 +897,7 @@
                 <w:noProof/>
                 <w:webHidden/>
               </w:rPr>
-              <w:instrText xml:space="preserve"> PAGEREF _Toc227766116 \h </w:instrText>
+              <w:instrText xml:space="preserve"> PAGEREF _Toc227766892 \h </w:instrText>
             </w:r>
             <w:r>
               <w:rPr>
@@ -846,7 +917,7 @@
                 <w:noProof/>
                 <w:webHidden/>
               </w:rPr>
-              <w:t>6</w:t>
+              <w:t>7</w:t>
             </w:r>
             <w:r>
               <w:rPr>
@@ -870,7 +941,7 @@
               <w14:ligatures w14:val="standardContextual"/>
             </w:rPr>
           </w:pPr>
-          <w:hyperlink w:anchor="_Toc227766117" w:history="1">
+          <w:hyperlink w:anchor="_Toc227766893" w:history="1">
             <w:r>
               <w:rPr>
                 <w:rStyle w:val="Hyperlink"/>
@@ -897,7 +968,7 @@
                 <w:noProof/>
                 <w:webHidden/>
               </w:rPr>
-              <w:instrText xml:space="preserve"> PAGEREF _Toc227766117 \h </w:instrText>
+              <w:instrText xml:space="preserve"> PAGEREF _Toc227766893 \h </w:instrText>
             </w:r>
             <w:r>
               <w:rPr>
@@ -941,7 +1012,7 @@
               <w14:ligatures w14:val="standardContextual"/>
             </w:rPr>
           </w:pPr>
-          <w:hyperlink w:anchor="_Toc227766118" w:history="1">
+          <w:hyperlink w:anchor="_Toc227766894" w:history="1">
             <w:r>
               <w:rPr>
                 <w:rStyle w:val="Hyperlink"/>
@@ -968,7 +1039,7 @@
                 <w:noProof/>
                 <w:webHidden/>
               </w:rPr>
-              <w:instrText xml:space="preserve"> PAGEREF _Toc227766118 \h </w:instrText>
+              <w:instrText xml:space="preserve"> PAGEREF _Toc227766894 \h </w:instrText>
             </w:r>
             <w:r>
               <w:rPr>
@@ -988,7 +1059,7 @@
                 <w:noProof/>
                 <w:webHidden/>
               </w:rPr>
-              <w:t>9</w:t>
+              <w:t>10</w:t>
             </w:r>
             <w:r>
               <w:rPr>
@@ -1012,7 +1083,7 @@
               <w14:ligatures w14:val="standardContextual"/>
             </w:rPr>
           </w:pPr>
-          <w:hyperlink w:anchor="_Toc227766119" w:history="1">
+          <w:hyperlink w:anchor="_Toc227766895" w:history="1">
             <w:r>
               <w:rPr>
                 <w:rStyle w:val="Hyperlink"/>
@@ -1039,7 +1110,7 @@
                 <w:noProof/>
                 <w:webHidden/>
               </w:rPr>
-              <w:instrText xml:space="preserve"> PAGEREF _Toc227766119 \h </w:instrText>
+              <w:instrText xml:space="preserve"> PAGEREF _Toc227766895 \h </w:instrText>
             </w:r>
             <w:r>
               <w:rPr>
@@ -1083,7 +1154,7 @@
               <w14:ligatures w14:val="standardContextual"/>
             </w:rPr>
           </w:pPr>
-          <w:hyperlink w:anchor="_Toc227766120" w:history="1">
+          <w:hyperlink w:anchor="_Toc227766896" w:history="1">
             <w:r>
               <w:rPr>
                 <w:rStyle w:val="Hyperlink"/>
@@ -1110,7 +1181,7 @@
                 <w:noProof/>
                 <w:webHidden/>
               </w:rPr>
-              <w:instrText xml:space="preserve"> PAGEREF _Toc227766120 \h </w:instrText>
+              <w:instrText xml:space="preserve"> PAGEREF _Toc227766896 \h </w:instrText>
             </w:r>
             <w:r>
               <w:rPr>
@@ -1154,7 +1225,7 @@
               <w14:ligatures w14:val="standardContextual"/>
             </w:rPr>
           </w:pPr>
-          <w:hyperlink w:anchor="_Toc227766121" w:history="1">
+          <w:hyperlink w:anchor="_Toc227766897" w:history="1">
             <w:r>
               <w:rPr>
                 <w:rStyle w:val="Hyperlink"/>
@@ -1181,7 +1252,7 @@
                 <w:noProof/>
                 <w:webHidden/>
               </w:rPr>
-              <w:instrText xml:space="preserve"> PAGEREF _Toc227766121 \h </w:instrText>
+              <w:instrText xml:space="preserve"> PAGEREF _Toc227766897 \h </w:instrText>
             </w:r>
             <w:r>
               <w:rPr>
@@ -1201,7 +1272,7 @@
                 <w:noProof/>
                 <w:webHidden/>
               </w:rPr>
-              <w:t>10</w:t>
+              <w:t>11</w:t>
             </w:r>
             <w:r>
               <w:rPr>
@@ -1225,7 +1296,7 @@
               <w14:ligatures w14:val="standardContextual"/>
             </w:rPr>
           </w:pPr>
-          <w:hyperlink w:anchor="_Toc227766122" w:history="1">
+          <w:hyperlink w:anchor="_Toc227766898" w:history="1">
             <w:r>
               <w:rPr>
                 <w:rStyle w:val="Hyperlink"/>
@@ -1252,7 +1323,7 @@
                 <w:noProof/>
                 <w:webHidden/>
               </w:rPr>
-              <w:instrText xml:space="preserve"> PAGEREF _Toc227766122 \h </w:instrText>
+              <w:instrText xml:space="preserve"> PAGEREF _Toc227766898 \h </w:instrText>
             </w:r>
             <w:r>
               <w:rPr>
@@ -1272,7 +1343,7 @@
                 <w:noProof/>
                 <w:webHidden/>
               </w:rPr>
-              <w:t>10</w:t>
+              <w:t>11</w:t>
             </w:r>
             <w:r>
               <w:rPr>
@@ -1296,7 +1367,7 @@
               <w14:ligatures w14:val="standardContextual"/>
             </w:rPr>
           </w:pPr>
-          <w:hyperlink w:anchor="_Toc227766123" w:history="1">
+          <w:hyperlink w:anchor="_Toc227766899" w:history="1">
             <w:r>
               <w:rPr>
                 <w:rStyle w:val="Hyperlink"/>
@@ -1323,7 +1394,7 @@
                 <w:noProof/>
                 <w:webHidden/>
               </w:rPr>
-              <w:instrText xml:space="preserve"> PAGEREF _Toc227766123 \h </w:instrText>
+              <w:instrText xml:space="preserve"> PAGEREF _Toc227766899 \h </w:instrText>
             </w:r>
             <w:r>
               <w:rPr>
@@ -1367,7 +1438,7 @@
               <w14:ligatures w14:val="standardContextual"/>
             </w:rPr>
           </w:pPr>
-          <w:hyperlink w:anchor="_Toc227766124" w:history="1">
+          <w:hyperlink w:anchor="_Toc227766900" w:history="1">
             <w:r>
               <w:rPr>
                 <w:rStyle w:val="Hyperlink"/>
@@ -1394,7 +1465,7 @@
                 <w:noProof/>
                 <w:webHidden/>
               </w:rPr>
-              <w:instrText xml:space="preserve"> PAGEREF _Toc227766124 \h </w:instrText>
+              <w:instrText xml:space="preserve"> PAGEREF _Toc227766900 \h </w:instrText>
             </w:r>
             <w:r>
               <w:rPr>
@@ -1414,7 +1485,7 @@
                 <w:noProof/>
                 <w:webHidden/>
               </w:rPr>
-              <w:t>12</w:t>
+              <w:t>13</w:t>
             </w:r>
             <w:r>
               <w:rPr>
@@ -1438,7 +1509,7 @@
               <w14:ligatures w14:val="standardContextual"/>
             </w:rPr>
           </w:pPr>
-          <w:hyperlink w:anchor="_Toc227766125" w:history="1">
+          <w:hyperlink w:anchor="_Toc227766901" w:history="1">
             <w:r>
               <w:rPr>
                 <w:rStyle w:val="Hyperlink"/>
@@ -1465,7 +1536,7 @@
                 <w:noProof/>
                 <w:webHidden/>
               </w:rPr>
-              <w:instrText xml:space="preserve"> PAGEREF _Toc227766125 \h </w:instrText>
+              <w:instrText xml:space="preserve"> PAGEREF _Toc227766901 \h </w:instrText>
             </w:r>
             <w:r>
               <w:rPr>
@@ -1485,7 +1556,143 @@
                 <w:noProof/>
                 <w:webHidden/>
               </w:rPr>
-              <w:t>12</w:t>
+              <w:t>13</w:t>
+            </w:r>
+            <w:r>
+              <w:rPr>
+                <w:noProof/>
+                <w:webHidden/>
+              </w:rPr>
+              <w:fldChar w:fldCharType="end"/>
+            </w:r>
+          </w:hyperlink>
+        </w:p>
+        <w:p>
+          <w:pPr>
+            <w:pStyle w:val="TOC3"/>
+            <w:tabs>
+              <w:tab w:val="right" w:leader="dot" w:pos="9016"/>
+            </w:tabs>
+            <w:rPr>
+              <w:noProof/>
+            </w:rPr>
+          </w:pPr>
+          <w:hyperlink w:anchor="_Toc227766902" w:history="1">
+            <w:r>
+              <w:rPr>
+                <w:rStyle w:val="Hyperlink"/>
+                <w:noProof/>
+              </w:rPr>
+              <w:t>4.1.1 Baseline performance</w:t>
+            </w:r>
+            <w:r>
+              <w:rPr>
+                <w:noProof/>
+                <w:webHidden/>
+              </w:rPr>
+              <w:tab/>
+            </w:r>
+            <w:r>
+              <w:rPr>
+                <w:noProof/>
+                <w:webHidden/>
+              </w:rPr>
+              <w:fldChar w:fldCharType="begin"/>
+            </w:r>
+            <w:r>
+              <w:rPr>
+                <w:noProof/>
+                <w:webHidden/>
+              </w:rPr>
+              <w:instrText xml:space="preserve"> PAGEREF _Toc227766902 \h </w:instrText>
+            </w:r>
+            <w:r>
+              <w:rPr>
+                <w:noProof/>
+                <w:webHidden/>
+              </w:rPr>
+            </w:r>
+            <w:r>
+              <w:rPr>
+                <w:noProof/>
+                <w:webHidden/>
+              </w:rPr>
+              <w:fldChar w:fldCharType="separate"/>
+            </w:r>
+            <w:r>
+              <w:rPr>
+                <w:noProof/>
+                <w:webHidden/>
+              </w:rPr>
+              <w:t>13</w:t>
+            </w:r>
+            <w:r>
+              <w:rPr>
+                <w:noProof/>
+                <w:webHidden/>
+              </w:rPr>
+              <w:fldChar w:fldCharType="end"/>
+            </w:r>
+          </w:hyperlink>
+        </w:p>
+        <w:p>
+          <w:pPr>
+            <w:pStyle w:val="TOC3"/>
+            <w:tabs>
+              <w:tab w:val="right" w:leader="dot" w:pos="9016"/>
+            </w:tabs>
+            <w:rPr>
+              <w:noProof/>
+            </w:rPr>
+          </w:pPr>
+          <w:hyperlink w:anchor="_Toc227766903" w:history="1">
+            <w:r>
+              <w:rPr>
+                <w:rStyle w:val="Hyperlink"/>
+                <w:noProof/>
+              </w:rPr>
+              <w:t>4.1.2 Transfer learning performance</w:t>
+            </w:r>
+            <w:r>
+              <w:rPr>
+                <w:noProof/>
+                <w:webHidden/>
+              </w:rPr>
+              <w:tab/>
+            </w:r>
+            <w:r>
+              <w:rPr>
+                <w:noProof/>
+                <w:webHidden/>
+              </w:rPr>
+              <w:fldChar w:fldCharType="begin"/>
+            </w:r>
+            <w:r>
+              <w:rPr>
+                <w:noProof/>
+                <w:webHidden/>
+              </w:rPr>
+              <w:instrText xml:space="preserve"> PAGEREF _Toc227766903 \h </w:instrText>
+            </w:r>
+            <w:r>
+              <w:rPr>
+                <w:noProof/>
+                <w:webHidden/>
+              </w:rPr>
+            </w:r>
+            <w:r>
+              <w:rPr>
+                <w:noProof/>
+                <w:webHidden/>
+              </w:rPr>
+              <w:fldChar w:fldCharType="separate"/>
+            </w:r>
+            <w:r>
+              <w:rPr>
+                <w:noProof/>
+                <w:webHidden/>
+              </w:rPr>
+              <w:t>14</w:t>
             </w:r>
             <w:r>
               <w:rPr>
@@ -1509,7 +1716,7 @@
               <w14:ligatures w14:val="standardContextual"/>
             </w:rPr>
           </w:pPr>
-          <w:hyperlink w:anchor="_Toc227766126" w:history="1">
+          <w:hyperlink w:anchor="_Toc227766904" w:history="1">
             <w:r>
               <w:rPr>
                 <w:rStyle w:val="Hyperlink"/>
@@ -1536,7 +1743,7 @@
                 <w:noProof/>
                 <w:webHidden/>
               </w:rPr>
-              <w:instrText xml:space="preserve"> PAGEREF _Toc227766126 \h </w:instrText>
+              <w:instrText xml:space="preserve"> PAGEREF _Toc227766904 \h </w:instrText>
             </w:r>
             <w:r>
               <w:rPr>
@@ -1556,7 +1763,7 @@
                 <w:noProof/>
                 <w:webHidden/>
               </w:rPr>
-              <w:t>12</w:t>
+              <w:t>14</w:t>
             </w:r>
             <w:r>
               <w:rPr>
@@ -1580,7 +1787,7 @@
               <w14:ligatures w14:val="standardContextual"/>
             </w:rPr>
           </w:pPr>
-          <w:hyperlink w:anchor="_Toc227766127" w:history="1">
+          <w:hyperlink w:anchor="_Toc227766905" w:history="1">
             <w:r>
               <w:rPr>
                 <w:rStyle w:val="Hyperlink"/>
@@ -1607,7 +1814,7 @@
                 <w:noProof/>
                 <w:webHidden/>
               </w:rPr>
-              <w:instrText xml:space="preserve"> PAGEREF _Toc227766127 \h </w:instrText>
+              <w:instrText xml:space="preserve"> PAGEREF _Toc227766905 \h </w:instrText>
             </w:r>
             <w:r>
               <w:rPr>
@@ -1627,7 +1834,7 @@
                 <w:noProof/>
                 <w:webHidden/>
               </w:rPr>
-              <w:t>13</w:t>
+              <w:t>14</w:t>
             </w:r>
             <w:r>
               <w:rPr>
@@ -1651,7 +1858,7 @@
               <w14:ligatures w14:val="standardContextual"/>
             </w:rPr>
           </w:pPr>
-          <w:hyperlink w:anchor="_Toc227766128" w:history="1">
+          <w:hyperlink w:anchor="_Toc227766906" w:history="1">
             <w:r>
               <w:rPr>
                 <w:rStyle w:val="Hyperlink"/>
@@ -1678,7 +1885,7 @@
                 <w:noProof/>
                 <w:webHidden/>
               </w:rPr>
-              <w:instrText xml:space="preserve"> PAGEREF _Toc227766128 \h </w:instrText>
+              <w:instrText xml:space="preserve"> PAGEREF _Toc227766906 \h </w:instrText>
             </w:r>
             <w:r>
               <w:rPr>
@@ -1698,7 +1905,7 @@
                 <w:noProof/>
                 <w:webHidden/>
               </w:rPr>
-              <w:t>13</w:t>
+              <w:t>14</w:t>
             </w:r>
             <w:r>
               <w:rPr>
@@ -1722,7 +1929,7 @@
               <w14:ligatures w14:val="standardContextual"/>
             </w:rPr>
           </w:pPr>
-          <w:hyperlink w:anchor="_Toc227766129" w:history="1">
+          <w:hyperlink w:anchor="_Toc227766907" w:history="1">
             <w:r>
               <w:rPr>
                 <w:rStyle w:val="Hyperlink"/>
@@ -1749,7 +1956,7 @@
                 <w:noProof/>
                 <w:webHidden/>
               </w:rPr>
-              <w:instrText xml:space="preserve"> PAGEREF _Toc227766129 \h </w:instrText>
+              <w:instrText xml:space="preserve"> PAGEREF _Toc227766907 \h </w:instrText>
             </w:r>
             <w:r>
               <w:rPr>
@@ -1769,7 +1976,7 @@
                 <w:noProof/>
                 <w:webHidden/>
               </w:rPr>
-              <w:t>13</w:t>
+              <w:t>14</w:t>
             </w:r>
             <w:r>
               <w:rPr>
@@ -1797,13 +2004,11 @@
     <w:p/>
     <w:p/>
     <w:p/>
-    <w:p/>
-    <w:p/>
     <w:p>
       <w:pPr>
         <w:pStyle w:val="Heading1"/>
       </w:pPr>
-      <w:bookmarkStart w:id="1" w:name="_Toc227766111"/>
+      <w:bookmarkStart w:id="1" w:name="_Toc227766886"/>
       <w:r>
         <w:lastRenderedPageBreak/>
         <w:t>Table of figures</w:t>
@@ -1832,7 +2037,7 @@
       <w:r>
         <w:fldChar w:fldCharType="separate"/>
       </w:r>
-      <w:hyperlink w:anchor="_Toc227766130" w:history="1">
+      <w:hyperlink w:anchor="_Toc227766908" w:history="1">
         <w:r>
           <w:rPr>
             <w:rStyle w:val="Hyperlink"/>
@@ -1859,78 +2064,7 @@
             <w:noProof/>
             <w:webHidden/>
           </w:rPr>
-          <w:instrText xml:space="preserve"> PAGEREF _Toc227766130 \h </w:instrText>
-        </w:r>
-        <w:r>
-          <w:rPr>
-            <w:noProof/>
-            <w:webHidden/>
-          </w:rPr>
-        </w:r>
-        <w:r>
-          <w:rPr>
-            <w:noProof/>
-            <w:webHidden/>
-          </w:rPr>
-          <w:fldChar w:fldCharType="separate"/>
-        </w:r>
-        <w:r>
-          <w:rPr>
-            <w:noProof/>
-            <w:webHidden/>
-          </w:rPr>
-          <w:t>6</w:t>
-        </w:r>
-        <w:r>
-          <w:rPr>
-            <w:noProof/>
-            <w:webHidden/>
-          </w:rPr>
-          <w:fldChar w:fldCharType="end"/>
-        </w:r>
-      </w:hyperlink>
-    </w:p>
-    <w:p>
-      <w:pPr>
-        <w:pStyle w:val="TableofFigures"/>
-        <w:tabs>
-          <w:tab w:val="right" w:leader="dot" w:pos="9016"/>
-        </w:tabs>
-        <w:rPr>
-          <w:noProof/>
-          <w:kern w:val="2"/>
-          <w:lang w:val="nb-NO" w:eastAsia="nb-NO"/>
-          <w14:ligatures w14:val="standardContextual"/>
-        </w:rPr>
-      </w:pPr>
-      <w:hyperlink w:anchor="_Toc227766131" w:history="1">
-        <w:r>
-          <w:rPr>
-            <w:rStyle w:val="Hyperlink"/>
-            <w:noProof/>
-          </w:rPr>
-          <w:t>Figure 2: Label distribution in the dataset</w:t>
-        </w:r>
-        <w:r>
-          <w:rPr>
-            <w:noProof/>
-            <w:webHidden/>
-          </w:rPr>
-          <w:tab/>
-        </w:r>
-        <w:r>
-          <w:rPr>
-            <w:noProof/>
-            <w:webHidden/>
-          </w:rPr>
-          <w:fldChar w:fldCharType="begin"/>
-        </w:r>
-        <w:r>
-          <w:rPr>
-            <w:noProof/>
-            <w:webHidden/>
-          </w:rPr>
-          <w:instrText xml:space="preserve"> PAGEREF _Toc227766131 \h </w:instrText>
+          <w:instrText xml:space="preserve"> PAGEREF _Toc227766908 \h </w:instrText>
         </w:r>
         <w:r>
           <w:rPr>
@@ -1974,13 +2108,13 @@
           <w14:ligatures w14:val="standardContextual"/>
         </w:rPr>
       </w:pPr>
-      <w:hyperlink w:anchor="_Toc227766132" w:history="1">
+      <w:hyperlink w:anchor="_Toc227766909" w:history="1">
         <w:r>
           <w:rPr>
             <w:rStyle w:val="Hyperlink"/>
             <w:noProof/>
           </w:rPr>
-          <w:t>Figure 3: Distribution of uncertain labels</w:t>
+          <w:t>Figure 2: Label distribution in the dataset</w:t>
         </w:r>
         <w:r>
           <w:rPr>
@@ -2001,7 +2135,7 @@
             <w:noProof/>
             <w:webHidden/>
           </w:rPr>
-          <w:instrText xml:space="preserve"> PAGEREF _Toc227766132 \h </w:instrText>
+          <w:instrText xml:space="preserve"> PAGEREF _Toc227766909 \h </w:instrText>
         </w:r>
         <w:r>
           <w:rPr>
@@ -2045,13 +2179,13 @@
           <w14:ligatures w14:val="standardContextual"/>
         </w:rPr>
       </w:pPr>
-      <w:hyperlink w:anchor="_Toc227766133" w:history="1">
+      <w:hyperlink w:anchor="_Toc227766910" w:history="1">
         <w:r>
           <w:rPr>
             <w:rStyle w:val="Hyperlink"/>
             <w:noProof/>
           </w:rPr>
-          <w:t>Figure 4: Distribution of missing values</w:t>
+          <w:t>Figure 3: Distribution of uncertain labels</w:t>
         </w:r>
         <w:r>
           <w:rPr>
@@ -2072,7 +2206,7 @@
             <w:noProof/>
             <w:webHidden/>
           </w:rPr>
-          <w:instrText xml:space="preserve"> PAGEREF _Toc227766133 \h </w:instrText>
+          <w:instrText xml:space="preserve"> PAGEREF _Toc227766910 \h </w:instrText>
         </w:r>
         <w:r>
           <w:rPr>
@@ -2116,13 +2250,13 @@
           <w14:ligatures w14:val="standardContextual"/>
         </w:rPr>
       </w:pPr>
-      <w:hyperlink w:anchor="_Toc227766134" w:history="1">
+      <w:hyperlink w:anchor="_Toc227766911" w:history="1">
         <w:r>
           <w:rPr>
             <w:rStyle w:val="Hyperlink"/>
             <w:noProof/>
           </w:rPr>
-          <w:t>Figure 5: Baseline CNN-model Architecture</w:t>
+          <w:t>Figure 4: Distribution of missing values</w:t>
         </w:r>
         <w:r>
           <w:rPr>
@@ -2143,7 +2277,7 @@
             <w:noProof/>
             <w:webHidden/>
           </w:rPr>
-          <w:instrText xml:space="preserve"> PAGEREF _Toc227766134 \h </w:instrText>
+          <w:instrText xml:space="preserve"> PAGEREF _Toc227766911 \h </w:instrText>
         </w:r>
         <w:r>
           <w:rPr>
@@ -2163,7 +2297,7 @@
             <w:noProof/>
             <w:webHidden/>
           </w:rPr>
-          <w:t>11</w:t>
+          <w:t>9</w:t>
         </w:r>
         <w:r>
           <w:rPr>
@@ -2187,13 +2321,13 @@
           <w14:ligatures w14:val="standardContextual"/>
         </w:rPr>
       </w:pPr>
-      <w:hyperlink w:anchor="_Toc227766135" w:history="1">
+      <w:hyperlink w:anchor="_Toc227766912" w:history="1">
         <w:r>
           <w:rPr>
             <w:rStyle w:val="Hyperlink"/>
             <w:noProof/>
           </w:rPr>
-          <w:t>Figure 6: DenseNet121 Architecture</w:t>
+          <w:t>Figure 5: Baseline CNN-model architecture</w:t>
         </w:r>
         <w:r>
           <w:rPr>
@@ -2214,7 +2348,7 @@
             <w:noProof/>
             <w:webHidden/>
           </w:rPr>
-          <w:instrText xml:space="preserve"> PAGEREF _Toc227766135 \h </w:instrText>
+          <w:instrText xml:space="preserve"> PAGEREF _Toc227766912 \h </w:instrText>
         </w:r>
         <w:r>
           <w:rPr>
@@ -2246,13 +2380,272 @@
       </w:hyperlink>
     </w:p>
     <w:p>
-      <w:r>
+      <w:pPr>
+        <w:pStyle w:val="TableofFigures"/>
+        <w:tabs>
+          <w:tab w:val="right" w:leader="dot" w:pos="9016"/>
+        </w:tabs>
+        <w:rPr>
+          <w:noProof/>
+          <w:kern w:val="2"/>
+          <w:lang w:val="nb-NO" w:eastAsia="nb-NO"/>
+          <w14:ligatures w14:val="standardContextual"/>
+        </w:rPr>
+      </w:pPr>
+      <w:hyperlink w:anchor="_Toc227766913" w:history="1">
+        <w:r>
+          <w:rPr>
+            <w:rStyle w:val="Hyperlink"/>
+            <w:noProof/>
+          </w:rPr>
+          <w:t>Figure 6: DenseNet121 architecture</w:t>
+        </w:r>
+        <w:r>
+          <w:rPr>
+            <w:noProof/>
+            <w:webHidden/>
+          </w:rPr>
+          <w:tab/>
+        </w:r>
+        <w:r>
+          <w:rPr>
+            <w:noProof/>
+            <w:webHidden/>
+          </w:rPr>
+          <w:fldChar w:fldCharType="begin"/>
+        </w:r>
+        <w:r>
+          <w:rPr>
+            <w:noProof/>
+            <w:webHidden/>
+          </w:rPr>
+          <w:instrText xml:space="preserve"> PAGEREF _Toc227766913 \h </w:instrText>
+        </w:r>
+        <w:r>
+          <w:rPr>
+            <w:noProof/>
+            <w:webHidden/>
+          </w:rPr>
+        </w:r>
+        <w:r>
+          <w:rPr>
+            <w:noProof/>
+            <w:webHidden/>
+          </w:rPr>
+          <w:fldChar w:fldCharType="separate"/>
+        </w:r>
+        <w:r>
+          <w:rPr>
+            <w:noProof/>
+            <w:webHidden/>
+          </w:rPr>
+          <w:t>13</w:t>
+        </w:r>
+        <w:r>
+          <w:rPr>
+            <w:noProof/>
+            <w:webHidden/>
+          </w:rPr>
+          <w:fldChar w:fldCharType="end"/>
+        </w:r>
+      </w:hyperlink>
+    </w:p>
+    <w:p>
+      <w:pPr>
+        <w:pStyle w:val="TableofFigures"/>
+        <w:tabs>
+          <w:tab w:val="right" w:leader="dot" w:pos="9016"/>
+        </w:tabs>
+        <w:rPr>
+          <w:noProof/>
+          <w:kern w:val="2"/>
+          <w:lang w:val="nb-NO" w:eastAsia="nb-NO"/>
+          <w14:ligatures w14:val="standardContextual"/>
+        </w:rPr>
+      </w:pPr>
+      <w:hyperlink w:anchor="_Toc227766914" w:history="1">
+        <w:r>
+          <w:rPr>
+            <w:rStyle w:val="Hyperlink"/>
+            <w:noProof/>
+          </w:rPr>
+          <w:t>Figure 7: AUC and loss over epochs for CNN</w:t>
+        </w:r>
+        <w:r>
+          <w:rPr>
+            <w:noProof/>
+            <w:webHidden/>
+          </w:rPr>
+          <w:tab/>
+        </w:r>
+        <w:r>
+          <w:rPr>
+            <w:noProof/>
+            <w:webHidden/>
+          </w:rPr>
+          <w:fldChar w:fldCharType="begin"/>
+        </w:r>
+        <w:r>
+          <w:rPr>
+            <w:noProof/>
+            <w:webHidden/>
+          </w:rPr>
+          <w:instrText xml:space="preserve"> PAGEREF _Toc227766914 \h </w:instrText>
+        </w:r>
+        <w:r>
+          <w:rPr>
+            <w:noProof/>
+            <w:webHidden/>
+          </w:rPr>
+        </w:r>
+        <w:r>
+          <w:rPr>
+            <w:noProof/>
+            <w:webHidden/>
+          </w:rPr>
+          <w:fldChar w:fldCharType="separate"/>
+        </w:r>
+        <w:r>
+          <w:rPr>
+            <w:noProof/>
+            <w:webHidden/>
+          </w:rPr>
+          <w:t>13</w:t>
+        </w:r>
+        <w:r>
+          <w:rPr>
+            <w:noProof/>
+            <w:webHidden/>
+          </w:rPr>
+          <w:fldChar w:fldCharType="end"/>
+        </w:r>
+      </w:hyperlink>
+    </w:p>
+    <w:p>
+      <w:pPr>
         <w:rPr>
           <w:b/>
           <w:bCs/>
           <w:noProof/>
           <w:lang w:val="en-US"/>
         </w:rPr>
+      </w:pPr>
+      <w:r>
+        <w:rPr>
+          <w:b/>
+          <w:bCs/>
+          <w:noProof/>
+          <w:lang w:val="en-US"/>
+        </w:rPr>
+        <w:fldChar w:fldCharType="end"/>
+      </w:r>
+    </w:p>
+    <w:p>
+      <w:pPr>
+        <w:pStyle w:val="Heading1"/>
+      </w:pPr>
+      <w:bookmarkStart w:id="2" w:name="_Toc227766887"/>
+      <w:r>
+        <w:t>Table of tables</w:t>
+      </w:r>
+      <w:bookmarkEnd w:id="2"/>
+    </w:p>
+    <w:p>
+      <w:pPr>
+        <w:pStyle w:val="TableofFigures"/>
+        <w:tabs>
+          <w:tab w:val="right" w:leader="dot" w:pos="9016"/>
+        </w:tabs>
+        <w:rPr>
+          <w:noProof/>
+          <w:kern w:val="2"/>
+          <w:lang w:val="nb-NO" w:eastAsia="nb-NO"/>
+          <w14:ligatures w14:val="standardContextual"/>
+        </w:rPr>
+      </w:pPr>
+      <w:r>
+        <w:fldChar w:fldCharType="begin"/>
+      </w:r>
+      <w:r>
+        <w:instrText xml:space="preserve"> TOC \h \z \c "Table" </w:instrText>
+      </w:r>
+      <w:r>
+        <w:fldChar w:fldCharType="separate"/>
+      </w:r>
+      <w:hyperlink w:anchor="_Toc227766915" w:history="1">
+        <w:r>
+          <w:rPr>
+            <w:rStyle w:val="Hyperlink"/>
+            <w:noProof/>
+          </w:rPr>
+          <w:t>Table 1: AUROC perform</w:t>
+        </w:r>
+        <w:r>
+          <w:rPr>
+            <w:rStyle w:val="Hyperlink"/>
+            <w:noProof/>
+          </w:rPr>
+          <w:t>a</w:t>
+        </w:r>
+        <w:r>
+          <w:rPr>
+            <w:rStyle w:val="Hyperlink"/>
+            <w:noProof/>
+          </w:rPr>
+          <w:t>nce across conditions</w:t>
+        </w:r>
+        <w:r>
+          <w:rPr>
+            <w:noProof/>
+            <w:webHidden/>
+          </w:rPr>
+          <w:tab/>
+        </w:r>
+        <w:r>
+          <w:rPr>
+            <w:noProof/>
+            <w:webHidden/>
+          </w:rPr>
+          <w:fldChar w:fldCharType="begin"/>
+        </w:r>
+        <w:r>
+          <w:rPr>
+            <w:noProof/>
+            <w:webHidden/>
+          </w:rPr>
+          <w:instrText xml:space="preserve"> PAGEREF _Toc227766915 \h </w:instrText>
+        </w:r>
+        <w:r>
+          <w:rPr>
+            <w:noProof/>
+            <w:webHidden/>
+          </w:rPr>
+        </w:r>
+        <w:r>
+          <w:rPr>
+            <w:noProof/>
+            <w:webHidden/>
+          </w:rPr>
+          <w:fldChar w:fldCharType="separate"/>
+        </w:r>
+        <w:r>
+          <w:rPr>
+            <w:noProof/>
+            <w:webHidden/>
+          </w:rPr>
+          <w:t>14</w:t>
+        </w:r>
+        <w:r>
+          <w:rPr>
+            <w:noProof/>
+            <w:webHidden/>
+          </w:rPr>
+          <w:fldChar w:fldCharType="end"/>
+        </w:r>
+      </w:hyperlink>
+    </w:p>
+    <w:p>
+      <w:r>
         <w:fldChar w:fldCharType="end"/>
       </w:r>
     </w:p>
@@ -2261,9 +2654,6 @@
     <w:p/>
     <w:p/>
     <w:p/>
-    <w:p/>
-    <w:p/>
-    <w:p/>
     <w:p>
       <w:pPr>
         <w:rPr>
@@ -2345,7 +2735,7 @@
       <w:pPr>
         <w:pStyle w:val="Heading1"/>
       </w:pPr>
-      <w:bookmarkStart w:id="2" w:name="_Toc227766112"/>
+      <w:bookmarkStart w:id="3" w:name="_Toc227766888"/>
       <w:r>
         <w:lastRenderedPageBreak/>
         <w:t xml:space="preserve">1 </w:t>
@@ -2353,7 +2743,7 @@
       <w:r>
         <w:t>Problem description</w:t>
       </w:r>
-      <w:bookmarkEnd w:id="2"/>
+      <w:bookmarkEnd w:id="3"/>
     </w:p>
     <w:p>
       <w:pPr>
@@ -3215,24 +3605,24 @@
       <w:pPr>
         <w:pStyle w:val="Heading1"/>
       </w:pPr>
-      <w:bookmarkStart w:id="3" w:name="_Toc227766113"/>
+      <w:bookmarkStart w:id="4" w:name="_Toc227766889"/>
       <w:r>
         <w:t xml:space="preserve">2 </w:t>
       </w:r>
       <w:r>
         <w:t>Data</w:t>
       </w:r>
-      <w:bookmarkEnd w:id="3"/>
+      <w:bookmarkEnd w:id="4"/>
     </w:p>
     <w:p>
       <w:pPr>
         <w:pStyle w:val="Heading2"/>
       </w:pPr>
-      <w:bookmarkStart w:id="4" w:name="_Toc227766114"/>
+      <w:bookmarkStart w:id="5" w:name="_Toc227766890"/>
       <w:r>
         <w:t>2.1 Data source</w:t>
       </w:r>
-      <w:bookmarkEnd w:id="4"/>
+      <w:bookmarkEnd w:id="5"/>
     </w:p>
     <w:p>
       <w:pPr>
@@ -3342,12 +3732,12 @@
       <w:pPr>
         <w:pStyle w:val="Heading2"/>
       </w:pPr>
-      <w:bookmarkStart w:id="5" w:name="_Toc227766115"/>
+      <w:bookmarkStart w:id="6" w:name="_Toc227766891"/>
       <w:r>
         <w:lastRenderedPageBreak/>
         <w:t>2.2 Data description</w:t>
       </w:r>
-      <w:bookmarkEnd w:id="5"/>
+      <w:bookmarkEnd w:id="6"/>
     </w:p>
     <w:p>
       <w:pPr>
@@ -3467,7 +3857,7 @@
       <w:pPr>
         <w:pStyle w:val="Caption"/>
       </w:pPr>
-      <w:bookmarkStart w:id="6" w:name="_Toc227766130"/>
+      <w:bookmarkStart w:id="7" w:name="_Toc227766908"/>
       <w:r>
         <w:t xml:space="preserve">Figure </w:t>
       </w:r>
@@ -3482,7 +3872,7 @@
       <w:r>
         <w:t>: Sample chest X-ray images from dataset</w:t>
       </w:r>
-      <w:bookmarkEnd w:id="6"/>
+      <w:bookmarkEnd w:id="7"/>
     </w:p>
     <w:p/>
     <w:p/>
@@ -3490,11 +3880,11 @@
       <w:pPr>
         <w:pStyle w:val="Heading2"/>
       </w:pPr>
-      <w:bookmarkStart w:id="7" w:name="_Toc227766116"/>
+      <w:bookmarkStart w:id="8" w:name="_Toc227766892"/>
       <w:r>
         <w:t>2.3 Exploratory data analysis</w:t>
       </w:r>
-      <w:bookmarkEnd w:id="7"/>
+      <w:bookmarkEnd w:id="8"/>
     </w:p>
     <w:p>
       <w:pPr>
@@ -3769,8 +4159,8 @@
           <w:rFonts w:ascii="Times New Roman" w:hAnsi="Times New Roman" w:cs="Times New Roman"/>
         </w:rPr>
       </w:pPr>
-      <w:bookmarkStart w:id="8" w:name="_Ref227756950"/>
-      <w:bookmarkStart w:id="9" w:name="_Toc227766131"/>
+      <w:bookmarkStart w:id="9" w:name="_Ref227756950"/>
+      <w:bookmarkStart w:id="10" w:name="_Toc227766909"/>
       <w:r>
         <w:t xml:space="preserve">Figure </w:t>
       </w:r>
@@ -3782,11 +4172,11 @@
           <w:t>2</w:t>
         </w:r>
       </w:fldSimple>
-      <w:bookmarkEnd w:id="8"/>
+      <w:bookmarkEnd w:id="9"/>
       <w:r>
         <w:t>: Label distribution in the dataset</w:t>
       </w:r>
-      <w:bookmarkEnd w:id="9"/>
+      <w:bookmarkEnd w:id="10"/>
     </w:p>
     <w:p>
       <w:pPr>
@@ -3867,8 +4257,8 @@
           <w:rFonts w:ascii="Times New Roman" w:hAnsi="Times New Roman" w:cs="Times New Roman"/>
         </w:rPr>
       </w:pPr>
-      <w:bookmarkStart w:id="10" w:name="_Ref227756951"/>
-      <w:bookmarkStart w:id="11" w:name="_Toc227766132"/>
+      <w:bookmarkStart w:id="11" w:name="_Ref227756951"/>
+      <w:bookmarkStart w:id="12" w:name="_Toc227766910"/>
       <w:r>
         <w:t xml:space="preserve">Figure </w:t>
       </w:r>
@@ -3880,11 +4270,11 @@
           <w:t>3</w:t>
         </w:r>
       </w:fldSimple>
-      <w:bookmarkEnd w:id="10"/>
+      <w:bookmarkEnd w:id="11"/>
       <w:r>
         <w:t>: Distribution of uncertain labels</w:t>
       </w:r>
-      <w:bookmarkEnd w:id="11"/>
+      <w:bookmarkEnd w:id="12"/>
     </w:p>
     <w:p>
       <w:pPr>
@@ -3961,8 +4351,8 @@
       <w:pPr>
         <w:pStyle w:val="Caption"/>
       </w:pPr>
-      <w:bookmarkStart w:id="12" w:name="_Ref227756953"/>
-      <w:bookmarkStart w:id="13" w:name="_Toc227766133"/>
+      <w:bookmarkStart w:id="13" w:name="_Ref227756953"/>
+      <w:bookmarkStart w:id="14" w:name="_Toc227766911"/>
       <w:r>
         <w:t xml:space="preserve">Figure </w:t>
       </w:r>
@@ -3974,11 +4364,11 @@
           <w:t>4</w:t>
         </w:r>
       </w:fldSimple>
-      <w:bookmarkEnd w:id="12"/>
+      <w:bookmarkEnd w:id="13"/>
       <w:r>
         <w:t>: Distribution of missing values</w:t>
       </w:r>
-      <w:bookmarkEnd w:id="13"/>
+      <w:bookmarkEnd w:id="14"/>
     </w:p>
     <w:p/>
     <w:p/>
@@ -3995,12 +4385,12 @@
       <w:pPr>
         <w:pStyle w:val="Heading2"/>
       </w:pPr>
-      <w:bookmarkStart w:id="14" w:name="_Toc227766117"/>
+      <w:bookmarkStart w:id="15" w:name="_Toc227766893"/>
       <w:r>
         <w:lastRenderedPageBreak/>
         <w:t>2.4 Data challenges</w:t>
       </w:r>
-      <w:bookmarkEnd w:id="14"/>
+      <w:bookmarkEnd w:id="15"/>
     </w:p>
     <w:p>
       <w:pPr>
@@ -4122,11 +4512,11 @@
       <w:pPr>
         <w:pStyle w:val="Heading2"/>
       </w:pPr>
-      <w:bookmarkStart w:id="15" w:name="_Toc227766118"/>
+      <w:bookmarkStart w:id="16" w:name="_Toc227766894"/>
       <w:r>
         <w:t>2.5 Data preprocessing</w:t>
       </w:r>
-      <w:bookmarkEnd w:id="15"/>
+      <w:bookmarkEnd w:id="16"/>
     </w:p>
     <w:p>
       <w:pPr>
@@ -4393,24 +4783,24 @@
       <w:pPr>
         <w:pStyle w:val="Heading1"/>
       </w:pPr>
-      <w:bookmarkStart w:id="16" w:name="_Toc227766119"/>
+      <w:bookmarkStart w:id="17" w:name="_Toc227766895"/>
       <w:r>
         <w:t xml:space="preserve">3 </w:t>
       </w:r>
       <w:r>
         <w:t>Model implementation</w:t>
       </w:r>
-      <w:bookmarkEnd w:id="16"/>
+      <w:bookmarkEnd w:id="17"/>
     </w:p>
     <w:p>
       <w:pPr>
         <w:pStyle w:val="Heading2"/>
       </w:pPr>
-      <w:bookmarkStart w:id="17" w:name="_Toc227766120"/>
+      <w:bookmarkStart w:id="18" w:name="_Toc227766896"/>
       <w:r>
         <w:t>3.1 Overview of model choices</w:t>
       </w:r>
-      <w:bookmarkEnd w:id="17"/>
+      <w:bookmarkEnd w:id="18"/>
     </w:p>
     <w:p>
       <w:pPr>
@@ -4488,11 +4878,11 @@
       <w:pPr>
         <w:pStyle w:val="Heading2"/>
       </w:pPr>
-      <w:bookmarkStart w:id="18" w:name="_Toc227766121"/>
+      <w:bookmarkStart w:id="19" w:name="_Toc227766897"/>
       <w:r>
         <w:t>3.2 Theoretical motivation</w:t>
       </w:r>
-      <w:bookmarkEnd w:id="18"/>
+      <w:bookmarkEnd w:id="19"/>
     </w:p>
     <w:p>
       <w:pPr>
@@ -4610,11 +5000,11 @@
           <w:szCs w:val="24"/>
         </w:rPr>
       </w:pPr>
-      <w:bookmarkStart w:id="19" w:name="_Toc227766122"/>
+      <w:bookmarkStart w:id="20" w:name="_Toc227766898"/>
       <w:r>
         <w:t>3.3 Baseline CNN architecture</w:t>
       </w:r>
-      <w:bookmarkEnd w:id="19"/>
+      <w:bookmarkEnd w:id="20"/>
     </w:p>
     <w:p>
       <w:pPr>
@@ -4808,7 +5198,7 @@
       <w:pPr>
         <w:pStyle w:val="Caption"/>
       </w:pPr>
-      <w:bookmarkStart w:id="20" w:name="_Toc227766134"/>
+      <w:bookmarkStart w:id="21" w:name="_Toc227766912"/>
       <w:r>
         <w:t xml:space="preserve">Figure </w:t>
       </w:r>
@@ -4824,20 +5214,26 @@
         <w:t>: Baseline CNN-model</w:t>
       </w:r>
       <w:r>
-        <w:t xml:space="preserve"> Architecture</w:t>
-      </w:r>
-      <w:bookmarkEnd w:id="20"/>
+        <w:t xml:space="preserve"> </w:t>
+      </w:r>
+      <w:r>
+        <w:t>a</w:t>
+      </w:r>
+      <w:r>
+        <w:t>rchitecture</w:t>
+      </w:r>
+      <w:bookmarkEnd w:id="21"/>
     </w:p>
     <w:p>
       <w:pPr>
         <w:pStyle w:val="Heading2"/>
       </w:pPr>
-      <w:bookmarkStart w:id="21" w:name="_Toc227766123"/>
+      <w:bookmarkStart w:id="22" w:name="_Toc227766899"/>
       <w:r>
         <w:lastRenderedPageBreak/>
         <w:t>3.4 Transfer learning architecture</w:t>
       </w:r>
-      <w:bookmarkEnd w:id="21"/>
+      <w:bookmarkEnd w:id="22"/>
     </w:p>
     <w:p>
       <w:pPr>
@@ -5064,7 +5460,7 @@
       <w:pPr>
         <w:pStyle w:val="Caption"/>
       </w:pPr>
-      <w:bookmarkStart w:id="22" w:name="_Toc227766135"/>
+      <w:bookmarkStart w:id="23" w:name="_Toc227766913"/>
       <w:r>
         <w:t xml:space="preserve">Figure </w:t>
       </w:r>
@@ -5077,32 +5473,48 @@
         </w:r>
       </w:fldSimple>
       <w:r>
-        <w:t>: DenseNet121 Architecture</w:t>
-      </w:r>
-      <w:bookmarkEnd w:id="22"/>
+        <w:t xml:space="preserve">: DenseNet121 </w:t>
+      </w:r>
+      <w:r>
+        <w:t>a</w:t>
+      </w:r>
+      <w:r>
+        <w:t>rchitecture</w:t>
+      </w:r>
+      <w:bookmarkEnd w:id="23"/>
     </w:p>
     <w:p>
       <w:pPr>
         <w:pStyle w:val="Heading1"/>
       </w:pPr>
-      <w:bookmarkStart w:id="23" w:name="_Toc227766124"/>
+      <w:bookmarkStart w:id="24" w:name="_Toc227766900"/>
       <w:r>
         <w:t xml:space="preserve">4 </w:t>
       </w:r>
       <w:r>
         <w:t>Evaluation</w:t>
       </w:r>
-      <w:bookmarkEnd w:id="23"/>
+      <w:bookmarkEnd w:id="24"/>
     </w:p>
     <w:p>
       <w:pPr>
         <w:pStyle w:val="Heading2"/>
       </w:pPr>
-      <w:bookmarkStart w:id="24" w:name="_Toc227766125"/>
+      <w:bookmarkStart w:id="25" w:name="_Toc227766901"/>
       <w:r>
         <w:t>4.1 Results</w:t>
       </w:r>
-      <w:bookmarkEnd w:id="24"/>
+      <w:bookmarkEnd w:id="25"/>
+    </w:p>
+    <w:p>
+      <w:pPr>
+        <w:pStyle w:val="Heading3"/>
+      </w:pPr>
+      <w:bookmarkStart w:id="26" w:name="_Toc227766902"/>
+      <w:r>
+        <w:t>4.1.1 Baseline performance</w:t>
+      </w:r>
+      <w:bookmarkEnd w:id="26"/>
     </w:p>
     <w:p>
       <w:pPr>
@@ -5111,35 +5523,1333 @@
           <w:rFonts w:ascii="Times New Roman" w:hAnsi="Times New Roman" w:cs="Times New Roman"/>
         </w:rPr>
       </w:pPr>
+      <w:r>
+        <w:rPr>
+          <w:rFonts w:ascii="Times New Roman" w:hAnsi="Times New Roman" w:cs="Times New Roman"/>
+        </w:rPr>
+        <w:t xml:space="preserve">To establish a reference point, the performance of the baseline CNN was evaluated on the validation set. </w:t>
+      </w:r>
+      <w:r>
+        <w:rPr>
+          <w:rFonts w:ascii="Times New Roman" w:hAnsi="Times New Roman" w:cs="Times New Roman"/>
+        </w:rPr>
+        <w:t xml:space="preserve">Plotting AUROC and loss for training and validation </w:t>
+      </w:r>
+      <w:r>
+        <w:rPr>
+          <w:rFonts w:ascii="Times New Roman" w:hAnsi="Times New Roman" w:cs="Times New Roman"/>
+        </w:rPr>
+        <w:t xml:space="preserve">gives us </w:t>
+      </w:r>
+      <w:r>
+        <w:rPr>
+          <w:rFonts w:ascii="Times New Roman" w:hAnsi="Times New Roman" w:cs="Times New Roman"/>
+        </w:rPr>
+        <w:fldChar w:fldCharType="begin"/>
+      </w:r>
+      <w:r>
+        <w:rPr>
+          <w:rFonts w:ascii="Times New Roman" w:hAnsi="Times New Roman" w:cs="Times New Roman"/>
+        </w:rPr>
+        <w:instrText xml:space="preserve"> REF _Ref227766638 \h </w:instrText>
+      </w:r>
+      <w:r>
+        <w:rPr>
+          <w:rFonts w:ascii="Times New Roman" w:hAnsi="Times New Roman" w:cs="Times New Roman"/>
+        </w:rPr>
+      </w:r>
+      <w:r>
+        <w:rPr>
+          <w:rFonts w:ascii="Times New Roman" w:hAnsi="Times New Roman" w:cs="Times New Roman"/>
+        </w:rPr>
+        <w:instrText xml:space="preserve"> \* MERGEFORMAT </w:instrText>
+      </w:r>
+      <w:r>
+        <w:rPr>
+          <w:rFonts w:ascii="Times New Roman" w:hAnsi="Times New Roman" w:cs="Times New Roman"/>
+        </w:rPr>
+        <w:fldChar w:fldCharType="separate"/>
+      </w:r>
+      <w:r>
+        <w:rPr>
+          <w:rFonts w:ascii="Times New Roman" w:hAnsi="Times New Roman" w:cs="Times New Roman"/>
+        </w:rPr>
+        <w:t xml:space="preserve">Figure </w:t>
+      </w:r>
+      <w:r>
+        <w:rPr>
+          <w:rFonts w:ascii="Times New Roman" w:hAnsi="Times New Roman" w:cs="Times New Roman"/>
+          <w:noProof/>
+        </w:rPr>
+        <w:t>7</w:t>
+      </w:r>
+      <w:r>
+        <w:rPr>
+          <w:rFonts w:ascii="Times New Roman" w:hAnsi="Times New Roman" w:cs="Times New Roman"/>
+        </w:rPr>
+        <w:fldChar w:fldCharType="end"/>
+      </w:r>
+      <w:r>
+        <w:rPr>
+          <w:rFonts w:ascii="Times New Roman" w:hAnsi="Times New Roman" w:cs="Times New Roman"/>
+        </w:rPr>
+        <w:t>.</w:t>
+      </w:r>
+    </w:p>
+    <w:p>
+      <w:pPr>
+        <w:keepNext/>
+        <w:spacing w:line="276" w:lineRule="auto"/>
+        <w:jc w:val="center"/>
+      </w:pPr>
+      <w:r>
+        <w:rPr>
+          <w:noProof/>
+        </w:rPr>
+        <w:lastRenderedPageBreak/>
+        <w:drawing>
+          <wp:inline distT="0" distB="0" distL="0" distR="0" wp14:anchorId="008BA3D8" wp14:editId="6EB955CD">
+            <wp:extent cx="5731510" cy="2047240"/>
+            <wp:effectExtent l="0" t="0" r="2540" b="0"/>
+            <wp:docPr id="1714646541" name="Picture 1"/>
+            <wp:cNvGraphicFramePr>
+              <a:graphicFrameLocks xmlns:a="http://schemas.openxmlformats.org/drawingml/2006/main" noChangeAspect="1"/>
+            </wp:cNvGraphicFramePr>
+            <a:graphic xmlns:a="http://schemas.openxmlformats.org/drawingml/2006/main">
+              <a:graphicData uri="http://schemas.openxmlformats.org/drawingml/2006/picture">
+                <pic:pic xmlns:pic="http://schemas.openxmlformats.org/drawingml/2006/picture">
+                  <pic:nvPicPr>
+                    <pic:cNvPr id="0" name="Picture 1"/>
+                    <pic:cNvPicPr>
+                      <a:picLocks noChangeAspect="1" noChangeArrowheads="1"/>
+                    </pic:cNvPicPr>
+                  </pic:nvPicPr>
+                  <pic:blipFill>
+                    <a:blip r:embed="rId15" cstate="print">
+                      <a:extLst>
+                        <a:ext uri="{28A0092B-C50C-407E-A947-70E740481C1C}">
+                          <a14:useLocalDpi xmlns:a14="http://schemas.microsoft.com/office/drawing/2010/main" val="0"/>
+                        </a:ext>
+                      </a:extLst>
+                    </a:blip>
+                    <a:srcRect/>
+                    <a:stretch>
+                      <a:fillRect/>
+                    </a:stretch>
+                  </pic:blipFill>
+                  <pic:spPr bwMode="auto">
+                    <a:xfrm>
+                      <a:off x="0" y="0"/>
+                      <a:ext cx="5731510" cy="2047240"/>
+                    </a:xfrm>
+                    <a:prstGeom prst="rect">
+                      <a:avLst/>
+                    </a:prstGeom>
+                    <a:noFill/>
+                    <a:ln>
+                      <a:noFill/>
+                    </a:ln>
+                  </pic:spPr>
+                </pic:pic>
+              </a:graphicData>
+            </a:graphic>
+          </wp:inline>
+        </w:drawing>
+      </w:r>
+    </w:p>
+    <w:p>
+      <w:pPr>
+        <w:pStyle w:val="Caption"/>
+        <w:rPr>
+          <w:rFonts w:ascii="Times New Roman" w:hAnsi="Times New Roman" w:cs="Times New Roman"/>
+        </w:rPr>
+      </w:pPr>
+      <w:bookmarkStart w:id="27" w:name="_Ref227766638"/>
+      <w:bookmarkStart w:id="28" w:name="_Toc227766914"/>
+      <w:r>
+        <w:t xml:space="preserve">Figure </w:t>
+      </w:r>
+      <w:fldSimple w:instr=" SEQ Figure \* ARABIC ">
+        <w:r>
+          <w:rPr>
+            <w:noProof/>
+          </w:rPr>
+          <w:t>7</w:t>
+        </w:r>
+      </w:fldSimple>
+      <w:bookmarkEnd w:id="27"/>
+      <w:r>
+        <w:t>: AUC and loss over epochs for CNN</w:t>
+      </w:r>
+      <w:bookmarkEnd w:id="28"/>
+    </w:p>
+    <w:p>
+      <w:pPr>
+        <w:spacing w:line="276" w:lineRule="auto"/>
+        <w:rPr>
+          <w:rFonts w:ascii="Times New Roman" w:hAnsi="Times New Roman" w:cs="Times New Roman"/>
+        </w:rPr>
+      </w:pPr>
+    </w:p>
+    <w:p>
+      <w:pPr>
+        <w:spacing w:line="276" w:lineRule="auto"/>
+        <w:rPr>
+          <w:rFonts w:ascii="Times New Roman" w:hAnsi="Times New Roman" w:cs="Times New Roman"/>
+        </w:rPr>
+      </w:pPr>
+      <w:r>
+        <w:rPr>
+          <w:rFonts w:ascii="Times New Roman" w:hAnsi="Times New Roman" w:cs="Times New Roman"/>
+        </w:rPr>
+        <w:t>The model achieved a mean AUROC of 0.8653</w:t>
+      </w:r>
+      <w:r>
+        <w:rPr>
+          <w:rFonts w:ascii="Times New Roman" w:hAnsi="Times New Roman" w:cs="Times New Roman"/>
+        </w:rPr>
+        <w:t>.</w:t>
+      </w:r>
+      <w:r>
+        <w:rPr>
+          <w:rFonts w:ascii="Times New Roman" w:hAnsi="Times New Roman" w:cs="Times New Roman"/>
+        </w:rPr>
+        <w:t xml:space="preserve"> </w:t>
+      </w:r>
+      <w:r>
+        <w:rPr>
+          <w:rFonts w:ascii="Times New Roman" w:hAnsi="Times New Roman" w:cs="Times New Roman"/>
+        </w:rPr>
+        <w:t xml:space="preserve">Performance varied across conditions, which can be seen in </w:t>
+      </w:r>
+      <w:r>
+        <w:rPr>
+          <w:rFonts w:ascii="Times New Roman" w:hAnsi="Times New Roman" w:cs="Times New Roman"/>
+        </w:rPr>
+        <w:fldChar w:fldCharType="begin"/>
+      </w:r>
+      <w:r>
+        <w:rPr>
+          <w:rFonts w:ascii="Times New Roman" w:hAnsi="Times New Roman" w:cs="Times New Roman"/>
+        </w:rPr>
+        <w:instrText xml:space="preserve"> REF _Ref227766918 \h </w:instrText>
+      </w:r>
+      <w:r>
+        <w:rPr>
+          <w:rFonts w:ascii="Times New Roman" w:hAnsi="Times New Roman" w:cs="Times New Roman"/>
+        </w:rPr>
+      </w:r>
+      <w:r>
+        <w:rPr>
+          <w:rFonts w:ascii="Times New Roman" w:hAnsi="Times New Roman" w:cs="Times New Roman"/>
+        </w:rPr>
+        <w:instrText xml:space="preserve"> \* MERGEFORMAT </w:instrText>
+      </w:r>
+      <w:r>
+        <w:rPr>
+          <w:rFonts w:ascii="Times New Roman" w:hAnsi="Times New Roman" w:cs="Times New Roman"/>
+        </w:rPr>
+        <w:fldChar w:fldCharType="separate"/>
+      </w:r>
+      <w:r>
+        <w:rPr>
+          <w:rFonts w:ascii="Times New Roman" w:hAnsi="Times New Roman" w:cs="Times New Roman"/>
+        </w:rPr>
+        <w:t xml:space="preserve">Table </w:t>
+      </w:r>
+      <w:r>
+        <w:rPr>
+          <w:rFonts w:ascii="Times New Roman" w:hAnsi="Times New Roman" w:cs="Times New Roman"/>
+          <w:noProof/>
+        </w:rPr>
+        <w:t>1</w:t>
+      </w:r>
+      <w:r>
+        <w:rPr>
+          <w:rFonts w:ascii="Times New Roman" w:hAnsi="Times New Roman" w:cs="Times New Roman"/>
+        </w:rPr>
+        <w:fldChar w:fldCharType="end"/>
+      </w:r>
+      <w:r>
+        <w:rPr>
+          <w:rFonts w:ascii="Times New Roman" w:hAnsi="Times New Roman" w:cs="Times New Roman"/>
+        </w:rPr>
+        <w:t xml:space="preserve"> </w:t>
+      </w:r>
+      <w:r>
+        <w:rPr>
+          <w:rFonts w:ascii="Times New Roman" w:hAnsi="Times New Roman" w:cs="Times New Roman"/>
+        </w:rPr>
+        <w:t>and figure XYZ.</w:t>
+      </w:r>
+    </w:p>
+    <w:p>
+      <w:pPr>
+        <w:pStyle w:val="Caption"/>
+        <w:keepNext/>
+      </w:pPr>
+      <w:bookmarkStart w:id="29" w:name="_Toc227766915"/>
+      <w:bookmarkStart w:id="30" w:name="_Ref227766918"/>
+      <w:r>
+        <w:t xml:space="preserve">Table </w:t>
+      </w:r>
+      <w:fldSimple w:instr=" SEQ Table \* ARABIC ">
+        <w:r>
+          <w:rPr>
+            <w:noProof/>
+          </w:rPr>
+          <w:t>1</w:t>
+        </w:r>
+      </w:fldSimple>
+      <w:bookmarkEnd w:id="30"/>
+      <w:r>
+        <w:t>: AUROC performance across conditions</w:t>
+      </w:r>
+      <w:bookmarkEnd w:id="29"/>
+      <w:r>
+        <w:t xml:space="preserve"> on CNN-baseline</w:t>
+      </w:r>
+    </w:p>
+    <w:tbl>
+      <w:tblPr>
+        <w:tblStyle w:val="TableGrid"/>
+        <w:tblW w:w="0" w:type="auto"/>
+        <w:jc w:val="center"/>
+        <w:tblLook w:val="04A0" w:firstRow="1" w:lastRow="0" w:firstColumn="1" w:lastColumn="0" w:noHBand="0" w:noVBand="1"/>
+      </w:tblPr>
+      <w:tblGrid>
+        <w:gridCol w:w="4508"/>
+        <w:gridCol w:w="4508"/>
+      </w:tblGrid>
+      <w:tr>
+        <w:trPr>
+          <w:jc w:val="center"/>
+        </w:trPr>
+        <w:tc>
+          <w:tcPr>
+            <w:tcW w:w="4508" w:type="dxa"/>
+            <w:shd w:val="clear" w:color="auto" w:fill="A5C9EB" w:themeFill="text2" w:themeFillTint="40"/>
+          </w:tcPr>
+          <w:p>
+            <w:pPr>
+              <w:spacing w:line="276" w:lineRule="auto"/>
+              <w:rPr>
+                <w:rFonts w:ascii="Times New Roman" w:hAnsi="Times New Roman" w:cs="Times New Roman"/>
+                <w:b/>
+                <w:bCs/>
+              </w:rPr>
+            </w:pPr>
+            <w:r>
+              <w:rPr>
+                <w:rFonts w:ascii="Times New Roman" w:hAnsi="Times New Roman" w:cs="Times New Roman"/>
+                <w:b/>
+                <w:bCs/>
+              </w:rPr>
+              <w:t>Condition</w:t>
+            </w:r>
+          </w:p>
+        </w:tc>
+        <w:tc>
+          <w:tcPr>
+            <w:tcW w:w="4508" w:type="dxa"/>
+            <w:shd w:val="clear" w:color="auto" w:fill="A5C9EB" w:themeFill="text2" w:themeFillTint="40"/>
+          </w:tcPr>
+          <w:p>
+            <w:pPr>
+              <w:spacing w:line="276" w:lineRule="auto"/>
+              <w:rPr>
+                <w:rFonts w:ascii="Times New Roman" w:hAnsi="Times New Roman" w:cs="Times New Roman"/>
+                <w:b/>
+                <w:bCs/>
+              </w:rPr>
+            </w:pPr>
+            <w:r>
+              <w:rPr>
+                <w:rFonts w:ascii="Times New Roman" w:hAnsi="Times New Roman" w:cs="Times New Roman"/>
+                <w:b/>
+                <w:bCs/>
+              </w:rPr>
+              <w:t>AUROC</w:t>
+            </w:r>
+          </w:p>
+        </w:tc>
+      </w:tr>
+      <w:tr>
+        <w:trPr>
+          <w:jc w:val="center"/>
+        </w:trPr>
+        <w:tc>
+          <w:tcPr>
+            <w:tcW w:w="4508" w:type="dxa"/>
+          </w:tcPr>
+          <w:p>
+            <w:pPr>
+              <w:spacing w:line="276" w:lineRule="auto"/>
+              <w:rPr>
+                <w:rFonts w:ascii="Times New Roman" w:hAnsi="Times New Roman" w:cs="Times New Roman"/>
+              </w:rPr>
+            </w:pPr>
+            <w:r>
+              <w:rPr>
+                <w:rFonts w:ascii="Times New Roman" w:hAnsi="Times New Roman" w:cs="Times New Roman"/>
+              </w:rPr>
+              <w:t>Atelectasis</w:t>
+            </w:r>
+          </w:p>
+        </w:tc>
+        <w:tc>
+          <w:tcPr>
+            <w:tcW w:w="4508" w:type="dxa"/>
+          </w:tcPr>
+          <w:p>
+            <w:pPr>
+              <w:spacing w:line="276" w:lineRule="auto"/>
+              <w:rPr>
+                <w:rFonts w:ascii="Times New Roman" w:hAnsi="Times New Roman" w:cs="Times New Roman"/>
+              </w:rPr>
+            </w:pPr>
+            <w:r>
+              <w:rPr>
+                <w:rFonts w:ascii="Times New Roman" w:hAnsi="Times New Roman" w:cs="Times New Roman"/>
+              </w:rPr>
+              <w:t>0.8230</w:t>
+            </w:r>
+          </w:p>
+        </w:tc>
+      </w:tr>
+      <w:tr>
+        <w:trPr>
+          <w:jc w:val="center"/>
+        </w:trPr>
+        <w:tc>
+          <w:tcPr>
+            <w:tcW w:w="4508" w:type="dxa"/>
+          </w:tcPr>
+          <w:p>
+            <w:pPr>
+              <w:spacing w:line="276" w:lineRule="auto"/>
+              <w:rPr>
+                <w:rFonts w:ascii="Times New Roman" w:hAnsi="Times New Roman" w:cs="Times New Roman"/>
+              </w:rPr>
+            </w:pPr>
+            <w:r>
+              <w:rPr>
+                <w:rFonts w:ascii="Times New Roman" w:hAnsi="Times New Roman" w:cs="Times New Roman"/>
+              </w:rPr>
+              <w:t>Cardiomegaly</w:t>
+            </w:r>
+          </w:p>
+        </w:tc>
+        <w:tc>
+          <w:tcPr>
+            <w:tcW w:w="4508" w:type="dxa"/>
+          </w:tcPr>
+          <w:p>
+            <w:pPr>
+              <w:spacing w:line="276" w:lineRule="auto"/>
+              <w:rPr>
+                <w:rFonts w:ascii="Times New Roman" w:hAnsi="Times New Roman" w:cs="Times New Roman"/>
+              </w:rPr>
+            </w:pPr>
+            <w:r>
+              <w:rPr>
+                <w:rFonts w:ascii="Times New Roman" w:hAnsi="Times New Roman" w:cs="Times New Roman"/>
+              </w:rPr>
+              <w:t>0.8031</w:t>
+            </w:r>
+          </w:p>
+        </w:tc>
+      </w:tr>
+      <w:tr>
+        <w:trPr>
+          <w:jc w:val="center"/>
+        </w:trPr>
+        <w:tc>
+          <w:tcPr>
+            <w:tcW w:w="4508" w:type="dxa"/>
+          </w:tcPr>
+          <w:p>
+            <w:pPr>
+              <w:spacing w:line="276" w:lineRule="auto"/>
+              <w:rPr>
+                <w:rFonts w:ascii="Times New Roman" w:hAnsi="Times New Roman" w:cs="Times New Roman"/>
+              </w:rPr>
+            </w:pPr>
+            <w:r>
+              <w:rPr>
+                <w:rFonts w:ascii="Times New Roman" w:hAnsi="Times New Roman" w:cs="Times New Roman"/>
+              </w:rPr>
+              <w:t>Consolidation</w:t>
+            </w:r>
+          </w:p>
+        </w:tc>
+        <w:tc>
+          <w:tcPr>
+            <w:tcW w:w="4508" w:type="dxa"/>
+          </w:tcPr>
+          <w:p>
+            <w:pPr>
+              <w:spacing w:line="276" w:lineRule="auto"/>
+              <w:rPr>
+                <w:rFonts w:ascii="Times New Roman" w:hAnsi="Times New Roman" w:cs="Times New Roman"/>
+              </w:rPr>
+            </w:pPr>
+            <w:r>
+              <w:rPr>
+                <w:rFonts w:ascii="Times New Roman" w:hAnsi="Times New Roman" w:cs="Times New Roman"/>
+              </w:rPr>
+              <w:t>0.8947</w:t>
+            </w:r>
+          </w:p>
+        </w:tc>
+      </w:tr>
+      <w:tr>
+        <w:trPr>
+          <w:jc w:val="center"/>
+        </w:trPr>
+        <w:tc>
+          <w:tcPr>
+            <w:tcW w:w="4508" w:type="dxa"/>
+          </w:tcPr>
+          <w:p>
+            <w:pPr>
+              <w:spacing w:line="276" w:lineRule="auto"/>
+              <w:rPr>
+                <w:rFonts w:ascii="Times New Roman" w:hAnsi="Times New Roman" w:cs="Times New Roman"/>
+              </w:rPr>
+            </w:pPr>
+            <w:proofErr w:type="spellStart"/>
+            <w:r>
+              <w:rPr>
+                <w:rFonts w:ascii="Times New Roman" w:hAnsi="Times New Roman" w:cs="Times New Roman"/>
+              </w:rPr>
+              <w:t>Edema</w:t>
+            </w:r>
+            <w:proofErr w:type="spellEnd"/>
+          </w:p>
+        </w:tc>
+        <w:tc>
+          <w:tcPr>
+            <w:tcW w:w="4508" w:type="dxa"/>
+          </w:tcPr>
+          <w:p>
+            <w:pPr>
+              <w:spacing w:line="276" w:lineRule="auto"/>
+              <w:rPr>
+                <w:rFonts w:ascii="Times New Roman" w:hAnsi="Times New Roman" w:cs="Times New Roman"/>
+              </w:rPr>
+            </w:pPr>
+            <w:r>
+              <w:rPr>
+                <w:rFonts w:ascii="Times New Roman" w:hAnsi="Times New Roman" w:cs="Times New Roman"/>
+              </w:rPr>
+              <w:t>0.9223</w:t>
+            </w:r>
+          </w:p>
+        </w:tc>
+      </w:tr>
+      <w:tr>
+        <w:trPr>
+          <w:jc w:val="center"/>
+        </w:trPr>
+        <w:tc>
+          <w:tcPr>
+            <w:tcW w:w="4508" w:type="dxa"/>
+          </w:tcPr>
+          <w:p>
+            <w:pPr>
+              <w:spacing w:line="276" w:lineRule="auto"/>
+              <w:rPr>
+                <w:rFonts w:ascii="Times New Roman" w:hAnsi="Times New Roman" w:cs="Times New Roman"/>
+              </w:rPr>
+            </w:pPr>
+            <w:r>
+              <w:rPr>
+                <w:rFonts w:ascii="Times New Roman" w:hAnsi="Times New Roman" w:cs="Times New Roman"/>
+              </w:rPr>
+              <w:t>Pleural Effusion</w:t>
+            </w:r>
+          </w:p>
+        </w:tc>
+        <w:tc>
+          <w:tcPr>
+            <w:tcW w:w="4508" w:type="dxa"/>
+          </w:tcPr>
+          <w:p>
+            <w:pPr>
+              <w:spacing w:line="276" w:lineRule="auto"/>
+              <w:rPr>
+                <w:rFonts w:ascii="Times New Roman" w:hAnsi="Times New Roman" w:cs="Times New Roman"/>
+              </w:rPr>
+            </w:pPr>
+            <w:r>
+              <w:rPr>
+                <w:rFonts w:ascii="Times New Roman" w:hAnsi="Times New Roman" w:cs="Times New Roman"/>
+              </w:rPr>
+              <w:t>0.8833</w:t>
+            </w:r>
+          </w:p>
+        </w:tc>
+      </w:tr>
+    </w:tbl>
+    <w:p>
+      <w:pPr>
+        <w:spacing w:line="276" w:lineRule="auto"/>
+        <w:rPr>
+          <w:rFonts w:ascii="Times New Roman" w:hAnsi="Times New Roman" w:cs="Times New Roman"/>
+        </w:rPr>
+      </w:pPr>
+    </w:p>
+    <w:p>
+      <w:pPr>
+        <w:pStyle w:val="Heading3"/>
+      </w:pPr>
+      <w:bookmarkStart w:id="31" w:name="_Toc227766903"/>
+      <w:r>
+        <w:t>4.1.2 Transfer learning performance</w:t>
+      </w:r>
+      <w:bookmarkEnd w:id="31"/>
+    </w:p>
+    <w:p>
+      <w:pPr>
+        <w:spacing w:line="276" w:lineRule="auto"/>
+        <w:rPr>
+          <w:rFonts w:ascii="Times New Roman" w:hAnsi="Times New Roman" w:cs="Times New Roman"/>
+        </w:rPr>
+      </w:pPr>
+      <w:r>
+        <w:rPr>
+          <w:rFonts w:ascii="Times New Roman" w:hAnsi="Times New Roman" w:cs="Times New Roman"/>
+        </w:rPr>
+        <w:t>Plotting AUROC and loss for training and validation</w:t>
+      </w:r>
+      <w:r>
+        <w:rPr>
+          <w:rFonts w:ascii="Times New Roman" w:hAnsi="Times New Roman" w:cs="Times New Roman"/>
+        </w:rPr>
+        <w:t xml:space="preserve"> with the DenseNet121 transfer learning model</w:t>
+      </w:r>
+      <w:r>
+        <w:rPr>
+          <w:rFonts w:ascii="Times New Roman" w:hAnsi="Times New Roman" w:cs="Times New Roman"/>
+        </w:rPr>
+        <w:t xml:space="preserve"> gives us</w:t>
+      </w:r>
+      <w:r>
+        <w:rPr>
+          <w:rFonts w:ascii="Times New Roman" w:hAnsi="Times New Roman" w:cs="Times New Roman"/>
+        </w:rPr>
+        <w:t xml:space="preserve"> </w:t>
+      </w:r>
+      <w:r>
+        <w:rPr>
+          <w:rFonts w:ascii="Times New Roman" w:hAnsi="Times New Roman" w:cs="Times New Roman"/>
+        </w:rPr>
+        <w:fldChar w:fldCharType="begin"/>
+      </w:r>
+      <w:r>
+        <w:rPr>
+          <w:rFonts w:ascii="Times New Roman" w:hAnsi="Times New Roman" w:cs="Times New Roman"/>
+        </w:rPr>
+        <w:instrText xml:space="preserve"> REF _Ref227767036 \h </w:instrText>
+      </w:r>
+      <w:r>
+        <w:rPr>
+          <w:rFonts w:ascii="Times New Roman" w:hAnsi="Times New Roman" w:cs="Times New Roman"/>
+        </w:rPr>
+      </w:r>
+      <w:r>
+        <w:rPr>
+          <w:rFonts w:ascii="Times New Roman" w:hAnsi="Times New Roman" w:cs="Times New Roman"/>
+        </w:rPr>
+        <w:instrText xml:space="preserve"> \* MERGEFORMAT </w:instrText>
+      </w:r>
+      <w:r>
+        <w:rPr>
+          <w:rFonts w:ascii="Times New Roman" w:hAnsi="Times New Roman" w:cs="Times New Roman"/>
+        </w:rPr>
+        <w:fldChar w:fldCharType="separate"/>
+      </w:r>
+      <w:r>
+        <w:rPr>
+          <w:rFonts w:ascii="Times New Roman" w:hAnsi="Times New Roman" w:cs="Times New Roman"/>
+        </w:rPr>
+        <w:t xml:space="preserve">Figure </w:t>
+      </w:r>
+      <w:r>
+        <w:rPr>
+          <w:rFonts w:ascii="Times New Roman" w:hAnsi="Times New Roman" w:cs="Times New Roman"/>
+          <w:noProof/>
+        </w:rPr>
+        <w:t>8</w:t>
+      </w:r>
+      <w:r>
+        <w:rPr>
+          <w:rFonts w:ascii="Times New Roman" w:hAnsi="Times New Roman" w:cs="Times New Roman"/>
+        </w:rPr>
+        <w:fldChar w:fldCharType="end"/>
+      </w:r>
+      <w:r>
+        <w:rPr>
+          <w:rFonts w:ascii="Times New Roman" w:hAnsi="Times New Roman" w:cs="Times New Roman"/>
+        </w:rPr>
+        <w:t>.</w:t>
+      </w:r>
+    </w:p>
+    <w:p>
+      <w:pPr>
+        <w:keepNext/>
+        <w:spacing w:line="276" w:lineRule="auto"/>
+        <w:jc w:val="center"/>
+      </w:pPr>
+      <w:r>
+        <w:rPr>
+          <w:noProof/>
+        </w:rPr>
+        <w:drawing>
+          <wp:inline distT="0" distB="0" distL="0" distR="0" wp14:anchorId="78EEA19C" wp14:editId="1E43D843">
+            <wp:extent cx="5731510" cy="2020570"/>
+            <wp:effectExtent l="0" t="0" r="2540" b="0"/>
+            <wp:docPr id="59168384" name="Picture 2"/>
+            <wp:cNvGraphicFramePr>
+              <a:graphicFrameLocks xmlns:a="http://schemas.openxmlformats.org/drawingml/2006/main" noChangeAspect="1"/>
+            </wp:cNvGraphicFramePr>
+            <a:graphic xmlns:a="http://schemas.openxmlformats.org/drawingml/2006/main">
+              <a:graphicData uri="http://schemas.openxmlformats.org/drawingml/2006/picture">
+                <pic:pic xmlns:pic="http://schemas.openxmlformats.org/drawingml/2006/picture">
+                  <pic:nvPicPr>
+                    <pic:cNvPr id="0" name="Picture 3"/>
+                    <pic:cNvPicPr>
+                      <a:picLocks noChangeAspect="1" noChangeArrowheads="1"/>
+                    </pic:cNvPicPr>
+                  </pic:nvPicPr>
+                  <pic:blipFill>
+                    <a:blip r:embed="rId16" cstate="print">
+                      <a:extLst>
+                        <a:ext uri="{28A0092B-C50C-407E-A947-70E740481C1C}">
+                          <a14:useLocalDpi xmlns:a14="http://schemas.microsoft.com/office/drawing/2010/main" val="0"/>
+                        </a:ext>
+                      </a:extLst>
+                    </a:blip>
+                    <a:srcRect/>
+                    <a:stretch>
+                      <a:fillRect/>
+                    </a:stretch>
+                  </pic:blipFill>
+                  <pic:spPr bwMode="auto">
+                    <a:xfrm>
+                      <a:off x="0" y="0"/>
+                      <a:ext cx="5731510" cy="2020570"/>
+                    </a:xfrm>
+                    <a:prstGeom prst="rect">
+                      <a:avLst/>
+                    </a:prstGeom>
+                    <a:noFill/>
+                    <a:ln>
+                      <a:noFill/>
+                    </a:ln>
+                  </pic:spPr>
+                </pic:pic>
+              </a:graphicData>
+            </a:graphic>
+          </wp:inline>
+        </w:drawing>
+      </w:r>
+    </w:p>
+    <w:p>
+      <w:pPr>
+        <w:pStyle w:val="Caption"/>
+        <w:rPr>
+          <w:rFonts w:ascii="Times New Roman" w:hAnsi="Times New Roman" w:cs="Times New Roman"/>
+        </w:rPr>
+      </w:pPr>
+      <w:bookmarkStart w:id="32" w:name="_Ref227767036"/>
+      <w:r>
+        <w:t xml:space="preserve">Figure </w:t>
+      </w:r>
+      <w:fldSimple w:instr=" SEQ Figure \* ARABIC ">
+        <w:r>
+          <w:rPr>
+            <w:noProof/>
+          </w:rPr>
+          <w:t>8</w:t>
+        </w:r>
+      </w:fldSimple>
+      <w:bookmarkEnd w:id="32"/>
+      <w:r>
+        <w:t>: AUC and loss over epochs for DenseNet121</w:t>
+      </w:r>
+    </w:p>
+    <w:p>
+      <w:pPr>
+        <w:spacing w:line="276" w:lineRule="auto"/>
+        <w:rPr>
+          <w:rFonts w:ascii="Times New Roman" w:hAnsi="Times New Roman" w:cs="Times New Roman"/>
+        </w:rPr>
+      </w:pPr>
+    </w:p>
+    <w:p>
+      <w:pPr>
+        <w:spacing w:line="276" w:lineRule="auto"/>
+        <w:rPr>
+          <w:rFonts w:ascii="Times New Roman" w:hAnsi="Times New Roman" w:cs="Times New Roman"/>
+        </w:rPr>
+      </w:pPr>
+      <w:r>
+        <w:rPr>
+          <w:rFonts w:ascii="Times New Roman" w:hAnsi="Times New Roman" w:cs="Times New Roman"/>
+        </w:rPr>
+        <w:lastRenderedPageBreak/>
+        <w:t>This model</w:t>
+      </w:r>
+      <w:r>
+        <w:rPr>
+          <w:rFonts w:ascii="Times New Roman" w:hAnsi="Times New Roman" w:cs="Times New Roman"/>
+        </w:rPr>
+        <w:t xml:space="preserve"> achieved a mean AUROC of 0.8571 on the validation set.</w:t>
+      </w:r>
+      <w:r>
+        <w:rPr>
+          <w:rFonts w:ascii="Times New Roman" w:hAnsi="Times New Roman" w:cs="Times New Roman"/>
+        </w:rPr>
+        <w:t xml:space="preserve"> Per-condition performance can be seen in table and figure XYZ.</w:t>
+      </w:r>
+    </w:p>
+    <w:p>
+      <w:pPr>
+        <w:pStyle w:val="Caption"/>
+        <w:keepNext/>
+      </w:pPr>
+      <w:r>
+        <w:t xml:space="preserve">Table </w:t>
+      </w:r>
+      <w:fldSimple w:instr=" SEQ Table \* ARABIC ">
+        <w:r>
+          <w:rPr>
+            <w:noProof/>
+          </w:rPr>
+          <w:t>2</w:t>
+        </w:r>
+      </w:fldSimple>
+      <w:r>
+        <w:t>: AUROC performance across conditions on DenseNet121</w:t>
+      </w:r>
+    </w:p>
+    <w:tbl>
+      <w:tblPr>
+        <w:tblStyle w:val="TableGrid"/>
+        <w:tblW w:w="0" w:type="auto"/>
+        <w:jc w:val="center"/>
+        <w:tblLook w:val="04A0" w:firstRow="1" w:lastRow="0" w:firstColumn="1" w:lastColumn="0" w:noHBand="0" w:noVBand="1"/>
+      </w:tblPr>
+      <w:tblGrid>
+        <w:gridCol w:w="4508"/>
+        <w:gridCol w:w="4508"/>
+      </w:tblGrid>
+      <w:tr>
+        <w:trPr>
+          <w:jc w:val="center"/>
+        </w:trPr>
+        <w:tc>
+          <w:tcPr>
+            <w:tcW w:w="4508" w:type="dxa"/>
+            <w:shd w:val="clear" w:color="auto" w:fill="A5C9EB" w:themeFill="text2" w:themeFillTint="40"/>
+          </w:tcPr>
+          <w:p>
+            <w:pPr>
+              <w:spacing w:line="276" w:lineRule="auto"/>
+              <w:rPr>
+                <w:rFonts w:ascii="Times New Roman" w:hAnsi="Times New Roman" w:cs="Times New Roman"/>
+                <w:b/>
+                <w:bCs/>
+              </w:rPr>
+            </w:pPr>
+            <w:r>
+              <w:rPr>
+                <w:rFonts w:ascii="Times New Roman" w:hAnsi="Times New Roman" w:cs="Times New Roman"/>
+                <w:b/>
+                <w:bCs/>
+              </w:rPr>
+              <w:t>Condition</w:t>
+            </w:r>
+          </w:p>
+        </w:tc>
+        <w:tc>
+          <w:tcPr>
+            <w:tcW w:w="4508" w:type="dxa"/>
+            <w:shd w:val="clear" w:color="auto" w:fill="A5C9EB" w:themeFill="text2" w:themeFillTint="40"/>
+          </w:tcPr>
+          <w:p>
+            <w:pPr>
+              <w:spacing w:line="276" w:lineRule="auto"/>
+              <w:rPr>
+                <w:rFonts w:ascii="Times New Roman" w:hAnsi="Times New Roman" w:cs="Times New Roman"/>
+                <w:b/>
+                <w:bCs/>
+              </w:rPr>
+            </w:pPr>
+            <w:r>
+              <w:rPr>
+                <w:rFonts w:ascii="Times New Roman" w:hAnsi="Times New Roman" w:cs="Times New Roman"/>
+                <w:b/>
+                <w:bCs/>
+              </w:rPr>
+              <w:t>AUROC</w:t>
+            </w:r>
+          </w:p>
+        </w:tc>
+      </w:tr>
+      <w:tr>
+        <w:trPr>
+          <w:jc w:val="center"/>
+        </w:trPr>
+        <w:tc>
+          <w:tcPr>
+            <w:tcW w:w="4508" w:type="dxa"/>
+          </w:tcPr>
+          <w:p>
+            <w:pPr>
+              <w:spacing w:line="276" w:lineRule="auto"/>
+              <w:rPr>
+                <w:rFonts w:ascii="Times New Roman" w:hAnsi="Times New Roman" w:cs="Times New Roman"/>
+              </w:rPr>
+            </w:pPr>
+            <w:r>
+              <w:rPr>
+                <w:rFonts w:ascii="Times New Roman" w:hAnsi="Times New Roman" w:cs="Times New Roman"/>
+              </w:rPr>
+              <w:t>Atelectasis</w:t>
+            </w:r>
+          </w:p>
+        </w:tc>
+        <w:tc>
+          <w:tcPr>
+            <w:tcW w:w="4508" w:type="dxa"/>
+          </w:tcPr>
+          <w:p>
+            <w:pPr>
+              <w:spacing w:line="276" w:lineRule="auto"/>
+              <w:rPr>
+                <w:rFonts w:ascii="Times New Roman" w:hAnsi="Times New Roman" w:cs="Times New Roman"/>
+              </w:rPr>
+            </w:pPr>
+            <w:r>
+              <w:rPr>
+                <w:rFonts w:ascii="Times New Roman" w:hAnsi="Times New Roman" w:cs="Times New Roman"/>
+              </w:rPr>
+              <w:t>0.</w:t>
+            </w:r>
+            <w:r>
+              <w:rPr>
+                <w:rFonts w:ascii="Times New Roman" w:hAnsi="Times New Roman" w:cs="Times New Roman"/>
+              </w:rPr>
+              <w:t>7808</w:t>
+            </w:r>
+          </w:p>
+        </w:tc>
+      </w:tr>
+      <w:tr>
+        <w:trPr>
+          <w:jc w:val="center"/>
+        </w:trPr>
+        <w:tc>
+          <w:tcPr>
+            <w:tcW w:w="4508" w:type="dxa"/>
+          </w:tcPr>
+          <w:p>
+            <w:pPr>
+              <w:spacing w:line="276" w:lineRule="auto"/>
+              <w:rPr>
+                <w:rFonts w:ascii="Times New Roman" w:hAnsi="Times New Roman" w:cs="Times New Roman"/>
+              </w:rPr>
+            </w:pPr>
+            <w:r>
+              <w:rPr>
+                <w:rFonts w:ascii="Times New Roman" w:hAnsi="Times New Roman" w:cs="Times New Roman"/>
+              </w:rPr>
+              <w:t>Cardiomegaly</w:t>
+            </w:r>
+          </w:p>
+        </w:tc>
+        <w:tc>
+          <w:tcPr>
+            <w:tcW w:w="4508" w:type="dxa"/>
+          </w:tcPr>
+          <w:p>
+            <w:pPr>
+              <w:spacing w:line="276" w:lineRule="auto"/>
+              <w:rPr>
+                <w:rFonts w:ascii="Times New Roman" w:hAnsi="Times New Roman" w:cs="Times New Roman"/>
+              </w:rPr>
+            </w:pPr>
+            <w:r>
+              <w:rPr>
+                <w:rFonts w:ascii="Times New Roman" w:hAnsi="Times New Roman" w:cs="Times New Roman"/>
+              </w:rPr>
+              <w:t>0.</w:t>
+            </w:r>
+            <w:r>
+              <w:rPr>
+                <w:rFonts w:ascii="Times New Roman" w:hAnsi="Times New Roman" w:cs="Times New Roman"/>
+              </w:rPr>
+              <w:t>7956</w:t>
+            </w:r>
+          </w:p>
+        </w:tc>
+      </w:tr>
+      <w:tr>
+        <w:trPr>
+          <w:jc w:val="center"/>
+        </w:trPr>
+        <w:tc>
+          <w:tcPr>
+            <w:tcW w:w="4508" w:type="dxa"/>
+          </w:tcPr>
+          <w:p>
+            <w:pPr>
+              <w:spacing w:line="276" w:lineRule="auto"/>
+              <w:rPr>
+                <w:rFonts w:ascii="Times New Roman" w:hAnsi="Times New Roman" w:cs="Times New Roman"/>
+              </w:rPr>
+            </w:pPr>
+            <w:r>
+              <w:rPr>
+                <w:rFonts w:ascii="Times New Roman" w:hAnsi="Times New Roman" w:cs="Times New Roman"/>
+              </w:rPr>
+              <w:t>Consolidation</w:t>
+            </w:r>
+          </w:p>
+        </w:tc>
+        <w:tc>
+          <w:tcPr>
+            <w:tcW w:w="4508" w:type="dxa"/>
+          </w:tcPr>
+          <w:p>
+            <w:pPr>
+              <w:spacing w:line="276" w:lineRule="auto"/>
+              <w:rPr>
+                <w:rFonts w:ascii="Times New Roman" w:hAnsi="Times New Roman" w:cs="Times New Roman"/>
+              </w:rPr>
+            </w:pPr>
+            <w:r>
+              <w:rPr>
+                <w:rFonts w:ascii="Times New Roman" w:hAnsi="Times New Roman" w:cs="Times New Roman"/>
+              </w:rPr>
+              <w:t>0.</w:t>
+            </w:r>
+            <w:r>
+              <w:rPr>
+                <w:rFonts w:ascii="Times New Roman" w:hAnsi="Times New Roman" w:cs="Times New Roman"/>
+              </w:rPr>
+              <w:t>8610</w:t>
+            </w:r>
+          </w:p>
+        </w:tc>
+      </w:tr>
+      <w:tr>
+        <w:trPr>
+          <w:jc w:val="center"/>
+        </w:trPr>
+        <w:tc>
+          <w:tcPr>
+            <w:tcW w:w="4508" w:type="dxa"/>
+          </w:tcPr>
+          <w:p>
+            <w:pPr>
+              <w:spacing w:line="276" w:lineRule="auto"/>
+              <w:rPr>
+                <w:rFonts w:ascii="Times New Roman" w:hAnsi="Times New Roman" w:cs="Times New Roman"/>
+              </w:rPr>
+            </w:pPr>
+            <w:proofErr w:type="spellStart"/>
+            <w:r>
+              <w:rPr>
+                <w:rFonts w:ascii="Times New Roman" w:hAnsi="Times New Roman" w:cs="Times New Roman"/>
+              </w:rPr>
+              <w:t>Edema</w:t>
+            </w:r>
+            <w:proofErr w:type="spellEnd"/>
+          </w:p>
+        </w:tc>
+        <w:tc>
+          <w:tcPr>
+            <w:tcW w:w="4508" w:type="dxa"/>
+          </w:tcPr>
+          <w:p>
+            <w:pPr>
+              <w:spacing w:line="276" w:lineRule="auto"/>
+              <w:rPr>
+                <w:rFonts w:ascii="Times New Roman" w:hAnsi="Times New Roman" w:cs="Times New Roman"/>
+              </w:rPr>
+            </w:pPr>
+            <w:r>
+              <w:rPr>
+                <w:rFonts w:ascii="Times New Roman" w:hAnsi="Times New Roman" w:cs="Times New Roman"/>
+              </w:rPr>
+              <w:t>0.</w:t>
+            </w:r>
+            <w:r>
+              <w:rPr>
+                <w:rFonts w:ascii="Times New Roman" w:hAnsi="Times New Roman" w:cs="Times New Roman"/>
+              </w:rPr>
+              <w:t>9238</w:t>
+            </w:r>
+          </w:p>
+        </w:tc>
+      </w:tr>
+      <w:tr>
+        <w:trPr>
+          <w:jc w:val="center"/>
+        </w:trPr>
+        <w:tc>
+          <w:tcPr>
+            <w:tcW w:w="4508" w:type="dxa"/>
+          </w:tcPr>
+          <w:p>
+            <w:pPr>
+              <w:spacing w:line="276" w:lineRule="auto"/>
+              <w:rPr>
+                <w:rFonts w:ascii="Times New Roman" w:hAnsi="Times New Roman" w:cs="Times New Roman"/>
+              </w:rPr>
+            </w:pPr>
+            <w:r>
+              <w:rPr>
+                <w:rFonts w:ascii="Times New Roman" w:hAnsi="Times New Roman" w:cs="Times New Roman"/>
+              </w:rPr>
+              <w:t>Pleural Effusion</w:t>
+            </w:r>
+          </w:p>
+        </w:tc>
+        <w:tc>
+          <w:tcPr>
+            <w:tcW w:w="4508" w:type="dxa"/>
+          </w:tcPr>
+          <w:p>
+            <w:pPr>
+              <w:spacing w:line="276" w:lineRule="auto"/>
+              <w:rPr>
+                <w:rFonts w:ascii="Times New Roman" w:hAnsi="Times New Roman" w:cs="Times New Roman"/>
+              </w:rPr>
+            </w:pPr>
+            <w:r>
+              <w:rPr>
+                <w:rFonts w:ascii="Times New Roman" w:hAnsi="Times New Roman" w:cs="Times New Roman"/>
+              </w:rPr>
+              <w:t>0.</w:t>
+            </w:r>
+            <w:r>
+              <w:rPr>
+                <w:rFonts w:ascii="Times New Roman" w:hAnsi="Times New Roman" w:cs="Times New Roman"/>
+              </w:rPr>
+              <w:t>9243</w:t>
+            </w:r>
+          </w:p>
+        </w:tc>
+      </w:tr>
+    </w:tbl>
+    <w:p>
+      <w:pPr>
+        <w:spacing w:line="276" w:lineRule="auto"/>
+        <w:rPr>
+          <w:rFonts w:ascii="Times New Roman" w:hAnsi="Times New Roman" w:cs="Times New Roman"/>
+        </w:rPr>
+      </w:pPr>
+    </w:p>
+    <w:p>
+      <w:pPr>
+        <w:spacing w:line="276" w:lineRule="auto"/>
+        <w:rPr>
+          <w:rFonts w:ascii="Times New Roman" w:hAnsi="Times New Roman" w:cs="Times New Roman"/>
+        </w:rPr>
+      </w:pPr>
+      <w:r>
+        <w:rPr>
+          <w:rFonts w:ascii="Times New Roman" w:hAnsi="Times New Roman" w:cs="Times New Roman"/>
+        </w:rPr>
+        <w:t xml:space="preserve">Contrary to expectations, the transfer learning model did not outperform the baseline CNN. While it achieved strong results for certain conditions such as </w:t>
+      </w:r>
+      <w:proofErr w:type="spellStart"/>
+      <w:r>
+        <w:rPr>
+          <w:rFonts w:ascii="Times New Roman" w:hAnsi="Times New Roman" w:cs="Times New Roman"/>
+        </w:rPr>
+        <w:t>Edema</w:t>
+      </w:r>
+      <w:proofErr w:type="spellEnd"/>
+      <w:r>
+        <w:rPr>
+          <w:rFonts w:ascii="Times New Roman" w:hAnsi="Times New Roman" w:cs="Times New Roman"/>
+        </w:rPr>
+        <w:t xml:space="preserve"> and Pleural Effusion, overall performance was slightly lower.</w:t>
+      </w:r>
+    </w:p>
+    <w:p>
+      <w:pPr>
+        <w:spacing w:line="276" w:lineRule="auto"/>
+        <w:rPr>
+          <w:rFonts w:ascii="Times New Roman" w:hAnsi="Times New Roman" w:cs="Times New Roman"/>
+        </w:rPr>
+      </w:pPr>
     </w:p>
     <w:p>
       <w:pPr>
         <w:pStyle w:val="Heading2"/>
       </w:pPr>
-      <w:bookmarkStart w:id="25" w:name="_Toc227766126"/>
-      <w:r>
-        <w:t xml:space="preserve">4.2 </w:t>
+      <w:r>
+        <w:t>4.2 Comparison with existing solutions</w:t>
+      </w:r>
+    </w:p>
+    <w:p>
+      <w:pPr>
+        <w:spacing w:line="276" w:lineRule="auto"/>
+        <w:rPr>
+          <w:rFonts w:ascii="Times New Roman" w:hAnsi="Times New Roman" w:cs="Times New Roman"/>
+        </w:rPr>
+      </w:pPr>
+      <w:r>
+        <w:rPr>
+          <w:rFonts w:ascii="Times New Roman" w:hAnsi="Times New Roman" w:cs="Times New Roman"/>
+        </w:rPr>
+        <w:t xml:space="preserve">The models were compared against the CheXpert baseline reported by </w:t>
+      </w:r>
+      <w:sdt>
+        <w:sdtPr>
+          <w:rPr>
+            <w:rFonts w:ascii="Times New Roman" w:hAnsi="Times New Roman" w:cs="Times New Roman"/>
+          </w:rPr>
+          <w:id w:val="1307892311"/>
+          <w:citation/>
+        </w:sdtPr>
+        <w:sdtContent>
+          <w:r>
+            <w:rPr>
+              <w:rFonts w:ascii="Times New Roman" w:hAnsi="Times New Roman" w:cs="Times New Roman"/>
+            </w:rPr>
+            <w:fldChar w:fldCharType="begin"/>
+          </w:r>
+          <w:r>
+            <w:rPr>
+              <w:rFonts w:ascii="Times New Roman" w:hAnsi="Times New Roman" w:cs="Times New Roman"/>
+            </w:rPr>
+            <w:instrText xml:space="preserve"> CITATION Irv17 \l 2057 </w:instrText>
+          </w:r>
+          <w:r>
+            <w:rPr>
+              <w:rFonts w:ascii="Times New Roman" w:hAnsi="Times New Roman" w:cs="Times New Roman"/>
+            </w:rPr>
+            <w:fldChar w:fldCharType="separate"/>
+          </w:r>
+          <w:r>
+            <w:rPr>
+              <w:rFonts w:ascii="Times New Roman" w:hAnsi="Times New Roman" w:cs="Times New Roman"/>
+              <w:noProof/>
+            </w:rPr>
+            <w:t>(Irvin, et al., 2017)</w:t>
+          </w:r>
+          <w:r>
+            <w:rPr>
+              <w:rFonts w:ascii="Times New Roman" w:hAnsi="Times New Roman" w:cs="Times New Roman"/>
+            </w:rPr>
+            <w:fldChar w:fldCharType="end"/>
+          </w:r>
+        </w:sdtContent>
+      </w:sdt>
+      <w:r>
+        <w:rPr>
+          <w:rFonts w:ascii="Times New Roman" w:hAnsi="Times New Roman" w:cs="Times New Roman"/>
+        </w:rPr>
+        <w:t>, which achieves a mean AUROC of 0.907 using an ensemble of models.</w:t>
+      </w:r>
+    </w:p>
+    <w:p>
+      <w:pPr>
+        <w:spacing w:line="276" w:lineRule="auto"/>
+        <w:rPr>
+          <w:rFonts w:ascii="Times New Roman" w:hAnsi="Times New Roman" w:cs="Times New Roman"/>
+        </w:rPr>
+      </w:pPr>
+      <w:r>
+        <w:rPr>
+          <w:rFonts w:ascii="Times New Roman" w:hAnsi="Times New Roman" w:cs="Times New Roman"/>
+        </w:rPr>
+        <w:t>Both our models perform below the state-of-the-art baseline, which is expected given that the CheXpert model uses ensemble methods and extensive optimization, as well as our models using a smaller subsampled dataset.</w:t>
+      </w:r>
+    </w:p>
+    <w:p>
+      <w:pPr>
+        <w:pStyle w:val="Heading2"/>
+      </w:pPr>
+      <w:bookmarkStart w:id="33" w:name="_Toc227766904"/>
+      <w:r>
+        <w:t>4.</w:t>
+      </w:r>
+      <w:r>
+        <w:t>3</w:t>
+      </w:r>
+      <w:r>
+        <w:t xml:space="preserve"> </w:t>
       </w:r>
       <w:r>
         <w:t>Interpretation techniques</w:t>
       </w:r>
-      <w:bookmarkEnd w:id="25"/>
+      <w:bookmarkEnd w:id="33"/>
     </w:p>
     <w:p/>
     <w:p/>
-    <w:p/>
+    <w:p>
+      <w:pPr>
+        <w:pStyle w:val="Heading2"/>
+      </w:pPr>
+      <w:r>
+        <w:t>4.4 Model utilization and limitations</w:t>
+      </w:r>
+    </w:p>
+    <w:p>
+      <w:pPr>
+        <w:spacing w:line="276" w:lineRule="auto"/>
+        <w:rPr>
+          <w:rFonts w:ascii="Times New Roman" w:hAnsi="Times New Roman" w:cs="Times New Roman"/>
+        </w:rPr>
+      </w:pPr>
+      <w:r>
+        <w:rPr>
+          <w:rFonts w:ascii="Times New Roman" w:hAnsi="Times New Roman" w:cs="Times New Roman"/>
+        </w:rPr>
+        <w:t xml:space="preserve">Although the DenseNet121 architecture is powerful, the results suggest that its full potential was not fully exploited in this project. There are </w:t>
+      </w:r>
+      <w:proofErr w:type="gramStart"/>
+      <w:r>
+        <w:rPr>
+          <w:rFonts w:ascii="Times New Roman" w:hAnsi="Times New Roman" w:cs="Times New Roman"/>
+        </w:rPr>
+        <w:t>a number of</w:t>
+      </w:r>
+      <w:proofErr w:type="gramEnd"/>
+      <w:r>
+        <w:rPr>
+          <w:rFonts w:ascii="Times New Roman" w:hAnsi="Times New Roman" w:cs="Times New Roman"/>
+        </w:rPr>
+        <w:t xml:space="preserve"> possible reasons, including limited hyperparameter tuning, no ensemble methods, and a relatively small validation set</w:t>
+      </w:r>
+      <w:r>
+        <w:rPr>
+          <w:rFonts w:ascii="Times New Roman" w:hAnsi="Times New Roman" w:cs="Times New Roman"/>
+        </w:rPr>
+        <w:t>. Further experimentation with augmentation strategies could also improve generalization.</w:t>
+      </w:r>
+    </w:p>
     <w:p>
       <w:pPr>
         <w:pStyle w:val="Heading1"/>
       </w:pPr>
-      <w:bookmarkStart w:id="26" w:name="_Toc227766127"/>
+      <w:bookmarkStart w:id="34" w:name="_Toc227766905"/>
       <w:r>
         <w:t xml:space="preserve">5 </w:t>
       </w:r>
       <w:r>
         <w:t>Deployment</w:t>
       </w:r>
-      <w:bookmarkEnd w:id="26"/>
+      <w:bookmarkEnd w:id="34"/>
     </w:p>
     <w:p/>
     <w:p/>
@@ -5147,18 +6857,19 @@
       <w:pPr>
         <w:pStyle w:val="Heading1"/>
       </w:pPr>
-      <w:bookmarkStart w:id="27" w:name="_Toc227766128"/>
-      <w:r>
+      <w:bookmarkStart w:id="35" w:name="_Toc227766906"/>
+      <w:r>
+        <w:lastRenderedPageBreak/>
         <w:t xml:space="preserve">6 </w:t>
       </w:r>
       <w:r>
         <w:t>Conclusion</w:t>
       </w:r>
-      <w:bookmarkEnd w:id="27"/>
+      <w:bookmarkEnd w:id="35"/>
     </w:p>
     <w:p/>
     <w:p/>
-    <w:bookmarkStart w:id="28" w:name="_Toc227766129" w:displacedByCustomXml="next"/>
+    <w:bookmarkStart w:id="36" w:name="_Toc227766907" w:displacedByCustomXml="next"/>
     <w:sdt>
       <w:sdtPr>
         <w:rPr>
@@ -5181,7 +6892,7 @@
           <w:r>
             <w:t>References</w:t>
           </w:r>
-          <w:bookmarkEnd w:id="28"/>
+          <w:bookmarkEnd w:id="36"/>
         </w:p>
         <w:sdt>
           <w:sdtPr>
@@ -5422,7 +7133,6 @@
                   <w:noProof/>
                   <w:lang w:val="nb-NO"/>
                 </w:rPr>
-                <w:lastRenderedPageBreak/>
                 <w:t xml:space="preserve">Nasser, A. A., &amp; Akhloufi, M. A. (2023). </w:t>
               </w:r>
               <w:r>
@@ -5487,6 +7197,7 @@
                 <w:rPr>
                   <w:noProof/>
                 </w:rPr>
+                <w:lastRenderedPageBreak/>
                 <w:t xml:space="preserve">Rajpurkar, P., Irvin, J., Zhu, K., Yang, B., Mehta, H., Duan, T., . . . Ng, A. Y. (2017). CheXNet: Radiologist-Level Pneumonia Detection on Chest X-Rays with Deep Learning. </w:t>
               </w:r>
               <w:r>
@@ -5608,10 +7319,10 @@
     <w:p/>
     <w:p/>
     <w:sectPr>
-      <w:headerReference w:type="default" r:id="rId15"/>
-      <w:footerReference w:type="default" r:id="rId16"/>
-      <w:headerReference w:type="first" r:id="rId17"/>
-      <w:footerReference w:type="first" r:id="rId18"/>
+      <w:headerReference w:type="default" r:id="rId17"/>
+      <w:footerReference w:type="default" r:id="rId18"/>
+      <w:headerReference w:type="first" r:id="rId19"/>
+      <w:footerReference w:type="first" r:id="rId20"/>
       <w:pgSz w:w="11906" w:h="16838"/>
       <w:pgMar w:top="1440" w:right="1440" w:bottom="1440" w:left="1440" w:header="720" w:footer="720" w:gutter="0"/>
       <w:cols w:space="720"/>
@@ -7635,6 +9346,19 @@
       <w:contextualSpacing/>
     </w:pPr>
   </w:style>
+  <w:style w:type="paragraph" w:styleId="TOC3">
+    <w:name w:val="toc 3"/>
+    <w:basedOn w:val="Normal"/>
+    <w:next w:val="Normal"/>
+    <w:autoRedefine/>
+    <w:uiPriority w:val="39"/>
+    <w:unhideWhenUsed/>
+    <w:rsid w:val="00AA77E9"/>
+    <w:pPr>
+      <w:spacing w:after="100"/>
+      <w:ind w:left="480"/>
+    </w:pPr>
+  </w:style>
 </w:styles>
 </file>
 

--- a/Report and figures/Project report.docx
+++ b/Report and figures/Project report.docx
@@ -61,7 +61,7 @@
           <w:szCs w:val="36"/>
         </w:rPr>
       </w:pPr>
-      <w:bookmarkStart w:id="0" w:name="_Toc227766885"/>
+      <w:bookmarkStart w:id="0" w:name="_Toc228185329"/>
       <w:r>
         <w:rPr>
           <w:color w:val="auto"/>
@@ -104,7 +104,7 @@
         <w:pStyle w:val="Title"/>
       </w:pPr>
       <w:r>
-        <w:t xml:space="preserve">Project title </w:t>
+        <w:t>Multi-Label Classification of Chest X-Ray Pathologies Using Convolutional Neural Networks and Transfer Learning</w:t>
       </w:r>
     </w:p>
     <w:p>
@@ -116,7 +116,6 @@
       </w:pPr>
     </w:p>
     <w:p/>
-    <w:p/>
     <w:p>
       <w:pPr>
         <w:rPr>
@@ -267,55 +266,43 @@
           <w:sz w:val="28"/>
           <w:szCs w:val="28"/>
         </w:rPr>
-        <w:t xml:space="preserve">Magne </w:t>
-      </w:r>
-      <w:proofErr w:type="spellStart"/>
+        <w:t>Magne Svalland</w:t>
+      </w:r>
       <w:r>
         <w:rPr>
           <w:sz w:val="28"/>
           <w:szCs w:val="28"/>
         </w:rPr>
-        <w:t>Svalland</w:t>
-      </w:r>
-      <w:proofErr w:type="spellEnd"/>
+        <w:t xml:space="preserve"> </w:t>
+      </w:r>
       <w:r>
         <w:rPr>
           <w:sz w:val="28"/>
           <w:szCs w:val="28"/>
         </w:rPr>
-        <w:t xml:space="preserve"> </w:t>
+        <w:t>(</w:t>
       </w:r>
       <w:r>
         <w:rPr>
           <w:sz w:val="28"/>
           <w:szCs w:val="28"/>
         </w:rPr>
-        <w:t>(</w:t>
+        <w:t xml:space="preserve">candidate number </w:t>
       </w:r>
       <w:r>
         <w:rPr>
           <w:sz w:val="28"/>
           <w:szCs w:val="28"/>
         </w:rPr>
-        <w:t xml:space="preserve">candidate number </w:t>
+        <w:t>678287</w:t>
       </w:r>
       <w:r>
         <w:rPr>
           <w:sz w:val="28"/>
           <w:szCs w:val="28"/>
         </w:rPr>
-        <w:t>678287</w:t>
-      </w:r>
-      <w:r>
-        <w:rPr>
-          <w:sz w:val="28"/>
-          <w:szCs w:val="28"/>
-        </w:rPr>
         <w:t>)</w:t>
       </w:r>
-    </w:p>
-    <w:p/>
-    <w:p>
       <w:r>
         <w:br w:type="page"/>
       </w:r>
@@ -373,7 +360,7 @@
           <w:r>
             <w:fldChar w:fldCharType="separate"/>
           </w:r>
-          <w:hyperlink w:anchor="_Toc227766885" w:history="1">
+          <w:hyperlink w:anchor="_Toc228185329" w:history="1">
             <w:r>
               <w:rPr>
                 <w:rStyle w:val="Hyperlink"/>
@@ -400,7 +387,7 @@
                 <w:noProof/>
                 <w:webHidden/>
               </w:rPr>
-              <w:instrText xml:space="preserve"> PAGEREF _Toc227766885 \h </w:instrText>
+              <w:instrText xml:space="preserve"> PAGEREF _Toc228185329 \h </w:instrText>
             </w:r>
             <w:r>
               <w:rPr>
@@ -444,7 +431,7 @@
               <w14:ligatures w14:val="standardContextual"/>
             </w:rPr>
           </w:pPr>
-          <w:hyperlink w:anchor="_Toc227766886" w:history="1">
+          <w:hyperlink w:anchor="_Toc228185330" w:history="1">
             <w:r>
               <w:rPr>
                 <w:rStyle w:val="Hyperlink"/>
@@ -471,7 +458,7 @@
                 <w:noProof/>
                 <w:webHidden/>
               </w:rPr>
-              <w:instrText xml:space="preserve"> PAGEREF _Toc227766886 \h </w:instrText>
+              <w:instrText xml:space="preserve"> PAGEREF _Toc228185330 \h </w:instrText>
             </w:r>
             <w:r>
               <w:rPr>
@@ -515,7 +502,7 @@
               <w14:ligatures w14:val="standardContextual"/>
             </w:rPr>
           </w:pPr>
-          <w:hyperlink w:anchor="_Toc227766887" w:history="1">
+          <w:hyperlink w:anchor="_Toc228185331" w:history="1">
             <w:r>
               <w:rPr>
                 <w:rStyle w:val="Hyperlink"/>
@@ -542,7 +529,7 @@
                 <w:noProof/>
                 <w:webHidden/>
               </w:rPr>
-              <w:instrText xml:space="preserve"> PAGEREF _Toc227766887 \h </w:instrText>
+              <w:instrText xml:space="preserve"> PAGEREF _Toc228185331 \h </w:instrText>
             </w:r>
             <w:r>
               <w:rPr>
@@ -586,7 +573,7 @@
               <w14:ligatures w14:val="standardContextual"/>
             </w:rPr>
           </w:pPr>
-          <w:hyperlink w:anchor="_Toc227766888" w:history="1">
+          <w:hyperlink w:anchor="_Toc228185332" w:history="1">
             <w:r>
               <w:rPr>
                 <w:rStyle w:val="Hyperlink"/>
@@ -613,7 +600,7 @@
                 <w:noProof/>
                 <w:webHidden/>
               </w:rPr>
-              <w:instrText xml:space="preserve"> PAGEREF _Toc227766888 \h </w:instrText>
+              <w:instrText xml:space="preserve"> PAGEREF _Toc228185332 \h </w:instrText>
             </w:r>
             <w:r>
               <w:rPr>
@@ -657,7 +644,7 @@
               <w14:ligatures w14:val="standardContextual"/>
             </w:rPr>
           </w:pPr>
-          <w:hyperlink w:anchor="_Toc227766889" w:history="1">
+          <w:hyperlink w:anchor="_Toc228185333" w:history="1">
             <w:r>
               <w:rPr>
                 <w:rStyle w:val="Hyperlink"/>
@@ -684,7 +671,7 @@
                 <w:noProof/>
                 <w:webHidden/>
               </w:rPr>
-              <w:instrText xml:space="preserve"> PAGEREF _Toc227766889 \h </w:instrText>
+              <w:instrText xml:space="preserve"> PAGEREF _Toc228185333 \h </w:instrText>
             </w:r>
             <w:r>
               <w:rPr>
@@ -728,7 +715,7 @@
               <w14:ligatures w14:val="standardContextual"/>
             </w:rPr>
           </w:pPr>
-          <w:hyperlink w:anchor="_Toc227766890" w:history="1">
+          <w:hyperlink w:anchor="_Toc228185334" w:history="1">
             <w:r>
               <w:rPr>
                 <w:rStyle w:val="Hyperlink"/>
@@ -755,7 +742,7 @@
                 <w:noProof/>
                 <w:webHidden/>
               </w:rPr>
-              <w:instrText xml:space="preserve"> PAGEREF _Toc227766890 \h </w:instrText>
+              <w:instrText xml:space="preserve"> PAGEREF _Toc228185334 \h </w:instrText>
             </w:r>
             <w:r>
               <w:rPr>
@@ -799,7 +786,7 @@
               <w14:ligatures w14:val="standardContextual"/>
             </w:rPr>
           </w:pPr>
-          <w:hyperlink w:anchor="_Toc227766891" w:history="1">
+          <w:hyperlink w:anchor="_Toc228185335" w:history="1">
             <w:r>
               <w:rPr>
                 <w:rStyle w:val="Hyperlink"/>
@@ -826,7 +813,7 @@
                 <w:noProof/>
                 <w:webHidden/>
               </w:rPr>
-              <w:instrText xml:space="preserve"> PAGEREF _Toc227766891 \h </w:instrText>
+              <w:instrText xml:space="preserve"> PAGEREF _Toc228185335 \h </w:instrText>
             </w:r>
             <w:r>
               <w:rPr>
@@ -846,7 +833,7 @@
                 <w:noProof/>
                 <w:webHidden/>
               </w:rPr>
-              <w:t>6</w:t>
+              <w:t>5</w:t>
             </w:r>
             <w:r>
               <w:rPr>
@@ -870,7 +857,7 @@
               <w14:ligatures w14:val="standardContextual"/>
             </w:rPr>
           </w:pPr>
-          <w:hyperlink w:anchor="_Toc227766892" w:history="1">
+          <w:hyperlink w:anchor="_Toc228185336" w:history="1">
             <w:r>
               <w:rPr>
                 <w:rStyle w:val="Hyperlink"/>
@@ -897,7 +884,7 @@
                 <w:noProof/>
                 <w:webHidden/>
               </w:rPr>
-              <w:instrText xml:space="preserve"> PAGEREF _Toc227766892 \h </w:instrText>
+              <w:instrText xml:space="preserve"> PAGEREF _Toc228185336 \h </w:instrText>
             </w:r>
             <w:r>
               <w:rPr>
@@ -917,7 +904,7 @@
                 <w:noProof/>
                 <w:webHidden/>
               </w:rPr>
-              <w:t>7</w:t>
+              <w:t>6</w:t>
             </w:r>
             <w:r>
               <w:rPr>
@@ -941,7 +928,7 @@
               <w14:ligatures w14:val="standardContextual"/>
             </w:rPr>
           </w:pPr>
-          <w:hyperlink w:anchor="_Toc227766893" w:history="1">
+          <w:hyperlink w:anchor="_Toc228185337" w:history="1">
             <w:r>
               <w:rPr>
                 <w:rStyle w:val="Hyperlink"/>
@@ -968,7 +955,7 @@
                 <w:noProof/>
                 <w:webHidden/>
               </w:rPr>
-              <w:instrText xml:space="preserve"> PAGEREF _Toc227766893 \h </w:instrText>
+              <w:instrText xml:space="preserve"> PAGEREF _Toc228185337 \h </w:instrText>
             </w:r>
             <w:r>
               <w:rPr>
@@ -988,7 +975,7 @@
                 <w:noProof/>
                 <w:webHidden/>
               </w:rPr>
-              <w:t>9</w:t>
+              <w:t>8</w:t>
             </w:r>
             <w:r>
               <w:rPr>
@@ -1012,7 +999,7 @@
               <w14:ligatures w14:val="standardContextual"/>
             </w:rPr>
           </w:pPr>
-          <w:hyperlink w:anchor="_Toc227766894" w:history="1">
+          <w:hyperlink w:anchor="_Toc228185338" w:history="1">
             <w:r>
               <w:rPr>
                 <w:rStyle w:val="Hyperlink"/>
@@ -1039,7 +1026,7 @@
                 <w:noProof/>
                 <w:webHidden/>
               </w:rPr>
-              <w:instrText xml:space="preserve"> PAGEREF _Toc227766894 \h </w:instrText>
+              <w:instrText xml:space="preserve"> PAGEREF _Toc228185338 \h </w:instrText>
             </w:r>
             <w:r>
               <w:rPr>
@@ -1059,7 +1046,7 @@
                 <w:noProof/>
                 <w:webHidden/>
               </w:rPr>
-              <w:t>10</w:t>
+              <w:t>9</w:t>
             </w:r>
             <w:r>
               <w:rPr>
@@ -1083,7 +1070,7 @@
               <w14:ligatures w14:val="standardContextual"/>
             </w:rPr>
           </w:pPr>
-          <w:hyperlink w:anchor="_Toc227766895" w:history="1">
+          <w:hyperlink w:anchor="_Toc228185339" w:history="1">
             <w:r>
               <w:rPr>
                 <w:rStyle w:val="Hyperlink"/>
@@ -1110,7 +1097,7 @@
                 <w:noProof/>
                 <w:webHidden/>
               </w:rPr>
-              <w:instrText xml:space="preserve"> PAGEREF _Toc227766895 \h </w:instrText>
+              <w:instrText xml:space="preserve"> PAGEREF _Toc228185339 \h </w:instrText>
             </w:r>
             <w:r>
               <w:rPr>
@@ -1130,7 +1117,7 @@
                 <w:noProof/>
                 <w:webHidden/>
               </w:rPr>
-              <w:t>10</w:t>
+              <w:t>9</w:t>
             </w:r>
             <w:r>
               <w:rPr>
@@ -1154,7 +1141,7 @@
               <w14:ligatures w14:val="standardContextual"/>
             </w:rPr>
           </w:pPr>
-          <w:hyperlink w:anchor="_Toc227766896" w:history="1">
+          <w:hyperlink w:anchor="_Toc228185340" w:history="1">
             <w:r>
               <w:rPr>
                 <w:rStyle w:val="Hyperlink"/>
@@ -1181,7 +1168,7 @@
                 <w:noProof/>
                 <w:webHidden/>
               </w:rPr>
-              <w:instrText xml:space="preserve"> PAGEREF _Toc227766896 \h </w:instrText>
+              <w:instrText xml:space="preserve"> PAGEREF _Toc228185340 \h </w:instrText>
             </w:r>
             <w:r>
               <w:rPr>
@@ -1201,7 +1188,7 @@
                 <w:noProof/>
                 <w:webHidden/>
               </w:rPr>
-              <w:t>10</w:t>
+              <w:t>9</w:t>
             </w:r>
             <w:r>
               <w:rPr>
@@ -1225,7 +1212,7 @@
               <w14:ligatures w14:val="standardContextual"/>
             </w:rPr>
           </w:pPr>
-          <w:hyperlink w:anchor="_Toc227766897" w:history="1">
+          <w:hyperlink w:anchor="_Toc228185341" w:history="1">
             <w:r>
               <w:rPr>
                 <w:rStyle w:val="Hyperlink"/>
@@ -1252,7 +1239,7 @@
                 <w:noProof/>
                 <w:webHidden/>
               </w:rPr>
-              <w:instrText xml:space="preserve"> PAGEREF _Toc227766897 \h </w:instrText>
+              <w:instrText xml:space="preserve"> PAGEREF _Toc228185341 \h </w:instrText>
             </w:r>
             <w:r>
               <w:rPr>
@@ -1272,7 +1259,7 @@
                 <w:noProof/>
                 <w:webHidden/>
               </w:rPr>
-              <w:t>11</w:t>
+              <w:t>9</w:t>
             </w:r>
             <w:r>
               <w:rPr>
@@ -1296,7 +1283,7 @@
               <w14:ligatures w14:val="standardContextual"/>
             </w:rPr>
           </w:pPr>
-          <w:hyperlink w:anchor="_Toc227766898" w:history="1">
+          <w:hyperlink w:anchor="_Toc228185342" w:history="1">
             <w:r>
               <w:rPr>
                 <w:rStyle w:val="Hyperlink"/>
@@ -1323,7 +1310,7 @@
                 <w:noProof/>
                 <w:webHidden/>
               </w:rPr>
-              <w:instrText xml:space="preserve"> PAGEREF _Toc227766898 \h </w:instrText>
+              <w:instrText xml:space="preserve"> PAGEREF _Toc228185342 \h </w:instrText>
             </w:r>
             <w:r>
               <w:rPr>
@@ -1343,7 +1330,7 @@
                 <w:noProof/>
                 <w:webHidden/>
               </w:rPr>
-              <w:t>11</w:t>
+              <w:t>10</w:t>
             </w:r>
             <w:r>
               <w:rPr>
@@ -1367,7 +1354,7 @@
               <w14:ligatures w14:val="standardContextual"/>
             </w:rPr>
           </w:pPr>
-          <w:hyperlink w:anchor="_Toc227766899" w:history="1">
+          <w:hyperlink w:anchor="_Toc228185343" w:history="1">
             <w:r>
               <w:rPr>
                 <w:rStyle w:val="Hyperlink"/>
@@ -1394,7 +1381,7 @@
                 <w:noProof/>
                 <w:webHidden/>
               </w:rPr>
-              <w:instrText xml:space="preserve"> PAGEREF _Toc227766899 \h </w:instrText>
+              <w:instrText xml:space="preserve"> PAGEREF _Toc228185343 \h </w:instrText>
             </w:r>
             <w:r>
               <w:rPr>
@@ -1414,7 +1401,7 @@
                 <w:noProof/>
                 <w:webHidden/>
               </w:rPr>
-              <w:t>12</w:t>
+              <w:t>11</w:t>
             </w:r>
             <w:r>
               <w:rPr>
@@ -1438,7 +1425,7 @@
               <w14:ligatures w14:val="standardContextual"/>
             </w:rPr>
           </w:pPr>
-          <w:hyperlink w:anchor="_Toc227766900" w:history="1">
+          <w:hyperlink w:anchor="_Toc228185344" w:history="1">
             <w:r>
               <w:rPr>
                 <w:rStyle w:val="Hyperlink"/>
@@ -1465,7 +1452,7 @@
                 <w:noProof/>
                 <w:webHidden/>
               </w:rPr>
-              <w:instrText xml:space="preserve"> PAGEREF _Toc227766900 \h </w:instrText>
+              <w:instrText xml:space="preserve"> PAGEREF _Toc228185344 \h </w:instrText>
             </w:r>
             <w:r>
               <w:rPr>
@@ -1485,7 +1472,7 @@
                 <w:noProof/>
                 <w:webHidden/>
               </w:rPr>
-              <w:t>13</w:t>
+              <w:t>12</w:t>
             </w:r>
             <w:r>
               <w:rPr>
@@ -1509,7 +1496,7 @@
               <w14:ligatures w14:val="standardContextual"/>
             </w:rPr>
           </w:pPr>
-          <w:hyperlink w:anchor="_Toc227766901" w:history="1">
+          <w:hyperlink w:anchor="_Toc228185345" w:history="1">
             <w:r>
               <w:rPr>
                 <w:rStyle w:val="Hyperlink"/>
@@ -1536,7 +1523,7 @@
                 <w:noProof/>
                 <w:webHidden/>
               </w:rPr>
-              <w:instrText xml:space="preserve"> PAGEREF _Toc227766901 \h </w:instrText>
+              <w:instrText xml:space="preserve"> PAGEREF _Toc228185345 \h </w:instrText>
             </w:r>
             <w:r>
               <w:rPr>
@@ -1556,7 +1543,7 @@
                 <w:noProof/>
                 <w:webHidden/>
               </w:rPr>
-              <w:t>13</w:t>
+              <w:t>12</w:t>
             </w:r>
             <w:r>
               <w:rPr>
@@ -1575,9 +1562,12 @@
             </w:tabs>
             <w:rPr>
               <w:noProof/>
+              <w:kern w:val="2"/>
+              <w:lang w:val="nb-NO" w:eastAsia="nb-NO"/>
+              <w14:ligatures w14:val="standardContextual"/>
             </w:rPr>
           </w:pPr>
-          <w:hyperlink w:anchor="_Toc227766902" w:history="1">
+          <w:hyperlink w:anchor="_Toc228185346" w:history="1">
             <w:r>
               <w:rPr>
                 <w:rStyle w:val="Hyperlink"/>
@@ -1604,7 +1594,7 @@
                 <w:noProof/>
                 <w:webHidden/>
               </w:rPr>
-              <w:instrText xml:space="preserve"> PAGEREF _Toc227766902 \h </w:instrText>
+              <w:instrText xml:space="preserve"> PAGEREF _Toc228185346 \h </w:instrText>
             </w:r>
             <w:r>
               <w:rPr>
@@ -1624,7 +1614,7 @@
                 <w:noProof/>
                 <w:webHidden/>
               </w:rPr>
-              <w:t>13</w:t>
+              <w:t>12</w:t>
             </w:r>
             <w:r>
               <w:rPr>
@@ -1643,9 +1633,12 @@
             </w:tabs>
             <w:rPr>
               <w:noProof/>
+              <w:kern w:val="2"/>
+              <w:lang w:val="nb-NO" w:eastAsia="nb-NO"/>
+              <w14:ligatures w14:val="standardContextual"/>
             </w:rPr>
           </w:pPr>
-          <w:hyperlink w:anchor="_Toc227766903" w:history="1">
+          <w:hyperlink w:anchor="_Toc228185347" w:history="1">
             <w:r>
               <w:rPr>
                 <w:rStyle w:val="Hyperlink"/>
@@ -1672,7 +1665,7 @@
                 <w:noProof/>
                 <w:webHidden/>
               </w:rPr>
-              <w:instrText xml:space="preserve"> PAGEREF _Toc227766903 \h </w:instrText>
+              <w:instrText xml:space="preserve"> PAGEREF _Toc228185347 \h </w:instrText>
             </w:r>
             <w:r>
               <w:rPr>
@@ -1692,7 +1685,7 @@
                 <w:noProof/>
                 <w:webHidden/>
               </w:rPr>
-              <w:t>14</w:t>
+              <w:t>13</w:t>
             </w:r>
             <w:r>
               <w:rPr>
@@ -1716,13 +1709,13 @@
               <w14:ligatures w14:val="standardContextual"/>
             </w:rPr>
           </w:pPr>
-          <w:hyperlink w:anchor="_Toc227766904" w:history="1">
+          <w:hyperlink w:anchor="_Toc228185348" w:history="1">
             <w:r>
               <w:rPr>
                 <w:rStyle w:val="Hyperlink"/>
                 <w:noProof/>
               </w:rPr>
-              <w:t>4.2 Interpretation techniques</w:t>
+              <w:t>4.2 Comparison with existing solutions</w:t>
             </w:r>
             <w:r>
               <w:rPr>
@@ -1743,7 +1736,7 @@
                 <w:noProof/>
                 <w:webHidden/>
               </w:rPr>
-              <w:instrText xml:space="preserve"> PAGEREF _Toc227766904 \h </w:instrText>
+              <w:instrText xml:space="preserve"> PAGEREF _Toc228185348 \h </w:instrText>
             </w:r>
             <w:r>
               <w:rPr>
@@ -1764,6 +1757,148 @@
                 <w:webHidden/>
               </w:rPr>
               <w:t>14</w:t>
+            </w:r>
+            <w:r>
+              <w:rPr>
+                <w:noProof/>
+                <w:webHidden/>
+              </w:rPr>
+              <w:fldChar w:fldCharType="end"/>
+            </w:r>
+          </w:hyperlink>
+        </w:p>
+        <w:p>
+          <w:pPr>
+            <w:pStyle w:val="TOC2"/>
+            <w:tabs>
+              <w:tab w:val="right" w:leader="dot" w:pos="9016"/>
+            </w:tabs>
+            <w:rPr>
+              <w:noProof/>
+              <w:kern w:val="2"/>
+              <w:lang w:val="nb-NO" w:eastAsia="nb-NO"/>
+              <w14:ligatures w14:val="standardContextual"/>
+            </w:rPr>
+          </w:pPr>
+          <w:hyperlink w:anchor="_Toc228185349" w:history="1">
+            <w:r>
+              <w:rPr>
+                <w:rStyle w:val="Hyperlink"/>
+                <w:noProof/>
+              </w:rPr>
+              <w:t>4.3 Interpretation techniques</w:t>
+            </w:r>
+            <w:r>
+              <w:rPr>
+                <w:noProof/>
+                <w:webHidden/>
+              </w:rPr>
+              <w:tab/>
+            </w:r>
+            <w:r>
+              <w:rPr>
+                <w:noProof/>
+                <w:webHidden/>
+              </w:rPr>
+              <w:fldChar w:fldCharType="begin"/>
+            </w:r>
+            <w:r>
+              <w:rPr>
+                <w:noProof/>
+                <w:webHidden/>
+              </w:rPr>
+              <w:instrText xml:space="preserve"> PAGEREF _Toc228185349 \h </w:instrText>
+            </w:r>
+            <w:r>
+              <w:rPr>
+                <w:noProof/>
+                <w:webHidden/>
+              </w:rPr>
+            </w:r>
+            <w:r>
+              <w:rPr>
+                <w:noProof/>
+                <w:webHidden/>
+              </w:rPr>
+              <w:fldChar w:fldCharType="separate"/>
+            </w:r>
+            <w:r>
+              <w:rPr>
+                <w:noProof/>
+                <w:webHidden/>
+              </w:rPr>
+              <w:t>14</w:t>
+            </w:r>
+            <w:r>
+              <w:rPr>
+                <w:noProof/>
+                <w:webHidden/>
+              </w:rPr>
+              <w:fldChar w:fldCharType="end"/>
+            </w:r>
+          </w:hyperlink>
+        </w:p>
+        <w:p>
+          <w:pPr>
+            <w:pStyle w:val="TOC2"/>
+            <w:tabs>
+              <w:tab w:val="right" w:leader="dot" w:pos="9016"/>
+            </w:tabs>
+            <w:rPr>
+              <w:noProof/>
+              <w:kern w:val="2"/>
+              <w:lang w:val="nb-NO" w:eastAsia="nb-NO"/>
+              <w14:ligatures w14:val="standardContextual"/>
+            </w:rPr>
+          </w:pPr>
+          <w:hyperlink w:anchor="_Toc228185350" w:history="1">
+            <w:r>
+              <w:rPr>
+                <w:rStyle w:val="Hyperlink"/>
+                <w:noProof/>
+              </w:rPr>
+              <w:t>4.4 Model utilization and limitations</w:t>
+            </w:r>
+            <w:r>
+              <w:rPr>
+                <w:noProof/>
+                <w:webHidden/>
+              </w:rPr>
+              <w:tab/>
+            </w:r>
+            <w:r>
+              <w:rPr>
+                <w:noProof/>
+                <w:webHidden/>
+              </w:rPr>
+              <w:fldChar w:fldCharType="begin"/>
+            </w:r>
+            <w:r>
+              <w:rPr>
+                <w:noProof/>
+                <w:webHidden/>
+              </w:rPr>
+              <w:instrText xml:space="preserve"> PAGEREF _Toc228185350 \h </w:instrText>
+            </w:r>
+            <w:r>
+              <w:rPr>
+                <w:noProof/>
+                <w:webHidden/>
+              </w:rPr>
+            </w:r>
+            <w:r>
+              <w:rPr>
+                <w:noProof/>
+                <w:webHidden/>
+              </w:rPr>
+              <w:fldChar w:fldCharType="separate"/>
+            </w:r>
+            <w:r>
+              <w:rPr>
+                <w:noProof/>
+                <w:webHidden/>
+              </w:rPr>
+              <w:t>15</w:t>
             </w:r>
             <w:r>
               <w:rPr>
@@ -1787,7 +1922,7 @@
               <w14:ligatures w14:val="standardContextual"/>
             </w:rPr>
           </w:pPr>
-          <w:hyperlink w:anchor="_Toc227766905" w:history="1">
+          <w:hyperlink w:anchor="_Toc228185351" w:history="1">
             <w:r>
               <w:rPr>
                 <w:rStyle w:val="Hyperlink"/>
@@ -1814,7 +1949,7 @@
                 <w:noProof/>
                 <w:webHidden/>
               </w:rPr>
-              <w:instrText xml:space="preserve"> PAGEREF _Toc227766905 \h </w:instrText>
+              <w:instrText xml:space="preserve"> PAGEREF _Toc228185351 \h </w:instrText>
             </w:r>
             <w:r>
               <w:rPr>
@@ -1834,7 +1969,7 @@
                 <w:noProof/>
                 <w:webHidden/>
               </w:rPr>
-              <w:t>14</w:t>
+              <w:t>15</w:t>
             </w:r>
             <w:r>
               <w:rPr>
@@ -1858,7 +1993,7 @@
               <w14:ligatures w14:val="standardContextual"/>
             </w:rPr>
           </w:pPr>
-          <w:hyperlink w:anchor="_Toc227766906" w:history="1">
+          <w:hyperlink w:anchor="_Toc228185352" w:history="1">
             <w:r>
               <w:rPr>
                 <w:rStyle w:val="Hyperlink"/>
@@ -1885,7 +2020,7 @@
                 <w:noProof/>
                 <w:webHidden/>
               </w:rPr>
-              <w:instrText xml:space="preserve"> PAGEREF _Toc227766906 \h </w:instrText>
+              <w:instrText xml:space="preserve"> PAGEREF _Toc228185352 \h </w:instrText>
             </w:r>
             <w:r>
               <w:rPr>
@@ -1905,7 +2040,7 @@
                 <w:noProof/>
                 <w:webHidden/>
               </w:rPr>
-              <w:t>14</w:t>
+              <w:t>16</w:t>
             </w:r>
             <w:r>
               <w:rPr>
@@ -1929,7 +2064,7 @@
               <w14:ligatures w14:val="standardContextual"/>
             </w:rPr>
           </w:pPr>
-          <w:hyperlink w:anchor="_Toc227766907" w:history="1">
+          <w:hyperlink w:anchor="_Toc228185353" w:history="1">
             <w:r>
               <w:rPr>
                 <w:rStyle w:val="Hyperlink"/>
@@ -1956,7 +2091,7 @@
                 <w:noProof/>
                 <w:webHidden/>
               </w:rPr>
-              <w:instrText xml:space="preserve"> PAGEREF _Toc227766907 \h </w:instrText>
+              <w:instrText xml:space="preserve"> PAGEREF _Toc228185353 \h </w:instrText>
             </w:r>
             <w:r>
               <w:rPr>
@@ -1976,7 +2111,7 @@
                 <w:noProof/>
                 <w:webHidden/>
               </w:rPr>
-              <w:t>14</w:t>
+              <w:t>17</w:t>
             </w:r>
             <w:r>
               <w:rPr>
@@ -2002,13 +2137,11 @@
     <w:p/>
     <w:p/>
     <w:p/>
-    <w:p/>
-    <w:p/>
     <w:p>
       <w:pPr>
         <w:pStyle w:val="Heading1"/>
       </w:pPr>
-      <w:bookmarkStart w:id="1" w:name="_Toc227766886"/>
+      <w:bookmarkStart w:id="1" w:name="_Toc228185330"/>
       <w:r>
         <w:lastRenderedPageBreak/>
         <w:t>Table of figures</w:t>
@@ -2037,7 +2170,7 @@
       <w:r>
         <w:fldChar w:fldCharType="separate"/>
       </w:r>
-      <w:hyperlink w:anchor="_Toc227766908" w:history="1">
+      <w:hyperlink w:anchor="_Toc228185354" w:history="1">
         <w:r>
           <w:rPr>
             <w:rStyle w:val="Hyperlink"/>
@@ -2064,7 +2197,78 @@
             <w:noProof/>
             <w:webHidden/>
           </w:rPr>
-          <w:instrText xml:space="preserve"> PAGEREF _Toc227766908 \h </w:instrText>
+          <w:instrText xml:space="preserve"> PAGEREF _Toc228185354 \h </w:instrText>
+        </w:r>
+        <w:r>
+          <w:rPr>
+            <w:noProof/>
+            <w:webHidden/>
+          </w:rPr>
+        </w:r>
+        <w:r>
+          <w:rPr>
+            <w:noProof/>
+            <w:webHidden/>
+          </w:rPr>
+          <w:fldChar w:fldCharType="separate"/>
+        </w:r>
+        <w:r>
+          <w:rPr>
+            <w:noProof/>
+            <w:webHidden/>
+          </w:rPr>
+          <w:t>6</w:t>
+        </w:r>
+        <w:r>
+          <w:rPr>
+            <w:noProof/>
+            <w:webHidden/>
+          </w:rPr>
+          <w:fldChar w:fldCharType="end"/>
+        </w:r>
+      </w:hyperlink>
+    </w:p>
+    <w:p>
+      <w:pPr>
+        <w:pStyle w:val="TableofFigures"/>
+        <w:tabs>
+          <w:tab w:val="right" w:leader="dot" w:pos="9016"/>
+        </w:tabs>
+        <w:rPr>
+          <w:noProof/>
+          <w:kern w:val="2"/>
+          <w:lang w:val="nb-NO" w:eastAsia="nb-NO"/>
+          <w14:ligatures w14:val="standardContextual"/>
+        </w:rPr>
+      </w:pPr>
+      <w:hyperlink w:anchor="_Toc228185355" w:history="1">
+        <w:r>
+          <w:rPr>
+            <w:rStyle w:val="Hyperlink"/>
+            <w:noProof/>
+          </w:rPr>
+          <w:t>Figure 2: Label distribution in the dataset</w:t>
+        </w:r>
+        <w:r>
+          <w:rPr>
+            <w:noProof/>
+            <w:webHidden/>
+          </w:rPr>
+          <w:tab/>
+        </w:r>
+        <w:r>
+          <w:rPr>
+            <w:noProof/>
+            <w:webHidden/>
+          </w:rPr>
+          <w:fldChar w:fldCharType="begin"/>
+        </w:r>
+        <w:r>
+          <w:rPr>
+            <w:noProof/>
+            <w:webHidden/>
+          </w:rPr>
+          <w:instrText xml:space="preserve"> PAGEREF _Toc228185355 \h </w:instrText>
         </w:r>
         <w:r>
           <w:rPr>
@@ -2108,13 +2312,13 @@
           <w14:ligatures w14:val="standardContextual"/>
         </w:rPr>
       </w:pPr>
-      <w:hyperlink w:anchor="_Toc227766909" w:history="1">
+      <w:hyperlink w:anchor="_Toc228185356" w:history="1">
         <w:r>
           <w:rPr>
             <w:rStyle w:val="Hyperlink"/>
             <w:noProof/>
           </w:rPr>
-          <w:t>Figure 2: Label distribution in the dataset</w:t>
+          <w:t>Figure 3: Distribution of uncertain labels</w:t>
         </w:r>
         <w:r>
           <w:rPr>
@@ -2135,7 +2339,78 @@
             <w:noProof/>
             <w:webHidden/>
           </w:rPr>
-          <w:instrText xml:space="preserve"> PAGEREF _Toc227766909 \h </w:instrText>
+          <w:instrText xml:space="preserve"> PAGEREF _Toc228185356 \h </w:instrText>
+        </w:r>
+        <w:r>
+          <w:rPr>
+            <w:noProof/>
+            <w:webHidden/>
+          </w:rPr>
+        </w:r>
+        <w:r>
+          <w:rPr>
+            <w:noProof/>
+            <w:webHidden/>
+          </w:rPr>
+          <w:fldChar w:fldCharType="separate"/>
+        </w:r>
+        <w:r>
+          <w:rPr>
+            <w:noProof/>
+            <w:webHidden/>
+          </w:rPr>
+          <w:t>7</w:t>
+        </w:r>
+        <w:r>
+          <w:rPr>
+            <w:noProof/>
+            <w:webHidden/>
+          </w:rPr>
+          <w:fldChar w:fldCharType="end"/>
+        </w:r>
+      </w:hyperlink>
+    </w:p>
+    <w:p>
+      <w:pPr>
+        <w:pStyle w:val="TableofFigures"/>
+        <w:tabs>
+          <w:tab w:val="right" w:leader="dot" w:pos="9016"/>
+        </w:tabs>
+        <w:rPr>
+          <w:noProof/>
+          <w:kern w:val="2"/>
+          <w:lang w:val="nb-NO" w:eastAsia="nb-NO"/>
+          <w14:ligatures w14:val="standardContextual"/>
+        </w:rPr>
+      </w:pPr>
+      <w:hyperlink w:anchor="_Toc228185357" w:history="1">
+        <w:r>
+          <w:rPr>
+            <w:rStyle w:val="Hyperlink"/>
+            <w:noProof/>
+          </w:rPr>
+          <w:t>Figure 4: Distribution of missing values</w:t>
+        </w:r>
+        <w:r>
+          <w:rPr>
+            <w:noProof/>
+            <w:webHidden/>
+          </w:rPr>
+          <w:tab/>
+        </w:r>
+        <w:r>
+          <w:rPr>
+            <w:noProof/>
+            <w:webHidden/>
+          </w:rPr>
+          <w:fldChar w:fldCharType="begin"/>
+        </w:r>
+        <w:r>
+          <w:rPr>
+            <w:noProof/>
+            <w:webHidden/>
+          </w:rPr>
+          <w:instrText xml:space="preserve"> PAGEREF _Toc228185357 \h </w:instrText>
         </w:r>
         <w:r>
           <w:rPr>
@@ -2179,149 +2454,7 @@
           <w14:ligatures w14:val="standardContextual"/>
         </w:rPr>
       </w:pPr>
-      <w:hyperlink w:anchor="_Toc227766910" w:history="1">
-        <w:r>
-          <w:rPr>
-            <w:rStyle w:val="Hyperlink"/>
-            <w:noProof/>
-          </w:rPr>
-          <w:t>Figure 3: Distribution of uncertain labels</w:t>
-        </w:r>
-        <w:r>
-          <w:rPr>
-            <w:noProof/>
-            <w:webHidden/>
-          </w:rPr>
-          <w:tab/>
-        </w:r>
-        <w:r>
-          <w:rPr>
-            <w:noProof/>
-            <w:webHidden/>
-          </w:rPr>
-          <w:fldChar w:fldCharType="begin"/>
-        </w:r>
-        <w:r>
-          <w:rPr>
-            <w:noProof/>
-            <w:webHidden/>
-          </w:rPr>
-          <w:instrText xml:space="preserve"> PAGEREF _Toc227766910 \h </w:instrText>
-        </w:r>
-        <w:r>
-          <w:rPr>
-            <w:noProof/>
-            <w:webHidden/>
-          </w:rPr>
-        </w:r>
-        <w:r>
-          <w:rPr>
-            <w:noProof/>
-            <w:webHidden/>
-          </w:rPr>
-          <w:fldChar w:fldCharType="separate"/>
-        </w:r>
-        <w:r>
-          <w:rPr>
-            <w:noProof/>
-            <w:webHidden/>
-          </w:rPr>
-          <w:t>8</w:t>
-        </w:r>
-        <w:r>
-          <w:rPr>
-            <w:noProof/>
-            <w:webHidden/>
-          </w:rPr>
-          <w:fldChar w:fldCharType="end"/>
-        </w:r>
-      </w:hyperlink>
-    </w:p>
-    <w:p>
-      <w:pPr>
-        <w:pStyle w:val="TableofFigures"/>
-        <w:tabs>
-          <w:tab w:val="right" w:leader="dot" w:pos="9016"/>
-        </w:tabs>
-        <w:rPr>
-          <w:noProof/>
-          <w:kern w:val="2"/>
-          <w:lang w:val="nb-NO" w:eastAsia="nb-NO"/>
-          <w14:ligatures w14:val="standardContextual"/>
-        </w:rPr>
-      </w:pPr>
-      <w:hyperlink w:anchor="_Toc227766911" w:history="1">
-        <w:r>
-          <w:rPr>
-            <w:rStyle w:val="Hyperlink"/>
-            <w:noProof/>
-          </w:rPr>
-          <w:t>Figure 4: Distribution of missing values</w:t>
-        </w:r>
-        <w:r>
-          <w:rPr>
-            <w:noProof/>
-            <w:webHidden/>
-          </w:rPr>
-          <w:tab/>
-        </w:r>
-        <w:r>
-          <w:rPr>
-            <w:noProof/>
-            <w:webHidden/>
-          </w:rPr>
-          <w:fldChar w:fldCharType="begin"/>
-        </w:r>
-        <w:r>
-          <w:rPr>
-            <w:noProof/>
-            <w:webHidden/>
-          </w:rPr>
-          <w:instrText xml:space="preserve"> PAGEREF _Toc227766911 \h </w:instrText>
-        </w:r>
-        <w:r>
-          <w:rPr>
-            <w:noProof/>
-            <w:webHidden/>
-          </w:rPr>
-        </w:r>
-        <w:r>
-          <w:rPr>
-            <w:noProof/>
-            <w:webHidden/>
-          </w:rPr>
-          <w:fldChar w:fldCharType="separate"/>
-        </w:r>
-        <w:r>
-          <w:rPr>
-            <w:noProof/>
-            <w:webHidden/>
-          </w:rPr>
-          <w:t>9</w:t>
-        </w:r>
-        <w:r>
-          <w:rPr>
-            <w:noProof/>
-            <w:webHidden/>
-          </w:rPr>
-          <w:fldChar w:fldCharType="end"/>
-        </w:r>
-      </w:hyperlink>
-    </w:p>
-    <w:p>
-      <w:pPr>
-        <w:pStyle w:val="TableofFigures"/>
-        <w:tabs>
-          <w:tab w:val="right" w:leader="dot" w:pos="9016"/>
-        </w:tabs>
-        <w:rPr>
-          <w:noProof/>
-          <w:kern w:val="2"/>
-          <w:lang w:val="nb-NO" w:eastAsia="nb-NO"/>
-          <w14:ligatures w14:val="standardContextual"/>
-        </w:rPr>
-      </w:pPr>
-      <w:hyperlink w:anchor="_Toc227766912" w:history="1">
+      <w:hyperlink w:anchor="_Toc228185358" w:history="1">
         <w:r>
           <w:rPr>
             <w:rStyle w:val="Hyperlink"/>
@@ -2348,7 +2481,78 @@
             <w:noProof/>
             <w:webHidden/>
           </w:rPr>
-          <w:instrText xml:space="preserve"> PAGEREF _Toc227766912 \h </w:instrText>
+          <w:instrText xml:space="preserve"> PAGEREF _Toc228185358 \h </w:instrText>
+        </w:r>
+        <w:r>
+          <w:rPr>
+            <w:noProof/>
+            <w:webHidden/>
+          </w:rPr>
+        </w:r>
+        <w:r>
+          <w:rPr>
+            <w:noProof/>
+            <w:webHidden/>
+          </w:rPr>
+          <w:fldChar w:fldCharType="separate"/>
+        </w:r>
+        <w:r>
+          <w:rPr>
+            <w:noProof/>
+            <w:webHidden/>
+          </w:rPr>
+          <w:t>11</w:t>
+        </w:r>
+        <w:r>
+          <w:rPr>
+            <w:noProof/>
+            <w:webHidden/>
+          </w:rPr>
+          <w:fldChar w:fldCharType="end"/>
+        </w:r>
+      </w:hyperlink>
+    </w:p>
+    <w:p>
+      <w:pPr>
+        <w:pStyle w:val="TableofFigures"/>
+        <w:tabs>
+          <w:tab w:val="right" w:leader="dot" w:pos="9016"/>
+        </w:tabs>
+        <w:rPr>
+          <w:noProof/>
+          <w:kern w:val="2"/>
+          <w:lang w:val="nb-NO" w:eastAsia="nb-NO"/>
+          <w14:ligatures w14:val="standardContextual"/>
+        </w:rPr>
+      </w:pPr>
+      <w:hyperlink w:anchor="_Toc228185359" w:history="1">
+        <w:r>
+          <w:rPr>
+            <w:rStyle w:val="Hyperlink"/>
+            <w:noProof/>
+          </w:rPr>
+          <w:t>Figure 6: DenseNet121 architecture</w:t>
+        </w:r>
+        <w:r>
+          <w:rPr>
+            <w:noProof/>
+            <w:webHidden/>
+          </w:rPr>
+          <w:tab/>
+        </w:r>
+        <w:r>
+          <w:rPr>
+            <w:noProof/>
+            <w:webHidden/>
+          </w:rPr>
+          <w:fldChar w:fldCharType="begin"/>
+        </w:r>
+        <w:r>
+          <w:rPr>
+            <w:noProof/>
+            <w:webHidden/>
+          </w:rPr>
+          <w:instrText xml:space="preserve"> PAGEREF _Toc228185359 \h </w:instrText>
         </w:r>
         <w:r>
           <w:rPr>
@@ -2392,13 +2596,13 @@
           <w14:ligatures w14:val="standardContextual"/>
         </w:rPr>
       </w:pPr>
-      <w:hyperlink w:anchor="_Toc227766913" w:history="1">
+      <w:hyperlink w:anchor="_Toc228185360" w:history="1">
         <w:r>
           <w:rPr>
             <w:rStyle w:val="Hyperlink"/>
             <w:noProof/>
           </w:rPr>
-          <w:t>Figure 6: DenseNet121 architecture</w:t>
+          <w:t>Figure 7: AUC and loss over epochs for CNN</w:t>
         </w:r>
         <w:r>
           <w:rPr>
@@ -2419,7 +2623,78 @@
             <w:noProof/>
             <w:webHidden/>
           </w:rPr>
-          <w:instrText xml:space="preserve"> PAGEREF _Toc227766913 \h </w:instrText>
+          <w:instrText xml:space="preserve"> PAGEREF _Toc228185360 \h </w:instrText>
+        </w:r>
+        <w:r>
+          <w:rPr>
+            <w:noProof/>
+            <w:webHidden/>
+          </w:rPr>
+        </w:r>
+        <w:r>
+          <w:rPr>
+            <w:noProof/>
+            <w:webHidden/>
+          </w:rPr>
+          <w:fldChar w:fldCharType="separate"/>
+        </w:r>
+        <w:r>
+          <w:rPr>
+            <w:noProof/>
+            <w:webHidden/>
+          </w:rPr>
+          <w:t>12</w:t>
+        </w:r>
+        <w:r>
+          <w:rPr>
+            <w:noProof/>
+            <w:webHidden/>
+          </w:rPr>
+          <w:fldChar w:fldCharType="end"/>
+        </w:r>
+      </w:hyperlink>
+    </w:p>
+    <w:p>
+      <w:pPr>
+        <w:pStyle w:val="TableofFigures"/>
+        <w:tabs>
+          <w:tab w:val="right" w:leader="dot" w:pos="9016"/>
+        </w:tabs>
+        <w:rPr>
+          <w:noProof/>
+          <w:kern w:val="2"/>
+          <w:lang w:val="nb-NO" w:eastAsia="nb-NO"/>
+          <w14:ligatures w14:val="standardContextual"/>
+        </w:rPr>
+      </w:pPr>
+      <w:hyperlink w:anchor="_Toc228185361" w:history="1">
+        <w:r>
+          <w:rPr>
+            <w:rStyle w:val="Hyperlink"/>
+            <w:noProof/>
+          </w:rPr>
+          <w:t>Figure 8: Baseline CNN AUC per condition</w:t>
+        </w:r>
+        <w:r>
+          <w:rPr>
+            <w:noProof/>
+            <w:webHidden/>
+          </w:rPr>
+          <w:tab/>
+        </w:r>
+        <w:r>
+          <w:rPr>
+            <w:noProof/>
+            <w:webHidden/>
+          </w:rPr>
+          <w:fldChar w:fldCharType="begin"/>
+        </w:r>
+        <w:r>
+          <w:rPr>
+            <w:noProof/>
+            <w:webHidden/>
+          </w:rPr>
+          <w:instrText xml:space="preserve"> PAGEREF _Toc228185361 \h </w:instrText>
         </w:r>
         <w:r>
           <w:rPr>
@@ -2463,13 +2738,13 @@
           <w14:ligatures w14:val="standardContextual"/>
         </w:rPr>
       </w:pPr>
-      <w:hyperlink w:anchor="_Toc227766914" w:history="1">
+      <w:hyperlink w:anchor="_Toc228185362" w:history="1">
         <w:r>
           <w:rPr>
             <w:rStyle w:val="Hyperlink"/>
             <w:noProof/>
           </w:rPr>
-          <w:t>Figure 7: AUC and loss over epochs for CNN</w:t>
+          <w:t>Figure 9: AUC and loss over epochs for DenseNet121</w:t>
         </w:r>
         <w:r>
           <w:rPr>
@@ -2490,7 +2765,7 @@
             <w:noProof/>
             <w:webHidden/>
           </w:rPr>
-          <w:instrText xml:space="preserve"> PAGEREF _Toc227766914 \h </w:instrText>
+          <w:instrText xml:space="preserve"> PAGEREF _Toc228185362 \h </w:instrText>
         </w:r>
         <w:r>
           <w:rPr>
@@ -2544,7 +2819,7 @@
       <w:pPr>
         <w:pStyle w:val="Heading1"/>
       </w:pPr>
-      <w:bookmarkStart w:id="2" w:name="_Toc227766887"/>
+      <w:bookmarkStart w:id="2" w:name="_Toc228185331"/>
       <w:r>
         <w:t>Table of tables</w:t>
       </w:r>
@@ -2572,27 +2847,13 @@
       <w:r>
         <w:fldChar w:fldCharType="separate"/>
       </w:r>
-      <w:hyperlink w:anchor="_Toc227766915" w:history="1">
+      <w:hyperlink w:anchor="_Toc228185363" w:history="1">
         <w:r>
           <w:rPr>
             <w:rStyle w:val="Hyperlink"/>
             <w:noProof/>
           </w:rPr>
-          <w:t>Table 1: AUROC perform</w:t>
-        </w:r>
-        <w:r>
-          <w:rPr>
-            <w:rStyle w:val="Hyperlink"/>
-            <w:noProof/>
-          </w:rPr>
-          <w:t>a</w:t>
-        </w:r>
-        <w:r>
-          <w:rPr>
-            <w:rStyle w:val="Hyperlink"/>
-            <w:noProof/>
-          </w:rPr>
-          <w:t>nce across conditions</w:t>
+          <w:t>Table 1: AUROC performance across conditions on DenseNet121</w:t>
         </w:r>
         <w:r>
           <w:rPr>
@@ -2613,7 +2874,7 @@
             <w:noProof/>
             <w:webHidden/>
           </w:rPr>
-          <w:instrText xml:space="preserve"> PAGEREF _Toc227766915 \h </w:instrText>
+          <w:instrText xml:space="preserve"> PAGEREF _Toc228185363 \h </w:instrText>
         </w:r>
         <w:r>
           <w:rPr>
@@ -2735,7 +2996,7 @@
       <w:pPr>
         <w:pStyle w:val="Heading1"/>
       </w:pPr>
-      <w:bookmarkStart w:id="3" w:name="_Toc227766888"/>
+      <w:bookmarkStart w:id="3" w:name="_Toc228185332"/>
       <w:r>
         <w:lastRenderedPageBreak/>
         <w:t xml:space="preserve">1 </w:t>
@@ -2747,7 +3008,7 @@
     </w:p>
     <w:p>
       <w:pPr>
-        <w:spacing w:line="360" w:lineRule="auto"/>
+        <w:spacing w:line="276" w:lineRule="auto"/>
         <w:rPr>
           <w:rFonts w:ascii="Times New Roman" w:hAnsi="Times New Roman" w:cs="Times New Roman"/>
         </w:rPr>
@@ -2772,6 +3033,7 @@
           <w:id w:val="2062905394"/>
           <w:citation/>
         </w:sdtPr>
+        <w:sdtEndPr/>
         <w:sdtContent>
           <w:r>
             <w:rPr>
@@ -2796,7 +3058,7 @@
               <w:rFonts w:ascii="Times New Roman" w:hAnsi="Times New Roman" w:cs="Times New Roman"/>
               <w:noProof/>
             </w:rPr>
-            <w:t>(Klein &amp; Rosado-de-Christenson, 2019)</w:t>
+            <w:t>[1]</w:t>
           </w:r>
           <w:r>
             <w:rPr>
@@ -2820,6 +3082,7 @@
           <w:id w:val="-1986233060"/>
           <w:citation/>
         </w:sdtPr>
+        <w:sdtEndPr/>
         <w:sdtContent>
           <w:r>
             <w:rPr>
@@ -2844,7 +3107,7 @@
               <w:rFonts w:ascii="Times New Roman" w:hAnsi="Times New Roman" w:cs="Times New Roman"/>
               <w:noProof/>
             </w:rPr>
-            <w:t>(Piper, et al., 2014)</w:t>
+            <w:t>[2]</w:t>
           </w:r>
           <w:r>
             <w:rPr>
@@ -2863,7 +3126,7 @@
     </w:p>
     <w:p>
       <w:pPr>
-        <w:spacing w:line="360" w:lineRule="auto"/>
+        <w:spacing w:line="276" w:lineRule="auto"/>
         <w:rPr>
           <w:rFonts w:ascii="Times New Roman" w:hAnsi="Times New Roman" w:cs="Times New Roman"/>
         </w:rPr>
@@ -2877,7 +3140,7 @@
     </w:p>
     <w:p>
       <w:pPr>
-        <w:spacing w:line="360" w:lineRule="auto"/>
+        <w:spacing w:line="276" w:lineRule="auto"/>
         <w:rPr>
           <w:rFonts w:ascii="Times New Roman" w:hAnsi="Times New Roman" w:cs="Times New Roman"/>
         </w:rPr>
@@ -2908,6 +3171,7 @@
           <w:id w:val="1769193262"/>
           <w:citation/>
         </w:sdtPr>
+        <w:sdtEndPr/>
         <w:sdtContent>
           <w:r>
             <w:rPr>
@@ -2932,7 +3196,7 @@
               <w:rFonts w:ascii="Times New Roman" w:hAnsi="Times New Roman" w:cs="Times New Roman"/>
               <w:noProof/>
             </w:rPr>
-            <w:t>(Klein &amp; Rosado-de-Christenson, 2019)</w:t>
+            <w:t>[1]</w:t>
           </w:r>
           <w:r>
             <w:rPr>
@@ -2946,19 +3210,19 @@
         <w:rPr>
           <w:rFonts w:ascii="Times New Roman" w:hAnsi="Times New Roman" w:cs="Times New Roman"/>
         </w:rPr>
-        <w:t>. The nature of this superimposition, projecting three</w:t>
-      </w:r>
-      <w:r>
-        <w:rPr>
-          <w:rFonts w:ascii="Times New Roman" w:hAnsi="Times New Roman" w:cs="Times New Roman"/>
-        </w:rPr>
-        <w:t xml:space="preserve"> </w:t>
-      </w:r>
-      <w:r>
-        <w:rPr>
-          <w:rFonts w:ascii="Times New Roman" w:hAnsi="Times New Roman" w:cs="Times New Roman"/>
-        </w:rPr>
-        <w:t>dimensional anatomical structures onto a two-dimensional image,</w:t>
+        <w:t xml:space="preserve">. The nature of this superimposition, projecting </w:t>
+      </w:r>
+      <w:r>
+        <w:rPr>
+          <w:rFonts w:ascii="Times New Roman" w:hAnsi="Times New Roman" w:cs="Times New Roman"/>
+        </w:rPr>
+        <w:t>three-dimensional</w:t>
+      </w:r>
+      <w:r>
+        <w:rPr>
+          <w:rFonts w:ascii="Times New Roman" w:hAnsi="Times New Roman" w:cs="Times New Roman"/>
+        </w:rPr>
+        <w:t xml:space="preserve"> anatomical structures onto a two-dimensional image,</w:t>
       </w:r>
       <w:r>
         <w:rPr>
@@ -2980,6 +3244,7 @@
           <w:id w:val="-195689979"/>
           <w:citation/>
         </w:sdtPr>
+        <w:sdtEndPr/>
         <w:sdtContent>
           <w:r>
             <w:rPr>
@@ -3004,7 +3269,7 @@
               <w:rFonts w:ascii="Times New Roman" w:hAnsi="Times New Roman" w:cs="Times New Roman"/>
               <w:noProof/>
             </w:rPr>
-            <w:t>(Dreyer, van der Merwe, Nicolaou, &amp; Richards, 2023)</w:t>
+            <w:t>[3]</w:t>
           </w:r>
           <w:r>
             <w:rPr>
@@ -3029,22 +3294,16 @@
     </w:p>
     <w:p>
       <w:pPr>
-        <w:spacing w:line="360" w:lineRule="auto"/>
-        <w:rPr>
-          <w:rFonts w:ascii="Times New Roman" w:hAnsi="Times New Roman" w:cs="Times New Roman"/>
-        </w:rPr>
-      </w:pPr>
-      <w:r>
-        <w:rPr>
-          <w:rFonts w:ascii="Times New Roman" w:hAnsi="Times New Roman" w:cs="Times New Roman"/>
-        </w:rPr>
-        <w:t>Given these challenges</w:t>
-      </w:r>
-      <w:r>
-        <w:rPr>
-          <w:rFonts w:ascii="Times New Roman" w:hAnsi="Times New Roman" w:cs="Times New Roman"/>
-        </w:rPr>
-        <w:t xml:space="preserve">, there is a growing need for automated systems that can assist clinicians in </w:t>
+        <w:spacing w:line="276" w:lineRule="auto"/>
+        <w:rPr>
+          <w:rFonts w:ascii="Times New Roman" w:hAnsi="Times New Roman" w:cs="Times New Roman"/>
+        </w:rPr>
+      </w:pPr>
+      <w:r>
+        <w:rPr>
+          <w:rFonts w:ascii="Times New Roman" w:hAnsi="Times New Roman" w:cs="Times New Roman"/>
+        </w:rPr>
+        <w:t xml:space="preserve">Given these challenges, there is a growing need for automated systems that can assist clinicians in </w:t>
       </w:r>
       <w:r>
         <w:rPr>
@@ -3102,6 +3361,7 @@
           <w:id w:val="49742105"/>
           <w:citation/>
         </w:sdtPr>
+        <w:sdtEndPr/>
         <w:sdtContent>
           <w:r>
             <w:rPr>
@@ -3126,7 +3386,7 @@
               <w:rFonts w:ascii="Times New Roman" w:hAnsi="Times New Roman" w:cs="Times New Roman"/>
               <w:noProof/>
             </w:rPr>
-            <w:t>(Rundo &amp; Militello, 2024)</w:t>
+            <w:t>[4]</w:t>
           </w:r>
           <w:r>
             <w:rPr>
@@ -3168,6 +3428,7 @@
           <w:id w:val="330261871"/>
           <w:citation/>
         </w:sdtPr>
+        <w:sdtEndPr/>
         <w:sdtContent>
           <w:r>
             <w:rPr>
@@ -3192,7 +3453,7 @@
               <w:rFonts w:ascii="Times New Roman" w:hAnsi="Times New Roman" w:cs="Times New Roman"/>
               <w:noProof/>
             </w:rPr>
-            <w:t>(Nasser &amp; Akhloufi, 2023)</w:t>
+            <w:t>[5]</w:t>
           </w:r>
           <w:r>
             <w:rPr>
@@ -3240,6 +3501,7 @@
           <w:id w:val="-256286937"/>
           <w:citation/>
         </w:sdtPr>
+        <w:sdtEndPr/>
         <w:sdtContent>
           <w:r>
             <w:rPr>
@@ -3264,7 +3526,7 @@
               <w:rFonts w:ascii="Times New Roman" w:hAnsi="Times New Roman" w:cs="Times New Roman"/>
               <w:noProof/>
             </w:rPr>
-            <w:t>(Hosny, Aerts, &amp; Mak, 2019)</w:t>
+            <w:t>[6]</w:t>
           </w:r>
           <w:r>
             <w:rPr>
@@ -3283,7 +3545,7 @@
     </w:p>
     <w:p>
       <w:pPr>
-        <w:spacing w:line="360" w:lineRule="auto"/>
+        <w:spacing w:line="276" w:lineRule="auto"/>
         <w:rPr>
           <w:rFonts w:ascii="Times New Roman" w:hAnsi="Times New Roman" w:cs="Times New Roman"/>
         </w:rPr>
@@ -3334,28 +3596,13 @@
         <w:rPr>
           <w:rFonts w:ascii="Times New Roman" w:hAnsi="Times New Roman" w:cs="Times New Roman"/>
         </w:rPr>
-        <w:t xml:space="preserve">. One such solution is </w:t>
-      </w:r>
-      <w:proofErr w:type="spellStart"/>
-      <w:r>
-        <w:rPr>
-          <w:rFonts w:ascii="Times New Roman" w:hAnsi="Times New Roman" w:cs="Times New Roman"/>
-        </w:rPr>
-        <w:t>CheXNet</w:t>
-      </w:r>
-      <w:proofErr w:type="spellEnd"/>
-      <w:r>
-        <w:rPr>
-          <w:rFonts w:ascii="Times New Roman" w:hAnsi="Times New Roman" w:cs="Times New Roman"/>
-        </w:rPr>
-        <w:t xml:space="preserve">, a 121-layer convolutional neural network that </w:t>
-      </w:r>
-      <w:r>
-        <w:rPr>
-          <w:rFonts w:ascii="Times New Roman" w:hAnsi="Times New Roman" w:cs="Times New Roman"/>
-        </w:rPr>
-        <w:lastRenderedPageBreak/>
-        <w:t xml:space="preserve">outputs the probability of pneumonia based on a chest X-ray image as input </w:t>
+        <w:t>. One such solution is CheXNet</w:t>
+      </w:r>
+      <w:r>
+        <w:rPr>
+          <w:rFonts w:ascii="Times New Roman" w:hAnsi="Times New Roman" w:cs="Times New Roman"/>
+        </w:rPr>
+        <w:t xml:space="preserve">, a 121-layer convolutional neural network that outputs the probability of pneumonia based on a chest X-ray image as input </w:t>
       </w:r>
       <w:sdt>
         <w:sdtPr>
@@ -3365,6 +3612,7 @@
           <w:id w:val="-1702781731"/>
           <w:citation/>
         </w:sdtPr>
+        <w:sdtEndPr/>
         <w:sdtContent>
           <w:r>
             <w:rPr>
@@ -3389,7 +3637,7 @@
               <w:rFonts w:ascii="Times New Roman" w:hAnsi="Times New Roman" w:cs="Times New Roman"/>
               <w:noProof/>
             </w:rPr>
-            <w:t>(Rajpurkar, et al., 2017)</w:t>
+            <w:t>[7]</w:t>
           </w:r>
           <w:r>
             <w:rPr>
@@ -3450,7 +3698,7 @@
     </w:p>
     <w:p>
       <w:pPr>
-        <w:spacing w:line="360" w:lineRule="auto"/>
+        <w:spacing w:line="276" w:lineRule="auto"/>
         <w:rPr>
           <w:rFonts w:ascii="Times New Roman" w:hAnsi="Times New Roman" w:cs="Times New Roman"/>
         </w:rPr>
@@ -3482,15 +3730,16 @@
     </w:p>
     <w:p>
       <w:pPr>
-        <w:spacing w:line="360" w:lineRule="auto"/>
-        <w:rPr>
-          <w:rFonts w:ascii="Times New Roman" w:hAnsi="Times New Roman" w:cs="Times New Roman"/>
-        </w:rPr>
-      </w:pPr>
-      <w:r>
-        <w:rPr>
-          <w:rFonts w:ascii="Times New Roman" w:hAnsi="Times New Roman" w:cs="Times New Roman"/>
-        </w:rPr>
+        <w:spacing w:line="276" w:lineRule="auto"/>
+        <w:rPr>
+          <w:rFonts w:ascii="Times New Roman" w:hAnsi="Times New Roman" w:cs="Times New Roman"/>
+        </w:rPr>
+      </w:pPr>
+      <w:r>
+        <w:rPr>
+          <w:rFonts w:ascii="Times New Roman" w:hAnsi="Times New Roman" w:cs="Times New Roman"/>
+        </w:rPr>
+        <w:lastRenderedPageBreak/>
         <w:t xml:space="preserve">To evaluate the </w:t>
       </w:r>
       <w:r>
@@ -3502,7 +3751,7 @@
     </w:p>
     <w:p>
       <w:pPr>
-        <w:spacing w:line="360" w:lineRule="auto"/>
+        <w:spacing w:line="276" w:lineRule="auto"/>
         <w:rPr>
           <w:rFonts w:ascii="Times New Roman" w:hAnsi="Times New Roman" w:cs="Times New Roman"/>
           <w:lang w:val="nb-NO"/>
@@ -3553,14 +3802,12 @@
       <w:r>
         <w:rPr>
           <w:rFonts w:ascii="Times New Roman" w:hAnsi="Times New Roman" w:cs="Times New Roman"/>
-          <w:highlight w:val="yellow"/>
         </w:rPr>
         <w:t>However, this task would be too large for the scope of this project, and thus we will instead show Grad-CAM heatmaps and compare correct predictions to incorrect prediction</w:t>
       </w:r>
       <w:r>
         <w:rPr>
           <w:rFonts w:ascii="Times New Roman" w:hAnsi="Times New Roman" w:cs="Times New Roman"/>
-          <w:highlight w:val="yellow"/>
         </w:rPr>
         <w:t>s to assess whether the model focuses on clinically relevant regions.</w:t>
       </w:r>
@@ -3570,42 +3817,12 @@
         </w:rPr>
         <w:t xml:space="preserve"> </w:t>
       </w:r>
-      <w:r>
-        <w:rPr>
-          <w:rFonts w:ascii="Times New Roman" w:hAnsi="Times New Roman" w:cs="Times New Roman"/>
-          <w:lang w:val="nb-NO"/>
-        </w:rPr>
-        <w:t>&lt; skeptisk på denne. Det vurderer jo egentlig ikke f</w:t>
-      </w:r>
-      <w:r>
-        <w:rPr>
-          <w:rFonts w:ascii="Times New Roman" w:hAnsi="Times New Roman" w:cs="Times New Roman"/>
-          <w:lang w:val="nb-NO"/>
-        </w:rPr>
-        <w:t xml:space="preserve">orklarbarhet. Må komme tilbake til </w:t>
-      </w:r>
-      <w:proofErr w:type="spellStart"/>
-      <w:r>
-        <w:rPr>
-          <w:rFonts w:ascii="Times New Roman" w:hAnsi="Times New Roman" w:cs="Times New Roman"/>
-          <w:lang w:val="nb-NO"/>
-        </w:rPr>
-        <w:t>metrics</w:t>
-      </w:r>
-      <w:proofErr w:type="spellEnd"/>
-      <w:r>
-        <w:rPr>
-          <w:rFonts w:ascii="Times New Roman" w:hAnsi="Times New Roman" w:cs="Times New Roman"/>
-          <w:lang w:val="nb-NO"/>
-        </w:rPr>
-        <w:t xml:space="preserve"> for det.</w:t>
-      </w:r>
     </w:p>
     <w:p>
       <w:pPr>
         <w:pStyle w:val="Heading1"/>
       </w:pPr>
-      <w:bookmarkStart w:id="4" w:name="_Toc227766889"/>
+      <w:bookmarkStart w:id="4" w:name="_Toc228185333"/>
       <w:r>
         <w:t xml:space="preserve">2 </w:t>
       </w:r>
@@ -3618,7 +3835,7 @@
       <w:pPr>
         <w:pStyle w:val="Heading2"/>
       </w:pPr>
-      <w:bookmarkStart w:id="5" w:name="_Toc227766890"/>
+      <w:bookmarkStart w:id="5" w:name="_Toc228185334"/>
       <w:r>
         <w:t>2.1 Data source</w:t>
       </w:r>
@@ -3626,7 +3843,7 @@
     </w:p>
     <w:p>
       <w:pPr>
-        <w:spacing w:line="360" w:lineRule="auto"/>
+        <w:spacing w:line="276" w:lineRule="auto"/>
         <w:rPr>
           <w:rFonts w:ascii="Times New Roman" w:hAnsi="Times New Roman" w:cs="Times New Roman"/>
         </w:rPr>
@@ -3669,6 +3886,7 @@
           <w:id w:val="-1601326234"/>
           <w:citation/>
         </w:sdtPr>
+        <w:sdtEndPr/>
         <w:sdtContent>
           <w:r>
             <w:rPr>
@@ -3693,7 +3911,7 @@
               <w:rFonts w:ascii="Times New Roman" w:hAnsi="Times New Roman" w:cs="Times New Roman"/>
               <w:noProof/>
             </w:rPr>
-            <w:t>(Ashery, n.d.)</w:t>
+            <w:t>[8]</w:t>
           </w:r>
           <w:r>
             <w:rPr>
@@ -3732,77 +3950,77 @@
       <w:pPr>
         <w:pStyle w:val="Heading2"/>
       </w:pPr>
-      <w:bookmarkStart w:id="6" w:name="_Toc227766891"/>
-      <w:r>
+      <w:bookmarkStart w:id="6" w:name="_Toc228185335"/>
+      <w:r>
+        <w:t>2.2 Data description</w:t>
+      </w:r>
+      <w:bookmarkEnd w:id="6"/>
+    </w:p>
+    <w:p>
+      <w:pPr>
+        <w:spacing w:line="276" w:lineRule="auto"/>
+        <w:rPr>
+          <w:rFonts w:ascii="Times New Roman" w:hAnsi="Times New Roman" w:cs="Times New Roman"/>
+        </w:rPr>
+      </w:pPr>
+      <w:r>
+        <w:rPr>
+          <w:rFonts w:ascii="Times New Roman" w:hAnsi="Times New Roman" w:cs="Times New Roman"/>
+        </w:rPr>
+        <w:t>The dataset is divided into predefined training and validation sets, where each row in the corresponding CSV- files represents a single radiograph and its associated labels. The labels are encoded as follows: a value of 1 indicates that a condition is present, 0 indicates that it is absent, -1 indicates uncertainty, and missing values (NaN) indicate that the condition was not mentioned in the report.</w:t>
+      </w:r>
+    </w:p>
+    <w:p>
+      <w:pPr>
+        <w:spacing w:line="276" w:lineRule="auto"/>
+        <w:rPr>
+          <w:rFonts w:ascii="Times New Roman" w:hAnsi="Times New Roman" w:cs="Times New Roman"/>
+        </w:rPr>
+      </w:pPr>
+      <w:r>
+        <w:rPr>
+          <w:rFonts w:ascii="Times New Roman" w:hAnsi="Times New Roman" w:cs="Times New Roman"/>
+        </w:rPr>
+        <w:t>The 14</w:t>
+      </w:r>
+      <w:r>
+        <w:rPr>
+          <w:rFonts w:ascii="Times New Roman" w:hAnsi="Times New Roman" w:cs="Times New Roman"/>
+        </w:rPr>
+        <w:t xml:space="preserve"> conditions included in the dataset are: No Finding, Enlarged Cardiomediastinum, Cardiomegaly, Lung Opacity, Lung Lesion, Edema, Consolidation, Pneumonia, Atelectasis, Pneumothorax, Pleural Effusion, Pleural Other, Fracture and Support Devices. It is important to note that “Support Devices” does not represent a disease, but rather the presence of medical equipment visible in the radiograph</w:t>
+      </w:r>
+      <w:r>
+        <w:rPr>
+          <w:rFonts w:ascii="Times New Roman" w:hAnsi="Times New Roman" w:cs="Times New Roman"/>
+        </w:rPr>
+        <w:t>.</w:t>
+      </w:r>
+    </w:p>
+    <w:p>
+      <w:pPr>
+        <w:spacing w:line="276" w:lineRule="auto"/>
+        <w:rPr>
+          <w:rFonts w:ascii="Times New Roman" w:hAnsi="Times New Roman" w:cs="Times New Roman"/>
+        </w:rPr>
+      </w:pPr>
+      <w:r>
+        <w:rPr>
+          <w:rFonts w:ascii="Times New Roman" w:hAnsi="Times New Roman" w:cs="Times New Roman"/>
+        </w:rPr>
+        <w:t>Visual inspection of sample images show that the dataset consists of grayscale chest radiographs. The images include both frontal and lateral views.</w:t>
+      </w:r>
+    </w:p>
+    <w:p>
+      <w:pPr>
+        <w:keepNext/>
+        <w:spacing w:line="276" w:lineRule="auto"/>
+        <w:jc w:val="center"/>
+      </w:pPr>
+      <w:r>
+        <w:rPr>
+          <w:noProof/>
+        </w:rPr>
         <w:lastRenderedPageBreak/>
-        <w:t>2.2 Data description</w:t>
-      </w:r>
-      <w:bookmarkEnd w:id="6"/>
-    </w:p>
-    <w:p>
-      <w:pPr>
-        <w:spacing w:line="360" w:lineRule="auto"/>
-        <w:rPr>
-          <w:rFonts w:ascii="Times New Roman" w:hAnsi="Times New Roman" w:cs="Times New Roman"/>
-        </w:rPr>
-      </w:pPr>
-      <w:r>
-        <w:rPr>
-          <w:rFonts w:ascii="Times New Roman" w:hAnsi="Times New Roman" w:cs="Times New Roman"/>
-        </w:rPr>
-        <w:t>The dataset is divided into predefined training and validation sets, where each row in the corresponding CSV- files represents a single radiograph and its associated labels. The labels are encoded as follows: a value of 1 indicates that a condition is present, 0 indicates that it is absent, -1 indicates uncertainty, and missing values (NaN) indicate that the condition was not mentioned in the report.</w:t>
-      </w:r>
-    </w:p>
-    <w:p>
-      <w:pPr>
-        <w:spacing w:line="360" w:lineRule="auto"/>
-        <w:rPr>
-          <w:rFonts w:ascii="Times New Roman" w:hAnsi="Times New Roman" w:cs="Times New Roman"/>
-        </w:rPr>
-      </w:pPr>
-      <w:r>
-        <w:rPr>
-          <w:rFonts w:ascii="Times New Roman" w:hAnsi="Times New Roman" w:cs="Times New Roman"/>
-        </w:rPr>
-        <w:t>The 14</w:t>
-      </w:r>
-      <w:r>
-        <w:rPr>
-          <w:rFonts w:ascii="Times New Roman" w:hAnsi="Times New Roman" w:cs="Times New Roman"/>
-        </w:rPr>
-        <w:t xml:space="preserve"> conditions included in the dataset are: No Finding, Enlarged Cardiomediastinum, Cardiomegaly, Lung Opacity, Lung Lesion, Edema, Consolidation, Pneumonia, Atelectasis, Pneumothorax, Pleural Effusion, Pleural Other, Fracture and Support Devices. It is important to note that “Support Devices” does not represent a disease, but rather the presence of medical equipment visible in the radiograph</w:t>
-      </w:r>
-      <w:r>
-        <w:rPr>
-          <w:rFonts w:ascii="Times New Roman" w:hAnsi="Times New Roman" w:cs="Times New Roman"/>
-        </w:rPr>
-        <w:t>.</w:t>
-      </w:r>
-    </w:p>
-    <w:p>
-      <w:pPr>
-        <w:spacing w:line="360" w:lineRule="auto"/>
-        <w:rPr>
-          <w:rFonts w:ascii="Times New Roman" w:hAnsi="Times New Roman" w:cs="Times New Roman"/>
-        </w:rPr>
-      </w:pPr>
-      <w:r>
-        <w:rPr>
-          <w:rFonts w:ascii="Times New Roman" w:hAnsi="Times New Roman" w:cs="Times New Roman"/>
-        </w:rPr>
-        <w:t>Visual inspection of sample images show that the dataset consists of grayscale chest radiographs. The images include both frontal and lateral views.</w:t>
-      </w:r>
-    </w:p>
-    <w:p>
-      <w:pPr>
-        <w:keepNext/>
-        <w:spacing w:line="360" w:lineRule="auto"/>
-        <w:jc w:val="center"/>
-      </w:pPr>
-      <w:r>
-        <w:rPr>
-          <w:noProof/>
-        </w:rPr>
         <w:drawing>
           <wp:inline distT="0" distB="0" distL="0" distR="0" wp14:anchorId="25954EF9" wp14:editId="4C3DFC8A">
             <wp:extent cx="6158254" cy="4105275"/>
@@ -3856,31 +4074,53 @@
     <w:p>
       <w:pPr>
         <w:pStyle w:val="Caption"/>
-      </w:pPr>
-      <w:bookmarkStart w:id="7" w:name="_Toc227766908"/>
+        <w:spacing w:line="276" w:lineRule="auto"/>
+      </w:pPr>
+      <w:bookmarkStart w:id="7" w:name="_Toc228185354"/>
       <w:r>
         <w:t xml:space="preserve">Figure </w:t>
       </w:r>
-      <w:fldSimple w:instr=" SEQ Figure \* ARABIC ">
-        <w:r>
-          <w:rPr>
-            <w:noProof/>
-          </w:rPr>
-          <w:t>1</w:t>
-        </w:r>
-      </w:fldSimple>
+      <w:r>
+        <w:fldChar w:fldCharType="begin"/>
+      </w:r>
+      <w:r>
+        <w:instrText xml:space="preserve"> SEQ Figure \* ARABIC </w:instrText>
+      </w:r>
+      <w:r>
+        <w:fldChar w:fldCharType="separate"/>
+      </w:r>
+      <w:r>
+        <w:rPr>
+          <w:noProof/>
+        </w:rPr>
+        <w:t>1</w:t>
+      </w:r>
+      <w:r>
+        <w:rPr>
+          <w:noProof/>
+        </w:rPr>
+        <w:fldChar w:fldCharType="end"/>
+      </w:r>
       <w:r>
         <w:t>: Sample chest X-ray images from dataset</w:t>
       </w:r>
       <w:bookmarkEnd w:id="7"/>
     </w:p>
-    <w:p/>
-    <w:p/>
+    <w:p>
+      <w:pPr>
+        <w:spacing w:line="276" w:lineRule="auto"/>
+      </w:pPr>
+    </w:p>
+    <w:p>
+      <w:pPr>
+        <w:spacing w:line="276" w:lineRule="auto"/>
+      </w:pPr>
+    </w:p>
     <w:p>
       <w:pPr>
         <w:pStyle w:val="Heading2"/>
       </w:pPr>
-      <w:bookmarkStart w:id="8" w:name="_Toc227766892"/>
+      <w:bookmarkStart w:id="8" w:name="_Toc228185336"/>
       <w:r>
         <w:t>2.3 Exploratory data analysis</w:t>
       </w:r>
@@ -3888,7 +4128,7 @@
     </w:p>
     <w:p>
       <w:pPr>
-        <w:spacing w:line="360" w:lineRule="auto"/>
+        <w:spacing w:line="276" w:lineRule="auto"/>
         <w:rPr>
           <w:rFonts w:ascii="Times New Roman" w:hAnsi="Times New Roman" w:cs="Times New Roman"/>
         </w:rPr>
@@ -3902,7 +4142,7 @@
     </w:p>
     <w:p>
       <w:pPr>
-        <w:spacing w:line="360" w:lineRule="auto"/>
+        <w:spacing w:line="276" w:lineRule="auto"/>
         <w:rPr>
           <w:rFonts w:ascii="Times New Roman" w:hAnsi="Times New Roman" w:cs="Times New Roman"/>
         </w:rPr>
@@ -3916,7 +4156,7 @@
     </w:p>
     <w:p>
       <w:pPr>
-        <w:spacing w:line="360" w:lineRule="auto"/>
+        <w:spacing w:line="276" w:lineRule="auto"/>
         <w:rPr>
           <w:rFonts w:ascii="Times New Roman" w:hAnsi="Times New Roman" w:cs="Times New Roman"/>
         </w:rPr>
@@ -4093,7 +4333,7 @@
     <w:p>
       <w:pPr>
         <w:keepNext/>
-        <w:spacing w:line="360" w:lineRule="auto"/>
+        <w:spacing w:line="276" w:lineRule="auto"/>
         <w:jc w:val="center"/>
       </w:pPr>
       <w:r>
@@ -4102,6 +4342,7 @@
           <w:noProof/>
           <w:lang w:val="nb-NO"/>
         </w:rPr>
+        <w:lastRenderedPageBreak/>
         <w:drawing>
           <wp:inline distT="0" distB="0" distL="0" distR="0" wp14:anchorId="6AD1E3C3" wp14:editId="05B2CDD5">
             <wp:extent cx="5731510" cy="2865755"/>
@@ -4155,23 +4396,37 @@
     <w:p>
       <w:pPr>
         <w:pStyle w:val="Caption"/>
+        <w:spacing w:line="276" w:lineRule="auto"/>
         <w:rPr>
           <w:rFonts w:ascii="Times New Roman" w:hAnsi="Times New Roman" w:cs="Times New Roman"/>
         </w:rPr>
       </w:pPr>
       <w:bookmarkStart w:id="9" w:name="_Ref227756950"/>
-      <w:bookmarkStart w:id="10" w:name="_Toc227766909"/>
+      <w:bookmarkStart w:id="10" w:name="_Toc228185355"/>
       <w:r>
         <w:t xml:space="preserve">Figure </w:t>
       </w:r>
-      <w:fldSimple w:instr=" SEQ Figure \* ARABIC ">
-        <w:r>
-          <w:rPr>
-            <w:noProof/>
-          </w:rPr>
-          <w:t>2</w:t>
-        </w:r>
-      </w:fldSimple>
+      <w:r>
+        <w:fldChar w:fldCharType="begin"/>
+      </w:r>
+      <w:r>
+        <w:instrText xml:space="preserve"> SEQ Figure \* ARABIC </w:instrText>
+      </w:r>
+      <w:r>
+        <w:fldChar w:fldCharType="separate"/>
+      </w:r>
+      <w:r>
+        <w:rPr>
+          <w:noProof/>
+        </w:rPr>
+        <w:t>2</w:t>
+      </w:r>
+      <w:r>
+        <w:rPr>
+          <w:noProof/>
+        </w:rPr>
+        <w:fldChar w:fldCharType="end"/>
+      </w:r>
       <w:bookmarkEnd w:id="9"/>
       <w:r>
         <w:t>: Label distribution in the dataset</w:t>
@@ -4180,7 +4435,7 @@
     </w:p>
     <w:p>
       <w:pPr>
-        <w:spacing w:line="360" w:lineRule="auto"/>
+        <w:spacing w:line="276" w:lineRule="auto"/>
         <w:jc w:val="center"/>
         <w:rPr>
           <w:rFonts w:ascii="Times New Roman" w:hAnsi="Times New Roman" w:cs="Times New Roman"/>
@@ -4190,7 +4445,7 @@
     <w:p>
       <w:pPr>
         <w:keepNext/>
-        <w:spacing w:line="360" w:lineRule="auto"/>
+        <w:spacing w:line="276" w:lineRule="auto"/>
         <w:jc w:val="center"/>
       </w:pPr>
       <w:r>
@@ -4199,7 +4454,6 @@
           <w:noProof/>
           <w:lang w:val="nb-NO"/>
         </w:rPr>
-        <w:lastRenderedPageBreak/>
         <w:drawing>
           <wp:inline distT="0" distB="0" distL="0" distR="0" wp14:anchorId="2B8584A1" wp14:editId="48BA14A2">
             <wp:extent cx="5731510" cy="2991485"/>
@@ -4253,23 +4507,37 @@
     <w:p>
       <w:pPr>
         <w:pStyle w:val="Caption"/>
+        <w:spacing w:line="276" w:lineRule="auto"/>
         <w:rPr>
           <w:rFonts w:ascii="Times New Roman" w:hAnsi="Times New Roman" w:cs="Times New Roman"/>
         </w:rPr>
       </w:pPr>
       <w:bookmarkStart w:id="11" w:name="_Ref227756951"/>
-      <w:bookmarkStart w:id="12" w:name="_Toc227766910"/>
+      <w:bookmarkStart w:id="12" w:name="_Toc228185356"/>
       <w:r>
         <w:t xml:space="preserve">Figure </w:t>
       </w:r>
-      <w:fldSimple w:instr=" SEQ Figure \* ARABIC ">
-        <w:r>
-          <w:rPr>
-            <w:noProof/>
-          </w:rPr>
-          <w:t>3</w:t>
-        </w:r>
-      </w:fldSimple>
+      <w:r>
+        <w:fldChar w:fldCharType="begin"/>
+      </w:r>
+      <w:r>
+        <w:instrText xml:space="preserve"> SEQ Figure \* ARABIC </w:instrText>
+      </w:r>
+      <w:r>
+        <w:fldChar w:fldCharType="separate"/>
+      </w:r>
+      <w:r>
+        <w:rPr>
+          <w:noProof/>
+        </w:rPr>
+        <w:t>3</w:t>
+      </w:r>
+      <w:r>
+        <w:rPr>
+          <w:noProof/>
+        </w:rPr>
+        <w:fldChar w:fldCharType="end"/>
+      </w:r>
       <w:bookmarkEnd w:id="11"/>
       <w:r>
         <w:t>: Distribution of uncertain labels</w:t>
@@ -4278,7 +4546,7 @@
     </w:p>
     <w:p>
       <w:pPr>
-        <w:spacing w:line="360" w:lineRule="auto"/>
+        <w:spacing w:line="276" w:lineRule="auto"/>
         <w:jc w:val="center"/>
         <w:rPr>
           <w:rFonts w:ascii="Times New Roman" w:hAnsi="Times New Roman" w:cs="Times New Roman"/>
@@ -4288,7 +4556,7 @@
     <w:p>
       <w:pPr>
         <w:keepNext/>
-        <w:spacing w:line="360" w:lineRule="auto"/>
+        <w:spacing w:line="276" w:lineRule="auto"/>
         <w:jc w:val="center"/>
       </w:pPr>
       <w:r>
@@ -4297,6 +4565,7 @@
           <w:noProof/>
           <w:lang w:val="nb-NO"/>
         </w:rPr>
+        <w:lastRenderedPageBreak/>
         <w:drawing>
           <wp:inline distT="0" distB="0" distL="0" distR="0" wp14:anchorId="27A8910A" wp14:editId="3000F89F">
             <wp:extent cx="5731510" cy="3022600"/>
@@ -4350,32 +4619,58 @@
     <w:p>
       <w:pPr>
         <w:pStyle w:val="Caption"/>
+        <w:spacing w:line="276" w:lineRule="auto"/>
       </w:pPr>
       <w:bookmarkStart w:id="13" w:name="_Ref227756953"/>
-      <w:bookmarkStart w:id="14" w:name="_Toc227766911"/>
+      <w:bookmarkStart w:id="14" w:name="_Toc228185357"/>
       <w:r>
         <w:t xml:space="preserve">Figure </w:t>
       </w:r>
-      <w:fldSimple w:instr=" SEQ Figure \* ARABIC ">
-        <w:r>
-          <w:rPr>
-            <w:noProof/>
-          </w:rPr>
-          <w:t>4</w:t>
-        </w:r>
-      </w:fldSimple>
+      <w:r>
+        <w:fldChar w:fldCharType="begin"/>
+      </w:r>
+      <w:r>
+        <w:instrText xml:space="preserve"> SEQ Figure \* ARABIC </w:instrText>
+      </w:r>
+      <w:r>
+        <w:fldChar w:fldCharType="separate"/>
+      </w:r>
+      <w:r>
+        <w:rPr>
+          <w:noProof/>
+        </w:rPr>
+        <w:t>4</w:t>
+      </w:r>
+      <w:r>
+        <w:rPr>
+          <w:noProof/>
+        </w:rPr>
+        <w:fldChar w:fldCharType="end"/>
+      </w:r>
       <w:bookmarkEnd w:id="13"/>
       <w:r>
         <w:t>: Distribution of missing values</w:t>
       </w:r>
       <w:bookmarkEnd w:id="14"/>
     </w:p>
-    <w:p/>
-    <w:p/>
-    <w:p/>
-    <w:p>
-      <w:pPr>
-        <w:spacing w:line="360" w:lineRule="auto"/>
+    <w:p>
+      <w:pPr>
+        <w:spacing w:line="276" w:lineRule="auto"/>
+      </w:pPr>
+    </w:p>
+    <w:p>
+      <w:pPr>
+        <w:spacing w:line="276" w:lineRule="auto"/>
+      </w:pPr>
+    </w:p>
+    <w:p>
+      <w:pPr>
+        <w:spacing w:line="276" w:lineRule="auto"/>
+      </w:pPr>
+    </w:p>
+    <w:p>
+      <w:pPr>
+        <w:spacing w:line="276" w:lineRule="auto"/>
         <w:rPr>
           <w:rFonts w:ascii="Times New Roman" w:hAnsi="Times New Roman" w:cs="Times New Roman"/>
         </w:rPr>
@@ -4385,142 +4680,128 @@
       <w:pPr>
         <w:pStyle w:val="Heading2"/>
       </w:pPr>
-      <w:bookmarkStart w:id="15" w:name="_Toc227766893"/>
+      <w:bookmarkStart w:id="15" w:name="_Toc228185337"/>
+      <w:r>
+        <w:t>2.4 Data challenges</w:t>
+      </w:r>
+      <w:bookmarkEnd w:id="15"/>
+    </w:p>
+    <w:p>
+      <w:pPr>
+        <w:spacing w:line="276" w:lineRule="auto"/>
+        <w:rPr>
+          <w:rFonts w:ascii="Times New Roman" w:hAnsi="Times New Roman" w:cs="Times New Roman"/>
+        </w:rPr>
+      </w:pPr>
+      <w:r>
+        <w:rPr>
+          <w:rFonts w:ascii="Times New Roman" w:hAnsi="Times New Roman" w:cs="Times New Roman"/>
+        </w:rPr>
+        <w:t xml:space="preserve">This dataset presents several challenges that must be addressed in order to train </w:t>
+      </w:r>
+      <w:r>
+        <w:rPr>
+          <w:rFonts w:ascii="Times New Roman" w:hAnsi="Times New Roman" w:cs="Times New Roman"/>
+        </w:rPr>
+        <w:t xml:space="preserve">a reliable deep learning model. A primary challenge is the significant class imbalance observed across the 14 conditions. </w:t>
+      </w:r>
+      <w:r>
+        <w:rPr>
+          <w:rFonts w:ascii="Times New Roman" w:hAnsi="Times New Roman" w:cs="Times New Roman"/>
+        </w:rPr>
+        <w:t xml:space="preserve">EDA revealed that certain pathologies, such as Pleural Effusion and </w:t>
+      </w:r>
+      <w:r>
+        <w:rPr>
+          <w:rFonts w:ascii="Times New Roman" w:hAnsi="Times New Roman" w:cs="Times New Roman"/>
+        </w:rPr>
+        <w:t>Edema</w:t>
+      </w:r>
+      <w:r>
+        <w:rPr>
+          <w:rFonts w:ascii="Times New Roman" w:hAnsi="Times New Roman" w:cs="Times New Roman"/>
+        </w:rPr>
+        <w:t>, are relatively common, whereas other</w:t>
+      </w:r>
+      <w:r>
+        <w:rPr>
+          <w:rFonts w:ascii="Times New Roman" w:hAnsi="Times New Roman" w:cs="Times New Roman"/>
+        </w:rPr>
+        <w:t xml:space="preserve"> conditions</w:t>
+      </w:r>
+      <w:r>
+        <w:rPr>
+          <w:rFonts w:ascii="Times New Roman" w:hAnsi="Times New Roman" w:cs="Times New Roman"/>
+        </w:rPr>
+        <w:t xml:space="preserve"> such as Fracture and Lung Lesion </w:t>
+      </w:r>
+      <w:r>
+        <w:rPr>
+          <w:rFonts w:ascii="Times New Roman" w:hAnsi="Times New Roman" w:cs="Times New Roman"/>
+        </w:rPr>
+        <w:t>are less common</w:t>
+      </w:r>
+      <w:r>
+        <w:rPr>
+          <w:rFonts w:ascii="Times New Roman" w:hAnsi="Times New Roman" w:cs="Times New Roman"/>
+        </w:rPr>
+        <w:t>. This imbalance can bias the model toward predicting the majority classes, which could potentially lead to poor performance on rare but clinically important conditions.</w:t>
+      </w:r>
+    </w:p>
+    <w:p>
+      <w:pPr>
+        <w:spacing w:line="276" w:lineRule="auto"/>
+        <w:rPr>
+          <w:rFonts w:ascii="Times New Roman" w:hAnsi="Times New Roman" w:cs="Times New Roman"/>
+        </w:rPr>
+      </w:pPr>
+      <w:r>
+        <w:rPr>
+          <w:rFonts w:ascii="Times New Roman" w:hAnsi="Times New Roman" w:cs="Times New Roman"/>
+        </w:rPr>
+        <w:t xml:space="preserve">Another important challenge is the presence of uncertain labels and missing values for some labels. </w:t>
+      </w:r>
+      <w:r>
+        <w:rPr>
+          <w:rFonts w:ascii="Times New Roman" w:hAnsi="Times New Roman" w:cs="Times New Roman"/>
+        </w:rPr>
+        <w:t>These labels arise from ambiguity in the original radiology reports, and reflect the difficult of diagnosing certain conditions from chest radiographs. The proportion of missing- and uncertain labels varies between classes, further complicating the learning process. If these labels are not handled appropriately, they can introduce noise and negatively affect model performance.</w:t>
+      </w:r>
+    </w:p>
+    <w:p>
+      <w:pPr>
+        <w:spacing w:line="276" w:lineRule="auto"/>
+        <w:rPr>
+          <w:rFonts w:ascii="Times New Roman" w:hAnsi="Times New Roman" w:cs="Times New Roman"/>
+        </w:rPr>
+      </w:pPr>
+      <w:r>
+        <w:rPr>
+          <w:rFonts w:ascii="Times New Roman" w:hAnsi="Times New Roman" w:cs="Times New Roman"/>
+        </w:rPr>
+        <w:t xml:space="preserve">The dataset is also heterogeneous in image characteristics, with variations in image quality, contract, and </w:t>
+      </w:r>
+      <w:r>
+        <w:rPr>
+          <w:rFonts w:ascii="Times New Roman" w:hAnsi="Times New Roman" w:cs="Times New Roman"/>
+        </w:rPr>
+        <w:t>contains both frontal and lateral chest radiographs. These variations increase the complexity of the classification task and requires the model to generalize across diverse inputs.</w:t>
+      </w:r>
+    </w:p>
+    <w:p>
+      <w:pPr>
+        <w:pStyle w:val="Heading2"/>
+      </w:pPr>
+      <w:bookmarkStart w:id="16" w:name="_Toc228185338"/>
       <w:r>
         <w:lastRenderedPageBreak/>
-        <w:t>2.4 Data challenges</w:t>
-      </w:r>
-      <w:bookmarkEnd w:id="15"/>
-    </w:p>
-    <w:p>
-      <w:pPr>
-        <w:spacing w:line="360" w:lineRule="auto"/>
-        <w:rPr>
-          <w:rFonts w:ascii="Times New Roman" w:hAnsi="Times New Roman" w:cs="Times New Roman"/>
-        </w:rPr>
-      </w:pPr>
-      <w:r>
-        <w:rPr>
-          <w:rFonts w:ascii="Times New Roman" w:hAnsi="Times New Roman" w:cs="Times New Roman"/>
-        </w:rPr>
-        <w:t xml:space="preserve">This dataset presents several challenges that must be addressed </w:t>
-      </w:r>
-      <w:proofErr w:type="gramStart"/>
-      <w:r>
-        <w:rPr>
-          <w:rFonts w:ascii="Times New Roman" w:hAnsi="Times New Roman" w:cs="Times New Roman"/>
-        </w:rPr>
-        <w:t>in order to</w:t>
-      </w:r>
-      <w:proofErr w:type="gramEnd"/>
-      <w:r>
-        <w:rPr>
-          <w:rFonts w:ascii="Times New Roman" w:hAnsi="Times New Roman" w:cs="Times New Roman"/>
-        </w:rPr>
-        <w:t xml:space="preserve"> train </w:t>
-      </w:r>
-      <w:r>
-        <w:rPr>
-          <w:rFonts w:ascii="Times New Roman" w:hAnsi="Times New Roman" w:cs="Times New Roman"/>
-        </w:rPr>
-        <w:t xml:space="preserve">a reliable deep learning model. A primary challenge is the significant class imbalance observed across the 14 conditions. </w:t>
-      </w:r>
-      <w:r>
-        <w:rPr>
-          <w:rFonts w:ascii="Times New Roman" w:hAnsi="Times New Roman" w:cs="Times New Roman"/>
-        </w:rPr>
-        <w:t xml:space="preserve">EDA revealed that certain pathologies, such as Pleural Effusion and </w:t>
-      </w:r>
-      <w:r>
-        <w:rPr>
-          <w:rFonts w:ascii="Times New Roman" w:hAnsi="Times New Roman" w:cs="Times New Roman"/>
-        </w:rPr>
-        <w:t>Edema</w:t>
-      </w:r>
-      <w:r>
-        <w:rPr>
-          <w:rFonts w:ascii="Times New Roman" w:hAnsi="Times New Roman" w:cs="Times New Roman"/>
-        </w:rPr>
-        <w:t>, are relatively common, whereas other</w:t>
-      </w:r>
-      <w:r>
-        <w:rPr>
-          <w:rFonts w:ascii="Times New Roman" w:hAnsi="Times New Roman" w:cs="Times New Roman"/>
-        </w:rPr>
-        <w:t xml:space="preserve"> conditions</w:t>
-      </w:r>
-      <w:r>
-        <w:rPr>
-          <w:rFonts w:ascii="Times New Roman" w:hAnsi="Times New Roman" w:cs="Times New Roman"/>
-        </w:rPr>
-        <w:t xml:space="preserve"> such as Fracture and Lung Lesion </w:t>
-      </w:r>
-      <w:r>
-        <w:rPr>
-          <w:rFonts w:ascii="Times New Roman" w:hAnsi="Times New Roman" w:cs="Times New Roman"/>
-        </w:rPr>
-        <w:t>are less common</w:t>
-      </w:r>
-      <w:r>
-        <w:rPr>
-          <w:rFonts w:ascii="Times New Roman" w:hAnsi="Times New Roman" w:cs="Times New Roman"/>
-        </w:rPr>
-        <w:t>. This imbalance can bias the model toward predicting the majority classes, which could potentially lead to poor performance on rare but clinically important conditions.</w:t>
-      </w:r>
-    </w:p>
-    <w:p>
-      <w:pPr>
-        <w:spacing w:line="360" w:lineRule="auto"/>
-        <w:rPr>
-          <w:rFonts w:ascii="Times New Roman" w:hAnsi="Times New Roman" w:cs="Times New Roman"/>
-        </w:rPr>
-      </w:pPr>
-      <w:r>
-        <w:rPr>
-          <w:rFonts w:ascii="Times New Roman" w:hAnsi="Times New Roman" w:cs="Times New Roman"/>
-        </w:rPr>
-        <w:t xml:space="preserve">Another important challenge is the presence of uncertain labels and missing values for some labels. </w:t>
-      </w:r>
-      <w:r>
-        <w:rPr>
-          <w:rFonts w:ascii="Times New Roman" w:hAnsi="Times New Roman" w:cs="Times New Roman"/>
-        </w:rPr>
-        <w:t>These labels arise from ambiguity in the original radiology reports, and reflect the difficult of diagnosing certain conditions from chest radiographs. The proportion of missing- and uncertain labels varies between classes, further complicating the learning process. If these labels are not handled appropriately, they can introduce noise and negatively affect model performance.</w:t>
-      </w:r>
-    </w:p>
-    <w:p>
-      <w:pPr>
-        <w:spacing w:line="360" w:lineRule="auto"/>
-        <w:rPr>
-          <w:rFonts w:ascii="Times New Roman" w:hAnsi="Times New Roman" w:cs="Times New Roman"/>
-        </w:rPr>
-      </w:pPr>
-      <w:r>
-        <w:rPr>
-          <w:rFonts w:ascii="Times New Roman" w:hAnsi="Times New Roman" w:cs="Times New Roman"/>
-        </w:rPr>
-        <w:t xml:space="preserve">The dataset is also heterogeneous in image characteristics, with variations in image quality, contract, and </w:t>
-      </w:r>
-      <w:r>
-        <w:rPr>
-          <w:rFonts w:ascii="Times New Roman" w:hAnsi="Times New Roman" w:cs="Times New Roman"/>
-        </w:rPr>
-        <w:t>contains both frontal and lateral chest radiographs. These variations increase the complexity of the classification task and requires the model to generalize across diverse inputs.</w:t>
-      </w:r>
-    </w:p>
-    <w:p>
-      <w:pPr>
-        <w:pStyle w:val="Heading2"/>
-      </w:pPr>
-      <w:bookmarkStart w:id="16" w:name="_Toc227766894"/>
-      <w:r>
         <w:t>2.5 Data preprocessing</w:t>
       </w:r>
       <w:bookmarkEnd w:id="16"/>
     </w:p>
     <w:p>
       <w:pPr>
-        <w:spacing w:line="360" w:lineRule="auto"/>
+        <w:spacing w:line="276" w:lineRule="auto"/>
         <w:rPr>
           <w:rFonts w:ascii="Times New Roman" w:hAnsi="Times New Roman" w:cs="Times New Roman"/>
         </w:rPr>
@@ -4563,6 +4844,7 @@
           <w:id w:val="-1844932717"/>
           <w:citation/>
         </w:sdtPr>
+        <w:sdtEndPr/>
         <w:sdtContent>
           <w:r>
             <w:rPr>
@@ -4574,7 +4856,7 @@
             <w:rPr>
               <w:rFonts w:ascii="Times New Roman" w:hAnsi="Times New Roman" w:cs="Times New Roman"/>
             </w:rPr>
-            <w:instrText xml:space="preserve"> CITATION Irv17 \l 2057 </w:instrText>
+            <w:instrText xml:space="preserve">CITATION Irv17 \l 2057 </w:instrText>
           </w:r>
           <w:r>
             <w:rPr>
@@ -4587,7 +4869,7 @@
               <w:rFonts w:ascii="Times New Roman" w:hAnsi="Times New Roman" w:cs="Times New Roman"/>
               <w:noProof/>
             </w:rPr>
-            <w:t>(Irvin, et al., 2017)</w:t>
+            <w:t>[9]</w:t>
           </w:r>
           <w:r>
             <w:rPr>
@@ -4645,19 +4927,29 @@
         </w:rPr>
         <w:t xml:space="preserve">, </w:t>
       </w:r>
-      <w:proofErr w:type="gramStart"/>
-      <w:r>
-        <w:rPr>
-          <w:rFonts w:ascii="Times New Roman" w:hAnsi="Times New Roman" w:cs="Times New Roman"/>
-        </w:rPr>
-        <w:t>with the exception of</w:t>
-      </w:r>
-      <w:proofErr w:type="gramEnd"/>
-      <w:r>
-        <w:rPr>
-          <w:rFonts w:ascii="Times New Roman" w:hAnsi="Times New Roman" w:cs="Times New Roman"/>
-        </w:rPr>
-        <w:t xml:space="preserve"> pathologies </w:t>
+      <w:r>
+        <w:rPr>
+          <w:rFonts w:ascii="Times New Roman" w:hAnsi="Times New Roman" w:cs="Times New Roman"/>
+        </w:rPr>
+        <w:t>except for</w:t>
+      </w:r>
+      <w:r>
+        <w:rPr>
+          <w:rFonts w:ascii="Times New Roman" w:hAnsi="Times New Roman" w:cs="Times New Roman"/>
+        </w:rPr>
+        <w:t xml:space="preserve"> </w:t>
+      </w:r>
+      <w:r>
+        <w:rPr>
+          <w:rFonts w:ascii="Times New Roman" w:hAnsi="Times New Roman" w:cs="Times New Roman"/>
+        </w:rPr>
+        <w:t xml:space="preserve">the </w:t>
+      </w:r>
+      <w:r>
+        <w:rPr>
+          <w:rFonts w:ascii="Times New Roman" w:hAnsi="Times New Roman" w:cs="Times New Roman"/>
+        </w:rPr>
+        <w:t xml:space="preserve">pathologies </w:t>
       </w:r>
       <w:r>
         <w:rPr>
@@ -4673,6 +4965,7 @@
           <w:id w:val="-483857413"/>
           <w:citation/>
         </w:sdtPr>
+        <w:sdtEndPr/>
         <w:sdtContent>
           <w:r>
             <w:rPr>
@@ -4684,7 +4977,7 @@
             <w:rPr>
               <w:rFonts w:ascii="Times New Roman" w:hAnsi="Times New Roman" w:cs="Times New Roman"/>
             </w:rPr>
-            <w:instrText xml:space="preserve"> CITATION Irv17 \l 2057 </w:instrText>
+            <w:instrText xml:space="preserve">CITATION Irv17 \l 2057 </w:instrText>
           </w:r>
           <w:r>
             <w:rPr>
@@ -4697,7 +4990,7 @@
               <w:rFonts w:ascii="Times New Roman" w:hAnsi="Times New Roman" w:cs="Times New Roman"/>
               <w:noProof/>
             </w:rPr>
-            <w:t>(Irvin, et al., 2017)</w:t>
+            <w:t>[9]</w:t>
           </w:r>
           <w:r>
             <w:rPr>
@@ -4722,7 +5015,7 @@
     </w:p>
     <w:p>
       <w:pPr>
-        <w:spacing w:line="360" w:lineRule="auto"/>
+        <w:spacing w:line="276" w:lineRule="auto"/>
         <w:rPr>
           <w:rFonts w:ascii="Times New Roman" w:hAnsi="Times New Roman" w:cs="Times New Roman"/>
         </w:rPr>
@@ -4742,16 +5035,15 @@
     </w:p>
     <w:p>
       <w:pPr>
-        <w:spacing w:line="360" w:lineRule="auto"/>
-        <w:rPr>
-          <w:rFonts w:ascii="Times New Roman" w:hAnsi="Times New Roman" w:cs="Times New Roman"/>
-        </w:rPr>
-      </w:pPr>
-      <w:r>
-        <w:rPr>
-          <w:rFonts w:ascii="Times New Roman" w:hAnsi="Times New Roman" w:cs="Times New Roman"/>
-        </w:rPr>
-        <w:lastRenderedPageBreak/>
+        <w:spacing w:line="276" w:lineRule="auto"/>
+        <w:rPr>
+          <w:rFonts w:ascii="Times New Roman" w:hAnsi="Times New Roman" w:cs="Times New Roman"/>
+        </w:rPr>
+      </w:pPr>
+      <w:r>
+        <w:rPr>
+          <w:rFonts w:ascii="Times New Roman" w:hAnsi="Times New Roman" w:cs="Times New Roman"/>
+        </w:rPr>
         <w:t xml:space="preserve">Image data was then standardized through resizing and normalization. All images were </w:t>
       </w:r>
       <w:r>
@@ -4783,7 +5075,7 @@
       <w:pPr>
         <w:pStyle w:val="Heading1"/>
       </w:pPr>
-      <w:bookmarkStart w:id="17" w:name="_Toc227766895"/>
+      <w:bookmarkStart w:id="17" w:name="_Toc228185339"/>
       <w:r>
         <w:t xml:space="preserve">3 </w:t>
       </w:r>
@@ -4796,7 +5088,7 @@
       <w:pPr>
         <w:pStyle w:val="Heading2"/>
       </w:pPr>
-      <w:bookmarkStart w:id="18" w:name="_Toc227766896"/>
+      <w:bookmarkStart w:id="18" w:name="_Toc228185340"/>
       <w:r>
         <w:t>3.1 Overview of model choices</w:t>
       </w:r>
@@ -4878,7 +5170,7 @@
       <w:pPr>
         <w:pStyle w:val="Heading2"/>
       </w:pPr>
-      <w:bookmarkStart w:id="19" w:name="_Toc227766897"/>
+      <w:bookmarkStart w:id="19" w:name="_Toc228185341"/>
       <w:r>
         <w:t>3.2 Theoretical motivation</w:t>
       </w:r>
@@ -4941,7 +5233,38 @@
         <w:rPr>
           <w:rFonts w:ascii="Times New Roman" w:hAnsi="Times New Roman" w:cs="Times New Roman"/>
         </w:rPr>
-        <w:t xml:space="preserve"> promotes feature reuse. These properties are beneficial in medical imaging tasks, where subtle patterns are important. DenseNet121 was also selected because it is used in the original CheXpert study by </w:t>
+        <w:t xml:space="preserve"> promotes feature reuse. These properties are beneficial in medical imaging tasks, where subtle patterns are important. DenseNet121 was also selected because it is used </w:t>
+      </w:r>
+      <w:r>
+        <w:rPr>
+          <w:rFonts w:ascii="Times New Roman" w:hAnsi="Times New Roman" w:cs="Times New Roman"/>
+        </w:rPr>
+        <w:lastRenderedPageBreak/>
+        <w:t>in the original CheXpert study by</w:t>
+      </w:r>
+      <w:r>
+        <w:rPr>
+          <w:rFonts w:ascii="Times New Roman" w:hAnsi="Times New Roman" w:cs="Times New Roman"/>
+        </w:rPr>
+        <w:t xml:space="preserve"> Irvin et al</w:t>
+      </w:r>
+      <w:r>
+        <w:rPr>
+          <w:rFonts w:ascii="Times New Roman" w:hAnsi="Times New Roman" w:cs="Times New Roman"/>
+        </w:rPr>
+        <w:t>.</w:t>
+      </w:r>
+      <w:r>
+        <w:rPr>
+          <w:rFonts w:ascii="Times New Roman" w:hAnsi="Times New Roman" w:cs="Times New Roman"/>
+        </w:rPr>
+        <w:t>, enabling direct comparison with established baselines</w:t>
+      </w:r>
+      <w:r>
+        <w:rPr>
+          <w:rFonts w:ascii="Times New Roman" w:hAnsi="Times New Roman" w:cs="Times New Roman"/>
+        </w:rPr>
+        <w:t xml:space="preserve"> </w:t>
       </w:r>
       <w:sdt>
         <w:sdtPr>
@@ -4962,7 +5285,7 @@
             <w:rPr>
               <w:rFonts w:ascii="Times New Roman" w:hAnsi="Times New Roman" w:cs="Times New Roman"/>
             </w:rPr>
-            <w:instrText xml:space="preserve"> CITATION Irv17 \l 2057 </w:instrText>
+            <w:instrText xml:space="preserve">CITATION Irv17 \l 2057 </w:instrText>
           </w:r>
           <w:r>
             <w:rPr>
@@ -4975,7 +5298,7 @@
               <w:rFonts w:ascii="Times New Roman" w:hAnsi="Times New Roman" w:cs="Times New Roman"/>
               <w:noProof/>
             </w:rPr>
-            <w:t>(Irvin, et al., 2017)</w:t>
+            <w:t>[9]</w:t>
           </w:r>
           <w:r>
             <w:rPr>
@@ -4989,7 +5312,7 @@
         <w:rPr>
           <w:rFonts w:ascii="Times New Roman" w:hAnsi="Times New Roman" w:cs="Times New Roman"/>
         </w:rPr>
-        <w:t>, enabling direct comparison with established baselines.</w:t>
+        <w:t>.</w:t>
       </w:r>
     </w:p>
     <w:p>
@@ -5000,7 +5323,7 @@
           <w:szCs w:val="24"/>
         </w:rPr>
       </w:pPr>
-      <w:bookmarkStart w:id="20" w:name="_Toc227766898"/>
+      <w:bookmarkStart w:id="20" w:name="_Toc228185342"/>
       <w:r>
         <w:t>3.3 Baseline CNN architecture</w:t>
       </w:r>
@@ -5039,6 +5362,7 @@
           <w:id w:val="1148703777"/>
           <w:citation/>
         </w:sdtPr>
+        <w:sdtEndPr/>
         <w:sdtContent>
           <w:r>
             <w:rPr>
@@ -5050,7 +5374,7 @@
             <w:rPr>
               <w:rFonts w:ascii="Times New Roman" w:hAnsi="Times New Roman" w:cs="Times New Roman"/>
             </w:rPr>
-            <w:instrText xml:space="preserve"> CITATION Irv17 \l 2057 </w:instrText>
+            <w:instrText xml:space="preserve">CITATION Irv17 \l 2057 </w:instrText>
           </w:r>
           <w:r>
             <w:rPr>
@@ -5063,7 +5387,7 @@
               <w:rFonts w:ascii="Times New Roman" w:hAnsi="Times New Roman" w:cs="Times New Roman"/>
               <w:noProof/>
             </w:rPr>
-            <w:t>(Irvin, et al., 2017)</w:t>
+            <w:t>[9]</w:t>
           </w:r>
           <w:r>
             <w:rPr>
@@ -5123,40 +5447,45 @@
         <w:rPr>
           <w:rFonts w:ascii="Times New Roman" w:hAnsi="Times New Roman" w:cs="Times New Roman"/>
         </w:rPr>
+        <w:t>After feature extraction, a global average pooling layer is applied to reduce the spatial dimensions, followed by a fully connected classification head</w:t>
+      </w:r>
+      <w:r>
+        <w:rPr>
+          <w:rFonts w:ascii="Times New Roman" w:hAnsi="Times New Roman" w:cs="Times New Roman"/>
+        </w:rPr>
+        <w:t>. The head consists of a dense layer with 256 units and ReLU activation, with dropout layers (0.5 and 0.3) applied for regularization. The final output layer uses a sigmoid activation function to produce independent probabilities for each of the five conditions, reflecting the multi-label nature of the task.</w:t>
+      </w:r>
+    </w:p>
+    <w:p>
+      <w:pPr>
+        <w:spacing w:line="276" w:lineRule="auto"/>
+        <w:rPr>
+          <w:rFonts w:ascii="Times New Roman" w:hAnsi="Times New Roman" w:cs="Times New Roman"/>
+        </w:rPr>
+      </w:pPr>
+      <w:r>
+        <w:rPr>
+          <w:rFonts w:ascii="Times New Roman" w:hAnsi="Times New Roman" w:cs="Times New Roman"/>
+        </w:rPr>
+        <w:t>The model was trained using the Adam optimizer with a learning rate of XYZ, and binary cross-entropy as the loss function, since this is a multi-label classification problem. To improve training stability and prevent overfitting, several callbacks were used, including early stopping based on validation AUC, model checkpointing to save the best performing model, and adaptive learning rate reduction when validation performance plateaued.</w:t>
+      </w:r>
+    </w:p>
+    <w:p>
+      <w:pPr>
+        <w:spacing w:line="276" w:lineRule="auto"/>
+      </w:pPr>
+    </w:p>
+    <w:p>
+      <w:pPr>
+        <w:keepNext/>
+        <w:spacing w:line="276" w:lineRule="auto"/>
+        <w:jc w:val="center"/>
+      </w:pPr>
+      <w:r>
+        <w:rPr>
+          <w:noProof/>
+        </w:rPr>
         <w:lastRenderedPageBreak/>
-        <w:t>After feature extraction, a global average pooling layer is applied to reduce the spatial dimensions, followed by a fully connected classification head</w:t>
-      </w:r>
-      <w:r>
-        <w:rPr>
-          <w:rFonts w:ascii="Times New Roman" w:hAnsi="Times New Roman" w:cs="Times New Roman"/>
-        </w:rPr>
-        <w:t>. The head consists of a dense layer with 256 units and ReLU activation, with dropout layers (0.5 and 0.3) applied for regularization. The final output layer uses a sigmoid activation function to produce independent probabilities for each of the five conditions, reflecting the multi-label nature of the task.</w:t>
-      </w:r>
-    </w:p>
-    <w:p>
-      <w:pPr>
-        <w:spacing w:line="276" w:lineRule="auto"/>
-        <w:rPr>
-          <w:rFonts w:ascii="Times New Roman" w:hAnsi="Times New Roman" w:cs="Times New Roman"/>
-        </w:rPr>
-      </w:pPr>
-      <w:r>
-        <w:rPr>
-          <w:rFonts w:ascii="Times New Roman" w:hAnsi="Times New Roman" w:cs="Times New Roman"/>
-        </w:rPr>
-        <w:t>The model was trained using the Adam optimizer with a learning rate of XYZ, and binary cross-entropy as the loss function, since this is a multi-label classification problem. To improve training stability and prevent overfitting, several callbacks were used, including early stopping based on validation AUC, model checkpointing to save the best performing model, and adaptive learning rate reduction when validation performance plateaued.</w:t>
-      </w:r>
-    </w:p>
-    <w:p/>
-    <w:p>
-      <w:pPr>
-        <w:keepNext/>
-        <w:jc w:val="center"/>
-      </w:pPr>
-      <w:r>
-        <w:rPr>
-          <w:noProof/>
-        </w:rPr>
         <w:drawing>
           <wp:inline distT="0" distB="0" distL="0" distR="0" wp14:anchorId="12053036" wp14:editId="6DCBF8AB">
             <wp:extent cx="5731510" cy="5801995"/>
@@ -5197,19 +5526,33 @@
     <w:p>
       <w:pPr>
         <w:pStyle w:val="Caption"/>
-      </w:pPr>
-      <w:bookmarkStart w:id="21" w:name="_Toc227766912"/>
+        <w:spacing w:line="276" w:lineRule="auto"/>
+      </w:pPr>
+      <w:bookmarkStart w:id="21" w:name="_Toc228185358"/>
       <w:r>
         <w:t xml:space="preserve">Figure </w:t>
       </w:r>
-      <w:fldSimple w:instr=" SEQ Figure \* ARABIC ">
-        <w:r>
-          <w:rPr>
-            <w:noProof/>
-          </w:rPr>
-          <w:t>5</w:t>
-        </w:r>
-      </w:fldSimple>
+      <w:r>
+        <w:fldChar w:fldCharType="begin"/>
+      </w:r>
+      <w:r>
+        <w:instrText xml:space="preserve"> SEQ Figure \* ARABIC </w:instrText>
+      </w:r>
+      <w:r>
+        <w:fldChar w:fldCharType="separate"/>
+      </w:r>
+      <w:r>
+        <w:rPr>
+          <w:noProof/>
+        </w:rPr>
+        <w:t>5</w:t>
+      </w:r>
+      <w:r>
+        <w:rPr>
+          <w:noProof/>
+        </w:rPr>
+        <w:fldChar w:fldCharType="end"/>
+      </w:r>
       <w:r>
         <w:t>: Baseline CNN-model</w:t>
       </w:r>
@@ -5228,9 +5571,8 @@
       <w:pPr>
         <w:pStyle w:val="Heading2"/>
       </w:pPr>
-      <w:bookmarkStart w:id="22" w:name="_Toc227766899"/>
-      <w:r>
-        <w:lastRenderedPageBreak/>
+      <w:bookmarkStart w:id="22" w:name="_Toc228185343"/>
+      <w:r>
         <w:t>3.4 Transfer learning architecture</w:t>
       </w:r>
       <w:bookmarkEnd w:id="22"/>
@@ -5274,6 +5616,7 @@
           <w:id w:val="1325867942"/>
           <w:citation/>
         </w:sdtPr>
+        <w:sdtEndPr/>
         <w:sdtContent>
           <w:r>
             <w:rPr>
@@ -5285,7 +5628,7 @@
             <w:rPr>
               <w:rFonts w:ascii="Times New Roman" w:hAnsi="Times New Roman" w:cs="Times New Roman"/>
             </w:rPr>
-            <w:instrText xml:space="preserve"> CITATION Irv17 \l 2057 </w:instrText>
+            <w:instrText xml:space="preserve">CITATION Irv17 \l 2057 </w:instrText>
           </w:r>
           <w:r>
             <w:rPr>
@@ -5298,7 +5641,7 @@
               <w:rFonts w:ascii="Times New Roman" w:hAnsi="Times New Roman" w:cs="Times New Roman"/>
               <w:noProof/>
             </w:rPr>
-            <w:t>(Irvin, et al., 2017)</w:t>
+            <w:t>[9]</w:t>
           </w:r>
           <w:r>
             <w:rPr>
@@ -5324,7 +5667,33 @@
         <w:rPr>
           <w:rFonts w:ascii="Times New Roman" w:hAnsi="Times New Roman" w:cs="Times New Roman"/>
         </w:rPr>
-        <w:t xml:space="preserve">, as covered in </w:t>
+        <w:t xml:space="preserve">, as covered </w:t>
+      </w:r>
+      <w:r>
+        <w:rPr>
+          <w:rFonts w:ascii="Times New Roman" w:hAnsi="Times New Roman" w:cs="Times New Roman"/>
+        </w:rPr>
+        <w:t xml:space="preserve">by Chollet &amp; Watson in chapter </w:t>
+      </w:r>
+      <w:r>
+        <w:rPr>
+          <w:rFonts w:ascii="Times New Roman" w:hAnsi="Times New Roman" w:cs="Times New Roman"/>
+        </w:rPr>
+        <w:t xml:space="preserve">8 of </w:t>
+      </w:r>
+      <w:r>
+        <w:rPr>
+          <w:rFonts w:ascii="Times New Roman" w:hAnsi="Times New Roman" w:cs="Times New Roman"/>
+          <w:i/>
+          <w:iCs/>
+        </w:rPr>
+        <w:t>Deep Learning with Python</w:t>
+      </w:r>
+      <w:r>
+        <w:rPr>
+          <w:rFonts w:ascii="Times New Roman" w:hAnsi="Times New Roman" w:cs="Times New Roman"/>
+        </w:rPr>
+        <w:t xml:space="preserve"> </w:t>
       </w:r>
       <w:sdt>
         <w:sdtPr>
@@ -5334,6 +5703,7 @@
           <w:id w:val="182707031"/>
           <w:citation/>
         </w:sdtPr>
+        <w:sdtEndPr/>
         <w:sdtContent>
           <w:r>
             <w:rPr>
@@ -5358,7 +5728,7 @@
               <w:rFonts w:ascii="Times New Roman" w:hAnsi="Times New Roman" w:cs="Times New Roman"/>
               <w:noProof/>
             </w:rPr>
-            <w:t>(Chollet &amp; Watson, 2025)</w:t>
+            <w:t>[10]</w:t>
           </w:r>
           <w:r>
             <w:rPr>
@@ -5390,7 +5760,13 @@
         <w:rPr>
           <w:rFonts w:ascii="Times New Roman" w:hAnsi="Times New Roman" w:cs="Times New Roman"/>
         </w:rPr>
-        <w:t>consist of first freezing the convolutional base to prevent their w</w:t>
+        <w:t>consists</w:t>
+      </w:r>
+      <w:r>
+        <w:rPr>
+          <w:rFonts w:ascii="Times New Roman" w:hAnsi="Times New Roman" w:cs="Times New Roman"/>
+        </w:rPr>
+        <w:t xml:space="preserve"> of first freezing the convolutional base to prevent their w</w:t>
       </w:r>
       <w:r>
         <w:rPr>
@@ -5414,11 +5790,13 @@
     <w:p>
       <w:pPr>
         <w:keepNext/>
+        <w:spacing w:line="276" w:lineRule="auto"/>
       </w:pPr>
       <w:r>
         <w:rPr>
           <w:noProof/>
         </w:rPr>
+        <w:lastRenderedPageBreak/>
         <w:drawing>
           <wp:inline distT="0" distB="0" distL="0" distR="0" wp14:anchorId="73953150" wp14:editId="29309E0B">
             <wp:extent cx="5731510" cy="3896995"/>
@@ -5459,19 +5837,33 @@
     <w:p>
       <w:pPr>
         <w:pStyle w:val="Caption"/>
-      </w:pPr>
-      <w:bookmarkStart w:id="23" w:name="_Toc227766913"/>
+        <w:spacing w:line="276" w:lineRule="auto"/>
+      </w:pPr>
+      <w:bookmarkStart w:id="23" w:name="_Toc228185359"/>
       <w:r>
         <w:t xml:space="preserve">Figure </w:t>
       </w:r>
-      <w:fldSimple w:instr=" SEQ Figure \* ARABIC ">
-        <w:r>
-          <w:rPr>
-            <w:noProof/>
-          </w:rPr>
-          <w:t>6</w:t>
-        </w:r>
-      </w:fldSimple>
+      <w:r>
+        <w:fldChar w:fldCharType="begin"/>
+      </w:r>
+      <w:r>
+        <w:instrText xml:space="preserve"> SEQ Figure \* ARABIC </w:instrText>
+      </w:r>
+      <w:r>
+        <w:fldChar w:fldCharType="separate"/>
+      </w:r>
+      <w:r>
+        <w:rPr>
+          <w:noProof/>
+        </w:rPr>
+        <w:t>6</w:t>
+      </w:r>
+      <w:r>
+        <w:rPr>
+          <w:noProof/>
+        </w:rPr>
+        <w:fldChar w:fldCharType="end"/>
+      </w:r>
       <w:r>
         <w:t xml:space="preserve">: DenseNet121 </w:t>
       </w:r>
@@ -5487,7 +5879,7 @@
       <w:pPr>
         <w:pStyle w:val="Heading1"/>
       </w:pPr>
-      <w:bookmarkStart w:id="24" w:name="_Toc227766900"/>
+      <w:bookmarkStart w:id="24" w:name="_Toc228185344"/>
       <w:r>
         <w:t xml:space="preserve">4 </w:t>
       </w:r>
@@ -5500,7 +5892,7 @@
       <w:pPr>
         <w:pStyle w:val="Heading2"/>
       </w:pPr>
-      <w:bookmarkStart w:id="25" w:name="_Toc227766901"/>
+      <w:bookmarkStart w:id="25" w:name="_Toc228185345"/>
       <w:r>
         <w:t>4.1 Results</w:t>
       </w:r>
@@ -5510,7 +5902,7 @@
       <w:pPr>
         <w:pStyle w:val="Heading3"/>
       </w:pPr>
-      <w:bookmarkStart w:id="26" w:name="_Toc227766902"/>
+      <w:bookmarkStart w:id="26" w:name="_Toc228185346"/>
       <w:r>
         <w:t>4.1.1 Baseline performance</w:t>
       </w:r>
@@ -5533,13 +5925,7 @@
         <w:rPr>
           <w:rFonts w:ascii="Times New Roman" w:hAnsi="Times New Roman" w:cs="Times New Roman"/>
         </w:rPr>
-        <w:t xml:space="preserve">Plotting AUROC and loss for training and validation </w:t>
-      </w:r>
-      <w:r>
-        <w:rPr>
-          <w:rFonts w:ascii="Times New Roman" w:hAnsi="Times New Roman" w:cs="Times New Roman"/>
-        </w:rPr>
-        <w:t xml:space="preserve">gives us </w:t>
+        <w:t xml:space="preserve">Plotting AUROC and loss for training and validation gives us </w:t>
       </w:r>
       <w:r>
         <w:rPr>
@@ -5557,12 +5943,12 @@
         <w:rPr>
           <w:rFonts w:ascii="Times New Roman" w:hAnsi="Times New Roman" w:cs="Times New Roman"/>
         </w:rPr>
-      </w:r>
-      <w:r>
-        <w:rPr>
-          <w:rFonts w:ascii="Times New Roman" w:hAnsi="Times New Roman" w:cs="Times New Roman"/>
-        </w:rPr>
         <w:instrText xml:space="preserve"> \* MERGEFORMAT </w:instrText>
+      </w:r>
+      <w:r>
+        <w:rPr>
+          <w:rFonts w:ascii="Times New Roman" w:hAnsi="Times New Roman" w:cs="Times New Roman"/>
+        </w:rPr>
       </w:r>
       <w:r>
         <w:rPr>
@@ -5606,9 +5992,8 @@
         <w:rPr>
           <w:noProof/>
         </w:rPr>
-        <w:lastRenderedPageBreak/>
         <w:drawing>
-          <wp:inline distT="0" distB="0" distL="0" distR="0" wp14:anchorId="008BA3D8" wp14:editId="6EB955CD">
+          <wp:inline distT="0" distB="0" distL="0" distR="0" wp14:anchorId="008BA3D8" wp14:editId="1A7F03A7">
             <wp:extent cx="5731510" cy="2047240"/>
             <wp:effectExtent l="0" t="0" r="2540" b="0"/>
             <wp:docPr id="1714646541" name="Picture 1"/>
@@ -5660,23 +6045,37 @@
     <w:p>
       <w:pPr>
         <w:pStyle w:val="Caption"/>
+        <w:spacing w:line="276" w:lineRule="auto"/>
         <w:rPr>
           <w:rFonts w:ascii="Times New Roman" w:hAnsi="Times New Roman" w:cs="Times New Roman"/>
         </w:rPr>
       </w:pPr>
       <w:bookmarkStart w:id="27" w:name="_Ref227766638"/>
-      <w:bookmarkStart w:id="28" w:name="_Toc227766914"/>
+      <w:bookmarkStart w:id="28" w:name="_Toc228185360"/>
       <w:r>
         <w:t xml:space="preserve">Figure </w:t>
       </w:r>
-      <w:fldSimple w:instr=" SEQ Figure \* ARABIC ">
-        <w:r>
-          <w:rPr>
-            <w:noProof/>
-          </w:rPr>
-          <w:t>7</w:t>
-        </w:r>
-      </w:fldSimple>
+      <w:r>
+        <w:fldChar w:fldCharType="begin"/>
+      </w:r>
+      <w:r>
+        <w:instrText xml:space="preserve"> SEQ Figure \* ARABIC </w:instrText>
+      </w:r>
+      <w:r>
+        <w:fldChar w:fldCharType="separate"/>
+      </w:r>
+      <w:r>
+        <w:rPr>
+          <w:noProof/>
+        </w:rPr>
+        <w:t>7</w:t>
+      </w:r>
+      <w:r>
+        <w:rPr>
+          <w:noProof/>
+        </w:rPr>
+        <w:fldChar w:fldCharType="end"/>
+      </w:r>
       <w:bookmarkEnd w:id="27"/>
       <w:r>
         <w:t>: AUC and loss over epochs for CNN</w:t>
@@ -5702,6 +6101,7 @@
         <w:rPr>
           <w:rFonts w:ascii="Times New Roman" w:hAnsi="Times New Roman" w:cs="Times New Roman"/>
         </w:rPr>
+        <w:lastRenderedPageBreak/>
         <w:t>The model achieved a mean AUROC of 0.8653</w:t>
       </w:r>
       <w:r>
@@ -5732,7 +6132,7 @@
         <w:rPr>
           <w:rFonts w:ascii="Times New Roman" w:hAnsi="Times New Roman" w:cs="Times New Roman"/>
         </w:rPr>
-        <w:instrText xml:space="preserve"> REF _Ref227766918 \h </w:instrText>
+        <w:instrText xml:space="preserve"> REF _Ref228184570 \h </w:instrText>
       </w:r>
       <w:r>
         <w:rPr>
@@ -5752,433 +6152,10 @@
         <w:fldChar w:fldCharType="separate"/>
       </w:r>
       <w:r>
-        <w:rPr>
-          <w:rFonts w:ascii="Times New Roman" w:hAnsi="Times New Roman" w:cs="Times New Roman"/>
-        </w:rPr>
-        <w:t xml:space="preserve">Table </w:t>
-      </w:r>
-      <w:r>
-        <w:rPr>
-          <w:rFonts w:ascii="Times New Roman" w:hAnsi="Times New Roman" w:cs="Times New Roman"/>
-          <w:noProof/>
-        </w:rPr>
-        <w:t>1</w:t>
-      </w:r>
-      <w:r>
-        <w:rPr>
-          <w:rFonts w:ascii="Times New Roman" w:hAnsi="Times New Roman" w:cs="Times New Roman"/>
-        </w:rPr>
-        <w:fldChar w:fldCharType="end"/>
-      </w:r>
-      <w:r>
-        <w:rPr>
-          <w:rFonts w:ascii="Times New Roman" w:hAnsi="Times New Roman" w:cs="Times New Roman"/>
-        </w:rPr>
-        <w:t xml:space="preserve"> </w:t>
-      </w:r>
-      <w:r>
-        <w:rPr>
-          <w:rFonts w:ascii="Times New Roman" w:hAnsi="Times New Roman" w:cs="Times New Roman"/>
-        </w:rPr>
-        <w:t>and figure XYZ.</w:t>
-      </w:r>
-    </w:p>
-    <w:p>
-      <w:pPr>
-        <w:pStyle w:val="Caption"/>
-        <w:keepNext/>
-      </w:pPr>
-      <w:bookmarkStart w:id="29" w:name="_Toc227766915"/>
-      <w:bookmarkStart w:id="30" w:name="_Ref227766918"/>
-      <w:r>
-        <w:t xml:space="preserve">Table </w:t>
-      </w:r>
-      <w:fldSimple w:instr=" SEQ Table \* ARABIC ">
-        <w:r>
-          <w:rPr>
-            <w:noProof/>
-          </w:rPr>
-          <w:t>1</w:t>
-        </w:r>
-      </w:fldSimple>
-      <w:bookmarkEnd w:id="30"/>
-      <w:r>
-        <w:t>: AUROC performance across conditions</w:t>
-      </w:r>
-      <w:bookmarkEnd w:id="29"/>
-      <w:r>
-        <w:t xml:space="preserve"> on CNN-baseline</w:t>
-      </w:r>
-    </w:p>
-    <w:tbl>
-      <w:tblPr>
-        <w:tblStyle w:val="TableGrid"/>
-        <w:tblW w:w="0" w:type="auto"/>
-        <w:jc w:val="center"/>
-        <w:tblLook w:val="04A0" w:firstRow="1" w:lastRow="0" w:firstColumn="1" w:lastColumn="0" w:noHBand="0" w:noVBand="1"/>
-      </w:tblPr>
-      <w:tblGrid>
-        <w:gridCol w:w="4508"/>
-        <w:gridCol w:w="4508"/>
-      </w:tblGrid>
-      <w:tr>
-        <w:trPr>
-          <w:jc w:val="center"/>
-        </w:trPr>
-        <w:tc>
-          <w:tcPr>
-            <w:tcW w:w="4508" w:type="dxa"/>
-            <w:shd w:val="clear" w:color="auto" w:fill="A5C9EB" w:themeFill="text2" w:themeFillTint="40"/>
-          </w:tcPr>
-          <w:p>
-            <w:pPr>
-              <w:spacing w:line="276" w:lineRule="auto"/>
-              <w:rPr>
-                <w:rFonts w:ascii="Times New Roman" w:hAnsi="Times New Roman" w:cs="Times New Roman"/>
-                <w:b/>
-                <w:bCs/>
-              </w:rPr>
-            </w:pPr>
-            <w:r>
-              <w:rPr>
-                <w:rFonts w:ascii="Times New Roman" w:hAnsi="Times New Roman" w:cs="Times New Roman"/>
-                <w:b/>
-                <w:bCs/>
-              </w:rPr>
-              <w:t>Condition</w:t>
-            </w:r>
-          </w:p>
-        </w:tc>
-        <w:tc>
-          <w:tcPr>
-            <w:tcW w:w="4508" w:type="dxa"/>
-            <w:shd w:val="clear" w:color="auto" w:fill="A5C9EB" w:themeFill="text2" w:themeFillTint="40"/>
-          </w:tcPr>
-          <w:p>
-            <w:pPr>
-              <w:spacing w:line="276" w:lineRule="auto"/>
-              <w:rPr>
-                <w:rFonts w:ascii="Times New Roman" w:hAnsi="Times New Roman" w:cs="Times New Roman"/>
-                <w:b/>
-                <w:bCs/>
-              </w:rPr>
-            </w:pPr>
-            <w:r>
-              <w:rPr>
-                <w:rFonts w:ascii="Times New Roman" w:hAnsi="Times New Roman" w:cs="Times New Roman"/>
-                <w:b/>
-                <w:bCs/>
-              </w:rPr>
-              <w:t>AUROC</w:t>
-            </w:r>
-          </w:p>
-        </w:tc>
-      </w:tr>
-      <w:tr>
-        <w:trPr>
-          <w:jc w:val="center"/>
-        </w:trPr>
-        <w:tc>
-          <w:tcPr>
-            <w:tcW w:w="4508" w:type="dxa"/>
-          </w:tcPr>
-          <w:p>
-            <w:pPr>
-              <w:spacing w:line="276" w:lineRule="auto"/>
-              <w:rPr>
-                <w:rFonts w:ascii="Times New Roman" w:hAnsi="Times New Roman" w:cs="Times New Roman"/>
-              </w:rPr>
-            </w:pPr>
-            <w:r>
-              <w:rPr>
-                <w:rFonts w:ascii="Times New Roman" w:hAnsi="Times New Roman" w:cs="Times New Roman"/>
-              </w:rPr>
-              <w:t>Atelectasis</w:t>
-            </w:r>
-          </w:p>
-        </w:tc>
-        <w:tc>
-          <w:tcPr>
-            <w:tcW w:w="4508" w:type="dxa"/>
-          </w:tcPr>
-          <w:p>
-            <w:pPr>
-              <w:spacing w:line="276" w:lineRule="auto"/>
-              <w:rPr>
-                <w:rFonts w:ascii="Times New Roman" w:hAnsi="Times New Roman" w:cs="Times New Roman"/>
-              </w:rPr>
-            </w:pPr>
-            <w:r>
-              <w:rPr>
-                <w:rFonts w:ascii="Times New Roman" w:hAnsi="Times New Roman" w:cs="Times New Roman"/>
-              </w:rPr>
-              <w:t>0.8230</w:t>
-            </w:r>
-          </w:p>
-        </w:tc>
-      </w:tr>
-      <w:tr>
-        <w:trPr>
-          <w:jc w:val="center"/>
-        </w:trPr>
-        <w:tc>
-          <w:tcPr>
-            <w:tcW w:w="4508" w:type="dxa"/>
-          </w:tcPr>
-          <w:p>
-            <w:pPr>
-              <w:spacing w:line="276" w:lineRule="auto"/>
-              <w:rPr>
-                <w:rFonts w:ascii="Times New Roman" w:hAnsi="Times New Roman" w:cs="Times New Roman"/>
-              </w:rPr>
-            </w:pPr>
-            <w:r>
-              <w:rPr>
-                <w:rFonts w:ascii="Times New Roman" w:hAnsi="Times New Roman" w:cs="Times New Roman"/>
-              </w:rPr>
-              <w:t>Cardiomegaly</w:t>
-            </w:r>
-          </w:p>
-        </w:tc>
-        <w:tc>
-          <w:tcPr>
-            <w:tcW w:w="4508" w:type="dxa"/>
-          </w:tcPr>
-          <w:p>
-            <w:pPr>
-              <w:spacing w:line="276" w:lineRule="auto"/>
-              <w:rPr>
-                <w:rFonts w:ascii="Times New Roman" w:hAnsi="Times New Roman" w:cs="Times New Roman"/>
-              </w:rPr>
-            </w:pPr>
-            <w:r>
-              <w:rPr>
-                <w:rFonts w:ascii="Times New Roman" w:hAnsi="Times New Roman" w:cs="Times New Roman"/>
-              </w:rPr>
-              <w:t>0.8031</w:t>
-            </w:r>
-          </w:p>
-        </w:tc>
-      </w:tr>
-      <w:tr>
-        <w:trPr>
-          <w:jc w:val="center"/>
-        </w:trPr>
-        <w:tc>
-          <w:tcPr>
-            <w:tcW w:w="4508" w:type="dxa"/>
-          </w:tcPr>
-          <w:p>
-            <w:pPr>
-              <w:spacing w:line="276" w:lineRule="auto"/>
-              <w:rPr>
-                <w:rFonts w:ascii="Times New Roman" w:hAnsi="Times New Roman" w:cs="Times New Roman"/>
-              </w:rPr>
-            </w:pPr>
-            <w:r>
-              <w:rPr>
-                <w:rFonts w:ascii="Times New Roman" w:hAnsi="Times New Roman" w:cs="Times New Roman"/>
-              </w:rPr>
-              <w:t>Consolidation</w:t>
-            </w:r>
-          </w:p>
-        </w:tc>
-        <w:tc>
-          <w:tcPr>
-            <w:tcW w:w="4508" w:type="dxa"/>
-          </w:tcPr>
-          <w:p>
-            <w:pPr>
-              <w:spacing w:line="276" w:lineRule="auto"/>
-              <w:rPr>
-                <w:rFonts w:ascii="Times New Roman" w:hAnsi="Times New Roman" w:cs="Times New Roman"/>
-              </w:rPr>
-            </w:pPr>
-            <w:r>
-              <w:rPr>
-                <w:rFonts w:ascii="Times New Roman" w:hAnsi="Times New Roman" w:cs="Times New Roman"/>
-              </w:rPr>
-              <w:t>0.8947</w:t>
-            </w:r>
-          </w:p>
-        </w:tc>
-      </w:tr>
-      <w:tr>
-        <w:trPr>
-          <w:jc w:val="center"/>
-        </w:trPr>
-        <w:tc>
-          <w:tcPr>
-            <w:tcW w:w="4508" w:type="dxa"/>
-          </w:tcPr>
-          <w:p>
-            <w:pPr>
-              <w:spacing w:line="276" w:lineRule="auto"/>
-              <w:rPr>
-                <w:rFonts w:ascii="Times New Roman" w:hAnsi="Times New Roman" w:cs="Times New Roman"/>
-              </w:rPr>
-            </w:pPr>
-            <w:proofErr w:type="spellStart"/>
-            <w:r>
-              <w:rPr>
-                <w:rFonts w:ascii="Times New Roman" w:hAnsi="Times New Roman" w:cs="Times New Roman"/>
-              </w:rPr>
-              <w:t>Edema</w:t>
-            </w:r>
-            <w:proofErr w:type="spellEnd"/>
-          </w:p>
-        </w:tc>
-        <w:tc>
-          <w:tcPr>
-            <w:tcW w:w="4508" w:type="dxa"/>
-          </w:tcPr>
-          <w:p>
-            <w:pPr>
-              <w:spacing w:line="276" w:lineRule="auto"/>
-              <w:rPr>
-                <w:rFonts w:ascii="Times New Roman" w:hAnsi="Times New Roman" w:cs="Times New Roman"/>
-              </w:rPr>
-            </w:pPr>
-            <w:r>
-              <w:rPr>
-                <w:rFonts w:ascii="Times New Roman" w:hAnsi="Times New Roman" w:cs="Times New Roman"/>
-              </w:rPr>
-              <w:t>0.9223</w:t>
-            </w:r>
-          </w:p>
-        </w:tc>
-      </w:tr>
-      <w:tr>
-        <w:trPr>
-          <w:jc w:val="center"/>
-        </w:trPr>
-        <w:tc>
-          <w:tcPr>
-            <w:tcW w:w="4508" w:type="dxa"/>
-          </w:tcPr>
-          <w:p>
-            <w:pPr>
-              <w:spacing w:line="276" w:lineRule="auto"/>
-              <w:rPr>
-                <w:rFonts w:ascii="Times New Roman" w:hAnsi="Times New Roman" w:cs="Times New Roman"/>
-              </w:rPr>
-            </w:pPr>
-            <w:r>
-              <w:rPr>
-                <w:rFonts w:ascii="Times New Roman" w:hAnsi="Times New Roman" w:cs="Times New Roman"/>
-              </w:rPr>
-              <w:t>Pleural Effusion</w:t>
-            </w:r>
-          </w:p>
-        </w:tc>
-        <w:tc>
-          <w:tcPr>
-            <w:tcW w:w="4508" w:type="dxa"/>
-          </w:tcPr>
-          <w:p>
-            <w:pPr>
-              <w:spacing w:line="276" w:lineRule="auto"/>
-              <w:rPr>
-                <w:rFonts w:ascii="Times New Roman" w:hAnsi="Times New Roman" w:cs="Times New Roman"/>
-              </w:rPr>
-            </w:pPr>
-            <w:r>
-              <w:rPr>
-                <w:rFonts w:ascii="Times New Roman" w:hAnsi="Times New Roman" w:cs="Times New Roman"/>
-              </w:rPr>
-              <w:t>0.8833</w:t>
-            </w:r>
-          </w:p>
-        </w:tc>
-      </w:tr>
-    </w:tbl>
-    <w:p>
-      <w:pPr>
-        <w:spacing w:line="276" w:lineRule="auto"/>
-        <w:rPr>
-          <w:rFonts w:ascii="Times New Roman" w:hAnsi="Times New Roman" w:cs="Times New Roman"/>
-        </w:rPr>
-      </w:pPr>
-    </w:p>
-    <w:p>
-      <w:pPr>
-        <w:pStyle w:val="Heading3"/>
-      </w:pPr>
-      <w:bookmarkStart w:id="31" w:name="_Toc227766903"/>
-      <w:r>
-        <w:t>4.1.2 Transfer learning performance</w:t>
-      </w:r>
-      <w:bookmarkEnd w:id="31"/>
-    </w:p>
-    <w:p>
-      <w:pPr>
-        <w:spacing w:line="276" w:lineRule="auto"/>
-        <w:rPr>
-          <w:rFonts w:ascii="Times New Roman" w:hAnsi="Times New Roman" w:cs="Times New Roman"/>
-        </w:rPr>
-      </w:pPr>
-      <w:r>
-        <w:rPr>
-          <w:rFonts w:ascii="Times New Roman" w:hAnsi="Times New Roman" w:cs="Times New Roman"/>
-        </w:rPr>
-        <w:t>Plotting AUROC and loss for training and validation</w:t>
-      </w:r>
-      <w:r>
-        <w:rPr>
-          <w:rFonts w:ascii="Times New Roman" w:hAnsi="Times New Roman" w:cs="Times New Roman"/>
-        </w:rPr>
-        <w:t xml:space="preserve"> with the DenseNet121 transfer learning model</w:t>
-      </w:r>
-      <w:r>
-        <w:rPr>
-          <w:rFonts w:ascii="Times New Roman" w:hAnsi="Times New Roman" w:cs="Times New Roman"/>
-        </w:rPr>
-        <w:t xml:space="preserve"> gives us</w:t>
-      </w:r>
-      <w:r>
-        <w:rPr>
-          <w:rFonts w:ascii="Times New Roman" w:hAnsi="Times New Roman" w:cs="Times New Roman"/>
-        </w:rPr>
-        <w:t xml:space="preserve"> </w:t>
-      </w:r>
-      <w:r>
-        <w:rPr>
-          <w:rFonts w:ascii="Times New Roman" w:hAnsi="Times New Roman" w:cs="Times New Roman"/>
-        </w:rPr>
-        <w:fldChar w:fldCharType="begin"/>
-      </w:r>
-      <w:r>
-        <w:rPr>
-          <w:rFonts w:ascii="Times New Roman" w:hAnsi="Times New Roman" w:cs="Times New Roman"/>
-        </w:rPr>
-        <w:instrText xml:space="preserve"> REF _Ref227767036 \h </w:instrText>
-      </w:r>
-      <w:r>
-        <w:rPr>
-          <w:rFonts w:ascii="Times New Roman" w:hAnsi="Times New Roman" w:cs="Times New Roman"/>
-        </w:rPr>
-      </w:r>
-      <w:r>
-        <w:rPr>
-          <w:rFonts w:ascii="Times New Roman" w:hAnsi="Times New Roman" w:cs="Times New Roman"/>
-        </w:rPr>
-        <w:instrText xml:space="preserve"> \* MERGEFORMAT </w:instrText>
-      </w:r>
-      <w:r>
-        <w:rPr>
-          <w:rFonts w:ascii="Times New Roman" w:hAnsi="Times New Roman" w:cs="Times New Roman"/>
-        </w:rPr>
-        <w:fldChar w:fldCharType="separate"/>
-      </w:r>
-      <w:r>
-        <w:rPr>
-          <w:rFonts w:ascii="Times New Roman" w:hAnsi="Times New Roman" w:cs="Times New Roman"/>
-        </w:rPr>
         <w:t xml:space="preserve">Figure </w:t>
       </w:r>
       <w:r>
         <w:rPr>
-          <w:rFonts w:ascii="Times New Roman" w:hAnsi="Times New Roman" w:cs="Times New Roman"/>
           <w:noProof/>
         </w:rPr>
         <w:t>8</w:t>
@@ -6207,7 +6184,200 @@
           <w:noProof/>
         </w:rPr>
         <w:drawing>
-          <wp:inline distT="0" distB="0" distL="0" distR="0" wp14:anchorId="78EEA19C" wp14:editId="1E43D843">
+          <wp:inline distT="0" distB="0" distL="0" distR="0" wp14:anchorId="0E889D4E" wp14:editId="0A9ED5EB">
+            <wp:extent cx="5731510" cy="3418205"/>
+            <wp:effectExtent l="0" t="0" r="2540" b="0"/>
+            <wp:docPr id="167115298" name="Picture 1"/>
+            <wp:cNvGraphicFramePr>
+              <a:graphicFrameLocks xmlns:a="http://schemas.openxmlformats.org/drawingml/2006/main" noChangeAspect="1"/>
+            </wp:cNvGraphicFramePr>
+            <a:graphic xmlns:a="http://schemas.openxmlformats.org/drawingml/2006/main">
+              <a:graphicData uri="http://schemas.openxmlformats.org/drawingml/2006/picture">
+                <pic:pic xmlns:pic="http://schemas.openxmlformats.org/drawingml/2006/picture">
+                  <pic:nvPicPr>
+                    <pic:cNvPr id="0" name="Picture 1"/>
+                    <pic:cNvPicPr>
+                      <a:picLocks noChangeAspect="1" noChangeArrowheads="1"/>
+                    </pic:cNvPicPr>
+                  </pic:nvPicPr>
+                  <pic:blipFill>
+                    <a:blip r:embed="rId16">
+                      <a:extLst>
+                        <a:ext uri="{28A0092B-C50C-407E-A947-70E740481C1C}">
+                          <a14:useLocalDpi xmlns:a14="http://schemas.microsoft.com/office/drawing/2010/main" val="0"/>
+                        </a:ext>
+                      </a:extLst>
+                    </a:blip>
+                    <a:srcRect/>
+                    <a:stretch>
+                      <a:fillRect/>
+                    </a:stretch>
+                  </pic:blipFill>
+                  <pic:spPr bwMode="auto">
+                    <a:xfrm>
+                      <a:off x="0" y="0"/>
+                      <a:ext cx="5731510" cy="3418205"/>
+                    </a:xfrm>
+                    <a:prstGeom prst="rect">
+                      <a:avLst/>
+                    </a:prstGeom>
+                    <a:noFill/>
+                    <a:ln>
+                      <a:noFill/>
+                    </a:ln>
+                  </pic:spPr>
+                </pic:pic>
+              </a:graphicData>
+            </a:graphic>
+          </wp:inline>
+        </w:drawing>
+      </w:r>
+    </w:p>
+    <w:p>
+      <w:pPr>
+        <w:pStyle w:val="Caption"/>
+        <w:spacing w:line="276" w:lineRule="auto"/>
+        <w:rPr>
+          <w:rFonts w:ascii="Times New Roman" w:hAnsi="Times New Roman" w:cs="Times New Roman"/>
+        </w:rPr>
+      </w:pPr>
+      <w:bookmarkStart w:id="29" w:name="_Ref228184570"/>
+      <w:bookmarkStart w:id="30" w:name="_Toc228185361"/>
+      <w:r>
+        <w:t xml:space="preserve">Figure </w:t>
+      </w:r>
+      <w:r>
+        <w:fldChar w:fldCharType="begin"/>
+      </w:r>
+      <w:r>
+        <w:instrText xml:space="preserve"> SEQ Figure \* ARABIC </w:instrText>
+      </w:r>
+      <w:r>
+        <w:fldChar w:fldCharType="separate"/>
+      </w:r>
+      <w:r>
+        <w:rPr>
+          <w:noProof/>
+        </w:rPr>
+        <w:t>8</w:t>
+      </w:r>
+      <w:r>
+        <w:fldChar w:fldCharType="end"/>
+      </w:r>
+      <w:bookmarkEnd w:id="29"/>
+      <w:r>
+        <w:t>: Baseline CNN AUC per condition</w:t>
+      </w:r>
+      <w:bookmarkEnd w:id="30"/>
+    </w:p>
+    <w:p>
+      <w:pPr>
+        <w:pStyle w:val="Heading3"/>
+      </w:pPr>
+      <w:bookmarkStart w:id="31" w:name="_Toc228185347"/>
+      <w:r>
+        <w:t>4.1.2 Transfer learning performance</w:t>
+      </w:r>
+      <w:bookmarkEnd w:id="31"/>
+    </w:p>
+    <w:p>
+      <w:pPr>
+        <w:spacing w:line="276" w:lineRule="auto"/>
+        <w:rPr>
+          <w:rFonts w:ascii="Times New Roman" w:hAnsi="Times New Roman" w:cs="Times New Roman"/>
+        </w:rPr>
+      </w:pPr>
+      <w:r>
+        <w:rPr>
+          <w:rFonts w:ascii="Times New Roman" w:hAnsi="Times New Roman" w:cs="Times New Roman"/>
+        </w:rPr>
+        <w:t>Plotting AUROC and loss for training and validation</w:t>
+      </w:r>
+      <w:r>
+        <w:rPr>
+          <w:rFonts w:ascii="Times New Roman" w:hAnsi="Times New Roman" w:cs="Times New Roman"/>
+        </w:rPr>
+        <w:t xml:space="preserve"> with the DenseNet121 transfer learning model</w:t>
+      </w:r>
+      <w:r>
+        <w:rPr>
+          <w:rFonts w:ascii="Times New Roman" w:hAnsi="Times New Roman" w:cs="Times New Roman"/>
+        </w:rPr>
+        <w:t xml:space="preserve"> gives us</w:t>
+      </w:r>
+      <w:r>
+        <w:rPr>
+          <w:rFonts w:ascii="Times New Roman" w:hAnsi="Times New Roman" w:cs="Times New Roman"/>
+        </w:rPr>
+        <w:t xml:space="preserve"> </w:t>
+      </w:r>
+      <w:r>
+        <w:rPr>
+          <w:rFonts w:ascii="Times New Roman" w:hAnsi="Times New Roman" w:cs="Times New Roman"/>
+        </w:rPr>
+        <w:fldChar w:fldCharType="begin"/>
+      </w:r>
+      <w:r>
+        <w:rPr>
+          <w:rFonts w:ascii="Times New Roman" w:hAnsi="Times New Roman" w:cs="Times New Roman"/>
+        </w:rPr>
+        <w:instrText xml:space="preserve"> REF _Ref227767036 \h </w:instrText>
+      </w:r>
+      <w:r>
+        <w:rPr>
+          <w:rFonts w:ascii="Times New Roman" w:hAnsi="Times New Roman" w:cs="Times New Roman"/>
+        </w:rPr>
+        <w:instrText xml:space="preserve"> \* MERGEFORMAT </w:instrText>
+      </w:r>
+      <w:r>
+        <w:rPr>
+          <w:rFonts w:ascii="Times New Roman" w:hAnsi="Times New Roman" w:cs="Times New Roman"/>
+        </w:rPr>
+      </w:r>
+      <w:r>
+        <w:rPr>
+          <w:rFonts w:ascii="Times New Roman" w:hAnsi="Times New Roman" w:cs="Times New Roman"/>
+        </w:rPr>
+        <w:fldChar w:fldCharType="separate"/>
+      </w:r>
+      <w:r>
+        <w:rPr>
+          <w:rFonts w:ascii="Times New Roman" w:hAnsi="Times New Roman" w:cs="Times New Roman"/>
+        </w:rPr>
+        <w:t xml:space="preserve">Figure </w:t>
+      </w:r>
+      <w:r>
+        <w:rPr>
+          <w:rFonts w:ascii="Times New Roman" w:hAnsi="Times New Roman" w:cs="Times New Roman"/>
+          <w:noProof/>
+        </w:rPr>
+        <w:t>9</w:t>
+      </w:r>
+      <w:r>
+        <w:rPr>
+          <w:rFonts w:ascii="Times New Roman" w:hAnsi="Times New Roman" w:cs="Times New Roman"/>
+        </w:rPr>
+        <w:fldChar w:fldCharType="end"/>
+      </w:r>
+      <w:r>
+        <w:rPr>
+          <w:rFonts w:ascii="Times New Roman" w:hAnsi="Times New Roman" w:cs="Times New Roman"/>
+        </w:rPr>
+        <w:t>.</w:t>
+      </w:r>
+    </w:p>
+    <w:p>
+      <w:pPr>
+        <w:keepNext/>
+        <w:spacing w:line="276" w:lineRule="auto"/>
+        <w:jc w:val="center"/>
+      </w:pPr>
+      <w:r>
+        <w:rPr>
+          <w:noProof/>
+        </w:rPr>
+        <w:drawing>
+          <wp:inline distT="0" distB="0" distL="0" distR="0" wp14:anchorId="78EEA19C" wp14:editId="33BAA5FF">
             <wp:extent cx="5731510" cy="2020570"/>
             <wp:effectExtent l="0" t="0" r="2540" b="0"/>
             <wp:docPr id="59168384" name="Picture 2"/>
@@ -6224,7 +6394,7 @@
                     </pic:cNvPicPr>
                   </pic:nvPicPr>
                   <pic:blipFill>
-                    <a:blip r:embed="rId16" cstate="print">
+                    <a:blip r:embed="rId17" cstate="print">
                       <a:extLst>
                         <a:ext uri="{28A0092B-C50C-407E-A947-70E740481C1C}">
                           <a14:useLocalDpi xmlns:a14="http://schemas.microsoft.com/office/drawing/2010/main" val="0"/>
@@ -6259,26 +6429,42 @@
     <w:p>
       <w:pPr>
         <w:pStyle w:val="Caption"/>
+        <w:spacing w:line="276" w:lineRule="auto"/>
         <w:rPr>
           <w:rFonts w:ascii="Times New Roman" w:hAnsi="Times New Roman" w:cs="Times New Roman"/>
         </w:rPr>
       </w:pPr>
       <w:bookmarkStart w:id="32" w:name="_Ref227767036"/>
+      <w:bookmarkStart w:id="33" w:name="_Toc228185362"/>
       <w:r>
         <w:t xml:space="preserve">Figure </w:t>
       </w:r>
-      <w:fldSimple w:instr=" SEQ Figure \* ARABIC ">
-        <w:r>
-          <w:rPr>
-            <w:noProof/>
-          </w:rPr>
-          <w:t>8</w:t>
-        </w:r>
-      </w:fldSimple>
+      <w:r>
+        <w:fldChar w:fldCharType="begin"/>
+      </w:r>
+      <w:r>
+        <w:instrText xml:space="preserve"> SEQ Figure \* ARABIC </w:instrText>
+      </w:r>
+      <w:r>
+        <w:fldChar w:fldCharType="separate"/>
+      </w:r>
+      <w:r>
+        <w:rPr>
+          <w:noProof/>
+        </w:rPr>
+        <w:t>9</w:t>
+      </w:r>
+      <w:r>
+        <w:rPr>
+          <w:noProof/>
+        </w:rPr>
+        <w:fldChar w:fldCharType="end"/>
+      </w:r>
       <w:bookmarkEnd w:id="32"/>
       <w:r>
         <w:t>: AUC and loss over epochs for DenseNet121</w:t>
       </w:r>
+      <w:bookmarkEnd w:id="33"/>
     </w:p>
     <w:p>
       <w:pPr>
@@ -6299,7 +6485,6 @@
         <w:rPr>
           <w:rFonts w:ascii="Times New Roman" w:hAnsi="Times New Roman" w:cs="Times New Roman"/>
         </w:rPr>
-        <w:lastRenderedPageBreak/>
         <w:t>This model</w:t>
       </w:r>
       <w:r>
@@ -6319,21 +6504,38 @@
       <w:pPr>
         <w:pStyle w:val="Caption"/>
         <w:keepNext/>
-      </w:pPr>
-      <w:r>
+        <w:spacing w:line="276" w:lineRule="auto"/>
+      </w:pPr>
+      <w:bookmarkStart w:id="34" w:name="_Toc228185363"/>
+      <w:r>
+        <w:lastRenderedPageBreak/>
         <w:t xml:space="preserve">Table </w:t>
       </w:r>
-      <w:fldSimple w:instr=" SEQ Table \* ARABIC ">
-        <w:r>
-          <w:rPr>
-            <w:noProof/>
-          </w:rPr>
-          <w:t>2</w:t>
-        </w:r>
-      </w:fldSimple>
+      <w:r>
+        <w:fldChar w:fldCharType="begin"/>
+      </w:r>
+      <w:r>
+        <w:instrText xml:space="preserve"> SEQ Table \* ARABIC </w:instrText>
+      </w:r>
+      <w:r>
+        <w:fldChar w:fldCharType="separate"/>
+      </w:r>
+      <w:r>
+        <w:rPr>
+          <w:noProof/>
+        </w:rPr>
+        <w:t>1</w:t>
+      </w:r>
+      <w:r>
+        <w:rPr>
+          <w:noProof/>
+        </w:rPr>
+        <w:fldChar w:fldCharType="end"/>
+      </w:r>
       <w:r>
         <w:t>: AUROC performance across conditions on DenseNet121</w:t>
       </w:r>
+      <w:bookmarkEnd w:id="34"/>
     </w:p>
     <w:tbl>
       <w:tblPr>
@@ -6437,13 +6639,7 @@
               <w:rPr>
                 <w:rFonts w:ascii="Times New Roman" w:hAnsi="Times New Roman" w:cs="Times New Roman"/>
               </w:rPr>
-              <w:t>0.</w:t>
-            </w:r>
-            <w:r>
-              <w:rPr>
-                <w:rFonts w:ascii="Times New Roman" w:hAnsi="Times New Roman" w:cs="Times New Roman"/>
-              </w:rPr>
-              <w:t>7808</w:t>
+              <w:t>0.7808</w:t>
             </w:r>
           </w:p>
         </w:tc>
@@ -6561,14 +6757,12 @@
                 <w:rFonts w:ascii="Times New Roman" w:hAnsi="Times New Roman" w:cs="Times New Roman"/>
               </w:rPr>
             </w:pPr>
-            <w:proofErr w:type="spellStart"/>
             <w:r>
               <w:rPr>
                 <w:rFonts w:ascii="Times New Roman" w:hAnsi="Times New Roman" w:cs="Times New Roman"/>
               </w:rPr>
               <w:t>Edema</w:t>
             </w:r>
-            <w:proofErr w:type="spellEnd"/>
           </w:p>
         </w:tc>
         <w:tc>
@@ -6666,21 +6860,7 @@
         <w:rPr>
           <w:rFonts w:ascii="Times New Roman" w:hAnsi="Times New Roman" w:cs="Times New Roman"/>
         </w:rPr>
-        <w:t xml:space="preserve">Contrary to expectations, the transfer learning model did not outperform the baseline CNN. While it achieved strong results for certain conditions such as </w:t>
-      </w:r>
-      <w:proofErr w:type="spellStart"/>
-      <w:r>
-        <w:rPr>
-          <w:rFonts w:ascii="Times New Roman" w:hAnsi="Times New Roman" w:cs="Times New Roman"/>
-        </w:rPr>
-        <w:t>Edema</w:t>
-      </w:r>
-      <w:proofErr w:type="spellEnd"/>
-      <w:r>
-        <w:rPr>
-          <w:rFonts w:ascii="Times New Roman" w:hAnsi="Times New Roman" w:cs="Times New Roman"/>
-        </w:rPr>
-        <w:t xml:space="preserve"> and Pleural Effusion, overall performance was slightly lower.</w:t>
+        <w:t>Contrary to expectations, the transfer learning model did not outperform the baseline CNN. While it achieved strong results for certain conditions such as Edema and Pleural Effusion, overall performance was slightly lower.</w:t>
       </w:r>
     </w:p>
     <w:p>
@@ -6695,9 +6875,11 @@
       <w:pPr>
         <w:pStyle w:val="Heading2"/>
       </w:pPr>
+      <w:bookmarkStart w:id="35" w:name="_Toc228185348"/>
       <w:r>
         <w:t>4.2 Comparison with existing solutions</w:t>
       </w:r>
+      <w:bookmarkEnd w:id="35"/>
     </w:p>
     <w:p>
       <w:pPr>
@@ -6710,7 +6892,31 @@
         <w:rPr>
           <w:rFonts w:ascii="Times New Roman" w:hAnsi="Times New Roman" w:cs="Times New Roman"/>
         </w:rPr>
-        <w:t xml:space="preserve">The models were compared against the CheXpert baseline reported by </w:t>
+        <w:t>The models were compared against the CheXpert baseline reported by</w:t>
+      </w:r>
+      <w:r>
+        <w:rPr>
+          <w:rFonts w:ascii="Times New Roman" w:hAnsi="Times New Roman" w:cs="Times New Roman"/>
+        </w:rPr>
+        <w:t xml:space="preserve"> Irvin et al</w:t>
+      </w:r>
+      <w:r>
+        <w:rPr>
+          <w:rFonts w:ascii="Times New Roman" w:hAnsi="Times New Roman" w:cs="Times New Roman"/>
+        </w:rPr>
+        <w:t>.</w:t>
+      </w:r>
+      <w:r>
+        <w:rPr>
+          <w:rFonts w:ascii="Times New Roman" w:hAnsi="Times New Roman" w:cs="Times New Roman"/>
+        </w:rPr>
+        <w:t>, which achieves a mean AUROC of 0.907 using an ensemble of models</w:t>
+      </w:r>
+      <w:r>
+        <w:rPr>
+          <w:rFonts w:ascii="Times New Roman" w:hAnsi="Times New Roman" w:cs="Times New Roman"/>
+        </w:rPr>
+        <w:t xml:space="preserve"> </w:t>
       </w:r>
       <w:sdt>
         <w:sdtPr>
@@ -6731,7 +6937,7 @@
             <w:rPr>
               <w:rFonts w:ascii="Times New Roman" w:hAnsi="Times New Roman" w:cs="Times New Roman"/>
             </w:rPr>
-            <w:instrText xml:space="preserve"> CITATION Irv17 \l 2057 </w:instrText>
+            <w:instrText xml:space="preserve">CITATION Irv17 \l 2057 </w:instrText>
           </w:r>
           <w:r>
             <w:rPr>
@@ -6744,7 +6950,7 @@
               <w:rFonts w:ascii="Times New Roman" w:hAnsi="Times New Roman" w:cs="Times New Roman"/>
               <w:noProof/>
             </w:rPr>
-            <w:t>(Irvin, et al., 2017)</w:t>
+            <w:t>[9]</w:t>
           </w:r>
           <w:r>
             <w:rPr>
@@ -6758,7 +6964,7 @@
         <w:rPr>
           <w:rFonts w:ascii="Times New Roman" w:hAnsi="Times New Roman" w:cs="Times New Roman"/>
         </w:rPr>
-        <w:t>, which achieves a mean AUROC of 0.907 using an ensemble of models.</w:t>
+        <w:t>.</w:t>
       </w:r>
     </w:p>
     <w:p>
@@ -6779,7 +6985,7 @@
       <w:pPr>
         <w:pStyle w:val="Heading2"/>
       </w:pPr>
-      <w:bookmarkStart w:id="33" w:name="_Toc227766904"/>
+      <w:bookmarkStart w:id="36" w:name="_Toc228185349"/>
       <w:r>
         <w:t>4.</w:t>
       </w:r>
@@ -6792,84 +6998,1004 @@
       <w:r>
         <w:t>Interpretation techniques</w:t>
       </w:r>
-      <w:bookmarkEnd w:id="33"/>
+      <w:bookmarkEnd w:id="36"/>
+    </w:p>
+    <w:p>
+      <w:pPr>
+        <w:spacing w:line="276" w:lineRule="auto"/>
+        <w:rPr>
+          <w:rFonts w:ascii="Times New Roman" w:hAnsi="Times New Roman" w:cs="Times New Roman"/>
+        </w:rPr>
+      </w:pPr>
+      <w:r>
+        <w:rPr>
+          <w:rFonts w:ascii="Times New Roman" w:hAnsi="Times New Roman" w:cs="Times New Roman"/>
+        </w:rPr>
+        <w:t xml:space="preserve">To complement the quantitative </w:t>
+      </w:r>
+      <w:r>
+        <w:rPr>
+          <w:rFonts w:ascii="Times New Roman" w:hAnsi="Times New Roman" w:cs="Times New Roman"/>
+        </w:rPr>
+        <w:t>evaluation metrics, interpretability techniques were applied to better understand how the model makes predictions. To do this, we used Grad-CAM (Gradient-weighted Class Activation M</w:t>
+      </w:r>
+      <w:r>
+        <w:rPr>
+          <w:rFonts w:ascii="Times New Roman" w:hAnsi="Times New Roman" w:cs="Times New Roman"/>
+        </w:rPr>
+        <w:t>apping) to visualize the regions of the chest X-ray images that contributed most to the model’s predictions.</w:t>
+      </w:r>
+      <w:r>
+        <w:rPr>
+          <w:rFonts w:ascii="Times New Roman" w:hAnsi="Times New Roman" w:cs="Times New Roman"/>
+        </w:rPr>
+        <w:t xml:space="preserve"> </w:t>
+      </w:r>
+      <w:r>
+        <w:rPr>
+          <w:rFonts w:ascii="Times New Roman" w:hAnsi="Times New Roman" w:cs="Times New Roman"/>
+        </w:rPr>
+        <w:t xml:space="preserve">Following Chollet </w:t>
+      </w:r>
+      <w:r>
+        <w:rPr>
+          <w:rFonts w:ascii="Times New Roman" w:hAnsi="Times New Roman" w:cs="Times New Roman"/>
+        </w:rPr>
+        <w:t xml:space="preserve">&amp; Watson in chapter 10 and Selvaraju et al., </w:t>
+      </w:r>
+      <w:r>
+        <w:rPr>
+          <w:rFonts w:ascii="Times New Roman" w:hAnsi="Times New Roman" w:cs="Times New Roman"/>
+        </w:rPr>
+        <w:t>Grad-CAM generates heatmaps by computing the gradient of a target class with respect to the feature maps of the last convolutional layer</w:t>
+      </w:r>
+      <w:r>
+        <w:rPr>
+          <w:rFonts w:ascii="Times New Roman" w:hAnsi="Times New Roman" w:cs="Times New Roman"/>
+        </w:rPr>
+        <w:t xml:space="preserve"> </w:t>
+      </w:r>
+      <w:sdt>
+        <w:sdtPr>
+          <w:rPr>
+            <w:rFonts w:ascii="Times New Roman" w:hAnsi="Times New Roman" w:cs="Times New Roman"/>
+          </w:rPr>
+          <w:id w:val="-1538110662"/>
+          <w:citation/>
+        </w:sdtPr>
+        <w:sdtContent>
+          <w:r>
+            <w:rPr>
+              <w:rFonts w:ascii="Times New Roman" w:hAnsi="Times New Roman" w:cs="Times New Roman"/>
+            </w:rPr>
+            <w:fldChar w:fldCharType="begin"/>
+          </w:r>
+          <w:r>
+            <w:rPr>
+              <w:rFonts w:ascii="Times New Roman" w:hAnsi="Times New Roman" w:cs="Times New Roman"/>
+            </w:rPr>
+            <w:instrText xml:space="preserve"> CITATION Cho25 \l 2057  \m Sel19</w:instrText>
+          </w:r>
+          <w:r>
+            <w:rPr>
+              <w:rFonts w:ascii="Times New Roman" w:hAnsi="Times New Roman" w:cs="Times New Roman"/>
+            </w:rPr>
+            <w:fldChar w:fldCharType="separate"/>
+          </w:r>
+          <w:r>
+            <w:rPr>
+              <w:rFonts w:ascii="Times New Roman" w:hAnsi="Times New Roman" w:cs="Times New Roman"/>
+              <w:noProof/>
+            </w:rPr>
+            <w:t>[10, 11]</w:t>
+          </w:r>
+          <w:r>
+            <w:rPr>
+              <w:rFonts w:ascii="Times New Roman" w:hAnsi="Times New Roman" w:cs="Times New Roman"/>
+            </w:rPr>
+            <w:fldChar w:fldCharType="end"/>
+          </w:r>
+        </w:sdtContent>
+      </w:sdt>
+      <w:r>
+        <w:rPr>
+          <w:rFonts w:ascii="Times New Roman" w:hAnsi="Times New Roman" w:cs="Times New Roman"/>
+        </w:rPr>
+        <w:t>. These gradients are used to weight the feature maps, producing a spatial map that highlights the most relevant regions for a given prediction.</w:t>
+      </w:r>
+    </w:p>
+    <w:p>
+      <w:pPr>
+        <w:spacing w:line="276" w:lineRule="auto"/>
+        <w:rPr>
+          <w:rFonts w:ascii="Times New Roman" w:hAnsi="Times New Roman" w:cs="Times New Roman"/>
+        </w:rPr>
+      </w:pPr>
+      <w:r>
+        <w:rPr>
+          <w:rFonts w:ascii="Times New Roman" w:hAnsi="Times New Roman" w:cs="Times New Roman"/>
+        </w:rPr>
+        <w:t>The Grad-CAM analysis was performed using the best-performing model, which was the baseline CNN. For each of the five conditions</w:t>
+      </w:r>
+      <w:r>
+        <w:rPr>
+          <w:rFonts w:ascii="Times New Roman" w:hAnsi="Times New Roman" w:cs="Times New Roman"/>
+        </w:rPr>
+        <w:t>, representative validation images were selected and visualized alongside their corresponding heatmaps and superimposed outputs.</w:t>
+      </w:r>
+    </w:p>
+    <w:p>
+      <w:pPr>
+        <w:spacing w:line="276" w:lineRule="auto"/>
+        <w:rPr>
+          <w:rFonts w:ascii="Times New Roman" w:hAnsi="Times New Roman" w:cs="Times New Roman"/>
+        </w:rPr>
+      </w:pPr>
+      <w:r>
+        <w:rPr>
+          <w:rFonts w:ascii="Times New Roman" w:hAnsi="Times New Roman" w:cs="Times New Roman"/>
+        </w:rPr>
+        <w:t>The results showed that for certain conditions, such as Pleural Effusion and Edema, the model focused on clinically plausible regions, particularly the lower lung</w:t>
+      </w:r>
+      <w:r>
+        <w:rPr>
+          <w:rFonts w:ascii="Times New Roman" w:hAnsi="Times New Roman" w:cs="Times New Roman"/>
+        </w:rPr>
+        <w:t xml:space="preserve">s </w:t>
+      </w:r>
+      <w:r>
+        <w:rPr>
+          <w:rFonts w:ascii="Times New Roman" w:hAnsi="Times New Roman" w:cs="Times New Roman"/>
+        </w:rPr>
+        <w:t>and lung tissue where fluid accumulation is expected. This aligns with medical knowledge and suggests that the model has learned meaningful representations.</w:t>
+      </w:r>
+    </w:p>
+    <w:p>
+      <w:pPr>
+        <w:spacing w:line="276" w:lineRule="auto"/>
+        <w:rPr>
+          <w:rFonts w:ascii="Times New Roman" w:hAnsi="Times New Roman" w:cs="Times New Roman"/>
+        </w:rPr>
+      </w:pPr>
+      <w:r>
+        <w:rPr>
+          <w:rFonts w:ascii="Times New Roman" w:hAnsi="Times New Roman" w:cs="Times New Roman"/>
+        </w:rPr>
+        <w:t xml:space="preserve">However, for other conditions such as Cardiomegaly and Consolidation, the model sometimes focused on anatomically irrelevant regions or showed diffuse activation patterns. This is consistent with the lower AUROC scores observed for these conditions and </w:t>
+      </w:r>
+      <w:r>
+        <w:rPr>
+          <w:rFonts w:ascii="Times New Roman" w:hAnsi="Times New Roman" w:cs="Times New Roman"/>
+        </w:rPr>
+        <w:t>could indicate</w:t>
+      </w:r>
+      <w:r>
+        <w:rPr>
+          <w:rFonts w:ascii="Times New Roman" w:hAnsi="Times New Roman" w:cs="Times New Roman"/>
+        </w:rPr>
+        <w:t xml:space="preserve"> that the model struggles to learn reliable features for them.</w:t>
+      </w:r>
+    </w:p>
+    <w:p>
+      <w:pPr>
+        <w:spacing w:line="276" w:lineRule="auto"/>
+        <w:rPr>
+          <w:rFonts w:ascii="Times New Roman" w:hAnsi="Times New Roman" w:cs="Times New Roman"/>
+        </w:rPr>
+      </w:pPr>
+      <w:r>
+        <w:rPr>
+          <w:rFonts w:ascii="Times New Roman" w:hAnsi="Times New Roman" w:cs="Times New Roman"/>
+        </w:rPr>
+        <w:lastRenderedPageBreak/>
+        <w:t>Additionally, Grad-CAM was used to compare correct and incorrect predictions. For example, in the case of Edema, true positive predictions showed activation in relevant lung regions, whereas false negatives showed weaker or misplaced activation. This suggests that misclassifications may occur when the model fails to detect subtle patterns.</w:t>
+      </w:r>
+    </w:p>
+    <w:p>
+      <w:pPr>
+        <w:spacing w:line="276" w:lineRule="auto"/>
+        <w:rPr>
+          <w:rFonts w:ascii="Times New Roman" w:hAnsi="Times New Roman" w:cs="Times New Roman"/>
+        </w:rPr>
+      </w:pPr>
+      <w:r>
+        <w:rPr>
+          <w:rFonts w:ascii="Times New Roman" w:hAnsi="Times New Roman" w:cs="Times New Roman"/>
+        </w:rPr>
+        <w:t xml:space="preserve">It is important to note that this </w:t>
+      </w:r>
+      <w:r>
+        <w:rPr>
+          <w:rFonts w:ascii="Times New Roman" w:hAnsi="Times New Roman" w:cs="Times New Roman"/>
+        </w:rPr>
+        <w:t>evaluation of interpretability</w:t>
+      </w:r>
+      <w:r>
+        <w:rPr>
+          <w:rFonts w:ascii="Times New Roman" w:hAnsi="Times New Roman" w:cs="Times New Roman"/>
+        </w:rPr>
+        <w:t xml:space="preserve"> is qualitative and subjective. Ideally, clinical experts would assess whether the highlighted regions are medically meaningful. Within the scope of this project, Grad-CAM serves as a useful tool for gaining insight into model </w:t>
+      </w:r>
+      <w:r>
+        <w:rPr>
+          <w:rFonts w:ascii="Times New Roman" w:hAnsi="Times New Roman" w:cs="Times New Roman"/>
+        </w:rPr>
+        <w:t>behaviour</w:t>
+      </w:r>
+      <w:r>
+        <w:rPr>
+          <w:rFonts w:ascii="Times New Roman" w:hAnsi="Times New Roman" w:cs="Times New Roman"/>
+        </w:rPr>
+        <w:t>, but it does not provide a formal metric for interpretability</w:t>
+      </w:r>
+      <w:r>
+        <w:rPr>
+          <w:rFonts w:ascii="Times New Roman" w:hAnsi="Times New Roman" w:cs="Times New Roman"/>
+        </w:rPr>
+        <w:t>, as discussed in chapter 1 of this report</w:t>
+      </w:r>
+      <w:r>
+        <w:rPr>
+          <w:rFonts w:ascii="Times New Roman" w:hAnsi="Times New Roman" w:cs="Times New Roman"/>
+        </w:rPr>
+        <w:t>.</w:t>
+      </w:r>
+    </w:p>
+    <w:p>
+      <w:pPr>
+        <w:pStyle w:val="Heading2"/>
+      </w:pPr>
+      <w:bookmarkStart w:id="37" w:name="_Toc228185350"/>
+      <w:r>
+        <w:t>4.4 Model utilization and limitations</w:t>
+      </w:r>
+      <w:bookmarkEnd w:id="37"/>
+    </w:p>
+    <w:p>
+      <w:pPr>
+        <w:spacing w:line="276" w:lineRule="auto"/>
+        <w:rPr>
+          <w:rFonts w:ascii="Times New Roman" w:hAnsi="Times New Roman" w:cs="Times New Roman"/>
+        </w:rPr>
+      </w:pPr>
+      <w:r>
+        <w:rPr>
+          <w:rFonts w:ascii="Times New Roman" w:hAnsi="Times New Roman" w:cs="Times New Roman"/>
+        </w:rPr>
+        <w:t xml:space="preserve">Although the DenseNet121 architecture is powerful, the results suggest that its full potential was not fully exploited in this project. There are </w:t>
+      </w:r>
+      <w:r>
+        <w:rPr>
+          <w:rFonts w:ascii="Times New Roman" w:hAnsi="Times New Roman" w:cs="Times New Roman"/>
+        </w:rPr>
+        <w:t>several</w:t>
+      </w:r>
+      <w:r>
+        <w:rPr>
+          <w:rFonts w:ascii="Times New Roman" w:hAnsi="Times New Roman" w:cs="Times New Roman"/>
+        </w:rPr>
+        <w:t xml:space="preserve"> possible reasons</w:t>
+      </w:r>
+      <w:r>
+        <w:rPr>
+          <w:rFonts w:ascii="Times New Roman" w:hAnsi="Times New Roman" w:cs="Times New Roman"/>
+        </w:rPr>
+        <w:t>.</w:t>
+      </w:r>
+    </w:p>
+    <w:p>
+      <w:pPr>
+        <w:spacing w:line="276" w:lineRule="auto"/>
+        <w:rPr>
+          <w:rFonts w:ascii="Times New Roman" w:hAnsi="Times New Roman" w:cs="Times New Roman"/>
+        </w:rPr>
+      </w:pPr>
+      <w:r>
+        <w:rPr>
+          <w:rFonts w:ascii="Times New Roman" w:hAnsi="Times New Roman" w:cs="Times New Roman"/>
+        </w:rPr>
+        <w:t xml:space="preserve">First, the models were trained on a relatively small validation set, which may not provide </w:t>
+      </w:r>
+      <w:r>
+        <w:rPr>
+          <w:rFonts w:ascii="Times New Roman" w:hAnsi="Times New Roman" w:cs="Times New Roman"/>
+        </w:rPr>
+        <w:t>a reliable estimate of generalization performance.</w:t>
+      </w:r>
+    </w:p>
+    <w:p>
+      <w:pPr>
+        <w:spacing w:line="276" w:lineRule="auto"/>
+        <w:rPr>
+          <w:rFonts w:ascii="Times New Roman" w:hAnsi="Times New Roman" w:cs="Times New Roman"/>
+        </w:rPr>
+      </w:pPr>
+      <w:r>
+        <w:rPr>
+          <w:rFonts w:ascii="Times New Roman" w:hAnsi="Times New Roman" w:cs="Times New Roman"/>
+        </w:rPr>
+        <w:t>Second, the class imbalance in the dataset signi</w:t>
+      </w:r>
+      <w:r>
+        <w:rPr>
+          <w:rFonts w:ascii="Times New Roman" w:hAnsi="Times New Roman" w:cs="Times New Roman"/>
+        </w:rPr>
+        <w:t>ficantly impacts performance. This is evident from the low recall and F1-scores for several conditions, particularly Consolidation</w:t>
+      </w:r>
+      <w:r>
+        <w:rPr>
+          <w:rFonts w:ascii="Times New Roman" w:hAnsi="Times New Roman" w:cs="Times New Roman"/>
+        </w:rPr>
+        <w:t>.</w:t>
+      </w:r>
+    </w:p>
+    <w:p>
+      <w:pPr>
+        <w:spacing w:line="276" w:lineRule="auto"/>
+        <w:rPr>
+          <w:rFonts w:ascii="Times New Roman" w:hAnsi="Times New Roman" w:cs="Times New Roman"/>
+        </w:rPr>
+      </w:pPr>
+      <w:r>
+        <w:rPr>
+          <w:rFonts w:ascii="Times New Roman" w:hAnsi="Times New Roman" w:cs="Times New Roman"/>
+        </w:rPr>
+        <w:t xml:space="preserve">Third, </w:t>
+      </w:r>
+      <w:r>
+        <w:rPr>
+          <w:rFonts w:ascii="Times New Roman" w:hAnsi="Times New Roman" w:cs="Times New Roman"/>
+        </w:rPr>
+        <w:t xml:space="preserve">the fact that DenseNet121 did not outperform the baseline CNN, despite being a more advanced architecture. This indicates that its full potential was not fully exploited. This could </w:t>
+      </w:r>
+      <w:r>
+        <w:rPr>
+          <w:rFonts w:ascii="Times New Roman" w:hAnsi="Times New Roman" w:cs="Times New Roman"/>
+        </w:rPr>
+        <w:t>be due to</w:t>
+      </w:r>
+      <w:r>
+        <w:rPr>
+          <w:rFonts w:ascii="Times New Roman" w:hAnsi="Times New Roman" w:cs="Times New Roman"/>
+        </w:rPr>
+        <w:t xml:space="preserve"> limited hyperparameter tuning, </w:t>
+      </w:r>
+      <w:r>
+        <w:rPr>
+          <w:rFonts w:ascii="Times New Roman" w:hAnsi="Times New Roman" w:cs="Times New Roman"/>
+        </w:rPr>
+        <w:t>insufficient fine-tuning depth, and a lack of data augmentation and regularization strategies.</w:t>
+      </w:r>
+    </w:p>
+    <w:p>
+      <w:pPr>
+        <w:pStyle w:val="Heading1"/>
+      </w:pPr>
+      <w:bookmarkStart w:id="38" w:name="_Toc228185351"/>
+      <w:r>
+        <w:t xml:space="preserve">5 </w:t>
+      </w:r>
+      <w:r>
+        <w:t>Deployment</w:t>
+      </w:r>
+      <w:bookmarkEnd w:id="38"/>
+    </w:p>
+    <w:p>
+      <w:pPr>
+        <w:spacing w:line="276" w:lineRule="auto"/>
+        <w:rPr>
+          <w:rFonts w:ascii="Times New Roman" w:hAnsi="Times New Roman" w:cs="Times New Roman"/>
+        </w:rPr>
+      </w:pPr>
+      <w:r>
+        <w:rPr>
+          <w:rFonts w:ascii="Times New Roman" w:hAnsi="Times New Roman" w:cs="Times New Roman"/>
+        </w:rPr>
+        <w:t xml:space="preserve">This project </w:t>
+      </w:r>
+      <w:r>
+        <w:rPr>
+          <w:rFonts w:ascii="Times New Roman" w:hAnsi="Times New Roman" w:cs="Times New Roman"/>
+        </w:rPr>
+        <w:t>was deployed as a temporary web</w:t>
+      </w:r>
+      <w:r>
+        <w:rPr>
+          <w:rFonts w:ascii="Times New Roman" w:hAnsi="Times New Roman" w:cs="Times New Roman"/>
+        </w:rPr>
+        <w:t xml:space="preserve"> application only for the benefit of the course assessor</w:t>
+      </w:r>
+      <w:r>
+        <w:rPr>
+          <w:rFonts w:ascii="Times New Roman" w:hAnsi="Times New Roman" w:cs="Times New Roman"/>
+        </w:rPr>
+        <w:t xml:space="preserve">. There are some strong ethical concerns with deploying software such as this as a web </w:t>
+      </w:r>
+      <w:r>
+        <w:rPr>
+          <w:rFonts w:ascii="Times New Roman" w:hAnsi="Times New Roman" w:cs="Times New Roman"/>
+        </w:rPr>
+        <w:t>application and</w:t>
+      </w:r>
+      <w:r>
+        <w:rPr>
+          <w:rFonts w:ascii="Times New Roman" w:hAnsi="Times New Roman" w:cs="Times New Roman"/>
+        </w:rPr>
+        <w:t xml:space="preserve"> asking users to upload their radiographs. We worry that </w:t>
+      </w:r>
+      <w:r>
+        <w:rPr>
+          <w:rFonts w:ascii="Times New Roman" w:hAnsi="Times New Roman" w:cs="Times New Roman"/>
+        </w:rPr>
+        <w:t xml:space="preserve">users would blindly accept the results of the classification model instead of seeking the opinion of a health care professional. In addition to this, </w:t>
+      </w:r>
+      <w:r>
+        <w:rPr>
+          <w:rFonts w:ascii="Times New Roman" w:hAnsi="Times New Roman" w:cs="Times New Roman"/>
+        </w:rPr>
+        <w:t xml:space="preserve">we did not wish to spend time focusing on web security to ensure that malicious users </w:t>
+      </w:r>
+      <w:r>
+        <w:rPr>
+          <w:rFonts w:ascii="Times New Roman" w:hAnsi="Times New Roman" w:cs="Times New Roman"/>
+        </w:rPr>
+        <w:t xml:space="preserve">do not </w:t>
+      </w:r>
+      <w:r>
+        <w:rPr>
+          <w:rFonts w:ascii="Times New Roman" w:hAnsi="Times New Roman" w:cs="Times New Roman"/>
+        </w:rPr>
+        <w:t>gain access to the private radiographs of other users.</w:t>
+      </w:r>
+      <w:r>
+        <w:rPr>
+          <w:rFonts w:ascii="Times New Roman" w:hAnsi="Times New Roman" w:cs="Times New Roman"/>
+        </w:rPr>
+        <w:t xml:space="preserve"> This application would preferably be deployed as local software to be used in a clinical setting.</w:t>
+      </w:r>
+    </w:p>
+    <w:p>
+      <w:pPr>
+        <w:spacing w:line="276" w:lineRule="auto"/>
+        <w:rPr>
+          <w:rFonts w:ascii="Times New Roman" w:hAnsi="Times New Roman" w:cs="Times New Roman"/>
+        </w:rPr>
+      </w:pPr>
+      <w:r>
+        <w:rPr>
+          <w:rFonts w:ascii="Times New Roman" w:hAnsi="Times New Roman" w:cs="Times New Roman"/>
+        </w:rPr>
+        <w:t xml:space="preserve">The chosen framework (TensorFlow/Keras) provides strong support for deployment, as models can be easily serialized and loaded for </w:t>
+      </w:r>
+      <w:r>
+        <w:rPr>
+          <w:rFonts w:ascii="Times New Roman" w:hAnsi="Times New Roman" w:cs="Times New Roman"/>
+        </w:rPr>
+        <w:t>inference.</w:t>
+      </w:r>
+    </w:p>
+    <w:p>
+      <w:pPr>
+        <w:spacing w:line="276" w:lineRule="auto"/>
+        <w:rPr>
+          <w:rFonts w:ascii="Times New Roman" w:hAnsi="Times New Roman" w:cs="Times New Roman"/>
+        </w:rPr>
+      </w:pPr>
+      <w:r>
+        <w:rPr>
+          <w:rFonts w:ascii="Times New Roman" w:hAnsi="Times New Roman" w:cs="Times New Roman"/>
+        </w:rPr>
+        <w:t>For a deployed system in a clinical setting, continuous monitoring and maintenance would be essential. Key aspects especially include performance monitoring</w:t>
+      </w:r>
+      <w:r>
+        <w:rPr>
+          <w:rFonts w:ascii="Times New Roman" w:hAnsi="Times New Roman" w:cs="Times New Roman"/>
+        </w:rPr>
+        <w:t xml:space="preserve"> by tracking prediction quality over time to detect model drift or degradation, and ensuring that incoming radiographs are similar in distribution to the training data</w:t>
+      </w:r>
+      <w:r>
+        <w:rPr>
+          <w:rFonts w:ascii="Times New Roman" w:hAnsi="Times New Roman" w:cs="Times New Roman"/>
+        </w:rPr>
+        <w:t>. Logging should also be implemented, by recording predictions and model outputs to ensure traceability and support clinical validation.</w:t>
+      </w:r>
+    </w:p>
+    <w:p>
+      <w:pPr>
+        <w:spacing w:line="276" w:lineRule="auto"/>
+        <w:rPr>
+          <w:rFonts w:ascii="Times New Roman" w:hAnsi="Times New Roman" w:cs="Times New Roman"/>
+        </w:rPr>
+      </w:pPr>
+      <w:r>
+        <w:rPr>
+          <w:rFonts w:ascii="Times New Roman" w:hAnsi="Times New Roman" w:cs="Times New Roman"/>
+        </w:rPr>
+        <w:lastRenderedPageBreak/>
+        <w:t>To improve user experience, there are some extensions which could be implemented.</w:t>
+      </w:r>
+    </w:p>
+    <w:p>
+      <w:pPr>
+        <w:pStyle w:val="ListParagraph"/>
+        <w:numPr>
+          <w:ilvl w:val="0"/>
+          <w:numId w:val="7"/>
+        </w:numPr>
+        <w:spacing w:line="276" w:lineRule="auto"/>
+        <w:rPr>
+          <w:rFonts w:ascii="Times New Roman" w:hAnsi="Times New Roman" w:cs="Times New Roman"/>
+        </w:rPr>
+      </w:pPr>
+      <w:r>
+        <w:rPr>
+          <w:rFonts w:ascii="Times New Roman" w:hAnsi="Times New Roman" w:cs="Times New Roman"/>
+        </w:rPr>
+        <w:t>Integration of Grad-CAM visualizations directly into the interface to support interpretability</w:t>
+      </w:r>
+    </w:p>
+    <w:p>
+      <w:pPr>
+        <w:pStyle w:val="ListParagraph"/>
+        <w:numPr>
+          <w:ilvl w:val="0"/>
+          <w:numId w:val="7"/>
+        </w:numPr>
+        <w:spacing w:line="276" w:lineRule="auto"/>
+        <w:rPr>
+          <w:rFonts w:ascii="Times New Roman" w:hAnsi="Times New Roman" w:cs="Times New Roman"/>
+        </w:rPr>
+      </w:pPr>
+      <w:r>
+        <w:rPr>
+          <w:rFonts w:ascii="Times New Roman" w:hAnsi="Times New Roman" w:cs="Times New Roman"/>
+        </w:rPr>
+        <w:t xml:space="preserve">Adjustable decision thresholds depending on clinical priorities, for example high recall vs </w:t>
+      </w:r>
+      <w:r>
+        <w:rPr>
+          <w:rFonts w:ascii="Times New Roman" w:hAnsi="Times New Roman" w:cs="Times New Roman"/>
+        </w:rPr>
+        <w:t>precision.</w:t>
+      </w:r>
+    </w:p>
+    <w:p>
+      <w:pPr>
+        <w:pStyle w:val="ListParagraph"/>
+        <w:numPr>
+          <w:ilvl w:val="0"/>
+          <w:numId w:val="7"/>
+        </w:numPr>
+        <w:spacing w:line="276" w:lineRule="auto"/>
+        <w:rPr>
+          <w:rFonts w:ascii="Times New Roman" w:hAnsi="Times New Roman" w:cs="Times New Roman"/>
+        </w:rPr>
+      </w:pPr>
+      <w:r>
+        <w:rPr>
+          <w:rFonts w:ascii="Times New Roman" w:hAnsi="Times New Roman" w:cs="Times New Roman"/>
+        </w:rPr>
+        <w:t>A structured interface designed for clinicians, rather than general users.</w:t>
+      </w:r>
+    </w:p>
+    <w:p>
+      <w:pPr>
+        <w:pStyle w:val="Heading1"/>
+      </w:pPr>
+      <w:bookmarkStart w:id="39" w:name="_Toc228185352"/>
+      <w:r>
+        <w:t xml:space="preserve">6 </w:t>
+      </w:r>
+      <w:r>
+        <w:t>Conclusion</w:t>
+      </w:r>
+      <w:bookmarkEnd w:id="39"/>
+    </w:p>
+    <w:p>
+      <w:pPr>
+        <w:spacing w:line="276" w:lineRule="auto"/>
+        <w:rPr>
+          <w:rFonts w:ascii="Times New Roman" w:hAnsi="Times New Roman" w:cs="Times New Roman"/>
+        </w:rPr>
+      </w:pPr>
+      <w:r>
+        <w:rPr>
+          <w:rFonts w:ascii="Times New Roman" w:hAnsi="Times New Roman" w:cs="Times New Roman"/>
+        </w:rPr>
+        <w:t xml:space="preserve">The goal of this project was to develop a deep learning model for multi-label classification of chest X-ray images, while also exploring interpretability techniques. </w:t>
+      </w:r>
+    </w:p>
+    <w:p>
+      <w:pPr>
+        <w:spacing w:line="276" w:lineRule="auto"/>
+        <w:rPr>
+          <w:rFonts w:ascii="Times New Roman" w:hAnsi="Times New Roman" w:cs="Times New Roman"/>
+        </w:rPr>
+      </w:pPr>
+      <w:r>
+        <w:rPr>
+          <w:rFonts w:ascii="Times New Roman" w:hAnsi="Times New Roman" w:cs="Times New Roman"/>
+        </w:rPr>
+        <w:t xml:space="preserve">The results show that deep learning provides a viable approach to this problem. The baseline CNN achieved a mean AUROC of 0.8653, while the DenseNet121 transfer learning model achieved 0.8571. </w:t>
+      </w:r>
+      <w:r>
+        <w:rPr>
+          <w:rFonts w:ascii="Times New Roman" w:hAnsi="Times New Roman" w:cs="Times New Roman"/>
+        </w:rPr>
+        <w:t>Both</w:t>
+      </w:r>
+      <w:r>
+        <w:rPr>
+          <w:rFonts w:ascii="Times New Roman" w:hAnsi="Times New Roman" w:cs="Times New Roman"/>
+        </w:rPr>
+        <w:t xml:space="preserve"> models performed reasonably well, </w:t>
+      </w:r>
+      <w:r>
+        <w:rPr>
+          <w:rFonts w:ascii="Times New Roman" w:hAnsi="Times New Roman" w:cs="Times New Roman"/>
+        </w:rPr>
+        <w:t xml:space="preserve">but </w:t>
+      </w:r>
+      <w:r>
+        <w:rPr>
+          <w:rFonts w:ascii="Times New Roman" w:hAnsi="Times New Roman" w:cs="Times New Roman"/>
+        </w:rPr>
+        <w:t xml:space="preserve">neither reached the performance of the CheXpert baseline (0.907), which </w:t>
+      </w:r>
+      <w:r>
+        <w:rPr>
+          <w:rFonts w:ascii="Times New Roman" w:hAnsi="Times New Roman" w:cs="Times New Roman"/>
+        </w:rPr>
+        <w:t>could be expected</w:t>
+      </w:r>
+      <w:r>
+        <w:rPr>
+          <w:rFonts w:ascii="Times New Roman" w:hAnsi="Times New Roman" w:cs="Times New Roman"/>
+        </w:rPr>
+        <w:t xml:space="preserve"> given the use of ensembles and more extensive optimization in </w:t>
+      </w:r>
+      <w:r>
+        <w:rPr>
+          <w:rFonts w:ascii="Times New Roman" w:hAnsi="Times New Roman" w:cs="Times New Roman"/>
+        </w:rPr>
+        <w:t xml:space="preserve">their </w:t>
+      </w:r>
+      <w:r>
+        <w:rPr>
+          <w:rFonts w:ascii="Times New Roman" w:hAnsi="Times New Roman" w:cs="Times New Roman"/>
+        </w:rPr>
+        <w:t>work</w:t>
+      </w:r>
+      <w:r>
+        <w:rPr>
+          <w:rFonts w:ascii="Times New Roman" w:hAnsi="Times New Roman" w:cs="Times New Roman"/>
+        </w:rPr>
+        <w:t xml:space="preserve"> </w:t>
+      </w:r>
+      <w:sdt>
+        <w:sdtPr>
+          <w:rPr>
+            <w:rFonts w:ascii="Times New Roman" w:hAnsi="Times New Roman" w:cs="Times New Roman"/>
+          </w:rPr>
+          <w:id w:val="958541604"/>
+          <w:citation/>
+        </w:sdtPr>
+        <w:sdtContent>
+          <w:r>
+            <w:rPr>
+              <w:rFonts w:ascii="Times New Roman" w:hAnsi="Times New Roman" w:cs="Times New Roman"/>
+            </w:rPr>
+            <w:fldChar w:fldCharType="begin"/>
+          </w:r>
+          <w:r>
+            <w:rPr>
+              <w:rFonts w:ascii="Times New Roman" w:hAnsi="Times New Roman" w:cs="Times New Roman"/>
+            </w:rPr>
+            <w:instrText xml:space="preserve"> CITATION Irv17 \l 2057 </w:instrText>
+          </w:r>
+          <w:r>
+            <w:rPr>
+              <w:rFonts w:ascii="Times New Roman" w:hAnsi="Times New Roman" w:cs="Times New Roman"/>
+            </w:rPr>
+            <w:fldChar w:fldCharType="separate"/>
+          </w:r>
+          <w:r>
+            <w:rPr>
+              <w:rFonts w:ascii="Times New Roman" w:hAnsi="Times New Roman" w:cs="Times New Roman"/>
+              <w:noProof/>
+            </w:rPr>
+            <w:t>[9]</w:t>
+          </w:r>
+          <w:r>
+            <w:rPr>
+              <w:rFonts w:ascii="Times New Roman" w:hAnsi="Times New Roman" w:cs="Times New Roman"/>
+            </w:rPr>
+            <w:fldChar w:fldCharType="end"/>
+          </w:r>
+        </w:sdtContent>
+      </w:sdt>
+      <w:r>
+        <w:rPr>
+          <w:rFonts w:ascii="Times New Roman" w:hAnsi="Times New Roman" w:cs="Times New Roman"/>
+        </w:rPr>
+        <w:t>.</w:t>
+      </w:r>
+    </w:p>
+    <w:p>
+      <w:pPr>
+        <w:spacing w:line="276" w:lineRule="auto"/>
+        <w:rPr>
+          <w:rFonts w:ascii="Times New Roman" w:hAnsi="Times New Roman" w:cs="Times New Roman"/>
+        </w:rPr>
+      </w:pPr>
+      <w:r>
+        <w:rPr>
+          <w:rFonts w:ascii="Times New Roman" w:hAnsi="Times New Roman" w:cs="Times New Roman"/>
+        </w:rPr>
+        <w:t>In hindsight, the chosen metrics were appropriate for evaluating model performance</w:t>
+      </w:r>
+      <w:r>
+        <w:rPr>
+          <w:rFonts w:ascii="Times New Roman" w:hAnsi="Times New Roman" w:cs="Times New Roman"/>
+        </w:rPr>
+        <w:t>, as they gave us good metrics to compare between models and the Che</w:t>
+      </w:r>
+      <w:r>
+        <w:rPr>
+          <w:rFonts w:ascii="Times New Roman" w:hAnsi="Times New Roman" w:cs="Times New Roman"/>
+        </w:rPr>
+        <w:t>Xpert baseline</w:t>
+      </w:r>
+      <w:r>
+        <w:rPr>
+          <w:rFonts w:ascii="Times New Roman" w:hAnsi="Times New Roman" w:cs="Times New Roman"/>
+        </w:rPr>
+        <w:t>. AUROC is well-suited for imbalanced multi-label classification and allows comparison with existing work. However, the additional metrics (precision, recall, and F1-score) revealed important weaknesses, particularly low recall for several conditions. This highlights that AUROC alone is not sufficient to fully assess model performance in a clinical context.</w:t>
+      </w:r>
+    </w:p>
+    <w:p>
+      <w:pPr>
+        <w:spacing w:line="276" w:lineRule="auto"/>
+        <w:rPr>
+          <w:rFonts w:ascii="Times New Roman" w:hAnsi="Times New Roman" w:cs="Times New Roman"/>
+        </w:rPr>
+      </w:pPr>
+      <w:r>
+        <w:rPr>
+          <w:rFonts w:ascii="Times New Roman" w:hAnsi="Times New Roman" w:cs="Times New Roman"/>
+        </w:rPr>
+        <w:t>Deep learning proved to be a viable</w:t>
+      </w:r>
+      <w:r>
+        <w:rPr>
+          <w:rFonts w:ascii="Times New Roman" w:hAnsi="Times New Roman" w:cs="Times New Roman"/>
+        </w:rPr>
+        <w:t xml:space="preserve"> solution to this </w:t>
+      </w:r>
+      <w:r>
+        <w:rPr>
+          <w:rFonts w:ascii="Times New Roman" w:hAnsi="Times New Roman" w:cs="Times New Roman"/>
+        </w:rPr>
+        <w:t>task;</w:t>
+      </w:r>
+      <w:r>
+        <w:rPr>
+          <w:rFonts w:ascii="Times New Roman" w:hAnsi="Times New Roman" w:cs="Times New Roman"/>
+        </w:rPr>
+        <w:t xml:space="preserve"> however the project also highlights several challenges</w:t>
+      </w:r>
+      <w:r>
+        <w:rPr>
+          <w:rFonts w:ascii="Times New Roman" w:hAnsi="Times New Roman" w:cs="Times New Roman"/>
+        </w:rPr>
+        <w:t>, such as sensitivity to class imbalance, difficulty in interpreting model decisions, and dependence on large amounts of high-quality data.</w:t>
+      </w:r>
+    </w:p>
+    <w:p>
+      <w:pPr>
+        <w:spacing w:line="276" w:lineRule="auto"/>
+        <w:rPr>
+          <w:rFonts w:ascii="Times New Roman" w:hAnsi="Times New Roman" w:cs="Times New Roman"/>
+        </w:rPr>
+      </w:pPr>
+      <w:r>
+        <w:rPr>
+          <w:rFonts w:ascii="Times New Roman" w:hAnsi="Times New Roman" w:cs="Times New Roman"/>
+        </w:rPr>
+        <w:t>There are some improvements that could have been made, if a bachelor thesis did not steal time away from this project.</w:t>
+      </w:r>
+      <w:r>
+        <w:rPr>
+          <w:rFonts w:ascii="Times New Roman" w:hAnsi="Times New Roman" w:cs="Times New Roman"/>
+        </w:rPr>
+        <w:t xml:space="preserve"> If we look at the </w:t>
+      </w:r>
+      <w:r>
+        <w:rPr>
+          <w:rFonts w:ascii="Times New Roman" w:hAnsi="Times New Roman" w:cs="Times New Roman"/>
+        </w:rPr>
+        <w:t>CheXNet,</w:t>
+      </w:r>
+      <w:r>
+        <w:rPr>
+          <w:rFonts w:ascii="Times New Roman" w:hAnsi="Times New Roman" w:cs="Times New Roman"/>
+        </w:rPr>
+        <w:t xml:space="preserve"> we see that we could benefit from more extensive hyperparameter tuning, implementation of ensemble methods, and perhaps more advanced data augmentation strategies</w:t>
+      </w:r>
+      <w:r>
+        <w:rPr>
+          <w:rFonts w:ascii="Times New Roman" w:hAnsi="Times New Roman" w:cs="Times New Roman"/>
+        </w:rPr>
+        <w:t xml:space="preserve"> </w:t>
+      </w:r>
+      <w:sdt>
+        <w:sdtPr>
+          <w:rPr>
+            <w:rFonts w:ascii="Times New Roman" w:hAnsi="Times New Roman" w:cs="Times New Roman"/>
+          </w:rPr>
+          <w:id w:val="-1210027545"/>
+          <w:citation/>
+        </w:sdtPr>
+        <w:sdtContent>
+          <w:r>
+            <w:rPr>
+              <w:rFonts w:ascii="Times New Roman" w:hAnsi="Times New Roman" w:cs="Times New Roman"/>
+            </w:rPr>
+            <w:fldChar w:fldCharType="begin"/>
+          </w:r>
+          <w:r>
+            <w:rPr>
+              <w:rFonts w:ascii="Times New Roman" w:hAnsi="Times New Roman" w:cs="Times New Roman"/>
+            </w:rPr>
+            <w:instrText xml:space="preserve"> CITATION Irv17 \l 2057 </w:instrText>
+          </w:r>
+          <w:r>
+            <w:rPr>
+              <w:rFonts w:ascii="Times New Roman" w:hAnsi="Times New Roman" w:cs="Times New Roman"/>
+            </w:rPr>
+            <w:fldChar w:fldCharType="separate"/>
+          </w:r>
+          <w:r>
+            <w:rPr>
+              <w:rFonts w:ascii="Times New Roman" w:hAnsi="Times New Roman" w:cs="Times New Roman"/>
+              <w:noProof/>
+            </w:rPr>
+            <w:t>[9]</w:t>
+          </w:r>
+          <w:r>
+            <w:rPr>
+              <w:rFonts w:ascii="Times New Roman" w:hAnsi="Times New Roman" w:cs="Times New Roman"/>
+            </w:rPr>
+            <w:fldChar w:fldCharType="end"/>
+          </w:r>
+        </w:sdtContent>
+      </w:sdt>
+      <w:r>
+        <w:rPr>
+          <w:rFonts w:ascii="Times New Roman" w:hAnsi="Times New Roman" w:cs="Times New Roman"/>
+        </w:rPr>
+        <w:t>.</w:t>
+      </w:r>
+      <w:r>
+        <w:rPr>
+          <w:rFonts w:ascii="Times New Roman" w:hAnsi="Times New Roman" w:cs="Times New Roman"/>
+        </w:rPr>
+        <w:t xml:space="preserve"> Finally, instead of using the subsampled dataset provided by the Kaggle user Ashery, we could have used the complete dataset presented by </w:t>
+      </w:r>
+      <w:r>
+        <w:rPr>
+          <w:rFonts w:ascii="Times New Roman" w:hAnsi="Times New Roman" w:cs="Times New Roman"/>
+        </w:rPr>
+        <w:t xml:space="preserve">Stanford ML Group </w:t>
+      </w:r>
+      <w:sdt>
+        <w:sdtPr>
+          <w:rPr>
+            <w:rFonts w:ascii="Times New Roman" w:hAnsi="Times New Roman" w:cs="Times New Roman"/>
+          </w:rPr>
+          <w:id w:val="-708416369"/>
+          <w:citation/>
+        </w:sdtPr>
+        <w:sdtContent>
+          <w:r>
+            <w:rPr>
+              <w:rFonts w:ascii="Times New Roman" w:hAnsi="Times New Roman" w:cs="Times New Roman"/>
+            </w:rPr>
+            <w:fldChar w:fldCharType="begin"/>
+          </w:r>
+          <w:r>
+            <w:rPr>
+              <w:rFonts w:ascii="Times New Roman" w:hAnsi="Times New Roman" w:cs="Times New Roman"/>
+            </w:rPr>
+            <w:instrText xml:space="preserve"> CITATION Ash \l 2057 </w:instrText>
+          </w:r>
+          <w:r>
+            <w:rPr>
+              <w:rFonts w:ascii="Times New Roman" w:hAnsi="Times New Roman" w:cs="Times New Roman"/>
+            </w:rPr>
+            <w:fldChar w:fldCharType="separate"/>
+          </w:r>
+          <w:r>
+            <w:rPr>
+              <w:rFonts w:ascii="Times New Roman" w:hAnsi="Times New Roman" w:cs="Times New Roman"/>
+              <w:noProof/>
+            </w:rPr>
+            <w:t>[8]</w:t>
+          </w:r>
+          <w:r>
+            <w:rPr>
+              <w:rFonts w:ascii="Times New Roman" w:hAnsi="Times New Roman" w:cs="Times New Roman"/>
+            </w:rPr>
+            <w:fldChar w:fldCharType="end"/>
+          </w:r>
+        </w:sdtContent>
+      </w:sdt>
+      <w:sdt>
+        <w:sdtPr>
+          <w:rPr>
+            <w:rFonts w:ascii="Times New Roman" w:hAnsi="Times New Roman" w:cs="Times New Roman"/>
+          </w:rPr>
+          <w:id w:val="-368843930"/>
+          <w:citation/>
+        </w:sdtPr>
+        <w:sdtContent>
+          <w:r>
+            <w:rPr>
+              <w:rFonts w:ascii="Times New Roman" w:hAnsi="Times New Roman" w:cs="Times New Roman"/>
+            </w:rPr>
+            <w:fldChar w:fldCharType="begin"/>
+          </w:r>
+          <w:r>
+            <w:rPr>
+              <w:rFonts w:ascii="Times New Roman" w:hAnsi="Times New Roman" w:cs="Times New Roman"/>
+            </w:rPr>
+            <w:instrText xml:space="preserve"> CITATION Irv17 \l 2057 </w:instrText>
+          </w:r>
+          <w:r>
+            <w:rPr>
+              <w:rFonts w:ascii="Times New Roman" w:hAnsi="Times New Roman" w:cs="Times New Roman"/>
+            </w:rPr>
+            <w:fldChar w:fldCharType="separate"/>
+          </w:r>
+          <w:r>
+            <w:rPr>
+              <w:rFonts w:ascii="Times New Roman" w:hAnsi="Times New Roman" w:cs="Times New Roman"/>
+              <w:noProof/>
+            </w:rPr>
+            <w:t xml:space="preserve"> </w:t>
+          </w:r>
+          <w:r>
+            <w:rPr>
+              <w:rFonts w:ascii="Times New Roman" w:hAnsi="Times New Roman" w:cs="Times New Roman"/>
+              <w:noProof/>
+            </w:rPr>
+            <w:t>[9]</w:t>
+          </w:r>
+          <w:r>
+            <w:rPr>
+              <w:rFonts w:ascii="Times New Roman" w:hAnsi="Times New Roman" w:cs="Times New Roman"/>
+            </w:rPr>
+            <w:fldChar w:fldCharType="end"/>
+          </w:r>
+        </w:sdtContent>
+      </w:sdt>
+      <w:r>
+        <w:rPr>
+          <w:rFonts w:ascii="Times New Roman" w:hAnsi="Times New Roman" w:cs="Times New Roman"/>
+        </w:rPr>
+        <w:t>.</w:t>
+      </w:r>
+    </w:p>
+    <w:p>
+      <w:pPr>
+        <w:spacing w:line="276" w:lineRule="auto"/>
+      </w:pPr>
     </w:p>
     <w:p/>
     <w:p/>
-    <w:p>
-      <w:pPr>
-        <w:pStyle w:val="Heading2"/>
-      </w:pPr>
-      <w:r>
-        <w:t>4.4 Model utilization and limitations</w:t>
-      </w:r>
-    </w:p>
-    <w:p>
-      <w:pPr>
-        <w:spacing w:line="276" w:lineRule="auto"/>
-        <w:rPr>
-          <w:rFonts w:ascii="Times New Roman" w:hAnsi="Times New Roman" w:cs="Times New Roman"/>
-        </w:rPr>
-      </w:pPr>
-      <w:r>
-        <w:rPr>
-          <w:rFonts w:ascii="Times New Roman" w:hAnsi="Times New Roman" w:cs="Times New Roman"/>
-        </w:rPr>
-        <w:t xml:space="preserve">Although the DenseNet121 architecture is powerful, the results suggest that its full potential was not fully exploited in this project. There are </w:t>
-      </w:r>
-      <w:proofErr w:type="gramStart"/>
-      <w:r>
-        <w:rPr>
-          <w:rFonts w:ascii="Times New Roman" w:hAnsi="Times New Roman" w:cs="Times New Roman"/>
-        </w:rPr>
-        <w:t>a number of</w:t>
-      </w:r>
-      <w:proofErr w:type="gramEnd"/>
-      <w:r>
-        <w:rPr>
-          <w:rFonts w:ascii="Times New Roman" w:hAnsi="Times New Roman" w:cs="Times New Roman"/>
-        </w:rPr>
-        <w:t xml:space="preserve"> possible reasons, including limited hyperparameter tuning, no ensemble methods, and a relatively small validation set</w:t>
-      </w:r>
-      <w:r>
-        <w:rPr>
-          <w:rFonts w:ascii="Times New Roman" w:hAnsi="Times New Roman" w:cs="Times New Roman"/>
-        </w:rPr>
-        <w:t>. Further experimentation with augmentation strategies could also improve generalization.</w:t>
-      </w:r>
-    </w:p>
-    <w:p>
-      <w:pPr>
-        <w:pStyle w:val="Heading1"/>
-      </w:pPr>
-      <w:bookmarkStart w:id="34" w:name="_Toc227766905"/>
-      <w:r>
-        <w:t xml:space="preserve">5 </w:t>
-      </w:r>
-      <w:r>
-        <w:t>Deployment</w:t>
-      </w:r>
-      <w:bookmarkEnd w:id="34"/>
-    </w:p>
     <w:p/>
     <w:p/>
-    <w:p>
-      <w:pPr>
-        <w:pStyle w:val="Heading1"/>
-      </w:pPr>
-      <w:bookmarkStart w:id="35" w:name="_Toc227766906"/>
-      <w:r>
-        <w:lastRenderedPageBreak/>
-        <w:t xml:space="preserve">6 </w:t>
-      </w:r>
-      <w:r>
-        <w:t>Conclusion</w:t>
-      </w:r>
-      <w:bookmarkEnd w:id="35"/>
-    </w:p>
-    <w:p/>
-    <w:p/>
-    <w:bookmarkStart w:id="36" w:name="_Toc227766907" w:displacedByCustomXml="next"/>
+    <w:bookmarkStart w:id="40" w:name="_Toc228185353" w:displacedByCustomXml="next"/>
     <w:sdt>
       <w:sdtPr>
         <w:rPr>
@@ -6884,6 +8010,7 @@
           <w:docPartUnique/>
         </w:docPartObj>
       </w:sdtPr>
+      <w:sdtEndPr/>
       <w:sdtContent>
         <w:p>
           <w:pPr>
@@ -6892,18 +8019,17 @@
           <w:r>
             <w:t>References</w:t>
           </w:r>
-          <w:bookmarkEnd w:id="36"/>
+          <w:bookmarkEnd w:id="40"/>
         </w:p>
         <w:sdt>
           <w:sdtPr>
             <w:id w:val="-573587230"/>
             <w:bibliography/>
           </w:sdtPr>
+          <w:sdtEndPr/>
           <w:sdtContent>
             <w:p>
               <w:pPr>
-                <w:pStyle w:val="Bibliography"/>
-                <w:ind w:left="720" w:hanging="720"/>
                 <w:rPr>
                   <w:noProof/>
                 </w:rPr>
@@ -6917,390 +8043,831 @@
               <w:r>
                 <w:fldChar w:fldCharType="separate"/>
               </w:r>
-              <w:r>
-                <w:rPr>
-                  <w:noProof/>
-                </w:rPr>
-                <w:t xml:space="preserve">Ashery. (n.d.). </w:t>
-              </w:r>
-              <w:r>
-                <w:rPr>
-                  <w:i/>
-                  <w:iCs/>
-                  <w:noProof/>
-                </w:rPr>
-                <w:t>CheXpert-v1.0-small [Data set]</w:t>
-              </w:r>
-              <w:r>
-                <w:rPr>
-                  <w:noProof/>
-                </w:rPr>
-                <w:t>. Retrieved from Kaggle: https://www.kaggle.com/datasets/ashery/chexpert</w:t>
-              </w:r>
             </w:p>
+            <w:tbl>
+              <w:tblPr>
+                <w:tblW w:w="5000" w:type="pct"/>
+                <w:tblCellSpacing w:w="15" w:type="dxa"/>
+                <w:tblCellMar>
+                  <w:top w:w="15" w:type="dxa"/>
+                  <w:left w:w="15" w:type="dxa"/>
+                  <w:bottom w:w="15" w:type="dxa"/>
+                  <w:right w:w="15" w:type="dxa"/>
+                </w:tblCellMar>
+                <w:tblLook w:val="04A0" w:firstRow="1" w:lastRow="0" w:firstColumn="1" w:lastColumn="0" w:noHBand="0" w:noVBand="1"/>
+              </w:tblPr>
+              <w:tblGrid>
+                <w:gridCol w:w="473"/>
+                <w:gridCol w:w="8553"/>
+              </w:tblGrid>
+              <w:tr>
+                <w:trPr>
+                  <w:divId w:val="1816870850"/>
+                  <w:tblCellSpacing w:w="15" w:type="dxa"/>
+                </w:trPr>
+                <w:tc>
+                  <w:tcPr>
+                    <w:tcW w:w="50" w:type="pct"/>
+                    <w:hideMark/>
+                  </w:tcPr>
+                  <w:p>
+                    <w:pPr>
+                      <w:pStyle w:val="Bibliography"/>
+                      <w:rPr>
+                        <w:noProof/>
+                      </w:rPr>
+                    </w:pPr>
+                    <w:r>
+                      <w:rPr>
+                        <w:noProof/>
+                      </w:rPr>
+                      <w:t xml:space="preserve">[1] </w:t>
+                    </w:r>
+                  </w:p>
+                </w:tc>
+                <w:tc>
+                  <w:tcPr>
+                    <w:tcW w:w="0" w:type="auto"/>
+                    <w:hideMark/>
+                  </w:tcPr>
+                  <w:p>
+                    <w:pPr>
+                      <w:pStyle w:val="Bibliography"/>
+                      <w:rPr>
+                        <w:noProof/>
+                      </w:rPr>
+                    </w:pPr>
+                    <w:r>
+                      <w:rPr>
+                        <w:noProof/>
+                      </w:rPr>
+                      <w:t xml:space="preserve">J. S. Klein and M. L. Rosado-de-Christenson, “A Systematic Approach to Chest Radiographic Analysis,” in </w:t>
+                    </w:r>
+                    <w:r>
+                      <w:rPr>
+                        <w:i/>
+                        <w:iCs/>
+                        <w:noProof/>
+                      </w:rPr>
+                      <w:t>Diseases of the Chest, Breast, Heart and Vessels 2019-2022</w:t>
+                    </w:r>
+                    <w:r>
+                      <w:rPr>
+                        <w:noProof/>
+                      </w:rPr>
+                      <w:t>, Cham, Springer, 2019, pp. 1-16.</w:t>
+                    </w:r>
+                  </w:p>
+                </w:tc>
+              </w:tr>
+              <w:tr>
+                <w:trPr>
+                  <w:divId w:val="1816870850"/>
+                  <w:tblCellSpacing w:w="15" w:type="dxa"/>
+                </w:trPr>
+                <w:tc>
+                  <w:tcPr>
+                    <w:tcW w:w="50" w:type="pct"/>
+                    <w:hideMark/>
+                  </w:tcPr>
+                  <w:p>
+                    <w:pPr>
+                      <w:pStyle w:val="Bibliography"/>
+                      <w:rPr>
+                        <w:noProof/>
+                      </w:rPr>
+                    </w:pPr>
+                    <w:r>
+                      <w:rPr>
+                        <w:noProof/>
+                      </w:rPr>
+                      <w:t xml:space="preserve">[2] </w:t>
+                    </w:r>
+                  </w:p>
+                </w:tc>
+                <w:tc>
+                  <w:tcPr>
+                    <w:tcW w:w="0" w:type="auto"/>
+                    <w:hideMark/>
+                  </w:tcPr>
+                  <w:p>
+                    <w:pPr>
+                      <w:pStyle w:val="Bibliography"/>
+                      <w:rPr>
+                        <w:noProof/>
+                      </w:rPr>
+                    </w:pPr>
+                    <w:r>
+                      <w:rPr>
+                        <w:noProof/>
+                      </w:rPr>
+                      <w:t xml:space="preserve">K. Piper, S. Cox, A. Paterson, A. Thomas, N. Jeyagopal and N. Woznitza, “Chest reporting by radiographers: Findings of an accredited postgraduate programme,” </w:t>
+                    </w:r>
+                    <w:r>
+                      <w:rPr>
+                        <w:i/>
+                        <w:iCs/>
+                        <w:noProof/>
+                      </w:rPr>
+                      <w:t xml:space="preserve">Radiography, </w:t>
+                    </w:r>
+                    <w:r>
+                      <w:rPr>
+                        <w:noProof/>
+                      </w:rPr>
+                      <w:t xml:space="preserve">vol. 20, no. 2, pp. 94-99, May 2014. </w:t>
+                    </w:r>
+                  </w:p>
+                </w:tc>
+              </w:tr>
+              <w:tr>
+                <w:trPr>
+                  <w:divId w:val="1816870850"/>
+                  <w:tblCellSpacing w:w="15" w:type="dxa"/>
+                </w:trPr>
+                <w:tc>
+                  <w:tcPr>
+                    <w:tcW w:w="50" w:type="pct"/>
+                    <w:hideMark/>
+                  </w:tcPr>
+                  <w:p>
+                    <w:pPr>
+                      <w:pStyle w:val="Bibliography"/>
+                      <w:rPr>
+                        <w:noProof/>
+                      </w:rPr>
+                    </w:pPr>
+                    <w:r>
+                      <w:rPr>
+                        <w:noProof/>
+                      </w:rPr>
+                      <w:t xml:space="preserve">[3] </w:t>
+                    </w:r>
+                  </w:p>
+                </w:tc>
+                <w:tc>
+                  <w:tcPr>
+                    <w:tcW w:w="0" w:type="auto"/>
+                    <w:hideMark/>
+                  </w:tcPr>
+                  <w:p>
+                    <w:pPr>
+                      <w:pStyle w:val="Bibliography"/>
+                      <w:rPr>
+                        <w:noProof/>
+                      </w:rPr>
+                    </w:pPr>
+                    <w:r>
+                      <w:rPr>
+                        <w:noProof/>
+                      </w:rPr>
+                      <w:t xml:space="preserve">R. G. Dreyer, C. M. van der Merwe, M. A. Nicolaou and G. A. Richards, “Assessing and comparing chest radiograph interpretation in the Department of Internal Medicine at the University of the Witwatersrand medical schhol, according to seniority,” </w:t>
+                    </w:r>
+                    <w:r>
+                      <w:rPr>
+                        <w:i/>
+                        <w:iCs/>
+                        <w:noProof/>
+                      </w:rPr>
+                      <w:t xml:space="preserve">African Journal of Thoracic and Critical Care Medicine, </w:t>
+                    </w:r>
+                    <w:r>
+                      <w:rPr>
+                        <w:noProof/>
+                      </w:rPr>
+                      <w:t xml:space="preserve">pp. 12-17, 2023. </w:t>
+                    </w:r>
+                  </w:p>
+                </w:tc>
+              </w:tr>
+              <w:tr>
+                <w:trPr>
+                  <w:divId w:val="1816870850"/>
+                  <w:tblCellSpacing w:w="15" w:type="dxa"/>
+                </w:trPr>
+                <w:tc>
+                  <w:tcPr>
+                    <w:tcW w:w="50" w:type="pct"/>
+                    <w:hideMark/>
+                  </w:tcPr>
+                  <w:p>
+                    <w:pPr>
+                      <w:pStyle w:val="Bibliography"/>
+                      <w:rPr>
+                        <w:noProof/>
+                      </w:rPr>
+                    </w:pPr>
+                    <w:r>
+                      <w:rPr>
+                        <w:noProof/>
+                      </w:rPr>
+                      <w:t xml:space="preserve">[4] </w:t>
+                    </w:r>
+                  </w:p>
+                </w:tc>
+                <w:tc>
+                  <w:tcPr>
+                    <w:tcW w:w="0" w:type="auto"/>
+                    <w:hideMark/>
+                  </w:tcPr>
+                  <w:p>
+                    <w:pPr>
+                      <w:pStyle w:val="Bibliography"/>
+                      <w:rPr>
+                        <w:noProof/>
+                      </w:rPr>
+                    </w:pPr>
+                    <w:r>
+                      <w:rPr>
+                        <w:noProof/>
+                      </w:rPr>
+                      <w:t xml:space="preserve">L. Rundo and C. Militello, “Image biomarkers and explainable AI: handcrafted features versus deep learned features,” </w:t>
+                    </w:r>
+                    <w:r>
+                      <w:rPr>
+                        <w:i/>
+                        <w:iCs/>
+                        <w:noProof/>
+                      </w:rPr>
+                      <w:t xml:space="preserve">European Radiology Experimental, </w:t>
+                    </w:r>
+                    <w:r>
+                      <w:rPr>
+                        <w:noProof/>
+                      </w:rPr>
+                      <w:t xml:space="preserve">vol. 8, 2024. </w:t>
+                    </w:r>
+                  </w:p>
+                </w:tc>
+              </w:tr>
+              <w:tr>
+                <w:trPr>
+                  <w:divId w:val="1816870850"/>
+                  <w:tblCellSpacing w:w="15" w:type="dxa"/>
+                </w:trPr>
+                <w:tc>
+                  <w:tcPr>
+                    <w:tcW w:w="50" w:type="pct"/>
+                    <w:hideMark/>
+                  </w:tcPr>
+                  <w:p>
+                    <w:pPr>
+                      <w:pStyle w:val="Bibliography"/>
+                      <w:rPr>
+                        <w:noProof/>
+                      </w:rPr>
+                    </w:pPr>
+                    <w:r>
+                      <w:rPr>
+                        <w:noProof/>
+                      </w:rPr>
+                      <w:t xml:space="preserve">[5] </w:t>
+                    </w:r>
+                  </w:p>
+                </w:tc>
+                <w:tc>
+                  <w:tcPr>
+                    <w:tcW w:w="0" w:type="auto"/>
+                    <w:hideMark/>
+                  </w:tcPr>
+                  <w:p>
+                    <w:pPr>
+                      <w:pStyle w:val="Bibliography"/>
+                      <w:rPr>
+                        <w:noProof/>
+                      </w:rPr>
+                    </w:pPr>
+                    <w:r>
+                      <w:rPr>
+                        <w:noProof/>
+                      </w:rPr>
+                      <w:t xml:space="preserve">A. A. Nasser and M. A. Akhloufi, “A Review of Recent Advances in Deep Learning Models for Chest Disease Detection Using Radiography,” </w:t>
+                    </w:r>
+                    <w:r>
+                      <w:rPr>
+                        <w:i/>
+                        <w:iCs/>
+                        <w:noProof/>
+                      </w:rPr>
+                      <w:t xml:space="preserve">Diagnostics, </w:t>
+                    </w:r>
+                    <w:r>
+                      <w:rPr>
+                        <w:noProof/>
+                      </w:rPr>
+                      <w:t xml:space="preserve">vol. 13, no. 1, 2023. </w:t>
+                    </w:r>
+                  </w:p>
+                </w:tc>
+              </w:tr>
+              <w:tr>
+                <w:trPr>
+                  <w:divId w:val="1816870850"/>
+                  <w:tblCellSpacing w:w="15" w:type="dxa"/>
+                </w:trPr>
+                <w:tc>
+                  <w:tcPr>
+                    <w:tcW w:w="50" w:type="pct"/>
+                    <w:hideMark/>
+                  </w:tcPr>
+                  <w:p>
+                    <w:pPr>
+                      <w:pStyle w:val="Bibliography"/>
+                      <w:rPr>
+                        <w:noProof/>
+                      </w:rPr>
+                    </w:pPr>
+                    <w:r>
+                      <w:rPr>
+                        <w:noProof/>
+                      </w:rPr>
+                      <w:t xml:space="preserve">[6] </w:t>
+                    </w:r>
+                  </w:p>
+                </w:tc>
+                <w:tc>
+                  <w:tcPr>
+                    <w:tcW w:w="0" w:type="auto"/>
+                    <w:hideMark/>
+                  </w:tcPr>
+                  <w:p>
+                    <w:pPr>
+                      <w:pStyle w:val="Bibliography"/>
+                      <w:rPr>
+                        <w:noProof/>
+                      </w:rPr>
+                    </w:pPr>
+                    <w:r>
+                      <w:rPr>
+                        <w:noProof/>
+                      </w:rPr>
+                      <w:t xml:space="preserve">A. Hosny, H. J. Aerts and R. H. Mak, “Handcrafted versus deep learning radiomics for prediction of cancer therapy response,” </w:t>
+                    </w:r>
+                    <w:r>
+                      <w:rPr>
+                        <w:i/>
+                        <w:iCs/>
+                        <w:noProof/>
+                      </w:rPr>
+                      <w:t xml:space="preserve">The Lancet Digital Health, </w:t>
+                    </w:r>
+                    <w:r>
+                      <w:rPr>
+                        <w:noProof/>
+                      </w:rPr>
+                      <w:t xml:space="preserve">vol. 1, no. 3, pp. 106-107, 2019. </w:t>
+                    </w:r>
+                  </w:p>
+                </w:tc>
+              </w:tr>
+              <w:tr>
+                <w:trPr>
+                  <w:divId w:val="1816870850"/>
+                  <w:tblCellSpacing w:w="15" w:type="dxa"/>
+                </w:trPr>
+                <w:tc>
+                  <w:tcPr>
+                    <w:tcW w:w="50" w:type="pct"/>
+                    <w:hideMark/>
+                  </w:tcPr>
+                  <w:p>
+                    <w:pPr>
+                      <w:pStyle w:val="Bibliography"/>
+                      <w:rPr>
+                        <w:noProof/>
+                      </w:rPr>
+                    </w:pPr>
+                    <w:r>
+                      <w:rPr>
+                        <w:noProof/>
+                      </w:rPr>
+                      <w:t xml:space="preserve">[7] </w:t>
+                    </w:r>
+                  </w:p>
+                </w:tc>
+                <w:tc>
+                  <w:tcPr>
+                    <w:tcW w:w="0" w:type="auto"/>
+                    <w:hideMark/>
+                  </w:tcPr>
+                  <w:p>
+                    <w:pPr>
+                      <w:pStyle w:val="Bibliography"/>
+                      <w:rPr>
+                        <w:noProof/>
+                      </w:rPr>
+                    </w:pPr>
+                    <w:r>
+                      <w:rPr>
+                        <w:noProof/>
+                      </w:rPr>
+                      <w:t xml:space="preserve">P. Rajpurkar, J. Irvin, K. Zhu, B. Yang, H. Mehta, T. Duan, D. Ding, A. Bagul, C. Langlotz, K. Shpanskaya, M. P. Lungren and A. Y. Ng, “CheXNet: Radiologist-Level Pneumonia Detection on Chest X-Rays with Deep Learning,” </w:t>
+                    </w:r>
+                    <w:r>
+                      <w:rPr>
+                        <w:i/>
+                        <w:iCs/>
+                        <w:noProof/>
+                      </w:rPr>
+                      <w:t xml:space="preserve">arXiv, </w:t>
+                    </w:r>
+                    <w:r>
+                      <w:rPr>
+                        <w:noProof/>
+                      </w:rPr>
+                      <w:t xml:space="preserve">2017. </w:t>
+                    </w:r>
+                  </w:p>
+                </w:tc>
+              </w:tr>
+              <w:tr>
+                <w:trPr>
+                  <w:divId w:val="1816870850"/>
+                  <w:tblCellSpacing w:w="15" w:type="dxa"/>
+                </w:trPr>
+                <w:tc>
+                  <w:tcPr>
+                    <w:tcW w:w="50" w:type="pct"/>
+                    <w:hideMark/>
+                  </w:tcPr>
+                  <w:p>
+                    <w:pPr>
+                      <w:pStyle w:val="Bibliography"/>
+                      <w:rPr>
+                        <w:noProof/>
+                      </w:rPr>
+                    </w:pPr>
+                    <w:r>
+                      <w:rPr>
+                        <w:noProof/>
+                      </w:rPr>
+                      <w:t xml:space="preserve">[8] </w:t>
+                    </w:r>
+                  </w:p>
+                </w:tc>
+                <w:tc>
+                  <w:tcPr>
+                    <w:tcW w:w="0" w:type="auto"/>
+                    <w:hideMark/>
+                  </w:tcPr>
+                  <w:p>
+                    <w:pPr>
+                      <w:pStyle w:val="Bibliography"/>
+                      <w:rPr>
+                        <w:noProof/>
+                      </w:rPr>
+                    </w:pPr>
+                    <w:r>
+                      <w:rPr>
+                        <w:noProof/>
+                      </w:rPr>
+                      <w:t>Ashery, “CheXpert-v1.0-small [Data set],” [Online]. Available: https://www.kaggle.com/datasets/ashery/chexpert.</w:t>
+                    </w:r>
+                  </w:p>
+                </w:tc>
+              </w:tr>
+              <w:tr>
+                <w:trPr>
+                  <w:divId w:val="1816870850"/>
+                  <w:tblCellSpacing w:w="15" w:type="dxa"/>
+                </w:trPr>
+                <w:tc>
+                  <w:tcPr>
+                    <w:tcW w:w="50" w:type="pct"/>
+                    <w:hideMark/>
+                  </w:tcPr>
+                  <w:p>
+                    <w:pPr>
+                      <w:pStyle w:val="Bibliography"/>
+                      <w:rPr>
+                        <w:noProof/>
+                      </w:rPr>
+                    </w:pPr>
+                    <w:r>
+                      <w:rPr>
+                        <w:noProof/>
+                      </w:rPr>
+                      <w:t xml:space="preserve">[9] </w:t>
+                    </w:r>
+                  </w:p>
+                </w:tc>
+                <w:tc>
+                  <w:tcPr>
+                    <w:tcW w:w="0" w:type="auto"/>
+                    <w:hideMark/>
+                  </w:tcPr>
+                  <w:p>
+                    <w:pPr>
+                      <w:pStyle w:val="Bibliography"/>
+                      <w:rPr>
+                        <w:noProof/>
+                      </w:rPr>
+                    </w:pPr>
+                    <w:r>
+                      <w:rPr>
+                        <w:noProof/>
+                      </w:rPr>
+                      <w:t>J. Irvin, P. Rajpurkar, M. Ko, Y. Yu, S. Ciurea-Ilcus, C. Chute, H. Marklund, B. Haghgoo, R. Ball, K. Shpanskaya, J. Seekins, D. A. Mong, S. S. Halabi, J. K. Sandberg, R. Jones, D. B. Larson, C. P. Langlotz, B. N. Patel, M. P. Lungren and A. Y. Ng, “CheXNet: Radiologist-Level Pneumonia Detection on Chest X-Rays with Deep Learning,” 25 December 2019. [Online]. Available: https://arxiv.org/abs/1711.05225. [Accessed 2026].</w:t>
+                    </w:r>
+                  </w:p>
+                </w:tc>
+              </w:tr>
+              <w:tr>
+                <w:trPr>
+                  <w:divId w:val="1816870850"/>
+                  <w:tblCellSpacing w:w="15" w:type="dxa"/>
+                </w:trPr>
+                <w:tc>
+                  <w:tcPr>
+                    <w:tcW w:w="50" w:type="pct"/>
+                    <w:hideMark/>
+                  </w:tcPr>
+                  <w:p>
+                    <w:pPr>
+                      <w:pStyle w:val="Bibliography"/>
+                      <w:rPr>
+                        <w:noProof/>
+                      </w:rPr>
+                    </w:pPr>
+                    <w:r>
+                      <w:rPr>
+                        <w:noProof/>
+                      </w:rPr>
+                      <w:lastRenderedPageBreak/>
+                      <w:t xml:space="preserve">[10] </w:t>
+                    </w:r>
+                  </w:p>
+                </w:tc>
+                <w:tc>
+                  <w:tcPr>
+                    <w:tcW w:w="0" w:type="auto"/>
+                    <w:hideMark/>
+                  </w:tcPr>
+                  <w:p>
+                    <w:pPr>
+                      <w:pStyle w:val="Bibliography"/>
+                      <w:rPr>
+                        <w:noProof/>
+                      </w:rPr>
+                    </w:pPr>
+                    <w:r>
+                      <w:rPr>
+                        <w:noProof/>
+                      </w:rPr>
+                      <w:t xml:space="preserve">F. Chollet and M. Watson, Deep Learning with Python, 3rd ed., Manning Publications, 2025. </w:t>
+                    </w:r>
+                  </w:p>
+                </w:tc>
+              </w:tr>
+              <w:tr>
+                <w:trPr>
+                  <w:divId w:val="1816870850"/>
+                  <w:tblCellSpacing w:w="15" w:type="dxa"/>
+                </w:trPr>
+                <w:tc>
+                  <w:tcPr>
+                    <w:tcW w:w="50" w:type="pct"/>
+                    <w:hideMark/>
+                  </w:tcPr>
+                  <w:p>
+                    <w:pPr>
+                      <w:pStyle w:val="Bibliography"/>
+                      <w:rPr>
+                        <w:noProof/>
+                      </w:rPr>
+                    </w:pPr>
+                    <w:r>
+                      <w:rPr>
+                        <w:noProof/>
+                      </w:rPr>
+                      <w:t xml:space="preserve">[11] </w:t>
+                    </w:r>
+                  </w:p>
+                </w:tc>
+                <w:tc>
+                  <w:tcPr>
+                    <w:tcW w:w="0" w:type="auto"/>
+                    <w:hideMark/>
+                  </w:tcPr>
+                  <w:p>
+                    <w:pPr>
+                      <w:pStyle w:val="Bibliography"/>
+                      <w:rPr>
+                        <w:noProof/>
+                      </w:rPr>
+                    </w:pPr>
+                    <w:r>
+                      <w:rPr>
+                        <w:noProof/>
+                      </w:rPr>
+                      <w:t xml:space="preserve">R. R. Selvaraju, M. Cogswell, A. Das, R. Vedantam, D. Parikh and D. Batra, “Grad-CAM: Visual Explanations from Deep Networks via Gradient-Based Localization,” </w:t>
+                    </w:r>
+                    <w:r>
+                      <w:rPr>
+                        <w:i/>
+                        <w:iCs/>
+                        <w:noProof/>
+                      </w:rPr>
+                      <w:t xml:space="preserve">International Journal of Computer Vision, </w:t>
+                    </w:r>
+                    <w:r>
+                      <w:rPr>
+                        <w:noProof/>
+                      </w:rPr>
+                      <w:t xml:space="preserve">vol. 128, pp. 336-359, 2019. </w:t>
+                    </w:r>
+                  </w:p>
+                </w:tc>
+              </w:tr>
+              <w:tr>
+                <w:trPr>
+                  <w:divId w:val="1816870850"/>
+                  <w:tblCellSpacing w:w="15" w:type="dxa"/>
+                </w:trPr>
+                <w:tc>
+                  <w:tcPr>
+                    <w:tcW w:w="50" w:type="pct"/>
+                    <w:hideMark/>
+                  </w:tcPr>
+                  <w:p>
+                    <w:pPr>
+                      <w:pStyle w:val="Bibliography"/>
+                      <w:rPr>
+                        <w:noProof/>
+                      </w:rPr>
+                    </w:pPr>
+                    <w:r>
+                      <w:rPr>
+                        <w:noProof/>
+                      </w:rPr>
+                      <w:t xml:space="preserve">[12] </w:t>
+                    </w:r>
+                  </w:p>
+                </w:tc>
+                <w:tc>
+                  <w:tcPr>
+                    <w:tcW w:w="0" w:type="auto"/>
+                    <w:hideMark/>
+                  </w:tcPr>
+                  <w:p>
+                    <w:pPr>
+                      <w:pStyle w:val="Bibliography"/>
+                      <w:rPr>
+                        <w:noProof/>
+                      </w:rPr>
+                    </w:pPr>
+                    <w:r>
+                      <w:rPr>
+                        <w:noProof/>
+                      </w:rPr>
+                      <w:t xml:space="preserve">S. Brealey, A. Scally, S. Hahn, N. Thomas, C. Godfrey and A. Coomarasamy, “Accuracy of radiographer plain radiograph reporting in clinical practice: a meta-analysis,” </w:t>
+                    </w:r>
+                    <w:r>
+                      <w:rPr>
+                        <w:i/>
+                        <w:iCs/>
+                        <w:noProof/>
+                      </w:rPr>
+                      <w:t xml:space="preserve">Clinical Radiology, </w:t>
+                    </w:r>
+                    <w:r>
+                      <w:rPr>
+                        <w:noProof/>
+                      </w:rPr>
+                      <w:t xml:space="preserve">vol. 60, no. 2, pp. 232-241, 2005. </w:t>
+                    </w:r>
+                  </w:p>
+                </w:tc>
+              </w:tr>
+              <w:tr>
+                <w:trPr>
+                  <w:divId w:val="1816870850"/>
+                  <w:tblCellSpacing w:w="15" w:type="dxa"/>
+                </w:trPr>
+                <w:tc>
+                  <w:tcPr>
+                    <w:tcW w:w="50" w:type="pct"/>
+                    <w:hideMark/>
+                  </w:tcPr>
+                  <w:p>
+                    <w:pPr>
+                      <w:pStyle w:val="Bibliography"/>
+                      <w:rPr>
+                        <w:noProof/>
+                      </w:rPr>
+                    </w:pPr>
+                    <w:r>
+                      <w:rPr>
+                        <w:noProof/>
+                      </w:rPr>
+                      <w:t xml:space="preserve">[13] </w:t>
+                    </w:r>
+                  </w:p>
+                </w:tc>
+                <w:tc>
+                  <w:tcPr>
+                    <w:tcW w:w="0" w:type="auto"/>
+                    <w:hideMark/>
+                  </w:tcPr>
+                  <w:p>
+                    <w:pPr>
+                      <w:pStyle w:val="Bibliography"/>
+                      <w:rPr>
+                        <w:noProof/>
+                      </w:rPr>
+                    </w:pPr>
+                    <w:r>
+                      <w:rPr>
+                        <w:noProof/>
+                      </w:rPr>
+                      <w:t xml:space="preserve">P. J. Robinson, D. Wilson, A. Coral, A. Murphy and P. Verow, “Variation between experienced observers in the interpretation of accident and emergency radiographs,” </w:t>
+                    </w:r>
+                    <w:r>
+                      <w:rPr>
+                        <w:i/>
+                        <w:iCs/>
+                        <w:noProof/>
+                      </w:rPr>
+                      <w:t xml:space="preserve">British Journal of Radiology, </w:t>
+                    </w:r>
+                    <w:r>
+                      <w:rPr>
+                        <w:noProof/>
+                      </w:rPr>
+                      <w:t xml:space="preserve">vol. 72, no. 856, pp. 323-330, 1999. </w:t>
+                    </w:r>
+                  </w:p>
+                </w:tc>
+              </w:tr>
+              <w:tr>
+                <w:trPr>
+                  <w:divId w:val="1816870850"/>
+                  <w:tblCellSpacing w:w="15" w:type="dxa"/>
+                </w:trPr>
+                <w:tc>
+                  <w:tcPr>
+                    <w:tcW w:w="50" w:type="pct"/>
+                    <w:hideMark/>
+                  </w:tcPr>
+                  <w:p>
+                    <w:pPr>
+                      <w:pStyle w:val="Bibliography"/>
+                      <w:rPr>
+                        <w:noProof/>
+                      </w:rPr>
+                    </w:pPr>
+                    <w:r>
+                      <w:rPr>
+                        <w:noProof/>
+                      </w:rPr>
+                      <w:t xml:space="preserve">[14] </w:t>
+                    </w:r>
+                  </w:p>
+                </w:tc>
+                <w:tc>
+                  <w:tcPr>
+                    <w:tcW w:w="0" w:type="auto"/>
+                    <w:hideMark/>
+                  </w:tcPr>
+                  <w:p>
+                    <w:pPr>
+                      <w:pStyle w:val="Bibliography"/>
+                      <w:rPr>
+                        <w:noProof/>
+                      </w:rPr>
+                    </w:pPr>
+                    <w:r>
+                      <w:rPr>
+                        <w:noProof/>
+                      </w:rPr>
+                      <w:t xml:space="preserve">R. Yamashita, M. Nishio, R. K. G. Do and K. Togashi, “Convolutional neural networks: an overview and application in radiology,” </w:t>
+                    </w:r>
+                    <w:r>
+                      <w:rPr>
+                        <w:i/>
+                        <w:iCs/>
+                        <w:noProof/>
+                      </w:rPr>
+                      <w:t xml:space="preserve">Insights into Imaging, </w:t>
+                    </w:r>
+                    <w:r>
+                      <w:rPr>
+                        <w:noProof/>
+                      </w:rPr>
+                      <w:t xml:space="preserve">vol. 9, pp. 611-629, 2018. </w:t>
+                    </w:r>
+                  </w:p>
+                </w:tc>
+              </w:tr>
+            </w:tbl>
             <w:p>
               <w:pPr>
-                <w:pStyle w:val="Bibliography"/>
-                <w:ind w:left="720" w:hanging="720"/>
+                <w:divId w:val="1816870850"/>
                 <w:rPr>
+                  <w:rFonts w:eastAsia="Times New Roman"/>
                   <w:noProof/>
                 </w:rPr>
               </w:pPr>
-              <w:r>
-                <w:rPr>
-                  <w:noProof/>
-                </w:rPr>
-                <w:t xml:space="preserve">Brealey, S., Scally, A., Hahn, S., Thomas, N., Godfrey, C., &amp; Coomarasamy, A. (2005). Accuracy of radiographer plain radiograph reporting in clinical practice: a meta-analysis. </w:t>
-              </w:r>
-              <w:r>
-                <w:rPr>
-                  <w:i/>
-                  <w:iCs/>
-                  <w:noProof/>
-                </w:rPr>
-                <w:t>Clinical Radiology, 60</w:t>
-              </w:r>
-              <w:r>
-                <w:rPr>
-                  <w:noProof/>
-                </w:rPr>
-                <w:t xml:space="preserve">(2), 232-241. doi:10.1016/j.crad.2004.07.012 </w:t>
-              </w:r>
-            </w:p>
-            <w:p>
-              <w:pPr>
-                <w:pStyle w:val="Bibliography"/>
-                <w:ind w:left="720" w:hanging="720"/>
-                <w:rPr>
-                  <w:noProof/>
-                </w:rPr>
-              </w:pPr>
-              <w:r>
-                <w:rPr>
-                  <w:noProof/>
-                </w:rPr>
-                <w:t xml:space="preserve">Chollet, F., &amp; Watson, M. (2025). </w:t>
-              </w:r>
-              <w:r>
-                <w:rPr>
-                  <w:i/>
-                  <w:iCs/>
-                  <w:noProof/>
-                </w:rPr>
-                <w:t>Deep Learning with Python</w:t>
-              </w:r>
-              <w:r>
-                <w:rPr>
-                  <w:noProof/>
-                </w:rPr>
-                <w:t xml:space="preserve"> (3rd ed.). Manning Publications. Retrieved from https://deeplearningwithpython.io/</w:t>
-              </w:r>
-            </w:p>
-            <w:p>
-              <w:pPr>
-                <w:pStyle w:val="Bibliography"/>
-                <w:ind w:left="720" w:hanging="720"/>
-                <w:rPr>
-                  <w:noProof/>
-                </w:rPr>
-              </w:pPr>
-              <w:r>
-                <w:rPr>
-                  <w:noProof/>
-                </w:rPr>
-                <w:t xml:space="preserve">Dreyer, R. G., van der Merwe, C. M., Nicolaou, M. A., &amp; Richards, G. A. (2023). Assessing and comparing chest radiograph interpretation in the Department of Internal Medicine at the University of the Witwatersrand medical schhol, according to seniority. </w:t>
-              </w:r>
-              <w:r>
-                <w:rPr>
-                  <w:i/>
-                  <w:iCs/>
-                  <w:noProof/>
-                </w:rPr>
-                <w:t>African Journal of Thoracic and Critical Care Medicine</w:t>
-              </w:r>
-              <w:r>
-                <w:rPr>
-                  <w:noProof/>
-                </w:rPr>
-                <w:t>, 12-17. doi:https://doi.org/10.7196/AJTCCM.2023.v29i1.265</w:t>
-              </w:r>
-            </w:p>
-            <w:p>
-              <w:pPr>
-                <w:pStyle w:val="Bibliography"/>
-                <w:ind w:left="720" w:hanging="720"/>
-                <w:rPr>
-                  <w:noProof/>
-                </w:rPr>
-              </w:pPr>
-              <w:r>
-                <w:rPr>
-                  <w:noProof/>
-                </w:rPr>
-                <w:t xml:space="preserve">Hosny, A., Aerts, H. J., &amp; Mak, R. H. (2019). Handcrafted versus deep learning radiomics for prediction of cancer therapy response. </w:t>
-              </w:r>
-              <w:r>
-                <w:rPr>
-                  <w:i/>
-                  <w:iCs/>
-                  <w:noProof/>
-                </w:rPr>
-                <w:t>The Lancet Digital Health, 1</w:t>
-              </w:r>
-              <w:r>
-                <w:rPr>
-                  <w:noProof/>
-                </w:rPr>
-                <w:t xml:space="preserve">(3), 106-107. doi:10.1016/S2589-7500(19)30062-7 </w:t>
-              </w:r>
-            </w:p>
-            <w:p>
-              <w:pPr>
-                <w:pStyle w:val="Bibliography"/>
-                <w:ind w:left="720" w:hanging="720"/>
-                <w:rPr>
-                  <w:noProof/>
-                </w:rPr>
-              </w:pPr>
-              <w:r>
-                <w:rPr>
-                  <w:noProof/>
-                </w:rPr>
-                <w:t xml:space="preserve">Irvin, J., Rajpurkar, P., Ko, M., Yu, Y., Ciurea-Ilcus, S., Chute, C., . . . Ng, A. Y. (2017, December 25). </w:t>
-              </w:r>
-              <w:r>
-                <w:rPr>
-                  <w:i/>
-                  <w:iCs/>
-                  <w:noProof/>
-                </w:rPr>
-                <w:t>CheXNet: Radiologist-Level Pneumonia Detection on Chest X-Rays with Deep Learning.</w:t>
-              </w:r>
-              <w:r>
-                <w:rPr>
-                  <w:noProof/>
-                </w:rPr>
-                <w:t xml:space="preserve"> doi:https://doi.org/10.48550/arXiv.1711.05225</w:t>
-              </w:r>
-            </w:p>
-            <w:p>
-              <w:pPr>
-                <w:pStyle w:val="Bibliography"/>
-                <w:ind w:left="720" w:hanging="720"/>
-                <w:rPr>
-                  <w:noProof/>
-                  <w:lang w:val="nb-NO"/>
-                </w:rPr>
-              </w:pPr>
-              <w:r>
-                <w:rPr>
-                  <w:noProof/>
-                </w:rPr>
-                <w:t xml:space="preserve">Klein, J. S., &amp; Rosado-de-Christenson, M. L. (2019). A Systematic Approach to Chest Radiographic Analysis. In J. Hodler, R. A. Kubik-Huch, &amp; G. K. von Schulthess, </w:t>
-              </w:r>
-              <w:r>
-                <w:rPr>
-                  <w:i/>
-                  <w:iCs/>
-                  <w:noProof/>
-                </w:rPr>
-                <w:t>Diseases of the Chest, Breast, Heart and Vessels 2019-2022</w:t>
-              </w:r>
-              <w:r>
-                <w:rPr>
-                  <w:noProof/>
-                </w:rPr>
-                <w:t xml:space="preserve"> (pp. 1-16). </w:t>
-              </w:r>
-              <w:r>
-                <w:rPr>
-                  <w:noProof/>
-                  <w:lang w:val="nb-NO"/>
-                </w:rPr>
-                <w:t>Cham: Springer. doi:https://doi.org/10.1007/978-3-030-11149-6_1</w:t>
-              </w:r>
-            </w:p>
-            <w:p>
-              <w:pPr>
-                <w:pStyle w:val="Bibliography"/>
-                <w:ind w:left="720" w:hanging="720"/>
-                <w:rPr>
-                  <w:noProof/>
-                </w:rPr>
-              </w:pPr>
-              <w:r>
-                <w:rPr>
-                  <w:noProof/>
-                  <w:lang w:val="nb-NO"/>
-                </w:rPr>
-                <w:t xml:space="preserve">Nasser, A. A., &amp; Akhloufi, M. A. (2023). </w:t>
-              </w:r>
-              <w:r>
-                <w:rPr>
-                  <w:noProof/>
-                </w:rPr>
-                <w:t xml:space="preserve">A Review of Recent Advances in Deep Learning Models for Chest Disease Detection Using Radiography. </w:t>
-              </w:r>
-              <w:r>
-                <w:rPr>
-                  <w:i/>
-                  <w:iCs/>
-                  <w:noProof/>
-                </w:rPr>
-                <w:t>Diagnostics, 13</w:t>
-              </w:r>
-              <w:r>
-                <w:rPr>
-                  <w:noProof/>
-                </w:rPr>
-                <w:t>(1). doi:https://doi.org/10.3390/diagnostics13010159</w:t>
-              </w:r>
-            </w:p>
-            <w:p>
-              <w:pPr>
-                <w:pStyle w:val="Bibliography"/>
-                <w:ind w:left="720" w:hanging="720"/>
-                <w:rPr>
-                  <w:noProof/>
-                </w:rPr>
-              </w:pPr>
-              <w:r>
-                <w:rPr>
-                  <w:noProof/>
-                </w:rPr>
-                <w:t xml:space="preserve">Piper, K., Cox, S., Paterson, A., Thomas, A., Jeyagopal, N., &amp; Woznitza, N. (2014, May). Chest reporting by radiographers: Findings of an accredited postgraduate programme. </w:t>
-              </w:r>
-              <w:r>
-                <w:rPr>
-                  <w:i/>
-                  <w:iCs/>
-                  <w:noProof/>
-                </w:rPr>
-                <w:t>Radiography, 20</w:t>
-              </w:r>
-              <w:r>
-                <w:rPr>
-                  <w:noProof/>
-                </w:rPr>
-                <w:t>(2), 94-99. doi:10.1016/j.radi.2014.01.003</w:t>
-              </w:r>
-            </w:p>
-            <w:p>
-              <w:pPr>
-                <w:pStyle w:val="Bibliography"/>
-                <w:ind w:left="720" w:hanging="720"/>
-                <w:rPr>
-                  <w:noProof/>
-                </w:rPr>
-              </w:pPr>
-              <w:r>
-                <w:rPr>
-                  <w:noProof/>
-                </w:rPr>
-                <w:lastRenderedPageBreak/>
-                <w:t xml:space="preserve">Rajpurkar, P., Irvin, J., Zhu, K., Yang, B., Mehta, H., Duan, T., . . . Ng, A. Y. (2017). CheXNet: Radiologist-Level Pneumonia Detection on Chest X-Rays with Deep Learning. </w:t>
-              </w:r>
-              <w:r>
-                <w:rPr>
-                  <w:i/>
-                  <w:iCs/>
-                  <w:noProof/>
-                </w:rPr>
-                <w:t>arXiv</w:t>
-              </w:r>
-              <w:r>
-                <w:rPr>
-                  <w:noProof/>
-                </w:rPr>
-                <w:t>. doi:https://doi.org/10.48550/arXiv.1711.05225</w:t>
-              </w:r>
-            </w:p>
-            <w:p>
-              <w:pPr>
-                <w:pStyle w:val="Bibliography"/>
-                <w:ind w:left="720" w:hanging="720"/>
-                <w:rPr>
-                  <w:noProof/>
-                </w:rPr>
-              </w:pPr>
-              <w:r>
-                <w:rPr>
-                  <w:noProof/>
-                </w:rPr>
-                <w:t xml:space="preserve">Robinson, P. J., Wilson, D., Coral, A., Murphy, A., &amp; Verow, P. (1999). Variation between experienced observers in the interpretation of accident and emergency radiographs. </w:t>
-              </w:r>
-              <w:r>
-                <w:rPr>
-                  <w:i/>
-                  <w:iCs/>
-                  <w:noProof/>
-                </w:rPr>
-                <w:t>British Journal of Radiology, 72</w:t>
-              </w:r>
-              <w:r>
-                <w:rPr>
-                  <w:noProof/>
-                </w:rPr>
-                <w:t>(856), 323-330. doi:https://doi.org/10.1259/bjr.72.856.10474490</w:t>
-              </w:r>
-            </w:p>
-            <w:p>
-              <w:pPr>
-                <w:pStyle w:val="Bibliography"/>
-                <w:ind w:left="720" w:hanging="720"/>
-                <w:rPr>
-                  <w:noProof/>
-                </w:rPr>
-              </w:pPr>
-              <w:r>
-                <w:rPr>
-                  <w:noProof/>
-                </w:rPr>
-                <w:t xml:space="preserve">Rundo, L., &amp; Militello, C. (2024). Image biomarkers and explainable AI: handcrafted features versus deep learned features. </w:t>
-              </w:r>
-              <w:r>
-                <w:rPr>
-                  <w:i/>
-                  <w:iCs/>
-                  <w:noProof/>
-                </w:rPr>
-                <w:t>European Radiology Experimental, 8</w:t>
-              </w:r>
-              <w:r>
-                <w:rPr>
-                  <w:noProof/>
-                </w:rPr>
-                <w:t>. doi:https://doi.org/10.1186/s41747-024-00529-y</w:t>
-              </w:r>
-            </w:p>
-            <w:p>
-              <w:pPr>
-                <w:pStyle w:val="Bibliography"/>
-                <w:ind w:left="720" w:hanging="720"/>
-                <w:rPr>
-                  <w:noProof/>
-                </w:rPr>
-              </w:pPr>
-              <w:r>
-                <w:rPr>
-                  <w:noProof/>
-                </w:rPr>
-                <w:t xml:space="preserve">Yamashita, R., Nishio, M., Do, R. K., &amp; Togashi, K. (2018). Convolutional neural networks: an overview and application in radiology. </w:t>
-              </w:r>
-              <w:r>
-                <w:rPr>
-                  <w:i/>
-                  <w:iCs/>
-                  <w:noProof/>
-                </w:rPr>
-                <w:t>Insights into Imaging, 9</w:t>
-              </w:r>
-              <w:r>
-                <w:rPr>
-                  <w:noProof/>
-                </w:rPr>
-                <w:t>, 611-629. doi:https://doi.org/10.1007/s13244-018-0639-9</w:t>
-              </w:r>
             </w:p>
             <w:p>
               <w:r>
@@ -7319,10 +8886,10 @@
     <w:p/>
     <w:p/>
     <w:sectPr>
-      <w:headerReference w:type="default" r:id="rId17"/>
-      <w:footerReference w:type="default" r:id="rId18"/>
-      <w:headerReference w:type="first" r:id="rId19"/>
-      <w:footerReference w:type="first" r:id="rId20"/>
+      <w:headerReference w:type="default" r:id="rId18"/>
+      <w:footerReference w:type="default" r:id="rId19"/>
+      <w:headerReference w:type="first" r:id="rId20"/>
+      <w:footerReference w:type="first" r:id="rId21"/>
       <w:pgSz w:w="11906" w:h="16838"/>
       <w:pgMar w:top="1440" w:right="1440" w:bottom="1440" w:left="1440" w:header="720" w:footer="720" w:gutter="0"/>
       <w:cols w:space="720"/>
@@ -7851,6 +9418,95 @@
     </w:lvl>
   </w:abstractNum>
   <w:abstractNum w:abstractNumId="2" w15:restartNumberingAfterBreak="0">
+    <w:nsid w:val="446D4E37"/>
+    <w:multiLevelType w:val="hybridMultilevel"/>
+    <w:tmpl w:val="00E0D0EE"/>
+    <w:lvl w:ilvl="0" w:tplc="0414000F">
+      <w:start w:val="1"/>
+      <w:numFmt w:val="decimal"/>
+      <w:lvlText w:val="%1."/>
+      <w:lvlJc w:val="left"/>
+      <w:pPr>
+        <w:ind w:left="720" w:hanging="360"/>
+      </w:pPr>
+      <w:rPr>
+        <w:rFonts w:hint="default"/>
+      </w:rPr>
+    </w:lvl>
+    <w:lvl w:ilvl="1" w:tplc="04140019" w:tentative="1">
+      <w:start w:val="1"/>
+      <w:numFmt w:val="lowerLetter"/>
+      <w:lvlText w:val="%2."/>
+      <w:lvlJc w:val="left"/>
+      <w:pPr>
+        <w:ind w:left="1440" w:hanging="360"/>
+      </w:pPr>
+    </w:lvl>
+    <w:lvl w:ilvl="2" w:tplc="0414001B" w:tentative="1">
+      <w:start w:val="1"/>
+      <w:numFmt w:val="lowerRoman"/>
+      <w:lvlText w:val="%3."/>
+      <w:lvlJc w:val="right"/>
+      <w:pPr>
+        <w:ind w:left="2160" w:hanging="180"/>
+      </w:pPr>
+    </w:lvl>
+    <w:lvl w:ilvl="3" w:tplc="0414000F" w:tentative="1">
+      <w:start w:val="1"/>
+      <w:numFmt w:val="decimal"/>
+      <w:lvlText w:val="%4."/>
+      <w:lvlJc w:val="left"/>
+      <w:pPr>
+        <w:ind w:left="2880" w:hanging="360"/>
+      </w:pPr>
+    </w:lvl>
+    <w:lvl w:ilvl="4" w:tplc="04140019" w:tentative="1">
+      <w:start w:val="1"/>
+      <w:numFmt w:val="lowerLetter"/>
+      <w:lvlText w:val="%5."/>
+      <w:lvlJc w:val="left"/>
+      <w:pPr>
+        <w:ind w:left="3600" w:hanging="360"/>
+      </w:pPr>
+    </w:lvl>
+    <w:lvl w:ilvl="5" w:tplc="0414001B" w:tentative="1">
+      <w:start w:val="1"/>
+      <w:numFmt w:val="lowerRoman"/>
+      <w:lvlText w:val="%6."/>
+      <w:lvlJc w:val="right"/>
+      <w:pPr>
+        <w:ind w:left="4320" w:hanging="180"/>
+      </w:pPr>
+    </w:lvl>
+    <w:lvl w:ilvl="6" w:tplc="0414000F" w:tentative="1">
+      <w:start w:val="1"/>
+      <w:numFmt w:val="decimal"/>
+      <w:lvlText w:val="%7."/>
+      <w:lvlJc w:val="left"/>
+      <w:pPr>
+        <w:ind w:left="5040" w:hanging="360"/>
+      </w:pPr>
+    </w:lvl>
+    <w:lvl w:ilvl="7" w:tplc="04140019" w:tentative="1">
+      <w:start w:val="1"/>
+      <w:numFmt w:val="lowerLetter"/>
+      <w:lvlText w:val="%8."/>
+      <w:lvlJc w:val="left"/>
+      <w:pPr>
+        <w:ind w:left="5760" w:hanging="360"/>
+      </w:pPr>
+    </w:lvl>
+    <w:lvl w:ilvl="8" w:tplc="0414001B" w:tentative="1">
+      <w:start w:val="1"/>
+      <w:numFmt w:val="lowerRoman"/>
+      <w:lvlText w:val="%9."/>
+      <w:lvlJc w:val="right"/>
+      <w:pPr>
+        <w:ind w:left="6480" w:hanging="180"/>
+      </w:pPr>
+    </w:lvl>
+  </w:abstractNum>
+  <w:abstractNum w:abstractNumId="3" w15:restartNumberingAfterBreak="0">
     <w:nsid w:val="4E78FE7C"/>
     <w:multiLevelType w:val="hybridMultilevel"/>
     <w:tmpl w:val="87E619E4"/>
@@ -7963,7 +9619,7 @@
       </w:rPr>
     </w:lvl>
   </w:abstractNum>
-  <w:abstractNum w:abstractNumId="3" w15:restartNumberingAfterBreak="0">
+  <w:abstractNum w:abstractNumId="4" w15:restartNumberingAfterBreak="0">
     <w:nsid w:val="68F329A1"/>
     <w:multiLevelType w:val="hybridMultilevel"/>
     <w:tmpl w:val="49E09CBE"/>
@@ -8076,7 +9732,7 @@
       </w:rPr>
     </w:lvl>
   </w:abstractNum>
-  <w:abstractNum w:abstractNumId="4" w15:restartNumberingAfterBreak="0">
+  <w:abstractNum w:abstractNumId="5" w15:restartNumberingAfterBreak="0">
     <w:nsid w:val="6C9F44E8"/>
     <w:multiLevelType w:val="hybridMultilevel"/>
     <w:tmpl w:val="DC868BF4"/>
@@ -8189,7 +9845,7 @@
       </w:rPr>
     </w:lvl>
   </w:abstractNum>
-  <w:abstractNum w:abstractNumId="5" w15:restartNumberingAfterBreak="0">
+  <w:abstractNum w:abstractNumId="6" w15:restartNumberingAfterBreak="0">
     <w:nsid w:val="792EAF37"/>
     <w:multiLevelType w:val="hybridMultilevel"/>
     <w:tmpl w:val="9D82162C"/>
@@ -8306,19 +9962,22 @@
     <w:abstractNumId w:val="0"/>
   </w:num>
   <w:num w:numId="2" w16cid:durableId="1762219972">
+    <w:abstractNumId w:val="5"/>
+  </w:num>
+  <w:num w:numId="3" w16cid:durableId="1205096849">
+    <w:abstractNumId w:val="3"/>
+  </w:num>
+  <w:num w:numId="4" w16cid:durableId="1372925752">
     <w:abstractNumId w:val="4"/>
   </w:num>
-  <w:num w:numId="3" w16cid:durableId="1205096849">
-    <w:abstractNumId w:val="2"/>
-  </w:num>
-  <w:num w:numId="4" w16cid:durableId="1372925752">
-    <w:abstractNumId w:val="3"/>
-  </w:num>
   <w:num w:numId="5" w16cid:durableId="2091924684">
-    <w:abstractNumId w:val="5"/>
+    <w:abstractNumId w:val="6"/>
   </w:num>
   <w:num w:numId="6" w16cid:durableId="197475913">
     <w:abstractNumId w:val="1"/>
+  </w:num>
+  <w:num w:numId="7" w16cid:durableId="1062752244">
+    <w:abstractNumId w:val="2"/>
   </w:num>
 </w:numbering>
 </file>
@@ -8907,7 +10566,6 @@
   <w:style w:type="character" w:default="1" w:styleId="DefaultParagraphFont">
     <w:name w:val="Default Paragraph Font"/>
     <w:uiPriority w:val="1"/>
-    <w:semiHidden/>
     <w:unhideWhenUsed/>
   </w:style>
   <w:style w:type="table" w:default="1" w:styleId="TableNormal">
@@ -9624,7 +11282,7 @@
 </file>
 
 <file path=customXml/item1.xml><?xml version="1.0" encoding="utf-8"?>
-<b:Sources xmlns:b="http://schemas.openxmlformats.org/officeDocument/2006/bibliography" xmlns="http://schemas.openxmlformats.org/officeDocument/2006/bibliography" SelectedStyle="\APASixthEditionOfficeOnline.xsl" StyleName="APA" Version="6">
+<b:Sources xmlns:b="http://schemas.openxmlformats.org/officeDocument/2006/bibliography" xmlns="http://schemas.openxmlformats.org/officeDocument/2006/bibliography" SelectedStyle="\IEEE2006OfficeOnline.xsl" StyleName="IEEE" Version="2006">
   <b:Source>
     <b:Tag>Pip14</b:Tag>
     <b:SourceType>JournalArticle</b:SourceType>
@@ -9712,7 +11370,7 @@
     <b:Issue>2</b:Issue>
     <b:URL>https://www.clinicalradiologyonline.net/article/S0009-9260(04)00270-3/abstract</b:URL>
     <b:DOI>10.1016/j.crad.2004.07.012 </b:DOI>
-    <b:RefOrder>11</b:RefOrder>
+    <b:RefOrder>12</b:RefOrder>
   </b:Source>
   <b:Source>
     <b:Tag>Rob99</b:Tag>
@@ -9753,7 +11411,7 @@
     <b:Issue>856</b:Issue>
     <b:URL>https://academic.oup.com/bjr/article-abstract/72/856/323/7321008?redirectedFrom=fulltext</b:URL>
     <b:DOI>https://doi.org/10.1259/bjr.72.856.10474490</b:DOI>
-    <b:RefOrder>12</b:RefOrder>
+    <b:RefOrder>13</b:RefOrder>
   </b:Source>
   <b:Source>
     <b:Tag>Kle19</b:Tag>
@@ -9898,7 +11556,7 @@
         </b:NameList>
       </b:Author>
     </b:Author>
-    <b:RefOrder>13</b:RefOrder>
+    <b:RefOrder>14</b:RefOrder>
   </b:Source>
   <b:Source>
     <b:Tag>Hos19</b:Tag>
@@ -10028,11 +11686,54 @@
     <b:RefOrder>7</b:RefOrder>
   </b:Source>
   <b:Source>
+    <b:Tag>Cho25</b:Tag>
+    <b:SourceType>Book</b:SourceType>
+    <b:Guid>{9897216B-0067-4518-9391-F94ED11975A0}</b:Guid>
+    <b:Title>Deep Learning with Python</b:Title>
+    <b:Year>2025</b:Year>
+    <b:Publisher>Manning Publications</b:Publisher>
+    <b:URL>https://deeplearningwithpython.io/</b:URL>
+    <b:Author>
+      <b:Author>
+        <b:NameList>
+          <b:Person>
+            <b:Last>Chollet</b:Last>
+            <b:First>Francois</b:First>
+          </b:Person>
+          <b:Person>
+            <b:Last>Watson</b:Last>
+            <b:First>Matthew</b:First>
+          </b:Person>
+        </b:NameList>
+      </b:Author>
+    </b:Author>
+    <b:Edition>3rd</b:Edition>
+    <b:RefOrder>10</b:RefOrder>
+  </b:Source>
+  <b:Source>
+    <b:Tag>Ash</b:Tag>
+    <b:SourceType>InternetSite</b:SourceType>
+    <b:Guid>{148CE737-FE22-410B-AC57-BE75FFBD784C}</b:Guid>
+    <b:Title>CheXpert-v1.0-small [Data set]</b:Title>
+    <b:InternetSiteTitle>Kaggle</b:InternetSiteTitle>
+    <b:URL>https://www.kaggle.com/datasets/ashery/chexpert</b:URL>
+    <b:Author>
+      <b:Author>
+        <b:NameList>
+          <b:Person>
+            <b:Last>Ashery</b:Last>
+          </b:Person>
+        </b:NameList>
+      </b:Author>
+    </b:Author>
+    <b:RefOrder>8</b:RefOrder>
+  </b:Source>
+  <b:Source>
     <b:Tag>Irv17</b:Tag>
     <b:SourceType>DocumentFromInternetSite</b:SourceType>
-    <b:Guid>{E12BCAF0-A49B-4A50-8FC7-FC2529A51952}</b:Guid>
+    <b:Guid>{202E70B4-8436-47BA-873C-59FEBD2FD99D}</b:Guid>
     <b:Title>CheXNet: Radiologist-Level Pneumonia Detection on Chest X-Rays with Deep Learning</b:Title>
-    <b:Year>2017</b:Year>
+    <b:Year>2019</b:Year>
     <b:InternetSiteTitle>Arxiv</b:InternetSiteTitle>
     <b:Month>December</b:Month>
     <b:Day>25</b:Day>
@@ -10137,53 +11838,53 @@
     <b:RefOrder>9</b:RefOrder>
   </b:Source>
   <b:Source>
-    <b:Tag>Cho25</b:Tag>
-    <b:SourceType>Book</b:SourceType>
-    <b:Guid>{9897216B-0067-4518-9391-F94ED11975A0}</b:Guid>
-    <b:Title>Deep Learning with Python</b:Title>
-    <b:Year>2025</b:Year>
-    <b:Publisher>Manning Publications</b:Publisher>
-    <b:URL>https://deeplearningwithpython.io/</b:URL>
+    <b:Tag>Sel19</b:Tag>
+    <b:SourceType>JournalArticle</b:SourceType>
+    <b:Guid>{E5530B09-430B-465F-91A7-AE04B90706B3}</b:Guid>
+    <b:Title>Grad-CAM: Visual Explanations from Deep Networks via Gradient-Based Localization</b:Title>
+    <b:Year>2019</b:Year>
+    <b:Pages>336-359</b:Pages>
+    <b:JournalName>International Journal of Computer Vision</b:JournalName>
+    <b:Volume>128</b:Volume>
     <b:Author>
       <b:Author>
         <b:NameList>
           <b:Person>
-            <b:Last>Chollet</b:Last>
-            <b:First>Francois</b:First>
+            <b:Last>Selvaraju</b:Last>
+            <b:Middle>R.</b:Middle>
+            <b:First>Ramprasaath</b:First>
           </b:Person>
           <b:Person>
-            <b:Last>Watson</b:Last>
-            <b:First>Matthew</b:First>
+            <b:Last>Cogswell</b:Last>
+            <b:First>Michael</b:First>
+          </b:Person>
+          <b:Person>
+            <b:Last>Das</b:Last>
+            <b:First>Abhishek</b:First>
+          </b:Person>
+          <b:Person>
+            <b:Last>Vedantam</b:Last>
+            <b:First>Ramakrishna</b:First>
+          </b:Person>
+          <b:Person>
+            <b:Last>Parikh</b:Last>
+            <b:First>Devi</b:First>
+          </b:Person>
+          <b:Person>
+            <b:Last>Batra</b:Last>
+            <b:First>Dhruv</b:First>
           </b:Person>
         </b:NameList>
       </b:Author>
     </b:Author>
-    <b:Edition>3rd</b:Edition>
-    <b:RefOrder>10</b:RefOrder>
-  </b:Source>
-  <b:Source>
-    <b:Tag>Ash</b:Tag>
-    <b:SourceType>InternetSite</b:SourceType>
-    <b:Guid>{148CE737-FE22-410B-AC57-BE75FFBD784C}</b:Guid>
-    <b:Title>CheXpert-v1.0-small [Data set]</b:Title>
-    <b:InternetSiteTitle>Kaggle</b:InternetSiteTitle>
-    <b:URL>https://www.kaggle.com/datasets/ashery/chexpert</b:URL>
-    <b:Author>
-      <b:Author>
-        <b:NameList>
-          <b:Person>
-            <b:Last>Ashery</b:Last>
-          </b:Person>
-        </b:NameList>
-      </b:Author>
-    </b:Author>
-    <b:RefOrder>8</b:RefOrder>
+    <b:DOI>https://doi.org/10.1007/s11263-019-01228-7</b:DOI>
+    <b:RefOrder>11</b:RefOrder>
   </b:Source>
 </b:Sources>
 </file>
 
 <file path=customXml/itemProps1.xml><?xml version="1.0" encoding="utf-8"?>
-<ds:datastoreItem xmlns:ds="http://schemas.openxmlformats.org/officeDocument/2006/customXml" ds:itemID="{12AACF00-4190-420B-9903-FFC93D1BF53E}">
+<ds:datastoreItem xmlns:ds="http://schemas.openxmlformats.org/officeDocument/2006/customXml" ds:itemID="{6550A6E0-C79E-4F5A-AA99-F9DF44547DF3}">
   <ds:schemaRefs>
     <ds:schemaRef ds:uri="http://schemas.openxmlformats.org/officeDocument/2006/bibliography"/>
   </ds:schemaRefs>

--- a/Report and figures/Project report.docx
+++ b/Report and figures/Project report.docx
@@ -61,7 +61,7 @@
           <w:szCs w:val="36"/>
         </w:rPr>
       </w:pPr>
-      <w:bookmarkStart w:id="0" w:name="_Toc228185329"/>
+      <w:bookmarkStart w:id="0" w:name="_Toc228274515"/>
       <w:r>
         <w:rPr>
           <w:color w:val="auto"/>
@@ -257,52 +257,64 @@
     <w:p>
       <w:pPr>
         <w:rPr>
-          <w:sz w:val="32"/>
-          <w:szCs w:val="32"/>
-        </w:rPr>
-      </w:pPr>
-      <w:r>
-        <w:rPr>
           <w:sz w:val="28"/>
           <w:szCs w:val="28"/>
         </w:rPr>
-        <w:t>Magne Svalland</w:t>
-      </w:r>
+      </w:pPr>
       <w:r>
         <w:rPr>
           <w:sz w:val="28"/>
           <w:szCs w:val="28"/>
         </w:rPr>
-        <w:t xml:space="preserve"> </w:t>
+        <w:t>Magne Svalland</w:t>
       </w:r>
       <w:r>
         <w:rPr>
           <w:sz w:val="28"/>
           <w:szCs w:val="28"/>
         </w:rPr>
-        <w:t>(</w:t>
+        <w:t xml:space="preserve"> </w:t>
       </w:r>
       <w:r>
         <w:rPr>
           <w:sz w:val="28"/>
           <w:szCs w:val="28"/>
         </w:rPr>
-        <w:t xml:space="preserve">candidate number </w:t>
+        <w:t>(</w:t>
       </w:r>
       <w:r>
         <w:rPr>
           <w:sz w:val="28"/>
           <w:szCs w:val="28"/>
         </w:rPr>
-        <w:t>678287</w:t>
+        <w:t xml:space="preserve">candidate number </w:t>
       </w:r>
       <w:r>
         <w:rPr>
           <w:sz w:val="28"/>
           <w:szCs w:val="28"/>
         </w:rPr>
+        <w:t>678287</w:t>
+      </w:r>
+      <w:r>
+        <w:rPr>
+          <w:sz w:val="28"/>
+          <w:szCs w:val="28"/>
+        </w:rPr>
         <w:t>)</w:t>
       </w:r>
+    </w:p>
+    <w:p>
+      <w:hyperlink r:id="rId9" w:history="1">
+        <w:r>
+          <w:rPr>
+            <w:rStyle w:val="Hyperlink"/>
+          </w:rPr>
+          <w:t>https://github.com/MagneSvalland/chexpert-disease-detection</w:t>
+        </w:r>
+      </w:hyperlink>
+    </w:p>
+    <w:p>
       <w:r>
         <w:br w:type="page"/>
       </w:r>
@@ -360,7 +372,7 @@
           <w:r>
             <w:fldChar w:fldCharType="separate"/>
           </w:r>
-          <w:hyperlink w:anchor="_Toc228185329" w:history="1">
+          <w:hyperlink w:anchor="_Toc228274515" w:history="1">
             <w:r>
               <w:rPr>
                 <w:rStyle w:val="Hyperlink"/>
@@ -387,7 +399,7 @@
                 <w:noProof/>
                 <w:webHidden/>
               </w:rPr>
-              <w:instrText xml:space="preserve"> PAGEREF _Toc228185329 \h </w:instrText>
+              <w:instrText xml:space="preserve"> PAGEREF _Toc228274515 \h </w:instrText>
             </w:r>
             <w:r>
               <w:rPr>
@@ -431,7 +443,7 @@
               <w14:ligatures w14:val="standardContextual"/>
             </w:rPr>
           </w:pPr>
-          <w:hyperlink w:anchor="_Toc228185330" w:history="1">
+          <w:hyperlink w:anchor="_Toc228274516" w:history="1">
             <w:r>
               <w:rPr>
                 <w:rStyle w:val="Hyperlink"/>
@@ -458,7 +470,7 @@
                 <w:noProof/>
                 <w:webHidden/>
               </w:rPr>
-              <w:instrText xml:space="preserve"> PAGEREF _Toc228185330 \h </w:instrText>
+              <w:instrText xml:space="preserve"> PAGEREF _Toc228274516 \h </w:instrText>
             </w:r>
             <w:r>
               <w:rPr>
@@ -502,11 +514,12 @@
               <w14:ligatures w14:val="standardContextual"/>
             </w:rPr>
           </w:pPr>
-          <w:hyperlink w:anchor="_Toc228185331" w:history="1">
+          <w:hyperlink w:anchor="_Toc228274517" w:history="1">
             <w:r>
               <w:rPr>
                 <w:rStyle w:val="Hyperlink"/>
                 <w:noProof/>
+                <w:lang w:val="en-US"/>
               </w:rPr>
               <w:t>Table of tables</w:t>
             </w:r>
@@ -529,7 +542,7 @@
                 <w:noProof/>
                 <w:webHidden/>
               </w:rPr>
-              <w:instrText xml:space="preserve"> PAGEREF _Toc228185331 \h </w:instrText>
+              <w:instrText xml:space="preserve"> PAGEREF _Toc228274517 \h </w:instrText>
             </w:r>
             <w:r>
               <w:rPr>
@@ -573,7 +586,7 @@
               <w14:ligatures w14:val="standardContextual"/>
             </w:rPr>
           </w:pPr>
-          <w:hyperlink w:anchor="_Toc228185332" w:history="1">
+          <w:hyperlink w:anchor="_Toc228274518" w:history="1">
             <w:r>
               <w:rPr>
                 <w:rStyle w:val="Hyperlink"/>
@@ -600,7 +613,7 @@
                 <w:noProof/>
                 <w:webHidden/>
               </w:rPr>
-              <w:instrText xml:space="preserve"> PAGEREF _Toc228185332 \h </w:instrText>
+              <w:instrText xml:space="preserve"> PAGEREF _Toc228274518 \h </w:instrText>
             </w:r>
             <w:r>
               <w:rPr>
@@ -644,7 +657,7 @@
               <w14:ligatures w14:val="standardContextual"/>
             </w:rPr>
           </w:pPr>
-          <w:hyperlink w:anchor="_Toc228185333" w:history="1">
+          <w:hyperlink w:anchor="_Toc228274519" w:history="1">
             <w:r>
               <w:rPr>
                 <w:rStyle w:val="Hyperlink"/>
@@ -671,7 +684,7 @@
                 <w:noProof/>
                 <w:webHidden/>
               </w:rPr>
-              <w:instrText xml:space="preserve"> PAGEREF _Toc228185333 \h </w:instrText>
+              <w:instrText xml:space="preserve"> PAGEREF _Toc228274519 \h </w:instrText>
             </w:r>
             <w:r>
               <w:rPr>
@@ -715,7 +728,7 @@
               <w14:ligatures w14:val="standardContextual"/>
             </w:rPr>
           </w:pPr>
-          <w:hyperlink w:anchor="_Toc228185334" w:history="1">
+          <w:hyperlink w:anchor="_Toc228274520" w:history="1">
             <w:r>
               <w:rPr>
                 <w:rStyle w:val="Hyperlink"/>
@@ -742,7 +755,7 @@
                 <w:noProof/>
                 <w:webHidden/>
               </w:rPr>
-              <w:instrText xml:space="preserve"> PAGEREF _Toc228185334 \h </w:instrText>
+              <w:instrText xml:space="preserve"> PAGEREF _Toc228274520 \h </w:instrText>
             </w:r>
             <w:r>
               <w:rPr>
@@ -786,7 +799,7 @@
               <w14:ligatures w14:val="standardContextual"/>
             </w:rPr>
           </w:pPr>
-          <w:hyperlink w:anchor="_Toc228185335" w:history="1">
+          <w:hyperlink w:anchor="_Toc228274521" w:history="1">
             <w:r>
               <w:rPr>
                 <w:rStyle w:val="Hyperlink"/>
@@ -813,7 +826,7 @@
                 <w:noProof/>
                 <w:webHidden/>
               </w:rPr>
-              <w:instrText xml:space="preserve"> PAGEREF _Toc228185335 \h </w:instrText>
+              <w:instrText xml:space="preserve"> PAGEREF _Toc228274521 \h </w:instrText>
             </w:r>
             <w:r>
               <w:rPr>
@@ -857,7 +870,7 @@
               <w14:ligatures w14:val="standardContextual"/>
             </w:rPr>
           </w:pPr>
-          <w:hyperlink w:anchor="_Toc228185336" w:history="1">
+          <w:hyperlink w:anchor="_Toc228274522" w:history="1">
             <w:r>
               <w:rPr>
                 <w:rStyle w:val="Hyperlink"/>
@@ -884,7 +897,7 @@
                 <w:noProof/>
                 <w:webHidden/>
               </w:rPr>
-              <w:instrText xml:space="preserve"> PAGEREF _Toc228185336 \h </w:instrText>
+              <w:instrText xml:space="preserve"> PAGEREF _Toc228274522 \h </w:instrText>
             </w:r>
             <w:r>
               <w:rPr>
@@ -928,7 +941,7 @@
               <w14:ligatures w14:val="standardContextual"/>
             </w:rPr>
           </w:pPr>
-          <w:hyperlink w:anchor="_Toc228185337" w:history="1">
+          <w:hyperlink w:anchor="_Toc228274523" w:history="1">
             <w:r>
               <w:rPr>
                 <w:rStyle w:val="Hyperlink"/>
@@ -955,7 +968,7 @@
                 <w:noProof/>
                 <w:webHidden/>
               </w:rPr>
-              <w:instrText xml:space="preserve"> PAGEREF _Toc228185337 \h </w:instrText>
+              <w:instrText xml:space="preserve"> PAGEREF _Toc228274523 \h </w:instrText>
             </w:r>
             <w:r>
               <w:rPr>
@@ -999,7 +1012,7 @@
               <w14:ligatures w14:val="standardContextual"/>
             </w:rPr>
           </w:pPr>
-          <w:hyperlink w:anchor="_Toc228185338" w:history="1">
+          <w:hyperlink w:anchor="_Toc228274524" w:history="1">
             <w:r>
               <w:rPr>
                 <w:rStyle w:val="Hyperlink"/>
@@ -1026,7 +1039,7 @@
                 <w:noProof/>
                 <w:webHidden/>
               </w:rPr>
-              <w:instrText xml:space="preserve"> PAGEREF _Toc228185338 \h </w:instrText>
+              <w:instrText xml:space="preserve"> PAGEREF _Toc228274524 \h </w:instrText>
             </w:r>
             <w:r>
               <w:rPr>
@@ -1070,7 +1083,7 @@
               <w14:ligatures w14:val="standardContextual"/>
             </w:rPr>
           </w:pPr>
-          <w:hyperlink w:anchor="_Toc228185339" w:history="1">
+          <w:hyperlink w:anchor="_Toc228274525" w:history="1">
             <w:r>
               <w:rPr>
                 <w:rStyle w:val="Hyperlink"/>
@@ -1097,7 +1110,7 @@
                 <w:noProof/>
                 <w:webHidden/>
               </w:rPr>
-              <w:instrText xml:space="preserve"> PAGEREF _Toc228185339 \h </w:instrText>
+              <w:instrText xml:space="preserve"> PAGEREF _Toc228274525 \h </w:instrText>
             </w:r>
             <w:r>
               <w:rPr>
@@ -1141,7 +1154,7 @@
               <w14:ligatures w14:val="standardContextual"/>
             </w:rPr>
           </w:pPr>
-          <w:hyperlink w:anchor="_Toc228185340" w:history="1">
+          <w:hyperlink w:anchor="_Toc228274526" w:history="1">
             <w:r>
               <w:rPr>
                 <w:rStyle w:val="Hyperlink"/>
@@ -1168,7 +1181,7 @@
                 <w:noProof/>
                 <w:webHidden/>
               </w:rPr>
-              <w:instrText xml:space="preserve"> PAGEREF _Toc228185340 \h </w:instrText>
+              <w:instrText xml:space="preserve"> PAGEREF _Toc228274526 \h </w:instrText>
             </w:r>
             <w:r>
               <w:rPr>
@@ -1212,7 +1225,7 @@
               <w14:ligatures w14:val="standardContextual"/>
             </w:rPr>
           </w:pPr>
-          <w:hyperlink w:anchor="_Toc228185341" w:history="1">
+          <w:hyperlink w:anchor="_Toc228274527" w:history="1">
             <w:r>
               <w:rPr>
                 <w:rStyle w:val="Hyperlink"/>
@@ -1239,7 +1252,7 @@
                 <w:noProof/>
                 <w:webHidden/>
               </w:rPr>
-              <w:instrText xml:space="preserve"> PAGEREF _Toc228185341 \h </w:instrText>
+              <w:instrText xml:space="preserve"> PAGEREF _Toc228274527 \h </w:instrText>
             </w:r>
             <w:r>
               <w:rPr>
@@ -1283,7 +1296,7 @@
               <w14:ligatures w14:val="standardContextual"/>
             </w:rPr>
           </w:pPr>
-          <w:hyperlink w:anchor="_Toc228185342" w:history="1">
+          <w:hyperlink w:anchor="_Toc228274528" w:history="1">
             <w:r>
               <w:rPr>
                 <w:rStyle w:val="Hyperlink"/>
@@ -1310,7 +1323,7 @@
                 <w:noProof/>
                 <w:webHidden/>
               </w:rPr>
-              <w:instrText xml:space="preserve"> PAGEREF _Toc228185342 \h </w:instrText>
+              <w:instrText xml:space="preserve"> PAGEREF _Toc228274528 \h </w:instrText>
             </w:r>
             <w:r>
               <w:rPr>
@@ -1354,7 +1367,7 @@
               <w14:ligatures w14:val="standardContextual"/>
             </w:rPr>
           </w:pPr>
-          <w:hyperlink w:anchor="_Toc228185343" w:history="1">
+          <w:hyperlink w:anchor="_Toc228274529" w:history="1">
             <w:r>
               <w:rPr>
                 <w:rStyle w:val="Hyperlink"/>
@@ -1381,7 +1394,7 @@
                 <w:noProof/>
                 <w:webHidden/>
               </w:rPr>
-              <w:instrText xml:space="preserve"> PAGEREF _Toc228185343 \h </w:instrText>
+              <w:instrText xml:space="preserve"> PAGEREF _Toc228274529 \h </w:instrText>
             </w:r>
             <w:r>
               <w:rPr>
@@ -1425,7 +1438,7 @@
               <w14:ligatures w14:val="standardContextual"/>
             </w:rPr>
           </w:pPr>
-          <w:hyperlink w:anchor="_Toc228185344" w:history="1">
+          <w:hyperlink w:anchor="_Toc228274530" w:history="1">
             <w:r>
               <w:rPr>
                 <w:rStyle w:val="Hyperlink"/>
@@ -1452,7 +1465,7 @@
                 <w:noProof/>
                 <w:webHidden/>
               </w:rPr>
-              <w:instrText xml:space="preserve"> PAGEREF _Toc228185344 \h </w:instrText>
+              <w:instrText xml:space="preserve"> PAGEREF _Toc228274530 \h </w:instrText>
             </w:r>
             <w:r>
               <w:rPr>
@@ -1496,7 +1509,7 @@
               <w14:ligatures w14:val="standardContextual"/>
             </w:rPr>
           </w:pPr>
-          <w:hyperlink w:anchor="_Toc228185345" w:history="1">
+          <w:hyperlink w:anchor="_Toc228274531" w:history="1">
             <w:r>
               <w:rPr>
                 <w:rStyle w:val="Hyperlink"/>
@@ -1523,7 +1536,7 @@
                 <w:noProof/>
                 <w:webHidden/>
               </w:rPr>
-              <w:instrText xml:space="preserve"> PAGEREF _Toc228185345 \h </w:instrText>
+              <w:instrText xml:space="preserve"> PAGEREF _Toc228274531 \h </w:instrText>
             </w:r>
             <w:r>
               <w:rPr>
@@ -1567,7 +1580,7 @@
               <w14:ligatures w14:val="standardContextual"/>
             </w:rPr>
           </w:pPr>
-          <w:hyperlink w:anchor="_Toc228185346" w:history="1">
+          <w:hyperlink w:anchor="_Toc228274532" w:history="1">
             <w:r>
               <w:rPr>
                 <w:rStyle w:val="Hyperlink"/>
@@ -1594,7 +1607,7 @@
                 <w:noProof/>
                 <w:webHidden/>
               </w:rPr>
-              <w:instrText xml:space="preserve"> PAGEREF _Toc228185346 \h </w:instrText>
+              <w:instrText xml:space="preserve"> PAGEREF _Toc228274532 \h </w:instrText>
             </w:r>
             <w:r>
               <w:rPr>
@@ -1638,7 +1651,7 @@
               <w14:ligatures w14:val="standardContextual"/>
             </w:rPr>
           </w:pPr>
-          <w:hyperlink w:anchor="_Toc228185347" w:history="1">
+          <w:hyperlink w:anchor="_Toc228274533" w:history="1">
             <w:r>
               <w:rPr>
                 <w:rStyle w:val="Hyperlink"/>
@@ -1665,7 +1678,7 @@
                 <w:noProof/>
                 <w:webHidden/>
               </w:rPr>
-              <w:instrText xml:space="preserve"> PAGEREF _Toc228185347 \h </w:instrText>
+              <w:instrText xml:space="preserve"> PAGEREF _Toc228274533 \h </w:instrText>
             </w:r>
             <w:r>
               <w:rPr>
@@ -1685,7 +1698,78 @@
                 <w:noProof/>
                 <w:webHidden/>
               </w:rPr>
-              <w:t>13</w:t>
+              <w:t>14</w:t>
+            </w:r>
+            <w:r>
+              <w:rPr>
+                <w:noProof/>
+                <w:webHidden/>
+              </w:rPr>
+              <w:fldChar w:fldCharType="end"/>
+            </w:r>
+          </w:hyperlink>
+        </w:p>
+        <w:p>
+          <w:pPr>
+            <w:pStyle w:val="TOC3"/>
+            <w:tabs>
+              <w:tab w:val="right" w:leader="dot" w:pos="9016"/>
+            </w:tabs>
+            <w:rPr>
+              <w:noProof/>
+              <w:kern w:val="2"/>
+              <w:lang w:val="nb-NO" w:eastAsia="nb-NO"/>
+              <w14:ligatures w14:val="standardContextual"/>
+            </w:rPr>
+          </w:pPr>
+          <w:hyperlink w:anchor="_Toc228274534" w:history="1">
+            <w:r>
+              <w:rPr>
+                <w:rStyle w:val="Hyperlink"/>
+                <w:noProof/>
+              </w:rPr>
+              <w:t>4.1.3 Summary comparison</w:t>
+            </w:r>
+            <w:r>
+              <w:rPr>
+                <w:noProof/>
+                <w:webHidden/>
+              </w:rPr>
+              <w:tab/>
+            </w:r>
+            <w:r>
+              <w:rPr>
+                <w:noProof/>
+                <w:webHidden/>
+              </w:rPr>
+              <w:fldChar w:fldCharType="begin"/>
+            </w:r>
+            <w:r>
+              <w:rPr>
+                <w:noProof/>
+                <w:webHidden/>
+              </w:rPr>
+              <w:instrText xml:space="preserve"> PAGEREF _Toc228274534 \h </w:instrText>
+            </w:r>
+            <w:r>
+              <w:rPr>
+                <w:noProof/>
+                <w:webHidden/>
+              </w:rPr>
+            </w:r>
+            <w:r>
+              <w:rPr>
+                <w:noProof/>
+                <w:webHidden/>
+              </w:rPr>
+              <w:fldChar w:fldCharType="separate"/>
+            </w:r>
+            <w:r>
+              <w:rPr>
+                <w:noProof/>
+                <w:webHidden/>
+              </w:rPr>
+              <w:t>16</w:t>
             </w:r>
             <w:r>
               <w:rPr>
@@ -1709,7 +1793,7 @@
               <w14:ligatures w14:val="standardContextual"/>
             </w:rPr>
           </w:pPr>
-          <w:hyperlink w:anchor="_Toc228185348" w:history="1">
+          <w:hyperlink w:anchor="_Toc228274535" w:history="1">
             <w:r>
               <w:rPr>
                 <w:rStyle w:val="Hyperlink"/>
@@ -1736,7 +1820,7 @@
                 <w:noProof/>
                 <w:webHidden/>
               </w:rPr>
-              <w:instrText xml:space="preserve"> PAGEREF _Toc228185348 \h </w:instrText>
+              <w:instrText xml:space="preserve"> PAGEREF _Toc228274535 \h </w:instrText>
             </w:r>
             <w:r>
               <w:rPr>
@@ -1756,7 +1840,7 @@
                 <w:noProof/>
                 <w:webHidden/>
               </w:rPr>
-              <w:t>14</w:t>
+              <w:t>17</w:t>
             </w:r>
             <w:r>
               <w:rPr>
@@ -1780,7 +1864,7 @@
               <w14:ligatures w14:val="standardContextual"/>
             </w:rPr>
           </w:pPr>
-          <w:hyperlink w:anchor="_Toc228185349" w:history="1">
+          <w:hyperlink w:anchor="_Toc228274536" w:history="1">
             <w:r>
               <w:rPr>
                 <w:rStyle w:val="Hyperlink"/>
@@ -1807,7 +1891,7 @@
                 <w:noProof/>
                 <w:webHidden/>
               </w:rPr>
-              <w:instrText xml:space="preserve"> PAGEREF _Toc228185349 \h </w:instrText>
+              <w:instrText xml:space="preserve"> PAGEREF _Toc228274536 \h </w:instrText>
             </w:r>
             <w:r>
               <w:rPr>
@@ -1827,7 +1911,7 @@
                 <w:noProof/>
                 <w:webHidden/>
               </w:rPr>
-              <w:t>14</w:t>
+              <w:t>17</w:t>
             </w:r>
             <w:r>
               <w:rPr>
@@ -1851,7 +1935,7 @@
               <w14:ligatures w14:val="standardContextual"/>
             </w:rPr>
           </w:pPr>
-          <w:hyperlink w:anchor="_Toc228185350" w:history="1">
+          <w:hyperlink w:anchor="_Toc228274537" w:history="1">
             <w:r>
               <w:rPr>
                 <w:rStyle w:val="Hyperlink"/>
@@ -1878,7 +1962,7 @@
                 <w:noProof/>
                 <w:webHidden/>
               </w:rPr>
-              <w:instrText xml:space="preserve"> PAGEREF _Toc228185350 \h </w:instrText>
+              <w:instrText xml:space="preserve"> PAGEREF _Toc228274537 \h </w:instrText>
             </w:r>
             <w:r>
               <w:rPr>
@@ -1898,7 +1982,7 @@
                 <w:noProof/>
                 <w:webHidden/>
               </w:rPr>
-              <w:t>15</w:t>
+              <w:t>19</w:t>
             </w:r>
             <w:r>
               <w:rPr>
@@ -1922,7 +2006,7 @@
               <w14:ligatures w14:val="standardContextual"/>
             </w:rPr>
           </w:pPr>
-          <w:hyperlink w:anchor="_Toc228185351" w:history="1">
+          <w:hyperlink w:anchor="_Toc228274538" w:history="1">
             <w:r>
               <w:rPr>
                 <w:rStyle w:val="Hyperlink"/>
@@ -1949,7 +2033,7 @@
                 <w:noProof/>
                 <w:webHidden/>
               </w:rPr>
-              <w:instrText xml:space="preserve"> PAGEREF _Toc228185351 \h </w:instrText>
+              <w:instrText xml:space="preserve"> PAGEREF _Toc228274538 \h </w:instrText>
             </w:r>
             <w:r>
               <w:rPr>
@@ -1969,7 +2053,7 @@
                 <w:noProof/>
                 <w:webHidden/>
               </w:rPr>
-              <w:t>15</w:t>
+              <w:t>20</w:t>
             </w:r>
             <w:r>
               <w:rPr>
@@ -1993,7 +2077,7 @@
               <w14:ligatures w14:val="standardContextual"/>
             </w:rPr>
           </w:pPr>
-          <w:hyperlink w:anchor="_Toc228185352" w:history="1">
+          <w:hyperlink w:anchor="_Toc228274539" w:history="1">
             <w:r>
               <w:rPr>
                 <w:rStyle w:val="Hyperlink"/>
@@ -2020,7 +2104,7 @@
                 <w:noProof/>
                 <w:webHidden/>
               </w:rPr>
-              <w:instrText xml:space="preserve"> PAGEREF _Toc228185352 \h </w:instrText>
+              <w:instrText xml:space="preserve"> PAGEREF _Toc228274539 \h </w:instrText>
             </w:r>
             <w:r>
               <w:rPr>
@@ -2040,7 +2124,7 @@
                 <w:noProof/>
                 <w:webHidden/>
               </w:rPr>
-              <w:t>16</w:t>
+              <w:t>20</w:t>
             </w:r>
             <w:r>
               <w:rPr>
@@ -2064,7 +2148,7 @@
               <w14:ligatures w14:val="standardContextual"/>
             </w:rPr>
           </w:pPr>
-          <w:hyperlink w:anchor="_Toc228185353" w:history="1">
+          <w:hyperlink w:anchor="_Toc228274540" w:history="1">
             <w:r>
               <w:rPr>
                 <w:rStyle w:val="Hyperlink"/>
@@ -2091,7 +2175,7 @@
                 <w:noProof/>
                 <w:webHidden/>
               </w:rPr>
-              <w:instrText xml:space="preserve"> PAGEREF _Toc228185353 \h </w:instrText>
+              <w:instrText xml:space="preserve"> PAGEREF _Toc228274540 \h </w:instrText>
             </w:r>
             <w:r>
               <w:rPr>
@@ -2111,7 +2195,78 @@
                 <w:noProof/>
                 <w:webHidden/>
               </w:rPr>
-              <w:t>17</w:t>
+              <w:t>22</w:t>
+            </w:r>
+            <w:r>
+              <w:rPr>
+                <w:noProof/>
+                <w:webHidden/>
+              </w:rPr>
+              <w:fldChar w:fldCharType="end"/>
+            </w:r>
+          </w:hyperlink>
+        </w:p>
+        <w:p>
+          <w:pPr>
+            <w:pStyle w:val="TOC1"/>
+            <w:tabs>
+              <w:tab w:val="right" w:leader="dot" w:pos="9016"/>
+            </w:tabs>
+            <w:rPr>
+              <w:noProof/>
+              <w:kern w:val="2"/>
+              <w:lang w:val="nb-NO" w:eastAsia="nb-NO"/>
+              <w14:ligatures w14:val="standardContextual"/>
+            </w:rPr>
+          </w:pPr>
+          <w:hyperlink w:anchor="_Toc228274541" w:history="1">
+            <w:r>
+              <w:rPr>
+                <w:rStyle w:val="Hyperlink"/>
+                <w:noProof/>
+              </w:rPr>
+              <w:t>Appendix: Declaration of use of Artificial Intelligence</w:t>
+            </w:r>
+            <w:r>
+              <w:rPr>
+                <w:noProof/>
+                <w:webHidden/>
+              </w:rPr>
+              <w:tab/>
+            </w:r>
+            <w:r>
+              <w:rPr>
+                <w:noProof/>
+                <w:webHidden/>
+              </w:rPr>
+              <w:fldChar w:fldCharType="begin"/>
+            </w:r>
+            <w:r>
+              <w:rPr>
+                <w:noProof/>
+                <w:webHidden/>
+              </w:rPr>
+              <w:instrText xml:space="preserve"> PAGEREF _Toc228274541 \h </w:instrText>
+            </w:r>
+            <w:r>
+              <w:rPr>
+                <w:noProof/>
+                <w:webHidden/>
+              </w:rPr>
+            </w:r>
+            <w:r>
+              <w:rPr>
+                <w:noProof/>
+                <w:webHidden/>
+              </w:rPr>
+              <w:fldChar w:fldCharType="separate"/>
+            </w:r>
+            <w:r>
+              <w:rPr>
+                <w:noProof/>
+                <w:webHidden/>
+              </w:rPr>
+              <w:t>24</w:t>
             </w:r>
             <w:r>
               <w:rPr>
@@ -2135,13 +2290,11 @@
       </w:sdtContent>
     </w:sdt>
     <w:p/>
-    <w:p/>
-    <w:p/>
     <w:p>
       <w:pPr>
         <w:pStyle w:val="Heading1"/>
       </w:pPr>
-      <w:bookmarkStart w:id="1" w:name="_Toc228185330"/>
+      <w:bookmarkStart w:id="1" w:name="_Toc228274516"/>
       <w:r>
         <w:lastRenderedPageBreak/>
         <w:t>Table of figures</w:t>
@@ -2170,7 +2323,7 @@
       <w:r>
         <w:fldChar w:fldCharType="separate"/>
       </w:r>
-      <w:hyperlink w:anchor="_Toc228185354" w:history="1">
+      <w:hyperlink w:anchor="_Toc228274542" w:history="1">
         <w:r>
           <w:rPr>
             <w:rStyle w:val="Hyperlink"/>
@@ -2197,7 +2350,7 @@
             <w:noProof/>
             <w:webHidden/>
           </w:rPr>
-          <w:instrText xml:space="preserve"> PAGEREF _Toc228185354 \h </w:instrText>
+          <w:instrText xml:space="preserve"> PAGEREF _Toc228274542 \h </w:instrText>
         </w:r>
         <w:r>
           <w:rPr>
@@ -2241,7 +2394,7 @@
           <w14:ligatures w14:val="standardContextual"/>
         </w:rPr>
       </w:pPr>
-      <w:hyperlink w:anchor="_Toc228185355" w:history="1">
+      <w:hyperlink w:anchor="_Toc228274543" w:history="1">
         <w:r>
           <w:rPr>
             <w:rStyle w:val="Hyperlink"/>
@@ -2268,7 +2421,7 @@
             <w:noProof/>
             <w:webHidden/>
           </w:rPr>
-          <w:instrText xml:space="preserve"> PAGEREF _Toc228185355 \h </w:instrText>
+          <w:instrText xml:space="preserve"> PAGEREF _Toc228274543 \h </w:instrText>
         </w:r>
         <w:r>
           <w:rPr>
@@ -2312,7 +2465,7 @@
           <w14:ligatures w14:val="standardContextual"/>
         </w:rPr>
       </w:pPr>
-      <w:hyperlink w:anchor="_Toc228185356" w:history="1">
+      <w:hyperlink w:anchor="_Toc228274544" w:history="1">
         <w:r>
           <w:rPr>
             <w:rStyle w:val="Hyperlink"/>
@@ -2339,7 +2492,7 @@
             <w:noProof/>
             <w:webHidden/>
           </w:rPr>
-          <w:instrText xml:space="preserve"> PAGEREF _Toc228185356 \h </w:instrText>
+          <w:instrText xml:space="preserve"> PAGEREF _Toc228274544 \h </w:instrText>
         </w:r>
         <w:r>
           <w:rPr>
@@ -2383,7 +2536,7 @@
           <w14:ligatures w14:val="standardContextual"/>
         </w:rPr>
       </w:pPr>
-      <w:hyperlink w:anchor="_Toc228185357" w:history="1">
+      <w:hyperlink w:anchor="_Toc228274545" w:history="1">
         <w:r>
           <w:rPr>
             <w:rStyle w:val="Hyperlink"/>
@@ -2410,7 +2563,7 @@
             <w:noProof/>
             <w:webHidden/>
           </w:rPr>
-          <w:instrText xml:space="preserve"> PAGEREF _Toc228185357 \h </w:instrText>
+          <w:instrText xml:space="preserve"> PAGEREF _Toc228274545 \h </w:instrText>
         </w:r>
         <w:r>
           <w:rPr>
@@ -2454,7 +2607,7 @@
           <w14:ligatures w14:val="standardContextual"/>
         </w:rPr>
       </w:pPr>
-      <w:hyperlink w:anchor="_Toc228185358" w:history="1">
+      <w:hyperlink w:anchor="_Toc228274546" w:history="1">
         <w:r>
           <w:rPr>
             <w:rStyle w:val="Hyperlink"/>
@@ -2481,7 +2634,7 @@
             <w:noProof/>
             <w:webHidden/>
           </w:rPr>
-          <w:instrText xml:space="preserve"> PAGEREF _Toc228185358 \h </w:instrText>
+          <w:instrText xml:space="preserve"> PAGEREF _Toc228274546 \h </w:instrText>
         </w:r>
         <w:r>
           <w:rPr>
@@ -2525,7 +2678,7 @@
           <w14:ligatures w14:val="standardContextual"/>
         </w:rPr>
       </w:pPr>
-      <w:hyperlink w:anchor="_Toc228185359" w:history="1">
+      <w:hyperlink w:anchor="_Toc228274547" w:history="1">
         <w:r>
           <w:rPr>
             <w:rStyle w:val="Hyperlink"/>
@@ -2552,7 +2705,7 @@
             <w:noProof/>
             <w:webHidden/>
           </w:rPr>
-          <w:instrText xml:space="preserve"> PAGEREF _Toc228185359 \h </w:instrText>
+          <w:instrText xml:space="preserve"> PAGEREF _Toc228274547 \h </w:instrText>
         </w:r>
         <w:r>
           <w:rPr>
@@ -2596,7 +2749,7 @@
           <w14:ligatures w14:val="standardContextual"/>
         </w:rPr>
       </w:pPr>
-      <w:hyperlink w:anchor="_Toc228185360" w:history="1">
+      <w:hyperlink w:anchor="_Toc228274548" w:history="1">
         <w:r>
           <w:rPr>
             <w:rStyle w:val="Hyperlink"/>
@@ -2623,7 +2776,7 @@
             <w:noProof/>
             <w:webHidden/>
           </w:rPr>
-          <w:instrText xml:space="preserve"> PAGEREF _Toc228185360 \h </w:instrText>
+          <w:instrText xml:space="preserve"> PAGEREF _Toc228274548 \h </w:instrText>
         </w:r>
         <w:r>
           <w:rPr>
@@ -2667,7 +2820,7 @@
           <w14:ligatures w14:val="standardContextual"/>
         </w:rPr>
       </w:pPr>
-      <w:hyperlink w:anchor="_Toc228185361" w:history="1">
+      <w:hyperlink w:anchor="_Toc228274549" w:history="1">
         <w:r>
           <w:rPr>
             <w:rStyle w:val="Hyperlink"/>
@@ -2694,7 +2847,7 @@
             <w:noProof/>
             <w:webHidden/>
           </w:rPr>
-          <w:instrText xml:space="preserve"> PAGEREF _Toc228185361 \h </w:instrText>
+          <w:instrText xml:space="preserve"> PAGEREF _Toc228274549 \h </w:instrText>
         </w:r>
         <w:r>
           <w:rPr>
@@ -2738,13 +2891,13 @@
           <w14:ligatures w14:val="standardContextual"/>
         </w:rPr>
       </w:pPr>
-      <w:hyperlink w:anchor="_Toc228185362" w:history="1">
+      <w:hyperlink w:anchor="_Toc228274550" w:history="1">
         <w:r>
           <w:rPr>
             <w:rStyle w:val="Hyperlink"/>
             <w:noProof/>
           </w:rPr>
-          <w:t>Figure 9: AUC and loss over epochs for DenseNet121</w:t>
+          <w:t>Figure 9: Precision, Recall and F1-score in baseline CNN</w:t>
         </w:r>
         <w:r>
           <w:rPr>
@@ -2765,7 +2918,7 @@
             <w:noProof/>
             <w:webHidden/>
           </w:rPr>
-          <w:instrText xml:space="preserve"> PAGEREF _Toc228185362 \h </w:instrText>
+          <w:instrText xml:space="preserve"> PAGEREF _Toc228274550 \h </w:instrText>
         </w:r>
         <w:r>
           <w:rPr>
@@ -2786,6 +2939,574 @@
             <w:webHidden/>
           </w:rPr>
           <w:t>13</w:t>
+        </w:r>
+        <w:r>
+          <w:rPr>
+            <w:noProof/>
+            <w:webHidden/>
+          </w:rPr>
+          <w:fldChar w:fldCharType="end"/>
+        </w:r>
+      </w:hyperlink>
+    </w:p>
+    <w:p>
+      <w:pPr>
+        <w:pStyle w:val="TableofFigures"/>
+        <w:tabs>
+          <w:tab w:val="right" w:leader="dot" w:pos="9016"/>
+        </w:tabs>
+        <w:rPr>
+          <w:noProof/>
+          <w:kern w:val="2"/>
+          <w:lang w:val="nb-NO" w:eastAsia="nb-NO"/>
+          <w14:ligatures w14:val="standardContextual"/>
+        </w:rPr>
+      </w:pPr>
+      <w:hyperlink w:anchor="_Toc228274551" w:history="1">
+        <w:r>
+          <w:rPr>
+            <w:rStyle w:val="Hyperlink"/>
+            <w:noProof/>
+          </w:rPr>
+          <w:t>Figure 10: F1-score in default vs. optimal threshold in baseline CNN</w:t>
+        </w:r>
+        <w:r>
+          <w:rPr>
+            <w:noProof/>
+            <w:webHidden/>
+          </w:rPr>
+          <w:tab/>
+        </w:r>
+        <w:r>
+          <w:rPr>
+            <w:noProof/>
+            <w:webHidden/>
+          </w:rPr>
+          <w:fldChar w:fldCharType="begin"/>
+        </w:r>
+        <w:r>
+          <w:rPr>
+            <w:noProof/>
+            <w:webHidden/>
+          </w:rPr>
+          <w:instrText xml:space="preserve"> PAGEREF _Toc228274551 \h </w:instrText>
+        </w:r>
+        <w:r>
+          <w:rPr>
+            <w:noProof/>
+            <w:webHidden/>
+          </w:rPr>
+        </w:r>
+        <w:r>
+          <w:rPr>
+            <w:noProof/>
+            <w:webHidden/>
+          </w:rPr>
+          <w:fldChar w:fldCharType="separate"/>
+        </w:r>
+        <w:r>
+          <w:rPr>
+            <w:noProof/>
+            <w:webHidden/>
+          </w:rPr>
+          <w:t>14</w:t>
+        </w:r>
+        <w:r>
+          <w:rPr>
+            <w:noProof/>
+            <w:webHidden/>
+          </w:rPr>
+          <w:fldChar w:fldCharType="end"/>
+        </w:r>
+      </w:hyperlink>
+    </w:p>
+    <w:p>
+      <w:pPr>
+        <w:pStyle w:val="TableofFigures"/>
+        <w:tabs>
+          <w:tab w:val="right" w:leader="dot" w:pos="9016"/>
+        </w:tabs>
+        <w:rPr>
+          <w:noProof/>
+          <w:kern w:val="2"/>
+          <w:lang w:val="nb-NO" w:eastAsia="nb-NO"/>
+          <w14:ligatures w14:val="standardContextual"/>
+        </w:rPr>
+      </w:pPr>
+      <w:hyperlink w:anchor="_Toc228274552" w:history="1">
+        <w:r>
+          <w:rPr>
+            <w:rStyle w:val="Hyperlink"/>
+            <w:noProof/>
+          </w:rPr>
+          <w:t>Figure 11: AUC and loss over epochs for DenseNet121</w:t>
+        </w:r>
+        <w:r>
+          <w:rPr>
+            <w:noProof/>
+            <w:webHidden/>
+          </w:rPr>
+          <w:tab/>
+        </w:r>
+        <w:r>
+          <w:rPr>
+            <w:noProof/>
+            <w:webHidden/>
+          </w:rPr>
+          <w:fldChar w:fldCharType="begin"/>
+        </w:r>
+        <w:r>
+          <w:rPr>
+            <w:noProof/>
+            <w:webHidden/>
+          </w:rPr>
+          <w:instrText xml:space="preserve"> PAGEREF _Toc228274552 \h </w:instrText>
+        </w:r>
+        <w:r>
+          <w:rPr>
+            <w:noProof/>
+            <w:webHidden/>
+          </w:rPr>
+        </w:r>
+        <w:r>
+          <w:rPr>
+            <w:noProof/>
+            <w:webHidden/>
+          </w:rPr>
+          <w:fldChar w:fldCharType="separate"/>
+        </w:r>
+        <w:r>
+          <w:rPr>
+            <w:noProof/>
+            <w:webHidden/>
+          </w:rPr>
+          <w:t>14</w:t>
+        </w:r>
+        <w:r>
+          <w:rPr>
+            <w:noProof/>
+            <w:webHidden/>
+          </w:rPr>
+          <w:fldChar w:fldCharType="end"/>
+        </w:r>
+      </w:hyperlink>
+    </w:p>
+    <w:p>
+      <w:pPr>
+        <w:pStyle w:val="TableofFigures"/>
+        <w:tabs>
+          <w:tab w:val="right" w:leader="dot" w:pos="9016"/>
+        </w:tabs>
+        <w:rPr>
+          <w:noProof/>
+          <w:kern w:val="2"/>
+          <w:lang w:val="nb-NO" w:eastAsia="nb-NO"/>
+          <w14:ligatures w14:val="standardContextual"/>
+        </w:rPr>
+      </w:pPr>
+      <w:hyperlink w:anchor="_Toc228274553" w:history="1">
+        <w:r>
+          <w:rPr>
+            <w:rStyle w:val="Hyperlink"/>
+            <w:noProof/>
+          </w:rPr>
+          <w:t>Figure 12: DenseNet121 AUC per condition</w:t>
+        </w:r>
+        <w:r>
+          <w:rPr>
+            <w:noProof/>
+            <w:webHidden/>
+          </w:rPr>
+          <w:tab/>
+        </w:r>
+        <w:r>
+          <w:rPr>
+            <w:noProof/>
+            <w:webHidden/>
+          </w:rPr>
+          <w:fldChar w:fldCharType="begin"/>
+        </w:r>
+        <w:r>
+          <w:rPr>
+            <w:noProof/>
+            <w:webHidden/>
+          </w:rPr>
+          <w:instrText xml:space="preserve"> PAGEREF _Toc228274553 \h </w:instrText>
+        </w:r>
+        <w:r>
+          <w:rPr>
+            <w:noProof/>
+            <w:webHidden/>
+          </w:rPr>
+        </w:r>
+        <w:r>
+          <w:rPr>
+            <w:noProof/>
+            <w:webHidden/>
+          </w:rPr>
+          <w:fldChar w:fldCharType="separate"/>
+        </w:r>
+        <w:r>
+          <w:rPr>
+            <w:noProof/>
+            <w:webHidden/>
+          </w:rPr>
+          <w:t>15</w:t>
+        </w:r>
+        <w:r>
+          <w:rPr>
+            <w:noProof/>
+            <w:webHidden/>
+          </w:rPr>
+          <w:fldChar w:fldCharType="end"/>
+        </w:r>
+      </w:hyperlink>
+    </w:p>
+    <w:p>
+      <w:pPr>
+        <w:pStyle w:val="TableofFigures"/>
+        <w:tabs>
+          <w:tab w:val="right" w:leader="dot" w:pos="9016"/>
+        </w:tabs>
+        <w:rPr>
+          <w:noProof/>
+          <w:kern w:val="2"/>
+          <w:lang w:val="nb-NO" w:eastAsia="nb-NO"/>
+          <w14:ligatures w14:val="standardContextual"/>
+        </w:rPr>
+      </w:pPr>
+      <w:hyperlink w:anchor="_Toc228274554" w:history="1">
+        <w:r>
+          <w:rPr>
+            <w:rStyle w:val="Hyperlink"/>
+            <w:noProof/>
+          </w:rPr>
+          <w:t>Figure 13: Precision, Recall and F1-score in DenseNet121</w:t>
+        </w:r>
+        <w:r>
+          <w:rPr>
+            <w:noProof/>
+            <w:webHidden/>
+          </w:rPr>
+          <w:tab/>
+        </w:r>
+        <w:r>
+          <w:rPr>
+            <w:noProof/>
+            <w:webHidden/>
+          </w:rPr>
+          <w:fldChar w:fldCharType="begin"/>
+        </w:r>
+        <w:r>
+          <w:rPr>
+            <w:noProof/>
+            <w:webHidden/>
+          </w:rPr>
+          <w:instrText xml:space="preserve"> PAGEREF _Toc228274554 \h </w:instrText>
+        </w:r>
+        <w:r>
+          <w:rPr>
+            <w:noProof/>
+            <w:webHidden/>
+          </w:rPr>
+        </w:r>
+        <w:r>
+          <w:rPr>
+            <w:noProof/>
+            <w:webHidden/>
+          </w:rPr>
+          <w:fldChar w:fldCharType="separate"/>
+        </w:r>
+        <w:r>
+          <w:rPr>
+            <w:noProof/>
+            <w:webHidden/>
+          </w:rPr>
+          <w:t>15</w:t>
+        </w:r>
+        <w:r>
+          <w:rPr>
+            <w:noProof/>
+            <w:webHidden/>
+          </w:rPr>
+          <w:fldChar w:fldCharType="end"/>
+        </w:r>
+      </w:hyperlink>
+    </w:p>
+    <w:p>
+      <w:pPr>
+        <w:pStyle w:val="TableofFigures"/>
+        <w:tabs>
+          <w:tab w:val="right" w:leader="dot" w:pos="9016"/>
+        </w:tabs>
+        <w:rPr>
+          <w:noProof/>
+          <w:kern w:val="2"/>
+          <w:lang w:val="nb-NO" w:eastAsia="nb-NO"/>
+          <w14:ligatures w14:val="standardContextual"/>
+        </w:rPr>
+      </w:pPr>
+      <w:hyperlink w:anchor="_Toc228274555" w:history="1">
+        <w:r>
+          <w:rPr>
+            <w:rStyle w:val="Hyperlink"/>
+            <w:noProof/>
+          </w:rPr>
+          <w:t>Figure 14: F1-score in default vs. optimal threshold in DensetNet121</w:t>
+        </w:r>
+        <w:r>
+          <w:rPr>
+            <w:noProof/>
+            <w:webHidden/>
+          </w:rPr>
+          <w:tab/>
+        </w:r>
+        <w:r>
+          <w:rPr>
+            <w:noProof/>
+            <w:webHidden/>
+          </w:rPr>
+          <w:fldChar w:fldCharType="begin"/>
+        </w:r>
+        <w:r>
+          <w:rPr>
+            <w:noProof/>
+            <w:webHidden/>
+          </w:rPr>
+          <w:instrText xml:space="preserve"> PAGEREF _Toc228274555 \h </w:instrText>
+        </w:r>
+        <w:r>
+          <w:rPr>
+            <w:noProof/>
+            <w:webHidden/>
+          </w:rPr>
+        </w:r>
+        <w:r>
+          <w:rPr>
+            <w:noProof/>
+            <w:webHidden/>
+          </w:rPr>
+          <w:fldChar w:fldCharType="separate"/>
+        </w:r>
+        <w:r>
+          <w:rPr>
+            <w:noProof/>
+            <w:webHidden/>
+          </w:rPr>
+          <w:t>16</w:t>
+        </w:r>
+        <w:r>
+          <w:rPr>
+            <w:noProof/>
+            <w:webHidden/>
+          </w:rPr>
+          <w:fldChar w:fldCharType="end"/>
+        </w:r>
+      </w:hyperlink>
+    </w:p>
+    <w:p>
+      <w:pPr>
+        <w:pStyle w:val="TableofFigures"/>
+        <w:tabs>
+          <w:tab w:val="right" w:leader="dot" w:pos="9016"/>
+        </w:tabs>
+        <w:rPr>
+          <w:noProof/>
+          <w:kern w:val="2"/>
+          <w:lang w:val="nb-NO" w:eastAsia="nb-NO"/>
+          <w14:ligatures w14:val="standardContextual"/>
+        </w:rPr>
+      </w:pPr>
+      <w:hyperlink w:anchor="_Toc228274556" w:history="1">
+        <w:r>
+          <w:rPr>
+            <w:rStyle w:val="Hyperlink"/>
+            <w:noProof/>
+          </w:rPr>
+          <w:t>Figure 15: AUC per condition comparison</w:t>
+        </w:r>
+        <w:r>
+          <w:rPr>
+            <w:noProof/>
+            <w:webHidden/>
+          </w:rPr>
+          <w:tab/>
+        </w:r>
+        <w:r>
+          <w:rPr>
+            <w:noProof/>
+            <w:webHidden/>
+          </w:rPr>
+          <w:fldChar w:fldCharType="begin"/>
+        </w:r>
+        <w:r>
+          <w:rPr>
+            <w:noProof/>
+            <w:webHidden/>
+          </w:rPr>
+          <w:instrText xml:space="preserve"> PAGEREF _Toc228274556 \h </w:instrText>
+        </w:r>
+        <w:r>
+          <w:rPr>
+            <w:noProof/>
+            <w:webHidden/>
+          </w:rPr>
+        </w:r>
+        <w:r>
+          <w:rPr>
+            <w:noProof/>
+            <w:webHidden/>
+          </w:rPr>
+          <w:fldChar w:fldCharType="separate"/>
+        </w:r>
+        <w:r>
+          <w:rPr>
+            <w:noProof/>
+            <w:webHidden/>
+          </w:rPr>
+          <w:t>17</w:t>
+        </w:r>
+        <w:r>
+          <w:rPr>
+            <w:noProof/>
+            <w:webHidden/>
+          </w:rPr>
+          <w:fldChar w:fldCharType="end"/>
+        </w:r>
+      </w:hyperlink>
+    </w:p>
+    <w:p>
+      <w:pPr>
+        <w:pStyle w:val="TableofFigures"/>
+        <w:tabs>
+          <w:tab w:val="right" w:leader="dot" w:pos="9016"/>
+        </w:tabs>
+        <w:rPr>
+          <w:noProof/>
+          <w:kern w:val="2"/>
+          <w:lang w:val="nb-NO" w:eastAsia="nb-NO"/>
+          <w14:ligatures w14:val="standardContextual"/>
+        </w:rPr>
+      </w:pPr>
+      <w:hyperlink w:anchor="_Toc228274557" w:history="1">
+        <w:r>
+          <w:rPr>
+            <w:rStyle w:val="Hyperlink"/>
+            <w:noProof/>
+          </w:rPr>
+          <w:t>Figure 16: Grad-CAM Heatmap of Correctly Predicted Pleural Effusion</w:t>
+        </w:r>
+        <w:r>
+          <w:rPr>
+            <w:noProof/>
+            <w:webHidden/>
+          </w:rPr>
+          <w:tab/>
+        </w:r>
+        <w:r>
+          <w:rPr>
+            <w:noProof/>
+            <w:webHidden/>
+          </w:rPr>
+          <w:fldChar w:fldCharType="begin"/>
+        </w:r>
+        <w:r>
+          <w:rPr>
+            <w:noProof/>
+            <w:webHidden/>
+          </w:rPr>
+          <w:instrText xml:space="preserve"> PAGEREF _Toc228274557 \h </w:instrText>
+        </w:r>
+        <w:r>
+          <w:rPr>
+            <w:noProof/>
+            <w:webHidden/>
+          </w:rPr>
+        </w:r>
+        <w:r>
+          <w:rPr>
+            <w:noProof/>
+            <w:webHidden/>
+          </w:rPr>
+          <w:fldChar w:fldCharType="separate"/>
+        </w:r>
+        <w:r>
+          <w:rPr>
+            <w:noProof/>
+            <w:webHidden/>
+          </w:rPr>
+          <w:t>18</w:t>
+        </w:r>
+        <w:r>
+          <w:rPr>
+            <w:noProof/>
+            <w:webHidden/>
+          </w:rPr>
+          <w:fldChar w:fldCharType="end"/>
+        </w:r>
+      </w:hyperlink>
+    </w:p>
+    <w:p>
+      <w:pPr>
+        <w:pStyle w:val="TableofFigures"/>
+        <w:tabs>
+          <w:tab w:val="right" w:leader="dot" w:pos="9016"/>
+        </w:tabs>
+        <w:rPr>
+          <w:noProof/>
+          <w:kern w:val="2"/>
+          <w:lang w:val="nb-NO" w:eastAsia="nb-NO"/>
+          <w14:ligatures w14:val="standardContextual"/>
+        </w:rPr>
+      </w:pPr>
+      <w:hyperlink w:anchor="_Toc228274558" w:history="1">
+        <w:r>
+          <w:rPr>
+            <w:rStyle w:val="Hyperlink"/>
+            <w:noProof/>
+          </w:rPr>
+          <w:t>Figure 17: Grad-CAM Heatmap for Edema</w:t>
+        </w:r>
+        <w:r>
+          <w:rPr>
+            <w:noProof/>
+            <w:webHidden/>
+          </w:rPr>
+          <w:tab/>
+        </w:r>
+        <w:r>
+          <w:rPr>
+            <w:noProof/>
+            <w:webHidden/>
+          </w:rPr>
+          <w:fldChar w:fldCharType="begin"/>
+        </w:r>
+        <w:r>
+          <w:rPr>
+            <w:noProof/>
+            <w:webHidden/>
+          </w:rPr>
+          <w:instrText xml:space="preserve"> PAGEREF _Toc228274558 \h </w:instrText>
+        </w:r>
+        <w:r>
+          <w:rPr>
+            <w:noProof/>
+            <w:webHidden/>
+          </w:rPr>
+        </w:r>
+        <w:r>
+          <w:rPr>
+            <w:noProof/>
+            <w:webHidden/>
+          </w:rPr>
+          <w:fldChar w:fldCharType="separate"/>
+        </w:r>
+        <w:r>
+          <w:rPr>
+            <w:noProof/>
+            <w:webHidden/>
+          </w:rPr>
+          <w:t>19</w:t>
         </w:r>
         <w:r>
           <w:rPr>
@@ -2818,10 +3539,32 @@
     <w:p>
       <w:pPr>
         <w:pStyle w:val="Heading1"/>
-      </w:pPr>
-      <w:bookmarkStart w:id="2" w:name="_Toc228185331"/>
-      <w:r>
-        <w:t>Table of tables</w:t>
+        <w:rPr>
+          <w:noProof/>
+          <w:lang w:val="en-US"/>
+        </w:rPr>
+      </w:pPr>
+      <w:bookmarkStart w:id="2" w:name="_Toc228274517"/>
+      <w:r>
+        <w:rPr>
+          <w:noProof/>
+          <w:lang w:val="en-US"/>
+        </w:rPr>
+        <w:t xml:space="preserve">Table of </w:t>
+      </w:r>
+      <w:r>
+        <w:rPr>
+          <w:noProof/>
+          <w:lang w:val="en-US"/>
+        </w:rPr>
+        <w:t>t</w:t>
+      </w:r>
+      <w:r>
+        <w:rPr>
+          <w:noProof/>
+          <w:lang w:val="en-US"/>
+        </w:rPr>
+        <w:t>ables</w:t>
       </w:r>
       <w:bookmarkEnd w:id="2"/>
     </w:p>
@@ -2847,13 +3590,13 @@
       <w:r>
         <w:fldChar w:fldCharType="separate"/>
       </w:r>
-      <w:hyperlink w:anchor="_Toc228185363" w:history="1">
+      <w:hyperlink w:anchor="_Toc228274559" w:history="1">
         <w:r>
           <w:rPr>
             <w:rStyle w:val="Hyperlink"/>
             <w:noProof/>
           </w:rPr>
-          <w:t>Table 1: AUROC performance across conditions on DenseNet121</w:t>
+          <w:t>Table 1: Summary of performance metrics</w:t>
         </w:r>
         <w:r>
           <w:rPr>
@@ -2874,7 +3617,7 @@
             <w:noProof/>
             <w:webHidden/>
           </w:rPr>
-          <w:instrText xml:space="preserve"> PAGEREF _Toc228185363 \h </w:instrText>
+          <w:instrText xml:space="preserve"> PAGEREF _Toc228274559 \h </w:instrText>
         </w:r>
         <w:r>
           <w:rPr>
@@ -2894,7 +3637,7 @@
             <w:noProof/>
             <w:webHidden/>
           </w:rPr>
-          <w:t>14</w:t>
+          <w:t>16</w:t>
         </w:r>
         <w:r>
           <w:rPr>
@@ -2915,88 +3658,16 @@
     <w:p/>
     <w:p/>
     <w:p/>
-    <w:p>
-      <w:pPr>
-        <w:rPr>
-          <w:lang w:val="nb-NO"/>
-        </w:rPr>
-      </w:pPr>
-    </w:p>
-    <w:p>
-      <w:pPr>
-        <w:rPr>
-          <w:lang w:val="nb-NO"/>
-        </w:rPr>
-      </w:pPr>
-    </w:p>
-    <w:p>
-      <w:pPr>
-        <w:rPr>
-          <w:lang w:val="nb-NO"/>
-        </w:rPr>
-      </w:pPr>
-    </w:p>
-    <w:p>
-      <w:pPr>
-        <w:rPr>
-          <w:lang w:val="nb-NO"/>
-        </w:rPr>
-      </w:pPr>
-    </w:p>
-    <w:p>
-      <w:pPr>
-        <w:rPr>
-          <w:lang w:val="nb-NO"/>
-        </w:rPr>
-      </w:pPr>
-    </w:p>
-    <w:p>
-      <w:pPr>
-        <w:rPr>
-          <w:lang w:val="nb-NO"/>
-        </w:rPr>
-      </w:pPr>
-    </w:p>
-    <w:p>
-      <w:pPr>
-        <w:rPr>
-          <w:lang w:val="nb-NO"/>
-        </w:rPr>
-      </w:pPr>
-    </w:p>
-    <w:p>
-      <w:pPr>
-        <w:rPr>
-          <w:lang w:val="nb-NO"/>
-        </w:rPr>
-      </w:pPr>
-    </w:p>
-    <w:p>
-      <w:pPr>
-        <w:rPr>
-          <w:lang w:val="nb-NO"/>
-        </w:rPr>
-      </w:pPr>
-    </w:p>
-    <w:p>
-      <w:pPr>
-        <w:rPr>
-          <w:lang w:val="nb-NO"/>
-        </w:rPr>
-      </w:pPr>
-    </w:p>
-    <w:p>
-      <w:pPr>
-        <w:rPr>
-          <w:lang w:val="nb-NO"/>
-        </w:rPr>
-      </w:pPr>
-    </w:p>
+    <w:p/>
+    <w:p/>
+    <w:p/>
+    <w:p/>
+    <w:p/>
     <w:p>
       <w:pPr>
         <w:pStyle w:val="Heading1"/>
       </w:pPr>
-      <w:bookmarkStart w:id="3" w:name="_Toc228185332"/>
+      <w:bookmarkStart w:id="3" w:name="_Toc228274518"/>
       <w:r>
         <w:lastRenderedPageBreak/>
         <w:t xml:space="preserve">1 </w:t>
@@ -3033,7 +3704,6 @@
           <w:id w:val="2062905394"/>
           <w:citation/>
         </w:sdtPr>
-        <w:sdtEndPr/>
         <w:sdtContent>
           <w:r>
             <w:rPr>
@@ -3082,7 +3752,6 @@
           <w:id w:val="-1986233060"/>
           <w:citation/>
         </w:sdtPr>
-        <w:sdtEndPr/>
         <w:sdtContent>
           <w:r>
             <w:rPr>
@@ -3171,7 +3840,6 @@
           <w:id w:val="1769193262"/>
           <w:citation/>
         </w:sdtPr>
-        <w:sdtEndPr/>
         <w:sdtContent>
           <w:r>
             <w:rPr>
@@ -3244,7 +3912,6 @@
           <w:id w:val="-195689979"/>
           <w:citation/>
         </w:sdtPr>
-        <w:sdtEndPr/>
         <w:sdtContent>
           <w:r>
             <w:rPr>
@@ -3361,7 +4028,6 @@
           <w:id w:val="49742105"/>
           <w:citation/>
         </w:sdtPr>
-        <w:sdtEndPr/>
         <w:sdtContent>
           <w:r>
             <w:rPr>
@@ -3428,7 +4094,6 @@
           <w:id w:val="330261871"/>
           <w:citation/>
         </w:sdtPr>
-        <w:sdtEndPr/>
         <w:sdtContent>
           <w:r>
             <w:rPr>
@@ -3501,7 +4166,6 @@
           <w:id w:val="-256286937"/>
           <w:citation/>
         </w:sdtPr>
-        <w:sdtEndPr/>
         <w:sdtContent>
           <w:r>
             <w:rPr>
@@ -3612,7 +4276,6 @@
           <w:id w:val="-1702781731"/>
           <w:citation/>
         </w:sdtPr>
-        <w:sdtEndPr/>
         <w:sdtContent>
           <w:r>
             <w:rPr>
@@ -3713,7 +4376,7 @@
         <w:rPr>
           <w:rFonts w:ascii="Times New Roman" w:hAnsi="Times New Roman" w:cs="Times New Roman"/>
         </w:rPr>
-        <w:t xml:space="preserve">incorporating uncertainty estimation and interpretability techniques. </w:t>
+        <w:t xml:space="preserve">incorporating interpretability techniques. </w:t>
       </w:r>
       <w:r>
         <w:rPr>
@@ -3746,7 +4409,25 @@
         <w:rPr>
           <w:rFonts w:ascii="Times New Roman" w:hAnsi="Times New Roman" w:cs="Times New Roman"/>
         </w:rPr>
-        <w:t>success of the project, several quantitative metrics will be used. Since the task involves multi-label classification, performance will primarily be assessed using AUROC (Area Under the Receiver Operating Characteristic Curve) for each class, as well as the mean AUROC across all classes. In addition, metrics such as precision, recall, and F1-score will be evaluated to provide a comprehensive evaluation of model performance.</w:t>
+        <w:t xml:space="preserve">success of the project, several quantitative metrics will be used. Since the task involves multi-label classification, performance will primarily be assessed using AUROC (Area Under the Receiver Operating Characteristic Curve) for each class, as well as the mean AUROC across all classes. </w:t>
+      </w:r>
+      <w:r>
+        <w:rPr>
+          <w:rFonts w:ascii="Times New Roman" w:hAnsi="Times New Roman" w:cs="Times New Roman"/>
+        </w:rPr>
+        <w:t xml:space="preserve">AUROC is particularly suitable for imbalanced datasets, as it evaluates </w:t>
+      </w:r>
+      <w:r>
+        <w:rPr>
+          <w:rFonts w:ascii="Times New Roman" w:hAnsi="Times New Roman" w:cs="Times New Roman"/>
+        </w:rPr>
+        <w:t xml:space="preserve">the model’s ability to rank positive instances higher than negative ones independent of a fixed classification threshold. </w:t>
+      </w:r>
+      <w:r>
+        <w:rPr>
+          <w:rFonts w:ascii="Times New Roman" w:hAnsi="Times New Roman" w:cs="Times New Roman"/>
+        </w:rPr>
+        <w:t>In addition, metrics such as precision, recall, and F1-score will be evaluated to provide a comprehensive evaluation of model performance.</w:t>
       </w:r>
     </w:p>
     <w:p>
@@ -3754,7 +4435,6 @@
         <w:spacing w:line="276" w:lineRule="auto"/>
         <w:rPr>
           <w:rFonts w:ascii="Times New Roman" w:hAnsi="Times New Roman" w:cs="Times New Roman"/>
-          <w:lang w:val="nb-NO"/>
         </w:rPr>
       </w:pPr>
       <w:r>
@@ -3822,7 +4502,7 @@
       <w:pPr>
         <w:pStyle w:val="Heading1"/>
       </w:pPr>
-      <w:bookmarkStart w:id="4" w:name="_Toc228185333"/>
+      <w:bookmarkStart w:id="4" w:name="_Toc228274519"/>
       <w:r>
         <w:t xml:space="preserve">2 </w:t>
       </w:r>
@@ -3835,7 +4515,7 @@
       <w:pPr>
         <w:pStyle w:val="Heading2"/>
       </w:pPr>
-      <w:bookmarkStart w:id="5" w:name="_Toc228185334"/>
+      <w:bookmarkStart w:id="5" w:name="_Toc228274520"/>
       <w:r>
         <w:t>2.1 Data source</w:t>
       </w:r>
@@ -3886,7 +4566,6 @@
           <w:id w:val="-1601326234"/>
           <w:citation/>
         </w:sdtPr>
-        <w:sdtEndPr/>
         <w:sdtContent>
           <w:r>
             <w:rPr>
@@ -3950,7 +4629,7 @@
       <w:pPr>
         <w:pStyle w:val="Heading2"/>
       </w:pPr>
-      <w:bookmarkStart w:id="6" w:name="_Toc228185335"/>
+      <w:bookmarkStart w:id="6" w:name="_Toc228274521"/>
       <w:r>
         <w:t>2.2 Data description</w:t>
       </w:r>
@@ -4039,7 +4718,7 @@
                     </pic:cNvPicPr>
                   </pic:nvPicPr>
                   <pic:blipFill>
-                    <a:blip r:embed="rId9" cstate="print">
+                    <a:blip r:embed="rId10" cstate="print">
                       <a:extLst>
                         <a:ext uri="{28A0092B-C50C-407E-A947-70E740481C1C}">
                           <a14:useLocalDpi xmlns:a14="http://schemas.microsoft.com/office/drawing/2010/main" val="0"/>
@@ -4076,31 +4755,18 @@
         <w:pStyle w:val="Caption"/>
         <w:spacing w:line="276" w:lineRule="auto"/>
       </w:pPr>
-      <w:bookmarkStart w:id="7" w:name="_Toc228185354"/>
+      <w:bookmarkStart w:id="7" w:name="_Toc228274542"/>
       <w:r>
         <w:t xml:space="preserve">Figure </w:t>
       </w:r>
-      <w:r>
-        <w:fldChar w:fldCharType="begin"/>
-      </w:r>
-      <w:r>
-        <w:instrText xml:space="preserve"> SEQ Figure \* ARABIC </w:instrText>
-      </w:r>
-      <w:r>
-        <w:fldChar w:fldCharType="separate"/>
-      </w:r>
-      <w:r>
-        <w:rPr>
-          <w:noProof/>
-        </w:rPr>
-        <w:t>1</w:t>
-      </w:r>
-      <w:r>
-        <w:rPr>
-          <w:noProof/>
-        </w:rPr>
-        <w:fldChar w:fldCharType="end"/>
-      </w:r>
+      <w:fldSimple w:instr=" SEQ Figure \* ARABIC ">
+        <w:r>
+          <w:rPr>
+            <w:noProof/>
+          </w:rPr>
+          <w:t>1</w:t>
+        </w:r>
+      </w:fldSimple>
       <w:r>
         <w:t>: Sample chest X-ray images from dataset</w:t>
       </w:r>
@@ -4120,7 +4786,7 @@
       <w:pPr>
         <w:pStyle w:val="Heading2"/>
       </w:pPr>
-      <w:bookmarkStart w:id="8" w:name="_Toc228185336"/>
+      <w:bookmarkStart w:id="8" w:name="_Toc228274522"/>
       <w:r>
         <w:t>2.3 Exploratory data analysis</w:t>
       </w:r>
@@ -4361,7 +5027,7 @@
                     </pic:cNvPicPr>
                   </pic:nvPicPr>
                   <pic:blipFill>
-                    <a:blip r:embed="rId10">
+                    <a:blip r:embed="rId11">
                       <a:extLst>
                         <a:ext uri="{28A0092B-C50C-407E-A947-70E740481C1C}">
                           <a14:useLocalDpi xmlns:a14="http://schemas.microsoft.com/office/drawing/2010/main" val="0"/>
@@ -4402,31 +5068,18 @@
         </w:rPr>
       </w:pPr>
       <w:bookmarkStart w:id="9" w:name="_Ref227756950"/>
-      <w:bookmarkStart w:id="10" w:name="_Toc228185355"/>
+      <w:bookmarkStart w:id="10" w:name="_Toc228274543"/>
       <w:r>
         <w:t xml:space="preserve">Figure </w:t>
       </w:r>
-      <w:r>
-        <w:fldChar w:fldCharType="begin"/>
-      </w:r>
-      <w:r>
-        <w:instrText xml:space="preserve"> SEQ Figure \* ARABIC </w:instrText>
-      </w:r>
-      <w:r>
-        <w:fldChar w:fldCharType="separate"/>
-      </w:r>
-      <w:r>
-        <w:rPr>
-          <w:noProof/>
-        </w:rPr>
-        <w:t>2</w:t>
-      </w:r>
-      <w:r>
-        <w:rPr>
-          <w:noProof/>
-        </w:rPr>
-        <w:fldChar w:fldCharType="end"/>
-      </w:r>
+      <w:fldSimple w:instr=" SEQ Figure \* ARABIC ">
+        <w:r>
+          <w:rPr>
+            <w:noProof/>
+          </w:rPr>
+          <w:t>2</w:t>
+        </w:r>
+      </w:fldSimple>
       <w:bookmarkEnd w:id="9"/>
       <w:r>
         <w:t>: Label distribution in the dataset</w:t>
@@ -4472,7 +5125,7 @@
                     </pic:cNvPicPr>
                   </pic:nvPicPr>
                   <pic:blipFill>
-                    <a:blip r:embed="rId11">
+                    <a:blip r:embed="rId12">
                       <a:extLst>
                         <a:ext uri="{28A0092B-C50C-407E-A947-70E740481C1C}">
                           <a14:useLocalDpi xmlns:a14="http://schemas.microsoft.com/office/drawing/2010/main" val="0"/>
@@ -4513,31 +5166,18 @@
         </w:rPr>
       </w:pPr>
       <w:bookmarkStart w:id="11" w:name="_Ref227756951"/>
-      <w:bookmarkStart w:id="12" w:name="_Toc228185356"/>
+      <w:bookmarkStart w:id="12" w:name="_Toc228274544"/>
       <w:r>
         <w:t xml:space="preserve">Figure </w:t>
       </w:r>
-      <w:r>
-        <w:fldChar w:fldCharType="begin"/>
-      </w:r>
-      <w:r>
-        <w:instrText xml:space="preserve"> SEQ Figure \* ARABIC </w:instrText>
-      </w:r>
-      <w:r>
-        <w:fldChar w:fldCharType="separate"/>
-      </w:r>
-      <w:r>
-        <w:rPr>
-          <w:noProof/>
-        </w:rPr>
-        <w:t>3</w:t>
-      </w:r>
-      <w:r>
-        <w:rPr>
-          <w:noProof/>
-        </w:rPr>
-        <w:fldChar w:fldCharType="end"/>
-      </w:r>
+      <w:fldSimple w:instr=" SEQ Figure \* ARABIC ">
+        <w:r>
+          <w:rPr>
+            <w:noProof/>
+          </w:rPr>
+          <w:t>3</w:t>
+        </w:r>
+      </w:fldSimple>
       <w:bookmarkEnd w:id="11"/>
       <w:r>
         <w:t>: Distribution of uncertain labels</w:t>
@@ -4584,7 +5224,7 @@
                     </pic:cNvPicPr>
                   </pic:nvPicPr>
                   <pic:blipFill>
-                    <a:blip r:embed="rId12">
+                    <a:blip r:embed="rId13">
                       <a:extLst>
                         <a:ext uri="{28A0092B-C50C-407E-A947-70E740481C1C}">
                           <a14:useLocalDpi xmlns:a14="http://schemas.microsoft.com/office/drawing/2010/main" val="0"/>
@@ -4622,31 +5262,18 @@
         <w:spacing w:line="276" w:lineRule="auto"/>
       </w:pPr>
       <w:bookmarkStart w:id="13" w:name="_Ref227756953"/>
-      <w:bookmarkStart w:id="14" w:name="_Toc228185357"/>
+      <w:bookmarkStart w:id="14" w:name="_Toc228274545"/>
       <w:r>
         <w:t xml:space="preserve">Figure </w:t>
       </w:r>
-      <w:r>
-        <w:fldChar w:fldCharType="begin"/>
-      </w:r>
-      <w:r>
-        <w:instrText xml:space="preserve"> SEQ Figure \* ARABIC </w:instrText>
-      </w:r>
-      <w:r>
-        <w:fldChar w:fldCharType="separate"/>
-      </w:r>
-      <w:r>
-        <w:rPr>
-          <w:noProof/>
-        </w:rPr>
-        <w:t>4</w:t>
-      </w:r>
-      <w:r>
-        <w:rPr>
-          <w:noProof/>
-        </w:rPr>
-        <w:fldChar w:fldCharType="end"/>
-      </w:r>
+      <w:fldSimple w:instr=" SEQ Figure \* ARABIC ">
+        <w:r>
+          <w:rPr>
+            <w:noProof/>
+          </w:rPr>
+          <w:t>4</w:t>
+        </w:r>
+      </w:fldSimple>
       <w:bookmarkEnd w:id="13"/>
       <w:r>
         <w:t>: Distribution of missing values</w:t>
@@ -4656,17 +5283,102 @@
     <w:p>
       <w:pPr>
         <w:spacing w:line="276" w:lineRule="auto"/>
-      </w:pPr>
+        <w:rPr>
+          <w:rFonts w:ascii="Times New Roman" w:hAnsi="Times New Roman" w:cs="Times New Roman"/>
+        </w:rPr>
+      </w:pPr>
+    </w:p>
+    <w:p>
+      <w:pPr>
+        <w:pStyle w:val="Heading2"/>
+      </w:pPr>
+      <w:bookmarkStart w:id="15" w:name="_Toc228274523"/>
+      <w:r>
+        <w:t>2.4 Data challenges</w:t>
+      </w:r>
+      <w:bookmarkEnd w:id="15"/>
     </w:p>
     <w:p>
       <w:pPr>
         <w:spacing w:line="276" w:lineRule="auto"/>
-      </w:pPr>
+        <w:rPr>
+          <w:rFonts w:ascii="Times New Roman" w:hAnsi="Times New Roman" w:cs="Times New Roman"/>
+        </w:rPr>
+      </w:pPr>
+      <w:r>
+        <w:rPr>
+          <w:rFonts w:ascii="Times New Roman" w:hAnsi="Times New Roman" w:cs="Times New Roman"/>
+        </w:rPr>
+        <w:t xml:space="preserve">This dataset presents several challenges that must be addressed in order to train </w:t>
+      </w:r>
+      <w:r>
+        <w:rPr>
+          <w:rFonts w:ascii="Times New Roman" w:hAnsi="Times New Roman" w:cs="Times New Roman"/>
+        </w:rPr>
+        <w:t xml:space="preserve">a reliable deep learning model. A primary challenge is the significant class imbalance observed across the 14 conditions. </w:t>
+      </w:r>
+      <w:r>
+        <w:rPr>
+          <w:rFonts w:ascii="Times New Roman" w:hAnsi="Times New Roman" w:cs="Times New Roman"/>
+        </w:rPr>
+        <w:t xml:space="preserve">EDA revealed that certain pathologies, such as Pleural Effusion and </w:t>
+      </w:r>
+      <w:r>
+        <w:rPr>
+          <w:rFonts w:ascii="Times New Roman" w:hAnsi="Times New Roman" w:cs="Times New Roman"/>
+        </w:rPr>
+        <w:t>Edema</w:t>
+      </w:r>
+      <w:r>
+        <w:rPr>
+          <w:rFonts w:ascii="Times New Roman" w:hAnsi="Times New Roman" w:cs="Times New Roman"/>
+        </w:rPr>
+        <w:t>, are relatively common, whereas other</w:t>
+      </w:r>
+      <w:r>
+        <w:rPr>
+          <w:rFonts w:ascii="Times New Roman" w:hAnsi="Times New Roman" w:cs="Times New Roman"/>
+        </w:rPr>
+        <w:t xml:space="preserve"> conditions</w:t>
+      </w:r>
+      <w:r>
+        <w:rPr>
+          <w:rFonts w:ascii="Times New Roman" w:hAnsi="Times New Roman" w:cs="Times New Roman"/>
+        </w:rPr>
+        <w:t xml:space="preserve"> such as Fracture and Lung Lesion </w:t>
+      </w:r>
+      <w:r>
+        <w:rPr>
+          <w:rFonts w:ascii="Times New Roman" w:hAnsi="Times New Roman" w:cs="Times New Roman"/>
+        </w:rPr>
+        <w:t>are less common</w:t>
+      </w:r>
+      <w:r>
+        <w:rPr>
+          <w:rFonts w:ascii="Times New Roman" w:hAnsi="Times New Roman" w:cs="Times New Roman"/>
+        </w:rPr>
+        <w:t>. This imbalance can bias the model toward predicting the majority classes, which could potentially lead to poor performance on rare but clinically important conditions.</w:t>
+      </w:r>
     </w:p>
     <w:p>
       <w:pPr>
         <w:spacing w:line="276" w:lineRule="auto"/>
-      </w:pPr>
+        <w:rPr>
+          <w:rFonts w:ascii="Times New Roman" w:hAnsi="Times New Roman" w:cs="Times New Roman"/>
+        </w:rPr>
+      </w:pPr>
+      <w:r>
+        <w:rPr>
+          <w:rFonts w:ascii="Times New Roman" w:hAnsi="Times New Roman" w:cs="Times New Roman"/>
+        </w:rPr>
+        <w:t xml:space="preserve">Another important challenge is the presence of uncertain labels and missing values for some labels. </w:t>
+      </w:r>
+      <w:r>
+        <w:rPr>
+          <w:rFonts w:ascii="Times New Roman" w:hAnsi="Times New Roman" w:cs="Times New Roman"/>
+        </w:rPr>
+        <w:t>These labels arise from ambiguity in the original radiology reports, and reflect the difficult of diagnosing certain conditions from chest radiographs. The proportion of missing- and uncertain labels varies between classes, further complicating the learning process. If these labels are not handled appropriately, they can introduce noise and negatively affect model performance.</w:t>
+      </w:r>
     </w:p>
     <w:p>
       <w:pPr>
@@ -4675,124 +5387,40 @@
           <w:rFonts w:ascii="Times New Roman" w:hAnsi="Times New Roman" w:cs="Times New Roman"/>
         </w:rPr>
       </w:pPr>
+      <w:r>
+        <w:rPr>
+          <w:rFonts w:ascii="Times New Roman" w:hAnsi="Times New Roman" w:cs="Times New Roman"/>
+        </w:rPr>
+        <w:t xml:space="preserve">The dataset is also heterogeneous in image characteristics, with variations in image quality, contract, and </w:t>
+      </w:r>
+      <w:r>
+        <w:rPr>
+          <w:rFonts w:ascii="Times New Roman" w:hAnsi="Times New Roman" w:cs="Times New Roman"/>
+        </w:rPr>
+        <w:t>contains both frontal and lateral chest radiographs. These variations increase the complexity of the classification task and requires the model to generalize across diverse inputs.</w:t>
+      </w:r>
+    </w:p>
+    <w:p>
+      <w:pPr>
+        <w:spacing w:line="276" w:lineRule="auto"/>
+        <w:rPr>
+          <w:rFonts w:ascii="Times New Roman" w:hAnsi="Times New Roman" w:cs="Times New Roman"/>
+        </w:rPr>
+      </w:pPr>
+    </w:p>
+    <w:p>
+      <w:pPr>
+        <w:spacing w:line="276" w:lineRule="auto"/>
+        <w:rPr>
+          <w:rFonts w:ascii="Times New Roman" w:hAnsi="Times New Roman" w:cs="Times New Roman"/>
+        </w:rPr>
+      </w:pPr>
     </w:p>
     <w:p>
       <w:pPr>
         <w:pStyle w:val="Heading2"/>
       </w:pPr>
-      <w:bookmarkStart w:id="15" w:name="_Toc228185337"/>
-      <w:r>
-        <w:t>2.4 Data challenges</w:t>
-      </w:r>
-      <w:bookmarkEnd w:id="15"/>
-    </w:p>
-    <w:p>
-      <w:pPr>
-        <w:spacing w:line="276" w:lineRule="auto"/>
-        <w:rPr>
-          <w:rFonts w:ascii="Times New Roman" w:hAnsi="Times New Roman" w:cs="Times New Roman"/>
-        </w:rPr>
-      </w:pPr>
-      <w:r>
-        <w:rPr>
-          <w:rFonts w:ascii="Times New Roman" w:hAnsi="Times New Roman" w:cs="Times New Roman"/>
-        </w:rPr>
-        <w:t xml:space="preserve">This dataset presents several challenges that must be addressed in order to train </w:t>
-      </w:r>
-      <w:r>
-        <w:rPr>
-          <w:rFonts w:ascii="Times New Roman" w:hAnsi="Times New Roman" w:cs="Times New Roman"/>
-        </w:rPr>
-        <w:t xml:space="preserve">a reliable deep learning model. A primary challenge is the significant class imbalance observed across the 14 conditions. </w:t>
-      </w:r>
-      <w:r>
-        <w:rPr>
-          <w:rFonts w:ascii="Times New Roman" w:hAnsi="Times New Roman" w:cs="Times New Roman"/>
-        </w:rPr>
-        <w:t xml:space="preserve">EDA revealed that certain pathologies, such as Pleural Effusion and </w:t>
-      </w:r>
-      <w:r>
-        <w:rPr>
-          <w:rFonts w:ascii="Times New Roman" w:hAnsi="Times New Roman" w:cs="Times New Roman"/>
-        </w:rPr>
-        <w:t>Edema</w:t>
-      </w:r>
-      <w:r>
-        <w:rPr>
-          <w:rFonts w:ascii="Times New Roman" w:hAnsi="Times New Roman" w:cs="Times New Roman"/>
-        </w:rPr>
-        <w:t>, are relatively common, whereas other</w:t>
-      </w:r>
-      <w:r>
-        <w:rPr>
-          <w:rFonts w:ascii="Times New Roman" w:hAnsi="Times New Roman" w:cs="Times New Roman"/>
-        </w:rPr>
-        <w:t xml:space="preserve"> conditions</w:t>
-      </w:r>
-      <w:r>
-        <w:rPr>
-          <w:rFonts w:ascii="Times New Roman" w:hAnsi="Times New Roman" w:cs="Times New Roman"/>
-        </w:rPr>
-        <w:t xml:space="preserve"> such as Fracture and Lung Lesion </w:t>
-      </w:r>
-      <w:r>
-        <w:rPr>
-          <w:rFonts w:ascii="Times New Roman" w:hAnsi="Times New Roman" w:cs="Times New Roman"/>
-        </w:rPr>
-        <w:t>are less common</w:t>
-      </w:r>
-      <w:r>
-        <w:rPr>
-          <w:rFonts w:ascii="Times New Roman" w:hAnsi="Times New Roman" w:cs="Times New Roman"/>
-        </w:rPr>
-        <w:t>. This imbalance can bias the model toward predicting the majority classes, which could potentially lead to poor performance on rare but clinically important conditions.</w:t>
-      </w:r>
-    </w:p>
-    <w:p>
-      <w:pPr>
-        <w:spacing w:line="276" w:lineRule="auto"/>
-        <w:rPr>
-          <w:rFonts w:ascii="Times New Roman" w:hAnsi="Times New Roman" w:cs="Times New Roman"/>
-        </w:rPr>
-      </w:pPr>
-      <w:r>
-        <w:rPr>
-          <w:rFonts w:ascii="Times New Roman" w:hAnsi="Times New Roman" w:cs="Times New Roman"/>
-        </w:rPr>
-        <w:t xml:space="preserve">Another important challenge is the presence of uncertain labels and missing values for some labels. </w:t>
-      </w:r>
-      <w:r>
-        <w:rPr>
-          <w:rFonts w:ascii="Times New Roman" w:hAnsi="Times New Roman" w:cs="Times New Roman"/>
-        </w:rPr>
-        <w:t>These labels arise from ambiguity in the original radiology reports, and reflect the difficult of diagnosing certain conditions from chest radiographs. The proportion of missing- and uncertain labels varies between classes, further complicating the learning process. If these labels are not handled appropriately, they can introduce noise and negatively affect model performance.</w:t>
-      </w:r>
-    </w:p>
-    <w:p>
-      <w:pPr>
-        <w:spacing w:line="276" w:lineRule="auto"/>
-        <w:rPr>
-          <w:rFonts w:ascii="Times New Roman" w:hAnsi="Times New Roman" w:cs="Times New Roman"/>
-        </w:rPr>
-      </w:pPr>
-      <w:r>
-        <w:rPr>
-          <w:rFonts w:ascii="Times New Roman" w:hAnsi="Times New Roman" w:cs="Times New Roman"/>
-        </w:rPr>
-        <w:t xml:space="preserve">The dataset is also heterogeneous in image characteristics, with variations in image quality, contract, and </w:t>
-      </w:r>
-      <w:r>
-        <w:rPr>
-          <w:rFonts w:ascii="Times New Roman" w:hAnsi="Times New Roman" w:cs="Times New Roman"/>
-        </w:rPr>
-        <w:t>contains both frontal and lateral chest radiographs. These variations increase the complexity of the classification task and requires the model to generalize across diverse inputs.</w:t>
-      </w:r>
-    </w:p>
-    <w:p>
-      <w:pPr>
-        <w:pStyle w:val="Heading2"/>
-      </w:pPr>
-      <w:bookmarkStart w:id="16" w:name="_Toc228185338"/>
+      <w:bookmarkStart w:id="16" w:name="_Toc228274524"/>
       <w:r>
         <w:lastRenderedPageBreak/>
         <w:t>2.5 Data preprocessing</w:t>
@@ -4844,7 +5472,6 @@
           <w:id w:val="-1844932717"/>
           <w:citation/>
         </w:sdtPr>
-        <w:sdtEndPr/>
         <w:sdtContent>
           <w:r>
             <w:rPr>
@@ -4965,7 +5592,6 @@
           <w:id w:val="-483857413"/>
           <w:citation/>
         </w:sdtPr>
-        <w:sdtEndPr/>
         <w:sdtContent>
           <w:r>
             <w:rPr>
@@ -5075,7 +5701,7 @@
       <w:pPr>
         <w:pStyle w:val="Heading1"/>
       </w:pPr>
-      <w:bookmarkStart w:id="17" w:name="_Toc228185339"/>
+      <w:bookmarkStart w:id="17" w:name="_Toc228274525"/>
       <w:r>
         <w:t xml:space="preserve">3 </w:t>
       </w:r>
@@ -5088,7 +5714,7 @@
       <w:pPr>
         <w:pStyle w:val="Heading2"/>
       </w:pPr>
-      <w:bookmarkStart w:id="18" w:name="_Toc228185340"/>
+      <w:bookmarkStart w:id="18" w:name="_Toc228274526"/>
       <w:r>
         <w:t>3.1 Overview of model choices</w:t>
       </w:r>
@@ -5170,7 +5796,7 @@
       <w:pPr>
         <w:pStyle w:val="Heading2"/>
       </w:pPr>
-      <w:bookmarkStart w:id="19" w:name="_Toc228185341"/>
+      <w:bookmarkStart w:id="19" w:name="_Toc228274527"/>
       <w:r>
         <w:t>3.2 Theoretical motivation</w:t>
       </w:r>
@@ -5233,14 +5859,38 @@
         <w:rPr>
           <w:rFonts w:ascii="Times New Roman" w:hAnsi="Times New Roman" w:cs="Times New Roman"/>
         </w:rPr>
-        <w:t xml:space="preserve"> promotes feature reuse. These properties are beneficial in medical imaging tasks, where subtle patterns are important. DenseNet121 was also selected because it is used </w:t>
+        <w:t xml:space="preserve"> promotes feature reuse. These properties are beneficial in medical imaging tasks, where</w:t>
+      </w:r>
+      <w:r>
+        <w:rPr>
+          <w:rFonts w:ascii="Times New Roman" w:hAnsi="Times New Roman" w:cs="Times New Roman"/>
+        </w:rPr>
+        <w:t xml:space="preserve"> detecting</w:t>
+      </w:r>
+      <w:r>
+        <w:rPr>
+          <w:rFonts w:ascii="Times New Roman" w:hAnsi="Times New Roman" w:cs="Times New Roman"/>
+        </w:rPr>
+        <w:t xml:space="preserve"> subtle patterns are important. DenseNet121 was </w:t>
+      </w:r>
+      <w:r>
+        <w:rPr>
+          <w:rFonts w:ascii="Times New Roman" w:hAnsi="Times New Roman" w:cs="Times New Roman"/>
+        </w:rPr>
+        <w:t>selected also</w:t>
+      </w:r>
+      <w:r>
+        <w:rPr>
+          <w:rFonts w:ascii="Times New Roman" w:hAnsi="Times New Roman" w:cs="Times New Roman"/>
+        </w:rPr>
+        <w:t xml:space="preserve"> because </w:t>
       </w:r>
       <w:r>
         <w:rPr>
           <w:rFonts w:ascii="Times New Roman" w:hAnsi="Times New Roman" w:cs="Times New Roman"/>
         </w:rPr>
         <w:lastRenderedPageBreak/>
-        <w:t>in the original CheXpert study by</w:t>
+        <w:t>it is used in the original CheXpert study by</w:t>
       </w:r>
       <w:r>
         <w:rPr>
@@ -5323,7 +5973,7 @@
           <w:szCs w:val="24"/>
         </w:rPr>
       </w:pPr>
-      <w:bookmarkStart w:id="20" w:name="_Toc228185342"/>
+      <w:bookmarkStart w:id="20" w:name="_Toc228274528"/>
       <w:r>
         <w:t>3.3 Baseline CNN architecture</w:t>
       </w:r>
@@ -5362,7 +6012,6 @@
           <w:id w:val="1148703777"/>
           <w:citation/>
         </w:sdtPr>
-        <w:sdtEndPr/>
         <w:sdtContent>
           <w:r>
             <w:rPr>
@@ -5467,7 +6116,25 @@
         <w:rPr>
           <w:rFonts w:ascii="Times New Roman" w:hAnsi="Times New Roman" w:cs="Times New Roman"/>
         </w:rPr>
-        <w:t>The model was trained using the Adam optimizer with a learning rate of XYZ, and binary cross-entropy as the loss function, since this is a multi-label classification problem. To improve training stability and prevent overfitting, several callbacks were used, including early stopping based on validation AUC, model checkpointing to save the best performing model, and adaptive learning rate reduction when validation performance plateaued.</w:t>
+        <w:t>Due to its adaptive learning rate,</w:t>
+      </w:r>
+      <w:r>
+        <w:rPr>
+          <w:rFonts w:ascii="Times New Roman" w:hAnsi="Times New Roman" w:cs="Times New Roman"/>
+        </w:rPr>
+        <w:t xml:space="preserve"> the Adam optimizer was used with a learning rate of 0.0001, in the hopes that this would lead to a faster convergence compared to standard stochastic gradient descent. Since this is a multi-label classification problem, </w:t>
+      </w:r>
+      <w:r>
+        <w:rPr>
+          <w:rFonts w:ascii="Times New Roman" w:hAnsi="Times New Roman" w:cs="Times New Roman"/>
+        </w:rPr>
+        <w:t>binary cross-entropy was used as the loss function.</w:t>
+      </w:r>
+      <w:r>
+        <w:rPr>
+          <w:rFonts w:ascii="Times New Roman" w:hAnsi="Times New Roman" w:cs="Times New Roman"/>
+        </w:rPr>
+        <w:t xml:space="preserve"> To improve training stability and prevent overfitting, several callbacks were used, including early stopping based on validation AUC, model checkpointing to save the best performing model, and adaptive learning rate reduction when validation performance plateaued.</w:t>
       </w:r>
     </w:p>
     <w:p>
@@ -5502,7 +6169,7 @@
                     <pic:cNvPicPr/>
                   </pic:nvPicPr>
                   <pic:blipFill>
-                    <a:blip r:embed="rId13"/>
+                    <a:blip r:embed="rId14"/>
                     <a:stretch>
                       <a:fillRect/>
                     </a:stretch>
@@ -5528,31 +6195,18 @@
         <w:pStyle w:val="Caption"/>
         <w:spacing w:line="276" w:lineRule="auto"/>
       </w:pPr>
-      <w:bookmarkStart w:id="21" w:name="_Toc228185358"/>
+      <w:bookmarkStart w:id="21" w:name="_Toc228274546"/>
       <w:r>
         <w:t xml:space="preserve">Figure </w:t>
       </w:r>
-      <w:r>
-        <w:fldChar w:fldCharType="begin"/>
-      </w:r>
-      <w:r>
-        <w:instrText xml:space="preserve"> SEQ Figure \* ARABIC </w:instrText>
-      </w:r>
-      <w:r>
-        <w:fldChar w:fldCharType="separate"/>
-      </w:r>
-      <w:r>
-        <w:rPr>
-          <w:noProof/>
-        </w:rPr>
-        <w:t>5</w:t>
-      </w:r>
-      <w:r>
-        <w:rPr>
-          <w:noProof/>
-        </w:rPr>
-        <w:fldChar w:fldCharType="end"/>
-      </w:r>
+      <w:fldSimple w:instr=" SEQ Figure \* ARABIC ">
+        <w:r>
+          <w:rPr>
+            <w:noProof/>
+          </w:rPr>
+          <w:t>5</w:t>
+        </w:r>
+      </w:fldSimple>
       <w:r>
         <w:t>: Baseline CNN-model</w:t>
       </w:r>
@@ -5571,7 +6225,7 @@
       <w:pPr>
         <w:pStyle w:val="Heading2"/>
       </w:pPr>
-      <w:bookmarkStart w:id="22" w:name="_Toc228185343"/>
+      <w:bookmarkStart w:id="22" w:name="_Toc228274529"/>
       <w:r>
         <w:t>3.4 Transfer learning architecture</w:t>
       </w:r>
@@ -5588,7 +6242,13 @@
         <w:rPr>
           <w:rFonts w:ascii="Times New Roman" w:hAnsi="Times New Roman" w:cs="Times New Roman"/>
         </w:rPr>
-        <w:t>To improve performance, a second model based on transfer learning was implemented using D</w:t>
+        <w:t>In an attempt t</w:t>
+      </w:r>
+      <w:r>
+        <w:rPr>
+          <w:rFonts w:ascii="Times New Roman" w:hAnsi="Times New Roman" w:cs="Times New Roman"/>
+        </w:rPr>
+        <w:t>o improve performance, a second model based on transfer learning was implemented using D</w:t>
       </w:r>
       <w:r>
         <w:rPr>
@@ -5616,7 +6276,6 @@
           <w:id w:val="1325867942"/>
           <w:citation/>
         </w:sdtPr>
-        <w:sdtEndPr/>
         <w:sdtContent>
           <w:r>
             <w:rPr>
@@ -5703,7 +6362,6 @@
           <w:id w:val="182707031"/>
           <w:citation/>
         </w:sdtPr>
-        <w:sdtEndPr/>
         <w:sdtContent>
           <w:r>
             <w:rPr>
@@ -5813,7 +6471,7 @@
                     <pic:cNvPicPr/>
                   </pic:nvPicPr>
                   <pic:blipFill>
-                    <a:blip r:embed="rId14"/>
+                    <a:blip r:embed="rId15"/>
                     <a:stretch>
                       <a:fillRect/>
                     </a:stretch>
@@ -5839,31 +6497,18 @@
         <w:pStyle w:val="Caption"/>
         <w:spacing w:line="276" w:lineRule="auto"/>
       </w:pPr>
-      <w:bookmarkStart w:id="23" w:name="_Toc228185359"/>
+      <w:bookmarkStart w:id="23" w:name="_Toc228274547"/>
       <w:r>
         <w:t xml:space="preserve">Figure </w:t>
       </w:r>
-      <w:r>
-        <w:fldChar w:fldCharType="begin"/>
-      </w:r>
-      <w:r>
-        <w:instrText xml:space="preserve"> SEQ Figure \* ARABIC </w:instrText>
-      </w:r>
-      <w:r>
-        <w:fldChar w:fldCharType="separate"/>
-      </w:r>
-      <w:r>
-        <w:rPr>
-          <w:noProof/>
-        </w:rPr>
-        <w:t>6</w:t>
-      </w:r>
-      <w:r>
-        <w:rPr>
-          <w:noProof/>
-        </w:rPr>
-        <w:fldChar w:fldCharType="end"/>
-      </w:r>
+      <w:fldSimple w:instr=" SEQ Figure \* ARABIC ">
+        <w:r>
+          <w:rPr>
+            <w:noProof/>
+          </w:rPr>
+          <w:t>6</w:t>
+        </w:r>
+      </w:fldSimple>
       <w:r>
         <w:t xml:space="preserve">: DenseNet121 </w:t>
       </w:r>
@@ -5879,7 +6524,7 @@
       <w:pPr>
         <w:pStyle w:val="Heading1"/>
       </w:pPr>
-      <w:bookmarkStart w:id="24" w:name="_Toc228185344"/>
+      <w:bookmarkStart w:id="24" w:name="_Toc228274530"/>
       <w:r>
         <w:t xml:space="preserve">4 </w:t>
       </w:r>
@@ -5892,7 +6537,7 @@
       <w:pPr>
         <w:pStyle w:val="Heading2"/>
       </w:pPr>
-      <w:bookmarkStart w:id="25" w:name="_Toc228185345"/>
+      <w:bookmarkStart w:id="25" w:name="_Toc228274531"/>
       <w:r>
         <w:t>4.1 Results</w:t>
       </w:r>
@@ -5902,7 +6547,7 @@
       <w:pPr>
         <w:pStyle w:val="Heading3"/>
       </w:pPr>
-      <w:bookmarkStart w:id="26" w:name="_Toc228185346"/>
+      <w:bookmarkStart w:id="26" w:name="_Toc228274532"/>
       <w:r>
         <w:t>4.1.1 Baseline performance</w:t>
       </w:r>
@@ -5993,7 +6638,7 @@
           <w:noProof/>
         </w:rPr>
         <w:drawing>
-          <wp:inline distT="0" distB="0" distL="0" distR="0" wp14:anchorId="008BA3D8" wp14:editId="1A7F03A7">
+          <wp:inline distT="0" distB="0" distL="0" distR="0" wp14:anchorId="008BA3D8" wp14:editId="264F0070">
             <wp:extent cx="5731510" cy="2047240"/>
             <wp:effectExtent l="0" t="0" r="2540" b="0"/>
             <wp:docPr id="1714646541" name="Picture 1"/>
@@ -6010,7 +6655,7 @@
                     </pic:cNvPicPr>
                   </pic:nvPicPr>
                   <pic:blipFill>
-                    <a:blip r:embed="rId15" cstate="print">
+                    <a:blip r:embed="rId16" cstate="print">
                       <a:extLst>
                         <a:ext uri="{28A0092B-C50C-407E-A947-70E740481C1C}">
                           <a14:useLocalDpi xmlns:a14="http://schemas.microsoft.com/office/drawing/2010/main" val="0"/>
@@ -6051,31 +6696,18 @@
         </w:rPr>
       </w:pPr>
       <w:bookmarkStart w:id="27" w:name="_Ref227766638"/>
-      <w:bookmarkStart w:id="28" w:name="_Toc228185360"/>
+      <w:bookmarkStart w:id="28" w:name="_Toc228274548"/>
       <w:r>
         <w:t xml:space="preserve">Figure </w:t>
       </w:r>
-      <w:r>
-        <w:fldChar w:fldCharType="begin"/>
-      </w:r>
-      <w:r>
-        <w:instrText xml:space="preserve"> SEQ Figure \* ARABIC </w:instrText>
-      </w:r>
-      <w:r>
-        <w:fldChar w:fldCharType="separate"/>
-      </w:r>
-      <w:r>
-        <w:rPr>
-          <w:noProof/>
-        </w:rPr>
-        <w:t>7</w:t>
-      </w:r>
-      <w:r>
-        <w:rPr>
-          <w:noProof/>
-        </w:rPr>
-        <w:fldChar w:fldCharType="end"/>
-      </w:r>
+      <w:fldSimple w:instr=" SEQ Figure \* ARABIC ">
+        <w:r>
+          <w:rPr>
+            <w:noProof/>
+          </w:rPr>
+          <w:t>7</w:t>
+        </w:r>
+      </w:fldSimple>
       <w:bookmarkEnd w:id="27"/>
       <w:r>
         <w:t>: AUC and loss over epochs for CNN</w:t>
@@ -6138,12 +6770,12 @@
         <w:rPr>
           <w:rFonts w:ascii="Times New Roman" w:hAnsi="Times New Roman" w:cs="Times New Roman"/>
         </w:rPr>
-      </w:r>
-      <w:r>
-        <w:rPr>
-          <w:rFonts w:ascii="Times New Roman" w:hAnsi="Times New Roman" w:cs="Times New Roman"/>
-        </w:rPr>
         <w:instrText xml:space="preserve"> \* MERGEFORMAT </w:instrText>
+      </w:r>
+      <w:r>
+        <w:rPr>
+          <w:rFonts w:ascii="Times New Roman" w:hAnsi="Times New Roman" w:cs="Times New Roman"/>
+        </w:rPr>
       </w:r>
       <w:r>
         <w:rPr>
@@ -6201,7 +6833,7 @@
                     </pic:cNvPicPr>
                   </pic:nvPicPr>
                   <pic:blipFill>
-                    <a:blip r:embed="rId16">
+                    <a:blip r:embed="rId17">
                       <a:extLst>
                         <a:ext uri="{28A0092B-C50C-407E-A947-70E740481C1C}">
                           <a14:useLocalDpi xmlns:a14="http://schemas.microsoft.com/office/drawing/2010/main" val="0"/>
@@ -6237,48 +6869,202 @@
       <w:pPr>
         <w:pStyle w:val="Caption"/>
         <w:spacing w:line="276" w:lineRule="auto"/>
-        <w:rPr>
-          <w:rFonts w:ascii="Times New Roman" w:hAnsi="Times New Roman" w:cs="Times New Roman"/>
-        </w:rPr>
       </w:pPr>
       <w:bookmarkStart w:id="29" w:name="_Ref228184570"/>
-      <w:bookmarkStart w:id="30" w:name="_Toc228185361"/>
+      <w:bookmarkStart w:id="30" w:name="_Toc228274549"/>
       <w:r>
         <w:t xml:space="preserve">Figure </w:t>
       </w:r>
-      <w:r>
+      <w:fldSimple w:instr=" SEQ Figure \* ARABIC ">
+        <w:r>
+          <w:rPr>
+            <w:noProof/>
+          </w:rPr>
+          <w:t>8</w:t>
+        </w:r>
+      </w:fldSimple>
+      <w:bookmarkEnd w:id="29"/>
+      <w:r>
+        <w:t>: Baseline CNN AUC per condition</w:t>
+      </w:r>
+      <w:bookmarkEnd w:id="30"/>
+    </w:p>
+    <w:p>
+      <w:pPr>
+        <w:spacing w:line="276" w:lineRule="auto"/>
+        <w:rPr>
+          <w:rFonts w:ascii="Times New Roman" w:hAnsi="Times New Roman" w:cs="Times New Roman"/>
+        </w:rPr>
+      </w:pPr>
+      <w:r>
+        <w:rPr>
+          <w:rFonts w:ascii="Times New Roman" w:hAnsi="Times New Roman" w:cs="Times New Roman"/>
+        </w:rPr>
+        <w:t>When evaluating performance at a fixed threshold of 0.5, the model showed high precision but consistently low recall across several conditions</w:t>
+      </w:r>
+      <w:r>
+        <w:rPr>
+          <w:rFonts w:ascii="Times New Roman" w:hAnsi="Times New Roman" w:cs="Times New Roman"/>
+        </w:rPr>
+        <w:t xml:space="preserve">, as seen </w:t>
+      </w:r>
+      <w:r>
+        <w:rPr>
+          <w:rFonts w:ascii="Times New Roman" w:hAnsi="Times New Roman" w:cs="Times New Roman"/>
+        </w:rPr>
+        <w:t>in</w:t>
+      </w:r>
+      <w:r>
+        <w:rPr>
+          <w:rFonts w:ascii="Times New Roman" w:hAnsi="Times New Roman" w:cs="Times New Roman"/>
+        </w:rPr>
+        <w:t xml:space="preserve"> </w:t>
+      </w:r>
+      <w:r>
+        <w:rPr>
+          <w:rFonts w:ascii="Times New Roman" w:hAnsi="Times New Roman" w:cs="Times New Roman"/>
+        </w:rPr>
         <w:fldChar w:fldCharType="begin"/>
       </w:r>
       <w:r>
-        <w:instrText xml:space="preserve"> SEQ Figure \* ARABIC </w:instrText>
-      </w:r>
-      <w:r>
+        <w:rPr>
+          <w:rFonts w:ascii="Times New Roman" w:hAnsi="Times New Roman" w:cs="Times New Roman"/>
+        </w:rPr>
+        <w:instrText xml:space="preserve"> REF _Ref228266751 \h </w:instrText>
+      </w:r>
+      <w:r>
+        <w:rPr>
+          <w:rFonts w:ascii="Times New Roman" w:hAnsi="Times New Roman" w:cs="Times New Roman"/>
+        </w:rPr>
+      </w:r>
+      <w:r>
+        <w:rPr>
+          <w:rFonts w:ascii="Times New Roman" w:hAnsi="Times New Roman" w:cs="Times New Roman"/>
+        </w:rPr>
+        <w:instrText xml:space="preserve"> \* MERGEFORMAT </w:instrText>
+      </w:r>
+      <w:r>
+        <w:rPr>
+          <w:rFonts w:ascii="Times New Roman" w:hAnsi="Times New Roman" w:cs="Times New Roman"/>
+        </w:rPr>
         <w:fldChar w:fldCharType="separate"/>
       </w:r>
       <w:r>
         <w:rPr>
+          <w:rFonts w:ascii="Times New Roman" w:hAnsi="Times New Roman" w:cs="Times New Roman"/>
+        </w:rPr>
+        <w:t xml:space="preserve">Figure </w:t>
+      </w:r>
+      <w:r>
+        <w:rPr>
+          <w:rFonts w:ascii="Times New Roman" w:hAnsi="Times New Roman" w:cs="Times New Roman"/>
           <w:noProof/>
         </w:rPr>
-        <w:t>8</w:t>
-      </w:r>
-      <w:r>
+        <w:t>9</w:t>
+      </w:r>
+      <w:r>
+        <w:rPr>
+          <w:rFonts w:ascii="Times New Roman" w:hAnsi="Times New Roman" w:cs="Times New Roman"/>
+        </w:rPr>
         <w:fldChar w:fldCharType="end"/>
       </w:r>
-      <w:bookmarkEnd w:id="29"/>
-      <w:r>
-        <w:t>: Baseline CNN AUC per condition</w:t>
-      </w:r>
-      <w:bookmarkEnd w:id="30"/>
-    </w:p>
-    <w:p>
-      <w:pPr>
-        <w:pStyle w:val="Heading3"/>
-      </w:pPr>
-      <w:bookmarkStart w:id="31" w:name="_Toc228185347"/>
-      <w:r>
-        <w:t>4.1.2 Transfer learning performance</w:t>
-      </w:r>
+      <w:r>
+        <w:rPr>
+          <w:rFonts w:ascii="Times New Roman" w:hAnsi="Times New Roman" w:cs="Times New Roman"/>
+        </w:rPr>
+        <w:t>.</w:t>
+      </w:r>
+      <w:r>
+        <w:rPr>
+          <w:rFonts w:ascii="Times New Roman" w:hAnsi="Times New Roman" w:cs="Times New Roman"/>
+        </w:rPr>
+        <w:t xml:space="preserve"> </w:t>
+      </w:r>
+    </w:p>
+    <w:p>
+      <w:pPr>
+        <w:keepNext/>
+        <w:spacing w:line="276" w:lineRule="auto"/>
+      </w:pPr>
+      <w:r>
+        <w:rPr>
+          <w:noProof/>
+        </w:rPr>
+        <w:drawing>
+          <wp:inline distT="0" distB="0" distL="0" distR="0" wp14:anchorId="4041245D" wp14:editId="72ACA806">
+            <wp:extent cx="5731510" cy="2842895"/>
+            <wp:effectExtent l="0" t="0" r="2540" b="0"/>
+            <wp:docPr id="1095878044" name="Picture 3"/>
+            <wp:cNvGraphicFramePr>
+              <a:graphicFrameLocks xmlns:a="http://schemas.openxmlformats.org/drawingml/2006/main" noChangeAspect="1"/>
+            </wp:cNvGraphicFramePr>
+            <a:graphic xmlns:a="http://schemas.openxmlformats.org/drawingml/2006/main">
+              <a:graphicData uri="http://schemas.openxmlformats.org/drawingml/2006/picture">
+                <pic:pic xmlns:pic="http://schemas.openxmlformats.org/drawingml/2006/picture">
+                  <pic:nvPicPr>
+                    <pic:cNvPr id="0" name="Picture 5"/>
+                    <pic:cNvPicPr>
+                      <a:picLocks noChangeAspect="1" noChangeArrowheads="1"/>
+                    </pic:cNvPicPr>
+                  </pic:nvPicPr>
+                  <pic:blipFill>
+                    <a:blip r:embed="rId18">
+                      <a:extLst>
+                        <a:ext uri="{28A0092B-C50C-407E-A947-70E740481C1C}">
+                          <a14:useLocalDpi xmlns:a14="http://schemas.microsoft.com/office/drawing/2010/main" val="0"/>
+                        </a:ext>
+                      </a:extLst>
+                    </a:blip>
+                    <a:srcRect/>
+                    <a:stretch>
+                      <a:fillRect/>
+                    </a:stretch>
+                  </pic:blipFill>
+                  <pic:spPr bwMode="auto">
+                    <a:xfrm>
+                      <a:off x="0" y="0"/>
+                      <a:ext cx="5731510" cy="2842895"/>
+                    </a:xfrm>
+                    <a:prstGeom prst="rect">
+                      <a:avLst/>
+                    </a:prstGeom>
+                    <a:noFill/>
+                    <a:ln>
+                      <a:noFill/>
+                    </a:ln>
+                  </pic:spPr>
+                </pic:pic>
+              </a:graphicData>
+            </a:graphic>
+          </wp:inline>
+        </w:drawing>
+      </w:r>
+    </w:p>
+    <w:p>
+      <w:pPr>
+        <w:pStyle w:val="Caption"/>
+        <w:rPr>
+          <w:rFonts w:ascii="Times New Roman" w:hAnsi="Times New Roman" w:cs="Times New Roman"/>
+        </w:rPr>
+      </w:pPr>
+      <w:bookmarkStart w:id="31" w:name="_Ref228266751"/>
+      <w:bookmarkStart w:id="32" w:name="_Toc228274550"/>
+      <w:r>
+        <w:t xml:space="preserve">Figure </w:t>
+      </w:r>
+      <w:fldSimple w:instr=" SEQ Figure \* ARABIC ">
+        <w:r>
+          <w:rPr>
+            <w:noProof/>
+          </w:rPr>
+          <w:t>9</w:t>
+        </w:r>
+      </w:fldSimple>
       <w:bookmarkEnd w:id="31"/>
+      <w:r>
+        <w:t>: Precision, Recall and F1-score in baseline CNN</w:t>
+      </w:r>
+      <w:bookmarkEnd w:id="32"/>
     </w:p>
     <w:p>
       <w:pPr>
@@ -6291,25 +7077,32 @@
         <w:rPr>
           <w:rFonts w:ascii="Times New Roman" w:hAnsi="Times New Roman" w:cs="Times New Roman"/>
         </w:rPr>
-        <w:t>Plotting AUROC and loss for training and validation</w:t>
-      </w:r>
-      <w:r>
-        <w:rPr>
-          <w:rFonts w:ascii="Times New Roman" w:hAnsi="Times New Roman" w:cs="Times New Roman"/>
-        </w:rPr>
-        <w:t xml:space="preserve"> with the DenseNet121 transfer learning model</w:t>
-      </w:r>
-      <w:r>
-        <w:rPr>
-          <w:rFonts w:ascii="Times New Roman" w:hAnsi="Times New Roman" w:cs="Times New Roman"/>
-        </w:rPr>
-        <w:t xml:space="preserve"> gives us</w:t>
-      </w:r>
-      <w:r>
-        <w:rPr>
-          <w:rFonts w:ascii="Times New Roman" w:hAnsi="Times New Roman" w:cs="Times New Roman"/>
-        </w:rPr>
-        <w:t xml:space="preserve"> </w:t>
+        <w:t>This resulted in low F1-scores, particularly for Consolidation, where the model failed to predict any positive cases, leading to a F1-score of 0. T</w:t>
+      </w:r>
+      <w:r>
+        <w:rPr>
+          <w:rFonts w:ascii="Times New Roman" w:hAnsi="Times New Roman" w:cs="Times New Roman"/>
+        </w:rPr>
+        <w:t xml:space="preserve">his could indicate that the model is overly conservative in predicting positive findings, likely due to class imbalance in the </w:t>
+      </w:r>
+      <w:r>
+        <w:rPr>
+          <w:rFonts w:ascii="Times New Roman" w:hAnsi="Times New Roman" w:cs="Times New Roman"/>
+        </w:rPr>
+        <w:lastRenderedPageBreak/>
+        <w:t>dataset.</w:t>
+      </w:r>
+      <w:r>
+        <w:rPr>
+          <w:rFonts w:ascii="Times New Roman" w:hAnsi="Times New Roman" w:cs="Times New Roman"/>
+        </w:rPr>
+        <w:t xml:space="preserve"> After applying threshold tuning, performance improved substantially across all conditions, as can be </w:t>
+      </w:r>
+      <w:r>
+        <w:rPr>
+          <w:rFonts w:ascii="Times New Roman" w:hAnsi="Times New Roman" w:cs="Times New Roman"/>
+        </w:rPr>
+        <w:t xml:space="preserve">seen in </w:t>
       </w:r>
       <w:r>
         <w:rPr>
@@ -6321,7 +7114,12 @@
         <w:rPr>
           <w:rFonts w:ascii="Times New Roman" w:hAnsi="Times New Roman" w:cs="Times New Roman"/>
         </w:rPr>
-        <w:instrText xml:space="preserve"> REF _Ref227767036 \h </w:instrText>
+        <w:instrText xml:space="preserve"> REF _Ref228266859 \h </w:instrText>
+      </w:r>
+      <w:r>
+        <w:rPr>
+          <w:rFonts w:ascii="Times New Roman" w:hAnsi="Times New Roman" w:cs="Times New Roman"/>
+        </w:rPr>
       </w:r>
       <w:r>
         <w:rPr>
@@ -6333,11 +7131,6 @@
         <w:rPr>
           <w:rFonts w:ascii="Times New Roman" w:hAnsi="Times New Roman" w:cs="Times New Roman"/>
         </w:rPr>
-      </w:r>
-      <w:r>
-        <w:rPr>
-          <w:rFonts w:ascii="Times New Roman" w:hAnsi="Times New Roman" w:cs="Times New Roman"/>
-        </w:rPr>
         <w:fldChar w:fldCharType="separate"/>
       </w:r>
       <w:r>
@@ -6351,7 +7144,7 @@
           <w:rFonts w:ascii="Times New Roman" w:hAnsi="Times New Roman" w:cs="Times New Roman"/>
           <w:noProof/>
         </w:rPr>
-        <w:t>9</w:t>
+        <w:t>10</w:t>
       </w:r>
       <w:r>
         <w:rPr>
@@ -6377,7 +7170,211 @@
           <w:noProof/>
         </w:rPr>
         <w:drawing>
-          <wp:inline distT="0" distB="0" distL="0" distR="0" wp14:anchorId="78EEA19C" wp14:editId="33BAA5FF">
+          <wp:inline distT="0" distB="0" distL="0" distR="0" wp14:anchorId="21C23F41" wp14:editId="70A7D300">
+            <wp:extent cx="5731510" cy="2842895"/>
+            <wp:effectExtent l="0" t="0" r="2540" b="0"/>
+            <wp:docPr id="1461190650" name="Picture 4"/>
+            <wp:cNvGraphicFramePr>
+              <a:graphicFrameLocks xmlns:a="http://schemas.openxmlformats.org/drawingml/2006/main" noChangeAspect="1"/>
+            </wp:cNvGraphicFramePr>
+            <a:graphic xmlns:a="http://schemas.openxmlformats.org/drawingml/2006/main">
+              <a:graphicData uri="http://schemas.openxmlformats.org/drawingml/2006/picture">
+                <pic:pic xmlns:pic="http://schemas.openxmlformats.org/drawingml/2006/picture">
+                  <pic:nvPicPr>
+                    <pic:cNvPr id="0" name="Picture 7"/>
+                    <pic:cNvPicPr>
+                      <a:picLocks noChangeAspect="1" noChangeArrowheads="1"/>
+                    </pic:cNvPicPr>
+                  </pic:nvPicPr>
+                  <pic:blipFill>
+                    <a:blip r:embed="rId19">
+                      <a:extLst>
+                        <a:ext uri="{28A0092B-C50C-407E-A947-70E740481C1C}">
+                          <a14:useLocalDpi xmlns:a14="http://schemas.microsoft.com/office/drawing/2010/main" val="0"/>
+                        </a:ext>
+                      </a:extLst>
+                    </a:blip>
+                    <a:srcRect/>
+                    <a:stretch>
+                      <a:fillRect/>
+                    </a:stretch>
+                  </pic:blipFill>
+                  <pic:spPr bwMode="auto">
+                    <a:xfrm>
+                      <a:off x="0" y="0"/>
+                      <a:ext cx="5731510" cy="2842895"/>
+                    </a:xfrm>
+                    <a:prstGeom prst="rect">
+                      <a:avLst/>
+                    </a:prstGeom>
+                    <a:noFill/>
+                    <a:ln>
+                      <a:noFill/>
+                    </a:ln>
+                  </pic:spPr>
+                </pic:pic>
+              </a:graphicData>
+            </a:graphic>
+          </wp:inline>
+        </w:drawing>
+      </w:r>
+    </w:p>
+    <w:p>
+      <w:pPr>
+        <w:pStyle w:val="Caption"/>
+        <w:rPr>
+          <w:rFonts w:ascii="Times New Roman" w:hAnsi="Times New Roman" w:cs="Times New Roman"/>
+        </w:rPr>
+      </w:pPr>
+      <w:bookmarkStart w:id="33" w:name="_Ref228266859"/>
+      <w:bookmarkStart w:id="34" w:name="_Toc228274551"/>
+      <w:r>
+        <w:t xml:space="preserve">Figure </w:t>
+      </w:r>
+      <w:fldSimple w:instr=" SEQ Figure \* ARABIC ">
+        <w:r>
+          <w:rPr>
+            <w:noProof/>
+          </w:rPr>
+          <w:t>10</w:t>
+        </w:r>
+      </w:fldSimple>
+      <w:bookmarkEnd w:id="33"/>
+      <w:r>
+        <w:t>: F1-score in default vs. optimal threshold in baseline CNN</w:t>
+      </w:r>
+      <w:bookmarkEnd w:id="34"/>
+    </w:p>
+    <w:p>
+      <w:pPr>
+        <w:spacing w:line="276" w:lineRule="auto"/>
+        <w:rPr>
+          <w:rFonts w:ascii="Times New Roman" w:hAnsi="Times New Roman" w:cs="Times New Roman"/>
+        </w:rPr>
+      </w:pPr>
+    </w:p>
+    <w:p>
+      <w:pPr>
+        <w:spacing w:line="276" w:lineRule="auto"/>
+        <w:rPr>
+          <w:rFonts w:ascii="Times New Roman" w:hAnsi="Times New Roman" w:cs="Times New Roman"/>
+        </w:rPr>
+      </w:pPr>
+      <w:r>
+        <w:rPr>
+          <w:rFonts w:ascii="Times New Roman" w:hAnsi="Times New Roman" w:cs="Times New Roman"/>
+        </w:rPr>
+        <w:t>These results demonstrate the importance of threshold optimization when evaluating models in imbalanced datasets such as this.</w:t>
+      </w:r>
+    </w:p>
+    <w:p>
+      <w:pPr>
+        <w:pStyle w:val="Heading3"/>
+      </w:pPr>
+      <w:bookmarkStart w:id="35" w:name="_Toc228274533"/>
+      <w:r>
+        <w:t>4.1.2 Transfer learning performance</w:t>
+      </w:r>
+      <w:bookmarkEnd w:id="35"/>
+    </w:p>
+    <w:p>
+      <w:pPr>
+        <w:spacing w:line="276" w:lineRule="auto"/>
+        <w:rPr>
+          <w:rFonts w:ascii="Times New Roman" w:hAnsi="Times New Roman" w:cs="Times New Roman"/>
+        </w:rPr>
+      </w:pPr>
+      <w:r>
+        <w:rPr>
+          <w:rFonts w:ascii="Times New Roman" w:hAnsi="Times New Roman" w:cs="Times New Roman"/>
+        </w:rPr>
+        <w:t>Plotting AUROC and loss for training and validation</w:t>
+      </w:r>
+      <w:r>
+        <w:rPr>
+          <w:rFonts w:ascii="Times New Roman" w:hAnsi="Times New Roman" w:cs="Times New Roman"/>
+        </w:rPr>
+        <w:t xml:space="preserve"> with the DenseNet121 transfer learning model</w:t>
+      </w:r>
+      <w:r>
+        <w:rPr>
+          <w:rFonts w:ascii="Times New Roman" w:hAnsi="Times New Roman" w:cs="Times New Roman"/>
+        </w:rPr>
+        <w:t xml:space="preserve"> gives us</w:t>
+      </w:r>
+      <w:r>
+        <w:rPr>
+          <w:rFonts w:ascii="Times New Roman" w:hAnsi="Times New Roman" w:cs="Times New Roman"/>
+        </w:rPr>
+        <w:t xml:space="preserve"> </w:t>
+      </w:r>
+      <w:r>
+        <w:rPr>
+          <w:rFonts w:ascii="Times New Roman" w:hAnsi="Times New Roman" w:cs="Times New Roman"/>
+        </w:rPr>
+        <w:fldChar w:fldCharType="begin"/>
+      </w:r>
+      <w:r>
+        <w:rPr>
+          <w:rFonts w:ascii="Times New Roman" w:hAnsi="Times New Roman" w:cs="Times New Roman"/>
+        </w:rPr>
+        <w:instrText xml:space="preserve"> REF _Ref227767036 \h </w:instrText>
+      </w:r>
+      <w:r>
+        <w:rPr>
+          <w:rFonts w:ascii="Times New Roman" w:hAnsi="Times New Roman" w:cs="Times New Roman"/>
+        </w:rPr>
+        <w:instrText xml:space="preserve"> \* MERGEFORMAT </w:instrText>
+      </w:r>
+      <w:r>
+        <w:rPr>
+          <w:rFonts w:ascii="Times New Roman" w:hAnsi="Times New Roman" w:cs="Times New Roman"/>
+        </w:rPr>
+      </w:r>
+      <w:r>
+        <w:rPr>
+          <w:rFonts w:ascii="Times New Roman" w:hAnsi="Times New Roman" w:cs="Times New Roman"/>
+        </w:rPr>
+        <w:fldChar w:fldCharType="separate"/>
+      </w:r>
+      <w:r>
+        <w:rPr>
+          <w:rFonts w:ascii="Times New Roman" w:hAnsi="Times New Roman" w:cs="Times New Roman"/>
+        </w:rPr>
+        <w:t xml:space="preserve">Figure </w:t>
+      </w:r>
+      <w:r>
+        <w:rPr>
+          <w:rFonts w:ascii="Times New Roman" w:hAnsi="Times New Roman" w:cs="Times New Roman"/>
+          <w:noProof/>
+        </w:rPr>
+        <w:t>11</w:t>
+      </w:r>
+      <w:r>
+        <w:rPr>
+          <w:rFonts w:ascii="Times New Roman" w:hAnsi="Times New Roman" w:cs="Times New Roman"/>
+        </w:rPr>
+        <w:fldChar w:fldCharType="end"/>
+      </w:r>
+      <w:r>
+        <w:rPr>
+          <w:rFonts w:ascii="Times New Roman" w:hAnsi="Times New Roman" w:cs="Times New Roman"/>
+        </w:rPr>
+        <w:t>.</w:t>
+      </w:r>
+    </w:p>
+    <w:p>
+      <w:pPr>
+        <w:keepNext/>
+        <w:spacing w:line="276" w:lineRule="auto"/>
+        <w:jc w:val="center"/>
+      </w:pPr>
+      <w:r>
+        <w:rPr>
+          <w:noProof/>
+        </w:rPr>
+        <w:drawing>
+          <wp:inline distT="0" distB="0" distL="0" distR="0" wp14:anchorId="78EEA19C" wp14:editId="0F1150A2">
             <wp:extent cx="5731510" cy="2020570"/>
             <wp:effectExtent l="0" t="0" r="2540" b="0"/>
             <wp:docPr id="59168384" name="Picture 2"/>
@@ -6394,7 +7391,7 @@
                     </pic:cNvPicPr>
                   </pic:nvPicPr>
                   <pic:blipFill>
-                    <a:blip r:embed="rId17" cstate="print">
+                    <a:blip r:embed="rId20" cstate="print">
                       <a:extLst>
                         <a:ext uri="{28A0092B-C50C-407E-A947-70E740481C1C}">
                           <a14:useLocalDpi xmlns:a14="http://schemas.microsoft.com/office/drawing/2010/main" val="0"/>
@@ -6434,45 +7431,639 @@
           <w:rFonts w:ascii="Times New Roman" w:hAnsi="Times New Roman" w:cs="Times New Roman"/>
         </w:rPr>
       </w:pPr>
-      <w:bookmarkStart w:id="32" w:name="_Ref227767036"/>
-      <w:bookmarkStart w:id="33" w:name="_Toc228185362"/>
+      <w:bookmarkStart w:id="36" w:name="_Ref227767036"/>
+      <w:bookmarkStart w:id="37" w:name="_Toc228274552"/>
       <w:r>
         <w:t xml:space="preserve">Figure </w:t>
       </w:r>
-      <w:r>
+      <w:fldSimple w:instr=" SEQ Figure \* ARABIC ">
+        <w:r>
+          <w:rPr>
+            <w:noProof/>
+          </w:rPr>
+          <w:t>11</w:t>
+        </w:r>
+      </w:fldSimple>
+      <w:bookmarkEnd w:id="36"/>
+      <w:r>
+        <w:t>: AUC and loss over epochs for DenseNet121</w:t>
+      </w:r>
+      <w:bookmarkEnd w:id="37"/>
+    </w:p>
+    <w:p>
+      <w:pPr>
+        <w:spacing w:line="276" w:lineRule="auto"/>
+        <w:rPr>
+          <w:rFonts w:ascii="Times New Roman" w:hAnsi="Times New Roman" w:cs="Times New Roman"/>
+        </w:rPr>
+      </w:pPr>
+    </w:p>
+    <w:p>
+      <w:pPr>
+        <w:spacing w:line="276" w:lineRule="auto"/>
+        <w:rPr>
+          <w:rFonts w:ascii="Times New Roman" w:hAnsi="Times New Roman" w:cs="Times New Roman"/>
+        </w:rPr>
+      </w:pPr>
+      <w:r>
+        <w:rPr>
+          <w:rFonts w:ascii="Times New Roman" w:hAnsi="Times New Roman" w:cs="Times New Roman"/>
+        </w:rPr>
+        <w:t>This model</w:t>
+      </w:r>
+      <w:r>
+        <w:rPr>
+          <w:rFonts w:ascii="Times New Roman" w:hAnsi="Times New Roman" w:cs="Times New Roman"/>
+        </w:rPr>
+        <w:t xml:space="preserve"> achieved a mean AUROC of 0.8571 on the validation set.</w:t>
+      </w:r>
+      <w:r>
+        <w:rPr>
+          <w:rFonts w:ascii="Times New Roman" w:hAnsi="Times New Roman" w:cs="Times New Roman"/>
+        </w:rPr>
+        <w:t xml:space="preserve"> Per-condition performance can be </w:t>
+      </w:r>
+      <w:r>
+        <w:rPr>
+          <w:rFonts w:ascii="Times New Roman" w:hAnsi="Times New Roman" w:cs="Times New Roman"/>
+        </w:rPr>
+        <w:t xml:space="preserve">seen in </w:t>
+      </w:r>
+      <w:r>
+        <w:rPr>
+          <w:rFonts w:ascii="Times New Roman" w:hAnsi="Times New Roman" w:cs="Times New Roman"/>
+        </w:rPr>
         <w:fldChar w:fldCharType="begin"/>
       </w:r>
       <w:r>
-        <w:instrText xml:space="preserve"> SEQ Figure \* ARABIC </w:instrText>
-      </w:r>
-      <w:r>
+        <w:rPr>
+          <w:rFonts w:ascii="Times New Roman" w:hAnsi="Times New Roman" w:cs="Times New Roman"/>
+        </w:rPr>
+        <w:instrText xml:space="preserve"> REF _Ref228264947 \h </w:instrText>
+      </w:r>
+      <w:r>
+        <w:rPr>
+          <w:rFonts w:ascii="Times New Roman" w:hAnsi="Times New Roman" w:cs="Times New Roman"/>
+        </w:rPr>
+      </w:r>
+      <w:r>
+        <w:rPr>
+          <w:rFonts w:ascii="Times New Roman" w:hAnsi="Times New Roman" w:cs="Times New Roman"/>
+        </w:rPr>
+        <w:instrText xml:space="preserve"> \* MERGEFORMAT </w:instrText>
+      </w:r>
+      <w:r>
+        <w:rPr>
+          <w:rFonts w:ascii="Times New Roman" w:hAnsi="Times New Roman" w:cs="Times New Roman"/>
+        </w:rPr>
         <w:fldChar w:fldCharType="separate"/>
       </w:r>
       <w:r>
         <w:rPr>
+          <w:rFonts w:ascii="Times New Roman" w:hAnsi="Times New Roman" w:cs="Times New Roman"/>
+        </w:rPr>
+        <w:t xml:space="preserve">Figure </w:t>
+      </w:r>
+      <w:r>
+        <w:rPr>
+          <w:rFonts w:ascii="Times New Roman" w:hAnsi="Times New Roman" w:cs="Times New Roman"/>
           <w:noProof/>
         </w:rPr>
+        <w:t>12</w:t>
+      </w:r>
+      <w:r>
+        <w:rPr>
+          <w:rFonts w:ascii="Times New Roman" w:hAnsi="Times New Roman" w:cs="Times New Roman"/>
+        </w:rPr>
+        <w:fldChar w:fldCharType="end"/>
+      </w:r>
+      <w:r>
+        <w:rPr>
+          <w:rFonts w:ascii="Times New Roman" w:hAnsi="Times New Roman" w:cs="Times New Roman"/>
+        </w:rPr>
+        <w:t>.</w:t>
+      </w:r>
+    </w:p>
+    <w:p>
+      <w:pPr>
+        <w:spacing w:line="276" w:lineRule="auto"/>
+        <w:rPr>
+          <w:rFonts w:ascii="Times New Roman" w:hAnsi="Times New Roman" w:cs="Times New Roman"/>
+        </w:rPr>
+      </w:pPr>
+    </w:p>
+    <w:p>
+      <w:pPr>
+        <w:keepNext/>
+        <w:spacing w:line="276" w:lineRule="auto"/>
+        <w:jc w:val="center"/>
+      </w:pPr>
+      <w:r>
+        <w:rPr>
+          <w:noProof/>
+        </w:rPr>
+        <w:lastRenderedPageBreak/>
+        <w:drawing>
+          <wp:inline distT="0" distB="0" distL="0" distR="0" wp14:anchorId="3F07CF1D" wp14:editId="1F976BDA">
+            <wp:extent cx="5731510" cy="3418205"/>
+            <wp:effectExtent l="0" t="0" r="2540" b="0"/>
+            <wp:docPr id="222742982" name="Picture 1"/>
+            <wp:cNvGraphicFramePr>
+              <a:graphicFrameLocks xmlns:a="http://schemas.openxmlformats.org/drawingml/2006/main" noChangeAspect="1"/>
+            </wp:cNvGraphicFramePr>
+            <a:graphic xmlns:a="http://schemas.openxmlformats.org/drawingml/2006/main">
+              <a:graphicData uri="http://schemas.openxmlformats.org/drawingml/2006/picture">
+                <pic:pic xmlns:pic="http://schemas.openxmlformats.org/drawingml/2006/picture">
+                  <pic:nvPicPr>
+                    <pic:cNvPr id="0" name="Picture 1"/>
+                    <pic:cNvPicPr>
+                      <a:picLocks noChangeAspect="1" noChangeArrowheads="1"/>
+                    </pic:cNvPicPr>
+                  </pic:nvPicPr>
+                  <pic:blipFill>
+                    <a:blip r:embed="rId21">
+                      <a:extLst>
+                        <a:ext uri="{28A0092B-C50C-407E-A947-70E740481C1C}">
+                          <a14:useLocalDpi xmlns:a14="http://schemas.microsoft.com/office/drawing/2010/main" val="0"/>
+                        </a:ext>
+                      </a:extLst>
+                    </a:blip>
+                    <a:srcRect/>
+                    <a:stretch>
+                      <a:fillRect/>
+                    </a:stretch>
+                  </pic:blipFill>
+                  <pic:spPr bwMode="auto">
+                    <a:xfrm>
+                      <a:off x="0" y="0"/>
+                      <a:ext cx="5731510" cy="3418205"/>
+                    </a:xfrm>
+                    <a:prstGeom prst="rect">
+                      <a:avLst/>
+                    </a:prstGeom>
+                    <a:noFill/>
+                    <a:ln>
+                      <a:noFill/>
+                    </a:ln>
+                  </pic:spPr>
+                </pic:pic>
+              </a:graphicData>
+            </a:graphic>
+          </wp:inline>
+        </w:drawing>
+      </w:r>
+    </w:p>
+    <w:p>
+      <w:pPr>
+        <w:pStyle w:val="Caption"/>
+        <w:rPr>
+          <w:rFonts w:ascii="Times New Roman" w:hAnsi="Times New Roman" w:cs="Times New Roman"/>
+        </w:rPr>
+      </w:pPr>
+      <w:bookmarkStart w:id="38" w:name="_Ref228264947"/>
+      <w:bookmarkStart w:id="39" w:name="_Toc228274553"/>
+      <w:r>
+        <w:t xml:space="preserve">Figure </w:t>
+      </w:r>
+      <w:fldSimple w:instr=" SEQ Figure \* ARABIC ">
+        <w:r>
+          <w:rPr>
+            <w:noProof/>
+          </w:rPr>
+          <w:t>12</w:t>
+        </w:r>
+      </w:fldSimple>
+      <w:bookmarkEnd w:id="38"/>
+      <w:r>
+        <w:t>: DenseNet121</w:t>
+      </w:r>
+      <w:r>
+        <w:t xml:space="preserve"> AUC per condition</w:t>
+      </w:r>
+      <w:bookmarkEnd w:id="39"/>
+    </w:p>
+    <w:p>
+      <w:pPr>
+        <w:spacing w:line="276" w:lineRule="auto"/>
+        <w:rPr>
+          <w:rFonts w:ascii="Times New Roman" w:hAnsi="Times New Roman" w:cs="Times New Roman"/>
+        </w:rPr>
+      </w:pPr>
+      <w:r>
+        <w:rPr>
+          <w:rFonts w:ascii="Times New Roman" w:hAnsi="Times New Roman" w:cs="Times New Roman"/>
+        </w:rPr>
+        <w:t xml:space="preserve">Looking at </w:t>
+      </w:r>
+      <w:r>
+        <w:rPr>
+          <w:rFonts w:ascii="Times New Roman" w:hAnsi="Times New Roman" w:cs="Times New Roman"/>
+        </w:rPr>
+        <w:t xml:space="preserve">the precision, recall and F1-scores of the DensetNet121-model with the default classification threshold of 0.5, as </w:t>
+      </w:r>
+      <w:r>
+        <w:rPr>
+          <w:rFonts w:ascii="Times New Roman" w:hAnsi="Times New Roman" w:cs="Times New Roman"/>
+        </w:rPr>
+        <w:t xml:space="preserve">presented in </w:t>
+      </w:r>
+      <w:r>
+        <w:rPr>
+          <w:rFonts w:ascii="Times New Roman" w:hAnsi="Times New Roman" w:cs="Times New Roman"/>
+        </w:rPr>
+        <w:fldChar w:fldCharType="begin"/>
+      </w:r>
+      <w:r>
+        <w:rPr>
+          <w:rFonts w:ascii="Times New Roman" w:hAnsi="Times New Roman" w:cs="Times New Roman"/>
+        </w:rPr>
+        <w:instrText xml:space="preserve"> REF _Ref228267229 \h </w:instrText>
+      </w:r>
+      <w:r>
+        <w:rPr>
+          <w:rFonts w:ascii="Times New Roman" w:hAnsi="Times New Roman" w:cs="Times New Roman"/>
+        </w:rPr>
+      </w:r>
+      <w:r>
+        <w:rPr>
+          <w:rFonts w:ascii="Times New Roman" w:hAnsi="Times New Roman" w:cs="Times New Roman"/>
+        </w:rPr>
+        <w:instrText xml:space="preserve"> \* MERGEFORMAT </w:instrText>
+      </w:r>
+      <w:r>
+        <w:rPr>
+          <w:rFonts w:ascii="Times New Roman" w:hAnsi="Times New Roman" w:cs="Times New Roman"/>
+        </w:rPr>
+        <w:fldChar w:fldCharType="separate"/>
+      </w:r>
+      <w:r>
+        <w:rPr>
+          <w:rFonts w:ascii="Times New Roman" w:hAnsi="Times New Roman" w:cs="Times New Roman"/>
+        </w:rPr>
+        <w:t xml:space="preserve">Figure </w:t>
+      </w:r>
+      <w:r>
+        <w:rPr>
+          <w:rFonts w:ascii="Times New Roman" w:hAnsi="Times New Roman" w:cs="Times New Roman"/>
+          <w:noProof/>
+        </w:rPr>
+        <w:t>13</w:t>
+      </w:r>
+      <w:r>
+        <w:rPr>
+          <w:rFonts w:ascii="Times New Roman" w:hAnsi="Times New Roman" w:cs="Times New Roman"/>
+        </w:rPr>
+        <w:fldChar w:fldCharType="end"/>
+      </w:r>
+      <w:r>
+        <w:rPr>
+          <w:rFonts w:ascii="Times New Roman" w:hAnsi="Times New Roman" w:cs="Times New Roman"/>
+        </w:rPr>
+        <w:t>,</w:t>
+      </w:r>
+      <w:r>
+        <w:rPr>
+          <w:rFonts w:ascii="Times New Roman" w:hAnsi="Times New Roman" w:cs="Times New Roman"/>
+        </w:rPr>
+        <w:t xml:space="preserve"> we see that ag</w:t>
+      </w:r>
+      <w:r>
+        <w:rPr>
+          <w:rFonts w:ascii="Times New Roman" w:hAnsi="Times New Roman" w:cs="Times New Roman"/>
+        </w:rPr>
+        <w:t>ain the default threshold is suboptimal.</w:t>
+      </w:r>
+    </w:p>
+    <w:p>
+      <w:pPr>
+        <w:keepNext/>
+        <w:spacing w:line="276" w:lineRule="auto"/>
+        <w:jc w:val="center"/>
+      </w:pPr>
+      <w:r>
+        <w:rPr>
+          <w:noProof/>
+        </w:rPr>
+        <w:drawing>
+          <wp:inline distT="0" distB="0" distL="0" distR="0" wp14:anchorId="1C4E43D2" wp14:editId="60D1F5FB">
+            <wp:extent cx="5731510" cy="2842895"/>
+            <wp:effectExtent l="0" t="0" r="2540" b="0"/>
+            <wp:docPr id="2077423015" name="Picture 5"/>
+            <wp:cNvGraphicFramePr>
+              <a:graphicFrameLocks xmlns:a="http://schemas.openxmlformats.org/drawingml/2006/main" noChangeAspect="1"/>
+            </wp:cNvGraphicFramePr>
+            <a:graphic xmlns:a="http://schemas.openxmlformats.org/drawingml/2006/main">
+              <a:graphicData uri="http://schemas.openxmlformats.org/drawingml/2006/picture">
+                <pic:pic xmlns:pic="http://schemas.openxmlformats.org/drawingml/2006/picture">
+                  <pic:nvPicPr>
+                    <pic:cNvPr id="0" name="Picture 9"/>
+                    <pic:cNvPicPr>
+                      <a:picLocks noChangeAspect="1" noChangeArrowheads="1"/>
+                    </pic:cNvPicPr>
+                  </pic:nvPicPr>
+                  <pic:blipFill>
+                    <a:blip r:embed="rId22">
+                      <a:extLst>
+                        <a:ext uri="{28A0092B-C50C-407E-A947-70E740481C1C}">
+                          <a14:useLocalDpi xmlns:a14="http://schemas.microsoft.com/office/drawing/2010/main" val="0"/>
+                        </a:ext>
+                      </a:extLst>
+                    </a:blip>
+                    <a:srcRect/>
+                    <a:stretch>
+                      <a:fillRect/>
+                    </a:stretch>
+                  </pic:blipFill>
+                  <pic:spPr bwMode="auto">
+                    <a:xfrm>
+                      <a:off x="0" y="0"/>
+                      <a:ext cx="5731510" cy="2842895"/>
+                    </a:xfrm>
+                    <a:prstGeom prst="rect">
+                      <a:avLst/>
+                    </a:prstGeom>
+                    <a:noFill/>
+                    <a:ln>
+                      <a:noFill/>
+                    </a:ln>
+                  </pic:spPr>
+                </pic:pic>
+              </a:graphicData>
+            </a:graphic>
+          </wp:inline>
+        </w:drawing>
+      </w:r>
+    </w:p>
+    <w:p>
+      <w:pPr>
+        <w:pStyle w:val="Caption"/>
+        <w:rPr>
+          <w:rFonts w:ascii="Times New Roman" w:hAnsi="Times New Roman" w:cs="Times New Roman"/>
+        </w:rPr>
+      </w:pPr>
+      <w:bookmarkStart w:id="40" w:name="_Ref228267229"/>
+      <w:bookmarkStart w:id="41" w:name="_Toc228274554"/>
+      <w:r>
+        <w:t xml:space="preserve">Figure </w:t>
+      </w:r>
+      <w:fldSimple w:instr=" SEQ Figure \* ARABIC ">
+        <w:r>
+          <w:rPr>
+            <w:noProof/>
+          </w:rPr>
+          <w:t>13</w:t>
+        </w:r>
+      </w:fldSimple>
+      <w:bookmarkEnd w:id="40"/>
+      <w:r>
+        <w:t>: Precision, Recall and F1-score in DenseNet121</w:t>
+      </w:r>
+      <w:bookmarkEnd w:id="41"/>
+    </w:p>
+    <w:p>
+      <w:pPr>
+        <w:spacing w:line="276" w:lineRule="auto"/>
+        <w:rPr>
+          <w:rFonts w:ascii="Times New Roman" w:hAnsi="Times New Roman" w:cs="Times New Roman"/>
+        </w:rPr>
+      </w:pPr>
+      <w:r>
+        <w:rPr>
+          <w:rFonts w:ascii="Times New Roman" w:hAnsi="Times New Roman" w:cs="Times New Roman"/>
+        </w:rPr>
+        <w:t xml:space="preserve">By selecting thresholds that maximize the F1-score per condition, performance improves substantially, particularly for conditions with low recall at </w:t>
+      </w:r>
+      <w:r>
+        <w:rPr>
+          <w:rFonts w:ascii="Times New Roman" w:hAnsi="Times New Roman" w:cs="Times New Roman"/>
+        </w:rPr>
+        <w:t xml:space="preserve">the default threshold. </w:t>
+      </w:r>
+      <w:r>
+        <w:rPr>
+          <w:rFonts w:ascii="Times New Roman" w:hAnsi="Times New Roman" w:cs="Times New Roman"/>
+        </w:rPr>
+        <w:t>For example, Cardiomegaly improves from an F1-score of 0.029</w:t>
+      </w:r>
+      <w:r>
+        <w:rPr>
+          <w:rFonts w:ascii="Times New Roman" w:hAnsi="Times New Roman" w:cs="Times New Roman"/>
+        </w:rPr>
         <w:t>9</w:t>
       </w:r>
       <w:r>
         <w:rPr>
+          <w:rFonts w:ascii="Times New Roman" w:hAnsi="Times New Roman" w:cs="Times New Roman"/>
+        </w:rPr>
+        <w:t xml:space="preserve"> at threshold 0.5 to 0.55</w:t>
+      </w:r>
+      <w:r>
+        <w:rPr>
+          <w:rFonts w:ascii="Times New Roman" w:hAnsi="Times New Roman" w:cs="Times New Roman"/>
+        </w:rPr>
+        <w:t>56</w:t>
+      </w:r>
+      <w:r>
+        <w:rPr>
+          <w:rFonts w:ascii="Times New Roman" w:hAnsi="Times New Roman" w:cs="Times New Roman"/>
+        </w:rPr>
+        <w:t xml:space="preserve"> at a threshold of 0.10, while Consolidation increases from 0.00</w:t>
+      </w:r>
+      <w:r>
+        <w:rPr>
+          <w:rFonts w:ascii="Times New Roman" w:hAnsi="Times New Roman" w:cs="Times New Roman"/>
+        </w:rPr>
+        <w:t>00</w:t>
+      </w:r>
+      <w:r>
+        <w:rPr>
+          <w:rFonts w:ascii="Times New Roman" w:hAnsi="Times New Roman" w:cs="Times New Roman"/>
+        </w:rPr>
+        <w:t xml:space="preserve"> to 0.38</w:t>
+      </w:r>
+      <w:r>
+        <w:rPr>
+          <w:rFonts w:ascii="Times New Roman" w:hAnsi="Times New Roman" w:cs="Times New Roman"/>
+        </w:rPr>
+        <w:t>30</w:t>
+      </w:r>
+      <w:r>
+        <w:rPr>
+          <w:rFonts w:ascii="Times New Roman" w:hAnsi="Times New Roman" w:cs="Times New Roman"/>
+        </w:rPr>
+        <w:t xml:space="preserve"> using the same lower threshold. These results indicate that the model tends to produce conservative probability estimates, </w:t>
+      </w:r>
+      <w:r>
+        <w:rPr>
+          <w:rFonts w:ascii="Times New Roman" w:hAnsi="Times New Roman" w:cs="Times New Roman"/>
+        </w:rPr>
+        <w:lastRenderedPageBreak/>
+        <w:t>leading to under-detection when using a fixed threshold. Overall, threshold tuning significantly improves the balance between precision and recall</w:t>
+      </w:r>
+      <w:r>
+        <w:rPr>
+          <w:rFonts w:ascii="Times New Roman" w:hAnsi="Times New Roman" w:cs="Times New Roman"/>
+        </w:rPr>
+        <w:t xml:space="preserve">, as </w:t>
+      </w:r>
+      <w:r>
+        <w:rPr>
+          <w:rFonts w:ascii="Times New Roman" w:hAnsi="Times New Roman" w:cs="Times New Roman"/>
+        </w:rPr>
+        <w:t>seen in</w:t>
+      </w:r>
+      <w:r>
+        <w:rPr>
+          <w:rFonts w:ascii="Times New Roman" w:hAnsi="Times New Roman" w:cs="Times New Roman"/>
+        </w:rPr>
+        <w:t xml:space="preserve"> </w:t>
+      </w:r>
+      <w:r>
+        <w:rPr>
+          <w:rFonts w:ascii="Times New Roman" w:hAnsi="Times New Roman" w:cs="Times New Roman"/>
+        </w:rPr>
+        <w:fldChar w:fldCharType="begin"/>
+      </w:r>
+      <w:r>
+        <w:rPr>
+          <w:rFonts w:ascii="Times New Roman" w:hAnsi="Times New Roman" w:cs="Times New Roman"/>
+        </w:rPr>
+        <w:instrText xml:space="preserve"> REF _Ref228267412 \h </w:instrText>
+      </w:r>
+      <w:r>
+        <w:rPr>
+          <w:rFonts w:ascii="Times New Roman" w:hAnsi="Times New Roman" w:cs="Times New Roman"/>
+        </w:rPr>
+      </w:r>
+      <w:r>
+        <w:rPr>
+          <w:rFonts w:ascii="Times New Roman" w:hAnsi="Times New Roman" w:cs="Times New Roman"/>
+        </w:rPr>
+        <w:instrText xml:space="preserve"> \* MERGEFORMAT </w:instrText>
+      </w:r>
+      <w:r>
+        <w:rPr>
+          <w:rFonts w:ascii="Times New Roman" w:hAnsi="Times New Roman" w:cs="Times New Roman"/>
+        </w:rPr>
+        <w:fldChar w:fldCharType="separate"/>
+      </w:r>
+      <w:r>
+        <w:rPr>
+          <w:rFonts w:ascii="Times New Roman" w:hAnsi="Times New Roman" w:cs="Times New Roman"/>
+        </w:rPr>
+        <w:t xml:space="preserve">Figure </w:t>
+      </w:r>
+      <w:r>
+        <w:rPr>
+          <w:rFonts w:ascii="Times New Roman" w:hAnsi="Times New Roman" w:cs="Times New Roman"/>
           <w:noProof/>
         </w:rPr>
+        <w:t>14</w:t>
+      </w:r>
+      <w:r>
+        <w:rPr>
+          <w:rFonts w:ascii="Times New Roman" w:hAnsi="Times New Roman" w:cs="Times New Roman"/>
+        </w:rPr>
         <w:fldChar w:fldCharType="end"/>
       </w:r>
-      <w:bookmarkEnd w:id="32"/>
-      <w:r>
-        <w:t>: AUC and loss over epochs for DenseNet121</w:t>
-      </w:r>
-      <w:bookmarkEnd w:id="33"/>
-    </w:p>
-    <w:p>
-      <w:pPr>
+      <w:r>
+        <w:rPr>
+          <w:rFonts w:ascii="Times New Roman" w:hAnsi="Times New Roman" w:cs="Times New Roman"/>
+        </w:rPr>
+        <w:t>.</w:t>
+      </w:r>
+    </w:p>
+    <w:p>
+      <w:pPr>
+        <w:keepNext/>
         <w:spacing w:line="276" w:lineRule="auto"/>
-        <w:rPr>
-          <w:rFonts w:ascii="Times New Roman" w:hAnsi="Times New Roman" w:cs="Times New Roman"/>
-        </w:rPr>
-      </w:pPr>
+        <w:jc w:val="center"/>
+      </w:pPr>
+      <w:r>
+        <w:rPr>
+          <w:noProof/>
+        </w:rPr>
+        <w:drawing>
+          <wp:inline distT="0" distB="0" distL="0" distR="0" wp14:anchorId="5332272F" wp14:editId="1612BE54">
+            <wp:extent cx="5731510" cy="2842895"/>
+            <wp:effectExtent l="0" t="0" r="2540" b="0"/>
+            <wp:docPr id="1457183933" name="Picture 6"/>
+            <wp:cNvGraphicFramePr>
+              <a:graphicFrameLocks xmlns:a="http://schemas.openxmlformats.org/drawingml/2006/main" noChangeAspect="1"/>
+            </wp:cNvGraphicFramePr>
+            <a:graphic xmlns:a="http://schemas.openxmlformats.org/drawingml/2006/main">
+              <a:graphicData uri="http://schemas.openxmlformats.org/drawingml/2006/picture">
+                <pic:pic xmlns:pic="http://schemas.openxmlformats.org/drawingml/2006/picture">
+                  <pic:nvPicPr>
+                    <pic:cNvPr id="0" name="Picture 11"/>
+                    <pic:cNvPicPr>
+                      <a:picLocks noChangeAspect="1" noChangeArrowheads="1"/>
+                    </pic:cNvPicPr>
+                  </pic:nvPicPr>
+                  <pic:blipFill>
+                    <a:blip r:embed="rId23">
+                      <a:extLst>
+                        <a:ext uri="{28A0092B-C50C-407E-A947-70E740481C1C}">
+                          <a14:useLocalDpi xmlns:a14="http://schemas.microsoft.com/office/drawing/2010/main" val="0"/>
+                        </a:ext>
+                      </a:extLst>
+                    </a:blip>
+                    <a:srcRect/>
+                    <a:stretch>
+                      <a:fillRect/>
+                    </a:stretch>
+                  </pic:blipFill>
+                  <pic:spPr bwMode="auto">
+                    <a:xfrm>
+                      <a:off x="0" y="0"/>
+                      <a:ext cx="5731510" cy="2842895"/>
+                    </a:xfrm>
+                    <a:prstGeom prst="rect">
+                      <a:avLst/>
+                    </a:prstGeom>
+                    <a:noFill/>
+                    <a:ln>
+                      <a:noFill/>
+                    </a:ln>
+                  </pic:spPr>
+                </pic:pic>
+              </a:graphicData>
+            </a:graphic>
+          </wp:inline>
+        </w:drawing>
+      </w:r>
+    </w:p>
+    <w:p>
+      <w:pPr>
+        <w:pStyle w:val="Caption"/>
+        <w:rPr>
+          <w:rFonts w:ascii="Times New Roman" w:hAnsi="Times New Roman" w:cs="Times New Roman"/>
+        </w:rPr>
+      </w:pPr>
+      <w:bookmarkStart w:id="42" w:name="_Ref228267412"/>
+      <w:bookmarkStart w:id="43" w:name="_Toc228274555"/>
+      <w:r>
+        <w:t xml:space="preserve">Figure </w:t>
+      </w:r>
+      <w:fldSimple w:instr=" SEQ Figure \* ARABIC ">
+        <w:r>
+          <w:rPr>
+            <w:noProof/>
+          </w:rPr>
+          <w:t>14</w:t>
+        </w:r>
+      </w:fldSimple>
+      <w:bookmarkEnd w:id="42"/>
+      <w:r>
+        <w:t xml:space="preserve">: </w:t>
+      </w:r>
+      <w:r>
+        <w:t xml:space="preserve">F1-score in default vs. optimal threshold in </w:t>
+      </w:r>
+      <w:r>
+        <w:t>DensetNet121</w:t>
+      </w:r>
+      <w:bookmarkEnd w:id="43"/>
     </w:p>
     <w:p>
       <w:pPr>
@@ -6481,80 +8072,135 @@
           <w:rFonts w:ascii="Times New Roman" w:hAnsi="Times New Roman" w:cs="Times New Roman"/>
         </w:rPr>
       </w:pPr>
-      <w:r>
-        <w:rPr>
-          <w:rFonts w:ascii="Times New Roman" w:hAnsi="Times New Roman" w:cs="Times New Roman"/>
-        </w:rPr>
-        <w:t>This model</w:t>
-      </w:r>
-      <w:r>
-        <w:rPr>
-          <w:rFonts w:ascii="Times New Roman" w:hAnsi="Times New Roman" w:cs="Times New Roman"/>
-        </w:rPr>
-        <w:t xml:space="preserve"> achieved a mean AUROC of 0.8571 on the validation set.</w:t>
-      </w:r>
-      <w:r>
-        <w:rPr>
-          <w:rFonts w:ascii="Times New Roman" w:hAnsi="Times New Roman" w:cs="Times New Roman"/>
-        </w:rPr>
-        <w:t xml:space="preserve"> Per-condition performance can be seen in table and figure XYZ.</w:t>
+    </w:p>
+    <w:p>
+      <w:pPr>
+        <w:spacing w:line="276" w:lineRule="auto"/>
+        <w:rPr>
+          <w:rFonts w:ascii="Times New Roman" w:hAnsi="Times New Roman" w:cs="Times New Roman"/>
+        </w:rPr>
+      </w:pPr>
+      <w:r>
+        <w:rPr>
+          <w:rFonts w:ascii="Times New Roman" w:hAnsi="Times New Roman" w:cs="Times New Roman"/>
+        </w:rPr>
+        <w:t>Contrary to expectations, the transfer learning model did not outperform the baseline CNN. While it achieved strong results for certain conditions such as Edema and Pleural Effusion, overall performance was slightly lower.</w:t>
+      </w:r>
+      <w:r>
+        <w:rPr>
+          <w:rFonts w:ascii="Times New Roman" w:hAnsi="Times New Roman" w:cs="Times New Roman"/>
+        </w:rPr>
+        <w:t xml:space="preserve"> </w:t>
+      </w:r>
+    </w:p>
+    <w:p>
+      <w:pPr>
+        <w:pStyle w:val="Heading3"/>
+      </w:pPr>
+      <w:bookmarkStart w:id="44" w:name="_Toc228274534"/>
+      <w:r>
+        <w:t xml:space="preserve">4.1.3 </w:t>
+      </w:r>
+      <w:r>
+        <w:t>Summary comparison</w:t>
+      </w:r>
+      <w:bookmarkEnd w:id="44"/>
+    </w:p>
+    <w:p>
+      <w:pPr>
+        <w:spacing w:line="276" w:lineRule="auto"/>
+        <w:rPr>
+          <w:rFonts w:ascii="Times New Roman" w:hAnsi="Times New Roman" w:cs="Times New Roman"/>
+        </w:rPr>
+      </w:pPr>
+      <w:r>
+        <w:rPr>
+          <w:rFonts w:ascii="Times New Roman" w:hAnsi="Times New Roman" w:cs="Times New Roman"/>
+        </w:rPr>
+        <w:t>The results show that the baseline CNN achieves a slightly higher mean AUC than DenseNet121.</w:t>
+      </w:r>
+      <w:r>
+        <w:rPr>
+          <w:rFonts w:ascii="Times New Roman" w:hAnsi="Times New Roman" w:cs="Times New Roman"/>
+        </w:rPr>
+        <w:t xml:space="preserve"> However, this metric </w:t>
+      </w:r>
+      <w:r>
+        <w:rPr>
+          <w:rFonts w:ascii="Times New Roman" w:hAnsi="Times New Roman" w:cs="Times New Roman"/>
+        </w:rPr>
+        <w:t>evaluates performance across all possible classification thresholds and does not reflect behaviour at a fixed decision threshold. At the default threshold of 0.5, the baseline CNN produces very few positive predictions, which can be seen in its high precision but low recall</w:t>
+      </w:r>
+      <w:r>
+        <w:rPr>
+          <w:rFonts w:ascii="Times New Roman" w:hAnsi="Times New Roman" w:cs="Times New Roman"/>
+        </w:rPr>
+        <w:t xml:space="preserve">, </w:t>
+      </w:r>
+      <w:r>
+        <w:rPr>
+          <w:rFonts w:ascii="Times New Roman" w:hAnsi="Times New Roman" w:cs="Times New Roman"/>
+        </w:rPr>
+        <w:t>indicating that it makes conservative predictions and misses many true positives</w:t>
+      </w:r>
+      <w:r>
+        <w:rPr>
+          <w:rFonts w:ascii="Times New Roman" w:hAnsi="Times New Roman" w:cs="Times New Roman"/>
+        </w:rPr>
+        <w:t>. In contract, DenseNet121 shows a more balanced trade/off between precision and recall, leading to higher F1/scores. This suggests that while the baseline CNN ranks predictions slightly better overall, DenseNet121 i</w:t>
+      </w:r>
+      <w:r>
+        <w:rPr>
+          <w:rFonts w:ascii="Times New Roman" w:hAnsi="Times New Roman" w:cs="Times New Roman"/>
+        </w:rPr>
+        <w:t>s perhaps more desirable in a medical setting where missing a diagnosis can have serious consequences.</w:t>
+      </w:r>
+      <w:r>
+        <w:rPr>
+          <w:rFonts w:ascii="Times New Roman" w:hAnsi="Times New Roman" w:cs="Times New Roman"/>
+        </w:rPr>
+        <w:t xml:space="preserve"> </w:t>
       </w:r>
     </w:p>
     <w:p>
       <w:pPr>
         <w:pStyle w:val="Caption"/>
         <w:keepNext/>
-        <w:spacing w:line="276" w:lineRule="auto"/>
-      </w:pPr>
-      <w:bookmarkStart w:id="34" w:name="_Toc228185363"/>
-      <w:r>
-        <w:lastRenderedPageBreak/>
+      </w:pPr>
+      <w:bookmarkStart w:id="45" w:name="_Toc228274559"/>
+      <w:r>
         <w:t xml:space="preserve">Table </w:t>
       </w:r>
-      <w:r>
-        <w:fldChar w:fldCharType="begin"/>
-      </w:r>
-      <w:r>
-        <w:instrText xml:space="preserve"> SEQ Table \* ARABIC </w:instrText>
-      </w:r>
-      <w:r>
-        <w:fldChar w:fldCharType="separate"/>
-      </w:r>
-      <w:r>
-        <w:rPr>
-          <w:noProof/>
-        </w:rPr>
-        <w:t>1</w:t>
-      </w:r>
-      <w:r>
-        <w:rPr>
-          <w:noProof/>
-        </w:rPr>
-        <w:fldChar w:fldCharType="end"/>
-      </w:r>
-      <w:r>
-        <w:t>: AUROC performance across conditions on DenseNet121</w:t>
-      </w:r>
-      <w:bookmarkEnd w:id="34"/>
+      <w:fldSimple w:instr=" SEQ Table \* ARABIC ">
+        <w:r>
+          <w:rPr>
+            <w:noProof/>
+          </w:rPr>
+          <w:t>1</w:t>
+        </w:r>
+      </w:fldSimple>
+      <w:r>
+        <w:t>: Summary of performance metrics</w:t>
+      </w:r>
+      <w:bookmarkEnd w:id="45"/>
     </w:p>
     <w:tbl>
       <w:tblPr>
         <w:tblStyle w:val="TableGrid"/>
         <w:tblW w:w="0" w:type="auto"/>
-        <w:jc w:val="center"/>
         <w:tblLook w:val="04A0" w:firstRow="1" w:lastRow="0" w:firstColumn="1" w:lastColumn="0" w:noHBand="0" w:noVBand="1"/>
       </w:tblPr>
       <w:tblGrid>
-        <w:gridCol w:w="4508"/>
-        <w:gridCol w:w="4508"/>
+        <w:gridCol w:w="1803"/>
+        <w:gridCol w:w="1803"/>
+        <w:gridCol w:w="1803"/>
+        <w:gridCol w:w="1803"/>
+        <w:gridCol w:w="1804"/>
       </w:tblGrid>
       <w:tr>
-        <w:trPr>
-          <w:jc w:val="center"/>
-        </w:trPr>
         <w:tc>
           <w:tcPr>
-            <w:tcW w:w="4508" w:type="dxa"/>
+            <w:tcW w:w="1803" w:type="dxa"/>
             <w:shd w:val="clear" w:color="auto" w:fill="A5C9EB" w:themeFill="text2" w:themeFillTint="40"/>
           </w:tcPr>
           <w:p>
@@ -6572,13 +8218,13 @@
                 <w:b/>
                 <w:bCs/>
               </w:rPr>
-              <w:t>Condition</w:t>
+              <w:t>Model</w:t>
             </w:r>
           </w:p>
         </w:tc>
         <w:tc>
           <w:tcPr>
-            <w:tcW w:w="4508" w:type="dxa"/>
+            <w:tcW w:w="1803" w:type="dxa"/>
             <w:shd w:val="clear" w:color="auto" w:fill="A5C9EB" w:themeFill="text2" w:themeFillTint="40"/>
           </w:tcPr>
           <w:p>
@@ -6596,37 +8242,111 @@
                 <w:b/>
                 <w:bCs/>
               </w:rPr>
-              <w:t>AUROC</w:t>
+              <w:t>Mean AUC</w:t>
+            </w:r>
+          </w:p>
+        </w:tc>
+        <w:tc>
+          <w:tcPr>
+            <w:tcW w:w="1803" w:type="dxa"/>
+            <w:shd w:val="clear" w:color="auto" w:fill="A5C9EB" w:themeFill="text2" w:themeFillTint="40"/>
+          </w:tcPr>
+          <w:p>
+            <w:pPr>
+              <w:spacing w:line="276" w:lineRule="auto"/>
+              <w:rPr>
+                <w:rFonts w:ascii="Times New Roman" w:hAnsi="Times New Roman" w:cs="Times New Roman"/>
+                <w:b/>
+                <w:bCs/>
+              </w:rPr>
+            </w:pPr>
+            <w:r>
+              <w:rPr>
+                <w:rFonts w:ascii="Times New Roman" w:hAnsi="Times New Roman" w:cs="Times New Roman"/>
+                <w:b/>
+                <w:bCs/>
+              </w:rPr>
+              <w:t>Precision</w:t>
+            </w:r>
+          </w:p>
+        </w:tc>
+        <w:tc>
+          <w:tcPr>
+            <w:tcW w:w="1803" w:type="dxa"/>
+            <w:shd w:val="clear" w:color="auto" w:fill="A5C9EB" w:themeFill="text2" w:themeFillTint="40"/>
+          </w:tcPr>
+          <w:p>
+            <w:pPr>
+              <w:spacing w:line="276" w:lineRule="auto"/>
+              <w:rPr>
+                <w:rFonts w:ascii="Times New Roman" w:hAnsi="Times New Roman" w:cs="Times New Roman"/>
+                <w:b/>
+                <w:bCs/>
+              </w:rPr>
+            </w:pPr>
+            <w:r>
+              <w:rPr>
+                <w:rFonts w:ascii="Times New Roman" w:hAnsi="Times New Roman" w:cs="Times New Roman"/>
+                <w:b/>
+                <w:bCs/>
+              </w:rPr>
+              <w:t>Recall</w:t>
+            </w:r>
+          </w:p>
+        </w:tc>
+        <w:tc>
+          <w:tcPr>
+            <w:tcW w:w="1804" w:type="dxa"/>
+            <w:shd w:val="clear" w:color="auto" w:fill="A5C9EB" w:themeFill="text2" w:themeFillTint="40"/>
+          </w:tcPr>
+          <w:p>
+            <w:pPr>
+              <w:spacing w:line="276" w:lineRule="auto"/>
+              <w:rPr>
+                <w:rFonts w:ascii="Times New Roman" w:hAnsi="Times New Roman" w:cs="Times New Roman"/>
+                <w:b/>
+                <w:bCs/>
+              </w:rPr>
+            </w:pPr>
+            <w:r>
+              <w:rPr>
+                <w:rFonts w:ascii="Times New Roman" w:hAnsi="Times New Roman" w:cs="Times New Roman"/>
+                <w:b/>
+                <w:bCs/>
+              </w:rPr>
+              <w:t>F1-Score</w:t>
             </w:r>
           </w:p>
         </w:tc>
       </w:tr>
       <w:tr>
-        <w:trPr>
-          <w:jc w:val="center"/>
-        </w:trPr>
         <w:tc>
           <w:tcPr>
-            <w:tcW w:w="4508" w:type="dxa"/>
+            <w:tcW w:w="1803" w:type="dxa"/>
+            <w:shd w:val="clear" w:color="auto" w:fill="A5C9EB" w:themeFill="text2" w:themeFillTint="40"/>
           </w:tcPr>
           <w:p>
             <w:pPr>
               <w:spacing w:line="276" w:lineRule="auto"/>
               <w:rPr>
                 <w:rFonts w:ascii="Times New Roman" w:hAnsi="Times New Roman" w:cs="Times New Roman"/>
+                <w:b/>
+                <w:bCs/>
               </w:rPr>
             </w:pPr>
             <w:r>
               <w:rPr>
                 <w:rFonts w:ascii="Times New Roman" w:hAnsi="Times New Roman" w:cs="Times New Roman"/>
-              </w:rPr>
-              <w:t>Atelectasis</w:t>
+                <w:b/>
+                <w:bCs/>
+              </w:rPr>
+              <w:t>Baseline CNN</w:t>
             </w:r>
           </w:p>
         </w:tc>
         <w:tc>
           <w:tcPr>
-            <w:tcW w:w="4508" w:type="dxa"/>
+            <w:tcW w:w="1803" w:type="dxa"/>
           </w:tcPr>
           <w:p>
             <w:pPr>
@@ -6639,37 +8359,96 @@
               <w:rPr>
                 <w:rFonts w:ascii="Times New Roman" w:hAnsi="Times New Roman" w:cs="Times New Roman"/>
               </w:rPr>
-              <w:t>0.7808</w:t>
+              <w:t>0.8653</w:t>
+            </w:r>
+          </w:p>
+        </w:tc>
+        <w:tc>
+          <w:tcPr>
+            <w:tcW w:w="1803" w:type="dxa"/>
+          </w:tcPr>
+          <w:p>
+            <w:pPr>
+              <w:spacing w:line="276" w:lineRule="auto"/>
+              <w:rPr>
+                <w:rFonts w:ascii="Times New Roman" w:hAnsi="Times New Roman" w:cs="Times New Roman"/>
+              </w:rPr>
+            </w:pPr>
+            <w:r>
+              <w:rPr>
+                <w:rFonts w:ascii="Times New Roman" w:hAnsi="Times New Roman" w:cs="Times New Roman"/>
+              </w:rPr>
+              <w:t>0.6847</w:t>
+            </w:r>
+          </w:p>
+        </w:tc>
+        <w:tc>
+          <w:tcPr>
+            <w:tcW w:w="1803" w:type="dxa"/>
+          </w:tcPr>
+          <w:p>
+            <w:pPr>
+              <w:spacing w:line="276" w:lineRule="auto"/>
+              <w:rPr>
+                <w:rFonts w:ascii="Times New Roman" w:hAnsi="Times New Roman" w:cs="Times New Roman"/>
+              </w:rPr>
+            </w:pPr>
+            <w:r>
+              <w:rPr>
+                <w:rFonts w:ascii="Times New Roman" w:hAnsi="Times New Roman" w:cs="Times New Roman"/>
+              </w:rPr>
+              <w:t>0.2609</w:t>
+            </w:r>
+          </w:p>
+        </w:tc>
+        <w:tc>
+          <w:tcPr>
+            <w:tcW w:w="1804" w:type="dxa"/>
+          </w:tcPr>
+          <w:p>
+            <w:pPr>
+              <w:spacing w:line="276" w:lineRule="auto"/>
+              <w:rPr>
+                <w:rFonts w:ascii="Times New Roman" w:hAnsi="Times New Roman" w:cs="Times New Roman"/>
+              </w:rPr>
+            </w:pPr>
+            <w:r>
+              <w:rPr>
+                <w:rFonts w:ascii="Times New Roman" w:hAnsi="Times New Roman" w:cs="Times New Roman"/>
+              </w:rPr>
+              <w:t>0.3300</w:t>
             </w:r>
           </w:p>
         </w:tc>
       </w:tr>
       <w:tr>
-        <w:trPr>
-          <w:jc w:val="center"/>
-        </w:trPr>
         <w:tc>
           <w:tcPr>
-            <w:tcW w:w="4508" w:type="dxa"/>
+            <w:tcW w:w="1803" w:type="dxa"/>
+            <w:shd w:val="clear" w:color="auto" w:fill="A5C9EB" w:themeFill="text2" w:themeFillTint="40"/>
           </w:tcPr>
           <w:p>
             <w:pPr>
               <w:spacing w:line="276" w:lineRule="auto"/>
               <w:rPr>
                 <w:rFonts w:ascii="Times New Roman" w:hAnsi="Times New Roman" w:cs="Times New Roman"/>
+                <w:b/>
+                <w:bCs/>
               </w:rPr>
             </w:pPr>
             <w:r>
               <w:rPr>
                 <w:rFonts w:ascii="Times New Roman" w:hAnsi="Times New Roman" w:cs="Times New Roman"/>
-              </w:rPr>
-              <w:t>Cardiomegaly</w:t>
+                <w:b/>
+                <w:bCs/>
+              </w:rPr>
+              <w:t>DenseNet121</w:t>
             </w:r>
           </w:p>
         </w:tc>
         <w:tc>
           <w:tcPr>
-            <w:tcW w:w="4508" w:type="dxa"/>
+            <w:tcW w:w="1803" w:type="dxa"/>
           </w:tcPr>
           <w:p>
             <w:pPr>
@@ -6682,24 +8461,13 @@
               <w:rPr>
                 <w:rFonts w:ascii="Times New Roman" w:hAnsi="Times New Roman" w:cs="Times New Roman"/>
               </w:rPr>
-              <w:t>0.</w:t>
-            </w:r>
-            <w:r>
-              <w:rPr>
-                <w:rFonts w:ascii="Times New Roman" w:hAnsi="Times New Roman" w:cs="Times New Roman"/>
-              </w:rPr>
-              <w:t>7956</w:t>
+              <w:t>0.8571</w:t>
             </w:r>
           </w:p>
         </w:tc>
-      </w:tr>
-      <w:tr>
-        <w:trPr>
-          <w:jc w:val="center"/>
-        </w:trPr>
         <w:tc>
           <w:tcPr>
-            <w:tcW w:w="4508" w:type="dxa"/>
+            <w:tcW w:w="1803" w:type="dxa"/>
           </w:tcPr>
           <w:p>
             <w:pPr>
@@ -6712,13 +8480,13 @@
               <w:rPr>
                 <w:rFonts w:ascii="Times New Roman" w:hAnsi="Times New Roman" w:cs="Times New Roman"/>
               </w:rPr>
-              <w:t>Consolidation</w:t>
+              <w:t>0.6058</w:t>
             </w:r>
           </w:p>
         </w:tc>
         <w:tc>
           <w:tcPr>
-            <w:tcW w:w="4508" w:type="dxa"/>
+            <w:tcW w:w="1803" w:type="dxa"/>
           </w:tcPr>
           <w:p>
             <w:pPr>
@@ -6731,24 +8499,13 @@
               <w:rPr>
                 <w:rFonts w:ascii="Times New Roman" w:hAnsi="Times New Roman" w:cs="Times New Roman"/>
               </w:rPr>
-              <w:t>0.</w:t>
-            </w:r>
-            <w:r>
-              <w:rPr>
-                <w:rFonts w:ascii="Times New Roman" w:hAnsi="Times New Roman" w:cs="Times New Roman"/>
-              </w:rPr>
-              <w:t>8610</w:t>
+              <w:t>0.3212</w:t>
             </w:r>
           </w:p>
         </w:tc>
-      </w:tr>
-      <w:tr>
-        <w:trPr>
-          <w:jc w:val="center"/>
-        </w:trPr>
         <w:tc>
           <w:tcPr>
-            <w:tcW w:w="4508" w:type="dxa"/>
+            <w:tcW w:w="1804" w:type="dxa"/>
           </w:tcPr>
           <w:p>
             <w:pPr>
@@ -6761,81 +8518,7 @@
               <w:rPr>
                 <w:rFonts w:ascii="Times New Roman" w:hAnsi="Times New Roman" w:cs="Times New Roman"/>
               </w:rPr>
-              <w:t>Edema</w:t>
-            </w:r>
-          </w:p>
-        </w:tc>
-        <w:tc>
-          <w:tcPr>
-            <w:tcW w:w="4508" w:type="dxa"/>
-          </w:tcPr>
-          <w:p>
-            <w:pPr>
-              <w:spacing w:line="276" w:lineRule="auto"/>
-              <w:rPr>
-                <w:rFonts w:ascii="Times New Roman" w:hAnsi="Times New Roman" w:cs="Times New Roman"/>
-              </w:rPr>
-            </w:pPr>
-            <w:r>
-              <w:rPr>
-                <w:rFonts w:ascii="Times New Roman" w:hAnsi="Times New Roman" w:cs="Times New Roman"/>
-              </w:rPr>
-              <w:t>0.</w:t>
-            </w:r>
-            <w:r>
-              <w:rPr>
-                <w:rFonts w:ascii="Times New Roman" w:hAnsi="Times New Roman" w:cs="Times New Roman"/>
-              </w:rPr>
-              <w:t>9238</w:t>
-            </w:r>
-          </w:p>
-        </w:tc>
-      </w:tr>
-      <w:tr>
-        <w:trPr>
-          <w:jc w:val="center"/>
-        </w:trPr>
-        <w:tc>
-          <w:tcPr>
-            <w:tcW w:w="4508" w:type="dxa"/>
-          </w:tcPr>
-          <w:p>
-            <w:pPr>
-              <w:spacing w:line="276" w:lineRule="auto"/>
-              <w:rPr>
-                <w:rFonts w:ascii="Times New Roman" w:hAnsi="Times New Roman" w:cs="Times New Roman"/>
-              </w:rPr>
-            </w:pPr>
-            <w:r>
-              <w:rPr>
-                <w:rFonts w:ascii="Times New Roman" w:hAnsi="Times New Roman" w:cs="Times New Roman"/>
-              </w:rPr>
-              <w:t>Pleural Effusion</w:t>
-            </w:r>
-          </w:p>
-        </w:tc>
-        <w:tc>
-          <w:tcPr>
-            <w:tcW w:w="4508" w:type="dxa"/>
-          </w:tcPr>
-          <w:p>
-            <w:pPr>
-              <w:spacing w:line="276" w:lineRule="auto"/>
-              <w:rPr>
-                <w:rFonts w:ascii="Times New Roman" w:hAnsi="Times New Roman" w:cs="Times New Roman"/>
-              </w:rPr>
-            </w:pPr>
-            <w:r>
-              <w:rPr>
-                <w:rFonts w:ascii="Times New Roman" w:hAnsi="Times New Roman" w:cs="Times New Roman"/>
-              </w:rPr>
-              <w:t>0.</w:t>
-            </w:r>
-            <w:r>
-              <w:rPr>
-                <w:rFonts w:ascii="Times New Roman" w:hAnsi="Times New Roman" w:cs="Times New Roman"/>
-              </w:rPr>
-              <w:t>9243</w:t>
+              <w:t>0.3499</w:t>
             </w:r>
           </w:p>
         </w:tc>
@@ -6851,35 +8534,14 @@
     </w:p>
     <w:p>
       <w:pPr>
-        <w:spacing w:line="276" w:lineRule="auto"/>
-        <w:rPr>
-          <w:rFonts w:ascii="Times New Roman" w:hAnsi="Times New Roman" w:cs="Times New Roman"/>
-        </w:rPr>
-      </w:pPr>
-      <w:r>
-        <w:rPr>
-          <w:rFonts w:ascii="Times New Roman" w:hAnsi="Times New Roman" w:cs="Times New Roman"/>
-        </w:rPr>
-        <w:t>Contrary to expectations, the transfer learning model did not outperform the baseline CNN. While it achieved strong results for certain conditions such as Edema and Pleural Effusion, overall performance was slightly lower.</w:t>
-      </w:r>
-    </w:p>
-    <w:p>
-      <w:pPr>
-        <w:spacing w:line="276" w:lineRule="auto"/>
-        <w:rPr>
-          <w:rFonts w:ascii="Times New Roman" w:hAnsi="Times New Roman" w:cs="Times New Roman"/>
-        </w:rPr>
-      </w:pPr>
-    </w:p>
-    <w:p>
-      <w:pPr>
         <w:pStyle w:val="Heading2"/>
       </w:pPr>
-      <w:bookmarkStart w:id="35" w:name="_Toc228185348"/>
-      <w:r>
+      <w:bookmarkStart w:id="46" w:name="_Toc228274535"/>
+      <w:r>
+        <w:lastRenderedPageBreak/>
         <w:t>4.2 Comparison with existing solutions</w:t>
       </w:r>
-      <w:bookmarkEnd w:id="35"/>
+      <w:bookmarkEnd w:id="46"/>
     </w:p>
     <w:p>
       <w:pPr>
@@ -6966,6 +8628,72 @@
         </w:rPr>
         <w:t>.</w:t>
       </w:r>
+      <w:r>
+        <w:rPr>
+          <w:rFonts w:ascii="Times New Roman" w:hAnsi="Times New Roman" w:cs="Times New Roman"/>
+        </w:rPr>
+        <w:t xml:space="preserve"> This comparison can be </w:t>
+      </w:r>
+      <w:r>
+        <w:rPr>
+          <w:rFonts w:ascii="Times New Roman" w:hAnsi="Times New Roman" w:cs="Times New Roman"/>
+        </w:rPr>
+        <w:t xml:space="preserve">seen in </w:t>
+      </w:r>
+      <w:r>
+        <w:rPr>
+          <w:rFonts w:ascii="Times New Roman" w:hAnsi="Times New Roman" w:cs="Times New Roman"/>
+        </w:rPr>
+        <w:fldChar w:fldCharType="begin"/>
+      </w:r>
+      <w:r>
+        <w:rPr>
+          <w:rFonts w:ascii="Times New Roman" w:hAnsi="Times New Roman" w:cs="Times New Roman"/>
+        </w:rPr>
+        <w:instrText xml:space="preserve"> REF _Ref228265131 \h </w:instrText>
+      </w:r>
+      <w:r>
+        <w:rPr>
+          <w:rFonts w:ascii="Times New Roman" w:hAnsi="Times New Roman" w:cs="Times New Roman"/>
+        </w:rPr>
+      </w:r>
+      <w:r>
+        <w:rPr>
+          <w:rFonts w:ascii="Times New Roman" w:hAnsi="Times New Roman" w:cs="Times New Roman"/>
+        </w:rPr>
+        <w:instrText xml:space="preserve"> \* MERGEFORMAT </w:instrText>
+      </w:r>
+      <w:r>
+        <w:rPr>
+          <w:rFonts w:ascii="Times New Roman" w:hAnsi="Times New Roman" w:cs="Times New Roman"/>
+        </w:rPr>
+        <w:fldChar w:fldCharType="separate"/>
+      </w:r>
+      <w:r>
+        <w:rPr>
+          <w:rFonts w:ascii="Times New Roman" w:hAnsi="Times New Roman" w:cs="Times New Roman"/>
+        </w:rPr>
+        <w:t xml:space="preserve">Figure </w:t>
+      </w:r>
+      <w:r>
+        <w:rPr>
+          <w:rFonts w:ascii="Times New Roman" w:hAnsi="Times New Roman" w:cs="Times New Roman"/>
+          <w:noProof/>
+        </w:rPr>
+        <w:t>15</w:t>
+      </w:r>
+      <w:r>
+        <w:rPr>
+          <w:rFonts w:ascii="Times New Roman" w:hAnsi="Times New Roman" w:cs="Times New Roman"/>
+        </w:rPr>
+        <w:fldChar w:fldCharType="end"/>
+      </w:r>
+      <w:r>
+        <w:rPr>
+          <w:rFonts w:ascii="Times New Roman" w:hAnsi="Times New Roman" w:cs="Times New Roman"/>
+        </w:rPr>
+        <w:t>.</w:t>
+      </w:r>
     </w:p>
     <w:p>
       <w:pPr>
@@ -6974,6 +8702,110 @@
           <w:rFonts w:ascii="Times New Roman" w:hAnsi="Times New Roman" w:cs="Times New Roman"/>
         </w:rPr>
       </w:pPr>
+    </w:p>
+    <w:p>
+      <w:pPr>
+        <w:keepNext/>
+        <w:spacing w:line="276" w:lineRule="auto"/>
+        <w:jc w:val="center"/>
+      </w:pPr>
+      <w:r>
+        <w:rPr>
+          <w:noProof/>
+        </w:rPr>
+        <w:drawing>
+          <wp:inline distT="0" distB="0" distL="0" distR="0" wp14:anchorId="106447E9" wp14:editId="72276EF6">
+            <wp:extent cx="5731510" cy="2842895"/>
+            <wp:effectExtent l="0" t="0" r="2540" b="0"/>
+            <wp:docPr id="1144829203" name="Picture 2"/>
+            <wp:cNvGraphicFramePr>
+              <a:graphicFrameLocks xmlns:a="http://schemas.openxmlformats.org/drawingml/2006/main" noChangeAspect="1"/>
+            </wp:cNvGraphicFramePr>
+            <a:graphic xmlns:a="http://schemas.openxmlformats.org/drawingml/2006/main">
+              <a:graphicData uri="http://schemas.openxmlformats.org/drawingml/2006/picture">
+                <pic:pic xmlns:pic="http://schemas.openxmlformats.org/drawingml/2006/picture">
+                  <pic:nvPicPr>
+                    <pic:cNvPr id="0" name="Picture 3"/>
+                    <pic:cNvPicPr>
+                      <a:picLocks noChangeAspect="1" noChangeArrowheads="1"/>
+                    </pic:cNvPicPr>
+                  </pic:nvPicPr>
+                  <pic:blipFill>
+                    <a:blip r:embed="rId24">
+                      <a:extLst>
+                        <a:ext uri="{28A0092B-C50C-407E-A947-70E740481C1C}">
+                          <a14:useLocalDpi xmlns:a14="http://schemas.microsoft.com/office/drawing/2010/main" val="0"/>
+                        </a:ext>
+                      </a:extLst>
+                    </a:blip>
+                    <a:srcRect/>
+                    <a:stretch>
+                      <a:fillRect/>
+                    </a:stretch>
+                  </pic:blipFill>
+                  <pic:spPr bwMode="auto">
+                    <a:xfrm>
+                      <a:off x="0" y="0"/>
+                      <a:ext cx="5731510" cy="2842895"/>
+                    </a:xfrm>
+                    <a:prstGeom prst="rect">
+                      <a:avLst/>
+                    </a:prstGeom>
+                    <a:noFill/>
+                    <a:ln>
+                      <a:noFill/>
+                    </a:ln>
+                  </pic:spPr>
+                </pic:pic>
+              </a:graphicData>
+            </a:graphic>
+          </wp:inline>
+        </w:drawing>
+      </w:r>
+    </w:p>
+    <w:p>
+      <w:pPr>
+        <w:pStyle w:val="Caption"/>
+        <w:rPr>
+          <w:rFonts w:ascii="Times New Roman" w:hAnsi="Times New Roman" w:cs="Times New Roman"/>
+        </w:rPr>
+      </w:pPr>
+      <w:bookmarkStart w:id="47" w:name="_Ref228265131"/>
+      <w:bookmarkStart w:id="48" w:name="_Toc228274556"/>
+      <w:r>
+        <w:t xml:space="preserve">Figure </w:t>
+      </w:r>
+      <w:r>
+        <w:fldChar w:fldCharType="begin"/>
+      </w:r>
+      <w:r>
+        <w:instrText xml:space="preserve"> SEQ Figure \* ARABIC </w:instrText>
+      </w:r>
+      <w:r>
+        <w:fldChar w:fldCharType="separate"/>
+      </w:r>
+      <w:r>
+        <w:rPr>
+          <w:noProof/>
+        </w:rPr>
+        <w:t>15</w:t>
+      </w:r>
+      <w:r>
+        <w:fldChar w:fldCharType="end"/>
+      </w:r>
+      <w:bookmarkEnd w:id="47"/>
+      <w:r>
+        <w:t>: AUC per condition comparison</w:t>
+      </w:r>
+      <w:bookmarkEnd w:id="48"/>
+    </w:p>
+    <w:p>
+      <w:pPr>
+        <w:spacing w:line="276" w:lineRule="auto"/>
+        <w:rPr>
+          <w:rFonts w:ascii="Times New Roman" w:hAnsi="Times New Roman" w:cs="Times New Roman"/>
+        </w:rPr>
+      </w:pPr>
       <w:r>
         <w:rPr>
           <w:rFonts w:ascii="Times New Roman" w:hAnsi="Times New Roman" w:cs="Times New Roman"/>
@@ -6985,7 +8817,7 @@
       <w:pPr>
         <w:pStyle w:val="Heading2"/>
       </w:pPr>
-      <w:bookmarkStart w:id="36" w:name="_Toc228185349"/>
+      <w:bookmarkStart w:id="49" w:name="_Toc228274536"/>
       <w:r>
         <w:t>4.</w:t>
       </w:r>
@@ -6998,7 +8830,7 @@
       <w:r>
         <w:t>Interpretation techniques</w:t>
       </w:r>
-      <w:bookmarkEnd w:id="36"/>
+      <w:bookmarkEnd w:id="49"/>
     </w:p>
     <w:p>
       <w:pPr>
@@ -7121,12 +8953,158 @@
         <w:rPr>
           <w:rFonts w:ascii="Times New Roman" w:hAnsi="Times New Roman" w:cs="Times New Roman"/>
         </w:rPr>
-        <w:t>, representative validation images were selected and visualized alongside their corresponding heatmaps and superimposed outputs.</w:t>
-      </w:r>
-    </w:p>
-    <w:p>
-      <w:pPr>
+        <w:t xml:space="preserve">, representative validation images were selected and </w:t>
+      </w:r>
+      <w:r>
+        <w:rPr>
+          <w:rFonts w:ascii="Times New Roman" w:hAnsi="Times New Roman" w:cs="Times New Roman"/>
+        </w:rPr>
+        <w:t>visualized alongside their corresponding heatmaps and superimposed outputs</w:t>
+      </w:r>
+      <w:r>
+        <w:rPr>
+          <w:rFonts w:ascii="Times New Roman" w:hAnsi="Times New Roman" w:cs="Times New Roman"/>
+        </w:rPr>
+        <w:t xml:space="preserve">, as seen in </w:t>
+      </w:r>
+      <w:r>
+        <w:rPr>
+          <w:rFonts w:ascii="Times New Roman" w:hAnsi="Times New Roman" w:cs="Times New Roman"/>
+        </w:rPr>
+        <w:fldChar w:fldCharType="begin"/>
+      </w:r>
+      <w:r>
+        <w:rPr>
+          <w:rFonts w:ascii="Times New Roman" w:hAnsi="Times New Roman" w:cs="Times New Roman"/>
+        </w:rPr>
+        <w:instrText xml:space="preserve"> REF _Ref228273985 \h </w:instrText>
+      </w:r>
+      <w:r>
+        <w:rPr>
+          <w:rFonts w:ascii="Times New Roman" w:hAnsi="Times New Roman" w:cs="Times New Roman"/>
+        </w:rPr>
+      </w:r>
+      <w:r>
+        <w:rPr>
+          <w:rFonts w:ascii="Times New Roman" w:hAnsi="Times New Roman" w:cs="Times New Roman"/>
+        </w:rPr>
+        <w:instrText xml:space="preserve"> \* MERGEFORMAT </w:instrText>
+      </w:r>
+      <w:r>
+        <w:rPr>
+          <w:rFonts w:ascii="Times New Roman" w:hAnsi="Times New Roman" w:cs="Times New Roman"/>
+        </w:rPr>
+        <w:fldChar w:fldCharType="separate"/>
+      </w:r>
+      <w:r>
+        <w:rPr>
+          <w:rFonts w:ascii="Times New Roman" w:hAnsi="Times New Roman" w:cs="Times New Roman"/>
+        </w:rPr>
+        <w:t xml:space="preserve">Figure </w:t>
+      </w:r>
+      <w:r>
+        <w:rPr>
+          <w:rFonts w:ascii="Times New Roman" w:hAnsi="Times New Roman" w:cs="Times New Roman"/>
+          <w:noProof/>
+        </w:rPr>
+        <w:t>16</w:t>
+      </w:r>
+      <w:r>
+        <w:rPr>
+          <w:rFonts w:ascii="Times New Roman" w:hAnsi="Times New Roman" w:cs="Times New Roman"/>
+        </w:rPr>
+        <w:fldChar w:fldCharType="end"/>
+      </w:r>
+      <w:r>
+        <w:rPr>
+          <w:rFonts w:ascii="Times New Roman" w:hAnsi="Times New Roman" w:cs="Times New Roman"/>
+        </w:rPr>
+        <w:t>.</w:t>
+      </w:r>
+    </w:p>
+    <w:p>
+      <w:pPr>
+        <w:keepNext/>
         <w:spacing w:line="276" w:lineRule="auto"/>
+        <w:jc w:val="center"/>
+      </w:pPr>
+      <w:r>
+        <w:rPr>
+          <w:rFonts w:ascii="Times New Roman" w:hAnsi="Times New Roman" w:cs="Times New Roman"/>
+        </w:rPr>
+        <w:lastRenderedPageBreak/>
+        <w:drawing>
+          <wp:inline distT="0" distB="0" distL="0" distR="0" wp14:anchorId="7E0419C1" wp14:editId="34C0205A">
+            <wp:extent cx="5731510" cy="1949450"/>
+            <wp:effectExtent l="0" t="0" r="2540" b="0"/>
+            <wp:docPr id="233357191" name="Picture 1"/>
+            <wp:cNvGraphicFramePr>
+              <a:graphicFrameLocks xmlns:a="http://schemas.openxmlformats.org/drawingml/2006/main" noChangeAspect="1"/>
+            </wp:cNvGraphicFramePr>
+            <a:graphic xmlns:a="http://schemas.openxmlformats.org/drawingml/2006/main">
+              <a:graphicData uri="http://schemas.openxmlformats.org/drawingml/2006/picture">
+                <pic:pic xmlns:pic="http://schemas.openxmlformats.org/drawingml/2006/picture">
+                  <pic:nvPicPr>
+                    <pic:cNvPr id="233357191" name=""/>
+                    <pic:cNvPicPr/>
+                  </pic:nvPicPr>
+                  <pic:blipFill>
+                    <a:blip r:embed="rId25"/>
+                    <a:stretch>
+                      <a:fillRect/>
+                    </a:stretch>
+                  </pic:blipFill>
+                  <pic:spPr>
+                    <a:xfrm>
+                      <a:off x="0" y="0"/>
+                      <a:ext cx="5731510" cy="1949450"/>
+                    </a:xfrm>
+                    <a:prstGeom prst="rect">
+                      <a:avLst/>
+                    </a:prstGeom>
+                  </pic:spPr>
+                </pic:pic>
+              </a:graphicData>
+            </a:graphic>
+          </wp:inline>
+        </w:drawing>
+      </w:r>
+    </w:p>
+    <w:p>
+      <w:pPr>
+        <w:pStyle w:val="Caption"/>
+        <w:rPr>
+          <w:rFonts w:ascii="Times New Roman" w:hAnsi="Times New Roman" w:cs="Times New Roman"/>
+        </w:rPr>
+      </w:pPr>
+      <w:bookmarkStart w:id="50" w:name="_Ref228273985"/>
+      <w:bookmarkStart w:id="51" w:name="_Toc228274557"/>
+      <w:r>
+        <w:t xml:space="preserve">Figure </w:t>
+      </w:r>
+      <w:fldSimple w:instr=" SEQ Figure \* ARABIC ">
+        <w:r>
+          <w:rPr>
+            <w:noProof/>
+          </w:rPr>
+          <w:t>16</w:t>
+        </w:r>
+      </w:fldSimple>
+      <w:bookmarkEnd w:id="50"/>
+      <w:r>
+        <w:t xml:space="preserve">: Grad-CAM Heatmap of </w:t>
+      </w:r>
+      <w:r>
+        <w:t xml:space="preserve">Correctly Predicted </w:t>
+      </w:r>
+      <w:r>
+        <w:t>Pleural Effusion</w:t>
+      </w:r>
+      <w:bookmarkEnd w:id="51"/>
+    </w:p>
+    <w:p>
+      <w:pPr>
+        <w:spacing w:line="276" w:lineRule="auto"/>
         <w:rPr>
           <w:rFonts w:ascii="Times New Roman" w:hAnsi="Times New Roman" w:cs="Times New Roman"/>
         </w:rPr>
@@ -7187,9 +9165,148 @@
         <w:rPr>
           <w:rFonts w:ascii="Times New Roman" w:hAnsi="Times New Roman" w:cs="Times New Roman"/>
         </w:rPr>
+        <w:t>Additionally, Grad-CAM was used to compare correct and incorrect predictions</w:t>
+      </w:r>
+      <w:r>
+        <w:rPr>
+          <w:rFonts w:ascii="Times New Roman" w:hAnsi="Times New Roman" w:cs="Times New Roman"/>
+        </w:rPr>
+        <w:t xml:space="preserve">, as seen in </w:t>
+      </w:r>
+      <w:r>
+        <w:rPr>
+          <w:rFonts w:ascii="Times New Roman" w:hAnsi="Times New Roman" w:cs="Times New Roman"/>
+        </w:rPr>
+        <w:fldChar w:fldCharType="begin"/>
+      </w:r>
+      <w:r>
+        <w:rPr>
+          <w:rFonts w:ascii="Times New Roman" w:hAnsi="Times New Roman" w:cs="Times New Roman"/>
+        </w:rPr>
+        <w:instrText xml:space="preserve"> REF _Ref228274166 \h </w:instrText>
+      </w:r>
+      <w:r>
+        <w:rPr>
+          <w:rFonts w:ascii="Times New Roman" w:hAnsi="Times New Roman" w:cs="Times New Roman"/>
+        </w:rPr>
+      </w:r>
+      <w:r>
+        <w:rPr>
+          <w:rFonts w:ascii="Times New Roman" w:hAnsi="Times New Roman" w:cs="Times New Roman"/>
+        </w:rPr>
+        <w:instrText xml:space="preserve"> \* MERGEFORMAT </w:instrText>
+      </w:r>
+      <w:r>
+        <w:rPr>
+          <w:rFonts w:ascii="Times New Roman" w:hAnsi="Times New Roman" w:cs="Times New Roman"/>
+        </w:rPr>
+        <w:fldChar w:fldCharType="separate"/>
+      </w:r>
+      <w:r>
+        <w:rPr>
+          <w:rFonts w:ascii="Times New Roman" w:hAnsi="Times New Roman" w:cs="Times New Roman"/>
+        </w:rPr>
+        <w:t xml:space="preserve">Figure </w:t>
+      </w:r>
+      <w:r>
+        <w:rPr>
+          <w:rFonts w:ascii="Times New Roman" w:hAnsi="Times New Roman" w:cs="Times New Roman"/>
+          <w:noProof/>
+        </w:rPr>
+        <w:t>17</w:t>
+      </w:r>
+      <w:r>
+        <w:rPr>
+          <w:rFonts w:ascii="Times New Roman" w:hAnsi="Times New Roman" w:cs="Times New Roman"/>
+        </w:rPr>
+        <w:fldChar w:fldCharType="end"/>
+      </w:r>
+      <w:r>
+        <w:rPr>
+          <w:rFonts w:ascii="Times New Roman" w:hAnsi="Times New Roman" w:cs="Times New Roman"/>
+        </w:rPr>
+        <w:t>. For example</w:t>
+      </w:r>
+      <w:r>
+        <w:rPr>
+          <w:rFonts w:ascii="Times New Roman" w:hAnsi="Times New Roman" w:cs="Times New Roman"/>
+        </w:rPr>
+        <w:t>, in the case of Edema, true positive predictions showed activation in relevant lung regions, whereas false negatives showed weaker or misplaced activation. This suggests that misclassifications may occur when the model fails to detect subtle patterns.</w:t>
+      </w:r>
+    </w:p>
+    <w:p>
+      <w:pPr>
+        <w:keepNext/>
+        <w:spacing w:line="276" w:lineRule="auto"/>
+        <w:jc w:val="center"/>
+      </w:pPr>
+      <w:r>
+        <w:rPr>
+          <w:rFonts w:ascii="Times New Roman" w:hAnsi="Times New Roman" w:cs="Times New Roman"/>
+        </w:rPr>
         <w:lastRenderedPageBreak/>
-        <w:t>Additionally, Grad-CAM was used to compare correct and incorrect predictions. For example, in the case of Edema, true positive predictions showed activation in relevant lung regions, whereas false negatives showed weaker or misplaced activation. This suggests that misclassifications may occur when the model fails to detect subtle patterns.</w:t>
-      </w:r>
+        <w:drawing>
+          <wp:inline distT="0" distB="0" distL="0" distR="0" wp14:anchorId="6A923A1E" wp14:editId="76221D8C">
+            <wp:extent cx="5731510" cy="3902075"/>
+            <wp:effectExtent l="0" t="0" r="2540" b="3175"/>
+            <wp:docPr id="569475861" name="Picture 1"/>
+            <wp:cNvGraphicFramePr>
+              <a:graphicFrameLocks xmlns:a="http://schemas.openxmlformats.org/drawingml/2006/main" noChangeAspect="1"/>
+            </wp:cNvGraphicFramePr>
+            <a:graphic xmlns:a="http://schemas.openxmlformats.org/drawingml/2006/main">
+              <a:graphicData uri="http://schemas.openxmlformats.org/drawingml/2006/picture">
+                <pic:pic xmlns:pic="http://schemas.openxmlformats.org/drawingml/2006/picture">
+                  <pic:nvPicPr>
+                    <pic:cNvPr id="569475861" name=""/>
+                    <pic:cNvPicPr/>
+                  </pic:nvPicPr>
+                  <pic:blipFill>
+                    <a:blip r:embed="rId26"/>
+                    <a:stretch>
+                      <a:fillRect/>
+                    </a:stretch>
+                  </pic:blipFill>
+                  <pic:spPr>
+                    <a:xfrm>
+                      <a:off x="0" y="0"/>
+                      <a:ext cx="5731510" cy="3902075"/>
+                    </a:xfrm>
+                    <a:prstGeom prst="rect">
+                      <a:avLst/>
+                    </a:prstGeom>
+                  </pic:spPr>
+                </pic:pic>
+              </a:graphicData>
+            </a:graphic>
+          </wp:inline>
+        </w:drawing>
+      </w:r>
+    </w:p>
+    <w:p>
+      <w:pPr>
+        <w:pStyle w:val="Caption"/>
+        <w:rPr>
+          <w:rFonts w:ascii="Times New Roman" w:hAnsi="Times New Roman" w:cs="Times New Roman"/>
+        </w:rPr>
+      </w:pPr>
+      <w:bookmarkStart w:id="52" w:name="_Ref228274166"/>
+      <w:bookmarkStart w:id="53" w:name="_Toc228274558"/>
+      <w:r>
+        <w:t xml:space="preserve">Figure </w:t>
+      </w:r>
+      <w:fldSimple w:instr=" SEQ Figure \* ARABIC ">
+        <w:r>
+          <w:rPr>
+            <w:noProof/>
+          </w:rPr>
+          <w:t>17</w:t>
+        </w:r>
+      </w:fldSimple>
+      <w:bookmarkEnd w:id="52"/>
+      <w:r>
+        <w:t>: Grad-CAM Heatmap for Edema</w:t>
+      </w:r>
+      <w:bookmarkEnd w:id="53"/>
     </w:p>
     <w:p>
       <w:pPr>
@@ -7245,11 +9362,11 @@
       <w:pPr>
         <w:pStyle w:val="Heading2"/>
       </w:pPr>
-      <w:bookmarkStart w:id="37" w:name="_Toc228185350"/>
+      <w:bookmarkStart w:id="54" w:name="_Toc228274537"/>
       <w:r>
         <w:t>4.4 Model utilization and limitations</w:t>
       </w:r>
-      <w:bookmarkEnd w:id="37"/>
+      <w:bookmarkEnd w:id="54"/>
     </w:p>
     <w:p>
       <w:pPr>
@@ -7340,45 +9457,30 @@
         <w:rPr>
           <w:rFonts w:ascii="Times New Roman" w:hAnsi="Times New Roman" w:cs="Times New Roman"/>
         </w:rPr>
-        <w:t xml:space="preserve">Third, </w:t>
-      </w:r>
-      <w:r>
-        <w:rPr>
-          <w:rFonts w:ascii="Times New Roman" w:hAnsi="Times New Roman" w:cs="Times New Roman"/>
-        </w:rPr>
-        <w:t xml:space="preserve">the fact that DenseNet121 did not outperform the baseline CNN, despite being a more advanced architecture. This indicates that its full potential was not fully exploited. This could </w:t>
-      </w:r>
-      <w:r>
-        <w:rPr>
-          <w:rFonts w:ascii="Times New Roman" w:hAnsi="Times New Roman" w:cs="Times New Roman"/>
-        </w:rPr>
-        <w:t>be due to</w:t>
-      </w:r>
-      <w:r>
-        <w:rPr>
-          <w:rFonts w:ascii="Times New Roman" w:hAnsi="Times New Roman" w:cs="Times New Roman"/>
-        </w:rPr>
-        <w:t xml:space="preserve"> limited hyperparameter tuning, </w:t>
-      </w:r>
-      <w:r>
-        <w:rPr>
-          <w:rFonts w:ascii="Times New Roman" w:hAnsi="Times New Roman" w:cs="Times New Roman"/>
-        </w:rPr>
-        <w:t>insufficient fine-tuning depth, and a lack of data augmentation and regularization strategies.</w:t>
-      </w:r>
+        <w:t>Third, it could be due to limited hyperparameter tuning, insufficient fine-tuning depth, and a lack of data augmentation and regularization strategies.</w:t>
+      </w:r>
+    </w:p>
+    <w:p>
+      <w:pPr>
+        <w:spacing w:line="276" w:lineRule="auto"/>
+        <w:rPr>
+          <w:rFonts w:ascii="Times New Roman" w:hAnsi="Times New Roman" w:cs="Times New Roman"/>
+        </w:rPr>
+      </w:pPr>
     </w:p>
     <w:p>
       <w:pPr>
         <w:pStyle w:val="Heading1"/>
       </w:pPr>
-      <w:bookmarkStart w:id="38" w:name="_Toc228185351"/>
-      <w:r>
+      <w:bookmarkStart w:id="55" w:name="_Toc228274538"/>
+      <w:r>
+        <w:lastRenderedPageBreak/>
         <w:t xml:space="preserve">5 </w:t>
       </w:r>
       <w:r>
         <w:t>Deployment</w:t>
       </w:r>
-      <w:bookmarkEnd w:id="38"/>
+      <w:bookmarkEnd w:id="55"/>
     </w:p>
     <w:p>
       <w:pPr>
@@ -7511,7 +9613,6 @@
         <w:rPr>
           <w:rFonts w:ascii="Times New Roman" w:hAnsi="Times New Roman" w:cs="Times New Roman"/>
         </w:rPr>
-        <w:lastRenderedPageBreak/>
         <w:t>To improve user experience, there are some extensions which could be implemented.</w:t>
       </w:r>
     </w:p>
@@ -7582,14 +9683,14 @@
       <w:pPr>
         <w:pStyle w:val="Heading1"/>
       </w:pPr>
-      <w:bookmarkStart w:id="39" w:name="_Toc228185352"/>
+      <w:bookmarkStart w:id="56" w:name="_Toc228274539"/>
       <w:r>
         <w:t xml:space="preserve">6 </w:t>
       </w:r>
       <w:r>
         <w:t>Conclusion</w:t>
       </w:r>
-      <w:bookmarkEnd w:id="39"/>
+      <w:bookmarkEnd w:id="56"/>
     </w:p>
     <w:p>
       <w:pPr>
@@ -7616,55 +9717,7 @@
         <w:rPr>
           <w:rFonts w:ascii="Times New Roman" w:hAnsi="Times New Roman" w:cs="Times New Roman"/>
         </w:rPr>
-        <w:t xml:space="preserve">The results show that deep learning provides a viable approach to this problem. The baseline CNN achieved a mean AUROC of 0.8653, while the DenseNet121 transfer learning model achieved 0.8571. </w:t>
-      </w:r>
-      <w:r>
-        <w:rPr>
-          <w:rFonts w:ascii="Times New Roman" w:hAnsi="Times New Roman" w:cs="Times New Roman"/>
-        </w:rPr>
-        <w:t>Both</w:t>
-      </w:r>
-      <w:r>
-        <w:rPr>
-          <w:rFonts w:ascii="Times New Roman" w:hAnsi="Times New Roman" w:cs="Times New Roman"/>
-        </w:rPr>
-        <w:t xml:space="preserve"> models performed reasonably well, </w:t>
-      </w:r>
-      <w:r>
-        <w:rPr>
-          <w:rFonts w:ascii="Times New Roman" w:hAnsi="Times New Roman" w:cs="Times New Roman"/>
-        </w:rPr>
-        <w:t xml:space="preserve">but </w:t>
-      </w:r>
-      <w:r>
-        <w:rPr>
-          <w:rFonts w:ascii="Times New Roman" w:hAnsi="Times New Roman" w:cs="Times New Roman"/>
-        </w:rPr>
-        <w:t xml:space="preserve">neither reached the performance of the CheXpert baseline (0.907), which </w:t>
-      </w:r>
-      <w:r>
-        <w:rPr>
-          <w:rFonts w:ascii="Times New Roman" w:hAnsi="Times New Roman" w:cs="Times New Roman"/>
-        </w:rPr>
-        <w:t>could be expected</w:t>
-      </w:r>
-      <w:r>
-        <w:rPr>
-          <w:rFonts w:ascii="Times New Roman" w:hAnsi="Times New Roman" w:cs="Times New Roman"/>
-        </w:rPr>
-        <w:t xml:space="preserve"> given the use of ensembles and more extensive optimization in </w:t>
-      </w:r>
-      <w:r>
-        <w:rPr>
-          <w:rFonts w:ascii="Times New Roman" w:hAnsi="Times New Roman" w:cs="Times New Roman"/>
-        </w:rPr>
-        <w:t xml:space="preserve">their </w:t>
-      </w:r>
-      <w:r>
-        <w:rPr>
-          <w:rFonts w:ascii="Times New Roman" w:hAnsi="Times New Roman" w:cs="Times New Roman"/>
-        </w:rPr>
-        <w:t>work</w:t>
+        <w:t>The results show that deep learning provides a viable approach to this problem. The baseline CNN achieved a mean AUROC of 0.8653, while the DenseNet121 transfer learning model achieved 0.8571. Both models performed reasonably well, but neither reached the performance of the CheXpert baseline (0.907), which could be expected given the use of ensembles and more extensive optimization in their work</w:t>
       </w:r>
       <w:r>
         <w:rPr>
@@ -7732,25 +9785,38 @@
         <w:rPr>
           <w:rFonts w:ascii="Times New Roman" w:hAnsi="Times New Roman" w:cs="Times New Roman"/>
         </w:rPr>
-        <w:t>In hindsight, the chosen metrics were appropriate for evaluating model performance</w:t>
-      </w:r>
-      <w:r>
-        <w:rPr>
-          <w:rFonts w:ascii="Times New Roman" w:hAnsi="Times New Roman" w:cs="Times New Roman"/>
-        </w:rPr>
-        <w:t>, as they gave us good metrics to compare between models and the Che</w:t>
-      </w:r>
-      <w:r>
-        <w:rPr>
-          <w:rFonts w:ascii="Times New Roman" w:hAnsi="Times New Roman" w:cs="Times New Roman"/>
-        </w:rPr>
-        <w:t>Xpert baseline</w:t>
-      </w:r>
-      <w:r>
-        <w:rPr>
-          <w:rFonts w:ascii="Times New Roman" w:hAnsi="Times New Roman" w:cs="Times New Roman"/>
-        </w:rPr>
-        <w:t>. AUROC is well-suited for imbalanced multi-label classification and allows comparison with existing work. However, the additional metrics (precision, recall, and F1-score) revealed important weaknesses, particularly low recall for several conditions. This highlights that AUROC alone is not sufficient to fully assess model performance in a clinical context.</w:t>
+        <w:t xml:space="preserve">In hindsight, the chosen metrics were appropriate for evaluating model performance. AUROC gave us the means for direct comparison with the CheXpert baseline and is well-suited for imbalanced multi-label classification. However, additional metrics such as precision, recall, and F1-score revealed important weaknesses that AUROC alone does not capture. </w:t>
+      </w:r>
+      <w:r>
+        <w:rPr>
+          <w:rFonts w:ascii="Times New Roman" w:hAnsi="Times New Roman" w:cs="Times New Roman"/>
+        </w:rPr>
+        <w:t>Specifically</w:t>
+      </w:r>
+      <w:r>
+        <w:rPr>
+          <w:rFonts w:ascii="Times New Roman" w:hAnsi="Times New Roman" w:cs="Times New Roman"/>
+        </w:rPr>
+        <w:t>, both models exhibited low recall for several conditions, and completely failed to detect Consolidation at the default threshold, resulting in precision, recall, and F1-</w:t>
+      </w:r>
+      <w:r>
+        <w:rPr>
+          <w:rFonts w:ascii="Times New Roman" w:hAnsi="Times New Roman" w:cs="Times New Roman"/>
+        </w:rPr>
+        <w:lastRenderedPageBreak/>
+        <w:t xml:space="preserve">score of 0. This highlights the importance of combining threshold-independent metrics </w:t>
+      </w:r>
+      <w:r>
+        <w:rPr>
+          <w:rFonts w:ascii="Times New Roman" w:hAnsi="Times New Roman" w:cs="Times New Roman"/>
+        </w:rPr>
+        <w:t>such as AUROC</w:t>
+      </w:r>
+      <w:r>
+        <w:rPr>
+          <w:rFonts w:ascii="Times New Roman" w:hAnsi="Times New Roman" w:cs="Times New Roman"/>
+        </w:rPr>
+        <w:t xml:space="preserve"> with threshold-dependent metrics when evaluating models in clinical settings.</w:t>
       </w:r>
     </w:p>
     <w:p>
@@ -7790,6 +9856,36 @@
         </w:rPr>
         <w:t>, such as sensitivity to class imbalance, difficulty in interpreting model decisions, and dependence on large amounts of high-quality data.</w:t>
       </w:r>
+      <w:r>
+        <w:rPr>
+          <w:rFonts w:ascii="Times New Roman" w:hAnsi="Times New Roman" w:cs="Times New Roman"/>
+        </w:rPr>
+        <w:t xml:space="preserve"> </w:t>
+      </w:r>
+      <w:r>
+        <w:rPr>
+          <w:rFonts w:ascii="Times New Roman" w:hAnsi="Times New Roman" w:cs="Times New Roman"/>
+        </w:rPr>
+        <w:t xml:space="preserve">The fact that both models failed to detect Consolidation at the default classification threshold </w:t>
+      </w:r>
+      <w:r>
+        <w:rPr>
+          <w:rFonts w:ascii="Times New Roman" w:hAnsi="Times New Roman" w:cs="Times New Roman"/>
+        </w:rPr>
+        <w:t xml:space="preserve">likely indicates severe class imbalance or insufficient positive samples for this condition in the validation set. It may also suggest that the visual features associated with </w:t>
+      </w:r>
+      <w:r>
+        <w:rPr>
+          <w:rFonts w:ascii="Times New Roman" w:hAnsi="Times New Roman" w:cs="Times New Roman"/>
+        </w:rPr>
+        <w:t>C</w:t>
+      </w:r>
+      <w:r>
+        <w:rPr>
+          <w:rFonts w:ascii="Times New Roman" w:hAnsi="Times New Roman" w:cs="Times New Roman"/>
+        </w:rPr>
+        <w:t>onsolidation are more difficult to learn, or that the models are biased towards more frequent conditions.</w:t>
+      </w:r>
     </w:p>
     <w:p>
       <w:pPr>
@@ -7802,19 +9898,25 @@
         <w:rPr>
           <w:rFonts w:ascii="Times New Roman" w:hAnsi="Times New Roman" w:cs="Times New Roman"/>
         </w:rPr>
-        <w:t>There are some improvements that could have been made, if a bachelor thesis did not steal time away from this project.</w:t>
-      </w:r>
-      <w:r>
-        <w:rPr>
-          <w:rFonts w:ascii="Times New Roman" w:hAnsi="Times New Roman" w:cs="Times New Roman"/>
-        </w:rPr>
-        <w:t xml:space="preserve"> If we look at the </w:t>
-      </w:r>
-      <w:r>
-        <w:rPr>
-          <w:rFonts w:ascii="Times New Roman" w:hAnsi="Times New Roman" w:cs="Times New Roman"/>
-        </w:rPr>
-        <w:t>CheXNet,</w:t>
+        <w:t>There are some improvements that could be explored in future work</w:t>
+      </w:r>
+      <w:r>
+        <w:rPr>
+          <w:rFonts w:ascii="Times New Roman" w:hAnsi="Times New Roman" w:cs="Times New Roman"/>
+        </w:rPr>
+        <w:t xml:space="preserve">. </w:t>
+      </w:r>
+      <w:r>
+        <w:rPr>
+          <w:rFonts w:ascii="Times New Roman" w:hAnsi="Times New Roman" w:cs="Times New Roman"/>
+        </w:rPr>
+        <w:t xml:space="preserve">If we look at the </w:t>
+      </w:r>
+      <w:r>
+        <w:rPr>
+          <w:rFonts w:ascii="Times New Roman" w:hAnsi="Times New Roman" w:cs="Times New Roman"/>
+        </w:rPr>
+        <w:t>CheXNet model,</w:t>
       </w:r>
       <w:r>
         <w:rPr>
@@ -7880,13 +9982,43 @@
         <w:rPr>
           <w:rFonts w:ascii="Times New Roman" w:hAnsi="Times New Roman" w:cs="Times New Roman"/>
         </w:rPr>
-        <w:t xml:space="preserve"> Finally, instead of using the subsampled dataset provided by the Kaggle user Ashery, we could have used the complete dataset presented by </w:t>
-      </w:r>
-      <w:r>
-        <w:rPr>
-          <w:rFonts w:ascii="Times New Roman" w:hAnsi="Times New Roman" w:cs="Times New Roman"/>
-        </w:rPr>
-        <w:t xml:space="preserve">Stanford ML Group </w:t>
+        <w:t xml:space="preserve"> Techniques such as class weightin</w:t>
+      </w:r>
+      <w:r>
+        <w:rPr>
+          <w:rFonts w:ascii="Times New Roman" w:hAnsi="Times New Roman" w:cs="Times New Roman"/>
+        </w:rPr>
+        <w:t xml:space="preserve">g could help address class imbalance. </w:t>
+      </w:r>
+      <w:r>
+        <w:rPr>
+          <w:rFonts w:ascii="Times New Roman" w:hAnsi="Times New Roman" w:cs="Times New Roman"/>
+        </w:rPr>
+        <w:t xml:space="preserve">Finally, instead of using the subsampled dataset provided by the Kaggle user Ashery, we could have used the complete dataset presented by Stanford ML </w:t>
+      </w:r>
+      <w:r>
+        <w:rPr>
+          <w:rFonts w:ascii="Times New Roman" w:hAnsi="Times New Roman" w:cs="Times New Roman"/>
+        </w:rPr>
+        <w:t>Group</w:t>
+      </w:r>
+      <w:r>
+        <w:rPr>
+          <w:rFonts w:ascii="Times New Roman" w:hAnsi="Times New Roman" w:cs="Times New Roman"/>
+        </w:rPr>
+        <w:t xml:space="preserve"> and</w:t>
+      </w:r>
+      <w:r>
+        <w:rPr>
+          <w:rFonts w:ascii="Times New Roman" w:hAnsi="Times New Roman" w:cs="Times New Roman"/>
+        </w:rPr>
+        <w:t xml:space="preserve"> evaluated the models on a larger and more representative validation set</w:t>
+      </w:r>
+      <w:r>
+        <w:rPr>
+          <w:rFonts w:ascii="Times New Roman" w:hAnsi="Times New Roman" w:cs="Times New Roman"/>
+        </w:rPr>
+        <w:t xml:space="preserve"> </w:t>
       </w:r>
       <w:sdt>
         <w:sdtPr>
@@ -7986,16 +10118,23 @@
         <w:t>.</w:t>
       </w:r>
     </w:p>
-    <w:p>
-      <w:pPr>
-        <w:spacing w:line="276" w:lineRule="auto"/>
-      </w:pPr>
-    </w:p>
     <w:p/>
     <w:p/>
     <w:p/>
     <w:p/>
-    <w:bookmarkStart w:id="40" w:name="_Toc228185353" w:displacedByCustomXml="next"/>
+    <w:p/>
+    <w:p/>
+    <w:p/>
+    <w:p/>
+    <w:p/>
+    <w:p/>
+    <w:p/>
+    <w:p/>
+    <w:p/>
+    <w:p/>
+    <w:p/>
+    <w:p/>
+    <w:bookmarkStart w:id="57" w:name="_Toc228274540" w:displacedByCustomXml="next"/>
     <w:sdt>
       <w:sdtPr>
         <w:rPr>
@@ -8010,7 +10149,6 @@
           <w:docPartUnique/>
         </w:docPartObj>
       </w:sdtPr>
-      <w:sdtEndPr/>
       <w:sdtContent>
         <w:p>
           <w:pPr>
@@ -8019,14 +10157,13 @@
           <w:r>
             <w:t>References</w:t>
           </w:r>
-          <w:bookmarkEnd w:id="40"/>
+          <w:bookmarkEnd w:id="57"/>
         </w:p>
         <w:sdt>
           <w:sdtPr>
             <w:id w:val="-573587230"/>
             <w:bibliography/>
           </w:sdtPr>
-          <w:sdtEndPr/>
           <w:sdtContent>
             <w:p>
               <w:pPr>
@@ -8062,7 +10199,7 @@
               </w:tblGrid>
               <w:tr>
                 <w:trPr>
-                  <w:divId w:val="1816870850"/>
+                  <w:divId w:val="1736272166"/>
                   <w:tblCellSpacing w:w="15" w:type="dxa"/>
                 </w:trPr>
                 <w:tc>
@@ -8122,7 +10259,7 @@
               </w:tr>
               <w:tr>
                 <w:trPr>
-                  <w:divId w:val="1816870850"/>
+                  <w:divId w:val="1736272166"/>
                   <w:tblCellSpacing w:w="15" w:type="dxa"/>
                 </w:trPr>
                 <w:tc>
@@ -8182,7 +10319,7 @@
               </w:tr>
               <w:tr>
                 <w:trPr>
-                  <w:divId w:val="1816870850"/>
+                  <w:divId w:val="1736272166"/>
                   <w:tblCellSpacing w:w="15" w:type="dxa"/>
                 </w:trPr>
                 <w:tc>
@@ -8242,7 +10379,7 @@
               </w:tr>
               <w:tr>
                 <w:trPr>
-                  <w:divId w:val="1816870850"/>
+                  <w:divId w:val="1736272166"/>
                   <w:tblCellSpacing w:w="15" w:type="dxa"/>
                 </w:trPr>
                 <w:tc>
@@ -8302,7 +10439,7 @@
               </w:tr>
               <w:tr>
                 <w:trPr>
-                  <w:divId w:val="1816870850"/>
+                  <w:divId w:val="1736272166"/>
                   <w:tblCellSpacing w:w="15" w:type="dxa"/>
                 </w:trPr>
                 <w:tc>
@@ -8362,7 +10499,7 @@
               </w:tr>
               <w:tr>
                 <w:trPr>
-                  <w:divId w:val="1816870850"/>
+                  <w:divId w:val="1736272166"/>
                   <w:tblCellSpacing w:w="15" w:type="dxa"/>
                 </w:trPr>
                 <w:tc>
@@ -8422,7 +10559,7 @@
               </w:tr>
               <w:tr>
                 <w:trPr>
-                  <w:divId w:val="1816870850"/>
+                  <w:divId w:val="1736272166"/>
                   <w:tblCellSpacing w:w="15" w:type="dxa"/>
                 </w:trPr>
                 <w:tc>
@@ -8482,7 +10619,7 @@
               </w:tr>
               <w:tr>
                 <w:trPr>
-                  <w:divId w:val="1816870850"/>
+                  <w:divId w:val="1736272166"/>
                   <w:tblCellSpacing w:w="15" w:type="dxa"/>
                 </w:trPr>
                 <w:tc>
@@ -8528,7 +10665,7 @@
               </w:tr>
               <w:tr>
                 <w:trPr>
-                  <w:divId w:val="1816870850"/>
+                  <w:divId w:val="1736272166"/>
                   <w:tblCellSpacing w:w="15" w:type="dxa"/>
                 </w:trPr>
                 <w:tc>
@@ -8574,7 +10711,7 @@
               </w:tr>
               <w:tr>
                 <w:trPr>
-                  <w:divId w:val="1816870850"/>
+                  <w:divId w:val="1736272166"/>
                   <w:tblCellSpacing w:w="15" w:type="dxa"/>
                 </w:trPr>
                 <w:tc>
@@ -8621,7 +10758,7 @@
               </w:tr>
               <w:tr>
                 <w:trPr>
-                  <w:divId w:val="1816870850"/>
+                  <w:divId w:val="1736272166"/>
                   <w:tblCellSpacing w:w="15" w:type="dxa"/>
                 </w:trPr>
                 <w:tc>
@@ -8681,7 +10818,7 @@
               </w:tr>
               <w:tr>
                 <w:trPr>
-                  <w:divId w:val="1816870850"/>
+                  <w:divId w:val="1736272166"/>
                   <w:tblCellSpacing w:w="15" w:type="dxa"/>
                 </w:trPr>
                 <w:tc>
@@ -8741,7 +10878,7 @@
               </w:tr>
               <w:tr>
                 <w:trPr>
-                  <w:divId w:val="1816870850"/>
+                  <w:divId w:val="1736272166"/>
                   <w:tblCellSpacing w:w="15" w:type="dxa"/>
                 </w:trPr>
                 <w:tc>
@@ -8801,7 +10938,7 @@
               </w:tr>
               <w:tr>
                 <w:trPr>
-                  <w:divId w:val="1816870850"/>
+                  <w:divId w:val="1736272166"/>
                   <w:tblCellSpacing w:w="15" w:type="dxa"/>
                 </w:trPr>
                 <w:tc>
@@ -8862,7 +10999,7 @@
             </w:tbl>
             <w:p>
               <w:pPr>
-                <w:divId w:val="1816870850"/>
+                <w:divId w:val="1736272166"/>
                 <w:rPr>
                   <w:rFonts w:eastAsia="Times New Roman"/>
                   <w:noProof/>
@@ -8885,11 +11022,88 @@
     </w:sdt>
     <w:p/>
     <w:p/>
+    <w:p/>
+    <w:p/>
+    <w:p/>
+    <w:p/>
+    <w:p/>
+    <w:p/>
+    <w:p/>
+    <w:p/>
+    <w:p/>
+    <w:p/>
+    <w:p>
+      <w:pPr>
+        <w:pStyle w:val="Heading1"/>
+      </w:pPr>
+      <w:bookmarkStart w:id="58" w:name="_Toc228274541"/>
+      <w:r>
+        <w:lastRenderedPageBreak/>
+        <w:t>Appendix</w:t>
+      </w:r>
+      <w:r>
+        <w:t xml:space="preserve">: </w:t>
+      </w:r>
+      <w:r>
+        <w:t>Declaration of use of Artificial Intelligence</w:t>
+      </w:r>
+      <w:bookmarkEnd w:id="58"/>
+    </w:p>
+    <w:p>
+      <w:pPr>
+        <w:spacing w:line="276" w:lineRule="auto"/>
+        <w:rPr>
+          <w:rFonts w:ascii="Times New Roman" w:hAnsi="Times New Roman" w:cs="Times New Roman"/>
+        </w:rPr>
+      </w:pPr>
+      <w:r>
+        <w:rPr>
+          <w:rFonts w:ascii="Times New Roman" w:hAnsi="Times New Roman" w:cs="Times New Roman"/>
+        </w:rPr>
+        <w:t xml:space="preserve">During the process of </w:t>
+      </w:r>
+      <w:r>
+        <w:rPr>
+          <w:rFonts w:ascii="Times New Roman" w:hAnsi="Times New Roman" w:cs="Times New Roman"/>
+        </w:rPr>
+        <w:t>writing this report</w:t>
+      </w:r>
+      <w:r>
+        <w:rPr>
+          <w:rFonts w:ascii="Times New Roman" w:hAnsi="Times New Roman" w:cs="Times New Roman"/>
+        </w:rPr>
+        <w:t xml:space="preserve">, artificial intelligence has been used. </w:t>
+      </w:r>
+      <w:r>
+        <w:rPr>
+          <w:rFonts w:ascii="Times New Roman" w:hAnsi="Times New Roman" w:cs="Times New Roman"/>
+        </w:rPr>
+        <w:t>To</w:t>
+      </w:r>
+      <w:r>
+        <w:rPr>
+          <w:rFonts w:ascii="Times New Roman" w:hAnsi="Times New Roman" w:cs="Times New Roman"/>
+        </w:rPr>
+        <w:t xml:space="preserve"> ensure that the report was as comprehensive as possible, </w:t>
+      </w:r>
+      <w:r>
+        <w:rPr>
+          <w:rFonts w:ascii="Times New Roman" w:hAnsi="Times New Roman" w:cs="Times New Roman"/>
+        </w:rPr>
+        <w:t xml:space="preserve">the project guidelines have been fed to GPT UiO, along with a PDF of our report in different iterations. GPT UiO has then been prompted to give us constructive feedback, and </w:t>
+      </w:r>
+      <w:r>
+        <w:rPr>
+          <w:rFonts w:ascii="Times New Roman" w:hAnsi="Times New Roman" w:cs="Times New Roman"/>
+        </w:rPr>
+        <w:t>to report if we are missing content from our report that would be necessary to satisfy the project guidelines published on Canvas.</w:t>
+      </w:r>
+    </w:p>
     <w:sectPr>
-      <w:headerReference w:type="default" r:id="rId18"/>
-      <w:footerReference w:type="default" r:id="rId19"/>
-      <w:headerReference w:type="first" r:id="rId20"/>
-      <w:footerReference w:type="first" r:id="rId21"/>
+      <w:headerReference w:type="default" r:id="rId27"/>
+      <w:footerReference w:type="default" r:id="rId28"/>
+      <w:headerReference w:type="first" r:id="rId29"/>
+      <w:footerReference w:type="first" r:id="rId30"/>
       <w:pgSz w:w="11906" w:h="16838"/>
       <w:pgMar w:top="1440" w:right="1440" w:bottom="1440" w:left="1440" w:header="720" w:footer="720" w:gutter="0"/>
       <w:cols w:space="720"/>
@@ -11017,6 +13231,18 @@
       <w:ind w:left="480"/>
     </w:pPr>
   </w:style>
+  <w:style w:type="character" w:styleId="UnresolvedMention">
+    <w:name w:val="Unresolved Mention"/>
+    <w:basedOn w:val="DefaultParagraphFont"/>
+    <w:uiPriority w:val="99"/>
+    <w:semiHidden/>
+    <w:unhideWhenUsed/>
+    <w:rsid w:val="00F739F2"/>
+    <w:rPr>
+      <w:color w:val="605E5C"/>
+      <w:shd w:val="clear" w:color="auto" w:fill="E1DFDD"/>
+    </w:rPr>
+  </w:style>
 </w:styles>
 </file>
 
